--- a/latex/lec5/report_2412747_5.docx
+++ b/latex/lec5/report_2412747_5.docx
@@ -157,7 +157,23 @@
           <w:rFonts w:ascii="ＭＳ Ｐ明朝" w:eastAsia="ＭＳ Ｐ明朝" w:hAnsi="ＭＳ Ｐ明朝"/>
           <w:sz w:val="24"/>
         </w:rPr>
-        <w:t>$(pkg-config --cflags --libs opencv4)</w:t>
+        <w:t>$(pkg-config --</w:t>
+      </w:r>
+      <w:proofErr w:type="spellStart"/>
+      <w:r>
+        <w:rPr>
+          <w:rFonts w:ascii="ＭＳ Ｐ明朝" w:eastAsia="ＭＳ Ｐ明朝" w:hAnsi="ＭＳ Ｐ明朝"/>
+          <w:sz w:val="24"/>
+        </w:rPr>
+        <w:t>cflags</w:t>
+      </w:r>
+      <w:proofErr w:type="spellEnd"/>
+      <w:r>
+        <w:rPr>
+          <w:rFonts w:ascii="ＭＳ Ｐ明朝" w:eastAsia="ＭＳ Ｐ明朝" w:hAnsi="ＭＳ Ｐ明朝"/>
+          <w:sz w:val="24"/>
+        </w:rPr>
+        <w:t xml:space="preserve"> --libs opencv4)</w:t>
       </w:r>
       <w:r>
         <w:rPr>
@@ -374,6 +390,7 @@
         </w:rPr>
         <w:t>を求め、最後に出力として</w:t>
       </w:r>
+      <w:proofErr w:type="spellStart"/>
       <w:r>
         <w:rPr>
           <w:rFonts w:ascii="ＭＳ Ｐ明朝" w:eastAsia="ＭＳ Ｐ明朝" w:hAnsi="ＭＳ Ｐ明朝" w:cs="Apple Color Emoji"/>
@@ -381,6 +398,7 @@
         </w:rPr>
         <w:t>A+At</w:t>
       </w:r>
+      <w:proofErr w:type="spellEnd"/>
       <w:r>
         <w:rPr>
           <w:rFonts w:ascii="ＭＳ Ｐ明朝" w:eastAsia="ＭＳ Ｐ明朝" w:hAnsi="ＭＳ Ｐ明朝" w:cs="Apple Color Emoji" w:hint="eastAsia"/>
@@ -681,7 +699,23 @@
           <w:rFonts w:ascii="ＭＳ Ｐ明朝" w:eastAsia="ＭＳ Ｐ明朝" w:hAnsi="ＭＳ Ｐ明朝"/>
           <w:sz w:val="24"/>
         </w:rPr>
-        <w:t>$(pkg-config --cflags --libs opencv4)</w:t>
+        <w:t>$(pkg-config --</w:t>
+      </w:r>
+      <w:proofErr w:type="spellStart"/>
+      <w:r>
+        <w:rPr>
+          <w:rFonts w:ascii="ＭＳ Ｐ明朝" w:eastAsia="ＭＳ Ｐ明朝" w:hAnsi="ＭＳ Ｐ明朝"/>
+          <w:sz w:val="24"/>
+        </w:rPr>
+        <w:t>cflags</w:t>
+      </w:r>
+      <w:proofErr w:type="spellEnd"/>
+      <w:r>
+        <w:rPr>
+          <w:rFonts w:ascii="ＭＳ Ｐ明朝" w:eastAsia="ＭＳ Ｐ明朝" w:hAnsi="ＭＳ Ｐ明朝"/>
+          <w:sz w:val="24"/>
+        </w:rPr>
+        <w:t xml:space="preserve"> --libs opencv4)</w:t>
       </w:r>
       <w:r>
         <w:rPr>
@@ -844,7 +878,7 @@
     <w:p>
       <w:pPr>
         <w:rPr>
-          <w:rFonts w:ascii="ＭＳ Ｐ明朝" w:eastAsia="ＭＳ Ｐ明朝" w:hAnsi="ＭＳ Ｐ明朝" w:hint="eastAsia"/>
+          <w:rFonts w:ascii="ＭＳ Ｐ明朝" w:eastAsia="ＭＳ Ｐ明朝" w:hAnsi="ＭＳ Ｐ明朝"/>
           <w:sz w:val="24"/>
         </w:rPr>
       </w:pPr>
@@ -890,6 +924,7 @@
         </w:rPr>
         <w:t>のメンバ関数である</w:t>
       </w:r>
+      <w:proofErr w:type="spellStart"/>
       <w:r>
         <w:rPr>
           <w:rFonts w:ascii="ＭＳ Ｐ明朝" w:eastAsia="ＭＳ Ｐ明朝" w:hAnsi="ＭＳ Ｐ明朝"/>
@@ -897,6 +932,7 @@
         </w:rPr>
         <w:t>imread</w:t>
       </w:r>
+      <w:proofErr w:type="spellEnd"/>
       <w:r>
         <w:rPr>
           <w:rFonts w:ascii="ＭＳ Ｐ明朝" w:eastAsia="ＭＳ Ｐ明朝" w:hAnsi="ＭＳ Ｐ明朝" w:hint="eastAsia"/>
@@ -953,6 +989,7 @@
         </w:rPr>
         <w:t>引数の閾値を</w:t>
       </w:r>
+      <w:proofErr w:type="spellStart"/>
       <w:r>
         <w:rPr>
           <w:rFonts w:ascii="ＭＳ Ｐ明朝" w:eastAsia="ＭＳ Ｐ明朝" w:hAnsi="ＭＳ Ｐ明朝"/>
@@ -960,6 +997,7 @@
         </w:rPr>
         <w:t>stoi</w:t>
       </w:r>
+      <w:proofErr w:type="spellEnd"/>
       <w:r>
         <w:rPr>
           <w:rFonts w:ascii="ＭＳ Ｐ明朝" w:eastAsia="ＭＳ Ｐ明朝" w:hAnsi="ＭＳ Ｐ明朝" w:hint="eastAsia"/>
@@ -1002,6 +1040,7 @@
         </w:rPr>
         <w:t>クラスの</w:t>
       </w:r>
+      <w:proofErr w:type="spellStart"/>
       <w:r>
         <w:rPr>
           <w:rFonts w:ascii="ＭＳ Ｐ明朝" w:eastAsia="ＭＳ Ｐ明朝" w:hAnsi="ＭＳ Ｐ明朝"/>
@@ -1023,6 +1062,7 @@
         </w:rPr>
         <w:t>Color</w:t>
       </w:r>
+      <w:proofErr w:type="spellEnd"/>
       <w:r>
         <w:rPr>
           <w:rFonts w:ascii="ＭＳ Ｐ明朝" w:eastAsia="ＭＳ Ｐ明朝" w:hAnsi="ＭＳ Ｐ明朝" w:hint="eastAsia"/>
@@ -1079,6 +1119,7 @@
         </w:rPr>
         <w:t>そしてウィンドウ生成を</w:t>
       </w:r>
+      <w:proofErr w:type="spellStart"/>
       <w:r>
         <w:rPr>
           <w:rFonts w:ascii="ＭＳ Ｐ明朝" w:eastAsia="ＭＳ Ｐ明朝" w:hAnsi="ＭＳ Ｐ明朝"/>
@@ -1086,6 +1127,7 @@
         </w:rPr>
         <w:t>namedWindow</w:t>
       </w:r>
+      <w:proofErr w:type="spellEnd"/>
       <w:r>
         <w:rPr>
           <w:rFonts w:ascii="ＭＳ Ｐ明朝" w:eastAsia="ＭＳ Ｐ明朝" w:hAnsi="ＭＳ Ｐ明朝" w:hint="eastAsia"/>
@@ -1093,6 +1135,7 @@
         </w:rPr>
         <w:t>で行い、</w:t>
       </w:r>
+      <w:proofErr w:type="spellStart"/>
       <w:r>
         <w:rPr>
           <w:rFonts w:ascii="ＭＳ Ｐ明朝" w:eastAsia="ＭＳ Ｐ明朝" w:hAnsi="ＭＳ Ｐ明朝"/>
@@ -1100,6 +1143,7 @@
         </w:rPr>
         <w:t>imshow</w:t>
       </w:r>
+      <w:proofErr w:type="spellEnd"/>
       <w:r>
         <w:rPr>
           <w:rFonts w:ascii="ＭＳ Ｐ明朝" w:eastAsia="ＭＳ Ｐ明朝" w:hAnsi="ＭＳ Ｐ明朝" w:hint="eastAsia"/>
@@ -1128,6 +1172,7 @@
         </w:rPr>
         <w:t>という名前で</w:t>
       </w:r>
+      <w:proofErr w:type="spellStart"/>
       <w:r>
         <w:rPr>
           <w:rFonts w:ascii="ＭＳ Ｐ明朝" w:eastAsia="ＭＳ Ｐ明朝" w:hAnsi="ＭＳ Ｐ明朝"/>
@@ -1135,6 +1180,7 @@
         </w:rPr>
         <w:t>imwrite</w:t>
       </w:r>
+      <w:proofErr w:type="spellEnd"/>
       <w:r>
         <w:rPr>
           <w:rFonts w:ascii="ＭＳ Ｐ明朝" w:eastAsia="ＭＳ Ｐ明朝" w:hAnsi="ＭＳ Ｐ明朝" w:hint="eastAsia"/>
@@ -1142,6 +1188,7 @@
         </w:rPr>
         <w:t>により画像の保存を行い、</w:t>
       </w:r>
+      <w:proofErr w:type="spellStart"/>
       <w:r>
         <w:rPr>
           <w:rFonts w:ascii="ＭＳ Ｐ明朝" w:eastAsia="ＭＳ Ｐ明朝" w:hAnsi="ＭＳ Ｐ明朝"/>
@@ -1149,6 +1196,7 @@
         </w:rPr>
         <w:t>waitKey</w:t>
       </w:r>
+      <w:proofErr w:type="spellEnd"/>
       <w:r>
         <w:rPr>
           <w:rFonts w:ascii="ＭＳ Ｐ明朝" w:eastAsia="ＭＳ Ｐ明朝" w:hAnsi="ＭＳ Ｐ明朝" w:hint="eastAsia"/>
@@ -1246,7 +1294,7 @@
     <w:p>
       <w:pPr>
         <w:rPr>
-          <w:rFonts w:ascii="ＭＳ Ｐ明朝" w:eastAsia="ＭＳ Ｐ明朝" w:hAnsi="ＭＳ Ｐ明朝"/>
+          <w:rFonts w:ascii="ＭＳ Ｐ明朝" w:eastAsia="ＭＳ Ｐ明朝" w:hAnsi="ＭＳ Ｐ明朝" w:hint="eastAsia"/>
           <w:sz w:val="24"/>
         </w:rPr>
       </w:pPr>
@@ -1256,6 +1304,345 @@
           <w:sz w:val="24"/>
         </w:rPr>
         <w:t xml:space="preserve">　</w:t>
+      </w:r>
+      <w:r>
+        <w:rPr>
+          <w:rFonts w:ascii="ＭＳ Ｐ明朝" w:eastAsia="ＭＳ Ｐ明朝" w:hAnsi="ＭＳ Ｐ明朝" w:hint="eastAsia"/>
+          <w:sz w:val="24"/>
+        </w:rPr>
+        <w:t>「</w:t>
+      </w:r>
+      <w:r>
+        <w:rPr>
+          <w:rFonts w:ascii="ＭＳ Ｐ明朝" w:eastAsia="ＭＳ Ｐ明朝" w:hAnsi="ＭＳ Ｐ明朝"/>
+          <w:sz w:val="24"/>
+        </w:rPr>
+        <w:t>g++ 2412747_kadai5-</w:t>
+      </w:r>
+      <w:r>
+        <w:rPr>
+          <w:rFonts w:ascii="ＭＳ Ｐ明朝" w:eastAsia="ＭＳ Ｐ明朝" w:hAnsi="ＭＳ Ｐ明朝"/>
+          <w:sz w:val="24"/>
+        </w:rPr>
+        <w:t>3</w:t>
+      </w:r>
+      <w:r>
+        <w:rPr>
+          <w:rFonts w:ascii="ＭＳ Ｐ明朝" w:eastAsia="ＭＳ Ｐ明朝" w:hAnsi="ＭＳ Ｐ明朝"/>
+          <w:sz w:val="24"/>
+        </w:rPr>
+        <w:t>.cpp -o 2412747_kadai5-</w:t>
+      </w:r>
+      <w:r>
+        <w:rPr>
+          <w:rFonts w:ascii="ＭＳ Ｐ明朝" w:eastAsia="ＭＳ Ｐ明朝" w:hAnsi="ＭＳ Ｐ明朝"/>
+          <w:sz w:val="24"/>
+        </w:rPr>
+        <w:t>3</w:t>
+      </w:r>
+      <w:r>
+        <w:rPr>
+          <w:rFonts w:ascii="ＭＳ Ｐ明朝" w:eastAsia="ＭＳ Ｐ明朝" w:hAnsi="ＭＳ Ｐ明朝"/>
+          <w:sz w:val="24"/>
+        </w:rPr>
+        <w:t xml:space="preserve"> </w:t>
+      </w:r>
+      <w:r>
+        <w:rPr>
+          <w:rFonts w:ascii="ＭＳ Ｐ明朝" w:eastAsia="ＭＳ Ｐ明朝" w:hAnsi="ＭＳ Ｐ明朝"/>
+          <w:sz w:val="24"/>
+        </w:rPr>
+        <w:t>$(pkg-config --</w:t>
+      </w:r>
+      <w:proofErr w:type="spellStart"/>
+      <w:r>
+        <w:rPr>
+          <w:rFonts w:ascii="ＭＳ Ｐ明朝" w:eastAsia="ＭＳ Ｐ明朝" w:hAnsi="ＭＳ Ｐ明朝"/>
+          <w:sz w:val="24"/>
+        </w:rPr>
+        <w:t>cflags</w:t>
+      </w:r>
+      <w:proofErr w:type="spellEnd"/>
+      <w:r>
+        <w:rPr>
+          <w:rFonts w:ascii="ＭＳ Ｐ明朝" w:eastAsia="ＭＳ Ｐ明朝" w:hAnsi="ＭＳ Ｐ明朝"/>
+          <w:sz w:val="24"/>
+        </w:rPr>
+        <w:t xml:space="preserve"> --libs </w:t>
+      </w:r>
+      <w:r>
+        <w:rPr>
+          <w:rFonts w:ascii="ＭＳ Ｐ明朝" w:eastAsia="ＭＳ Ｐ明朝" w:hAnsi="ＭＳ Ｐ明朝"/>
+          <w:sz w:val="24"/>
+        </w:rPr>
+        <w:lastRenderedPageBreak/>
+        <w:t>opencv4)</w:t>
+      </w:r>
+      <w:r>
+        <w:rPr>
+          <w:rFonts w:ascii="ＭＳ Ｐ明朝" w:eastAsia="ＭＳ Ｐ明朝" w:hAnsi="ＭＳ Ｐ明朝" w:hint="eastAsia"/>
+          <w:sz w:val="24"/>
+        </w:rPr>
+        <w:t>」とコンパイルし、「</w:t>
+      </w:r>
+      <w:r>
+        <w:rPr>
+          <w:rFonts w:ascii="ＭＳ Ｐ明朝" w:eastAsia="ＭＳ Ｐ明朝" w:hAnsi="ＭＳ Ｐ明朝"/>
+          <w:sz w:val="24"/>
+        </w:rPr>
+        <w:t xml:space="preserve">./2412747_kadai5-2 </w:t>
+      </w:r>
+      <w:r>
+        <w:rPr>
+          <w:rFonts w:ascii="ＭＳ Ｐ明朝" w:eastAsia="ＭＳ Ｐ明朝" w:hAnsi="ＭＳ Ｐ明朝"/>
+          <w:sz w:val="24"/>
+        </w:rPr>
+        <w:t xml:space="preserve">class1tr_2026.csv </w:t>
+      </w:r>
+      <w:r>
+        <w:rPr>
+          <w:rFonts w:ascii="ＭＳ Ｐ明朝" w:eastAsia="ＭＳ Ｐ明朝" w:hAnsi="ＭＳ Ｐ明朝"/>
+          <w:sz w:val="24"/>
+        </w:rPr>
+        <w:t>class</w:t>
+      </w:r>
+      <w:r>
+        <w:rPr>
+          <w:rFonts w:ascii="ＭＳ Ｐ明朝" w:eastAsia="ＭＳ Ｐ明朝" w:hAnsi="ＭＳ Ｐ明朝"/>
+          <w:sz w:val="24"/>
+        </w:rPr>
+        <w:t>2</w:t>
+      </w:r>
+      <w:r>
+        <w:rPr>
+          <w:rFonts w:ascii="ＭＳ Ｐ明朝" w:eastAsia="ＭＳ Ｐ明朝" w:hAnsi="ＭＳ Ｐ明朝"/>
+          <w:sz w:val="24"/>
+        </w:rPr>
+        <w:t>tr_2026.csv</w:t>
+      </w:r>
+      <w:r>
+        <w:rPr>
+          <w:rFonts w:ascii="ＭＳ Ｐ明朝" w:eastAsia="ＭＳ Ｐ明朝" w:hAnsi="ＭＳ Ｐ明朝"/>
+          <w:sz w:val="24"/>
+        </w:rPr>
+        <w:t xml:space="preserve"> </w:t>
+      </w:r>
+      <w:r>
+        <w:rPr>
+          <w:rFonts w:ascii="ＭＳ Ｐ明朝" w:eastAsia="ＭＳ Ｐ明朝" w:hAnsi="ＭＳ Ｐ明朝"/>
+          <w:sz w:val="24"/>
+        </w:rPr>
+        <w:t>class1t</w:t>
+      </w:r>
+      <w:r>
+        <w:rPr>
+          <w:rFonts w:ascii="ＭＳ Ｐ明朝" w:eastAsia="ＭＳ Ｐ明朝" w:hAnsi="ＭＳ Ｐ明朝"/>
+          <w:sz w:val="24"/>
+        </w:rPr>
+        <w:t>e</w:t>
+      </w:r>
+      <w:r>
+        <w:rPr>
+          <w:rFonts w:ascii="ＭＳ Ｐ明朝" w:eastAsia="ＭＳ Ｐ明朝" w:hAnsi="ＭＳ Ｐ明朝"/>
+          <w:sz w:val="24"/>
+        </w:rPr>
+        <w:t>_2026.csv</w:t>
+      </w:r>
+      <w:r>
+        <w:rPr>
+          <w:rFonts w:ascii="ＭＳ Ｐ明朝" w:eastAsia="ＭＳ Ｐ明朝" w:hAnsi="ＭＳ Ｐ明朝"/>
+          <w:sz w:val="24"/>
+        </w:rPr>
+        <w:t xml:space="preserve"> </w:t>
+      </w:r>
+      <w:r>
+        <w:rPr>
+          <w:rFonts w:ascii="ＭＳ Ｐ明朝" w:eastAsia="ＭＳ Ｐ明朝" w:hAnsi="ＭＳ Ｐ明朝"/>
+          <w:sz w:val="24"/>
+        </w:rPr>
+        <w:t>class</w:t>
+      </w:r>
+      <w:r>
+        <w:rPr>
+          <w:rFonts w:ascii="ＭＳ Ｐ明朝" w:eastAsia="ＭＳ Ｐ明朝" w:hAnsi="ＭＳ Ｐ明朝"/>
+          <w:sz w:val="24"/>
+        </w:rPr>
+        <w:t>2</w:t>
+      </w:r>
+      <w:r>
+        <w:rPr>
+          <w:rFonts w:ascii="ＭＳ Ｐ明朝" w:eastAsia="ＭＳ Ｐ明朝" w:hAnsi="ＭＳ Ｐ明朝"/>
+          <w:sz w:val="24"/>
+        </w:rPr>
+        <w:t>t</w:t>
+      </w:r>
+      <w:r>
+        <w:rPr>
+          <w:rFonts w:ascii="ＭＳ Ｐ明朝" w:eastAsia="ＭＳ Ｐ明朝" w:hAnsi="ＭＳ Ｐ明朝"/>
+          <w:sz w:val="24"/>
+        </w:rPr>
+        <w:t>e</w:t>
+      </w:r>
+      <w:r>
+        <w:rPr>
+          <w:rFonts w:ascii="ＭＳ Ｐ明朝" w:eastAsia="ＭＳ Ｐ明朝" w:hAnsi="ＭＳ Ｐ明朝"/>
+          <w:sz w:val="24"/>
+        </w:rPr>
+        <w:t>_2026.csv</w:t>
+      </w:r>
+      <w:r>
+        <w:rPr>
+          <w:rFonts w:ascii="ＭＳ Ｐ明朝" w:eastAsia="ＭＳ Ｐ明朝" w:hAnsi="ＭＳ Ｐ明朝" w:hint="eastAsia"/>
+          <w:sz w:val="24"/>
+        </w:rPr>
+        <w:t>」というように</w:t>
+      </w:r>
+      <w:r>
+        <w:rPr>
+          <w:rFonts w:ascii="ＭＳ Ｐ明朝" w:eastAsia="ＭＳ Ｐ明朝" w:hAnsi="ＭＳ Ｐ明朝" w:hint="eastAsia"/>
+          <w:sz w:val="24"/>
+        </w:rPr>
+        <w:t>、第</w:t>
+      </w:r>
+      <w:r>
+        <w:rPr>
+          <w:rFonts w:ascii="ＭＳ Ｐ明朝" w:eastAsia="ＭＳ Ｐ明朝" w:hAnsi="ＭＳ Ｐ明朝"/>
+          <w:sz w:val="24"/>
+        </w:rPr>
+        <w:t>1</w:t>
+      </w:r>
+      <w:r>
+        <w:rPr>
+          <w:rFonts w:ascii="ＭＳ Ｐ明朝" w:eastAsia="ＭＳ Ｐ明朝" w:hAnsi="ＭＳ Ｐ明朝" w:hint="eastAsia"/>
+          <w:sz w:val="24"/>
+        </w:rPr>
+        <w:t>引数と第</w:t>
+      </w:r>
+      <w:r>
+        <w:rPr>
+          <w:rFonts w:ascii="ＭＳ Ｐ明朝" w:eastAsia="ＭＳ Ｐ明朝" w:hAnsi="ＭＳ Ｐ明朝"/>
+          <w:sz w:val="24"/>
+        </w:rPr>
+        <w:t>2</w:t>
+      </w:r>
+      <w:r>
+        <w:rPr>
+          <w:rFonts w:ascii="ＭＳ Ｐ明朝" w:eastAsia="ＭＳ Ｐ明朝" w:hAnsi="ＭＳ Ｐ明朝" w:hint="eastAsia"/>
+          <w:sz w:val="24"/>
+        </w:rPr>
+        <w:t>引数にはクラス</w:t>
+      </w:r>
+      <w:r>
+        <w:rPr>
+          <w:rFonts w:ascii="ＭＳ Ｐ明朝" w:eastAsia="ＭＳ Ｐ明朝" w:hAnsi="ＭＳ Ｐ明朝"/>
+          <w:sz w:val="24"/>
+        </w:rPr>
+        <w:t>1</w:t>
+      </w:r>
+      <w:r>
+        <w:rPr>
+          <w:rFonts w:ascii="ＭＳ Ｐ明朝" w:eastAsia="ＭＳ Ｐ明朝" w:hAnsi="ＭＳ Ｐ明朝" w:hint="eastAsia"/>
+          <w:sz w:val="24"/>
+        </w:rPr>
+        <w:t>と</w:t>
+      </w:r>
+      <w:r>
+        <w:rPr>
+          <w:rFonts w:ascii="ＭＳ Ｐ明朝" w:eastAsia="ＭＳ Ｐ明朝" w:hAnsi="ＭＳ Ｐ明朝"/>
+          <w:sz w:val="24"/>
+        </w:rPr>
+        <w:t>2</w:t>
+      </w:r>
+      <w:r>
+        <w:rPr>
+          <w:rFonts w:ascii="ＭＳ Ｐ明朝" w:eastAsia="ＭＳ Ｐ明朝" w:hAnsi="ＭＳ Ｐ明朝" w:hint="eastAsia"/>
+          <w:sz w:val="24"/>
+        </w:rPr>
+        <w:t>の学習データ</w:t>
+      </w:r>
+      <w:r>
+        <w:rPr>
+          <w:rFonts w:ascii="ＭＳ Ｐ明朝" w:eastAsia="ＭＳ Ｐ明朝" w:hAnsi="ＭＳ Ｐ明朝"/>
+          <w:sz w:val="24"/>
+        </w:rPr>
+        <w:t>csv</w:t>
+      </w:r>
+      <w:r>
+        <w:rPr>
+          <w:rFonts w:ascii="ＭＳ Ｐ明朝" w:eastAsia="ＭＳ Ｐ明朝" w:hAnsi="ＭＳ Ｐ明朝" w:hint="eastAsia"/>
+          <w:sz w:val="24"/>
+        </w:rPr>
+        <w:t>ファイルのパス名を、第</w:t>
+      </w:r>
+      <w:r>
+        <w:rPr>
+          <w:rFonts w:ascii="ＭＳ Ｐ明朝" w:eastAsia="ＭＳ Ｐ明朝" w:hAnsi="ＭＳ Ｐ明朝"/>
+          <w:sz w:val="24"/>
+        </w:rPr>
+        <w:t>3</w:t>
+      </w:r>
+      <w:r>
+        <w:rPr>
+          <w:rFonts w:ascii="ＭＳ Ｐ明朝" w:eastAsia="ＭＳ Ｐ明朝" w:hAnsi="ＭＳ Ｐ明朝" w:hint="eastAsia"/>
+          <w:sz w:val="24"/>
+        </w:rPr>
+        <w:t>引数と第</w:t>
+      </w:r>
+      <w:r>
+        <w:rPr>
+          <w:rFonts w:ascii="ＭＳ Ｐ明朝" w:eastAsia="ＭＳ Ｐ明朝" w:hAnsi="ＭＳ Ｐ明朝"/>
+          <w:sz w:val="24"/>
+        </w:rPr>
+        <w:t>4</w:t>
+      </w:r>
+      <w:r>
+        <w:rPr>
+          <w:rFonts w:ascii="ＭＳ Ｐ明朝" w:eastAsia="ＭＳ Ｐ明朝" w:hAnsi="ＭＳ Ｐ明朝" w:hint="eastAsia"/>
+          <w:sz w:val="24"/>
+        </w:rPr>
+        <w:t>引数にはクラス</w:t>
+      </w:r>
+      <w:r>
+        <w:rPr>
+          <w:rFonts w:ascii="ＭＳ Ｐ明朝" w:eastAsia="ＭＳ Ｐ明朝" w:hAnsi="ＭＳ Ｐ明朝"/>
+          <w:sz w:val="24"/>
+        </w:rPr>
+        <w:t>1</w:t>
+      </w:r>
+      <w:r>
+        <w:rPr>
+          <w:rFonts w:ascii="ＭＳ Ｐ明朝" w:eastAsia="ＭＳ Ｐ明朝" w:hAnsi="ＭＳ Ｐ明朝" w:hint="eastAsia"/>
+          <w:sz w:val="24"/>
+        </w:rPr>
+        <w:t>と</w:t>
+      </w:r>
+      <w:r>
+        <w:rPr>
+          <w:rFonts w:ascii="ＭＳ Ｐ明朝" w:eastAsia="ＭＳ Ｐ明朝" w:hAnsi="ＭＳ Ｐ明朝"/>
+          <w:sz w:val="24"/>
+        </w:rPr>
+        <w:t>2</w:t>
+      </w:r>
+      <w:r>
+        <w:rPr>
+          <w:rFonts w:ascii="ＭＳ Ｐ明朝" w:eastAsia="ＭＳ Ｐ明朝" w:hAnsi="ＭＳ Ｐ明朝" w:hint="eastAsia"/>
+          <w:sz w:val="24"/>
+        </w:rPr>
+        <w:t>のテストデータ</w:t>
+      </w:r>
+      <w:r>
+        <w:rPr>
+          <w:rFonts w:ascii="ＭＳ Ｐ明朝" w:eastAsia="ＭＳ Ｐ明朝" w:hAnsi="ＭＳ Ｐ明朝"/>
+          <w:sz w:val="24"/>
+        </w:rPr>
+        <w:t>csv</w:t>
+      </w:r>
+      <w:r>
+        <w:rPr>
+          <w:rFonts w:ascii="ＭＳ Ｐ明朝" w:eastAsia="ＭＳ Ｐ明朝" w:hAnsi="ＭＳ Ｐ明朝" w:hint="eastAsia"/>
+          <w:sz w:val="24"/>
+        </w:rPr>
+        <w:t>ファイルのパス名を指定して実行する。</w:t>
       </w:r>
     </w:p>
     <w:p>
@@ -1531,6 +1918,7 @@
           <w:rFonts w:ascii="ＭＳ Ｐ明朝" w:eastAsia="ＭＳ Ｐ明朝" w:hAnsi="ＭＳ Ｐ明朝" w:hint="eastAsia"/>
           <w:sz w:val="24"/>
         </w:rPr>
+        <w:lastRenderedPageBreak/>
         <w:t>・考察</w:t>
       </w:r>
     </w:p>
@@ -1571,7 +1959,6 @@
           <w:sz w:val="32"/>
           <w:szCs w:val="32"/>
         </w:rPr>
-        <w:lastRenderedPageBreak/>
         <w:t>5</w:t>
       </w:r>
       <w:r>
@@ -1848,6 +2235,7 @@
           <w:rFonts w:ascii="ＭＳ Ｐ明朝" w:eastAsia="ＭＳ Ｐ明朝" w:hAnsi="ＭＳ Ｐ明朝" w:hint="eastAsia"/>
           <w:sz w:val="24"/>
         </w:rPr>
+        <w:lastRenderedPageBreak/>
         <w:t>・実装概要</w:t>
       </w:r>
     </w:p>
@@ -1886,7 +2274,6 @@
           <w:rFonts w:ascii="ＭＳ Ｐ明朝" w:eastAsia="ＭＳ Ｐ明朝" w:hAnsi="ＭＳ Ｐ明朝" w:hint="eastAsia"/>
           <w:sz w:val="24"/>
         </w:rPr>
-        <w:lastRenderedPageBreak/>
         <w:t>・実行結果</w:t>
       </w:r>
     </w:p>

--- a/latex/lec5/report_2412747_5.docx
+++ b/latex/lec5/report_2412747_5.docx
@@ -1294,7 +1294,7 @@
     <w:p>
       <w:pPr>
         <w:rPr>
-          <w:rFonts w:ascii="ＭＳ Ｐ明朝" w:eastAsia="ＭＳ Ｐ明朝" w:hAnsi="ＭＳ Ｐ明朝" w:hint="eastAsia"/>
+          <w:rFonts w:ascii="ＭＳ Ｐ明朝" w:eastAsia="ＭＳ Ｐ明朝" w:hAnsi="ＭＳ Ｐ明朝"/>
           <w:sz w:val="24"/>
         </w:rPr>
       </w:pPr>
@@ -1682,6 +1682,91 @@
         </w:rPr>
         <w:t xml:space="preserve">　</w:t>
       </w:r>
+      <w:r>
+        <w:rPr>
+          <w:rFonts w:ascii="ＭＳ Ｐ明朝" w:eastAsia="ＭＳ Ｐ明朝" w:hAnsi="ＭＳ Ｐ明朝" w:hint="eastAsia"/>
+          <w:sz w:val="24"/>
+        </w:rPr>
+        <w:t>この問題は</w:t>
+      </w:r>
+      <w:r>
+        <w:rPr>
+          <w:rFonts w:ascii="ＭＳ Ｐ明朝" w:eastAsia="ＭＳ Ｐ明朝" w:hAnsi="ＭＳ Ｐ明朝"/>
+          <w:sz w:val="24"/>
+        </w:rPr>
+        <w:t>OpenCV</w:t>
+      </w:r>
+      <w:r>
+        <w:rPr>
+          <w:rFonts w:ascii="ＭＳ Ｐ明朝" w:eastAsia="ＭＳ Ｐ明朝" w:hAnsi="ＭＳ Ｐ明朝" w:hint="eastAsia"/>
+          <w:sz w:val="24"/>
+        </w:rPr>
+        <w:t>を用いて学習データより作成した識別器の</w:t>
+      </w:r>
+      <w:r>
+        <w:rPr>
+          <w:rFonts w:ascii="ＭＳ Ｐ明朝" w:eastAsia="ＭＳ Ｐ明朝" w:hAnsi="ＭＳ Ｐ明朝"/>
+          <w:sz w:val="24"/>
+        </w:rPr>
+        <w:t>SVM</w:t>
+      </w:r>
+      <w:r>
+        <w:rPr>
+          <w:rFonts w:ascii="ＭＳ Ｐ明朝" w:eastAsia="ＭＳ Ｐ明朝" w:hAnsi="ＭＳ Ｐ明朝" w:hint="eastAsia"/>
+          <w:sz w:val="24"/>
+        </w:rPr>
+        <w:t>より、テストデータの一致率</w:t>
+      </w:r>
+      <w:r>
+        <w:rPr>
+          <w:rFonts w:ascii="ＭＳ Ｐ明朝" w:eastAsia="ＭＳ Ｐ明朝" w:hAnsi="ＭＳ Ｐ明朝" w:hint="eastAsia"/>
+          <w:sz w:val="24"/>
+        </w:rPr>
+        <w:t>評価</w:t>
+      </w:r>
+      <w:r>
+        <w:rPr>
+          <w:rFonts w:ascii="ＭＳ Ｐ明朝" w:eastAsia="ＭＳ Ｐ明朝" w:hAnsi="ＭＳ Ｐ明朝" w:hint="eastAsia"/>
+          <w:sz w:val="24"/>
+        </w:rPr>
+        <w:t>を</w:t>
+      </w:r>
+      <w:r>
+        <w:rPr>
+          <w:rFonts w:ascii="ＭＳ Ｐ明朝" w:eastAsia="ＭＳ Ｐ明朝" w:hAnsi="ＭＳ Ｐ明朝" w:hint="eastAsia"/>
+          <w:sz w:val="24"/>
+        </w:rPr>
+        <w:t>するというものであり、これも</w:t>
+      </w:r>
+      <w:r>
+        <w:rPr>
+          <w:rFonts w:ascii="ＭＳ Ｐ明朝" w:eastAsia="ＭＳ Ｐ明朝" w:hAnsi="ＭＳ Ｐ明朝"/>
+          <w:sz w:val="24"/>
+        </w:rPr>
+        <w:t>OpenCV</w:t>
+      </w:r>
+      <w:r>
+        <w:rPr>
+          <w:rFonts w:ascii="ＭＳ Ｐ明朝" w:eastAsia="ＭＳ Ｐ明朝" w:hAnsi="ＭＳ Ｐ明朝" w:hint="eastAsia"/>
+          <w:sz w:val="24"/>
+        </w:rPr>
+        <w:t>の使用になれるという側面が強く、そう難しくはない。</w:t>
+      </w:r>
+    </w:p>
+    <w:p>
+      <w:pPr>
+        <w:rPr>
+          <w:rFonts w:ascii="ＭＳ Ｐ明朝" w:eastAsia="ＭＳ Ｐ明朝" w:hAnsi="ＭＳ Ｐ明朝" w:hint="eastAsia"/>
+          <w:sz w:val="24"/>
+        </w:rPr>
+      </w:pPr>
+      <w:r>
+        <w:rPr>
+          <w:rFonts w:ascii="ＭＳ Ｐ明朝" w:eastAsia="ＭＳ Ｐ明朝" w:hAnsi="ＭＳ Ｐ明朝" w:hint="eastAsia"/>
+          <w:sz w:val="24"/>
+        </w:rPr>
+        <w:t xml:space="preserve">　</w:t>
+      </w:r>
     </w:p>
     <w:p>
       <w:pPr>
@@ -1895,6 +1980,7 @@
           <w:rFonts w:ascii="ＭＳ Ｐ明朝" w:eastAsia="ＭＳ Ｐ明朝" w:hAnsi="ＭＳ Ｐ明朝" w:hint="eastAsia"/>
           <w:sz w:val="24"/>
         </w:rPr>
+        <w:lastRenderedPageBreak/>
         <w:t xml:space="preserve">　</w:t>
       </w:r>
     </w:p>
@@ -1918,7 +2004,6 @@
           <w:rFonts w:ascii="ＭＳ Ｐ明朝" w:eastAsia="ＭＳ Ｐ明朝" w:hAnsi="ＭＳ Ｐ明朝" w:hint="eastAsia"/>
           <w:sz w:val="24"/>
         </w:rPr>
-        <w:lastRenderedPageBreak/>
         <w:t>・考察</w:t>
       </w:r>
     </w:p>
@@ -2212,6 +2297,7 @@
           <w:rFonts w:ascii="ＭＳ Ｐ明朝" w:eastAsia="ＭＳ Ｐ明朝" w:hAnsi="ＭＳ Ｐ明朝" w:hint="eastAsia"/>
           <w:sz w:val="24"/>
         </w:rPr>
+        <w:lastRenderedPageBreak/>
         <w:t xml:space="preserve">　</w:t>
       </w:r>
     </w:p>
@@ -2235,7 +2321,6 @@
           <w:rFonts w:ascii="ＭＳ Ｐ明朝" w:eastAsia="ＭＳ Ｐ明朝" w:hAnsi="ＭＳ Ｐ明朝" w:hint="eastAsia"/>
           <w:sz w:val="24"/>
         </w:rPr>
-        <w:lastRenderedPageBreak/>
         <w:t>・実装概要</w:t>
       </w:r>
     </w:p>

--- a/latex/lec5/report_2412747_5.docx
+++ b/latex/lec5/report_2412747_5.docx
@@ -157,23 +157,7 @@
           <w:rFonts w:ascii="ＭＳ Ｐ明朝" w:eastAsia="ＭＳ Ｐ明朝" w:hAnsi="ＭＳ Ｐ明朝"/>
           <w:sz w:val="24"/>
         </w:rPr>
-        <w:t>$(pkg-config --</w:t>
-      </w:r>
-      <w:proofErr w:type="spellStart"/>
-      <w:r>
-        <w:rPr>
-          <w:rFonts w:ascii="ＭＳ Ｐ明朝" w:eastAsia="ＭＳ Ｐ明朝" w:hAnsi="ＭＳ Ｐ明朝"/>
-          <w:sz w:val="24"/>
-        </w:rPr>
-        <w:t>cflags</w:t>
-      </w:r>
-      <w:proofErr w:type="spellEnd"/>
-      <w:r>
-        <w:rPr>
-          <w:rFonts w:ascii="ＭＳ Ｐ明朝" w:eastAsia="ＭＳ Ｐ明朝" w:hAnsi="ＭＳ Ｐ明朝"/>
-          <w:sz w:val="24"/>
-        </w:rPr>
-        <w:t xml:space="preserve"> --libs opencv4)</w:t>
+        <w:t>$(pkg-config --cflags --libs opencv4)</w:t>
       </w:r>
       <w:r>
         <w:rPr>
@@ -390,7 +374,6 @@
         </w:rPr>
         <w:t>を求め、最後に出力として</w:t>
       </w:r>
-      <w:proofErr w:type="spellStart"/>
       <w:r>
         <w:rPr>
           <w:rFonts w:ascii="ＭＳ Ｐ明朝" w:eastAsia="ＭＳ Ｐ明朝" w:hAnsi="ＭＳ Ｐ明朝" w:cs="Apple Color Emoji"/>
@@ -398,7 +381,6 @@
         </w:rPr>
         <w:t>A+At</w:t>
       </w:r>
-      <w:proofErr w:type="spellEnd"/>
       <w:r>
         <w:rPr>
           <w:rFonts w:ascii="ＭＳ Ｐ明朝" w:eastAsia="ＭＳ Ｐ明朝" w:hAnsi="ＭＳ Ｐ明朝" w:cs="Apple Color Emoji" w:hint="eastAsia"/>
@@ -483,7 +465,7 @@
       <w:pPr>
         <w:ind w:firstLineChars="50" w:firstLine="120"/>
         <w:rPr>
-          <w:rFonts w:ascii="ＭＳ Ｐ明朝" w:eastAsia="ＭＳ Ｐ明朝" w:hAnsi="ＭＳ Ｐ明朝" w:hint="eastAsia"/>
+          <w:rFonts w:ascii="ＭＳ Ｐ明朝" w:eastAsia="ＭＳ Ｐ明朝" w:hAnsi="ＭＳ Ｐ明朝"/>
           <w:sz w:val="24"/>
         </w:rPr>
       </w:pPr>
@@ -553,40 +535,113 @@
     </w:p>
     <w:p>
       <w:pPr>
-        <w:rPr>
-          <w:rFonts w:ascii="ＭＳ Ｐ明朝" w:eastAsia="ＭＳ Ｐ明朝" w:hAnsi="ＭＳ Ｐ明朝"/>
-          <w:sz w:val="24"/>
-        </w:rPr>
-      </w:pPr>
-    </w:p>
-    <w:p>
-      <w:pPr>
-        <w:rPr>
-          <w:rFonts w:ascii="ＭＳ Ｐ明朝" w:eastAsia="ＭＳ Ｐ明朝" w:hAnsi="ＭＳ Ｐ明朝"/>
-          <w:sz w:val="24"/>
-        </w:rPr>
-      </w:pPr>
-      <w:r>
-        <w:rPr>
-          <w:rFonts w:ascii="ＭＳ Ｐ明朝" w:eastAsia="ＭＳ Ｐ明朝" w:hAnsi="ＭＳ Ｐ明朝" w:hint="eastAsia"/>
-          <w:sz w:val="24"/>
-        </w:rPr>
+        <w:ind w:firstLineChars="50" w:firstLine="120"/>
+        <w:rPr>
+          <w:rFonts w:ascii="ＭＳ Ｐ明朝" w:eastAsia="ＭＳ Ｐ明朝" w:hAnsi="ＭＳ Ｐ明朝"/>
+          <w:sz w:val="24"/>
+        </w:rPr>
+      </w:pPr>
+    </w:p>
+    <w:p>
+      <w:pPr>
+        <w:ind w:firstLineChars="50" w:firstLine="120"/>
+        <w:rPr>
+          <w:rFonts w:ascii="ＭＳ Ｐ明朝" w:eastAsia="ＭＳ Ｐ明朝" w:hAnsi="ＭＳ Ｐ明朝"/>
+          <w:sz w:val="24"/>
+        </w:rPr>
+      </w:pPr>
+    </w:p>
+    <w:p>
+      <w:pPr>
+        <w:ind w:firstLineChars="50" w:firstLine="120"/>
+        <w:rPr>
+          <w:rFonts w:ascii="ＭＳ Ｐ明朝" w:eastAsia="ＭＳ Ｐ明朝" w:hAnsi="ＭＳ Ｐ明朝"/>
+          <w:sz w:val="24"/>
+        </w:rPr>
+      </w:pPr>
+    </w:p>
+    <w:p>
+      <w:pPr>
+        <w:ind w:firstLineChars="50" w:firstLine="120"/>
+        <w:rPr>
+          <w:rFonts w:ascii="ＭＳ Ｐ明朝" w:eastAsia="ＭＳ Ｐ明朝" w:hAnsi="ＭＳ Ｐ明朝"/>
+          <w:sz w:val="24"/>
+        </w:rPr>
+      </w:pPr>
+    </w:p>
+    <w:p>
+      <w:pPr>
+        <w:ind w:firstLineChars="50" w:firstLine="120"/>
+        <w:rPr>
+          <w:rFonts w:ascii="ＭＳ Ｐ明朝" w:eastAsia="ＭＳ Ｐ明朝" w:hAnsi="ＭＳ Ｐ明朝" w:hint="eastAsia"/>
+          <w:sz w:val="24"/>
+        </w:rPr>
+      </w:pPr>
+    </w:p>
+    <w:p>
+      <w:pPr>
+        <w:rPr>
+          <w:rFonts w:ascii="ＭＳ Ｐ明朝" w:eastAsia="ＭＳ Ｐ明朝" w:hAnsi="ＭＳ Ｐ明朝"/>
+          <w:sz w:val="24"/>
+        </w:rPr>
+      </w:pPr>
+      <w:r>
+        <w:rPr>
+          <w:rFonts w:ascii="ＭＳ Ｐ明朝" w:eastAsia="ＭＳ Ｐ明朝" w:hAnsi="ＭＳ Ｐ明朝" w:hint="eastAsia"/>
+          <w:sz w:val="24"/>
+        </w:rPr>
+        <w:lastRenderedPageBreak/>
         <w:t>・実行結果</w:t>
       </w:r>
     </w:p>
     <w:p>
       <w:pPr>
-        <w:rPr>
-          <w:rFonts w:ascii="ＭＳ Ｐ明朝" w:eastAsia="ＭＳ Ｐ明朝" w:hAnsi="ＭＳ Ｐ明朝"/>
-          <w:sz w:val="24"/>
-        </w:rPr>
-      </w:pPr>
-      <w:r>
-        <w:rPr>
-          <w:rFonts w:ascii="ＭＳ Ｐ明朝" w:eastAsia="ＭＳ Ｐ明朝" w:hAnsi="ＭＳ Ｐ明朝" w:hint="eastAsia"/>
-          <w:sz w:val="24"/>
-        </w:rPr>
-        <w:t xml:space="preserve">　</w:t>
+        <w:jc w:val="center"/>
+        <w:rPr>
+          <w:rFonts w:ascii="ＭＳ Ｐ明朝" w:eastAsia="ＭＳ Ｐ明朝" w:hAnsi="ＭＳ Ｐ明朝"/>
+          <w:sz w:val="24"/>
+        </w:rPr>
+      </w:pPr>
+      <w:r>
+        <w:rPr>
+          <w:rFonts w:ascii="ＭＳ Ｐ明朝" w:eastAsia="ＭＳ Ｐ明朝" w:hAnsi="ＭＳ Ｐ明朝"/>
+          <w:sz w:val="24"/>
+        </w:rPr>
+        <w:drawing>
+          <wp:inline distT="0" distB="0" distL="0" distR="0" wp14:anchorId="16B86837" wp14:editId="3B6405CD">
+            <wp:extent cx="3634902" cy="2096127"/>
+            <wp:effectExtent l="0" t="0" r="0" b="0"/>
+            <wp:docPr id="1429220039" name="図 1"/>
+            <wp:cNvGraphicFramePr>
+              <a:graphicFrameLocks xmlns:a="http://schemas.openxmlformats.org/drawingml/2006/main" noChangeAspect="1"/>
+            </wp:cNvGraphicFramePr>
+            <a:graphic xmlns:a="http://schemas.openxmlformats.org/drawingml/2006/main">
+              <a:graphicData uri="http://schemas.openxmlformats.org/drawingml/2006/picture">
+                <pic:pic xmlns:pic="http://schemas.openxmlformats.org/drawingml/2006/picture">
+                  <pic:nvPicPr>
+                    <pic:cNvPr id="1429220039" name=""/>
+                    <pic:cNvPicPr/>
+                  </pic:nvPicPr>
+                  <pic:blipFill>
+                    <a:blip r:embed="rId6"/>
+                    <a:stretch>
+                      <a:fillRect/>
+                    </a:stretch>
+                  </pic:blipFill>
+                  <pic:spPr>
+                    <a:xfrm>
+                      <a:off x="0" y="0"/>
+                      <a:ext cx="3649046" cy="2104283"/>
+                    </a:xfrm>
+                    <a:prstGeom prst="rect">
+                      <a:avLst/>
+                    </a:prstGeom>
+                  </pic:spPr>
+                </pic:pic>
+              </a:graphicData>
+            </a:graphic>
+          </wp:inline>
+        </w:drawing>
       </w:r>
     </w:p>
     <w:p>
@@ -611,7 +666,6 @@
           <w:sz w:val="32"/>
           <w:szCs w:val="32"/>
         </w:rPr>
-        <w:lastRenderedPageBreak/>
         <w:t>2</w:t>
       </w:r>
       <w:r>
@@ -699,23 +753,7 @@
           <w:rFonts w:ascii="ＭＳ Ｐ明朝" w:eastAsia="ＭＳ Ｐ明朝" w:hAnsi="ＭＳ Ｐ明朝"/>
           <w:sz w:val="24"/>
         </w:rPr>
-        <w:t>$(pkg-config --</w:t>
-      </w:r>
-      <w:proofErr w:type="spellStart"/>
-      <w:r>
-        <w:rPr>
-          <w:rFonts w:ascii="ＭＳ Ｐ明朝" w:eastAsia="ＭＳ Ｐ明朝" w:hAnsi="ＭＳ Ｐ明朝"/>
-          <w:sz w:val="24"/>
-        </w:rPr>
-        <w:t>cflags</w:t>
-      </w:r>
-      <w:proofErr w:type="spellEnd"/>
-      <w:r>
-        <w:rPr>
-          <w:rFonts w:ascii="ＭＳ Ｐ明朝" w:eastAsia="ＭＳ Ｐ明朝" w:hAnsi="ＭＳ Ｐ明朝"/>
-          <w:sz w:val="24"/>
-        </w:rPr>
-        <w:t xml:space="preserve"> --libs opencv4)</w:t>
+        <w:t>$(pkg-config --cflags --libs opencv4)</w:t>
       </w:r>
       <w:r>
         <w:rPr>
@@ -924,7 +962,6 @@
         </w:rPr>
         <w:t>のメンバ関数である</w:t>
       </w:r>
-      <w:proofErr w:type="spellStart"/>
       <w:r>
         <w:rPr>
           <w:rFonts w:ascii="ＭＳ Ｐ明朝" w:eastAsia="ＭＳ Ｐ明朝" w:hAnsi="ＭＳ Ｐ明朝"/>
@@ -932,7 +969,6 @@
         </w:rPr>
         <w:t>imread</w:t>
       </w:r>
-      <w:proofErr w:type="spellEnd"/>
       <w:r>
         <w:rPr>
           <w:rFonts w:ascii="ＭＳ Ｐ明朝" w:eastAsia="ＭＳ Ｐ明朝" w:hAnsi="ＭＳ Ｐ明朝" w:hint="eastAsia"/>
@@ -989,7 +1025,6 @@
         </w:rPr>
         <w:t>引数の閾値を</w:t>
       </w:r>
-      <w:proofErr w:type="spellStart"/>
       <w:r>
         <w:rPr>
           <w:rFonts w:ascii="ＭＳ Ｐ明朝" w:eastAsia="ＭＳ Ｐ明朝" w:hAnsi="ＭＳ Ｐ明朝"/>
@@ -997,7 +1032,6 @@
         </w:rPr>
         <w:t>stoi</w:t>
       </w:r>
-      <w:proofErr w:type="spellEnd"/>
       <w:r>
         <w:rPr>
           <w:rFonts w:ascii="ＭＳ Ｐ明朝" w:eastAsia="ＭＳ Ｐ明朝" w:hAnsi="ＭＳ Ｐ明朝" w:hint="eastAsia"/>
@@ -1040,7 +1074,6 @@
         </w:rPr>
         <w:t>クラスの</w:t>
       </w:r>
-      <w:proofErr w:type="spellStart"/>
       <w:r>
         <w:rPr>
           <w:rFonts w:ascii="ＭＳ Ｐ明朝" w:eastAsia="ＭＳ Ｐ明朝" w:hAnsi="ＭＳ Ｐ明朝"/>
@@ -1062,7 +1095,6 @@
         </w:rPr>
         <w:t>Color</w:t>
       </w:r>
-      <w:proofErr w:type="spellEnd"/>
       <w:r>
         <w:rPr>
           <w:rFonts w:ascii="ＭＳ Ｐ明朝" w:eastAsia="ＭＳ Ｐ明朝" w:hAnsi="ＭＳ Ｐ明朝" w:hint="eastAsia"/>
@@ -1119,7 +1151,6 @@
         </w:rPr>
         <w:t>そしてウィンドウ生成を</w:t>
       </w:r>
-      <w:proofErr w:type="spellStart"/>
       <w:r>
         <w:rPr>
           <w:rFonts w:ascii="ＭＳ Ｐ明朝" w:eastAsia="ＭＳ Ｐ明朝" w:hAnsi="ＭＳ Ｐ明朝"/>
@@ -1127,7 +1158,6 @@
         </w:rPr>
         <w:t>namedWindow</w:t>
       </w:r>
-      <w:proofErr w:type="spellEnd"/>
       <w:r>
         <w:rPr>
           <w:rFonts w:ascii="ＭＳ Ｐ明朝" w:eastAsia="ＭＳ Ｐ明朝" w:hAnsi="ＭＳ Ｐ明朝" w:hint="eastAsia"/>
@@ -1135,7 +1165,6 @@
         </w:rPr>
         <w:t>で行い、</w:t>
       </w:r>
-      <w:proofErr w:type="spellStart"/>
       <w:r>
         <w:rPr>
           <w:rFonts w:ascii="ＭＳ Ｐ明朝" w:eastAsia="ＭＳ Ｐ明朝" w:hAnsi="ＭＳ Ｐ明朝"/>
@@ -1143,7 +1172,6 @@
         </w:rPr>
         <w:t>imshow</w:t>
       </w:r>
-      <w:proofErr w:type="spellEnd"/>
       <w:r>
         <w:rPr>
           <w:rFonts w:ascii="ＭＳ Ｐ明朝" w:eastAsia="ＭＳ Ｐ明朝" w:hAnsi="ＭＳ Ｐ明朝" w:hint="eastAsia"/>
@@ -1172,7 +1200,6 @@
         </w:rPr>
         <w:t>という名前で</w:t>
       </w:r>
-      <w:proofErr w:type="spellStart"/>
       <w:r>
         <w:rPr>
           <w:rFonts w:ascii="ＭＳ Ｐ明朝" w:eastAsia="ＭＳ Ｐ明朝" w:hAnsi="ＭＳ Ｐ明朝"/>
@@ -1180,7 +1207,6 @@
         </w:rPr>
         <w:t>imwrite</w:t>
       </w:r>
-      <w:proofErr w:type="spellEnd"/>
       <w:r>
         <w:rPr>
           <w:rFonts w:ascii="ＭＳ Ｐ明朝" w:eastAsia="ＭＳ Ｐ明朝" w:hAnsi="ＭＳ Ｐ明朝" w:hint="eastAsia"/>
@@ -1188,7 +1214,6 @@
         </w:rPr>
         <w:t>により画像の保存を行い、</w:t>
       </w:r>
-      <w:proofErr w:type="spellStart"/>
       <w:r>
         <w:rPr>
           <w:rFonts w:ascii="ＭＳ Ｐ明朝" w:eastAsia="ＭＳ Ｐ明朝" w:hAnsi="ＭＳ Ｐ明朝"/>
@@ -1196,13 +1221,20 @@
         </w:rPr>
         <w:t>waitKey</w:t>
       </w:r>
-      <w:proofErr w:type="spellEnd"/>
-      <w:r>
-        <w:rPr>
-          <w:rFonts w:ascii="ＭＳ Ｐ明朝" w:eastAsia="ＭＳ Ｐ明朝" w:hAnsi="ＭＳ Ｐ明朝" w:hint="eastAsia"/>
-          <w:sz w:val="24"/>
-        </w:rPr>
-        <w:t>により任意のキー入力がされるまでプログラムの実行を行うようにした。なおエラーは引数チェックとファイルチェック、閾値チェックで行なった。</w:t>
+      <w:r>
+        <w:rPr>
+          <w:rFonts w:ascii="ＭＳ Ｐ明朝" w:eastAsia="ＭＳ Ｐ明朝" w:hAnsi="ＭＳ Ｐ明朝" w:hint="eastAsia"/>
+          <w:sz w:val="24"/>
+        </w:rPr>
+        <w:t>により任意のキー入力がされるまでプログラムの実行を行うよ</w:t>
+      </w:r>
+      <w:r>
+        <w:rPr>
+          <w:rFonts w:ascii="ＭＳ Ｐ明朝" w:eastAsia="ＭＳ Ｐ明朝" w:hAnsi="ＭＳ Ｐ明朝" w:hint="eastAsia"/>
+          <w:sz w:val="24"/>
+        </w:rPr>
+        <w:lastRenderedPageBreak/>
+        <w:t>うにした。なおエラーは引数チェックとファイルチェック、閾値チェックで行なった。</w:t>
       </w:r>
     </w:p>
     <w:p>
@@ -1241,6 +1273,341 @@
           <w:sz w:val="24"/>
         </w:rPr>
         <w:t xml:space="preserve">　</w:t>
+      </w:r>
+      <w:r>
+        <w:rPr>
+          <w:rFonts w:ascii="ＭＳ Ｐ明朝" w:eastAsia="ＭＳ Ｐ明朝" w:hAnsi="ＭＳ Ｐ明朝" w:hint="eastAsia"/>
+          <w:sz w:val="24"/>
+        </w:rPr>
+        <w:t>閾値を</w:t>
+      </w:r>
+      <w:r>
+        <w:rPr>
+          <w:rFonts w:ascii="ＭＳ Ｐ明朝" w:eastAsia="ＭＳ Ｐ明朝" w:hAnsi="ＭＳ Ｐ明朝"/>
+          <w:sz w:val="24"/>
+        </w:rPr>
+        <w:t>0</w:t>
+      </w:r>
+      <w:r>
+        <w:rPr>
+          <w:rFonts w:ascii="ＭＳ Ｐ明朝" w:eastAsia="ＭＳ Ｐ明朝" w:hAnsi="ＭＳ Ｐ明朝" w:hint="eastAsia"/>
+          <w:sz w:val="24"/>
+        </w:rPr>
+        <w:t>から</w:t>
+      </w:r>
+      <w:r>
+        <w:rPr>
+          <w:rFonts w:ascii="ＭＳ Ｐ明朝" w:eastAsia="ＭＳ Ｐ明朝" w:hAnsi="ＭＳ Ｐ明朝"/>
+          <w:sz w:val="24"/>
+        </w:rPr>
+        <w:t>20</w:t>
+      </w:r>
+      <w:r>
+        <w:rPr>
+          <w:rFonts w:ascii="ＭＳ Ｐ明朝" w:eastAsia="ＭＳ Ｐ明朝" w:hAnsi="ＭＳ Ｐ明朝" w:hint="eastAsia"/>
+          <w:sz w:val="24"/>
+        </w:rPr>
+        <w:t>ずつ変化させていって</w:t>
+      </w:r>
+      <w:r>
+        <w:rPr>
+          <w:rFonts w:ascii="ＭＳ Ｐ明朝" w:eastAsia="ＭＳ Ｐ明朝" w:hAnsi="ＭＳ Ｐ明朝"/>
+          <w:sz w:val="24"/>
+        </w:rPr>
+        <w:t>240</w:t>
+      </w:r>
+      <w:r>
+        <w:rPr>
+          <w:rFonts w:ascii="ＭＳ Ｐ明朝" w:eastAsia="ＭＳ Ｐ明朝" w:hAnsi="ＭＳ Ｐ明朝" w:hint="eastAsia"/>
+          <w:sz w:val="24"/>
+        </w:rPr>
+        <w:t>まで、そして</w:t>
+      </w:r>
+      <w:r>
+        <w:rPr>
+          <w:rFonts w:ascii="ＭＳ Ｐ明朝" w:eastAsia="ＭＳ Ｐ明朝" w:hAnsi="ＭＳ Ｐ明朝"/>
+          <w:sz w:val="24"/>
+        </w:rPr>
+        <w:t>255</w:t>
+      </w:r>
+      <w:r>
+        <w:rPr>
+          <w:rFonts w:ascii="ＭＳ Ｐ明朝" w:eastAsia="ＭＳ Ｐ明朝" w:hAnsi="ＭＳ Ｐ明朝" w:hint="eastAsia"/>
+          <w:sz w:val="24"/>
+        </w:rPr>
+        <w:t>にした結果の出力画像を図</w:t>
+      </w:r>
+      <w:r>
+        <w:rPr>
+          <w:rFonts w:ascii="ＭＳ Ｐ明朝" w:eastAsia="ＭＳ Ｐ明朝" w:hAnsi="ＭＳ Ｐ明朝"/>
+          <w:sz w:val="24"/>
+        </w:rPr>
+        <w:t>2-1</w:t>
+      </w:r>
+      <w:r>
+        <w:rPr>
+          <w:rFonts w:ascii="ＭＳ Ｐ明朝" w:eastAsia="ＭＳ Ｐ明朝" w:hAnsi="ＭＳ Ｐ明朝" w:hint="eastAsia"/>
+          <w:sz w:val="24"/>
+        </w:rPr>
+        <w:t>から</w:t>
+      </w:r>
+      <w:r>
+        <w:rPr>
+          <w:rFonts w:ascii="ＭＳ Ｐ明朝" w:eastAsia="ＭＳ Ｐ明朝" w:hAnsi="ＭＳ Ｐ明朝"/>
+          <w:sz w:val="24"/>
+        </w:rPr>
+        <w:t>2-4</w:t>
+      </w:r>
+      <w:r>
+        <w:rPr>
+          <w:rFonts w:ascii="ＭＳ Ｐ明朝" w:eastAsia="ＭＳ Ｐ明朝" w:hAnsi="ＭＳ Ｐ明朝" w:hint="eastAsia"/>
+          <w:sz w:val="24"/>
+        </w:rPr>
+        <w:t>に載せた。なお左上、右上、左下、右下の順で載せている。</w:t>
+      </w:r>
+    </w:p>
+    <w:p>
+      <w:pPr>
+        <w:jc w:val="center"/>
+        <w:rPr>
+          <w:rFonts w:ascii="ＭＳ Ｐ明朝" w:eastAsia="ＭＳ Ｐ明朝" w:hAnsi="ＭＳ Ｐ明朝"/>
+          <w:sz w:val="24"/>
+        </w:rPr>
+      </w:pPr>
+      <w:r>
+        <w:rPr>
+          <w:rFonts w:ascii="ＭＳ Ｐ明朝" w:eastAsia="ＭＳ Ｐ明朝" w:hAnsi="ＭＳ Ｐ明朝"/>
+          <w:sz w:val="24"/>
+        </w:rPr>
+        <w:drawing>
+          <wp:inline distT="0" distB="0" distL="0" distR="0" wp14:anchorId="602C8D21" wp14:editId="6A908CA8">
+            <wp:extent cx="4359632" cy="3112851"/>
+            <wp:effectExtent l="0" t="0" r="0" b="0"/>
+            <wp:docPr id="1038820861" name="図 1"/>
+            <wp:cNvGraphicFramePr>
+              <a:graphicFrameLocks xmlns:a="http://schemas.openxmlformats.org/drawingml/2006/main" noChangeAspect="1"/>
+            </wp:cNvGraphicFramePr>
+            <a:graphic xmlns:a="http://schemas.openxmlformats.org/drawingml/2006/main">
+              <a:graphicData uri="http://schemas.openxmlformats.org/drawingml/2006/picture">
+                <pic:pic xmlns:pic="http://schemas.openxmlformats.org/drawingml/2006/picture">
+                  <pic:nvPicPr>
+                    <pic:cNvPr id="1038820861" name=""/>
+                    <pic:cNvPicPr/>
+                  </pic:nvPicPr>
+                  <pic:blipFill>
+                    <a:blip r:embed="rId7"/>
+                    <a:stretch>
+                      <a:fillRect/>
+                    </a:stretch>
+                  </pic:blipFill>
+                  <pic:spPr>
+                    <a:xfrm>
+                      <a:off x="0" y="0"/>
+                      <a:ext cx="4365602" cy="3117114"/>
+                    </a:xfrm>
+                    <a:prstGeom prst="rect">
+                      <a:avLst/>
+                    </a:prstGeom>
+                  </pic:spPr>
+                </pic:pic>
+              </a:graphicData>
+            </a:graphic>
+          </wp:inline>
+        </w:drawing>
+      </w:r>
+    </w:p>
+    <w:p>
+      <w:pPr>
+        <w:jc w:val="center"/>
+        <w:rPr>
+          <w:rFonts w:ascii="ＭＳ Ｐ明朝" w:eastAsia="ＭＳ Ｐ明朝" w:hAnsi="ＭＳ Ｐ明朝"/>
+          <w:sz w:val="24"/>
+        </w:rPr>
+      </w:pPr>
+      <w:r>
+        <w:rPr>
+          <w:rFonts w:ascii="ＭＳ Ｐ明朝" w:eastAsia="ＭＳ Ｐ明朝" w:hAnsi="ＭＳ Ｐ明朝"/>
+          <w:sz w:val="24"/>
+        </w:rPr>
+        <w:drawing>
+          <wp:inline distT="0" distB="0" distL="0" distR="0" wp14:anchorId="736D0B70" wp14:editId="521D3A41">
+            <wp:extent cx="4296996" cy="3054485"/>
+            <wp:effectExtent l="0" t="0" r="0" b="0"/>
+            <wp:docPr id="1384552089" name="図 1"/>
+            <wp:cNvGraphicFramePr>
+              <a:graphicFrameLocks xmlns:a="http://schemas.openxmlformats.org/drawingml/2006/main" noChangeAspect="1"/>
+            </wp:cNvGraphicFramePr>
+            <a:graphic xmlns:a="http://schemas.openxmlformats.org/drawingml/2006/main">
+              <a:graphicData uri="http://schemas.openxmlformats.org/drawingml/2006/picture">
+                <pic:pic xmlns:pic="http://schemas.openxmlformats.org/drawingml/2006/picture">
+                  <pic:nvPicPr>
+                    <pic:cNvPr id="1384552089" name=""/>
+                    <pic:cNvPicPr/>
+                  </pic:nvPicPr>
+                  <pic:blipFill>
+                    <a:blip r:embed="rId8"/>
+                    <a:stretch>
+                      <a:fillRect/>
+                    </a:stretch>
+                  </pic:blipFill>
+                  <pic:spPr>
+                    <a:xfrm>
+                      <a:off x="0" y="0"/>
+                      <a:ext cx="4302234" cy="3058208"/>
+                    </a:xfrm>
+                    <a:prstGeom prst="rect">
+                      <a:avLst/>
+                    </a:prstGeom>
+                  </pic:spPr>
+                </pic:pic>
+              </a:graphicData>
+            </a:graphic>
+          </wp:inline>
+        </w:drawing>
+      </w:r>
+    </w:p>
+    <w:p>
+      <w:pPr>
+        <w:jc w:val="center"/>
+        <w:rPr>
+          <w:rFonts w:ascii="ＭＳ Ｐ明朝" w:eastAsia="ＭＳ Ｐ明朝" w:hAnsi="ＭＳ Ｐ明朝"/>
+          <w:sz w:val="24"/>
+        </w:rPr>
+      </w:pPr>
+      <w:r>
+        <w:rPr>
+          <w:rFonts w:ascii="ＭＳ Ｐ明朝" w:eastAsia="ＭＳ Ｐ明朝" w:hAnsi="ＭＳ Ｐ明朝"/>
+          <w:sz w:val="24"/>
+        </w:rPr>
+        <w:lastRenderedPageBreak/>
+        <w:drawing>
+          <wp:inline distT="0" distB="0" distL="0" distR="0" wp14:anchorId="72589EC8" wp14:editId="0E813F9C">
+            <wp:extent cx="4482249" cy="3200400"/>
+            <wp:effectExtent l="0" t="0" r="1270" b="0"/>
+            <wp:docPr id="233909906" name="図 1"/>
+            <wp:cNvGraphicFramePr>
+              <a:graphicFrameLocks xmlns:a="http://schemas.openxmlformats.org/drawingml/2006/main" noChangeAspect="1"/>
+            </wp:cNvGraphicFramePr>
+            <a:graphic xmlns:a="http://schemas.openxmlformats.org/drawingml/2006/main">
+              <a:graphicData uri="http://schemas.openxmlformats.org/drawingml/2006/picture">
+                <pic:pic xmlns:pic="http://schemas.openxmlformats.org/drawingml/2006/picture">
+                  <pic:nvPicPr>
+                    <pic:cNvPr id="233909906" name=""/>
+                    <pic:cNvPicPr/>
+                  </pic:nvPicPr>
+                  <pic:blipFill>
+                    <a:blip r:embed="rId9"/>
+                    <a:stretch>
+                      <a:fillRect/>
+                    </a:stretch>
+                  </pic:blipFill>
+                  <pic:spPr>
+                    <a:xfrm>
+                      <a:off x="0" y="0"/>
+                      <a:ext cx="4499826" cy="3212950"/>
+                    </a:xfrm>
+                    <a:prstGeom prst="rect">
+                      <a:avLst/>
+                    </a:prstGeom>
+                  </pic:spPr>
+                </pic:pic>
+              </a:graphicData>
+            </a:graphic>
+          </wp:inline>
+        </w:drawing>
+      </w:r>
+    </w:p>
+    <w:p>
+      <w:pPr>
+        <w:jc w:val="center"/>
+        <w:rPr>
+          <w:rFonts w:ascii="ＭＳ Ｐ明朝" w:eastAsia="ＭＳ Ｐ明朝" w:hAnsi="ＭＳ Ｐ明朝"/>
+          <w:sz w:val="24"/>
+        </w:rPr>
+      </w:pPr>
+      <w:r>
+        <w:rPr>
+          <w:rFonts w:ascii="ＭＳ Ｐ明朝" w:eastAsia="ＭＳ Ｐ明朝" w:hAnsi="ＭＳ Ｐ明朝"/>
+          <w:sz w:val="24"/>
+        </w:rPr>
+        <w:drawing>
+          <wp:inline distT="0" distB="0" distL="0" distR="0" wp14:anchorId="6B8A3EAD" wp14:editId="73C32366">
+            <wp:extent cx="4456457" cy="1725672"/>
+            <wp:effectExtent l="0" t="0" r="1270" b="0"/>
+            <wp:docPr id="600883121" name="図 1"/>
+            <wp:cNvGraphicFramePr>
+              <a:graphicFrameLocks xmlns:a="http://schemas.openxmlformats.org/drawingml/2006/main" noChangeAspect="1"/>
+            </wp:cNvGraphicFramePr>
+            <a:graphic xmlns:a="http://schemas.openxmlformats.org/drawingml/2006/main">
+              <a:graphicData uri="http://schemas.openxmlformats.org/drawingml/2006/picture">
+                <pic:pic xmlns:pic="http://schemas.openxmlformats.org/drawingml/2006/picture">
+                  <pic:nvPicPr>
+                    <pic:cNvPr id="600883121" name=""/>
+                    <pic:cNvPicPr/>
+                  </pic:nvPicPr>
+                  <pic:blipFill>
+                    <a:blip r:embed="rId10"/>
+                    <a:stretch>
+                      <a:fillRect/>
+                    </a:stretch>
+                  </pic:blipFill>
+                  <pic:spPr>
+                    <a:xfrm>
+                      <a:off x="0" y="0"/>
+                      <a:ext cx="4504677" cy="1744344"/>
+                    </a:xfrm>
+                    <a:prstGeom prst="rect">
+                      <a:avLst/>
+                    </a:prstGeom>
+                  </pic:spPr>
+                </pic:pic>
+              </a:graphicData>
+            </a:graphic>
+          </wp:inline>
+        </w:drawing>
+      </w:r>
+    </w:p>
+    <w:p>
+      <w:pPr>
+        <w:rPr>
+          <w:rFonts w:ascii="ＭＳ Ｐ明朝" w:eastAsia="ＭＳ Ｐ明朝" w:hAnsi="ＭＳ Ｐ明朝" w:hint="eastAsia"/>
+          <w:sz w:val="24"/>
+        </w:rPr>
+      </w:pPr>
+      <w:r>
+        <w:rPr>
+          <w:rFonts w:ascii="ＭＳ Ｐ明朝" w:eastAsia="ＭＳ Ｐ明朝" w:hAnsi="ＭＳ Ｐ明朝" w:hint="eastAsia"/>
+          <w:sz w:val="24"/>
+        </w:rPr>
+        <w:t xml:space="preserve">　この出力結果より、</w:t>
+      </w:r>
+      <w:r>
+        <w:rPr>
+          <w:rFonts w:ascii="ＭＳ Ｐ明朝" w:eastAsia="ＭＳ Ｐ明朝" w:hAnsi="ＭＳ Ｐ明朝" w:hint="eastAsia"/>
+          <w:sz w:val="24"/>
+        </w:rPr>
+        <w:t>閾値を大きくしていくことで画像が全体的に白色から黒色へと変化していくことがわかる。</w:t>
+      </w:r>
+      <w:r>
+        <w:rPr>
+          <w:rFonts w:ascii="ＭＳ Ｐ明朝" w:eastAsia="ＭＳ Ｐ明朝" w:hAnsi="ＭＳ Ｐ明朝" w:hint="eastAsia"/>
+          <w:sz w:val="24"/>
+        </w:rPr>
+        <w:t>閾値が</w:t>
+      </w:r>
+      <w:r>
+        <w:rPr>
+          <w:rFonts w:ascii="ＭＳ Ｐ明朝" w:eastAsia="ＭＳ Ｐ明朝" w:hAnsi="ＭＳ Ｐ明朝"/>
+          <w:sz w:val="24"/>
+        </w:rPr>
+        <w:t>140</w:t>
+      </w:r>
+      <w:r>
+        <w:rPr>
+          <w:rFonts w:ascii="ＭＳ Ｐ明朝" w:eastAsia="ＭＳ Ｐ明朝" w:hAnsi="ＭＳ Ｐ明朝" w:hint="eastAsia"/>
+          <w:sz w:val="24"/>
+        </w:rPr>
+        <w:t>あたりが一番画像に写っているものが鮮明に写るということもわかる。</w:t>
       </w:r>
     </w:p>
     <w:p>
@@ -1352,59 +1719,410 @@
           <w:rFonts w:ascii="ＭＳ Ｐ明朝" w:eastAsia="ＭＳ Ｐ明朝" w:hAnsi="ＭＳ Ｐ明朝"/>
           <w:sz w:val="24"/>
         </w:rPr>
-        <w:t>$(pkg-config --</w:t>
-      </w:r>
-      <w:proofErr w:type="spellStart"/>
-      <w:r>
-        <w:rPr>
-          <w:rFonts w:ascii="ＭＳ Ｐ明朝" w:eastAsia="ＭＳ Ｐ明朝" w:hAnsi="ＭＳ Ｐ明朝"/>
-          <w:sz w:val="24"/>
-        </w:rPr>
-        <w:t>cflags</w:t>
-      </w:r>
-      <w:proofErr w:type="spellEnd"/>
-      <w:r>
-        <w:rPr>
-          <w:rFonts w:ascii="ＭＳ Ｐ明朝" w:eastAsia="ＭＳ Ｐ明朝" w:hAnsi="ＭＳ Ｐ明朝"/>
-          <w:sz w:val="24"/>
-        </w:rPr>
-        <w:t xml:space="preserve"> --libs </w:t>
-      </w:r>
-      <w:r>
-        <w:rPr>
-          <w:rFonts w:ascii="ＭＳ Ｐ明朝" w:eastAsia="ＭＳ Ｐ明朝" w:hAnsi="ＭＳ Ｐ明朝"/>
+        <w:t>$(pkg-config --cflags --libs opencv4)</w:t>
+      </w:r>
+      <w:r>
+        <w:rPr>
+          <w:rFonts w:ascii="ＭＳ Ｐ明朝" w:eastAsia="ＭＳ Ｐ明朝" w:hAnsi="ＭＳ Ｐ明朝" w:hint="eastAsia"/>
+          <w:sz w:val="24"/>
+        </w:rPr>
+        <w:t>」とコンパイルし、「</w:t>
+      </w:r>
+      <w:r>
+        <w:rPr>
+          <w:rFonts w:ascii="ＭＳ Ｐ明朝" w:eastAsia="ＭＳ Ｐ明朝" w:hAnsi="ＭＳ Ｐ明朝"/>
+          <w:sz w:val="24"/>
+        </w:rPr>
+        <w:t>./2412747_kadai5-</w:t>
+      </w:r>
+      <w:r>
+        <w:rPr>
+          <w:rFonts w:ascii="ＭＳ Ｐ明朝" w:eastAsia="ＭＳ Ｐ明朝" w:hAnsi="ＭＳ Ｐ明朝"/>
+          <w:sz w:val="24"/>
+        </w:rPr>
+        <w:t>3</w:t>
+      </w:r>
+      <w:r>
+        <w:rPr>
+          <w:rFonts w:ascii="ＭＳ Ｐ明朝" w:eastAsia="ＭＳ Ｐ明朝" w:hAnsi="ＭＳ Ｐ明朝"/>
+          <w:sz w:val="24"/>
+        </w:rPr>
+        <w:t xml:space="preserve"> </w:t>
+      </w:r>
+      <w:r>
+        <w:rPr>
+          <w:rFonts w:ascii="ＭＳ Ｐ明朝" w:eastAsia="ＭＳ Ｐ明朝" w:hAnsi="ＭＳ Ｐ明朝"/>
+          <w:sz w:val="24"/>
+        </w:rPr>
+        <w:t xml:space="preserve">class1tr_2026.csv </w:t>
+      </w:r>
+      <w:r>
+        <w:rPr>
+          <w:rFonts w:ascii="ＭＳ Ｐ明朝" w:eastAsia="ＭＳ Ｐ明朝" w:hAnsi="ＭＳ Ｐ明朝"/>
+          <w:sz w:val="24"/>
+        </w:rPr>
+        <w:t>class</w:t>
+      </w:r>
+      <w:r>
+        <w:rPr>
+          <w:rFonts w:ascii="ＭＳ Ｐ明朝" w:eastAsia="ＭＳ Ｐ明朝" w:hAnsi="ＭＳ Ｐ明朝"/>
+          <w:sz w:val="24"/>
+        </w:rPr>
+        <w:t>2</w:t>
+      </w:r>
+      <w:r>
+        <w:rPr>
+          <w:rFonts w:ascii="ＭＳ Ｐ明朝" w:eastAsia="ＭＳ Ｐ明朝" w:hAnsi="ＭＳ Ｐ明朝"/>
+          <w:sz w:val="24"/>
+        </w:rPr>
+        <w:t>tr_2026.csv</w:t>
+      </w:r>
+      <w:r>
+        <w:rPr>
+          <w:rFonts w:ascii="ＭＳ Ｐ明朝" w:eastAsia="ＭＳ Ｐ明朝" w:hAnsi="ＭＳ Ｐ明朝"/>
+          <w:sz w:val="24"/>
+        </w:rPr>
+        <w:t xml:space="preserve"> </w:t>
+      </w:r>
+      <w:r>
+        <w:rPr>
+          <w:rFonts w:ascii="ＭＳ Ｐ明朝" w:eastAsia="ＭＳ Ｐ明朝" w:hAnsi="ＭＳ Ｐ明朝"/>
+          <w:sz w:val="24"/>
+        </w:rPr>
+        <w:t>class1t</w:t>
+      </w:r>
+      <w:r>
+        <w:rPr>
+          <w:rFonts w:ascii="ＭＳ Ｐ明朝" w:eastAsia="ＭＳ Ｐ明朝" w:hAnsi="ＭＳ Ｐ明朝"/>
+          <w:sz w:val="24"/>
+        </w:rPr>
+        <w:t>e</w:t>
+      </w:r>
+      <w:r>
+        <w:rPr>
+          <w:rFonts w:ascii="ＭＳ Ｐ明朝" w:eastAsia="ＭＳ Ｐ明朝" w:hAnsi="ＭＳ Ｐ明朝"/>
+          <w:sz w:val="24"/>
+        </w:rPr>
+        <w:t>_2026.csv</w:t>
+      </w:r>
+      <w:r>
+        <w:rPr>
+          <w:rFonts w:ascii="ＭＳ Ｐ明朝" w:eastAsia="ＭＳ Ｐ明朝" w:hAnsi="ＭＳ Ｐ明朝"/>
+          <w:sz w:val="24"/>
+        </w:rPr>
+        <w:t xml:space="preserve"> </w:t>
+      </w:r>
+      <w:r>
+        <w:rPr>
+          <w:rFonts w:ascii="ＭＳ Ｐ明朝" w:eastAsia="ＭＳ Ｐ明朝" w:hAnsi="ＭＳ Ｐ明朝"/>
+          <w:sz w:val="24"/>
+        </w:rPr>
+        <w:t>class</w:t>
+      </w:r>
+      <w:r>
+        <w:rPr>
+          <w:rFonts w:ascii="ＭＳ Ｐ明朝" w:eastAsia="ＭＳ Ｐ明朝" w:hAnsi="ＭＳ Ｐ明朝"/>
+          <w:sz w:val="24"/>
+        </w:rPr>
+        <w:t>2</w:t>
+      </w:r>
+      <w:r>
+        <w:rPr>
+          <w:rFonts w:ascii="ＭＳ Ｐ明朝" w:eastAsia="ＭＳ Ｐ明朝" w:hAnsi="ＭＳ Ｐ明朝"/>
+          <w:sz w:val="24"/>
+        </w:rPr>
+        <w:t>t</w:t>
+      </w:r>
+      <w:r>
+        <w:rPr>
+          <w:rFonts w:ascii="ＭＳ Ｐ明朝" w:eastAsia="ＭＳ Ｐ明朝" w:hAnsi="ＭＳ Ｐ明朝"/>
+          <w:sz w:val="24"/>
+        </w:rPr>
+        <w:t>e</w:t>
+      </w:r>
+      <w:r>
+        <w:rPr>
+          <w:rFonts w:ascii="ＭＳ Ｐ明朝" w:eastAsia="ＭＳ Ｐ明朝" w:hAnsi="ＭＳ Ｐ明朝"/>
+          <w:sz w:val="24"/>
+        </w:rPr>
+        <w:t>_2026.csv</w:t>
+      </w:r>
+      <w:r>
+        <w:rPr>
+          <w:rFonts w:ascii="ＭＳ Ｐ明朝" w:eastAsia="ＭＳ Ｐ明朝" w:hAnsi="ＭＳ Ｐ明朝" w:hint="eastAsia"/>
+          <w:sz w:val="24"/>
+        </w:rPr>
+        <w:t>」というように</w:t>
+      </w:r>
+      <w:r>
+        <w:rPr>
+          <w:rFonts w:ascii="ＭＳ Ｐ明朝" w:eastAsia="ＭＳ Ｐ明朝" w:hAnsi="ＭＳ Ｐ明朝" w:hint="eastAsia"/>
+          <w:sz w:val="24"/>
+        </w:rPr>
+        <w:t>、第</w:t>
+      </w:r>
+      <w:r>
+        <w:rPr>
+          <w:rFonts w:ascii="ＭＳ Ｐ明朝" w:eastAsia="ＭＳ Ｐ明朝" w:hAnsi="ＭＳ Ｐ明朝"/>
+          <w:sz w:val="24"/>
+        </w:rPr>
+        <w:t>1</w:t>
+      </w:r>
+      <w:r>
+        <w:rPr>
+          <w:rFonts w:ascii="ＭＳ Ｐ明朝" w:eastAsia="ＭＳ Ｐ明朝" w:hAnsi="ＭＳ Ｐ明朝" w:hint="eastAsia"/>
+          <w:sz w:val="24"/>
+        </w:rPr>
+        <w:t>引数と第</w:t>
+      </w:r>
+      <w:r>
+        <w:rPr>
+          <w:rFonts w:ascii="ＭＳ Ｐ明朝" w:eastAsia="ＭＳ Ｐ明朝" w:hAnsi="ＭＳ Ｐ明朝"/>
+          <w:sz w:val="24"/>
+        </w:rPr>
+        <w:t>2</w:t>
+      </w:r>
+      <w:r>
+        <w:rPr>
+          <w:rFonts w:ascii="ＭＳ Ｐ明朝" w:eastAsia="ＭＳ Ｐ明朝" w:hAnsi="ＭＳ Ｐ明朝" w:hint="eastAsia"/>
+          <w:sz w:val="24"/>
+        </w:rPr>
+        <w:t>引数にはクラス</w:t>
+      </w:r>
+      <w:r>
+        <w:rPr>
+          <w:rFonts w:ascii="ＭＳ Ｐ明朝" w:eastAsia="ＭＳ Ｐ明朝" w:hAnsi="ＭＳ Ｐ明朝"/>
+          <w:sz w:val="24"/>
+        </w:rPr>
+        <w:t>1</w:t>
+      </w:r>
+      <w:r>
+        <w:rPr>
+          <w:rFonts w:ascii="ＭＳ Ｐ明朝" w:eastAsia="ＭＳ Ｐ明朝" w:hAnsi="ＭＳ Ｐ明朝" w:hint="eastAsia"/>
+          <w:sz w:val="24"/>
+        </w:rPr>
+        <w:t>と</w:t>
+      </w:r>
+      <w:r>
+        <w:rPr>
+          <w:rFonts w:ascii="ＭＳ Ｐ明朝" w:eastAsia="ＭＳ Ｐ明朝" w:hAnsi="ＭＳ Ｐ明朝"/>
+          <w:sz w:val="24"/>
+        </w:rPr>
+        <w:t>2</w:t>
+      </w:r>
+      <w:r>
+        <w:rPr>
+          <w:rFonts w:ascii="ＭＳ Ｐ明朝" w:eastAsia="ＭＳ Ｐ明朝" w:hAnsi="ＭＳ Ｐ明朝" w:hint="eastAsia"/>
+          <w:sz w:val="24"/>
+        </w:rPr>
+        <w:t>の学習データ</w:t>
+      </w:r>
+      <w:r>
+        <w:rPr>
+          <w:rFonts w:ascii="ＭＳ Ｐ明朝" w:eastAsia="ＭＳ Ｐ明朝" w:hAnsi="ＭＳ Ｐ明朝"/>
+          <w:sz w:val="24"/>
+        </w:rPr>
+        <w:t>csv</w:t>
+      </w:r>
+      <w:r>
+        <w:rPr>
+          <w:rFonts w:ascii="ＭＳ Ｐ明朝" w:eastAsia="ＭＳ Ｐ明朝" w:hAnsi="ＭＳ Ｐ明朝" w:hint="eastAsia"/>
+          <w:sz w:val="24"/>
+        </w:rPr>
+        <w:t>ファイルのパス名を、第</w:t>
+      </w:r>
+      <w:r>
+        <w:rPr>
+          <w:rFonts w:ascii="ＭＳ Ｐ明朝" w:eastAsia="ＭＳ Ｐ明朝" w:hAnsi="ＭＳ Ｐ明朝"/>
+          <w:sz w:val="24"/>
+        </w:rPr>
+        <w:t>3</w:t>
+      </w:r>
+      <w:r>
+        <w:rPr>
+          <w:rFonts w:ascii="ＭＳ Ｐ明朝" w:eastAsia="ＭＳ Ｐ明朝" w:hAnsi="ＭＳ Ｐ明朝" w:hint="eastAsia"/>
+          <w:sz w:val="24"/>
+        </w:rPr>
+        <w:t>引数と第</w:t>
+      </w:r>
+      <w:r>
+        <w:rPr>
+          <w:rFonts w:ascii="ＭＳ Ｐ明朝" w:eastAsia="ＭＳ Ｐ明朝" w:hAnsi="ＭＳ Ｐ明朝"/>
+          <w:sz w:val="24"/>
+        </w:rPr>
+        <w:t>4</w:t>
+      </w:r>
+      <w:r>
+        <w:rPr>
+          <w:rFonts w:ascii="ＭＳ Ｐ明朝" w:eastAsia="ＭＳ Ｐ明朝" w:hAnsi="ＭＳ Ｐ明朝" w:hint="eastAsia"/>
+          <w:sz w:val="24"/>
+        </w:rPr>
+        <w:t>引数にはクラス</w:t>
+      </w:r>
+      <w:r>
+        <w:rPr>
+          <w:rFonts w:ascii="ＭＳ Ｐ明朝" w:eastAsia="ＭＳ Ｐ明朝" w:hAnsi="ＭＳ Ｐ明朝"/>
+          <w:sz w:val="24"/>
+        </w:rPr>
+        <w:t>1</w:t>
+      </w:r>
+      <w:r>
+        <w:rPr>
+          <w:rFonts w:ascii="ＭＳ Ｐ明朝" w:eastAsia="ＭＳ Ｐ明朝" w:hAnsi="ＭＳ Ｐ明朝" w:hint="eastAsia"/>
+          <w:sz w:val="24"/>
+        </w:rPr>
+        <w:t>と</w:t>
+      </w:r>
+      <w:r>
+        <w:rPr>
+          <w:rFonts w:ascii="ＭＳ Ｐ明朝" w:eastAsia="ＭＳ Ｐ明朝" w:hAnsi="ＭＳ Ｐ明朝"/>
+          <w:sz w:val="24"/>
+        </w:rPr>
+        <w:t>2</w:t>
+      </w:r>
+      <w:r>
+        <w:rPr>
+          <w:rFonts w:ascii="ＭＳ Ｐ明朝" w:eastAsia="ＭＳ Ｐ明朝" w:hAnsi="ＭＳ Ｐ明朝" w:hint="eastAsia"/>
+          <w:sz w:val="24"/>
+        </w:rPr>
+        <w:t>のテス</w:t>
+      </w:r>
+      <w:r>
+        <w:rPr>
+          <w:rFonts w:ascii="ＭＳ Ｐ明朝" w:eastAsia="ＭＳ Ｐ明朝" w:hAnsi="ＭＳ Ｐ明朝" w:hint="eastAsia"/>
           <w:sz w:val="24"/>
         </w:rPr>
         <w:lastRenderedPageBreak/>
-        <w:t>opencv4)</w:t>
-      </w:r>
-      <w:r>
-        <w:rPr>
-          <w:rFonts w:ascii="ＭＳ Ｐ明朝" w:eastAsia="ＭＳ Ｐ明朝" w:hAnsi="ＭＳ Ｐ明朝" w:hint="eastAsia"/>
-          <w:sz w:val="24"/>
-        </w:rPr>
-        <w:t>」とコンパイルし、「</w:t>
-      </w:r>
-      <w:r>
-        <w:rPr>
-          <w:rFonts w:ascii="ＭＳ Ｐ明朝" w:eastAsia="ＭＳ Ｐ明朝" w:hAnsi="ＭＳ Ｐ明朝"/>
-          <w:sz w:val="24"/>
-        </w:rPr>
-        <w:t xml:space="preserve">./2412747_kadai5-2 </w:t>
-      </w:r>
-      <w:r>
-        <w:rPr>
-          <w:rFonts w:ascii="ＭＳ Ｐ明朝" w:eastAsia="ＭＳ Ｐ明朝" w:hAnsi="ＭＳ Ｐ明朝"/>
-          <w:sz w:val="24"/>
-        </w:rPr>
-        <w:t xml:space="preserve">class1tr_2026.csv </w:t>
-      </w:r>
-      <w:r>
-        <w:rPr>
-          <w:rFonts w:ascii="ＭＳ Ｐ明朝" w:eastAsia="ＭＳ Ｐ明朝" w:hAnsi="ＭＳ Ｐ明朝"/>
-          <w:sz w:val="24"/>
-        </w:rPr>
-        <w:t>class</w:t>
+        <w:t>トデータ</w:t>
+      </w:r>
+      <w:r>
+        <w:rPr>
+          <w:rFonts w:ascii="ＭＳ Ｐ明朝" w:eastAsia="ＭＳ Ｐ明朝" w:hAnsi="ＭＳ Ｐ明朝"/>
+          <w:sz w:val="24"/>
+        </w:rPr>
+        <w:t>csv</w:t>
+      </w:r>
+      <w:r>
+        <w:rPr>
+          <w:rFonts w:ascii="ＭＳ Ｐ明朝" w:eastAsia="ＭＳ Ｐ明朝" w:hAnsi="ＭＳ Ｐ明朝" w:hint="eastAsia"/>
+          <w:sz w:val="24"/>
+        </w:rPr>
+        <w:t>ファイルのパス名を指定して実行する。</w:t>
+      </w:r>
+    </w:p>
+    <w:p>
+      <w:pPr>
+        <w:rPr>
+          <w:rFonts w:ascii="ＭＳ Ｐ明朝" w:eastAsia="ＭＳ Ｐ明朝" w:hAnsi="ＭＳ Ｐ明朝"/>
+          <w:sz w:val="24"/>
+        </w:rPr>
+      </w:pPr>
+    </w:p>
+    <w:p>
+      <w:pPr>
+        <w:rPr>
+          <w:rFonts w:ascii="ＭＳ Ｐ明朝" w:eastAsia="ＭＳ Ｐ明朝" w:hAnsi="ＭＳ Ｐ明朝"/>
+          <w:sz w:val="24"/>
+        </w:rPr>
+      </w:pPr>
+      <w:r>
+        <w:rPr>
+          <w:rFonts w:ascii="ＭＳ Ｐ明朝" w:eastAsia="ＭＳ Ｐ明朝" w:hAnsi="ＭＳ Ｐ明朝" w:hint="eastAsia"/>
+          <w:sz w:val="24"/>
+        </w:rPr>
+        <w:t>・実装概要</w:t>
+      </w:r>
+    </w:p>
+    <w:p>
+      <w:pPr>
+        <w:rPr>
+          <w:rFonts w:ascii="ＭＳ Ｐ明朝" w:eastAsia="ＭＳ Ｐ明朝" w:hAnsi="ＭＳ Ｐ明朝"/>
+          <w:sz w:val="24"/>
+        </w:rPr>
+      </w:pPr>
+      <w:r>
+        <w:rPr>
+          <w:rFonts w:ascii="ＭＳ Ｐ明朝" w:eastAsia="ＭＳ Ｐ明朝" w:hAnsi="ＭＳ Ｐ明朝" w:hint="eastAsia"/>
+          <w:sz w:val="24"/>
+        </w:rPr>
+        <w:t xml:space="preserve">　</w:t>
+      </w:r>
+      <w:r>
+        <w:rPr>
+          <w:rFonts w:ascii="ＭＳ Ｐ明朝" w:eastAsia="ＭＳ Ｐ明朝" w:hAnsi="ＭＳ Ｐ明朝" w:hint="eastAsia"/>
+          <w:sz w:val="24"/>
+        </w:rPr>
+        <w:t>この問題は</w:t>
+      </w:r>
+      <w:r>
+        <w:rPr>
+          <w:rFonts w:ascii="ＭＳ Ｐ明朝" w:eastAsia="ＭＳ Ｐ明朝" w:hAnsi="ＭＳ Ｐ明朝"/>
+          <w:sz w:val="24"/>
+        </w:rPr>
+        <w:t>OpenCV</w:t>
+      </w:r>
+      <w:r>
+        <w:rPr>
+          <w:rFonts w:ascii="ＭＳ Ｐ明朝" w:eastAsia="ＭＳ Ｐ明朝" w:hAnsi="ＭＳ Ｐ明朝" w:hint="eastAsia"/>
+          <w:sz w:val="24"/>
+        </w:rPr>
+        <w:t>を用いて学習データより作成した識別器の</w:t>
+      </w:r>
+      <w:r>
+        <w:rPr>
+          <w:rFonts w:ascii="ＭＳ Ｐ明朝" w:eastAsia="ＭＳ Ｐ明朝" w:hAnsi="ＭＳ Ｐ明朝"/>
+          <w:sz w:val="24"/>
+        </w:rPr>
+        <w:t>SVM</w:t>
+      </w:r>
+      <w:r>
+        <w:rPr>
+          <w:rFonts w:ascii="ＭＳ Ｐ明朝" w:eastAsia="ＭＳ Ｐ明朝" w:hAnsi="ＭＳ Ｐ明朝" w:hint="eastAsia"/>
+          <w:sz w:val="24"/>
+        </w:rPr>
+        <w:t>より、テストデータの一致率</w:t>
+      </w:r>
+      <w:r>
+        <w:rPr>
+          <w:rFonts w:ascii="ＭＳ Ｐ明朝" w:eastAsia="ＭＳ Ｐ明朝" w:hAnsi="ＭＳ Ｐ明朝" w:hint="eastAsia"/>
+          <w:sz w:val="24"/>
+        </w:rPr>
+        <w:t>評価</w:t>
+      </w:r>
+      <w:r>
+        <w:rPr>
+          <w:rFonts w:ascii="ＭＳ Ｐ明朝" w:eastAsia="ＭＳ Ｐ明朝" w:hAnsi="ＭＳ Ｐ明朝" w:hint="eastAsia"/>
+          <w:sz w:val="24"/>
+        </w:rPr>
+        <w:t>を</w:t>
+      </w:r>
+      <w:r>
+        <w:rPr>
+          <w:rFonts w:ascii="ＭＳ Ｐ明朝" w:eastAsia="ＭＳ Ｐ明朝" w:hAnsi="ＭＳ Ｐ明朝" w:hint="eastAsia"/>
+          <w:sz w:val="24"/>
+        </w:rPr>
+        <w:t>するというものであり、これも</w:t>
+      </w:r>
+      <w:r>
+        <w:rPr>
+          <w:rFonts w:ascii="ＭＳ Ｐ明朝" w:eastAsia="ＭＳ Ｐ明朝" w:hAnsi="ＭＳ Ｐ明朝"/>
+          <w:sz w:val="24"/>
+        </w:rPr>
+        <w:t>OpenCV</w:t>
+      </w:r>
+      <w:r>
+        <w:rPr>
+          <w:rFonts w:ascii="ＭＳ Ｐ明朝" w:eastAsia="ＭＳ Ｐ明朝" w:hAnsi="ＭＳ Ｐ明朝" w:hint="eastAsia"/>
+          <w:sz w:val="24"/>
+        </w:rPr>
+        <w:t>の使用になれるという側面が強く、そう難しくはない。</w:t>
+      </w:r>
+      <w:r>
+        <w:rPr>
+          <w:rFonts w:ascii="ＭＳ Ｐ明朝" w:eastAsia="ＭＳ Ｐ明朝" w:hAnsi="ＭＳ Ｐ明朝" w:hint="eastAsia"/>
+          <w:sz w:val="24"/>
+        </w:rPr>
+        <w:t>コードは学習データの処理とテストデータの処理の</w:t>
       </w:r>
       <w:r>
         <w:rPr>
@@ -1415,52 +2133,47 @@
       </w:r>
       <w:r>
         <w:rPr>
-          <w:rFonts w:ascii="ＭＳ Ｐ明朝" w:eastAsia="ＭＳ Ｐ明朝" w:hAnsi="ＭＳ Ｐ明朝"/>
-          <w:sz w:val="24"/>
-        </w:rPr>
-        <w:t>tr_2026.csv</w:t>
-      </w:r>
-      <w:r>
-        <w:rPr>
-          <w:rFonts w:ascii="ＭＳ Ｐ明朝" w:eastAsia="ＭＳ Ｐ明朝" w:hAnsi="ＭＳ Ｐ明朝"/>
-          <w:sz w:val="24"/>
-        </w:rPr>
-        <w:t xml:space="preserve"> </w:t>
-      </w:r>
-      <w:r>
-        <w:rPr>
-          <w:rFonts w:ascii="ＭＳ Ｐ明朝" w:eastAsia="ＭＳ Ｐ明朝" w:hAnsi="ＭＳ Ｐ明朝"/>
-          <w:sz w:val="24"/>
-        </w:rPr>
-        <w:t>class1t</w:t>
-      </w:r>
-      <w:r>
-        <w:rPr>
-          <w:rFonts w:ascii="ＭＳ Ｐ明朝" w:eastAsia="ＭＳ Ｐ明朝" w:hAnsi="ＭＳ Ｐ明朝"/>
-          <w:sz w:val="24"/>
-        </w:rPr>
-        <w:t>e</w:t>
-      </w:r>
-      <w:r>
-        <w:rPr>
-          <w:rFonts w:ascii="ＭＳ Ｐ明朝" w:eastAsia="ＭＳ Ｐ明朝" w:hAnsi="ＭＳ Ｐ明朝"/>
-          <w:sz w:val="24"/>
-        </w:rPr>
-        <w:t>_2026.csv</w:t>
-      </w:r>
-      <w:r>
-        <w:rPr>
-          <w:rFonts w:ascii="ＭＳ Ｐ明朝" w:eastAsia="ＭＳ Ｐ明朝" w:hAnsi="ＭＳ Ｐ明朝"/>
-          <w:sz w:val="24"/>
-        </w:rPr>
-        <w:t xml:space="preserve"> </w:t>
-      </w:r>
-      <w:r>
-        <w:rPr>
-          <w:rFonts w:ascii="ＭＳ Ｐ明朝" w:eastAsia="ＭＳ Ｐ明朝" w:hAnsi="ＭＳ Ｐ明朝"/>
-          <w:sz w:val="24"/>
-        </w:rPr>
-        <w:t>class</w:t>
+          <w:rFonts w:ascii="ＭＳ Ｐ明朝" w:eastAsia="ＭＳ Ｐ明朝" w:hAnsi="ＭＳ Ｐ明朝" w:hint="eastAsia"/>
+          <w:sz w:val="24"/>
+        </w:rPr>
+        <w:t>つに分けることができる。まずは学習データの処理について説明する。</w:t>
+      </w:r>
+    </w:p>
+    <w:p>
+      <w:pPr>
+        <w:ind w:firstLineChars="50" w:firstLine="120"/>
+        <w:rPr>
+          <w:rFonts w:ascii="ＭＳ Ｐ明朝" w:eastAsia="ＭＳ Ｐ明朝" w:hAnsi="ＭＳ Ｐ明朝"/>
+          <w:sz w:val="24"/>
+        </w:rPr>
+      </w:pPr>
+      <w:r>
+        <w:rPr>
+          <w:rFonts w:ascii="ＭＳ Ｐ明朝" w:eastAsia="ＭＳ Ｐ明朝" w:hAnsi="ＭＳ Ｐ明朝" w:hint="eastAsia"/>
+          <w:sz w:val="24"/>
+        </w:rPr>
+        <w:t>最初に</w:t>
+      </w:r>
+      <w:r>
+        <w:rPr>
+          <w:rFonts w:ascii="ＭＳ Ｐ明朝" w:eastAsia="ＭＳ Ｐ明朝" w:hAnsi="ＭＳ Ｐ明朝" w:hint="eastAsia"/>
+          <w:sz w:val="24"/>
+        </w:rPr>
+        <w:t>第</w:t>
+      </w:r>
+      <w:r>
+        <w:rPr>
+          <w:rFonts w:ascii="ＭＳ Ｐ明朝" w:eastAsia="ＭＳ Ｐ明朝" w:hAnsi="ＭＳ Ｐ明朝"/>
+          <w:sz w:val="24"/>
+        </w:rPr>
+        <w:t>1</w:t>
+      </w:r>
+      <w:r>
+        <w:rPr>
+          <w:rFonts w:ascii="ＭＳ Ｐ明朝" w:eastAsia="ＭＳ Ｐ明朝" w:hAnsi="ＭＳ Ｐ明朝" w:hint="eastAsia"/>
+          <w:sz w:val="24"/>
+        </w:rPr>
+        <w:t>引数および第</w:t>
       </w:r>
       <w:r>
         <w:rPr>
@@ -1471,38 +2184,164 @@
       </w:r>
       <w:r>
         <w:rPr>
-          <w:rFonts w:ascii="ＭＳ Ｐ明朝" w:eastAsia="ＭＳ Ｐ明朝" w:hAnsi="ＭＳ Ｐ明朝"/>
-          <w:sz w:val="24"/>
-        </w:rPr>
-        <w:t>t</w:t>
-      </w:r>
-      <w:r>
-        <w:rPr>
-          <w:rFonts w:ascii="ＭＳ Ｐ明朝" w:eastAsia="ＭＳ Ｐ明朝" w:hAnsi="ＭＳ Ｐ明朝"/>
-          <w:sz w:val="24"/>
-        </w:rPr>
-        <w:t>e</w:t>
-      </w:r>
-      <w:r>
-        <w:rPr>
-          <w:rFonts w:ascii="ＭＳ Ｐ明朝" w:eastAsia="ＭＳ Ｐ明朝" w:hAnsi="ＭＳ Ｐ明朝"/>
-          <w:sz w:val="24"/>
-        </w:rPr>
-        <w:t>_2026.csv</w:t>
-      </w:r>
-      <w:r>
-        <w:rPr>
-          <w:rFonts w:ascii="ＭＳ Ｐ明朝" w:eastAsia="ＭＳ Ｐ明朝" w:hAnsi="ＭＳ Ｐ明朝" w:hint="eastAsia"/>
-          <w:sz w:val="24"/>
-        </w:rPr>
-        <w:t>」というように</w:t>
-      </w:r>
-      <w:r>
-        <w:rPr>
-          <w:rFonts w:ascii="ＭＳ Ｐ明朝" w:eastAsia="ＭＳ Ｐ明朝" w:hAnsi="ＭＳ Ｐ明朝" w:hint="eastAsia"/>
-          <w:sz w:val="24"/>
-        </w:rPr>
-        <w:t>、第</w:t>
+          <w:rFonts w:ascii="ＭＳ Ｐ明朝" w:eastAsia="ＭＳ Ｐ明朝" w:hAnsi="ＭＳ Ｐ明朝" w:hint="eastAsia"/>
+          <w:sz w:val="24"/>
+        </w:rPr>
+        <w:t>引数に与えられたファイルを</w:t>
+      </w:r>
+      <w:r>
+        <w:rPr>
+          <w:rFonts w:ascii="ＭＳ Ｐ明朝" w:eastAsia="ＭＳ Ｐ明朝" w:hAnsi="ＭＳ Ｐ明朝"/>
+          <w:sz w:val="24"/>
+        </w:rPr>
+        <w:t>loadFromCSV</w:t>
+      </w:r>
+      <w:r>
+        <w:rPr>
+          <w:rFonts w:ascii="ＭＳ Ｐ明朝" w:eastAsia="ＭＳ Ｐ明朝" w:hAnsi="ＭＳ Ｐ明朝" w:hint="eastAsia"/>
+          <w:sz w:val="24"/>
+        </w:rPr>
+        <w:t>関数によって</w:t>
+      </w:r>
+      <w:r>
+        <w:rPr>
+          <w:rFonts w:ascii="ＭＳ Ｐ明朝" w:eastAsia="ＭＳ Ｐ明朝" w:hAnsi="ＭＳ Ｐ明朝" w:hint="eastAsia"/>
+          <w:sz w:val="24"/>
+        </w:rPr>
+        <w:t>学習データのクラスを作成する。読み込む</w:t>
+      </w:r>
+      <w:r>
+        <w:rPr>
+          <w:rFonts w:ascii="ＭＳ Ｐ明朝" w:eastAsia="ＭＳ Ｐ明朝" w:hAnsi="ＭＳ Ｐ明朝"/>
+          <w:sz w:val="24"/>
+        </w:rPr>
+        <w:t>CSV</w:t>
+      </w:r>
+      <w:r>
+        <w:rPr>
+          <w:rFonts w:ascii="ＭＳ Ｐ明朝" w:eastAsia="ＭＳ Ｐ明朝" w:hAnsi="ＭＳ Ｐ明朝" w:hint="eastAsia"/>
+          <w:sz w:val="24"/>
+        </w:rPr>
+        <w:t>ファイルにはヘッダがなく、全列を特徴量として利用し、ラベル列が存在しないので、それぞれ</w:t>
+      </w:r>
+      <w:r>
+        <w:rPr>
+          <w:rFonts w:ascii="ＭＳ Ｐ明朝" w:eastAsia="ＭＳ Ｐ明朝" w:hAnsi="ＭＳ Ｐ明朝"/>
+          <w:sz w:val="24"/>
+        </w:rPr>
+        <w:t>loadFromCSV</w:t>
+      </w:r>
+      <w:r>
+        <w:rPr>
+          <w:rFonts w:ascii="ＭＳ Ｐ明朝" w:eastAsia="ＭＳ Ｐ明朝" w:hAnsi="ＭＳ Ｐ明朝" w:hint="eastAsia"/>
+          <w:sz w:val="24"/>
+        </w:rPr>
+        <w:t>の引数を</w:t>
+      </w:r>
+      <w:r>
+        <w:rPr>
+          <w:rFonts w:ascii="ＭＳ Ｐ明朝" w:eastAsia="ＭＳ Ｐ明朝" w:hAnsi="ＭＳ Ｐ明朝"/>
+          <w:sz w:val="24"/>
+        </w:rPr>
+        <w:t>0</w:t>
+      </w:r>
+      <w:r>
+        <w:rPr>
+          <w:rFonts w:ascii="ＭＳ Ｐ明朝" w:eastAsia="ＭＳ Ｐ明朝" w:hAnsi="ＭＳ Ｐ明朝" w:hint="eastAsia"/>
+          <w:sz w:val="24"/>
+        </w:rPr>
+        <w:t>、</w:t>
+      </w:r>
+      <w:r>
+        <w:rPr>
+          <w:rFonts w:ascii="ＭＳ Ｐ明朝" w:eastAsia="ＭＳ Ｐ明朝" w:hAnsi="ＭＳ Ｐ明朝"/>
+          <w:sz w:val="24"/>
+        </w:rPr>
+        <w:t>-2</w:t>
+      </w:r>
+      <w:r>
+        <w:rPr>
+          <w:rFonts w:ascii="ＭＳ Ｐ明朝" w:eastAsia="ＭＳ Ｐ明朝" w:hAnsi="ＭＳ Ｐ明朝" w:hint="eastAsia"/>
+          <w:sz w:val="24"/>
+        </w:rPr>
+        <w:t>、</w:t>
+      </w:r>
+      <w:r>
+        <w:rPr>
+          <w:rFonts w:ascii="ＭＳ Ｐ明朝" w:eastAsia="ＭＳ Ｐ明朝" w:hAnsi="ＭＳ Ｐ明朝"/>
+          <w:sz w:val="24"/>
+        </w:rPr>
+        <w:t>0</w:t>
+      </w:r>
+      <w:r>
+        <w:rPr>
+          <w:rFonts w:ascii="ＭＳ Ｐ明朝" w:eastAsia="ＭＳ Ｐ明朝" w:hAnsi="ＭＳ Ｐ明朝" w:hint="eastAsia"/>
+          <w:sz w:val="24"/>
+        </w:rPr>
+        <w:t>と指定した。次に</w:t>
+      </w:r>
+      <w:r>
+        <w:rPr>
+          <w:rFonts w:ascii="ＭＳ Ｐ明朝" w:eastAsia="ＭＳ Ｐ明朝" w:hAnsi="ＭＳ Ｐ明朝"/>
+          <w:sz w:val="24"/>
+        </w:rPr>
+        <w:t>getSample</w:t>
+      </w:r>
+      <w:r>
+        <w:rPr>
+          <w:rFonts w:ascii="ＭＳ Ｐ明朝" w:eastAsia="ＭＳ Ｐ明朝" w:hAnsi="ＭＳ Ｐ明朝" w:hint="eastAsia"/>
+          <w:sz w:val="24"/>
+        </w:rPr>
+        <w:t>によって</w:t>
+      </w:r>
+      <w:r>
+        <w:rPr>
+          <w:rFonts w:ascii="ＭＳ Ｐ明朝" w:eastAsia="ＭＳ Ｐ明朝" w:hAnsi="ＭＳ Ｐ明朝"/>
+          <w:sz w:val="24"/>
+        </w:rPr>
+        <w:t>CSV</w:t>
+      </w:r>
+      <w:r>
+        <w:rPr>
+          <w:rFonts w:ascii="ＭＳ Ｐ明朝" w:eastAsia="ＭＳ Ｐ明朝" w:hAnsi="ＭＳ Ｐ明朝" w:hint="eastAsia"/>
+          <w:sz w:val="24"/>
+        </w:rPr>
+        <w:t>の特徴量のみを抽出し、</w:t>
+      </w:r>
+      <w:r>
+        <w:rPr>
+          <w:rFonts w:ascii="ＭＳ Ｐ明朝" w:eastAsia="ＭＳ Ｐ明朝" w:hAnsi="ＭＳ Ｐ明朝"/>
+          <w:sz w:val="24"/>
+        </w:rPr>
+        <w:t>vconcat</w:t>
+      </w:r>
+      <w:r>
+        <w:rPr>
+          <w:rFonts w:ascii="ＭＳ Ｐ明朝" w:eastAsia="ＭＳ Ｐ明朝" w:hAnsi="ＭＳ Ｐ明朝" w:hint="eastAsia"/>
+          <w:sz w:val="24"/>
+        </w:rPr>
+        <w:t>で</w:t>
+      </w:r>
+      <w:r>
+        <w:rPr>
+          <w:rFonts w:ascii="ＭＳ Ｐ明朝" w:eastAsia="ＭＳ Ｐ明朝" w:hAnsi="ＭＳ Ｐ明朝"/>
+          <w:sz w:val="24"/>
+        </w:rPr>
+        <w:t>2</w:t>
+      </w:r>
+      <w:r>
+        <w:rPr>
+          <w:rFonts w:ascii="ＭＳ Ｐ明朝" w:eastAsia="ＭＳ Ｐ明朝" w:hAnsi="ＭＳ Ｐ明朝" w:hint="eastAsia"/>
+          <w:sz w:val="24"/>
+        </w:rPr>
+        <w:t>クラスの特徴量データを</w:t>
+      </w:r>
+      <w:r>
+        <w:rPr>
+          <w:rFonts w:ascii="ＭＳ Ｐ明朝" w:eastAsia="ＭＳ Ｐ明朝" w:hAnsi="ＭＳ Ｐ明朝" w:hint="eastAsia"/>
+          <w:sz w:val="24"/>
+        </w:rPr>
+        <w:t>縦方向に結合して</w:t>
       </w:r>
       <w:r>
         <w:rPr>
@@ -1516,7 +2355,70 @@
           <w:rFonts w:ascii="ＭＳ Ｐ明朝" w:eastAsia="ＭＳ Ｐ明朝" w:hAnsi="ＭＳ Ｐ明朝" w:hint="eastAsia"/>
           <w:sz w:val="24"/>
         </w:rPr>
-        <w:t>引数と第</w:t>
+        <w:t>つの行列にまとめた。</w:t>
+      </w:r>
+      <w:r>
+        <w:rPr>
+          <w:rFonts w:ascii="ＭＳ Ｐ明朝" w:eastAsia="ＭＳ Ｐ明朝" w:hAnsi="ＭＳ Ｐ明朝" w:hint="eastAsia"/>
+          <w:sz w:val="24"/>
+        </w:rPr>
+        <w:t>ただまとめたことによりどのデータがどのクラスかを</w:t>
+      </w:r>
+      <w:r>
+        <w:rPr>
+          <w:rFonts w:ascii="ＭＳ Ｐ明朝" w:eastAsia="ＭＳ Ｐ明朝" w:hAnsi="ＭＳ Ｐ明朝"/>
+          <w:sz w:val="24"/>
+        </w:rPr>
+        <w:t>SVM</w:t>
+      </w:r>
+      <w:r>
+        <w:rPr>
+          <w:rFonts w:ascii="ＭＳ Ｐ明朝" w:eastAsia="ＭＳ Ｐ明朝" w:hAnsi="ＭＳ Ｐ明朝" w:hint="eastAsia"/>
+          <w:sz w:val="24"/>
+        </w:rPr>
+        <w:t>が判別出来なくなるので、ラベルを作成し、</w:t>
+      </w:r>
+      <w:r>
+        <w:rPr>
+          <w:rFonts w:ascii="ＭＳ Ｐ明朝" w:eastAsia="ＭＳ Ｐ明朝" w:hAnsi="ＭＳ Ｐ明朝"/>
+          <w:sz w:val="24"/>
+        </w:rPr>
+        <w:t>setTo</w:t>
+      </w:r>
+      <w:r>
+        <w:rPr>
+          <w:rFonts w:ascii="ＭＳ Ｐ明朝" w:eastAsia="ＭＳ Ｐ明朝" w:hAnsi="ＭＳ Ｐ明朝" w:hint="eastAsia"/>
+          <w:sz w:val="24"/>
+        </w:rPr>
+        <w:t>でクラス</w:t>
+      </w:r>
+      <w:r>
+        <w:rPr>
+          <w:rFonts w:ascii="ＭＳ Ｐ明朝" w:eastAsia="ＭＳ Ｐ明朝" w:hAnsi="ＭＳ Ｐ明朝"/>
+          <w:sz w:val="24"/>
+        </w:rPr>
+        <w:t>1</w:t>
+      </w:r>
+      <w:r>
+        <w:rPr>
+          <w:rFonts w:ascii="ＭＳ Ｐ明朝" w:eastAsia="ＭＳ Ｐ明朝" w:hAnsi="ＭＳ Ｐ明朝" w:hint="eastAsia"/>
+          <w:sz w:val="24"/>
+        </w:rPr>
+        <w:t>には</w:t>
+      </w:r>
+      <w:r>
+        <w:rPr>
+          <w:rFonts w:ascii="ＭＳ Ｐ明朝" w:eastAsia="ＭＳ Ｐ明朝" w:hAnsi="ＭＳ Ｐ明朝"/>
+          <w:sz w:val="24"/>
+        </w:rPr>
+        <w:t>1</w:t>
+      </w:r>
+      <w:r>
+        <w:rPr>
+          <w:rFonts w:ascii="ＭＳ Ｐ明朝" w:eastAsia="ＭＳ Ｐ明朝" w:hAnsi="ＭＳ Ｐ明朝" w:hint="eastAsia"/>
+          <w:sz w:val="24"/>
+        </w:rPr>
+        <w:t>を、クラス</w:t>
       </w:r>
       <w:r>
         <w:rPr>
@@ -1530,7 +2432,347 @@
           <w:rFonts w:ascii="ＭＳ Ｐ明朝" w:eastAsia="ＭＳ Ｐ明朝" w:hAnsi="ＭＳ Ｐ明朝" w:hint="eastAsia"/>
           <w:sz w:val="24"/>
         </w:rPr>
-        <w:t>引数にはクラス</w:t>
+        <w:t>には</w:t>
+      </w:r>
+      <w:r>
+        <w:rPr>
+          <w:rFonts w:ascii="ＭＳ Ｐ明朝" w:eastAsia="ＭＳ Ｐ明朝" w:hAnsi="ＭＳ Ｐ明朝"/>
+          <w:sz w:val="24"/>
+        </w:rPr>
+        <w:t>2</w:t>
+      </w:r>
+      <w:r>
+        <w:rPr>
+          <w:rFonts w:ascii="ＭＳ Ｐ明朝" w:eastAsia="ＭＳ Ｐ明朝" w:hAnsi="ＭＳ Ｐ明朝" w:hint="eastAsia"/>
+          <w:sz w:val="24"/>
+        </w:rPr>
+        <w:t>をつけた。</w:t>
+      </w:r>
+    </w:p>
+    <w:p>
+      <w:pPr>
+        <w:ind w:firstLineChars="50" w:firstLine="120"/>
+        <w:rPr>
+          <w:rFonts w:ascii="ＭＳ Ｐ明朝" w:eastAsia="ＭＳ Ｐ明朝" w:hAnsi="ＭＳ Ｐ明朝"/>
+          <w:sz w:val="24"/>
+        </w:rPr>
+      </w:pPr>
+      <w:r>
+        <w:rPr>
+          <w:rFonts w:ascii="ＭＳ Ｐ明朝" w:eastAsia="ＭＳ Ｐ明朝" w:hAnsi="ＭＳ Ｐ明朝" w:hint="eastAsia"/>
+          <w:sz w:val="24"/>
+        </w:rPr>
+        <w:t>次に</w:t>
+      </w:r>
+      <w:r>
+        <w:rPr>
+          <w:rFonts w:ascii="ＭＳ Ｐ明朝" w:eastAsia="ＭＳ Ｐ明朝" w:hAnsi="ＭＳ Ｐ明朝"/>
+          <w:sz w:val="24"/>
+        </w:rPr>
+        <w:t>SVM</w:t>
+      </w:r>
+      <w:r>
+        <w:rPr>
+          <w:rFonts w:ascii="ＭＳ Ｐ明朝" w:eastAsia="ＭＳ Ｐ明朝" w:hAnsi="ＭＳ Ｐ明朝" w:hint="eastAsia"/>
+          <w:sz w:val="24"/>
+        </w:rPr>
+        <w:t>の作成を行なった。</w:t>
+      </w:r>
+      <w:r>
+        <w:rPr>
+          <w:rFonts w:ascii="ＭＳ Ｐ明朝" w:eastAsia="ＭＳ Ｐ明朝" w:hAnsi="ＭＳ Ｐ明朝" w:hint="eastAsia"/>
+          <w:sz w:val="24"/>
+        </w:rPr>
+        <w:t>今回は学習アルゴリズムを線形カーネルによる</w:t>
+      </w:r>
+      <w:r>
+        <w:rPr>
+          <w:rFonts w:ascii="ＭＳ Ｐ明朝" w:eastAsia="ＭＳ Ｐ明朝" w:hAnsi="ＭＳ Ｐ明朝"/>
+          <w:sz w:val="24"/>
+        </w:rPr>
+        <w:t>SVM</w:t>
+      </w:r>
+      <w:r>
+        <w:rPr>
+          <w:rFonts w:ascii="ＭＳ Ｐ明朝" w:eastAsia="ＭＳ Ｐ明朝" w:hAnsi="ＭＳ Ｐ明朝" w:hint="eastAsia"/>
+          <w:sz w:val="24"/>
+        </w:rPr>
+        <w:t>にするように指定されているので、</w:t>
+      </w:r>
+      <w:r>
+        <w:rPr>
+          <w:rFonts w:ascii="ＭＳ Ｐ明朝" w:eastAsia="ＭＳ Ｐ明朝" w:hAnsi="ＭＳ Ｐ明朝"/>
+          <w:sz w:val="24"/>
+        </w:rPr>
+        <w:t>SVM</w:t>
+      </w:r>
+      <w:r>
+        <w:rPr>
+          <w:rFonts w:ascii="ＭＳ Ｐ明朝" w:eastAsia="ＭＳ Ｐ明朝" w:hAnsi="ＭＳ Ｐ明朝" w:hint="eastAsia"/>
+          <w:sz w:val="24"/>
+        </w:rPr>
+        <w:t>パラメータ設定時に</w:t>
+      </w:r>
+      <w:r>
+        <w:rPr>
+          <w:rFonts w:ascii="ＭＳ Ｐ明朝" w:eastAsia="ＭＳ Ｐ明朝" w:hAnsi="ＭＳ Ｐ明朝"/>
+          <w:sz w:val="24"/>
+        </w:rPr>
+        <w:t>setKernel</w:t>
+      </w:r>
+      <w:r>
+        <w:rPr>
+          <w:rFonts w:ascii="ＭＳ Ｐ明朝" w:eastAsia="ＭＳ Ｐ明朝" w:hAnsi="ＭＳ Ｐ明朝" w:hint="eastAsia"/>
+          <w:sz w:val="24"/>
+        </w:rPr>
+        <w:t>では</w:t>
+      </w:r>
+      <w:r>
+        <w:rPr>
+          <w:rFonts w:ascii="ＭＳ Ｐ明朝" w:eastAsia="ＭＳ Ｐ明朝" w:hAnsi="ＭＳ Ｐ明朝"/>
+          <w:sz w:val="24"/>
+        </w:rPr>
+        <w:t>LINEAR</w:t>
+      </w:r>
+      <w:r>
+        <w:rPr>
+          <w:rFonts w:ascii="ＭＳ Ｐ明朝" w:eastAsia="ＭＳ Ｐ明朝" w:hAnsi="ＭＳ Ｐ明朝" w:hint="eastAsia"/>
+          <w:sz w:val="24"/>
+        </w:rPr>
+        <w:t>を選択した。</w:t>
+      </w:r>
+      <w:r>
+        <w:rPr>
+          <w:rFonts w:ascii="ＭＳ Ｐ明朝" w:eastAsia="ＭＳ Ｐ明朝" w:hAnsi="ＭＳ Ｐ明朝"/>
+          <w:sz w:val="24"/>
+        </w:rPr>
+        <w:t>SVM</w:t>
+      </w:r>
+      <w:r>
+        <w:rPr>
+          <w:rFonts w:ascii="ＭＳ Ｐ明朝" w:eastAsia="ＭＳ Ｐ明朝" w:hAnsi="ＭＳ Ｐ明朝" w:hint="eastAsia"/>
+          <w:sz w:val="24"/>
+        </w:rPr>
+        <w:t>タイプには</w:t>
+      </w:r>
+      <w:r>
+        <w:rPr>
+          <w:rFonts w:ascii="ＭＳ Ｐ明朝" w:eastAsia="ＭＳ Ｐ明朝" w:hAnsi="ＭＳ Ｐ明朝"/>
+          <w:sz w:val="24"/>
+        </w:rPr>
+        <w:t>C_SVC</w:t>
+      </w:r>
+      <w:r>
+        <w:rPr>
+          <w:rFonts w:ascii="ＭＳ Ｐ明朝" w:eastAsia="ＭＳ Ｐ明朝" w:hAnsi="ＭＳ Ｐ明朝" w:hint="eastAsia"/>
+          <w:sz w:val="24"/>
+        </w:rPr>
+        <w:t>、終了条件では最大反復回数と最大回数と誤差閾値を設定し、</w:t>
+      </w:r>
+      <w:r>
+        <w:rPr>
+          <w:rFonts w:ascii="ＭＳ Ｐ明朝" w:eastAsia="ＭＳ Ｐ明朝" w:hAnsi="ＭＳ Ｐ明朝"/>
+          <w:sz w:val="24"/>
+        </w:rPr>
+        <w:t>C</w:t>
+      </w:r>
+      <w:r>
+        <w:rPr>
+          <w:rFonts w:ascii="ＭＳ Ｐ明朝" w:eastAsia="ＭＳ Ｐ明朝" w:hAnsi="ＭＳ Ｐ明朝" w:hint="eastAsia"/>
+          <w:sz w:val="24"/>
+        </w:rPr>
+        <w:t>パラメータを</w:t>
+      </w:r>
+      <w:r>
+        <w:rPr>
+          <w:rFonts w:ascii="ＭＳ Ｐ明朝" w:eastAsia="ＭＳ Ｐ明朝" w:hAnsi="ＭＳ Ｐ明朝"/>
+          <w:sz w:val="24"/>
+        </w:rPr>
+        <w:t>1.0</w:t>
+      </w:r>
+      <w:r>
+        <w:rPr>
+          <w:rFonts w:ascii="ＭＳ Ｐ明朝" w:eastAsia="ＭＳ Ｐ明朝" w:hAnsi="ＭＳ Ｐ明朝" w:hint="eastAsia"/>
+          <w:sz w:val="24"/>
+        </w:rPr>
+        <w:t>に設定した。</w:t>
+      </w:r>
+      <w:r>
+        <w:rPr>
+          <w:rFonts w:ascii="ＭＳ Ｐ明朝" w:eastAsia="ＭＳ Ｐ明朝" w:hAnsi="ＭＳ Ｐ明朝" w:hint="eastAsia"/>
+          <w:sz w:val="24"/>
+        </w:rPr>
+        <w:t>最後に</w:t>
+      </w:r>
+      <w:r>
+        <w:rPr>
+          <w:rFonts w:ascii="ＭＳ Ｐ明朝" w:eastAsia="ＭＳ Ｐ明朝" w:hAnsi="ＭＳ Ｐ明朝"/>
+          <w:sz w:val="24"/>
+        </w:rPr>
+        <w:t>SVM</w:t>
+      </w:r>
+      <w:r>
+        <w:rPr>
+          <w:rFonts w:ascii="ＭＳ Ｐ明朝" w:eastAsia="ＭＳ Ｐ明朝" w:hAnsi="ＭＳ Ｐ明朝" w:hint="eastAsia"/>
+          <w:sz w:val="24"/>
+        </w:rPr>
+        <w:t>では</w:t>
+      </w:r>
+      <w:r>
+        <w:rPr>
+          <w:rFonts w:ascii="ＭＳ Ｐ明朝" w:eastAsia="ＭＳ Ｐ明朝" w:hAnsi="ＭＳ Ｐ明朝"/>
+          <w:sz w:val="24"/>
+        </w:rPr>
+        <w:t>float</w:t>
+      </w:r>
+      <w:r>
+        <w:rPr>
+          <w:rFonts w:ascii="ＭＳ Ｐ明朝" w:eastAsia="ＭＳ Ｐ明朝" w:hAnsi="ＭＳ Ｐ明朝" w:hint="eastAsia"/>
+          <w:sz w:val="24"/>
+        </w:rPr>
+        <w:t>型を必要とするため</w:t>
+      </w:r>
+      <w:r>
+        <w:rPr>
+          <w:rFonts w:ascii="ＭＳ Ｐ明朝" w:eastAsia="ＭＳ Ｐ明朝" w:hAnsi="ＭＳ Ｐ明朝"/>
+          <w:sz w:val="24"/>
+        </w:rPr>
+        <w:t>convertTo</w:t>
+      </w:r>
+      <w:r>
+        <w:rPr>
+          <w:rFonts w:ascii="ＭＳ Ｐ明朝" w:eastAsia="ＭＳ Ｐ明朝" w:hAnsi="ＭＳ Ｐ明朝" w:hint="eastAsia"/>
+          <w:sz w:val="24"/>
+        </w:rPr>
+        <w:t>で</w:t>
+      </w:r>
+      <w:r>
+        <w:rPr>
+          <w:rFonts w:ascii="ＭＳ Ｐ明朝" w:eastAsia="ＭＳ Ｐ明朝" w:hAnsi="ＭＳ Ｐ明朝"/>
+          <w:sz w:val="24"/>
+        </w:rPr>
+        <w:t>CV_32F</w:t>
+      </w:r>
+      <w:r>
+        <w:rPr>
+          <w:rFonts w:ascii="ＭＳ Ｐ明朝" w:eastAsia="ＭＳ Ｐ明朝" w:hAnsi="ＭＳ Ｐ明朝" w:hint="eastAsia"/>
+          <w:sz w:val="24"/>
+        </w:rPr>
+        <w:t>によりfloatを設定、そして</w:t>
+      </w:r>
+      <w:r>
+        <w:rPr>
+          <w:rFonts w:ascii="ＭＳ Ｐ明朝" w:eastAsia="ＭＳ Ｐ明朝" w:hAnsi="ＭＳ Ｐ明朝"/>
+          <w:sz w:val="24"/>
+        </w:rPr>
+        <w:t>create</w:t>
+      </w:r>
+      <w:r>
+        <w:rPr>
+          <w:rFonts w:ascii="ＭＳ Ｐ明朝" w:eastAsia="ＭＳ Ｐ明朝" w:hAnsi="ＭＳ Ｐ明朝" w:hint="eastAsia"/>
+          <w:sz w:val="24"/>
+        </w:rPr>
+        <w:t>および</w:t>
+      </w:r>
+      <w:r>
+        <w:rPr>
+          <w:rFonts w:ascii="ＭＳ Ｐ明朝" w:eastAsia="ＭＳ Ｐ明朝" w:hAnsi="ＭＳ Ｐ明朝"/>
+          <w:sz w:val="24"/>
+        </w:rPr>
+        <w:t>train</w:t>
+      </w:r>
+      <w:r>
+        <w:rPr>
+          <w:rFonts w:ascii="ＭＳ Ｐ明朝" w:eastAsia="ＭＳ Ｐ明朝" w:hAnsi="ＭＳ Ｐ明朝" w:hint="eastAsia"/>
+          <w:sz w:val="24"/>
+        </w:rPr>
+        <w:t>によって実際に学習データの生成と学習を行なった。これで学習データ処理が完了した。</w:t>
+      </w:r>
+    </w:p>
+    <w:p>
+      <w:pPr>
+        <w:ind w:firstLineChars="50" w:firstLine="120"/>
+        <w:rPr>
+          <w:rFonts w:ascii="ＭＳ Ｐ明朝" w:eastAsia="ＭＳ Ｐ明朝" w:hAnsi="ＭＳ Ｐ明朝" w:hint="eastAsia"/>
+          <w:sz w:val="24"/>
+        </w:rPr>
+      </w:pPr>
+      <w:r>
+        <w:rPr>
+          <w:rFonts w:ascii="ＭＳ Ｐ明朝" w:eastAsia="ＭＳ Ｐ明朝" w:hAnsi="ＭＳ Ｐ明朝" w:hint="eastAsia"/>
+          <w:sz w:val="24"/>
+        </w:rPr>
+        <w:t>次にテストデータの処理について、先ほどの学習データと同様にファイルの読み取り、特徴量の抽出、ラベルの作成をまず行なった。</w:t>
+      </w:r>
+      <w:r>
+        <w:rPr>
+          <w:rFonts w:ascii="ＭＳ Ｐ明朝" w:eastAsia="ＭＳ Ｐ明朝" w:hAnsi="ＭＳ Ｐ明朝" w:hint="eastAsia"/>
+          <w:sz w:val="24"/>
+        </w:rPr>
+        <w:t>その後、</w:t>
+      </w:r>
+      <w:r>
+        <w:rPr>
+          <w:rFonts w:ascii="ＭＳ Ｐ明朝" w:eastAsia="ＭＳ Ｐ明朝" w:hAnsi="ＭＳ Ｐ明朝"/>
+          <w:sz w:val="24"/>
+        </w:rPr>
+        <w:t>predict</w:t>
+      </w:r>
+      <w:r>
+        <w:rPr>
+          <w:rFonts w:ascii="ＭＳ Ｐ明朝" w:eastAsia="ＭＳ Ｐ明朝" w:hAnsi="ＭＳ Ｐ明朝" w:hint="eastAsia"/>
+          <w:sz w:val="24"/>
+        </w:rPr>
+        <w:t>により</w:t>
+      </w:r>
+      <w:r>
+        <w:rPr>
+          <w:rFonts w:ascii="ＭＳ Ｐ明朝" w:eastAsia="ＭＳ Ｐ明朝" w:hAnsi="ＭＳ Ｐ明朝"/>
+          <w:sz w:val="24"/>
+        </w:rPr>
+        <w:t>SVM</w:t>
+      </w:r>
+      <w:r>
+        <w:rPr>
+          <w:rFonts w:ascii="ＭＳ Ｐ明朝" w:eastAsia="ＭＳ Ｐ明朝" w:hAnsi="ＭＳ Ｐ明朝" w:hint="eastAsia"/>
+          <w:sz w:val="24"/>
+        </w:rPr>
+        <w:t>を用いてテストデータの分類を行なった。予測結果は</w:t>
+      </w:r>
+      <w:r>
+        <w:rPr>
+          <w:rFonts w:ascii="ＭＳ Ｐ明朝" w:eastAsia="ＭＳ Ｐ明朝" w:hAnsi="ＭＳ Ｐ明朝"/>
+          <w:sz w:val="24"/>
+        </w:rPr>
+        <w:t>pred</w:t>
+      </w:r>
+      <w:r>
+        <w:rPr>
+          <w:rFonts w:ascii="ＭＳ Ｐ明朝" w:eastAsia="ＭＳ Ｐ明朝" w:hAnsi="ＭＳ Ｐ明朝" w:hint="eastAsia"/>
+          <w:sz w:val="24"/>
+        </w:rPr>
+        <w:t>に格納されることとなる。</w:t>
+      </w:r>
+      <w:r>
+        <w:rPr>
+          <w:rFonts w:ascii="ＭＳ Ｐ明朝" w:eastAsia="ＭＳ Ｐ明朝" w:hAnsi="ＭＳ Ｐ明朝" w:hint="eastAsia"/>
+          <w:sz w:val="24"/>
+        </w:rPr>
+        <w:t>そしてその</w:t>
+      </w:r>
+      <w:r>
+        <w:rPr>
+          <w:rFonts w:ascii="ＭＳ Ｐ明朝" w:eastAsia="ＭＳ Ｐ明朝" w:hAnsi="ＭＳ Ｐ明朝"/>
+          <w:sz w:val="24"/>
+        </w:rPr>
+        <w:t>pred</w:t>
+      </w:r>
+      <w:r>
+        <w:rPr>
+          <w:rFonts w:ascii="ＭＳ Ｐ明朝" w:eastAsia="ＭＳ Ｐ明朝" w:hAnsi="ＭＳ Ｐ明朝" w:hint="eastAsia"/>
+          <w:sz w:val="24"/>
+        </w:rPr>
+        <w:t>の内容と実際の内容を比較して識別率を判定した。今回はクラス</w:t>
       </w:r>
       <w:r>
         <w:rPr>
@@ -1544,6 +2786,146 @@
           <w:rFonts w:ascii="ＭＳ Ｐ明朝" w:eastAsia="ＭＳ Ｐ明朝" w:hAnsi="ＭＳ Ｐ明朝" w:hint="eastAsia"/>
           <w:sz w:val="24"/>
         </w:rPr>
+        <w:t>を正しく判定したら</w:t>
+      </w:r>
+      <w:r>
+        <w:rPr>
+          <w:rFonts w:ascii="ＭＳ Ｐ明朝" w:eastAsia="ＭＳ Ｐ明朝" w:hAnsi="ＭＳ Ｐ明朝"/>
+          <w:sz w:val="24"/>
+        </w:rPr>
+        <w:t>True Positive(TP)</w:t>
+      </w:r>
+      <w:r>
+        <w:rPr>
+          <w:rFonts w:ascii="ＭＳ Ｐ明朝" w:eastAsia="ＭＳ Ｐ明朝" w:hAnsi="ＭＳ Ｐ明朝" w:hint="eastAsia"/>
+          <w:sz w:val="24"/>
+        </w:rPr>
+        <w:t>、クラス</w:t>
+      </w:r>
+      <w:r>
+        <w:rPr>
+          <w:rFonts w:ascii="ＭＳ Ｐ明朝" w:eastAsia="ＭＳ Ｐ明朝" w:hAnsi="ＭＳ Ｐ明朝"/>
+          <w:sz w:val="24"/>
+        </w:rPr>
+        <w:t>2</w:t>
+      </w:r>
+      <w:r>
+        <w:rPr>
+          <w:rFonts w:ascii="ＭＳ Ｐ明朝" w:eastAsia="ＭＳ Ｐ明朝" w:hAnsi="ＭＳ Ｐ明朝" w:hint="eastAsia"/>
+          <w:sz w:val="24"/>
+        </w:rPr>
+        <w:t>を正しく判定したら</w:t>
+      </w:r>
+      <w:r>
+        <w:rPr>
+          <w:rFonts w:ascii="ＭＳ Ｐ明朝" w:eastAsia="ＭＳ Ｐ明朝" w:hAnsi="ＭＳ Ｐ明朝"/>
+          <w:sz w:val="24"/>
+        </w:rPr>
+        <w:t>True Negative(TN)</w:t>
+      </w:r>
+      <w:r>
+        <w:rPr>
+          <w:rFonts w:ascii="ＭＳ Ｐ明朝" w:eastAsia="ＭＳ Ｐ明朝" w:hAnsi="ＭＳ Ｐ明朝" w:hint="eastAsia"/>
+          <w:sz w:val="24"/>
+        </w:rPr>
+        <w:t>、クラス</w:t>
+      </w:r>
+      <w:r>
+        <w:rPr>
+          <w:rFonts w:ascii="ＭＳ Ｐ明朝" w:eastAsia="ＭＳ Ｐ明朝" w:hAnsi="ＭＳ Ｐ明朝"/>
+          <w:sz w:val="24"/>
+        </w:rPr>
+        <w:t>2</w:t>
+      </w:r>
+      <w:r>
+        <w:rPr>
+          <w:rFonts w:ascii="ＭＳ Ｐ明朝" w:eastAsia="ＭＳ Ｐ明朝" w:hAnsi="ＭＳ Ｐ明朝" w:hint="eastAsia"/>
+          <w:sz w:val="24"/>
+        </w:rPr>
+        <w:t>なのにクラス</w:t>
+      </w:r>
+      <w:r>
+        <w:rPr>
+          <w:rFonts w:ascii="ＭＳ Ｐ明朝" w:eastAsia="ＭＳ Ｐ明朝" w:hAnsi="ＭＳ Ｐ明朝"/>
+          <w:sz w:val="24"/>
+        </w:rPr>
+        <w:t>1</w:t>
+      </w:r>
+      <w:r>
+        <w:rPr>
+          <w:rFonts w:ascii="ＭＳ Ｐ明朝" w:eastAsia="ＭＳ Ｐ明朝" w:hAnsi="ＭＳ Ｐ明朝" w:hint="eastAsia"/>
+          <w:sz w:val="24"/>
+        </w:rPr>
+        <w:t>と誤判定したら</w:t>
+      </w:r>
+      <w:r>
+        <w:rPr>
+          <w:rFonts w:ascii="ＭＳ Ｐ明朝" w:eastAsia="ＭＳ Ｐ明朝" w:hAnsi="ＭＳ Ｐ明朝"/>
+          <w:sz w:val="24"/>
+        </w:rPr>
+        <w:t>False Positive(FP)</w:t>
+      </w:r>
+      <w:r>
+        <w:rPr>
+          <w:rFonts w:ascii="ＭＳ Ｐ明朝" w:eastAsia="ＭＳ Ｐ明朝" w:hAnsi="ＭＳ Ｐ明朝" w:hint="eastAsia"/>
+          <w:sz w:val="24"/>
+        </w:rPr>
+        <w:t>、クラス</w:t>
+      </w:r>
+      <w:r>
+        <w:rPr>
+          <w:rFonts w:ascii="ＭＳ Ｐ明朝" w:eastAsia="ＭＳ Ｐ明朝" w:hAnsi="ＭＳ Ｐ明朝"/>
+          <w:sz w:val="24"/>
+        </w:rPr>
+        <w:t>1</w:t>
+      </w:r>
+      <w:r>
+        <w:rPr>
+          <w:rFonts w:ascii="ＭＳ Ｐ明朝" w:eastAsia="ＭＳ Ｐ明朝" w:hAnsi="ＭＳ Ｐ明朝" w:hint="eastAsia"/>
+          <w:sz w:val="24"/>
+        </w:rPr>
+        <w:t>なのにクラス</w:t>
+      </w:r>
+      <w:r>
+        <w:rPr>
+          <w:rFonts w:ascii="ＭＳ Ｐ明朝" w:eastAsia="ＭＳ Ｐ明朝" w:hAnsi="ＭＳ Ｐ明朝"/>
+          <w:sz w:val="24"/>
+        </w:rPr>
+        <w:t>2</w:t>
+      </w:r>
+      <w:r>
+        <w:rPr>
+          <w:rFonts w:ascii="ＭＳ Ｐ明朝" w:eastAsia="ＭＳ Ｐ明朝" w:hAnsi="ＭＳ Ｐ明朝" w:hint="eastAsia"/>
+          <w:sz w:val="24"/>
+        </w:rPr>
+        <w:t>と誤判定したら</w:t>
+      </w:r>
+      <w:r>
+        <w:rPr>
+          <w:rFonts w:ascii="ＭＳ Ｐ明朝" w:eastAsia="ＭＳ Ｐ明朝" w:hAnsi="ＭＳ Ｐ明朝"/>
+          <w:sz w:val="24"/>
+        </w:rPr>
+        <w:t>False Negative(FN)</w:t>
+      </w:r>
+      <w:r>
+        <w:rPr>
+          <w:rFonts w:ascii="ＭＳ Ｐ明朝" w:eastAsia="ＭＳ Ｐ明朝" w:hAnsi="ＭＳ Ｐ明朝" w:hint="eastAsia"/>
+          <w:sz w:val="24"/>
+        </w:rPr>
+        <w:t>をそれぞれインクリメントし、最終的に</w:t>
+      </w:r>
+      <w:r>
+        <w:rPr>
+          <w:rFonts w:ascii="ＭＳ Ｐ明朝" w:eastAsia="ＭＳ Ｐ明朝" w:hAnsi="ＭＳ Ｐ明朝"/>
+          <w:sz w:val="24"/>
+        </w:rPr>
+        <w:t>TP</w:t>
+      </w:r>
+      <w:r>
+        <w:rPr>
+          <w:rFonts w:ascii="ＭＳ Ｐ明朝" w:eastAsia="ＭＳ Ｐ明朝" w:hAnsi="ＭＳ Ｐ明朝" w:hint="eastAsia"/>
+          <w:sz w:val="24"/>
+        </w:rPr>
         <w:t>と</w:t>
       </w:r>
       <w:r>
@@ -1551,6 +2933,223 @@
           <w:rFonts w:ascii="ＭＳ Ｐ明朝" w:eastAsia="ＭＳ Ｐ明朝" w:hAnsi="ＭＳ Ｐ明朝"/>
           <w:sz w:val="24"/>
         </w:rPr>
+        <w:t>TN</w:t>
+      </w:r>
+      <w:r>
+        <w:rPr>
+          <w:rFonts w:ascii="ＭＳ Ｐ明朝" w:eastAsia="ＭＳ Ｐ明朝" w:hAnsi="ＭＳ Ｐ明朝" w:hint="eastAsia"/>
+          <w:sz w:val="24"/>
+        </w:rPr>
+        <w:t>の合計を全サンプル数から割ることで識別率を出した。</w:t>
+      </w:r>
+      <w:r>
+        <w:rPr>
+          <w:rFonts w:ascii="ＭＳ Ｐ明朝" w:eastAsia="ＭＳ Ｐ明朝" w:hAnsi="ＭＳ Ｐ明朝" w:hint="eastAsia"/>
+          <w:sz w:val="24"/>
+        </w:rPr>
+        <w:t>そしてこの出力結果を</w:t>
+      </w:r>
+      <w:r>
+        <w:rPr>
+          <w:rFonts w:ascii="ＭＳ Ｐ明朝" w:eastAsia="ＭＳ Ｐ明朝" w:hAnsi="ＭＳ Ｐ明朝"/>
+          <w:sz w:val="24"/>
+        </w:rPr>
+        <w:t>TP</w:t>
+      </w:r>
+      <w:r>
+        <w:rPr>
+          <w:rFonts w:ascii="ＭＳ Ｐ明朝" w:eastAsia="ＭＳ Ｐ明朝" w:hAnsi="ＭＳ Ｐ明朝" w:hint="eastAsia"/>
+          <w:sz w:val="24"/>
+        </w:rPr>
+        <w:t>、</w:t>
+      </w:r>
+      <w:r>
+        <w:rPr>
+          <w:rFonts w:ascii="ＭＳ Ｐ明朝" w:eastAsia="ＭＳ Ｐ明朝" w:hAnsi="ＭＳ Ｐ明朝"/>
+          <w:sz w:val="24"/>
+        </w:rPr>
+        <w:t>TN</w:t>
+      </w:r>
+      <w:r>
+        <w:rPr>
+          <w:rFonts w:ascii="ＭＳ Ｐ明朝" w:eastAsia="ＭＳ Ｐ明朝" w:hAnsi="ＭＳ Ｐ明朝" w:hint="eastAsia"/>
+          <w:sz w:val="24"/>
+        </w:rPr>
+        <w:t>、</w:t>
+      </w:r>
+      <w:r>
+        <w:rPr>
+          <w:rFonts w:ascii="ＭＳ Ｐ明朝" w:eastAsia="ＭＳ Ｐ明朝" w:hAnsi="ＭＳ Ｐ明朝"/>
+          <w:sz w:val="24"/>
+        </w:rPr>
+        <w:t>FP</w:t>
+      </w:r>
+      <w:r>
+        <w:rPr>
+          <w:rFonts w:ascii="ＭＳ Ｐ明朝" w:eastAsia="ＭＳ Ｐ明朝" w:hAnsi="ＭＳ Ｐ明朝" w:hint="eastAsia"/>
+          <w:sz w:val="24"/>
+        </w:rPr>
+        <w:t>、</w:t>
+      </w:r>
+      <w:r>
+        <w:rPr>
+          <w:rFonts w:ascii="ＭＳ Ｐ明朝" w:eastAsia="ＭＳ Ｐ明朝" w:hAnsi="ＭＳ Ｐ明朝"/>
+          <w:sz w:val="24"/>
+        </w:rPr>
+        <w:t>FN</w:t>
+      </w:r>
+      <w:r>
+        <w:rPr>
+          <w:rFonts w:ascii="ＭＳ Ｐ明朝" w:eastAsia="ＭＳ Ｐ明朝" w:hAnsi="ＭＳ Ｐ明朝" w:hint="eastAsia"/>
+          <w:sz w:val="24"/>
+        </w:rPr>
+        <w:t>の行列形式で出力し、識別率も出力を行なった。これでプログラムが完了となる。</w:t>
+      </w:r>
+    </w:p>
+    <w:p>
+      <w:pPr>
+        <w:rPr>
+          <w:rFonts w:ascii="ＭＳ Ｐ明朝" w:eastAsia="ＭＳ Ｐ明朝" w:hAnsi="ＭＳ Ｐ明朝"/>
+          <w:sz w:val="24"/>
+        </w:rPr>
+      </w:pPr>
+    </w:p>
+    <w:p>
+      <w:pPr>
+        <w:rPr>
+          <w:rFonts w:ascii="ＭＳ Ｐ明朝" w:eastAsia="ＭＳ Ｐ明朝" w:hAnsi="ＭＳ Ｐ明朝"/>
+          <w:sz w:val="24"/>
+        </w:rPr>
+      </w:pPr>
+      <w:r>
+        <w:rPr>
+          <w:rFonts w:ascii="ＭＳ Ｐ明朝" w:eastAsia="ＭＳ Ｐ明朝" w:hAnsi="ＭＳ Ｐ明朝" w:hint="eastAsia"/>
+          <w:sz w:val="24"/>
+        </w:rPr>
+        <w:lastRenderedPageBreak/>
+        <w:t>・実行結果</w:t>
+      </w:r>
+    </w:p>
+    <w:p>
+      <w:pPr>
+        <w:rPr>
+          <w:rFonts w:ascii="ＭＳ Ｐ明朝" w:eastAsia="ＭＳ Ｐ明朝" w:hAnsi="ＭＳ Ｐ明朝"/>
+          <w:sz w:val="24"/>
+        </w:rPr>
+      </w:pPr>
+      <w:r>
+        <w:rPr>
+          <w:rFonts w:ascii="ＭＳ Ｐ明朝" w:eastAsia="ＭＳ Ｐ明朝" w:hAnsi="ＭＳ Ｐ明朝" w:hint="eastAsia"/>
+          <w:sz w:val="24"/>
+        </w:rPr>
+        <w:t xml:space="preserve">　</w:t>
+      </w:r>
+    </w:p>
+    <w:p>
+      <w:pPr>
+        <w:rPr>
+          <w:rFonts w:ascii="ＭＳ Ｐ明朝" w:eastAsia="ＭＳ Ｐ明朝" w:hAnsi="ＭＳ Ｐ明朝"/>
+          <w:sz w:val="24"/>
+        </w:rPr>
+      </w:pPr>
+    </w:p>
+    <w:p>
+      <w:pPr>
+        <w:rPr>
+          <w:rFonts w:ascii="ＭＳ Ｐ明朝" w:eastAsia="ＭＳ Ｐ明朝" w:hAnsi="ＭＳ Ｐ明朝"/>
+          <w:sz w:val="24"/>
+        </w:rPr>
+      </w:pPr>
+      <w:r>
+        <w:rPr>
+          <w:rFonts w:ascii="ＭＳ Ｐ明朝" w:eastAsia="ＭＳ Ｐ明朝" w:hAnsi="ＭＳ Ｐ明朝" w:hint="eastAsia"/>
+          <w:sz w:val="24"/>
+        </w:rPr>
+        <w:t>・考察</w:t>
+      </w:r>
+    </w:p>
+    <w:p>
+      <w:pPr>
+        <w:rPr>
+          <w:rFonts w:ascii="ＭＳ Ｐ明朝" w:eastAsia="ＭＳ Ｐ明朝" w:hAnsi="ＭＳ Ｐ明朝" w:hint="eastAsia"/>
+          <w:sz w:val="24"/>
+        </w:rPr>
+      </w:pPr>
+      <w:r>
+        <w:rPr>
+          <w:rFonts w:ascii="ＭＳ Ｐ明朝" w:eastAsia="ＭＳ Ｐ明朝" w:hAnsi="ＭＳ Ｐ明朝" w:hint="eastAsia"/>
+          <w:sz w:val="24"/>
+        </w:rPr>
+        <w:t xml:space="preserve">　</w:t>
+      </w:r>
+      <w:r>
+        <w:rPr>
+          <w:rFonts w:ascii="ＭＳ Ｐ明朝" w:eastAsia="ＭＳ Ｐ明朝" w:hAnsi="ＭＳ Ｐ明朝" w:hint="eastAsia"/>
+          <w:sz w:val="24"/>
+        </w:rPr>
+        <w:t>線形カーネルによる</w:t>
+      </w:r>
+      <w:r>
+        <w:rPr>
+          <w:rFonts w:ascii="ＭＳ Ｐ明朝" w:eastAsia="ＭＳ Ｐ明朝" w:hAnsi="ＭＳ Ｐ明朝"/>
+          <w:sz w:val="24"/>
+        </w:rPr>
+        <w:t>SVM</w:t>
+      </w:r>
+      <w:r>
+        <w:rPr>
+          <w:rFonts w:ascii="ＭＳ Ｐ明朝" w:eastAsia="ＭＳ Ｐ明朝" w:hAnsi="ＭＳ Ｐ明朝" w:hint="eastAsia"/>
+          <w:sz w:val="24"/>
+        </w:rPr>
+        <w:t>の分類の結果、テストデータの識別率は</w:t>
+      </w:r>
+      <w:r>
+        <w:rPr>
+          <w:rFonts w:ascii="ＭＳ Ｐ明朝" w:eastAsia="ＭＳ Ｐ明朝" w:hAnsi="ＭＳ Ｐ明朝"/>
+          <w:sz w:val="24"/>
+        </w:rPr>
+        <w:t>100%</w:t>
+      </w:r>
+      <w:r>
+        <w:rPr>
+          <w:rFonts w:ascii="ＭＳ Ｐ明朝" w:eastAsia="ＭＳ Ｐ明朝" w:hAnsi="ＭＳ Ｐ明朝" w:hint="eastAsia"/>
+          <w:sz w:val="24"/>
+        </w:rPr>
+        <w:t>となった。線形カーネルは他のカーネルよりも計算コストが低いため、</w:t>
+      </w:r>
+      <w:r>
+        <w:rPr>
+          <w:rFonts w:ascii="ＭＳ Ｐ明朝" w:eastAsia="ＭＳ Ｐ明朝" w:hAnsi="ＭＳ Ｐ明朝"/>
+          <w:sz w:val="24"/>
+        </w:rPr>
+        <w:t>100%</w:t>
+      </w:r>
+      <w:r>
+        <w:rPr>
+          <w:rFonts w:ascii="ＭＳ Ｐ明朝" w:eastAsia="ＭＳ Ｐ明朝" w:hAnsi="ＭＳ Ｐ明朝" w:hint="eastAsia"/>
+          <w:sz w:val="24"/>
+        </w:rPr>
+        <w:t>の精度が得られた背景にはあらかじめクラス</w:t>
+      </w:r>
+      <w:r>
+        <w:rPr>
+          <w:rFonts w:ascii="ＭＳ Ｐ明朝" w:eastAsia="ＭＳ Ｐ明朝" w:hAnsi="ＭＳ Ｐ明朝"/>
+          <w:sz w:val="24"/>
+        </w:rPr>
+        <w:t>1</w:t>
+      </w:r>
+      <w:r>
+        <w:rPr>
+          <w:rFonts w:ascii="ＭＳ Ｐ明朝" w:eastAsia="ＭＳ Ｐ明朝" w:hAnsi="ＭＳ Ｐ明朝" w:hint="eastAsia"/>
+          <w:sz w:val="24"/>
+        </w:rPr>
+        <w:t>と</w:t>
+      </w:r>
+      <w:r>
+        <w:rPr>
+          <w:rFonts w:ascii="ＭＳ Ｐ明朝" w:eastAsia="ＭＳ Ｐ明朝" w:hAnsi="ＭＳ Ｐ明朝"/>
+          <w:sz w:val="24"/>
+        </w:rPr>
         <w:t>2</w:t>
       </w:r>
       <w:r>
@@ -1558,290 +3157,7 @@
           <w:rFonts w:ascii="ＭＳ Ｐ明朝" w:eastAsia="ＭＳ Ｐ明朝" w:hAnsi="ＭＳ Ｐ明朝" w:hint="eastAsia"/>
           <w:sz w:val="24"/>
         </w:rPr>
-        <w:t>の学習データ</w:t>
-      </w:r>
-      <w:r>
-        <w:rPr>
-          <w:rFonts w:ascii="ＭＳ Ｐ明朝" w:eastAsia="ＭＳ Ｐ明朝" w:hAnsi="ＭＳ Ｐ明朝"/>
-          <w:sz w:val="24"/>
-        </w:rPr>
-        <w:t>csv</w:t>
-      </w:r>
-      <w:r>
-        <w:rPr>
-          <w:rFonts w:ascii="ＭＳ Ｐ明朝" w:eastAsia="ＭＳ Ｐ明朝" w:hAnsi="ＭＳ Ｐ明朝" w:hint="eastAsia"/>
-          <w:sz w:val="24"/>
-        </w:rPr>
-        <w:t>ファイルのパス名を、第</w:t>
-      </w:r>
-      <w:r>
-        <w:rPr>
-          <w:rFonts w:ascii="ＭＳ Ｐ明朝" w:eastAsia="ＭＳ Ｐ明朝" w:hAnsi="ＭＳ Ｐ明朝"/>
-          <w:sz w:val="24"/>
-        </w:rPr>
-        <w:t>3</w:t>
-      </w:r>
-      <w:r>
-        <w:rPr>
-          <w:rFonts w:ascii="ＭＳ Ｐ明朝" w:eastAsia="ＭＳ Ｐ明朝" w:hAnsi="ＭＳ Ｐ明朝" w:hint="eastAsia"/>
-          <w:sz w:val="24"/>
-        </w:rPr>
-        <w:t>引数と第</w:t>
-      </w:r>
-      <w:r>
-        <w:rPr>
-          <w:rFonts w:ascii="ＭＳ Ｐ明朝" w:eastAsia="ＭＳ Ｐ明朝" w:hAnsi="ＭＳ Ｐ明朝"/>
-          <w:sz w:val="24"/>
-        </w:rPr>
-        <w:t>4</w:t>
-      </w:r>
-      <w:r>
-        <w:rPr>
-          <w:rFonts w:ascii="ＭＳ Ｐ明朝" w:eastAsia="ＭＳ Ｐ明朝" w:hAnsi="ＭＳ Ｐ明朝" w:hint="eastAsia"/>
-          <w:sz w:val="24"/>
-        </w:rPr>
-        <w:t>引数にはクラス</w:t>
-      </w:r>
-      <w:r>
-        <w:rPr>
-          <w:rFonts w:ascii="ＭＳ Ｐ明朝" w:eastAsia="ＭＳ Ｐ明朝" w:hAnsi="ＭＳ Ｐ明朝"/>
-          <w:sz w:val="24"/>
-        </w:rPr>
-        <w:t>1</w:t>
-      </w:r>
-      <w:r>
-        <w:rPr>
-          <w:rFonts w:ascii="ＭＳ Ｐ明朝" w:eastAsia="ＭＳ Ｐ明朝" w:hAnsi="ＭＳ Ｐ明朝" w:hint="eastAsia"/>
-          <w:sz w:val="24"/>
-        </w:rPr>
-        <w:t>と</w:t>
-      </w:r>
-      <w:r>
-        <w:rPr>
-          <w:rFonts w:ascii="ＭＳ Ｐ明朝" w:eastAsia="ＭＳ Ｐ明朝" w:hAnsi="ＭＳ Ｐ明朝"/>
-          <w:sz w:val="24"/>
-        </w:rPr>
-        <w:t>2</w:t>
-      </w:r>
-      <w:r>
-        <w:rPr>
-          <w:rFonts w:ascii="ＭＳ Ｐ明朝" w:eastAsia="ＭＳ Ｐ明朝" w:hAnsi="ＭＳ Ｐ明朝" w:hint="eastAsia"/>
-          <w:sz w:val="24"/>
-        </w:rPr>
-        <w:t>のテストデータ</w:t>
-      </w:r>
-      <w:r>
-        <w:rPr>
-          <w:rFonts w:ascii="ＭＳ Ｐ明朝" w:eastAsia="ＭＳ Ｐ明朝" w:hAnsi="ＭＳ Ｐ明朝"/>
-          <w:sz w:val="24"/>
-        </w:rPr>
-        <w:t>csv</w:t>
-      </w:r>
-      <w:r>
-        <w:rPr>
-          <w:rFonts w:ascii="ＭＳ Ｐ明朝" w:eastAsia="ＭＳ Ｐ明朝" w:hAnsi="ＭＳ Ｐ明朝" w:hint="eastAsia"/>
-          <w:sz w:val="24"/>
-        </w:rPr>
-        <w:t>ファイルのパス名を指定して実行する。</w:t>
-      </w:r>
-    </w:p>
-    <w:p>
-      <w:pPr>
-        <w:rPr>
-          <w:rFonts w:ascii="ＭＳ Ｐ明朝" w:eastAsia="ＭＳ Ｐ明朝" w:hAnsi="ＭＳ Ｐ明朝"/>
-          <w:sz w:val="24"/>
-        </w:rPr>
-      </w:pPr>
-    </w:p>
-    <w:p>
-      <w:pPr>
-        <w:rPr>
-          <w:rFonts w:ascii="ＭＳ Ｐ明朝" w:eastAsia="ＭＳ Ｐ明朝" w:hAnsi="ＭＳ Ｐ明朝"/>
-          <w:sz w:val="24"/>
-        </w:rPr>
-      </w:pPr>
-      <w:r>
-        <w:rPr>
-          <w:rFonts w:ascii="ＭＳ Ｐ明朝" w:eastAsia="ＭＳ Ｐ明朝" w:hAnsi="ＭＳ Ｐ明朝" w:hint="eastAsia"/>
-          <w:sz w:val="24"/>
-        </w:rPr>
-        <w:t>・実装概要</w:t>
-      </w:r>
-    </w:p>
-    <w:p>
-      <w:pPr>
-        <w:rPr>
-          <w:rFonts w:ascii="ＭＳ Ｐ明朝" w:eastAsia="ＭＳ Ｐ明朝" w:hAnsi="ＭＳ Ｐ明朝"/>
-          <w:sz w:val="24"/>
-        </w:rPr>
-      </w:pPr>
-      <w:r>
-        <w:rPr>
-          <w:rFonts w:ascii="ＭＳ Ｐ明朝" w:eastAsia="ＭＳ Ｐ明朝" w:hAnsi="ＭＳ Ｐ明朝" w:hint="eastAsia"/>
-          <w:sz w:val="24"/>
-        </w:rPr>
-        <w:t xml:space="preserve">　</w:t>
-      </w:r>
-      <w:r>
-        <w:rPr>
-          <w:rFonts w:ascii="ＭＳ Ｐ明朝" w:eastAsia="ＭＳ Ｐ明朝" w:hAnsi="ＭＳ Ｐ明朝" w:hint="eastAsia"/>
-          <w:sz w:val="24"/>
-        </w:rPr>
-        <w:t>この問題は</w:t>
-      </w:r>
-      <w:r>
-        <w:rPr>
-          <w:rFonts w:ascii="ＭＳ Ｐ明朝" w:eastAsia="ＭＳ Ｐ明朝" w:hAnsi="ＭＳ Ｐ明朝"/>
-          <w:sz w:val="24"/>
-        </w:rPr>
-        <w:t>OpenCV</w:t>
-      </w:r>
-      <w:r>
-        <w:rPr>
-          <w:rFonts w:ascii="ＭＳ Ｐ明朝" w:eastAsia="ＭＳ Ｐ明朝" w:hAnsi="ＭＳ Ｐ明朝" w:hint="eastAsia"/>
-          <w:sz w:val="24"/>
-        </w:rPr>
-        <w:t>を用いて学習データより作成した識別器の</w:t>
-      </w:r>
-      <w:r>
-        <w:rPr>
-          <w:rFonts w:ascii="ＭＳ Ｐ明朝" w:eastAsia="ＭＳ Ｐ明朝" w:hAnsi="ＭＳ Ｐ明朝"/>
-          <w:sz w:val="24"/>
-        </w:rPr>
-        <w:t>SVM</w:t>
-      </w:r>
-      <w:r>
-        <w:rPr>
-          <w:rFonts w:ascii="ＭＳ Ｐ明朝" w:eastAsia="ＭＳ Ｐ明朝" w:hAnsi="ＭＳ Ｐ明朝" w:hint="eastAsia"/>
-          <w:sz w:val="24"/>
-        </w:rPr>
-        <w:t>より、テストデータの一致率</w:t>
-      </w:r>
-      <w:r>
-        <w:rPr>
-          <w:rFonts w:ascii="ＭＳ Ｐ明朝" w:eastAsia="ＭＳ Ｐ明朝" w:hAnsi="ＭＳ Ｐ明朝" w:hint="eastAsia"/>
-          <w:sz w:val="24"/>
-        </w:rPr>
-        <w:t>評価</w:t>
-      </w:r>
-      <w:r>
-        <w:rPr>
-          <w:rFonts w:ascii="ＭＳ Ｐ明朝" w:eastAsia="ＭＳ Ｐ明朝" w:hAnsi="ＭＳ Ｐ明朝" w:hint="eastAsia"/>
-          <w:sz w:val="24"/>
-        </w:rPr>
-        <w:t>を</w:t>
-      </w:r>
-      <w:r>
-        <w:rPr>
-          <w:rFonts w:ascii="ＭＳ Ｐ明朝" w:eastAsia="ＭＳ Ｐ明朝" w:hAnsi="ＭＳ Ｐ明朝" w:hint="eastAsia"/>
-          <w:sz w:val="24"/>
-        </w:rPr>
-        <w:t>するというものであり、これも</w:t>
-      </w:r>
-      <w:r>
-        <w:rPr>
-          <w:rFonts w:ascii="ＭＳ Ｐ明朝" w:eastAsia="ＭＳ Ｐ明朝" w:hAnsi="ＭＳ Ｐ明朝"/>
-          <w:sz w:val="24"/>
-        </w:rPr>
-        <w:t>OpenCV</w:t>
-      </w:r>
-      <w:r>
-        <w:rPr>
-          <w:rFonts w:ascii="ＭＳ Ｐ明朝" w:eastAsia="ＭＳ Ｐ明朝" w:hAnsi="ＭＳ Ｐ明朝" w:hint="eastAsia"/>
-          <w:sz w:val="24"/>
-        </w:rPr>
-        <w:t>の使用になれるという側面が強く、そう難しくはない。</w:t>
-      </w:r>
-    </w:p>
-    <w:p>
-      <w:pPr>
-        <w:rPr>
-          <w:rFonts w:ascii="ＭＳ Ｐ明朝" w:eastAsia="ＭＳ Ｐ明朝" w:hAnsi="ＭＳ Ｐ明朝" w:hint="eastAsia"/>
-          <w:sz w:val="24"/>
-        </w:rPr>
-      </w:pPr>
-      <w:r>
-        <w:rPr>
-          <w:rFonts w:ascii="ＭＳ Ｐ明朝" w:eastAsia="ＭＳ Ｐ明朝" w:hAnsi="ＭＳ Ｐ明朝" w:hint="eastAsia"/>
-          <w:sz w:val="24"/>
-        </w:rPr>
-        <w:t xml:space="preserve">　</w:t>
-      </w:r>
-    </w:p>
-    <w:p>
-      <w:pPr>
-        <w:rPr>
-          <w:rFonts w:ascii="ＭＳ Ｐ明朝" w:eastAsia="ＭＳ Ｐ明朝" w:hAnsi="ＭＳ Ｐ明朝"/>
-          <w:sz w:val="24"/>
-        </w:rPr>
-      </w:pPr>
-    </w:p>
-    <w:p>
-      <w:pPr>
-        <w:rPr>
-          <w:rFonts w:ascii="ＭＳ Ｐ明朝" w:eastAsia="ＭＳ Ｐ明朝" w:hAnsi="ＭＳ Ｐ明朝"/>
-          <w:sz w:val="24"/>
-        </w:rPr>
-      </w:pPr>
-      <w:r>
-        <w:rPr>
-          <w:rFonts w:ascii="ＭＳ Ｐ明朝" w:eastAsia="ＭＳ Ｐ明朝" w:hAnsi="ＭＳ Ｐ明朝" w:hint="eastAsia"/>
-          <w:sz w:val="24"/>
-        </w:rPr>
-        <w:t>・実行結果</w:t>
-      </w:r>
-    </w:p>
-    <w:p>
-      <w:pPr>
-        <w:rPr>
-          <w:rFonts w:ascii="ＭＳ Ｐ明朝" w:eastAsia="ＭＳ Ｐ明朝" w:hAnsi="ＭＳ Ｐ明朝"/>
-          <w:sz w:val="24"/>
-        </w:rPr>
-      </w:pPr>
-      <w:r>
-        <w:rPr>
-          <w:rFonts w:ascii="ＭＳ Ｐ明朝" w:eastAsia="ＭＳ Ｐ明朝" w:hAnsi="ＭＳ Ｐ明朝" w:hint="eastAsia"/>
-          <w:sz w:val="24"/>
-        </w:rPr>
-        <w:t xml:space="preserve">　</w:t>
-      </w:r>
-    </w:p>
-    <w:p>
-      <w:pPr>
-        <w:rPr>
-          <w:rFonts w:ascii="ＭＳ Ｐ明朝" w:eastAsia="ＭＳ Ｐ明朝" w:hAnsi="ＭＳ Ｐ明朝"/>
-          <w:sz w:val="24"/>
-        </w:rPr>
-      </w:pPr>
-    </w:p>
-    <w:p>
-      <w:pPr>
-        <w:rPr>
-          <w:rFonts w:ascii="ＭＳ Ｐ明朝" w:eastAsia="ＭＳ Ｐ明朝" w:hAnsi="ＭＳ Ｐ明朝"/>
-          <w:sz w:val="24"/>
-        </w:rPr>
-      </w:pPr>
-      <w:r>
-        <w:rPr>
-          <w:rFonts w:ascii="ＭＳ Ｐ明朝" w:eastAsia="ＭＳ Ｐ明朝" w:hAnsi="ＭＳ Ｐ明朝" w:hint="eastAsia"/>
-          <w:sz w:val="24"/>
-        </w:rPr>
-        <w:t>・考察</w:t>
-      </w:r>
-    </w:p>
-    <w:p>
-      <w:pPr>
-        <w:rPr>
-          <w:rFonts w:ascii="ＭＳ Ｐ明朝" w:eastAsia="ＭＳ Ｐ明朝" w:hAnsi="ＭＳ Ｐ明朝"/>
-          <w:sz w:val="24"/>
-        </w:rPr>
-      </w:pPr>
-      <w:r>
-        <w:rPr>
-          <w:rFonts w:ascii="ＭＳ Ｐ明朝" w:eastAsia="ＭＳ Ｐ明朝" w:hAnsi="ＭＳ Ｐ明朝" w:hint="eastAsia"/>
-          <w:sz w:val="24"/>
-        </w:rPr>
-        <w:t xml:space="preserve">　</w:t>
+        <w:t>の特徴量が明確に異なっているものであったということや、入力データが完全に直線に分離可能であるということであったと考えられる。</w:t>
       </w:r>
     </w:p>
     <w:p>
@@ -1906,6 +3222,104 @@
         </w:rPr>
         <w:t xml:space="preserve">　</w:t>
       </w:r>
+      <w:r>
+        <w:rPr>
+          <w:rFonts w:ascii="ＭＳ Ｐ明朝" w:eastAsia="ＭＳ Ｐ明朝" w:hAnsi="ＭＳ Ｐ明朝" w:hint="eastAsia"/>
+          <w:sz w:val="24"/>
+        </w:rPr>
+        <w:t xml:space="preserve">　「</w:t>
+      </w:r>
+      <w:r>
+        <w:rPr>
+          <w:rFonts w:ascii="ＭＳ Ｐ明朝" w:eastAsia="ＭＳ Ｐ明朝" w:hAnsi="ＭＳ Ｐ明朝"/>
+          <w:sz w:val="24"/>
+        </w:rPr>
+        <w:t>g++ 2412747_kadai5-</w:t>
+      </w:r>
+      <w:r>
+        <w:rPr>
+          <w:rFonts w:ascii="ＭＳ Ｐ明朝" w:eastAsia="ＭＳ Ｐ明朝" w:hAnsi="ＭＳ Ｐ明朝"/>
+          <w:sz w:val="24"/>
+        </w:rPr>
+        <w:t>4</w:t>
+      </w:r>
+      <w:r>
+        <w:rPr>
+          <w:rFonts w:ascii="ＭＳ Ｐ明朝" w:eastAsia="ＭＳ Ｐ明朝" w:hAnsi="ＭＳ Ｐ明朝"/>
+          <w:sz w:val="24"/>
+        </w:rPr>
+        <w:t>.cpp -o 2412747_kadai5-</w:t>
+      </w:r>
+      <w:r>
+        <w:rPr>
+          <w:rFonts w:ascii="ＭＳ Ｐ明朝" w:eastAsia="ＭＳ Ｐ明朝" w:hAnsi="ＭＳ Ｐ明朝"/>
+          <w:sz w:val="24"/>
+        </w:rPr>
+        <w:t>4</w:t>
+      </w:r>
+      <w:r>
+        <w:rPr>
+          <w:rFonts w:ascii="ＭＳ Ｐ明朝" w:eastAsia="ＭＳ Ｐ明朝" w:hAnsi="ＭＳ Ｐ明朝"/>
+          <w:sz w:val="24"/>
+        </w:rPr>
+        <w:t xml:space="preserve"> </w:t>
+      </w:r>
+      <w:r>
+        <w:rPr>
+          <w:rFonts w:ascii="ＭＳ Ｐ明朝" w:eastAsia="ＭＳ Ｐ明朝" w:hAnsi="ＭＳ Ｐ明朝"/>
+          <w:sz w:val="24"/>
+        </w:rPr>
+        <w:t>$(pkg-config --cflags --libs opencv4)</w:t>
+      </w:r>
+      <w:r>
+        <w:rPr>
+          <w:rFonts w:ascii="ＭＳ Ｐ明朝" w:eastAsia="ＭＳ Ｐ明朝" w:hAnsi="ＭＳ Ｐ明朝" w:hint="eastAsia"/>
+          <w:sz w:val="24"/>
+        </w:rPr>
+        <w:t>」とコンパイルし、「</w:t>
+      </w:r>
+      <w:r>
+        <w:rPr>
+          <w:rFonts w:ascii="ＭＳ Ｐ明朝" w:eastAsia="ＭＳ Ｐ明朝" w:hAnsi="ＭＳ Ｐ明朝"/>
+          <w:sz w:val="24"/>
+        </w:rPr>
+        <w:t>./2412747_kadai5-</w:t>
+      </w:r>
+      <w:r>
+        <w:rPr>
+          <w:rFonts w:ascii="ＭＳ Ｐ明朝" w:eastAsia="ＭＳ Ｐ明朝" w:hAnsi="ＭＳ Ｐ明朝"/>
+          <w:sz w:val="24"/>
+        </w:rPr>
+        <w:t>4</w:t>
+      </w:r>
+      <w:r>
+        <w:rPr>
+          <w:rFonts w:ascii="ＭＳ Ｐ明朝" w:eastAsia="ＭＳ Ｐ明朝" w:hAnsi="ＭＳ Ｐ明朝"/>
+          <w:sz w:val="24"/>
+        </w:rPr>
+        <w:t xml:space="preserve"> </w:t>
+      </w:r>
+      <w:r>
+        <w:rPr>
+          <w:rFonts w:ascii="ＭＳ Ｐ明朝" w:eastAsia="ＭＳ Ｐ明朝" w:hAnsi="ＭＳ Ｐ明朝"/>
+          <w:sz w:val="24"/>
+        </w:rPr>
+        <w:t>detection2026/</w:t>
+      </w:r>
+      <w:r>
+        <w:rPr>
+          <w:rFonts w:ascii="ＭＳ Ｐ明朝" w:eastAsia="ＭＳ Ｐ明朝" w:hAnsi="ＭＳ Ｐ明朝" w:hint="eastAsia"/>
+          <w:sz w:val="24"/>
+        </w:rPr>
+        <w:t>」というように、</w:t>
+      </w:r>
+      <w:r>
+        <w:rPr>
+          <w:rFonts w:ascii="ＭＳ Ｐ明朝" w:eastAsia="ＭＳ Ｐ明朝" w:hAnsi="ＭＳ Ｐ明朝" w:hint="eastAsia"/>
+          <w:sz w:val="24"/>
+        </w:rPr>
+        <w:t>引数に良性アプリケーションおよびマルウェアのデータファイル群が入ったディレクトリのパス名を指定して実行する。</w:t>
+      </w:r>
     </w:p>
     <w:p>
       <w:pPr>
@@ -1944,28 +3358,153 @@
         </w:rPr>
         <w:t xml:space="preserve">　</w:t>
       </w:r>
-    </w:p>
-    <w:p>
-      <w:pPr>
-        <w:rPr>
-          <w:rFonts w:ascii="ＭＳ Ｐ明朝" w:eastAsia="ＭＳ Ｐ明朝" w:hAnsi="ＭＳ Ｐ明朝"/>
-          <w:sz w:val="24"/>
-        </w:rPr>
-      </w:pPr>
-    </w:p>
-    <w:p>
-      <w:pPr>
-        <w:rPr>
-          <w:rFonts w:ascii="ＭＳ Ｐ明朝" w:eastAsia="ＭＳ Ｐ明朝" w:hAnsi="ＭＳ Ｐ明朝"/>
-          <w:sz w:val="24"/>
-        </w:rPr>
-      </w:pPr>
-      <w:r>
-        <w:rPr>
-          <w:rFonts w:ascii="ＭＳ Ｐ明朝" w:eastAsia="ＭＳ Ｐ明朝" w:hAnsi="ＭＳ Ｐ明朝" w:hint="eastAsia"/>
-          <w:sz w:val="24"/>
-        </w:rPr>
-        <w:t>・実行結果</w:t>
+      <w:r>
+        <w:rPr>
+          <w:rFonts w:ascii="ＭＳ Ｐ明朝" w:eastAsia="ＭＳ Ｐ明朝" w:hAnsi="ＭＳ Ｐ明朝" w:hint="eastAsia"/>
+          <w:sz w:val="24"/>
+        </w:rPr>
+        <w:t>この課題は良性アプリケーションとマルウェアの特徴量データを用いて</w:t>
+      </w:r>
+      <w:r>
+        <w:rPr>
+          <w:rFonts w:ascii="ＭＳ Ｐ明朝" w:eastAsia="ＭＳ Ｐ明朝" w:hAnsi="ＭＳ Ｐ明朝"/>
+          <w:sz w:val="24"/>
+        </w:rPr>
+        <w:t>SVM</w:t>
+      </w:r>
+      <w:r>
+        <w:rPr>
+          <w:rFonts w:ascii="ＭＳ Ｐ明朝" w:eastAsia="ＭＳ Ｐ明朝" w:hAnsi="ＭＳ Ｐ明朝" w:hint="eastAsia"/>
+          <w:sz w:val="24"/>
+        </w:rPr>
+        <w:t>学習をして、未知のデータが良性かマルウェアかを判別する識別器を実装するというものである。先ほどの</w:t>
+      </w:r>
+      <w:r>
+        <w:rPr>
+          <w:rFonts w:ascii="ＭＳ Ｐ明朝" w:eastAsia="ＭＳ Ｐ明朝" w:hAnsi="ＭＳ Ｐ明朝"/>
+          <w:sz w:val="24"/>
+        </w:rPr>
+        <w:t>3</w:t>
+      </w:r>
+      <w:r>
+        <w:rPr>
+          <w:rFonts w:ascii="ＭＳ Ｐ明朝" w:eastAsia="ＭＳ Ｐ明朝" w:hAnsi="ＭＳ Ｐ明朝" w:hint="eastAsia"/>
+          <w:sz w:val="24"/>
+        </w:rPr>
+        <w:t>問目のコードにより拡張性を持たせた構成となっているが、全体的な流れは学習データの読み込みと分析→</w:t>
+      </w:r>
+      <w:r>
+        <w:rPr>
+          <w:rFonts w:ascii="ＭＳ Ｐ明朝" w:eastAsia="ＭＳ Ｐ明朝" w:hAnsi="ＭＳ Ｐ明朝"/>
+          <w:sz w:val="24"/>
+        </w:rPr>
+        <w:t>SVM</w:t>
+      </w:r>
+      <w:r>
+        <w:rPr>
+          <w:rFonts w:ascii="ＭＳ Ｐ明朝" w:eastAsia="ＭＳ Ｐ明朝" w:hAnsi="ＭＳ Ｐ明朝" w:hint="eastAsia"/>
+          <w:sz w:val="24"/>
+        </w:rPr>
+        <w:t>の作成→テストデータの読み取り→識別器による分析と変わらない。</w:t>
+      </w:r>
+    </w:p>
+    <w:p>
+      <w:pPr>
+        <w:rPr>
+          <w:rFonts w:ascii="ＭＳ Ｐ明朝" w:eastAsia="ＭＳ Ｐ明朝" w:hAnsi="ＭＳ Ｐ明朝"/>
+          <w:sz w:val="24"/>
+        </w:rPr>
+      </w:pPr>
+      <w:r>
+        <w:rPr>
+          <w:rFonts w:ascii="ＭＳ Ｐ明朝" w:eastAsia="ＭＳ Ｐ明朝" w:hAnsi="ＭＳ Ｐ明朝" w:hint="eastAsia"/>
+          <w:sz w:val="24"/>
+        </w:rPr>
+        <w:t xml:space="preserve">　</w:t>
+      </w:r>
+      <w:r>
+        <w:rPr>
+          <w:rFonts w:ascii="ＭＳ Ｐ明朝" w:eastAsia="ＭＳ Ｐ明朝" w:hAnsi="ＭＳ Ｐ明朝"/>
+          <w:sz w:val="24"/>
+        </w:rPr>
+        <w:t>(1)</w:t>
+      </w:r>
+      <w:r>
+        <w:rPr>
+          <w:rFonts w:ascii="ＭＳ Ｐ明朝" w:eastAsia="ＭＳ Ｐ明朝" w:hAnsi="ＭＳ Ｐ明朝" w:hint="eastAsia"/>
+          <w:sz w:val="24"/>
+        </w:rPr>
+        <w:t>と</w:t>
+      </w:r>
+      <w:r>
+        <w:rPr>
+          <w:rFonts w:ascii="ＭＳ Ｐ明朝" w:eastAsia="ＭＳ Ｐ明朝" w:hAnsi="ＭＳ Ｐ明朝"/>
+          <w:sz w:val="24"/>
+        </w:rPr>
+        <w:t>(2)</w:t>
+      </w:r>
+      <w:r>
+        <w:rPr>
+          <w:rFonts w:ascii="ＭＳ Ｐ明朝" w:eastAsia="ＭＳ Ｐ明朝" w:hAnsi="ＭＳ Ｐ明朝" w:hint="eastAsia"/>
+          <w:sz w:val="24"/>
+        </w:rPr>
+        <w:t>では</w:t>
+      </w:r>
+      <w:r>
+        <w:rPr>
+          <w:rFonts w:ascii="ＭＳ Ｐ明朝" w:eastAsia="ＭＳ Ｐ明朝" w:hAnsi="ＭＳ Ｐ明朝"/>
+          <w:sz w:val="24"/>
+        </w:rPr>
+        <w:t>SVM</w:t>
+      </w:r>
+      <w:r>
+        <w:rPr>
+          <w:rFonts w:ascii="ＭＳ Ｐ明朝" w:eastAsia="ＭＳ Ｐ明朝" w:hAnsi="ＭＳ Ｐ明朝" w:hint="eastAsia"/>
+          <w:sz w:val="24"/>
+        </w:rPr>
+        <w:t>に指定するカーネルが「線形」もしくは「</w:t>
+      </w:r>
+      <w:r>
+        <w:rPr>
+          <w:rFonts w:ascii="ＭＳ Ｐ明朝" w:eastAsia="ＭＳ Ｐ明朝" w:hAnsi="ＭＳ Ｐ明朝"/>
+          <w:sz w:val="24"/>
+        </w:rPr>
+        <w:t>RBF</w:t>
+      </w:r>
+      <w:r>
+        <w:rPr>
+          <w:rFonts w:ascii="ＭＳ Ｐ明朝" w:eastAsia="ＭＳ Ｐ明朝" w:hAnsi="ＭＳ Ｐ明朝" w:hint="eastAsia"/>
+          <w:sz w:val="24"/>
+        </w:rPr>
+        <w:t>か多項式」という点、パラメータチューニングを行うかどうかという点においてのみ異なっている。</w:t>
+      </w:r>
+      <w:r>
+        <w:rPr>
+          <w:rFonts w:ascii="ＭＳ Ｐ明朝" w:eastAsia="ＭＳ Ｐ明朝" w:hAnsi="ＭＳ Ｐ明朝"/>
+          <w:sz w:val="24"/>
+        </w:rPr>
+        <w:t>(2)</w:t>
+      </w:r>
+      <w:r>
+        <w:rPr>
+          <w:rFonts w:ascii="ＭＳ Ｐ明朝" w:eastAsia="ＭＳ Ｐ明朝" w:hAnsi="ＭＳ Ｐ明朝" w:hint="eastAsia"/>
+          <w:sz w:val="24"/>
+        </w:rPr>
+        <w:t>では出力結果を示すことが明確に指定されているが、それはどのみち</w:t>
+      </w:r>
+      <w:r>
+        <w:rPr>
+          <w:rFonts w:ascii="ＭＳ Ｐ明朝" w:eastAsia="ＭＳ Ｐ明朝" w:hAnsi="ＭＳ Ｐ明朝"/>
+          <w:sz w:val="24"/>
+        </w:rPr>
+        <w:t>(1)</w:t>
+      </w:r>
+      <w:r>
+        <w:rPr>
+          <w:rFonts w:ascii="ＭＳ Ｐ明朝" w:eastAsia="ＭＳ Ｐ明朝" w:hAnsi="ＭＳ Ｐ明朝" w:hint="eastAsia"/>
+          <w:sz w:val="24"/>
+        </w:rPr>
+        <w:t>でも行う必要があるのでそれほど大差ない。従ってこれら以外の部分については共通であると言えるので、まずは共通部分についての解説を行う。</w:t>
       </w:r>
     </w:p>
     <w:p>
@@ -1983,6 +3522,1554 @@
         <w:lastRenderedPageBreak/>
         <w:t xml:space="preserve">　</w:t>
       </w:r>
+      <w:r>
+        <w:rPr>
+          <w:rFonts w:ascii="ＭＳ Ｐ明朝" w:eastAsia="ＭＳ Ｐ明朝" w:hAnsi="ＭＳ Ｐ明朝" w:hint="eastAsia"/>
+          <w:sz w:val="24"/>
+        </w:rPr>
+        <w:t>まずは</w:t>
+      </w:r>
+      <w:r>
+        <w:rPr>
+          <w:rFonts w:ascii="ＭＳ Ｐ明朝" w:eastAsia="ＭＳ Ｐ明朝" w:hAnsi="ＭＳ Ｐ明朝" w:hint="eastAsia"/>
+          <w:sz w:val="24"/>
+        </w:rPr>
+        <w:t>学習</w:t>
+      </w:r>
+      <w:r>
+        <w:rPr>
+          <w:rFonts w:ascii="ＭＳ Ｐ明朝" w:eastAsia="ＭＳ Ｐ明朝" w:hAnsi="ＭＳ Ｐ明朝"/>
+          <w:sz w:val="24"/>
+        </w:rPr>
+        <w:t>CSV</w:t>
+      </w:r>
+      <w:r>
+        <w:rPr>
+          <w:rFonts w:ascii="ＭＳ Ｐ明朝" w:eastAsia="ＭＳ Ｐ明朝" w:hAnsi="ＭＳ Ｐ明朝" w:hint="eastAsia"/>
+          <w:sz w:val="24"/>
+        </w:rPr>
+        <w:t>ファイルの読み込みを行なった。今回はコマンドライン引数に学習データおよびテストデータの入った</w:t>
+      </w:r>
+      <w:r>
+        <w:rPr>
+          <w:rFonts w:ascii="ＭＳ Ｐ明朝" w:eastAsia="ＭＳ Ｐ明朝" w:hAnsi="ＭＳ Ｐ明朝" w:hint="eastAsia"/>
+          <w:sz w:val="24"/>
+        </w:rPr>
+        <w:t>ディレクトリを渡すので、ディレクトリ名とそれぞれのファイル名を変数に格納し、それらを利用して</w:t>
+      </w:r>
+      <w:r>
+        <w:rPr>
+          <w:rFonts w:ascii="ＭＳ Ｐ明朝" w:eastAsia="ＭＳ Ｐ明朝" w:hAnsi="ＭＳ Ｐ明朝"/>
+          <w:sz w:val="24"/>
+        </w:rPr>
+        <w:t>loadFromCSV</w:t>
+      </w:r>
+      <w:r>
+        <w:rPr>
+          <w:rFonts w:ascii="ＭＳ Ｐ明朝" w:eastAsia="ＭＳ Ｐ明朝" w:hAnsi="ＭＳ Ｐ明朝" w:hint="eastAsia"/>
+          <w:sz w:val="24"/>
+        </w:rPr>
+        <w:t>により</w:t>
+      </w:r>
+      <w:r>
+        <w:rPr>
+          <w:rFonts w:ascii="ＭＳ Ｐ明朝" w:eastAsia="ＭＳ Ｐ明朝" w:hAnsi="ＭＳ Ｐ明朝"/>
+          <w:sz w:val="24"/>
+        </w:rPr>
+        <w:t>CSV</w:t>
+      </w:r>
+      <w:r>
+        <w:rPr>
+          <w:rFonts w:ascii="ＭＳ Ｐ明朝" w:eastAsia="ＭＳ Ｐ明朝" w:hAnsi="ＭＳ Ｐ明朝" w:hint="eastAsia"/>
+          <w:sz w:val="24"/>
+        </w:rPr>
+        <w:t>の読み込みを行なった。その後は</w:t>
+      </w:r>
+      <w:r>
+        <w:rPr>
+          <w:rFonts w:ascii="ＭＳ Ｐ明朝" w:eastAsia="ＭＳ Ｐ明朝" w:hAnsi="ＭＳ Ｐ明朝"/>
+          <w:sz w:val="24"/>
+        </w:rPr>
+        <w:t>getSamples</w:t>
+      </w:r>
+      <w:r>
+        <w:rPr>
+          <w:rFonts w:ascii="ＭＳ Ｐ明朝" w:eastAsia="ＭＳ Ｐ明朝" w:hAnsi="ＭＳ Ｐ明朝" w:hint="eastAsia"/>
+          <w:sz w:val="24"/>
+        </w:rPr>
+        <w:t>による特徴量の切り出し、</w:t>
+      </w:r>
+      <w:r>
+        <w:rPr>
+          <w:rFonts w:ascii="ＭＳ Ｐ明朝" w:eastAsia="ＭＳ Ｐ明朝" w:hAnsi="ＭＳ Ｐ明朝"/>
+          <w:sz w:val="24"/>
+        </w:rPr>
+        <w:t>vconcat</w:t>
+      </w:r>
+      <w:r>
+        <w:rPr>
+          <w:rFonts w:ascii="ＭＳ Ｐ明朝" w:eastAsia="ＭＳ Ｐ明朝" w:hAnsi="ＭＳ Ｐ明朝" w:hint="eastAsia"/>
+          <w:sz w:val="24"/>
+        </w:rPr>
+        <w:t>による統合、</w:t>
+      </w:r>
+      <w:r>
+        <w:rPr>
+          <w:rFonts w:ascii="ＭＳ Ｐ明朝" w:eastAsia="ＭＳ Ｐ明朝" w:hAnsi="ＭＳ Ｐ明朝"/>
+          <w:sz w:val="24"/>
+        </w:rPr>
+        <w:t>labels_tr</w:t>
+      </w:r>
+      <w:r>
+        <w:rPr>
+          <w:rFonts w:ascii="ＭＳ Ｐ明朝" w:eastAsia="ＭＳ Ｐ明朝" w:hAnsi="ＭＳ Ｐ明朝" w:hint="eastAsia"/>
+          <w:sz w:val="24"/>
+        </w:rPr>
+        <w:t>や</w:t>
+      </w:r>
+      <w:r>
+        <w:rPr>
+          <w:rFonts w:ascii="ＭＳ Ｐ明朝" w:eastAsia="ＭＳ Ｐ明朝" w:hAnsi="ＭＳ Ｐ明朝"/>
+          <w:sz w:val="24"/>
+        </w:rPr>
+        <w:t>rowRange</w:t>
+      </w:r>
+      <w:r>
+        <w:rPr>
+          <w:rFonts w:ascii="ＭＳ Ｐ明朝" w:eastAsia="ＭＳ Ｐ明朝" w:hAnsi="ＭＳ Ｐ明朝" w:hint="eastAsia"/>
+          <w:sz w:val="24"/>
+        </w:rPr>
+        <w:t>、</w:t>
+      </w:r>
+      <w:r>
+        <w:rPr>
+          <w:rFonts w:ascii="ＭＳ Ｐ明朝" w:eastAsia="ＭＳ Ｐ明朝" w:hAnsi="ＭＳ Ｐ明朝"/>
+          <w:sz w:val="24"/>
+        </w:rPr>
+        <w:t>setTo</w:t>
+      </w:r>
+      <w:r>
+        <w:rPr>
+          <w:rFonts w:ascii="ＭＳ Ｐ明朝" w:eastAsia="ＭＳ Ｐ明朝" w:hAnsi="ＭＳ Ｐ明朝" w:hint="eastAsia"/>
+          <w:sz w:val="24"/>
+        </w:rPr>
+        <w:t>によるラベルの作成を行なった。今回は良性を</w:t>
+      </w:r>
+      <w:r>
+        <w:rPr>
+          <w:rFonts w:ascii="ＭＳ Ｐ明朝" w:eastAsia="ＭＳ Ｐ明朝" w:hAnsi="ＭＳ Ｐ明朝"/>
+          <w:sz w:val="24"/>
+        </w:rPr>
+        <w:t>1</w:t>
+      </w:r>
+      <w:r>
+        <w:rPr>
+          <w:rFonts w:ascii="ＭＳ Ｐ明朝" w:eastAsia="ＭＳ Ｐ明朝" w:hAnsi="ＭＳ Ｐ明朝" w:hint="eastAsia"/>
+          <w:sz w:val="24"/>
+        </w:rPr>
+        <w:t>にマルウェアを</w:t>
+      </w:r>
+      <w:r>
+        <w:rPr>
+          <w:rFonts w:ascii="ＭＳ Ｐ明朝" w:eastAsia="ＭＳ Ｐ明朝" w:hAnsi="ＭＳ Ｐ明朝"/>
+          <w:sz w:val="24"/>
+        </w:rPr>
+        <w:t>-1</w:t>
+      </w:r>
+      <w:r>
+        <w:rPr>
+          <w:rFonts w:ascii="ＭＳ Ｐ明朝" w:eastAsia="ＭＳ Ｐ明朝" w:hAnsi="ＭＳ Ｐ明朝" w:hint="eastAsia"/>
+          <w:sz w:val="24"/>
+        </w:rPr>
+        <w:t>にした。</w:t>
+      </w:r>
+      <w:r>
+        <w:rPr>
+          <w:rFonts w:ascii="ＭＳ Ｐ明朝" w:eastAsia="ＭＳ Ｐ明朝" w:hAnsi="ＭＳ Ｐ明朝" w:hint="eastAsia"/>
+          <w:sz w:val="24"/>
+        </w:rPr>
+        <w:t>そして作成したものを学習データ型として定義した。</w:t>
+      </w:r>
+      <w:r>
+        <w:rPr>
+          <w:rFonts w:ascii="ＭＳ Ｐ明朝" w:eastAsia="ＭＳ Ｐ明朝" w:hAnsi="ＭＳ Ｐ明朝" w:hint="eastAsia"/>
+          <w:sz w:val="24"/>
+        </w:rPr>
+        <w:t>次にテスト</w:t>
+      </w:r>
+      <w:r>
+        <w:rPr>
+          <w:rFonts w:ascii="ＭＳ Ｐ明朝" w:eastAsia="ＭＳ Ｐ明朝" w:hAnsi="ＭＳ Ｐ明朝"/>
+          <w:sz w:val="24"/>
+        </w:rPr>
+        <w:t>CSV</w:t>
+      </w:r>
+      <w:r>
+        <w:rPr>
+          <w:rFonts w:ascii="ＭＳ Ｐ明朝" w:eastAsia="ＭＳ Ｐ明朝" w:hAnsi="ＭＳ Ｐ明朝" w:hint="eastAsia"/>
+          <w:sz w:val="24"/>
+        </w:rPr>
+        <w:t>ファイルの読み込みを行なった。これも学習データと同様に行い、１つのテストデータとして作成を行なった。</w:t>
+      </w:r>
+    </w:p>
+    <w:p>
+      <w:pPr>
+        <w:rPr>
+          <w:rFonts w:ascii="ＭＳ Ｐ明朝" w:eastAsia="ＭＳ Ｐ明朝" w:hAnsi="ＭＳ Ｐ明朝"/>
+          <w:sz w:val="24"/>
+        </w:rPr>
+      </w:pPr>
+      <w:r>
+        <w:rPr>
+          <w:rFonts w:ascii="ＭＳ Ｐ明朝" w:eastAsia="ＭＳ Ｐ明朝" w:hAnsi="ＭＳ Ｐ明朝" w:hint="eastAsia"/>
+          <w:sz w:val="24"/>
+        </w:rPr>
+        <w:t xml:space="preserve">　機械学習の下準備が完了したので、ここから</w:t>
+      </w:r>
+      <w:r>
+        <w:rPr>
+          <w:rFonts w:ascii="ＭＳ Ｐ明朝" w:eastAsia="ＭＳ Ｐ明朝" w:hAnsi="ＭＳ Ｐ明朝"/>
+          <w:sz w:val="24"/>
+        </w:rPr>
+        <w:t>(1)</w:t>
+      </w:r>
+      <w:r>
+        <w:rPr>
+          <w:rFonts w:ascii="ＭＳ Ｐ明朝" w:eastAsia="ＭＳ Ｐ明朝" w:hAnsi="ＭＳ Ｐ明朝" w:hint="eastAsia"/>
+          <w:sz w:val="24"/>
+        </w:rPr>
+        <w:t>線形カーネル、</w:t>
+      </w:r>
+      <w:r>
+        <w:rPr>
+          <w:rFonts w:ascii="ＭＳ Ｐ明朝" w:eastAsia="ＭＳ Ｐ明朝" w:hAnsi="ＭＳ Ｐ明朝"/>
+          <w:sz w:val="24"/>
+        </w:rPr>
+        <w:t>(2)RBF</w:t>
+      </w:r>
+      <w:r>
+        <w:rPr>
+          <w:rFonts w:ascii="ＭＳ Ｐ明朝" w:eastAsia="ＭＳ Ｐ明朝" w:hAnsi="ＭＳ Ｐ明朝" w:hint="eastAsia"/>
+          <w:sz w:val="24"/>
+        </w:rPr>
+        <w:t>カーネルと多項式カーネルの</w:t>
+      </w:r>
+      <w:r>
+        <w:rPr>
+          <w:rFonts w:ascii="ＭＳ Ｐ明朝" w:eastAsia="ＭＳ Ｐ明朝" w:hAnsi="ＭＳ Ｐ明朝"/>
+          <w:sz w:val="24"/>
+        </w:rPr>
+        <w:t>3</w:t>
+      </w:r>
+      <w:r>
+        <w:rPr>
+          <w:rFonts w:ascii="ＭＳ Ｐ明朝" w:eastAsia="ＭＳ Ｐ明朝" w:hAnsi="ＭＳ Ｐ明朝" w:hint="eastAsia"/>
+          <w:sz w:val="24"/>
+        </w:rPr>
+        <w:t>パターンそれぞれによる</w:t>
+      </w:r>
+      <w:r>
+        <w:rPr>
+          <w:rFonts w:ascii="ＭＳ Ｐ明朝" w:eastAsia="ＭＳ Ｐ明朝" w:hAnsi="ＭＳ Ｐ明朝"/>
+          <w:sz w:val="24"/>
+        </w:rPr>
+        <w:t>SVM</w:t>
+      </w:r>
+      <w:r>
+        <w:rPr>
+          <w:rFonts w:ascii="ＭＳ Ｐ明朝" w:eastAsia="ＭＳ Ｐ明朝" w:hAnsi="ＭＳ Ｐ明朝" w:hint="eastAsia"/>
+          <w:sz w:val="24"/>
+        </w:rPr>
+        <w:t>を用いて識別器を作成した。</w:t>
+      </w:r>
+      <w:r>
+        <w:rPr>
+          <w:rFonts w:ascii="ＭＳ Ｐ明朝" w:eastAsia="ＭＳ Ｐ明朝" w:hAnsi="ＭＳ Ｐ明朝" w:hint="eastAsia"/>
+          <w:sz w:val="24"/>
+        </w:rPr>
+        <w:t>ここでは共通で評価関数の</w:t>
+      </w:r>
+      <w:r>
+        <w:rPr>
+          <w:rFonts w:ascii="ＭＳ Ｐ明朝" w:eastAsia="ＭＳ Ｐ明朝" w:hAnsi="ＭＳ Ｐ明朝"/>
+          <w:sz w:val="24"/>
+        </w:rPr>
+        <w:t>evaluate</w:t>
+      </w:r>
+      <w:r>
+        <w:rPr>
+          <w:rFonts w:ascii="ＭＳ Ｐ明朝" w:eastAsia="ＭＳ Ｐ明朝" w:hAnsi="ＭＳ Ｐ明朝" w:hint="eastAsia"/>
+          <w:sz w:val="24"/>
+        </w:rPr>
+        <w:t>と</w:t>
+      </w:r>
+      <w:r>
+        <w:rPr>
+          <w:rFonts w:ascii="ＭＳ Ｐ明朝" w:eastAsia="ＭＳ Ｐ明朝" w:hAnsi="ＭＳ Ｐ明朝"/>
+          <w:sz w:val="24"/>
+        </w:rPr>
+        <w:t>3</w:t>
+      </w:r>
+      <w:r>
+        <w:rPr>
+          <w:rFonts w:ascii="ＭＳ Ｐ明朝" w:eastAsia="ＭＳ Ｐ明朝" w:hAnsi="ＭＳ Ｐ明朝" w:hint="eastAsia"/>
+          <w:sz w:val="24"/>
+        </w:rPr>
+        <w:t>問目と同様の</w:t>
+      </w:r>
+      <w:r>
+        <w:rPr>
+          <w:rFonts w:ascii="ＭＳ Ｐ明朝" w:eastAsia="ＭＳ Ｐ明朝" w:hAnsi="ＭＳ Ｐ明朝"/>
+          <w:sz w:val="24"/>
+        </w:rPr>
+        <w:t>TP</w:t>
+      </w:r>
+      <w:r>
+        <w:rPr>
+          <w:rFonts w:ascii="ＭＳ Ｐ明朝" w:eastAsia="ＭＳ Ｐ明朝" w:hAnsi="ＭＳ Ｐ明朝" w:hint="eastAsia"/>
+          <w:sz w:val="24"/>
+        </w:rPr>
+        <w:t>、</w:t>
+      </w:r>
+      <w:r>
+        <w:rPr>
+          <w:rFonts w:ascii="ＭＳ Ｐ明朝" w:eastAsia="ＭＳ Ｐ明朝" w:hAnsi="ＭＳ Ｐ明朝"/>
+          <w:sz w:val="24"/>
+        </w:rPr>
+        <w:t>TN</w:t>
+      </w:r>
+      <w:r>
+        <w:rPr>
+          <w:rFonts w:ascii="ＭＳ Ｐ明朝" w:eastAsia="ＭＳ Ｐ明朝" w:hAnsi="ＭＳ Ｐ明朝" w:hint="eastAsia"/>
+          <w:sz w:val="24"/>
+        </w:rPr>
+        <w:t>、</w:t>
+      </w:r>
+      <w:r>
+        <w:rPr>
+          <w:rFonts w:ascii="ＭＳ Ｐ明朝" w:eastAsia="ＭＳ Ｐ明朝" w:hAnsi="ＭＳ Ｐ明朝"/>
+          <w:sz w:val="24"/>
+        </w:rPr>
+        <w:t>FP</w:t>
+      </w:r>
+      <w:r>
+        <w:rPr>
+          <w:rFonts w:ascii="ＭＳ Ｐ明朝" w:eastAsia="ＭＳ Ｐ明朝" w:hAnsi="ＭＳ Ｐ明朝" w:hint="eastAsia"/>
+          <w:sz w:val="24"/>
+        </w:rPr>
+        <w:t>、</w:t>
+      </w:r>
+      <w:r>
+        <w:rPr>
+          <w:rFonts w:ascii="ＭＳ Ｐ明朝" w:eastAsia="ＭＳ Ｐ明朝" w:hAnsi="ＭＳ Ｐ明朝"/>
+          <w:sz w:val="24"/>
+        </w:rPr>
+        <w:t>FN</w:t>
+      </w:r>
+      <w:r>
+        <w:rPr>
+          <w:rFonts w:ascii="ＭＳ Ｐ明朝" w:eastAsia="ＭＳ Ｐ明朝" w:hAnsi="ＭＳ Ｐ明朝" w:hint="eastAsia"/>
+          <w:sz w:val="24"/>
+        </w:rPr>
+        <w:t>の混同行列での出力を行う</w:t>
+      </w:r>
+      <w:r>
+        <w:rPr>
+          <w:rFonts w:ascii="ＭＳ Ｐ明朝" w:eastAsia="ＭＳ Ｐ明朝" w:hAnsi="ＭＳ Ｐ明朝"/>
+          <w:sz w:val="24"/>
+        </w:rPr>
+        <w:t>printConfusionMatrix</w:t>
+      </w:r>
+      <w:r>
+        <w:rPr>
+          <w:rFonts w:ascii="ＭＳ Ｐ明朝" w:eastAsia="ＭＳ Ｐ明朝" w:hAnsi="ＭＳ Ｐ明朝" w:hint="eastAsia"/>
+          <w:sz w:val="24"/>
+        </w:rPr>
+        <w:t>関数を使用している。</w:t>
+      </w:r>
+      <w:r>
+        <w:rPr>
+          <w:rFonts w:ascii="ＭＳ Ｐ明朝" w:eastAsia="ＭＳ Ｐ明朝" w:hAnsi="ＭＳ Ｐ明朝" w:hint="eastAsia"/>
+          <w:sz w:val="24"/>
+        </w:rPr>
+        <w:t>まずは評価関数だが、今回は構造体として評価に使用する</w:t>
+      </w:r>
+      <w:r>
+        <w:rPr>
+          <w:rFonts w:ascii="ＭＳ Ｐ明朝" w:eastAsia="ＭＳ Ｐ明朝" w:hAnsi="ＭＳ Ｐ明朝"/>
+          <w:sz w:val="24"/>
+        </w:rPr>
+        <w:t>TP</w:t>
+      </w:r>
+      <w:r>
+        <w:rPr>
+          <w:rFonts w:ascii="ＭＳ Ｐ明朝" w:eastAsia="ＭＳ Ｐ明朝" w:hAnsi="ＭＳ Ｐ明朝" w:hint="eastAsia"/>
+          <w:sz w:val="24"/>
+        </w:rPr>
+        <w:t>、</w:t>
+      </w:r>
+      <w:r>
+        <w:rPr>
+          <w:rFonts w:ascii="ＭＳ Ｐ明朝" w:eastAsia="ＭＳ Ｐ明朝" w:hAnsi="ＭＳ Ｐ明朝"/>
+          <w:sz w:val="24"/>
+        </w:rPr>
+        <w:t>TN</w:t>
+      </w:r>
+      <w:r>
+        <w:rPr>
+          <w:rFonts w:ascii="ＭＳ Ｐ明朝" w:eastAsia="ＭＳ Ｐ明朝" w:hAnsi="ＭＳ Ｐ明朝" w:hint="eastAsia"/>
+          <w:sz w:val="24"/>
+        </w:rPr>
+        <w:t>、</w:t>
+      </w:r>
+      <w:r>
+        <w:rPr>
+          <w:rFonts w:ascii="ＭＳ Ｐ明朝" w:eastAsia="ＭＳ Ｐ明朝" w:hAnsi="ＭＳ Ｐ明朝"/>
+          <w:sz w:val="24"/>
+        </w:rPr>
+        <w:t>FP</w:t>
+      </w:r>
+      <w:r>
+        <w:rPr>
+          <w:rFonts w:ascii="ＭＳ Ｐ明朝" w:eastAsia="ＭＳ Ｐ明朝" w:hAnsi="ＭＳ Ｐ明朝" w:hint="eastAsia"/>
+          <w:sz w:val="24"/>
+        </w:rPr>
+        <w:t>、</w:t>
+      </w:r>
+      <w:r>
+        <w:rPr>
+          <w:rFonts w:ascii="ＭＳ Ｐ明朝" w:eastAsia="ＭＳ Ｐ明朝" w:hAnsi="ＭＳ Ｐ明朝"/>
+          <w:sz w:val="24"/>
+        </w:rPr>
+        <w:t>FN</w:t>
+      </w:r>
+      <w:r>
+        <w:rPr>
+          <w:rFonts w:ascii="ＭＳ Ｐ明朝" w:eastAsia="ＭＳ Ｐ明朝" w:hAnsi="ＭＳ Ｐ明朝" w:hint="eastAsia"/>
+          <w:sz w:val="24"/>
+        </w:rPr>
+        <w:t>や合計データ数の</w:t>
+      </w:r>
+      <w:r>
+        <w:rPr>
+          <w:rFonts w:ascii="ＭＳ Ｐ明朝" w:eastAsia="ＭＳ Ｐ明朝" w:hAnsi="ＭＳ Ｐ明朝"/>
+          <w:sz w:val="24"/>
+        </w:rPr>
+        <w:t>total</w:t>
+      </w:r>
+      <w:r>
+        <w:rPr>
+          <w:rFonts w:ascii="ＭＳ Ｐ明朝" w:eastAsia="ＭＳ Ｐ明朝" w:hAnsi="ＭＳ Ｐ明朝" w:hint="eastAsia"/>
+          <w:sz w:val="24"/>
+        </w:rPr>
+        <w:t>、正解数の</w:t>
+      </w:r>
+      <w:r>
+        <w:rPr>
+          <w:rFonts w:ascii="ＭＳ Ｐ明朝" w:eastAsia="ＭＳ Ｐ明朝" w:hAnsi="ＭＳ Ｐ明朝"/>
+          <w:sz w:val="24"/>
+        </w:rPr>
+        <w:t>correct</w:t>
+      </w:r>
+      <w:r>
+        <w:rPr>
+          <w:rFonts w:ascii="ＭＳ Ｐ明朝" w:eastAsia="ＭＳ Ｐ明朝" w:hAnsi="ＭＳ Ｐ明朝" w:hint="eastAsia"/>
+          <w:sz w:val="24"/>
+        </w:rPr>
+        <w:t>、正解率の</w:t>
+      </w:r>
+      <w:r>
+        <w:rPr>
+          <w:rFonts w:ascii="ＭＳ Ｐ明朝" w:eastAsia="ＭＳ Ｐ明朝" w:hAnsi="ＭＳ Ｐ明朝"/>
+          <w:sz w:val="24"/>
+        </w:rPr>
+        <w:t>accuracy</w:t>
+      </w:r>
+      <w:r>
+        <w:rPr>
+          <w:rFonts w:ascii="ＭＳ Ｐ明朝" w:eastAsia="ＭＳ Ｐ明朝" w:hAnsi="ＭＳ Ｐ明朝" w:hint="eastAsia"/>
+          <w:sz w:val="24"/>
+        </w:rPr>
+        <w:t>を</w:t>
+      </w:r>
+      <w:r>
+        <w:rPr>
+          <w:rFonts w:ascii="ＭＳ Ｐ明朝" w:eastAsia="ＭＳ Ｐ明朝" w:hAnsi="ＭＳ Ｐ明朝"/>
+          <w:sz w:val="24"/>
+        </w:rPr>
+        <w:t>1</w:t>
+      </w:r>
+      <w:r>
+        <w:rPr>
+          <w:rFonts w:ascii="ＭＳ Ｐ明朝" w:eastAsia="ＭＳ Ｐ明朝" w:hAnsi="ＭＳ Ｐ明朝" w:hint="eastAsia"/>
+          <w:sz w:val="24"/>
+        </w:rPr>
+        <w:t>つにまとめて使用した。</w:t>
+      </w:r>
+      <w:r>
+        <w:rPr>
+          <w:rFonts w:ascii="ＭＳ Ｐ明朝" w:eastAsia="ＭＳ Ｐ明朝" w:hAnsi="ＭＳ Ｐ明朝" w:hint="eastAsia"/>
+          <w:sz w:val="24"/>
+        </w:rPr>
+        <w:t>あまり多くの機能がない上、</w:t>
+      </w:r>
+      <w:r>
+        <w:rPr>
+          <w:rFonts w:ascii="ＭＳ Ｐ明朝" w:eastAsia="ＭＳ Ｐ明朝" w:hAnsi="ＭＳ Ｐ明朝"/>
+          <w:sz w:val="24"/>
+        </w:rPr>
+        <w:t>main</w:t>
+      </w:r>
+      <w:r>
+        <w:rPr>
+          <w:rFonts w:ascii="ＭＳ Ｐ明朝" w:eastAsia="ＭＳ Ｐ明朝" w:hAnsi="ＭＳ Ｐ明朝" w:hint="eastAsia"/>
+          <w:sz w:val="24"/>
+        </w:rPr>
+        <w:t>関数でも構造体のメンバにアクセスするため、クラスではなく構造体でも良いだろうと判断した。</w:t>
+      </w:r>
+      <w:r>
+        <w:rPr>
+          <w:rFonts w:ascii="ＭＳ Ｐ明朝" w:eastAsia="ＭＳ Ｐ明朝" w:hAnsi="ＭＳ Ｐ明朝" w:hint="eastAsia"/>
+          <w:sz w:val="24"/>
+        </w:rPr>
+        <w:t>この評価関数では引数に</w:t>
+      </w:r>
+      <w:r>
+        <w:rPr>
+          <w:rFonts w:ascii="ＭＳ Ｐ明朝" w:eastAsia="ＭＳ Ｐ明朝" w:hAnsi="ＭＳ Ｐ明朝"/>
+          <w:sz w:val="24"/>
+        </w:rPr>
+        <w:t>SVM</w:t>
+      </w:r>
+      <w:r>
+        <w:rPr>
+          <w:rFonts w:ascii="ＭＳ Ｐ明朝" w:eastAsia="ＭＳ Ｐ明朝" w:hAnsi="ＭＳ Ｐ明朝" w:hint="eastAsia"/>
+          <w:sz w:val="24"/>
+        </w:rPr>
+        <w:t>による予測結果と実際のラベルを渡し、それぞれの正誤を判断して</w:t>
+      </w:r>
+      <w:r>
+        <w:rPr>
+          <w:rFonts w:ascii="ＭＳ Ｐ明朝" w:eastAsia="ＭＳ Ｐ明朝" w:hAnsi="ＭＳ Ｐ明朝"/>
+          <w:sz w:val="24"/>
+        </w:rPr>
+        <w:t>TP</w:t>
+      </w:r>
+      <w:r>
+        <w:rPr>
+          <w:rFonts w:ascii="ＭＳ Ｐ明朝" w:eastAsia="ＭＳ Ｐ明朝" w:hAnsi="ＭＳ Ｐ明朝" w:hint="eastAsia"/>
+          <w:sz w:val="24"/>
+        </w:rPr>
+        <w:t>、</w:t>
+      </w:r>
+      <w:r>
+        <w:rPr>
+          <w:rFonts w:ascii="ＭＳ Ｐ明朝" w:eastAsia="ＭＳ Ｐ明朝" w:hAnsi="ＭＳ Ｐ明朝"/>
+          <w:sz w:val="24"/>
+        </w:rPr>
+        <w:t>TN</w:t>
+      </w:r>
+      <w:r>
+        <w:rPr>
+          <w:rFonts w:ascii="ＭＳ Ｐ明朝" w:eastAsia="ＭＳ Ｐ明朝" w:hAnsi="ＭＳ Ｐ明朝" w:hint="eastAsia"/>
+          <w:sz w:val="24"/>
+        </w:rPr>
+        <w:t>、</w:t>
+      </w:r>
+      <w:r>
+        <w:rPr>
+          <w:rFonts w:ascii="ＭＳ Ｐ明朝" w:eastAsia="ＭＳ Ｐ明朝" w:hAnsi="ＭＳ Ｐ明朝"/>
+          <w:sz w:val="24"/>
+        </w:rPr>
+        <w:t>FP</w:t>
+      </w:r>
+      <w:r>
+        <w:rPr>
+          <w:rFonts w:ascii="ＭＳ Ｐ明朝" w:eastAsia="ＭＳ Ｐ明朝" w:hAnsi="ＭＳ Ｐ明朝" w:hint="eastAsia"/>
+          <w:sz w:val="24"/>
+        </w:rPr>
+        <w:t>、</w:t>
+      </w:r>
+      <w:r>
+        <w:rPr>
+          <w:rFonts w:ascii="ＭＳ Ｐ明朝" w:eastAsia="ＭＳ Ｐ明朝" w:hAnsi="ＭＳ Ｐ明朝"/>
+          <w:sz w:val="24"/>
+        </w:rPr>
+        <w:t>FN</w:t>
+      </w:r>
+      <w:r>
+        <w:rPr>
+          <w:rFonts w:ascii="ＭＳ Ｐ明朝" w:eastAsia="ＭＳ Ｐ明朝" w:hAnsi="ＭＳ Ｐ明朝" w:hint="eastAsia"/>
+          <w:sz w:val="24"/>
+        </w:rPr>
+        <w:t>のインクリメントを行い、正答率の計算を行っている。</w:t>
+      </w:r>
+      <w:r>
+        <w:rPr>
+          <w:rFonts w:ascii="ＭＳ Ｐ明朝" w:eastAsia="ＭＳ Ｐ明朝" w:hAnsi="ＭＳ Ｐ明朝" w:hint="eastAsia"/>
+          <w:sz w:val="24"/>
+        </w:rPr>
+        <w:t>アプリケーションごとに判定というのは</w:t>
+      </w:r>
+      <w:r>
+        <w:rPr>
+          <w:rFonts w:ascii="ＭＳ Ｐ明朝" w:eastAsia="ＭＳ Ｐ明朝" w:hAnsi="ＭＳ Ｐ明朝"/>
+          <w:sz w:val="24"/>
+        </w:rPr>
+        <w:t>for</w:t>
+      </w:r>
+      <w:r>
+        <w:rPr>
+          <w:rFonts w:ascii="ＭＳ Ｐ明朝" w:eastAsia="ＭＳ Ｐ明朝" w:hAnsi="ＭＳ Ｐ明朝" w:hint="eastAsia"/>
+          <w:sz w:val="24"/>
+        </w:rPr>
+        <w:t>文を用いて</w:t>
+      </w:r>
+      <w:r>
+        <w:rPr>
+          <w:rFonts w:ascii="ＭＳ Ｐ明朝" w:eastAsia="ＭＳ Ｐ明朝" w:hAnsi="ＭＳ Ｐ明朝"/>
+          <w:sz w:val="24"/>
+        </w:rPr>
+        <w:t>pred</w:t>
+      </w:r>
+      <w:r>
+        <w:rPr>
+          <w:rFonts w:ascii="ＭＳ Ｐ明朝" w:eastAsia="ＭＳ Ｐ明朝" w:hAnsi="ＭＳ Ｐ明朝" w:hint="eastAsia"/>
+          <w:sz w:val="24"/>
+        </w:rPr>
+        <w:t>の</w:t>
+      </w:r>
+      <w:r>
+        <w:rPr>
+          <w:rFonts w:ascii="ＭＳ Ｐ明朝" w:eastAsia="ＭＳ Ｐ明朝" w:hAnsi="ＭＳ Ｐ明朝"/>
+          <w:sz w:val="24"/>
+        </w:rPr>
+        <w:t>1</w:t>
+      </w:r>
+      <w:r>
+        <w:rPr>
+          <w:rFonts w:ascii="ＭＳ Ｐ明朝" w:eastAsia="ＭＳ Ｐ明朝" w:hAnsi="ＭＳ Ｐ明朝" w:hint="eastAsia"/>
+          <w:sz w:val="24"/>
+        </w:rPr>
+        <w:t>行</w:t>
+      </w:r>
+      <w:r>
+        <w:rPr>
+          <w:rFonts w:ascii="ＭＳ Ｐ明朝" w:eastAsia="ＭＳ Ｐ明朝" w:hAnsi="ＭＳ Ｐ明朝"/>
+          <w:sz w:val="24"/>
+        </w:rPr>
+        <w:t>1</w:t>
+      </w:r>
+      <w:r>
+        <w:rPr>
+          <w:rFonts w:ascii="ＭＳ Ｐ明朝" w:eastAsia="ＭＳ Ｐ明朝" w:hAnsi="ＭＳ Ｐ明朝" w:hint="eastAsia"/>
+          <w:sz w:val="24"/>
+        </w:rPr>
+        <w:t>行にアクセスしていることからわかる。</w:t>
+      </w:r>
+      <w:r>
+        <w:rPr>
+          <w:rFonts w:ascii="ＭＳ Ｐ明朝" w:eastAsia="ＭＳ Ｐ明朝" w:hAnsi="ＭＳ Ｐ明朝" w:hint="eastAsia"/>
+          <w:sz w:val="24"/>
+        </w:rPr>
+        <w:t>この結果を評価関数が構造体として返し、それを</w:t>
+      </w:r>
+      <w:r>
+        <w:rPr>
+          <w:rFonts w:ascii="ＭＳ Ｐ明朝" w:eastAsia="ＭＳ Ｐ明朝" w:hAnsi="ＭＳ Ｐ明朝"/>
+          <w:sz w:val="24"/>
+        </w:rPr>
+        <w:t>printConfusionMatrix</w:t>
+      </w:r>
+      <w:r>
+        <w:rPr>
+          <w:rFonts w:ascii="ＭＳ Ｐ明朝" w:eastAsia="ＭＳ Ｐ明朝" w:hAnsi="ＭＳ Ｐ明朝" w:hint="eastAsia"/>
+          <w:sz w:val="24"/>
+        </w:rPr>
+        <w:t>に渡すことで結果を出力することができる。なお出力を整えるためにタブや改行を使用して</w:t>
+      </w:r>
+      <w:r>
+        <w:rPr>
+          <w:rFonts w:ascii="ＭＳ Ｐ明朝" w:eastAsia="ＭＳ Ｐ明朝" w:hAnsi="ＭＳ Ｐ明朝" w:hint="eastAsia"/>
+          <w:sz w:val="24"/>
+        </w:rPr>
+        <w:t>何回も</w:t>
+      </w:r>
+      <w:r>
+        <w:rPr>
+          <w:rFonts w:ascii="ＭＳ Ｐ明朝" w:eastAsia="ＭＳ Ｐ明朝" w:hAnsi="ＭＳ Ｐ明朝" w:hint="eastAsia"/>
+          <w:sz w:val="24"/>
+        </w:rPr>
+        <w:t>出力しながら調整していった。</w:t>
+      </w:r>
+    </w:p>
+    <w:p>
+      <w:pPr>
+        <w:rPr>
+          <w:rFonts w:ascii="ＭＳ Ｐ明朝" w:eastAsia="ＭＳ Ｐ明朝" w:hAnsi="ＭＳ Ｐ明朝"/>
+          <w:sz w:val="24"/>
+        </w:rPr>
+      </w:pPr>
+      <w:r>
+        <w:rPr>
+          <w:rFonts w:ascii="ＭＳ Ｐ明朝" w:eastAsia="ＭＳ Ｐ明朝" w:hAnsi="ＭＳ Ｐ明朝" w:hint="eastAsia"/>
+          <w:sz w:val="24"/>
+        </w:rPr>
+        <w:t xml:space="preserve">　共通項について解説が完了したので、次は個別の事項について説明する。最初に</w:t>
+      </w:r>
+      <w:r>
+        <w:rPr>
+          <w:rFonts w:ascii="ＭＳ Ｐ明朝" w:eastAsia="ＭＳ Ｐ明朝" w:hAnsi="ＭＳ Ｐ明朝"/>
+          <w:sz w:val="24"/>
+        </w:rPr>
+        <w:t>(1)</w:t>
+      </w:r>
+      <w:r>
+        <w:rPr>
+          <w:rFonts w:ascii="ＭＳ Ｐ明朝" w:eastAsia="ＭＳ Ｐ明朝" w:hAnsi="ＭＳ Ｐ明朝" w:hint="eastAsia"/>
+          <w:sz w:val="24"/>
+        </w:rPr>
+        <w:t>で指示されている線形カーネルの</w:t>
+      </w:r>
+      <w:r>
+        <w:rPr>
+          <w:rFonts w:ascii="ＭＳ Ｐ明朝" w:eastAsia="ＭＳ Ｐ明朝" w:hAnsi="ＭＳ Ｐ明朝"/>
+          <w:sz w:val="24"/>
+        </w:rPr>
+        <w:t>SVM</w:t>
+      </w:r>
+      <w:r>
+        <w:rPr>
+          <w:rFonts w:ascii="ＭＳ Ｐ明朝" w:eastAsia="ＭＳ Ｐ明朝" w:hAnsi="ＭＳ Ｐ明朝" w:hint="eastAsia"/>
+          <w:sz w:val="24"/>
+        </w:rPr>
+        <w:t>であるが、これは</w:t>
+      </w:r>
+      <w:r>
+        <w:rPr>
+          <w:rFonts w:ascii="ＭＳ Ｐ明朝" w:eastAsia="ＭＳ Ｐ明朝" w:hAnsi="ＭＳ Ｐ明朝"/>
+          <w:sz w:val="24"/>
+        </w:rPr>
+        <w:t>3</w:t>
+      </w:r>
+      <w:r>
+        <w:rPr>
+          <w:rFonts w:ascii="ＭＳ Ｐ明朝" w:eastAsia="ＭＳ Ｐ明朝" w:hAnsi="ＭＳ Ｐ明朝" w:hint="eastAsia"/>
+          <w:sz w:val="24"/>
+        </w:rPr>
+        <w:t>問目と同様の処理を行っているだけなので特段新しいことはしていない。</w:t>
+      </w:r>
+      <w:r>
+        <w:rPr>
+          <w:rFonts w:ascii="ＭＳ Ｐ明朝" w:eastAsia="ＭＳ Ｐ明朝" w:hAnsi="ＭＳ Ｐ明朝"/>
+          <w:sz w:val="24"/>
+        </w:rPr>
+        <w:t>SVM</w:t>
+      </w:r>
+      <w:r>
+        <w:rPr>
+          <w:rFonts w:ascii="ＭＳ Ｐ明朝" w:eastAsia="ＭＳ Ｐ明朝" w:hAnsi="ＭＳ Ｐ明朝" w:hint="eastAsia"/>
+          <w:sz w:val="24"/>
+        </w:rPr>
+        <w:t>の作成→学習データを用いた機械学習→テストデータの予測→結果の出力の手順を踏んで、線形カーネルは完了となる。</w:t>
+      </w:r>
+    </w:p>
+    <w:p>
+      <w:pPr>
+        <w:rPr>
+          <w:rFonts w:ascii="ＭＳ Ｐ明朝" w:eastAsia="ＭＳ Ｐ明朝" w:hAnsi="ＭＳ Ｐ明朝"/>
+          <w:sz w:val="24"/>
+        </w:rPr>
+      </w:pPr>
+      <w:r>
+        <w:rPr>
+          <w:rFonts w:ascii="ＭＳ Ｐ明朝" w:eastAsia="ＭＳ Ｐ明朝" w:hAnsi="ＭＳ Ｐ明朝" w:hint="eastAsia"/>
+          <w:sz w:val="24"/>
+        </w:rPr>
+        <w:t xml:space="preserve">　</w:t>
+      </w:r>
+      <w:r>
+        <w:rPr>
+          <w:rFonts w:ascii="ＭＳ Ｐ明朝" w:eastAsia="ＭＳ Ｐ明朝" w:hAnsi="ＭＳ Ｐ明朝" w:hint="eastAsia"/>
+          <w:sz w:val="24"/>
+        </w:rPr>
+        <w:t>次は</w:t>
+      </w:r>
+      <w:r>
+        <w:rPr>
+          <w:rFonts w:ascii="ＭＳ Ｐ明朝" w:eastAsia="ＭＳ Ｐ明朝" w:hAnsi="ＭＳ Ｐ明朝"/>
+          <w:sz w:val="24"/>
+        </w:rPr>
+        <w:t>RBF</w:t>
+      </w:r>
+      <w:r>
+        <w:rPr>
+          <w:rFonts w:ascii="ＭＳ Ｐ明朝" w:eastAsia="ＭＳ Ｐ明朝" w:hAnsi="ＭＳ Ｐ明朝" w:hint="eastAsia"/>
+          <w:sz w:val="24"/>
+        </w:rPr>
+        <w:t>カーネルについてである。</w:t>
+      </w:r>
+      <w:r>
+        <w:rPr>
+          <w:rFonts w:ascii="ＭＳ Ｐ明朝" w:eastAsia="ＭＳ Ｐ明朝" w:hAnsi="ＭＳ Ｐ明朝"/>
+          <w:sz w:val="24"/>
+        </w:rPr>
+        <w:t>RBF</w:t>
+      </w:r>
+      <w:r>
+        <w:rPr>
+          <w:rFonts w:ascii="ＭＳ Ｐ明朝" w:eastAsia="ＭＳ Ｐ明朝" w:hAnsi="ＭＳ Ｐ明朝" w:hint="eastAsia"/>
+          <w:sz w:val="24"/>
+        </w:rPr>
+        <w:t>カーネルと多項式カーネルではパラメータの調整を自分で行い、識別率がどのようになるかを調べる必要がある。というのも線形カーネルが直線もしくは平面でしかクラスを分離できないのに対して、</w:t>
+      </w:r>
+      <w:r>
+        <w:rPr>
+          <w:rFonts w:ascii="ＭＳ Ｐ明朝" w:eastAsia="ＭＳ Ｐ明朝" w:hAnsi="ＭＳ Ｐ明朝"/>
+          <w:sz w:val="24"/>
+        </w:rPr>
+        <w:t>RBF</w:t>
+      </w:r>
+      <w:r>
+        <w:rPr>
+          <w:rFonts w:ascii="ＭＳ Ｐ明朝" w:eastAsia="ＭＳ Ｐ明朝" w:hAnsi="ＭＳ Ｐ明朝" w:hint="eastAsia"/>
+          <w:sz w:val="24"/>
+        </w:rPr>
+        <w:t>カーネル</w:t>
+      </w:r>
+      <w:r>
+        <w:rPr>
+          <w:rFonts w:ascii="ＭＳ Ｐ明朝" w:eastAsia="ＭＳ Ｐ明朝" w:hAnsi="ＭＳ Ｐ明朝" w:hint="eastAsia"/>
+          <w:sz w:val="24"/>
+        </w:rPr>
+        <w:t>や多項式カーネル</w:t>
+      </w:r>
+      <w:r>
+        <w:rPr>
+          <w:rFonts w:ascii="ＭＳ Ｐ明朝" w:eastAsia="ＭＳ Ｐ明朝" w:hAnsi="ＭＳ Ｐ明朝" w:hint="eastAsia"/>
+          <w:sz w:val="24"/>
+        </w:rPr>
+        <w:t>では特徴空間を高次元に写像し、非線形な識別境界面を実装する。</w:t>
+      </w:r>
+      <w:r>
+        <w:rPr>
+          <w:rFonts w:ascii="ＭＳ Ｐ明朝" w:eastAsia="ＭＳ Ｐ明朝" w:hAnsi="ＭＳ Ｐ明朝"/>
+          <w:sz w:val="24"/>
+        </w:rPr>
+        <w:t>OpenCV</w:t>
+      </w:r>
+      <w:r>
+        <w:rPr>
+          <w:rFonts w:ascii="ＭＳ Ｐ明朝" w:eastAsia="ＭＳ Ｐ明朝" w:hAnsi="ＭＳ Ｐ明朝" w:hint="eastAsia"/>
+          <w:sz w:val="24"/>
+        </w:rPr>
+        <w:t>の</w:t>
+      </w:r>
+      <w:r>
+        <w:rPr>
+          <w:rFonts w:ascii="ＭＳ Ｐ明朝" w:eastAsia="ＭＳ Ｐ明朝" w:hAnsi="ＭＳ Ｐ明朝"/>
+          <w:sz w:val="24"/>
+        </w:rPr>
+        <w:t>RBF</w:t>
+      </w:r>
+      <w:r>
+        <w:rPr>
+          <w:rFonts w:ascii="ＭＳ Ｐ明朝" w:eastAsia="ＭＳ Ｐ明朝" w:hAnsi="ＭＳ Ｐ明朝" w:hint="eastAsia"/>
+          <w:sz w:val="24"/>
+        </w:rPr>
+        <w:t>カーネルでは</w:t>
+      </w:r>
+      <m:oMath>
+        <m:r>
+          <w:rPr>
+            <w:rFonts w:ascii="Cambria Math" w:eastAsia="ＭＳ Ｐ明朝" w:hAnsi="Cambria Math"/>
+            <w:sz w:val="24"/>
+          </w:rPr>
+          <m:t>γ</m:t>
+        </m:r>
+      </m:oMath>
+      <w:r>
+        <w:rPr>
+          <w:rFonts w:ascii="ＭＳ Ｐ明朝" w:eastAsia="ＭＳ Ｐ明朝" w:hAnsi="ＭＳ Ｐ明朝" w:hint="eastAsia"/>
+          <w:sz w:val="24"/>
+        </w:rPr>
+        <w:t>の値を変動させることにより過学習のしやすさを変動させることができる。</w:t>
+      </w:r>
+      <w:r>
+        <w:rPr>
+          <w:rFonts w:ascii="ＭＳ Ｐ明朝" w:eastAsia="ＭＳ Ｐ明朝" w:hAnsi="ＭＳ Ｐ明朝" w:hint="eastAsia"/>
+          <w:sz w:val="24"/>
+        </w:rPr>
+        <w:t>また、これは他のカーネルでも同様だが、</w:t>
+      </w:r>
+      <w:r>
+        <w:rPr>
+          <w:rFonts w:ascii="ＭＳ Ｐ明朝" w:eastAsia="ＭＳ Ｐ明朝" w:hAnsi="ＭＳ Ｐ明朝"/>
+          <w:sz w:val="24"/>
+        </w:rPr>
+        <w:t>C</w:t>
+      </w:r>
+      <w:r>
+        <w:rPr>
+          <w:rFonts w:ascii="ＭＳ Ｐ明朝" w:eastAsia="ＭＳ Ｐ明朝" w:hAnsi="ＭＳ Ｐ明朝" w:hint="eastAsia"/>
+          <w:sz w:val="24"/>
+        </w:rPr>
+        <w:t>値を変動させることで</w:t>
+      </w:r>
+      <w:r>
+        <w:rPr>
+          <w:rFonts w:ascii="ＭＳ Ｐ明朝" w:eastAsia="ＭＳ Ｐ明朝" w:hAnsi="ＭＳ Ｐ明朝" w:hint="eastAsia"/>
+          <w:sz w:val="24"/>
+        </w:rPr>
+        <w:lastRenderedPageBreak/>
+        <w:t>誤分類の許容度合いを変えることができる。この</w:t>
+      </w:r>
+      <w:r>
+        <w:rPr>
+          <w:rFonts w:ascii="ＭＳ Ｐ明朝" w:eastAsia="ＭＳ Ｐ明朝" w:hAnsi="ＭＳ Ｐ明朝"/>
+          <w:sz w:val="24"/>
+        </w:rPr>
+        <w:t>2</w:t>
+      </w:r>
+      <w:r>
+        <w:rPr>
+          <w:rFonts w:ascii="ＭＳ Ｐ明朝" w:eastAsia="ＭＳ Ｐ明朝" w:hAnsi="ＭＳ Ｐ明朝" w:hint="eastAsia"/>
+          <w:sz w:val="24"/>
+        </w:rPr>
+        <w:t>値を変化</w:t>
+      </w:r>
+      <w:r>
+        <w:rPr>
+          <w:rFonts w:ascii="ＭＳ Ｐ明朝" w:eastAsia="ＭＳ Ｐ明朝" w:hAnsi="ＭＳ Ｐ明朝" w:hint="eastAsia"/>
+          <w:sz w:val="24"/>
+        </w:rPr>
+        <w:t>させて識別を行う。</w:t>
+      </w:r>
+      <w:r>
+        <w:rPr>
+          <w:rFonts w:ascii="ＭＳ Ｐ明朝" w:eastAsia="ＭＳ Ｐ明朝" w:hAnsi="ＭＳ Ｐ明朝" w:hint="eastAsia"/>
+          <w:sz w:val="24"/>
+        </w:rPr>
+        <w:t>今回は</w:t>
+      </w:r>
+      <w:r>
+        <w:rPr>
+          <w:rFonts w:ascii="ＭＳ Ｐ明朝" w:eastAsia="ＭＳ Ｐ明朝" w:hAnsi="ＭＳ Ｐ明朝"/>
+          <w:sz w:val="24"/>
+        </w:rPr>
+        <w:t>C</w:t>
+      </w:r>
+      <w:r>
+        <w:rPr>
+          <w:rFonts w:ascii="ＭＳ Ｐ明朝" w:eastAsia="ＭＳ Ｐ明朝" w:hAnsi="ＭＳ Ｐ明朝" w:hint="eastAsia"/>
+          <w:sz w:val="24"/>
+        </w:rPr>
+        <w:t>値を</w:t>
+      </w:r>
+      <w:r>
+        <w:rPr>
+          <w:rFonts w:ascii="ＭＳ Ｐ明朝" w:eastAsia="ＭＳ Ｐ明朝" w:hAnsi="ＭＳ Ｐ明朝"/>
+          <w:sz w:val="24"/>
+        </w:rPr>
+        <w:t>0.01, 0.1, 1.0, 10.0, 100.0</w:t>
+      </w:r>
+      <w:r>
+        <w:rPr>
+          <w:rFonts w:ascii="ＭＳ Ｐ明朝" w:eastAsia="ＭＳ Ｐ明朝" w:hAnsi="ＭＳ Ｐ明朝" w:hint="eastAsia"/>
+          <w:sz w:val="24"/>
+        </w:rPr>
+        <w:t>に、ガンマ値を</w:t>
+      </w:r>
+      <w:r>
+        <w:rPr>
+          <w:rFonts w:ascii="ＭＳ Ｐ明朝" w:eastAsia="ＭＳ Ｐ明朝" w:hAnsi="ＭＳ Ｐ明朝"/>
+          <w:sz w:val="24"/>
+        </w:rPr>
+        <w:t>0.001, 0.01, 0.1, 1.0, 10.0</w:t>
+      </w:r>
+      <w:r>
+        <w:rPr>
+          <w:rFonts w:ascii="ＭＳ Ｐ明朝" w:eastAsia="ＭＳ Ｐ明朝" w:hAnsi="ＭＳ Ｐ明朝" w:hint="eastAsia"/>
+          <w:sz w:val="24"/>
+        </w:rPr>
+        <w:t>にしてそれぞれのパターンで識別を</w:t>
+      </w:r>
+      <w:r>
+        <w:rPr>
+          <w:rFonts w:ascii="ＭＳ Ｐ明朝" w:eastAsia="ＭＳ Ｐ明朝" w:hAnsi="ＭＳ Ｐ明朝" w:hint="eastAsia"/>
+          <w:sz w:val="24"/>
+        </w:rPr>
+        <w:t>行った</w:t>
+      </w:r>
+      <w:r>
+        <w:rPr>
+          <w:rFonts w:ascii="ＭＳ Ｐ明朝" w:eastAsia="ＭＳ Ｐ明朝" w:hAnsi="ＭＳ Ｐ明朝" w:hint="eastAsia"/>
+          <w:sz w:val="24"/>
+        </w:rPr>
+        <w:t>。</w:t>
+      </w:r>
+      <w:r>
+        <w:rPr>
+          <w:rFonts w:ascii="ＭＳ Ｐ明朝" w:eastAsia="ＭＳ Ｐ明朝" w:hAnsi="ＭＳ Ｐ明朝" w:hint="eastAsia"/>
+          <w:sz w:val="24"/>
+        </w:rPr>
+        <w:t>それぞれの値パターンについて、</w:t>
+      </w:r>
+      <w:r>
+        <w:rPr>
+          <w:rFonts w:ascii="ＭＳ Ｐ明朝" w:eastAsia="ＭＳ Ｐ明朝" w:hAnsi="ＭＳ Ｐ明朝"/>
+          <w:sz w:val="24"/>
+        </w:rPr>
+        <w:t>SVM</w:t>
+      </w:r>
+      <w:r>
+        <w:rPr>
+          <w:rFonts w:ascii="ＭＳ Ｐ明朝" w:eastAsia="ＭＳ Ｐ明朝" w:hAnsi="ＭＳ Ｐ明朝" w:hint="eastAsia"/>
+          <w:sz w:val="24"/>
+        </w:rPr>
+        <w:t>の作成→学習→テストデータの予測→正解率の計算を行った。そしてその中で最良のものを保存し、最後にその結果を出力することとした。</w:t>
+      </w:r>
+    </w:p>
+    <w:p>
+      <w:pPr>
+        <w:rPr>
+          <w:rFonts w:ascii="ＭＳ Ｐ明朝" w:eastAsia="ＭＳ Ｐ明朝" w:hAnsi="ＭＳ Ｐ明朝"/>
+          <w:sz w:val="24"/>
+        </w:rPr>
+      </w:pPr>
+      <w:r>
+        <w:rPr>
+          <w:rFonts w:ascii="ＭＳ Ｐ明朝" w:eastAsia="ＭＳ Ｐ明朝" w:hAnsi="ＭＳ Ｐ明朝" w:hint="eastAsia"/>
+          <w:sz w:val="24"/>
+        </w:rPr>
+        <w:t xml:space="preserve">　最後に多項式カーネルについてだが、こちらはガンマ値の代わりに</w:t>
+      </w:r>
+      <w:r>
+        <w:rPr>
+          <w:rFonts w:ascii="ＭＳ Ｐ明朝" w:eastAsia="ＭＳ Ｐ明朝" w:hAnsi="ＭＳ Ｐ明朝"/>
+          <w:sz w:val="24"/>
+        </w:rPr>
+        <w:t>degree</w:t>
+      </w:r>
+      <w:r>
+        <w:rPr>
+          <w:rFonts w:ascii="ＭＳ Ｐ明朝" w:eastAsia="ＭＳ Ｐ明朝" w:hAnsi="ＭＳ Ｐ明朝" w:hint="eastAsia"/>
+          <w:sz w:val="24"/>
+        </w:rPr>
+        <w:t>値を変動させる。</w:t>
+      </w:r>
+      <w:r>
+        <w:rPr>
+          <w:rFonts w:ascii="ＭＳ Ｐ明朝" w:eastAsia="ＭＳ Ｐ明朝" w:hAnsi="ＭＳ Ｐ明朝"/>
+          <w:sz w:val="24"/>
+        </w:rPr>
+        <w:t>C</w:t>
+      </w:r>
+      <w:r>
+        <w:rPr>
+          <w:rFonts w:ascii="ＭＳ Ｐ明朝" w:eastAsia="ＭＳ Ｐ明朝" w:hAnsi="ＭＳ Ｐ明朝" w:hint="eastAsia"/>
+          <w:sz w:val="24"/>
+        </w:rPr>
+        <w:t>値を</w:t>
+      </w:r>
+      <w:r>
+        <w:rPr>
+          <w:rFonts w:ascii="ＭＳ Ｐ明朝" w:eastAsia="ＭＳ Ｐ明朝" w:hAnsi="ＭＳ Ｐ明朝"/>
+          <w:sz w:val="24"/>
+        </w:rPr>
+        <w:t>0.01, 0.1, 1.0, 10.0, 100.0</w:t>
+      </w:r>
+      <w:r>
+        <w:rPr>
+          <w:rFonts w:ascii="ＭＳ Ｐ明朝" w:eastAsia="ＭＳ Ｐ明朝" w:hAnsi="ＭＳ Ｐ明朝" w:hint="eastAsia"/>
+          <w:sz w:val="24"/>
+        </w:rPr>
+        <w:t>、</w:t>
+      </w:r>
+      <w:r>
+        <w:rPr>
+          <w:rFonts w:ascii="ＭＳ Ｐ明朝" w:eastAsia="ＭＳ Ｐ明朝" w:hAnsi="ＭＳ Ｐ明朝"/>
+          <w:sz w:val="24"/>
+        </w:rPr>
+        <w:t>degree</w:t>
+      </w:r>
+      <w:r>
+        <w:rPr>
+          <w:rFonts w:ascii="ＭＳ Ｐ明朝" w:eastAsia="ＭＳ Ｐ明朝" w:hAnsi="ＭＳ Ｐ明朝" w:hint="eastAsia"/>
+          <w:sz w:val="24"/>
+        </w:rPr>
+        <w:t>値を</w:t>
+      </w:r>
+      <w:r>
+        <w:rPr>
+          <w:rFonts w:ascii="ＭＳ Ｐ明朝" w:eastAsia="ＭＳ Ｐ明朝" w:hAnsi="ＭＳ Ｐ明朝"/>
+          <w:sz w:val="24"/>
+        </w:rPr>
+        <w:t>1.0, 2.0, 3.0, 4.0, 5.0</w:t>
+      </w:r>
+      <w:r>
+        <w:rPr>
+          <w:rFonts w:ascii="ＭＳ Ｐ明朝" w:eastAsia="ＭＳ Ｐ明朝" w:hAnsi="ＭＳ Ｐ明朝" w:hint="eastAsia"/>
+          <w:sz w:val="24"/>
+        </w:rPr>
+        <w:t>と選択して識別を行った。一連の流れは</w:t>
+      </w:r>
+      <w:r>
+        <w:rPr>
+          <w:rFonts w:ascii="ＭＳ Ｐ明朝" w:eastAsia="ＭＳ Ｐ明朝" w:hAnsi="ＭＳ Ｐ明朝"/>
+          <w:sz w:val="24"/>
+        </w:rPr>
+        <w:t>RBF</w:t>
+      </w:r>
+      <w:r>
+        <w:rPr>
+          <w:rFonts w:ascii="ＭＳ Ｐ明朝" w:eastAsia="ＭＳ Ｐ明朝" w:hAnsi="ＭＳ Ｐ明朝" w:hint="eastAsia"/>
+          <w:sz w:val="24"/>
+        </w:rPr>
+        <w:t>カーネルと同じであるので割愛する。以上より、線形カーネルの</w:t>
+      </w:r>
+      <w:r>
+        <w:rPr>
+          <w:rFonts w:ascii="ＭＳ Ｐ明朝" w:eastAsia="ＭＳ Ｐ明朝" w:hAnsi="ＭＳ Ｐ明朝"/>
+          <w:sz w:val="24"/>
+        </w:rPr>
+        <w:t>SVM</w:t>
+      </w:r>
+      <w:r>
+        <w:rPr>
+          <w:rFonts w:ascii="ＭＳ Ｐ明朝" w:eastAsia="ＭＳ Ｐ明朝" w:hAnsi="ＭＳ Ｐ明朝" w:hint="eastAsia"/>
+          <w:sz w:val="24"/>
+        </w:rPr>
+        <w:t>、そして</w:t>
+      </w:r>
+      <w:r>
+        <w:rPr>
+          <w:rFonts w:ascii="ＭＳ Ｐ明朝" w:eastAsia="ＭＳ Ｐ明朝" w:hAnsi="ＭＳ Ｐ明朝"/>
+          <w:sz w:val="24"/>
+        </w:rPr>
+        <w:t>RBF</w:t>
+      </w:r>
+      <w:r>
+        <w:rPr>
+          <w:rFonts w:ascii="ＭＳ Ｐ明朝" w:eastAsia="ＭＳ Ｐ明朝" w:hAnsi="ＭＳ Ｐ明朝" w:hint="eastAsia"/>
+          <w:sz w:val="24"/>
+        </w:rPr>
+        <w:t>カーネルと多項式カーネルの</w:t>
+      </w:r>
+      <w:r>
+        <w:rPr>
+          <w:rFonts w:ascii="ＭＳ Ｐ明朝" w:eastAsia="ＭＳ Ｐ明朝" w:hAnsi="ＭＳ Ｐ明朝"/>
+          <w:sz w:val="24"/>
+        </w:rPr>
+        <w:t>SVM</w:t>
+      </w:r>
+      <w:r>
+        <w:rPr>
+          <w:rFonts w:ascii="ＭＳ Ｐ明朝" w:eastAsia="ＭＳ Ｐ明朝" w:hAnsi="ＭＳ Ｐ明朝" w:hint="eastAsia"/>
+          <w:sz w:val="24"/>
+        </w:rPr>
+        <w:t>による識別が完了した。</w:t>
+      </w:r>
+    </w:p>
+    <w:p>
+      <w:pPr>
+        <w:rPr>
+          <w:rFonts w:ascii="ＭＳ Ｐ明朝" w:eastAsia="ＭＳ Ｐ明朝" w:hAnsi="ＭＳ Ｐ明朝"/>
+          <w:sz w:val="24"/>
+        </w:rPr>
+      </w:pPr>
+    </w:p>
+    <w:p>
+      <w:pPr>
+        <w:rPr>
+          <w:rFonts w:ascii="ＭＳ Ｐ明朝" w:eastAsia="ＭＳ Ｐ明朝" w:hAnsi="ＭＳ Ｐ明朝"/>
+          <w:sz w:val="24"/>
+        </w:rPr>
+      </w:pPr>
+      <w:r>
+        <w:rPr>
+          <w:rFonts w:ascii="ＭＳ Ｐ明朝" w:eastAsia="ＭＳ Ｐ明朝" w:hAnsi="ＭＳ Ｐ明朝" w:hint="eastAsia"/>
+          <w:sz w:val="24"/>
+        </w:rPr>
+        <w:t>・実行結果</w:t>
+      </w:r>
+      <w:r>
+        <w:rPr>
+          <w:rFonts w:ascii="ＭＳ Ｐ明朝" w:eastAsia="ＭＳ Ｐ明朝" w:hAnsi="ＭＳ Ｐ明朝" w:hint="eastAsia"/>
+          <w:sz w:val="24"/>
+        </w:rPr>
+        <w:t>および識別率グラフ</w:t>
+      </w:r>
+    </w:p>
+    <w:p>
+      <w:pPr>
+        <w:rPr>
+          <w:rFonts w:ascii="ＭＳ Ｐ明朝" w:eastAsia="ＭＳ Ｐ明朝" w:hAnsi="ＭＳ Ｐ明朝"/>
+          <w:sz w:val="24"/>
+        </w:rPr>
+      </w:pPr>
+      <w:r>
+        <w:rPr>
+          <w:rFonts w:ascii="ＭＳ Ｐ明朝" w:eastAsia="ＭＳ Ｐ明朝" w:hAnsi="ＭＳ Ｐ明朝" w:hint="eastAsia"/>
+          <w:sz w:val="24"/>
+        </w:rPr>
+        <w:t xml:space="preserve">　</w:t>
+      </w:r>
+      <w:r>
+        <w:rPr>
+          <w:rFonts w:ascii="ＭＳ Ｐ明朝" w:eastAsia="ＭＳ Ｐ明朝" w:hAnsi="ＭＳ Ｐ明朝" w:hint="eastAsia"/>
+          <w:sz w:val="24"/>
+        </w:rPr>
+        <w:t>実行結果は以下のようになった。</w:t>
+      </w:r>
+    </w:p>
+    <w:p>
+      <w:pPr>
+        <w:rPr>
+          <w:rFonts w:ascii="ＭＳ Ｐ明朝" w:eastAsia="ＭＳ Ｐ明朝" w:hAnsi="ＭＳ Ｐ明朝"/>
+          <w:sz w:val="24"/>
+        </w:rPr>
+      </w:pPr>
+    </w:p>
+    <w:p>
+      <w:pPr>
+        <w:ind w:firstLineChars="50" w:firstLine="120"/>
+        <w:rPr>
+          <w:rFonts w:ascii="ＭＳ Ｐ明朝" w:eastAsia="ＭＳ Ｐ明朝" w:hAnsi="ＭＳ Ｐ明朝"/>
+          <w:sz w:val="24"/>
+        </w:rPr>
+      </w:pPr>
+      <w:r>
+        <w:rPr>
+          <w:rFonts w:ascii="ＭＳ Ｐ明朝" w:eastAsia="ＭＳ Ｐ明朝" w:hAnsi="ＭＳ Ｐ明朝" w:hint="eastAsia"/>
+          <w:sz w:val="24"/>
+        </w:rPr>
+        <w:t>また、</w:t>
+      </w:r>
+      <w:r>
+        <w:rPr>
+          <w:rFonts w:ascii="ＭＳ Ｐ明朝" w:eastAsia="ＭＳ Ｐ明朝" w:hAnsi="ＭＳ Ｐ明朝"/>
+          <w:sz w:val="24"/>
+        </w:rPr>
+        <w:t>RBF</w:t>
+      </w:r>
+      <w:r>
+        <w:rPr>
+          <w:rFonts w:ascii="ＭＳ Ｐ明朝" w:eastAsia="ＭＳ Ｐ明朝" w:hAnsi="ＭＳ Ｐ明朝" w:hint="eastAsia"/>
+          <w:sz w:val="24"/>
+        </w:rPr>
+        <w:t>カーネルと多項式カーネルの結果をグラフ化すると次のようになった。</w:t>
+      </w:r>
+    </w:p>
+    <w:p>
+      <w:pPr>
+        <w:ind w:firstLineChars="50" w:firstLine="120"/>
+        <w:jc w:val="center"/>
+        <w:rPr>
+          <w:rFonts w:ascii="ＭＳ Ｐ明朝" w:eastAsia="ＭＳ Ｐ明朝" w:hAnsi="ＭＳ Ｐ明朝"/>
+          <w:sz w:val="24"/>
+        </w:rPr>
+      </w:pPr>
+      <w:r>
+        <w:rPr>
+          <w:rFonts w:ascii="ＭＳ Ｐ明朝" w:eastAsia="ＭＳ Ｐ明朝" w:hAnsi="ＭＳ Ｐ明朝"/>
+          <w:sz w:val="24"/>
+        </w:rPr>
+        <w:drawing>
+          <wp:inline distT="0" distB="0" distL="0" distR="0" wp14:anchorId="5ECD995E" wp14:editId="5BBE64F8">
+            <wp:extent cx="4752348" cy="3346315"/>
+            <wp:effectExtent l="0" t="0" r="0" b="0"/>
+            <wp:docPr id="706417411" name="図 1"/>
+            <wp:cNvGraphicFramePr>
+              <a:graphicFrameLocks xmlns:a="http://schemas.openxmlformats.org/drawingml/2006/main" noChangeAspect="1"/>
+            </wp:cNvGraphicFramePr>
+            <a:graphic xmlns:a="http://schemas.openxmlformats.org/drawingml/2006/main">
+              <a:graphicData uri="http://schemas.openxmlformats.org/drawingml/2006/picture">
+                <pic:pic xmlns:pic="http://schemas.openxmlformats.org/drawingml/2006/picture">
+                  <pic:nvPicPr>
+                    <pic:cNvPr id="706417411" name=""/>
+                    <pic:cNvPicPr/>
+                  </pic:nvPicPr>
+                  <pic:blipFill>
+                    <a:blip r:embed="rId11"/>
+                    <a:stretch>
+                      <a:fillRect/>
+                    </a:stretch>
+                  </pic:blipFill>
+                  <pic:spPr>
+                    <a:xfrm>
+                      <a:off x="0" y="0"/>
+                      <a:ext cx="4769599" cy="3358462"/>
+                    </a:xfrm>
+                    <a:prstGeom prst="rect">
+                      <a:avLst/>
+                    </a:prstGeom>
+                  </pic:spPr>
+                </pic:pic>
+              </a:graphicData>
+            </a:graphic>
+          </wp:inline>
+        </w:drawing>
+      </w:r>
+    </w:p>
+    <w:p>
+      <w:pPr>
+        <w:ind w:firstLineChars="50" w:firstLine="120"/>
+        <w:jc w:val="center"/>
+        <w:rPr>
+          <w:rFonts w:ascii="ＭＳ Ｐ明朝" w:eastAsia="ＭＳ Ｐ明朝" w:hAnsi="ＭＳ Ｐ明朝"/>
+          <w:sz w:val="24"/>
+        </w:rPr>
+      </w:pPr>
+      <w:r>
+        <w:rPr>
+          <w:rFonts w:ascii="ＭＳ Ｐ明朝" w:eastAsia="ＭＳ Ｐ明朝" w:hAnsi="ＭＳ Ｐ明朝"/>
+          <w:sz w:val="24"/>
+        </w:rPr>
+        <w:lastRenderedPageBreak/>
+        <w:drawing>
+          <wp:inline distT="0" distB="0" distL="0" distR="0" wp14:anchorId="0172ACF1" wp14:editId="7DE3C7FD">
+            <wp:extent cx="5019473" cy="2955964"/>
+            <wp:effectExtent l="0" t="0" r="0" b="0"/>
+            <wp:docPr id="1062765618" name="図 1"/>
+            <wp:cNvGraphicFramePr>
+              <a:graphicFrameLocks xmlns:a="http://schemas.openxmlformats.org/drawingml/2006/main" noChangeAspect="1"/>
+            </wp:cNvGraphicFramePr>
+            <a:graphic xmlns:a="http://schemas.openxmlformats.org/drawingml/2006/main">
+              <a:graphicData uri="http://schemas.openxmlformats.org/drawingml/2006/picture">
+                <pic:pic xmlns:pic="http://schemas.openxmlformats.org/drawingml/2006/picture">
+                  <pic:nvPicPr>
+                    <pic:cNvPr id="1062765618" name=""/>
+                    <pic:cNvPicPr/>
+                  </pic:nvPicPr>
+                  <pic:blipFill>
+                    <a:blip r:embed="rId12"/>
+                    <a:stretch>
+                      <a:fillRect/>
+                    </a:stretch>
+                  </pic:blipFill>
+                  <pic:spPr>
+                    <a:xfrm>
+                      <a:off x="0" y="0"/>
+                      <a:ext cx="5038261" cy="2967028"/>
+                    </a:xfrm>
+                    <a:prstGeom prst="rect">
+                      <a:avLst/>
+                    </a:prstGeom>
+                  </pic:spPr>
+                </pic:pic>
+              </a:graphicData>
+            </a:graphic>
+          </wp:inline>
+        </w:drawing>
+      </w:r>
+    </w:p>
+    <w:p>
+      <w:pPr>
+        <w:ind w:firstLineChars="50" w:firstLine="120"/>
+        <w:rPr>
+          <w:rFonts w:ascii="ＭＳ Ｐ明朝" w:eastAsia="ＭＳ Ｐ明朝" w:hAnsi="ＭＳ Ｐ明朝"/>
+          <w:sz w:val="24"/>
+        </w:rPr>
+      </w:pPr>
+      <w:r>
+        <w:rPr>
+          <w:rFonts w:ascii="ＭＳ Ｐ明朝" w:eastAsia="ＭＳ Ｐ明朝" w:hAnsi="ＭＳ Ｐ明朝" w:hint="eastAsia"/>
+          <w:sz w:val="24"/>
+        </w:rPr>
+        <w:t>これらより最も高い正解率を出したのは、</w:t>
+      </w:r>
+      <w:r>
+        <w:rPr>
+          <w:rFonts w:ascii="ＭＳ Ｐ明朝" w:eastAsia="ＭＳ Ｐ明朝" w:hAnsi="ＭＳ Ｐ明朝"/>
+          <w:sz w:val="24"/>
+        </w:rPr>
+        <w:t>94.2%</w:t>
+      </w:r>
+      <w:r>
+        <w:rPr>
+          <w:rFonts w:ascii="ＭＳ Ｐ明朝" w:eastAsia="ＭＳ Ｐ明朝" w:hAnsi="ＭＳ Ｐ明朝" w:hint="eastAsia"/>
+          <w:sz w:val="24"/>
+        </w:rPr>
+        <w:t>の</w:t>
+      </w:r>
+      <w:r>
+        <w:rPr>
+          <w:rFonts w:ascii="ＭＳ Ｐ明朝" w:eastAsia="ＭＳ Ｐ明朝" w:hAnsi="ＭＳ Ｐ明朝"/>
+          <w:sz w:val="24"/>
+        </w:rPr>
+        <w:t>RBF</w:t>
+      </w:r>
+      <w:r>
+        <w:rPr>
+          <w:rFonts w:ascii="ＭＳ Ｐ明朝" w:eastAsia="ＭＳ Ｐ明朝" w:hAnsi="ＭＳ Ｐ明朝" w:hint="eastAsia"/>
+          <w:sz w:val="24"/>
+        </w:rPr>
+        <w:t>カーネルで、次いで</w:t>
+      </w:r>
+      <w:r>
+        <w:rPr>
+          <w:rFonts w:ascii="ＭＳ Ｐ明朝" w:eastAsia="ＭＳ Ｐ明朝" w:hAnsi="ＭＳ Ｐ明朝"/>
+          <w:sz w:val="24"/>
+        </w:rPr>
+        <w:t>91.7%</w:t>
+      </w:r>
+      <w:r>
+        <w:rPr>
+          <w:rFonts w:ascii="ＭＳ Ｐ明朝" w:eastAsia="ＭＳ Ｐ明朝" w:hAnsi="ＭＳ Ｐ明朝" w:hint="eastAsia"/>
+          <w:sz w:val="24"/>
+        </w:rPr>
+        <w:t>の多項式カーネル、最後に</w:t>
+      </w:r>
+      <w:r>
+        <w:rPr>
+          <w:rFonts w:ascii="ＭＳ Ｐ明朝" w:eastAsia="ＭＳ Ｐ明朝" w:hAnsi="ＭＳ Ｐ明朝"/>
+          <w:sz w:val="24"/>
+        </w:rPr>
+        <w:t>90.0%</w:t>
+      </w:r>
+      <w:r>
+        <w:rPr>
+          <w:rFonts w:ascii="ＭＳ Ｐ明朝" w:eastAsia="ＭＳ Ｐ明朝" w:hAnsi="ＭＳ Ｐ明朝" w:hint="eastAsia"/>
+          <w:sz w:val="24"/>
+        </w:rPr>
+        <w:t>の線形カーネルである</w:t>
+      </w:r>
+      <w:r>
+        <w:rPr>
+          <w:rFonts w:ascii="ＭＳ Ｐ明朝" w:eastAsia="ＭＳ Ｐ明朝" w:hAnsi="ＭＳ Ｐ明朝" w:hint="eastAsia"/>
+          <w:sz w:val="24"/>
+        </w:rPr>
+        <w:t>とわかった</w:t>
+      </w:r>
+      <w:r>
+        <w:rPr>
+          <w:rFonts w:ascii="ＭＳ Ｐ明朝" w:eastAsia="ＭＳ Ｐ明朝" w:hAnsi="ＭＳ Ｐ明朝" w:hint="eastAsia"/>
+          <w:sz w:val="24"/>
+        </w:rPr>
+        <w:t>。</w:t>
+      </w:r>
+      <w:r>
+        <w:rPr>
+          <w:rFonts w:ascii="ＭＳ Ｐ明朝" w:eastAsia="ＭＳ Ｐ明朝" w:hAnsi="ＭＳ Ｐ明朝"/>
+          <w:sz w:val="24"/>
+        </w:rPr>
+        <w:t>RBF</w:t>
+      </w:r>
+      <w:r>
+        <w:rPr>
+          <w:rFonts w:ascii="ＭＳ Ｐ明朝" w:eastAsia="ＭＳ Ｐ明朝" w:hAnsi="ＭＳ Ｐ明朝" w:hint="eastAsia"/>
+          <w:sz w:val="24"/>
+        </w:rPr>
+        <w:t>カーネルにおいて、ガンマは高いほど正解率が高くなるという結果が得られたが、</w:t>
+      </w:r>
+      <w:r>
+        <w:rPr>
+          <w:rFonts w:ascii="ＭＳ Ｐ明朝" w:eastAsia="ＭＳ Ｐ明朝" w:hAnsi="ＭＳ Ｐ明朝"/>
+          <w:sz w:val="24"/>
+        </w:rPr>
+        <w:t>C</w:t>
+      </w:r>
+      <w:r>
+        <w:rPr>
+          <w:rFonts w:ascii="ＭＳ Ｐ明朝" w:eastAsia="ＭＳ Ｐ明朝" w:hAnsi="ＭＳ Ｐ明朝" w:hint="eastAsia"/>
+          <w:sz w:val="24"/>
+        </w:rPr>
+        <w:t>は大きくするとある値を超えて急激に正解率が低下することがわかった。多項式カーネルにおいて、</w:t>
+      </w:r>
+      <w:r>
+        <w:rPr>
+          <w:rFonts w:ascii="ＭＳ Ｐ明朝" w:eastAsia="ＭＳ Ｐ明朝" w:hAnsi="ＭＳ Ｐ明朝"/>
+          <w:sz w:val="24"/>
+        </w:rPr>
+        <w:t>degree</w:t>
+      </w:r>
+      <w:r>
+        <w:rPr>
+          <w:rFonts w:ascii="ＭＳ Ｐ明朝" w:eastAsia="ＭＳ Ｐ明朝" w:hAnsi="ＭＳ Ｐ明朝" w:hint="eastAsia"/>
+          <w:sz w:val="24"/>
+        </w:rPr>
+        <w:t>の変動により正解率も変動するがそこには規則性が見えないという結果が得られ、</w:t>
+      </w:r>
+      <w:r>
+        <w:rPr>
+          <w:rFonts w:ascii="ＭＳ Ｐ明朝" w:eastAsia="ＭＳ Ｐ明朝" w:hAnsi="ＭＳ Ｐ明朝"/>
+          <w:sz w:val="24"/>
+        </w:rPr>
+        <w:t>C</w:t>
+      </w:r>
+      <w:r>
+        <w:rPr>
+          <w:rFonts w:ascii="ＭＳ Ｐ明朝" w:eastAsia="ＭＳ Ｐ明朝" w:hAnsi="ＭＳ Ｐ明朝" w:hint="eastAsia"/>
+          <w:sz w:val="24"/>
+        </w:rPr>
+        <w:t>については</w:t>
+      </w:r>
+      <w:r>
+        <w:rPr>
+          <w:rFonts w:ascii="ＭＳ Ｐ明朝" w:eastAsia="ＭＳ Ｐ明朝" w:hAnsi="ＭＳ Ｐ明朝"/>
+          <w:sz w:val="24"/>
+        </w:rPr>
+        <w:t>RBF</w:t>
+      </w:r>
+      <w:r>
+        <w:rPr>
+          <w:rFonts w:ascii="ＭＳ Ｐ明朝" w:eastAsia="ＭＳ Ｐ明朝" w:hAnsi="ＭＳ Ｐ明朝" w:hint="eastAsia"/>
+          <w:sz w:val="24"/>
+        </w:rPr>
+        <w:t>カーネルと同様に急激に低下する箇所があるとわかった。</w:t>
+      </w:r>
+      <w:r>
+        <w:rPr>
+          <w:rFonts w:ascii="ＭＳ Ｐ明朝" w:eastAsia="ＭＳ Ｐ明朝" w:hAnsi="ＭＳ Ｐ明朝"/>
+          <w:sz w:val="24"/>
+        </w:rPr>
+        <w:t>RBF</w:t>
+      </w:r>
+      <w:r>
+        <w:rPr>
+          <w:rFonts w:ascii="ＭＳ Ｐ明朝" w:eastAsia="ＭＳ Ｐ明朝" w:hAnsi="ＭＳ Ｐ明朝" w:hint="eastAsia"/>
+          <w:sz w:val="24"/>
+        </w:rPr>
+        <w:t>カーネルは各パラメータの変化で正解率がそれぞれ変化したが、多項式カーネルではパラメータの変更に関係なく正解率が一定である区間が多数存在した。</w:t>
+      </w:r>
+    </w:p>
+    <w:p>
+      <w:pPr>
+        <w:ind w:firstLineChars="50" w:firstLine="120"/>
+        <w:rPr>
+          <w:rFonts w:ascii="ＭＳ Ｐ明朝" w:eastAsia="ＭＳ Ｐ明朝" w:hAnsi="ＭＳ Ｐ明朝" w:hint="eastAsia"/>
+          <w:sz w:val="24"/>
+        </w:rPr>
+      </w:pPr>
+      <w:r>
+        <w:rPr>
+          <w:rFonts w:ascii="ＭＳ Ｐ明朝" w:eastAsia="ＭＳ Ｐ明朝" w:hAnsi="ＭＳ Ｐ明朝" w:hint="eastAsia"/>
+          <w:sz w:val="24"/>
+        </w:rPr>
+        <w:t>混同行列の出力について各カーネルの特徴をまとめると、線形カーネルでは</w:t>
+      </w:r>
+      <w:r>
+        <w:rPr>
+          <w:rFonts w:ascii="ＭＳ Ｐ明朝" w:eastAsia="ＭＳ Ｐ明朝" w:hAnsi="ＭＳ Ｐ明朝" w:hint="eastAsia"/>
+          <w:sz w:val="24"/>
+        </w:rPr>
+        <w:t>良性をマルウェアと誤検知する方がその逆よりも多かった。</w:t>
+      </w:r>
+      <w:r>
+        <w:rPr>
+          <w:rFonts w:ascii="ＭＳ Ｐ明朝" w:eastAsia="ＭＳ Ｐ明朝" w:hAnsi="ＭＳ Ｐ明朝"/>
+          <w:sz w:val="24"/>
+        </w:rPr>
+        <w:t>RBF</w:t>
+      </w:r>
+      <w:r>
+        <w:rPr>
+          <w:rFonts w:ascii="ＭＳ Ｐ明朝" w:eastAsia="ＭＳ Ｐ明朝" w:hAnsi="ＭＳ Ｐ明朝" w:hint="eastAsia"/>
+          <w:sz w:val="24"/>
+        </w:rPr>
+        <w:t>カーネルでは両者の誤検知とも件数がほぼ一緒であり、多項式カーネルではマルウェアを良性だと誤検知する方がその逆よりも多い結果となった。</w:t>
+      </w:r>
     </w:p>
     <w:p>
       <w:pPr>
@@ -2020,6 +5107,184 @@
           <w:sz w:val="24"/>
         </w:rPr>
         <w:t xml:space="preserve">　</w:t>
+      </w:r>
+      <w:r>
+        <w:rPr>
+          <w:rFonts w:ascii="ＭＳ Ｐ明朝" w:eastAsia="ＭＳ Ｐ明朝" w:hAnsi="ＭＳ Ｐ明朝" w:hint="eastAsia"/>
+          <w:sz w:val="24"/>
+        </w:rPr>
+        <w:t>線形カーネルよりも</w:t>
+      </w:r>
+      <w:r>
+        <w:rPr>
+          <w:rFonts w:ascii="ＭＳ Ｐ明朝" w:eastAsia="ＭＳ Ｐ明朝" w:hAnsi="ＭＳ Ｐ明朝"/>
+          <w:sz w:val="24"/>
+        </w:rPr>
+        <w:t>RBF</w:t>
+      </w:r>
+      <w:r>
+        <w:rPr>
+          <w:rFonts w:ascii="ＭＳ Ｐ明朝" w:eastAsia="ＭＳ Ｐ明朝" w:hAnsi="ＭＳ Ｐ明朝" w:hint="eastAsia"/>
+          <w:sz w:val="24"/>
+        </w:rPr>
+        <w:t>カーネルや多項式カーネルの方が高い正解率を出したということから、良性アプリケーションとマルウェアの特徴量は線形では完全に分離できない分布をしており、非線形の識別境界面の方が適していると考えられる。</w:t>
+      </w:r>
+      <w:r>
+        <w:rPr>
+          <w:rFonts w:ascii="ＭＳ Ｐ明朝" w:eastAsia="ＭＳ Ｐ明朝" w:hAnsi="ＭＳ Ｐ明朝" w:hint="eastAsia"/>
+          <w:sz w:val="24"/>
+        </w:rPr>
+        <w:t>混同行列より誤検知について考えると、どのカーネルも誤検知はするものの線形カーネルでは安全であるものを危険だと判断している件数が多かったので、安全面では特に問題が</w:t>
+      </w:r>
+      <w:r>
+        <w:rPr>
+          <w:rFonts w:ascii="ＭＳ Ｐ明朝" w:eastAsia="ＭＳ Ｐ明朝" w:hAnsi="ＭＳ Ｐ明朝" w:hint="eastAsia"/>
+          <w:sz w:val="24"/>
+        </w:rPr>
+        <w:lastRenderedPageBreak/>
+        <w:t>ないと推察できる。</w:t>
+      </w:r>
+      <w:r>
+        <w:rPr>
+          <w:rFonts w:ascii="ＭＳ Ｐ明朝" w:eastAsia="ＭＳ Ｐ明朝" w:hAnsi="ＭＳ Ｐ明朝"/>
+          <w:sz w:val="24"/>
+        </w:rPr>
+        <w:t>RBF</w:t>
+      </w:r>
+      <w:r>
+        <w:rPr>
+          <w:rFonts w:ascii="ＭＳ Ｐ明朝" w:eastAsia="ＭＳ Ｐ明朝" w:hAnsi="ＭＳ Ｐ明朝" w:hint="eastAsia"/>
+          <w:sz w:val="24"/>
+        </w:rPr>
+        <w:t>カーネルは誤検知件数がほぼ等しいため、全体的な識別精度の良さが高いものであると評価が可能である。多項式カーネルは危険なものを安全であると判定している件数が多いので、これはセキュリティ面では非常に危険であり、このような識別には不向きであると結論づけることができる。</w:t>
+      </w:r>
+    </w:p>
+    <w:p>
+      <w:pPr>
+        <w:rPr>
+          <w:rFonts w:ascii="ＭＳ Ｐ明朝" w:eastAsia="ＭＳ Ｐ明朝" w:hAnsi="ＭＳ Ｐ明朝" w:hint="eastAsia"/>
+          <w:sz w:val="24"/>
+        </w:rPr>
+      </w:pPr>
+      <w:r>
+        <w:rPr>
+          <w:rFonts w:ascii="ＭＳ Ｐ明朝" w:eastAsia="ＭＳ Ｐ明朝" w:hAnsi="ＭＳ Ｐ明朝" w:hint="eastAsia"/>
+          <w:sz w:val="24"/>
+        </w:rPr>
+        <w:t xml:space="preserve">　</w:t>
+      </w:r>
+      <w:r>
+        <w:rPr>
+          <w:rFonts w:ascii="ＭＳ Ｐ明朝" w:eastAsia="ＭＳ Ｐ明朝" w:hAnsi="ＭＳ Ｐ明朝" w:hint="eastAsia"/>
+          <w:sz w:val="24"/>
+        </w:rPr>
+        <w:t>パラメータ調整について、</w:t>
+      </w:r>
+      <w:r>
+        <w:rPr>
+          <w:rFonts w:ascii="ＭＳ Ｐ明朝" w:eastAsia="ＭＳ Ｐ明朝" w:hAnsi="ＭＳ Ｐ明朝"/>
+          <w:sz w:val="24"/>
+        </w:rPr>
+        <w:t>RBF</w:t>
+      </w:r>
+      <w:r>
+        <w:rPr>
+          <w:rFonts w:ascii="ＭＳ Ｐ明朝" w:eastAsia="ＭＳ Ｐ明朝" w:hAnsi="ＭＳ Ｐ明朝" w:hint="eastAsia"/>
+          <w:sz w:val="24"/>
+        </w:rPr>
+        <w:t>ではガンマが大きいほど各サンプルの影響範囲が狭くなり複雑な非線形境界を形成できるので、今回のデータに適合したと考えられる。しかし</w:t>
+      </w:r>
+      <w:r>
+        <w:rPr>
+          <w:rFonts w:ascii="ＭＳ Ｐ明朝" w:eastAsia="ＭＳ Ｐ明朝" w:hAnsi="ＭＳ Ｐ明朝"/>
+          <w:sz w:val="24"/>
+        </w:rPr>
+        <w:t>C</w:t>
+      </w:r>
+      <w:r>
+        <w:rPr>
+          <w:rFonts w:ascii="ＭＳ Ｐ明朝" w:eastAsia="ＭＳ Ｐ明朝" w:hAnsi="ＭＳ Ｐ明朝" w:hint="eastAsia"/>
+          <w:sz w:val="24"/>
+        </w:rPr>
+        <w:t>が大きい場合ではガンマが大きくなると正解率が著しく悪くなるので、</w:t>
+      </w:r>
+      <w:r>
+        <w:rPr>
+          <w:rFonts w:ascii="ＭＳ Ｐ明朝" w:eastAsia="ＭＳ Ｐ明朝" w:hAnsi="ＭＳ Ｐ明朝"/>
+          <w:sz w:val="24"/>
+        </w:rPr>
+        <w:t>C</w:t>
+      </w:r>
+      <w:r>
+        <w:rPr>
+          <w:rFonts w:ascii="ＭＳ Ｐ明朝" w:eastAsia="ＭＳ Ｐ明朝" w:hAnsi="ＭＳ Ｐ明朝" w:hint="eastAsia"/>
+          <w:sz w:val="24"/>
+        </w:rPr>
+        <w:t>とガンマの組み合わせ次第では過学習が生じていると思われる。そのため</w:t>
+      </w:r>
+      <w:r>
+        <w:rPr>
+          <w:rFonts w:ascii="ＭＳ Ｐ明朝" w:eastAsia="ＭＳ Ｐ明朝" w:hAnsi="ＭＳ Ｐ明朝" w:hint="eastAsia"/>
+          <w:sz w:val="24"/>
+        </w:rPr>
+        <w:t>このようなカーネルではパラメータ調整をしっかりと行うことが重要であると考えられる。多項式では次数の変化によって正解率が変化したが、次数の大小と正解率の大小の間の相関関係が見られないため、今回のようなデータには不向きであると考えられる。また</w:t>
+      </w:r>
+      <w:r>
+        <w:rPr>
+          <w:rFonts w:ascii="ＭＳ Ｐ明朝" w:eastAsia="ＭＳ Ｐ明朝" w:hAnsi="ＭＳ Ｐ明朝"/>
+          <w:sz w:val="24"/>
+        </w:rPr>
+        <w:t>C</w:t>
+      </w:r>
+      <w:r>
+        <w:rPr>
+          <w:rFonts w:ascii="ＭＳ Ｐ明朝" w:eastAsia="ＭＳ Ｐ明朝" w:hAnsi="ＭＳ Ｐ明朝" w:hint="eastAsia"/>
+          <w:sz w:val="24"/>
+        </w:rPr>
+        <w:t>の変化が特に正解率に影響しなかったことから、</w:t>
+      </w:r>
+      <w:r>
+        <w:rPr>
+          <w:rFonts w:ascii="ＭＳ Ｐ明朝" w:eastAsia="ＭＳ Ｐ明朝" w:hAnsi="ＭＳ Ｐ明朝"/>
+          <w:sz w:val="24"/>
+        </w:rPr>
+        <w:t>degree</w:t>
+      </w:r>
+      <w:r>
+        <w:rPr>
+          <w:rFonts w:ascii="ＭＳ Ｐ明朝" w:eastAsia="ＭＳ Ｐ明朝" w:hAnsi="ＭＳ Ｐ明朝" w:hint="eastAsia"/>
+          <w:sz w:val="24"/>
+        </w:rPr>
+        <w:t>の影響が非常に大きいということも推測できる。</w:t>
+      </w:r>
+    </w:p>
+    <w:p>
+      <w:pPr>
+        <w:rPr>
+          <w:rFonts w:ascii="ＭＳ Ｐ明朝" w:eastAsia="ＭＳ Ｐ明朝" w:hAnsi="ＭＳ Ｐ明朝" w:hint="eastAsia"/>
+          <w:sz w:val="24"/>
+        </w:rPr>
+      </w:pPr>
+      <w:r>
+        <w:rPr>
+          <w:rFonts w:ascii="ＭＳ Ｐ明朝" w:eastAsia="ＭＳ Ｐ明朝" w:hAnsi="ＭＳ Ｐ明朝" w:hint="eastAsia"/>
+          <w:sz w:val="24"/>
+        </w:rPr>
+        <w:t xml:space="preserve">　以上より、本課題のようなマルウェアの特徴量の検出における識別器の作成には、</w:t>
+      </w:r>
+      <w:r>
+        <w:rPr>
+          <w:rFonts w:ascii="ＭＳ Ｐ明朝" w:eastAsia="ＭＳ Ｐ明朝" w:hAnsi="ＭＳ Ｐ明朝"/>
+          <w:sz w:val="24"/>
+        </w:rPr>
+        <w:t>RBF</w:t>
+      </w:r>
+      <w:r>
+        <w:rPr>
+          <w:rFonts w:ascii="ＭＳ Ｐ明朝" w:eastAsia="ＭＳ Ｐ明朝" w:hAnsi="ＭＳ Ｐ明朝" w:hint="eastAsia"/>
+          <w:sz w:val="24"/>
+        </w:rPr>
+        <w:t>カーネルが一番向いているものであると言える。</w:t>
       </w:r>
     </w:p>
     <w:p>
@@ -2073,7 +5338,7 @@
     <w:p>
       <w:pPr>
         <w:rPr>
-          <w:rFonts w:ascii="ＭＳ Ｐ明朝" w:eastAsia="ＭＳ Ｐ明朝" w:hAnsi="ＭＳ Ｐ明朝"/>
+          <w:rFonts w:ascii="ＭＳ Ｐ明朝" w:eastAsia="ＭＳ Ｐ明朝" w:hAnsi="ＭＳ Ｐ明朝" w:hint="eastAsia"/>
           <w:sz w:val="24"/>
         </w:rPr>
       </w:pPr>
@@ -2084,6 +5349,174 @@
         </w:rPr>
         <w:t xml:space="preserve">　</w:t>
       </w:r>
+      <w:r>
+        <w:rPr>
+          <w:rFonts w:ascii="ＭＳ Ｐ明朝" w:eastAsia="ＭＳ Ｐ明朝" w:hAnsi="ＭＳ Ｐ明朝" w:hint="eastAsia"/>
+          <w:sz w:val="24"/>
+        </w:rPr>
+        <w:t>「</w:t>
+      </w:r>
+      <w:r>
+        <w:rPr>
+          <w:rFonts w:ascii="ＭＳ Ｐ明朝" w:eastAsia="ＭＳ Ｐ明朝" w:hAnsi="ＭＳ Ｐ明朝"/>
+          <w:sz w:val="24"/>
+        </w:rPr>
+        <w:t>g++ 2412747_kadai5-</w:t>
+      </w:r>
+      <w:r>
+        <w:rPr>
+          <w:rFonts w:ascii="ＭＳ Ｐ明朝" w:eastAsia="ＭＳ Ｐ明朝" w:hAnsi="ＭＳ Ｐ明朝"/>
+          <w:sz w:val="24"/>
+        </w:rPr>
+        <w:t>5</w:t>
+      </w:r>
+      <w:r>
+        <w:rPr>
+          <w:rFonts w:ascii="ＭＳ Ｐ明朝" w:eastAsia="ＭＳ Ｐ明朝" w:hAnsi="ＭＳ Ｐ明朝"/>
+          <w:sz w:val="24"/>
+        </w:rPr>
+        <w:t>.cpp -o 2412747_kadai5-</w:t>
+      </w:r>
+      <w:r>
+        <w:rPr>
+          <w:rFonts w:ascii="ＭＳ Ｐ明朝" w:eastAsia="ＭＳ Ｐ明朝" w:hAnsi="ＭＳ Ｐ明朝"/>
+          <w:sz w:val="24"/>
+        </w:rPr>
+        <w:t>5</w:t>
+      </w:r>
+      <w:r>
+        <w:rPr>
+          <w:rFonts w:ascii="ＭＳ Ｐ明朝" w:eastAsia="ＭＳ Ｐ明朝" w:hAnsi="ＭＳ Ｐ明朝"/>
+          <w:sz w:val="24"/>
+        </w:rPr>
+        <w:t xml:space="preserve"> </w:t>
+      </w:r>
+      <w:r>
+        <w:rPr>
+          <w:rFonts w:ascii="ＭＳ Ｐ明朝" w:eastAsia="ＭＳ Ｐ明朝" w:hAnsi="ＭＳ Ｐ明朝"/>
+          <w:sz w:val="24"/>
+        </w:rPr>
+        <w:t>$(pkg-config --cflags --libs opencv4)</w:t>
+      </w:r>
+      <w:r>
+        <w:rPr>
+          <w:rFonts w:ascii="ＭＳ Ｐ明朝" w:eastAsia="ＭＳ Ｐ明朝" w:hAnsi="ＭＳ Ｐ明朝" w:hint="eastAsia"/>
+          <w:sz w:val="24"/>
+        </w:rPr>
+        <w:t>」とコンパイルし、「</w:t>
+      </w:r>
+      <w:r>
+        <w:rPr>
+          <w:rFonts w:ascii="ＭＳ Ｐ明朝" w:eastAsia="ＭＳ Ｐ明朝" w:hAnsi="ＭＳ Ｐ明朝"/>
+          <w:sz w:val="24"/>
+        </w:rPr>
+        <w:t>./2412747_kadai5-</w:t>
+      </w:r>
+      <w:r>
+        <w:rPr>
+          <w:rFonts w:ascii="ＭＳ Ｐ明朝" w:eastAsia="ＭＳ Ｐ明朝" w:hAnsi="ＭＳ Ｐ明朝"/>
+          <w:sz w:val="24"/>
+        </w:rPr>
+        <w:t>5</w:t>
+      </w:r>
+      <w:r>
+        <w:rPr>
+          <w:rFonts w:ascii="ＭＳ Ｐ明朝" w:eastAsia="ＭＳ Ｐ明朝" w:hAnsi="ＭＳ Ｐ明朝"/>
+          <w:sz w:val="24"/>
+        </w:rPr>
+        <w:t xml:space="preserve"> </w:t>
+      </w:r>
+      <w:r>
+        <w:rPr>
+          <w:rFonts w:ascii="ＭＳ Ｐ明朝" w:eastAsia="ＭＳ Ｐ明朝" w:hAnsi="ＭＳ Ｐ明朝"/>
+          <w:sz w:val="24"/>
+        </w:rPr>
+        <w:t>mail</w:t>
+      </w:r>
+      <w:r>
+        <w:rPr>
+          <w:rFonts w:ascii="ＭＳ Ｐ明朝" w:eastAsia="ＭＳ Ｐ明朝" w:hAnsi="ＭＳ Ｐ明朝"/>
+          <w:sz w:val="24"/>
+        </w:rPr>
+        <w:t>2026/</w:t>
+      </w:r>
+      <w:r>
+        <w:rPr>
+          <w:rFonts w:ascii="ＭＳ Ｐ明朝" w:eastAsia="ＭＳ Ｐ明朝" w:hAnsi="ＭＳ Ｐ明朝"/>
+          <w:sz w:val="24"/>
+        </w:rPr>
+        <w:t xml:space="preserve"> 5</w:t>
+      </w:r>
+      <w:r>
+        <w:rPr>
+          <w:rFonts w:ascii="ＭＳ Ｐ明朝" w:eastAsia="ＭＳ Ｐ明朝" w:hAnsi="ＭＳ Ｐ明朝" w:hint="eastAsia"/>
+          <w:sz w:val="24"/>
+        </w:rPr>
+        <w:t>」というように、</w:t>
+      </w:r>
+      <w:r>
+        <w:rPr>
+          <w:rFonts w:ascii="ＭＳ Ｐ明朝" w:eastAsia="ＭＳ Ｐ明朝" w:hAnsi="ＭＳ Ｐ明朝" w:hint="eastAsia"/>
+          <w:sz w:val="24"/>
+        </w:rPr>
+        <w:t>第</w:t>
+      </w:r>
+      <w:r>
+        <w:rPr>
+          <w:rFonts w:ascii="ＭＳ Ｐ明朝" w:eastAsia="ＭＳ Ｐ明朝" w:hAnsi="ＭＳ Ｐ明朝"/>
+          <w:sz w:val="24"/>
+        </w:rPr>
+        <w:t>1</w:t>
+      </w:r>
+      <w:r>
+        <w:rPr>
+          <w:rFonts w:ascii="ＭＳ Ｐ明朝" w:eastAsia="ＭＳ Ｐ明朝" w:hAnsi="ＭＳ Ｐ明朝" w:hint="eastAsia"/>
+          <w:sz w:val="24"/>
+        </w:rPr>
+        <w:t>引数に学習データおよびテストデータ</w:t>
+      </w:r>
+      <w:r>
+        <w:rPr>
+          <w:rFonts w:ascii="ＭＳ Ｐ明朝" w:eastAsia="ＭＳ Ｐ明朝" w:hAnsi="ＭＳ Ｐ明朝"/>
+          <w:sz w:val="24"/>
+        </w:rPr>
+        <w:t>CSV</w:t>
+      </w:r>
+      <w:r>
+        <w:rPr>
+          <w:rFonts w:ascii="ＭＳ Ｐ明朝" w:eastAsia="ＭＳ Ｐ明朝" w:hAnsi="ＭＳ Ｐ明朝" w:hint="eastAsia"/>
+          <w:sz w:val="24"/>
+        </w:rPr>
+        <w:t>ファイルの入ったディレクトリのパス名を、第</w:t>
+      </w:r>
+      <w:r>
+        <w:rPr>
+          <w:rFonts w:ascii="ＭＳ Ｐ明朝" w:eastAsia="ＭＳ Ｐ明朝" w:hAnsi="ＭＳ Ｐ明朝"/>
+          <w:sz w:val="24"/>
+        </w:rPr>
+        <w:t>2</w:t>
+      </w:r>
+      <w:r>
+        <w:rPr>
+          <w:rFonts w:ascii="ＭＳ Ｐ明朝" w:eastAsia="ＭＳ Ｐ明朝" w:hAnsi="ＭＳ Ｐ明朝" w:hint="eastAsia"/>
+          <w:sz w:val="24"/>
+        </w:rPr>
+        <w:t>引数に</w:t>
+      </w:r>
+      <w:r>
+        <w:rPr>
+          <w:rFonts w:ascii="ＭＳ Ｐ明朝" w:eastAsia="ＭＳ Ｐ明朝" w:hAnsi="ＭＳ Ｐ明朝"/>
+          <w:sz w:val="24"/>
+        </w:rPr>
+        <w:t>CSV</w:t>
+      </w:r>
+      <w:r>
+        <w:rPr>
+          <w:rFonts w:ascii="ＭＳ Ｐ明朝" w:eastAsia="ＭＳ Ｐ明朝" w:hAnsi="ＭＳ Ｐ明朝" w:hint="eastAsia"/>
+          <w:sz w:val="24"/>
+        </w:rPr>
+        <w:t>ファイルを何行目まで読み込むかを指定する数値を入力して実行する。</w:t>
+      </w:r>
     </w:p>
     <w:p>
       <w:pPr>
@@ -2111,7 +5544,7 @@
     <w:p>
       <w:pPr>
         <w:rPr>
-          <w:rFonts w:ascii="ＭＳ Ｐ明朝" w:eastAsia="ＭＳ Ｐ明朝" w:hAnsi="ＭＳ Ｐ明朝" w:hint="eastAsia"/>
+          <w:rFonts w:ascii="ＭＳ Ｐ明朝" w:eastAsia="ＭＳ Ｐ明朝" w:hAnsi="ＭＳ Ｐ明朝"/>
           <w:sz w:val="24"/>
         </w:rPr>
       </w:pPr>
@@ -2122,6 +5555,622 @@
         </w:rPr>
         <w:t xml:space="preserve">　</w:t>
       </w:r>
+      <m:oMath>
+        <m:sSub>
+          <m:sSubPr>
+            <m:ctrlPr>
+              <w:rPr>
+                <w:rFonts w:ascii="Cambria Math" w:eastAsia="ＭＳ Ｐ明朝" w:hAnsi="Cambria Math"/>
+                <w:i/>
+                <w:sz w:val="24"/>
+              </w:rPr>
+            </m:ctrlPr>
+          </m:sSubPr>
+          <m:e>
+            <m:r>
+              <w:rPr>
+                <w:rFonts w:ascii="Cambria Math" w:eastAsia="ＭＳ Ｐ明朝" w:hAnsi="Cambria Math"/>
+                <w:sz w:val="24"/>
+              </w:rPr>
+              <m:t>A</m:t>
+            </m:r>
+          </m:e>
+          <m:sub>
+            <m:r>
+              <w:rPr>
+                <w:rFonts w:ascii="Cambria Math" w:eastAsia="ＭＳ Ｐ明朝" w:hAnsi="Cambria Math"/>
+                <w:sz w:val="24"/>
+              </w:rPr>
+              <m:t>1</m:t>
+            </m:r>
+          </m:sub>
+        </m:sSub>
+        <m:r>
+          <w:rPr>
+            <w:rFonts w:ascii="Cambria Math" w:eastAsia="ＭＳ Ｐ明朝" w:hAnsi="Cambria Math"/>
+            <w:sz w:val="24"/>
+          </w:rPr>
+          <m:t xml:space="preserve">, </m:t>
+        </m:r>
+        <m:sSub>
+          <m:sSubPr>
+            <m:ctrlPr>
+              <w:rPr>
+                <w:rFonts w:ascii="Cambria Math" w:eastAsia="ＭＳ Ｐ明朝" w:hAnsi="Cambria Math"/>
+                <w:i/>
+                <w:sz w:val="24"/>
+              </w:rPr>
+            </m:ctrlPr>
+          </m:sSubPr>
+          <m:e>
+            <m:r>
+              <w:rPr>
+                <w:rFonts w:ascii="Cambria Math" w:eastAsia="ＭＳ Ｐ明朝" w:hAnsi="Cambria Math"/>
+                <w:sz w:val="24"/>
+              </w:rPr>
+              <m:t>A</m:t>
+            </m:r>
+          </m:e>
+          <m:sub>
+            <m:r>
+              <w:rPr>
+                <w:rFonts w:ascii="Cambria Math" w:eastAsia="ＭＳ Ｐ明朝" w:hAnsi="Cambria Math"/>
+                <w:sz w:val="24"/>
+              </w:rPr>
+              <m:t>2</m:t>
+            </m:r>
+          </m:sub>
+        </m:sSub>
+        <m:r>
+          <w:rPr>
+            <w:rFonts w:ascii="Cambria Math" w:eastAsia="ＭＳ Ｐ明朝" w:hAnsi="Cambria Math"/>
+            <w:sz w:val="24"/>
+          </w:rPr>
+          <m:t>, …</m:t>
+        </m:r>
+      </m:oMath>
+      <w:r>
+        <w:rPr>
+          <w:rFonts w:ascii="ＭＳ Ｐ明朝" w:eastAsia="ＭＳ Ｐ明朝" w:hAnsi="ＭＳ Ｐ明朝" w:hint="eastAsia"/>
+          <w:sz w:val="24"/>
+        </w:rPr>
+        <w:t>を標本空間</w:t>
+      </w:r>
+      <m:oMath>
+        <m:r>
+          <m:rPr>
+            <m:sty m:val="p"/>
+          </m:rPr>
+          <w:rPr>
+            <w:rFonts w:ascii="Cambria Math" w:eastAsia="ＭＳ Ｐ明朝" w:hAnsi="Cambria Math"/>
+            <w:sz w:val="24"/>
+          </w:rPr>
+          <m:t>Ω</m:t>
+        </m:r>
+      </m:oMath>
+      <w:r>
+        <w:rPr>
+          <w:rFonts w:ascii="ＭＳ Ｐ明朝" w:eastAsia="ＭＳ Ｐ明朝" w:hAnsi="ＭＳ Ｐ明朝" w:hint="eastAsia"/>
+          <w:sz w:val="24"/>
+        </w:rPr>
+        <w:t>の分割で、</w:t>
+      </w:r>
+      <m:oMath>
+        <m:r>
+          <w:rPr>
+            <w:rFonts w:ascii="Cambria Math" w:eastAsia="ＭＳ Ｐ明朝" w:hAnsi="Cambria Math"/>
+            <w:sz w:val="24"/>
+          </w:rPr>
+          <m:t>P</m:t>
+        </m:r>
+        <m:d>
+          <m:dPr>
+            <m:ctrlPr>
+              <w:rPr>
+                <w:rFonts w:ascii="Cambria Math" w:eastAsia="ＭＳ Ｐ明朝" w:hAnsi="Cambria Math"/>
+                <w:i/>
+                <w:sz w:val="24"/>
+              </w:rPr>
+            </m:ctrlPr>
+          </m:dPr>
+          <m:e>
+            <m:sSub>
+              <m:sSubPr>
+                <m:ctrlPr>
+                  <w:rPr>
+                    <w:rFonts w:ascii="Cambria Math" w:eastAsia="ＭＳ Ｐ明朝" w:hAnsi="Cambria Math"/>
+                    <w:i/>
+                    <w:sz w:val="24"/>
+                  </w:rPr>
+                </m:ctrlPr>
+              </m:sSubPr>
+              <m:e>
+                <m:r>
+                  <w:rPr>
+                    <w:rFonts w:ascii="Cambria Math" w:eastAsia="ＭＳ Ｐ明朝" w:hAnsi="Cambria Math"/>
+                    <w:sz w:val="24"/>
+                  </w:rPr>
+                  <m:t>A</m:t>
+                </m:r>
+              </m:e>
+              <m:sub>
+                <m:r>
+                  <w:rPr>
+                    <w:rFonts w:ascii="Cambria Math" w:eastAsia="ＭＳ Ｐ明朝" w:hAnsi="Cambria Math"/>
+                    <w:sz w:val="24"/>
+                  </w:rPr>
+                  <m:t>i</m:t>
+                </m:r>
+              </m:sub>
+            </m:sSub>
+          </m:e>
+        </m:d>
+        <m:r>
+          <w:rPr>
+            <w:rFonts w:ascii="Cambria Math" w:eastAsia="ＭＳ Ｐ明朝" w:hAnsi="Cambria Math"/>
+            <w:sz w:val="24"/>
+          </w:rPr>
+          <m:t>&gt;0, i=1, 2, …</m:t>
+        </m:r>
+      </m:oMath>
+      <w:r>
+        <w:rPr>
+          <w:rFonts w:ascii="ＭＳ Ｐ明朝" w:eastAsia="ＭＳ Ｐ明朝" w:hAnsi="ＭＳ Ｐ明朝" w:hint="eastAsia"/>
+          <w:sz w:val="24"/>
+        </w:rPr>
+        <w:t>とする。</w:t>
+      </w:r>
+      <m:oMath>
+        <m:r>
+          <w:rPr>
+            <w:rFonts w:ascii="Cambria Math" w:eastAsia="ＭＳ Ｐ明朝" w:hAnsi="Cambria Math"/>
+            <w:sz w:val="24"/>
+          </w:rPr>
+          <m:t>B</m:t>
+        </m:r>
+      </m:oMath>
+      <w:r>
+        <w:rPr>
+          <w:rFonts w:ascii="ＭＳ Ｐ明朝" w:eastAsia="ＭＳ Ｐ明朝" w:hAnsi="ＭＳ Ｐ明朝" w:hint="eastAsia"/>
+          <w:sz w:val="24"/>
+        </w:rPr>
+        <w:t>が事象で</w:t>
+      </w:r>
+      <m:oMath>
+        <m:r>
+          <w:rPr>
+            <w:rFonts w:ascii="Cambria Math" w:eastAsia="ＭＳ Ｐ明朝" w:hAnsi="Cambria Math"/>
+            <w:sz w:val="24"/>
+          </w:rPr>
+          <m:t>P</m:t>
+        </m:r>
+        <m:d>
+          <m:dPr>
+            <m:ctrlPr>
+              <w:rPr>
+                <w:rFonts w:ascii="Cambria Math" w:eastAsia="ＭＳ Ｐ明朝" w:hAnsi="Cambria Math"/>
+                <w:i/>
+                <w:sz w:val="24"/>
+              </w:rPr>
+            </m:ctrlPr>
+          </m:dPr>
+          <m:e>
+            <m:r>
+              <w:rPr>
+                <w:rFonts w:ascii="Cambria Math" w:eastAsia="ＭＳ Ｐ明朝" w:hAnsi="Cambria Math"/>
+                <w:sz w:val="24"/>
+              </w:rPr>
+              <m:t>B</m:t>
+            </m:r>
+          </m:e>
+        </m:d>
+        <m:r>
+          <w:rPr>
+            <w:rFonts w:ascii="Cambria Math" w:eastAsia="ＭＳ Ｐ明朝" w:hAnsi="Cambria Math"/>
+            <w:sz w:val="24"/>
+          </w:rPr>
+          <m:t>&gt;0</m:t>
+        </m:r>
+      </m:oMath>
+      <w:r>
+        <w:rPr>
+          <w:rFonts w:ascii="ＭＳ Ｐ明朝" w:eastAsia="ＭＳ Ｐ明朝" w:hAnsi="ＭＳ Ｐ明朝" w:hint="eastAsia"/>
+          <w:sz w:val="24"/>
+        </w:rPr>
+        <w:t>ならば、</w:t>
+      </w:r>
+    </w:p>
+    <w:p>
+      <w:pPr>
+        <w:rPr>
+          <w:rFonts w:ascii="ＭＳ Ｐ明朝" w:eastAsia="ＭＳ Ｐ明朝" w:hAnsi="ＭＳ Ｐ明朝"/>
+          <w:sz w:val="24"/>
+        </w:rPr>
+      </w:pPr>
+      <m:oMathPara>
+        <m:oMath>
+          <m:eqArr>
+            <m:eqArrPr>
+              <m:maxDist m:val="1"/>
+              <m:ctrlPr>
+                <w:rPr>
+                  <w:rFonts w:ascii="Cambria Math" w:eastAsia="ＭＳ Ｐ明朝" w:hAnsi="Cambria Math"/>
+                  <w:i/>
+                  <w:sz w:val="24"/>
+                </w:rPr>
+              </m:ctrlPr>
+            </m:eqArrPr>
+            <m:e>
+              <m:r>
+                <w:rPr>
+                  <w:rFonts w:ascii="Cambria Math" w:eastAsia="ＭＳ Ｐ明朝" w:hAnsi="Cambria Math"/>
+                  <w:sz w:val="24"/>
+                </w:rPr>
+                <m:t>P</m:t>
+              </m:r>
+              <m:d>
+                <m:dPr>
+                  <m:ctrlPr>
+                    <w:rPr>
+                      <w:rFonts w:ascii="Cambria Math" w:eastAsia="ＭＳ Ｐ明朝" w:hAnsi="Cambria Math"/>
+                      <w:i/>
+                      <w:sz w:val="24"/>
+                    </w:rPr>
+                  </m:ctrlPr>
+                </m:dPr>
+                <m:e>
+                  <m:sSub>
+                    <m:sSubPr>
+                      <m:ctrlPr>
+                        <w:rPr>
+                          <w:rFonts w:ascii="Cambria Math" w:eastAsia="ＭＳ Ｐ明朝" w:hAnsi="Cambria Math"/>
+                          <w:i/>
+                          <w:sz w:val="24"/>
+                        </w:rPr>
+                      </m:ctrlPr>
+                    </m:sSubPr>
+                    <m:e>
+                      <m:r>
+                        <w:rPr>
+                          <w:rFonts w:ascii="Cambria Math" w:eastAsia="ＭＳ Ｐ明朝" w:hAnsi="Cambria Math"/>
+                          <w:sz w:val="24"/>
+                        </w:rPr>
+                        <m:t>A</m:t>
+                      </m:r>
+                    </m:e>
+                    <m:sub>
+                      <m:r>
+                        <w:rPr>
+                          <w:rFonts w:ascii="Cambria Math" w:eastAsia="ＭＳ Ｐ明朝" w:hAnsi="Cambria Math"/>
+                          <w:sz w:val="24"/>
+                        </w:rPr>
+                        <m:t>i</m:t>
+                      </m:r>
+                    </m:sub>
+                  </m:sSub>
+                </m:e>
+                <m:e>
+                  <m:r>
+                    <w:rPr>
+                      <w:rFonts w:ascii="Cambria Math" w:eastAsia="ＭＳ Ｐ明朝" w:hAnsi="Cambria Math"/>
+                      <w:sz w:val="24"/>
+                    </w:rPr>
+                    <m:t>B</m:t>
+                  </m:r>
+                </m:e>
+              </m:d>
+              <m:r>
+                <w:rPr>
+                  <w:rFonts w:ascii="Cambria Math" w:eastAsia="ＭＳ Ｐ明朝" w:hAnsi="Cambria Math"/>
+                  <w:sz w:val="24"/>
+                </w:rPr>
+                <m:t>=</m:t>
+              </m:r>
+              <m:f>
+                <m:fPr>
+                  <m:ctrlPr>
+                    <w:rPr>
+                      <w:rFonts w:ascii="Cambria Math" w:eastAsia="ＭＳ Ｐ明朝" w:hAnsi="Cambria Math"/>
+                      <w:i/>
+                      <w:sz w:val="24"/>
+                    </w:rPr>
+                  </m:ctrlPr>
+                </m:fPr>
+                <m:num>
+                  <m:r>
+                    <w:rPr>
+                      <w:rFonts w:ascii="Cambria Math" w:eastAsia="ＭＳ Ｐ明朝" w:hAnsi="Cambria Math"/>
+                      <w:sz w:val="24"/>
+                    </w:rPr>
+                    <m:t>P(</m:t>
+                  </m:r>
+                  <m:sSub>
+                    <m:sSubPr>
+                      <m:ctrlPr>
+                        <w:rPr>
+                          <w:rFonts w:ascii="Cambria Math" w:eastAsia="ＭＳ Ｐ明朝" w:hAnsi="Cambria Math"/>
+                          <w:i/>
+                          <w:sz w:val="24"/>
+                        </w:rPr>
+                      </m:ctrlPr>
+                    </m:sSubPr>
+                    <m:e>
+                      <m:r>
+                        <w:rPr>
+                          <w:rFonts w:ascii="Cambria Math" w:eastAsia="ＭＳ Ｐ明朝" w:hAnsi="Cambria Math"/>
+                          <w:sz w:val="24"/>
+                        </w:rPr>
+                        <m:t>A</m:t>
+                      </m:r>
+                    </m:e>
+                    <m:sub>
+                      <m:r>
+                        <w:rPr>
+                          <w:rFonts w:ascii="Cambria Math" w:eastAsia="ＭＳ Ｐ明朝" w:hAnsi="Cambria Math"/>
+                          <w:sz w:val="24"/>
+                        </w:rPr>
+                        <m:t>i</m:t>
+                      </m:r>
+                    </m:sub>
+                  </m:sSub>
+                  <m:r>
+                    <w:rPr>
+                      <w:rFonts w:ascii="Cambria Math" w:eastAsia="ＭＳ Ｐ明朝" w:hAnsi="Cambria Math"/>
+                      <w:sz w:val="24"/>
+                    </w:rPr>
+                    <m:t>)P(B|</m:t>
+                  </m:r>
+                  <m:sSub>
+                    <m:sSubPr>
+                      <m:ctrlPr>
+                        <w:rPr>
+                          <w:rFonts w:ascii="Cambria Math" w:eastAsia="ＭＳ Ｐ明朝" w:hAnsi="Cambria Math"/>
+                          <w:i/>
+                          <w:sz w:val="24"/>
+                        </w:rPr>
+                      </m:ctrlPr>
+                    </m:sSubPr>
+                    <m:e>
+                      <m:r>
+                        <w:rPr>
+                          <w:rFonts w:ascii="Cambria Math" w:eastAsia="ＭＳ Ｐ明朝" w:hAnsi="Cambria Math"/>
+                          <w:sz w:val="24"/>
+                        </w:rPr>
+                        <m:t>A</m:t>
+                      </m:r>
+                    </m:e>
+                    <m:sub>
+                      <m:r>
+                        <w:rPr>
+                          <w:rFonts w:ascii="Cambria Math" w:eastAsia="ＭＳ Ｐ明朝" w:hAnsi="Cambria Math"/>
+                          <w:sz w:val="24"/>
+                        </w:rPr>
+                        <m:t>i</m:t>
+                      </m:r>
+                    </m:sub>
+                  </m:sSub>
+                  <m:r>
+                    <w:rPr>
+                      <w:rFonts w:ascii="Cambria Math" w:eastAsia="ＭＳ Ｐ明朝" w:hAnsi="Cambria Math"/>
+                      <w:sz w:val="24"/>
+                    </w:rPr>
+                    <m:t>)</m:t>
+                  </m:r>
+                </m:num>
+                <m:den>
+                  <m:nary>
+                    <m:naryPr>
+                      <m:chr m:val="∑"/>
+                      <m:limLoc m:val="undOvr"/>
+                      <m:ctrlPr>
+                        <w:rPr>
+                          <w:rFonts w:ascii="Cambria Math" w:eastAsia="ＭＳ Ｐ明朝" w:hAnsi="Cambria Math"/>
+                          <w:i/>
+                          <w:sz w:val="24"/>
+                        </w:rPr>
+                      </m:ctrlPr>
+                    </m:naryPr>
+                    <m:sub>
+                      <m:r>
+                        <w:rPr>
+                          <w:rFonts w:ascii="Cambria Math" w:eastAsia="ＭＳ Ｐ明朝" w:hAnsi="Cambria Math"/>
+                          <w:sz w:val="24"/>
+                        </w:rPr>
+                        <m:t>j=1</m:t>
+                      </m:r>
+                    </m:sub>
+                    <m:sup>
+                      <m:r>
+                        <w:rPr>
+                          <w:rFonts w:ascii="Cambria Math" w:eastAsia="ＭＳ Ｐ明朝" w:hAnsi="Cambria Math"/>
+                          <w:sz w:val="24"/>
+                        </w:rPr>
+                        <m:t>∞</m:t>
+                      </m:r>
+                    </m:sup>
+                    <m:e>
+                      <m:r>
+                        <w:rPr>
+                          <w:rFonts w:ascii="Cambria Math" w:eastAsia="ＭＳ Ｐ明朝" w:hAnsi="Cambria Math"/>
+                          <w:sz w:val="24"/>
+                        </w:rPr>
+                        <m:t>P(</m:t>
+                      </m:r>
+                      <m:sSub>
+                        <m:sSubPr>
+                          <m:ctrlPr>
+                            <w:rPr>
+                              <w:rFonts w:ascii="Cambria Math" w:eastAsia="ＭＳ Ｐ明朝" w:hAnsi="Cambria Math"/>
+                              <w:i/>
+                              <w:sz w:val="24"/>
+                            </w:rPr>
+                          </m:ctrlPr>
+                        </m:sSubPr>
+                        <m:e>
+                          <m:r>
+                            <w:rPr>
+                              <w:rFonts w:ascii="Cambria Math" w:eastAsia="ＭＳ Ｐ明朝" w:hAnsi="Cambria Math"/>
+                              <w:sz w:val="24"/>
+                            </w:rPr>
+                            <m:t>A</m:t>
+                          </m:r>
+                        </m:e>
+                        <m:sub>
+                          <m:r>
+                            <w:rPr>
+                              <w:rFonts w:ascii="Cambria Math" w:eastAsia="ＭＳ Ｐ明朝" w:hAnsi="Cambria Math"/>
+                              <w:sz w:val="24"/>
+                            </w:rPr>
+                            <m:t>j</m:t>
+                          </m:r>
+                        </m:sub>
+                      </m:sSub>
+                      <m:r>
+                        <w:rPr>
+                          <w:rFonts w:ascii="Cambria Math" w:eastAsia="ＭＳ Ｐ明朝" w:hAnsi="Cambria Math"/>
+                          <w:sz w:val="24"/>
+                        </w:rPr>
+                        <m:t>)P(B|</m:t>
+                      </m:r>
+                      <m:sSub>
+                        <m:sSubPr>
+                          <m:ctrlPr>
+                            <w:rPr>
+                              <w:rFonts w:ascii="Cambria Math" w:eastAsia="ＭＳ Ｐ明朝" w:hAnsi="Cambria Math"/>
+                              <w:i/>
+                              <w:sz w:val="24"/>
+                            </w:rPr>
+                          </m:ctrlPr>
+                        </m:sSubPr>
+                        <m:e>
+                          <m:r>
+                            <w:rPr>
+                              <w:rFonts w:ascii="Cambria Math" w:eastAsia="ＭＳ Ｐ明朝" w:hAnsi="Cambria Math"/>
+                              <w:sz w:val="24"/>
+                            </w:rPr>
+                            <m:t>A</m:t>
+                          </m:r>
+                        </m:e>
+                        <m:sub>
+                          <m:r>
+                            <w:rPr>
+                              <w:rFonts w:ascii="Cambria Math" w:eastAsia="ＭＳ Ｐ明朝" w:hAnsi="Cambria Math"/>
+                              <w:sz w:val="24"/>
+                            </w:rPr>
+                            <m:t>j</m:t>
+                          </m:r>
+                        </m:sub>
+                      </m:sSub>
+                      <m:r>
+                        <w:rPr>
+                          <w:rFonts w:ascii="Cambria Math" w:eastAsia="ＭＳ Ｐ明朝" w:hAnsi="Cambria Math"/>
+                          <w:sz w:val="24"/>
+                        </w:rPr>
+                        <m:t>)</m:t>
+                      </m:r>
+                    </m:e>
+                  </m:nary>
+                </m:den>
+              </m:f>
+              <m:r>
+                <w:rPr>
+                  <w:rFonts w:ascii="Cambria Math" w:eastAsia="ＭＳ Ｐ明朝" w:hAnsi="Cambria Math"/>
+                  <w:sz w:val="24"/>
+                </w:rPr>
+                <m:t>,  i=1, 2, …#</m:t>
+              </m:r>
+              <m:d>
+                <m:dPr>
+                  <m:ctrlPr>
+                    <w:rPr>
+                      <w:rFonts w:ascii="Cambria Math" w:eastAsia="ＭＳ Ｐ明朝" w:hAnsi="Cambria Math"/>
+                      <w:i/>
+                      <w:sz w:val="24"/>
+                    </w:rPr>
+                  </m:ctrlPr>
+                </m:dPr>
+                <m:e>
+                  <m:r>
+                    <w:rPr>
+                      <w:rFonts w:ascii="Cambria Math" w:eastAsia="ＭＳ Ｐ明朝" w:hAnsi="Cambria Math"/>
+                      <w:sz w:val="24"/>
+                    </w:rPr>
+                    <m:t>1</m:t>
+                  </m:r>
+                </m:e>
+              </m:d>
+            </m:e>
+          </m:eqArr>
+        </m:oMath>
+      </m:oMathPara>
+    </w:p>
+    <w:p>
+      <w:pPr>
+        <w:rPr>
+          <w:rFonts w:ascii="ＭＳ Ｐ明朝" w:eastAsia="ＭＳ Ｐ明朝" w:hAnsi="ＭＳ Ｐ明朝"/>
+          <w:iCs/>
+          <w:sz w:val="24"/>
+        </w:rPr>
+      </w:pPr>
+      <w:r>
+        <w:rPr>
+          <w:rFonts w:ascii="ＭＳ Ｐ明朝" w:eastAsia="ＭＳ Ｐ明朝" w:hAnsi="ＭＳ Ｐ明朝" w:hint="eastAsia"/>
+          <w:iCs/>
+          <w:sz w:val="24"/>
+        </w:rPr>
+        <w:lastRenderedPageBreak/>
+        <w:t>が成り立つ。</w:t>
+      </w:r>
+    </w:p>
+    <w:p>
+      <w:pPr>
+        <w:ind w:firstLineChars="50" w:firstLine="120"/>
+        <w:rPr>
+          <w:rFonts w:ascii="ＭＳ Ｐ明朝" w:eastAsia="ＭＳ Ｐ明朝" w:hAnsi="ＭＳ Ｐ明朝"/>
+          <w:iCs/>
+          <w:sz w:val="24"/>
+        </w:rPr>
+      </w:pPr>
+      <w:r>
+        <w:rPr>
+          <w:rFonts w:ascii="ＭＳ Ｐ明朝" w:eastAsia="ＭＳ Ｐ明朝" w:hAnsi="ＭＳ Ｐ明朝"/>
+          <w:iCs/>
+          <w:sz w:val="24"/>
+        </w:rPr>
+        <w:t>(</w:t>
+      </w:r>
+      <w:r>
+        <w:rPr>
+          <w:rFonts w:ascii="ＭＳ Ｐ明朝" w:eastAsia="ＭＳ Ｐ明朝" w:hAnsi="ＭＳ Ｐ明朝" w:hint="eastAsia"/>
+          <w:iCs/>
+          <w:sz w:val="24"/>
+        </w:rPr>
+        <w:t>東京図書株式会社、『理工系のための入門数理統計学演習』、下川朝有、八木文香、宮岡悦良、</w:t>
+      </w:r>
+      <w:r>
+        <w:rPr>
+          <w:rFonts w:ascii="ＭＳ Ｐ明朝" w:eastAsia="ＭＳ Ｐ明朝" w:hAnsi="ＭＳ Ｐ明朝"/>
+          <w:iCs/>
+          <w:sz w:val="24"/>
+        </w:rPr>
+        <w:t>2024</w:t>
+      </w:r>
+      <w:r>
+        <w:rPr>
+          <w:rFonts w:ascii="ＭＳ Ｐ明朝" w:eastAsia="ＭＳ Ｐ明朝" w:hAnsi="ＭＳ Ｐ明朝" w:hint="eastAsia"/>
+          <w:iCs/>
+          <w:sz w:val="24"/>
+        </w:rPr>
+        <w:t>年</w:t>
+      </w:r>
+      <w:r>
+        <w:rPr>
+          <w:rFonts w:ascii="ＭＳ Ｐ明朝" w:eastAsia="ＭＳ Ｐ明朝" w:hAnsi="ＭＳ Ｐ明朝"/>
+          <w:iCs/>
+          <w:sz w:val="24"/>
+        </w:rPr>
+        <w:t>)</w:t>
+      </w:r>
     </w:p>
     <w:p>
       <w:pPr>
@@ -2160,6 +6209,493 @@
         </w:rPr>
         <w:t xml:space="preserve">　</w:t>
       </w:r>
+      <w:r>
+        <w:rPr>
+          <w:rFonts w:ascii="ＭＳ Ｐ明朝" w:eastAsia="ＭＳ Ｐ明朝" w:hAnsi="ＭＳ Ｐ明朝" w:hint="eastAsia"/>
+          <w:sz w:val="24"/>
+        </w:rPr>
+        <w:t>この課題は</w:t>
+      </w:r>
+      <w:r>
+        <w:rPr>
+          <w:rFonts w:ascii="ＭＳ Ｐ明朝" w:eastAsia="ＭＳ Ｐ明朝" w:hAnsi="ＭＳ Ｐ明朝" w:hint="eastAsia"/>
+          <w:sz w:val="24"/>
+        </w:rPr>
+        <w:t>ベイズの定理の識別器によって</w:t>
+      </w:r>
+      <w:r>
+        <w:rPr>
+          <w:rFonts w:ascii="ＭＳ Ｐ明朝" w:eastAsia="ＭＳ Ｐ明朝" w:hAnsi="ＭＳ Ｐ明朝" w:hint="eastAsia"/>
+          <w:sz w:val="24"/>
+        </w:rPr>
+        <w:t>スパムメールかどうかを判別するプログラムを実装するというものである。このプログラムでは読み込む</w:t>
+      </w:r>
+      <w:r>
+        <w:rPr>
+          <w:rFonts w:ascii="ＭＳ Ｐ明朝" w:eastAsia="ＭＳ Ｐ明朝" w:hAnsi="ＭＳ Ｐ明朝"/>
+          <w:sz w:val="24"/>
+        </w:rPr>
+        <w:t>CSV</w:t>
+      </w:r>
+      <w:r>
+        <w:rPr>
+          <w:rFonts w:ascii="ＭＳ Ｐ明朝" w:eastAsia="ＭＳ Ｐ明朝" w:hAnsi="ＭＳ Ｐ明朝" w:hint="eastAsia"/>
+          <w:sz w:val="24"/>
+        </w:rPr>
+        <w:t>ファイルの学習に用いる行数を指定して実行する。</w:t>
+      </w:r>
+      <w:r>
+        <w:rPr>
+          <w:rFonts w:ascii="ＭＳ Ｐ明朝" w:eastAsia="ＭＳ Ｐ明朝" w:hAnsi="ＭＳ Ｐ明朝" w:hint="eastAsia"/>
+          <w:sz w:val="24"/>
+        </w:rPr>
+        <w:t>ベイズの定理とこの点は以前の課題とは異なる点ではあるが、やはり基本的な部分は同じであるので、</w:t>
+      </w:r>
+      <w:r>
+        <w:rPr>
+          <w:rFonts w:ascii="ＭＳ Ｐ明朝" w:eastAsia="ＭＳ Ｐ明朝" w:hAnsi="ＭＳ Ｐ明朝" w:hint="eastAsia"/>
+          <w:sz w:val="24"/>
+        </w:rPr>
+        <w:t>大枠</w:t>
+      </w:r>
+      <w:r>
+        <w:rPr>
+          <w:rFonts w:ascii="ＭＳ Ｐ明朝" w:eastAsia="ＭＳ Ｐ明朝" w:hAnsi="ＭＳ Ｐ明朝" w:hint="eastAsia"/>
+          <w:sz w:val="24"/>
+        </w:rPr>
+        <w:t>の部分</w:t>
+      </w:r>
+      <w:r>
+        <w:rPr>
+          <w:rFonts w:ascii="ＭＳ Ｐ明朝" w:eastAsia="ＭＳ Ｐ明朝" w:hAnsi="ＭＳ Ｐ明朝" w:hint="eastAsia"/>
+          <w:sz w:val="24"/>
+        </w:rPr>
+        <w:t>は抽象的に説明を行う。</w:t>
+      </w:r>
+    </w:p>
+    <w:p>
+      <w:pPr>
+        <w:rPr>
+          <w:rFonts w:ascii="ＭＳ Ｐ明朝" w:eastAsia="ＭＳ Ｐ明朝" w:hAnsi="ＭＳ Ｐ明朝"/>
+          <w:sz w:val="24"/>
+        </w:rPr>
+      </w:pPr>
+      <w:r>
+        <w:rPr>
+          <w:rFonts w:ascii="ＭＳ Ｐ明朝" w:eastAsia="ＭＳ Ｐ明朝" w:hAnsi="ＭＳ Ｐ明朝" w:hint="eastAsia"/>
+          <w:sz w:val="24"/>
+        </w:rPr>
+        <w:t xml:space="preserve">　まずは</w:t>
+      </w:r>
+      <w:r>
+        <w:rPr>
+          <w:rFonts w:ascii="ＭＳ Ｐ明朝" w:eastAsia="ＭＳ Ｐ明朝" w:hAnsi="ＭＳ Ｐ明朝" w:hint="eastAsia"/>
+          <w:sz w:val="24"/>
+        </w:rPr>
+        <w:t>第</w:t>
+      </w:r>
+      <w:r>
+        <w:rPr>
+          <w:rFonts w:ascii="ＭＳ Ｐ明朝" w:eastAsia="ＭＳ Ｐ明朝" w:hAnsi="ＭＳ Ｐ明朝"/>
+          <w:sz w:val="24"/>
+        </w:rPr>
+        <w:t>1</w:t>
+      </w:r>
+      <w:r>
+        <w:rPr>
+          <w:rFonts w:ascii="ＭＳ Ｐ明朝" w:eastAsia="ＭＳ Ｐ明朝" w:hAnsi="ＭＳ Ｐ明朝" w:hint="eastAsia"/>
+          <w:sz w:val="24"/>
+        </w:rPr>
+        <w:t>引数に指定されたディレクトリのパス名より、読み込む</w:t>
+      </w:r>
+      <w:r>
+        <w:rPr>
+          <w:rFonts w:ascii="ＭＳ Ｐ明朝" w:eastAsia="ＭＳ Ｐ明朝" w:hAnsi="ＭＳ Ｐ明朝"/>
+          <w:sz w:val="24"/>
+        </w:rPr>
+        <w:t>CSV</w:t>
+      </w:r>
+      <w:r>
+        <w:rPr>
+          <w:rFonts w:ascii="ＭＳ Ｐ明朝" w:eastAsia="ＭＳ Ｐ明朝" w:hAnsi="ＭＳ Ｐ明朝" w:hint="eastAsia"/>
+          <w:sz w:val="24"/>
+        </w:rPr>
+        <w:t>ファイル名を構成し</w:t>
+      </w:r>
+      <w:r>
+        <w:rPr>
+          <w:rFonts w:ascii="ＭＳ Ｐ明朝" w:eastAsia="ＭＳ Ｐ明朝" w:hAnsi="ＭＳ Ｐ明朝" w:hint="eastAsia"/>
+          <w:sz w:val="24"/>
+        </w:rPr>
+        <w:t>、</w:t>
+      </w:r>
+      <w:r>
+        <w:rPr>
+          <w:rFonts w:ascii="ＭＳ Ｐ明朝" w:eastAsia="ＭＳ Ｐ明朝" w:hAnsi="ＭＳ Ｐ明朝" w:hint="eastAsia"/>
+          <w:sz w:val="24"/>
+        </w:rPr>
+        <w:t>そこから学習データの読み込みと特徴量の抽出を</w:t>
+      </w:r>
+      <w:r>
+        <w:rPr>
+          <w:rFonts w:ascii="ＭＳ Ｐ明朝" w:eastAsia="ＭＳ Ｐ明朝" w:hAnsi="ＭＳ Ｐ明朝" w:hint="eastAsia"/>
+          <w:sz w:val="24"/>
+        </w:rPr>
+        <w:t>行った</w:t>
+      </w:r>
+      <w:r>
+        <w:rPr>
+          <w:rFonts w:ascii="ＭＳ Ｐ明朝" w:eastAsia="ＭＳ Ｐ明朝" w:hAnsi="ＭＳ Ｐ明朝" w:hint="eastAsia"/>
+          <w:sz w:val="24"/>
+        </w:rPr>
+        <w:t>。ここで学習データが何行で構成されているかが確定をするので、第</w:t>
+      </w:r>
+      <w:r>
+        <w:rPr>
+          <w:rFonts w:ascii="ＭＳ Ｐ明朝" w:eastAsia="ＭＳ Ｐ明朝" w:hAnsi="ＭＳ Ｐ明朝"/>
+          <w:sz w:val="24"/>
+        </w:rPr>
+        <w:t>2</w:t>
+      </w:r>
+      <w:r>
+        <w:rPr>
+          <w:rFonts w:ascii="ＭＳ Ｐ明朝" w:eastAsia="ＭＳ Ｐ明朝" w:hAnsi="ＭＳ Ｐ明朝" w:hint="eastAsia"/>
+          <w:sz w:val="24"/>
+        </w:rPr>
+        <w:t>引数のエラーハンドリングを行った。</w:t>
+      </w:r>
+      <w:r>
+        <w:rPr>
+          <w:rFonts w:ascii="ＭＳ Ｐ明朝" w:eastAsia="ＭＳ Ｐ明朝" w:hAnsi="ＭＳ Ｐ明朝" w:hint="eastAsia"/>
+          <w:sz w:val="24"/>
+        </w:rPr>
+        <w:t>入力値が正常であれば、そこから学習データを入力値行だけ使用するようにクローンし、</w:t>
+      </w:r>
+      <w:r>
+        <w:rPr>
+          <w:rFonts w:ascii="ＭＳ Ｐ明朝" w:eastAsia="ＭＳ Ｐ明朝" w:hAnsi="ＭＳ Ｐ明朝" w:hint="eastAsia"/>
+          <w:sz w:val="24"/>
+        </w:rPr>
+        <w:t>学習データの再作成を行った。</w:t>
+      </w:r>
+      <w:r>
+        <w:rPr>
+          <w:rFonts w:ascii="ＭＳ Ｐ明朝" w:eastAsia="ＭＳ Ｐ明朝" w:hAnsi="ＭＳ Ｐ明朝" w:hint="eastAsia"/>
+          <w:sz w:val="24"/>
+        </w:rPr>
+        <w:t>ベイズの定理の識別器のための計算を行ったのちに、テストデータの読み込みと特徴量の切り出し、テストデータのラベル作成と統合を行い、予測と出力をして終了となった。</w:t>
+      </w:r>
+      <w:r>
+        <w:rPr>
+          <w:rFonts w:ascii="ＭＳ Ｐ明朝" w:eastAsia="ＭＳ Ｐ明朝" w:hAnsi="ＭＳ Ｐ明朝" w:hint="eastAsia"/>
+          <w:sz w:val="24"/>
+        </w:rPr>
+        <w:t>これが全体の大枠となる。</w:t>
+      </w:r>
+    </w:p>
+    <w:p>
+      <w:pPr>
+        <w:rPr>
+          <w:rFonts w:ascii="ＭＳ Ｐ明朝" w:eastAsia="ＭＳ Ｐ明朝" w:hAnsi="ＭＳ Ｐ明朝"/>
+          <w:sz w:val="24"/>
+        </w:rPr>
+      </w:pPr>
+      <w:r>
+        <w:rPr>
+          <w:rFonts w:ascii="ＭＳ Ｐ明朝" w:eastAsia="ＭＳ Ｐ明朝" w:hAnsi="ＭＳ Ｐ明朝" w:hint="eastAsia"/>
+          <w:sz w:val="24"/>
+        </w:rPr>
+        <w:t xml:space="preserve">　</w:t>
+      </w:r>
+      <w:r>
+        <w:rPr>
+          <w:rFonts w:ascii="ＭＳ Ｐ明朝" w:eastAsia="ＭＳ Ｐ明朝" w:hAnsi="ＭＳ Ｐ明朝" w:hint="eastAsia"/>
+          <w:sz w:val="24"/>
+        </w:rPr>
+        <w:t>ベイズの定理の識別器について説明を行う。</w:t>
+      </w:r>
+      <w:r>
+        <w:rPr>
+          <w:rFonts w:ascii="ＭＳ Ｐ明朝" w:eastAsia="ＭＳ Ｐ明朝" w:hAnsi="ＭＳ Ｐ明朝" w:hint="eastAsia"/>
+          <w:sz w:val="24"/>
+        </w:rPr>
+        <w:t>今回使用する学習アルゴリズムは特徴量が正規分布に従う</w:t>
+      </w:r>
+      <w:r>
+        <w:rPr>
+          <w:rFonts w:ascii="ＭＳ Ｐ明朝" w:eastAsia="ＭＳ Ｐ明朝" w:hAnsi="ＭＳ Ｐ明朝" w:hint="eastAsia"/>
+          <w:sz w:val="24"/>
+        </w:rPr>
+        <w:t>という仮定の下、識別を行う。そのため特徴量の平均および分散が必要となってくる。それを</w:t>
+      </w:r>
+      <w:r>
+        <w:rPr>
+          <w:rFonts w:ascii="ＭＳ Ｐ明朝" w:eastAsia="ＭＳ Ｐ明朝" w:hAnsi="ＭＳ Ｐ明朝"/>
+          <w:sz w:val="24"/>
+        </w:rPr>
+        <w:t>computeMeanVar</w:t>
+      </w:r>
+      <w:r>
+        <w:rPr>
+          <w:rFonts w:ascii="ＭＳ Ｐ明朝" w:eastAsia="ＭＳ Ｐ明朝" w:hAnsi="ＭＳ Ｐ明朝" w:hint="eastAsia"/>
+          <w:sz w:val="24"/>
+        </w:rPr>
+        <w:t>関数にて行っている。分散の計算に平均を利用する関係上、先に特徴量を抽出して平均を計算し、その後に分散を計算するという構造になっている。</w:t>
+      </w:r>
+      <w:r>
+        <w:rPr>
+          <w:rFonts w:ascii="ＭＳ Ｐ明朝" w:eastAsia="ＭＳ Ｐ明朝" w:hAnsi="ＭＳ Ｐ明朝" w:hint="eastAsia"/>
+          <w:sz w:val="24"/>
+        </w:rPr>
+        <w:t>さて、この学習アルゴリズムは字の通り式</w:t>
+      </w:r>
+      <w:r>
+        <w:rPr>
+          <w:rFonts w:ascii="ＭＳ Ｐ明朝" w:eastAsia="ＭＳ Ｐ明朝" w:hAnsi="ＭＳ Ｐ明朝"/>
+          <w:sz w:val="24"/>
+        </w:rPr>
+        <w:t>(1)</w:t>
+      </w:r>
+      <w:r>
+        <w:rPr>
+          <w:rFonts w:ascii="ＭＳ Ｐ明朝" w:eastAsia="ＭＳ Ｐ明朝" w:hAnsi="ＭＳ Ｐ明朝" w:hint="eastAsia"/>
+          <w:sz w:val="24"/>
+        </w:rPr>
+        <w:t>で示したベイズの定理を用いる。左辺が求める確率</w:t>
+      </w:r>
+      <w:r>
+        <w:rPr>
+          <w:rFonts w:ascii="ＭＳ Ｐ明朝" w:eastAsia="ＭＳ Ｐ明朝" w:hAnsi="ＭＳ Ｐ明朝"/>
+          <w:sz w:val="24"/>
+        </w:rPr>
+        <w:t>(</w:t>
+      </w:r>
+      <w:r>
+        <w:rPr>
+          <w:rFonts w:ascii="ＭＳ Ｐ明朝" w:eastAsia="ＭＳ Ｐ明朝" w:hAnsi="ＭＳ Ｐ明朝" w:hint="eastAsia"/>
+          <w:sz w:val="24"/>
+        </w:rPr>
+        <w:t>事後確率という</w:t>
+      </w:r>
+      <w:r>
+        <w:rPr>
+          <w:rFonts w:ascii="ＭＳ Ｐ明朝" w:eastAsia="ＭＳ Ｐ明朝" w:hAnsi="ＭＳ Ｐ明朝"/>
+          <w:sz w:val="24"/>
+        </w:rPr>
+        <w:t>)</w:t>
+      </w:r>
+      <w:r>
+        <w:rPr>
+          <w:rFonts w:ascii="ＭＳ Ｐ明朝" w:eastAsia="ＭＳ Ｐ明朝" w:hAnsi="ＭＳ Ｐ明朝" w:hint="eastAsia"/>
+          <w:sz w:val="24"/>
+        </w:rPr>
+        <w:t>であり、右辺がその計算式となっている。</w:t>
+      </w:r>
+      <w:r>
+        <w:rPr>
+          <w:rFonts w:ascii="ＭＳ Ｐ明朝" w:eastAsia="ＭＳ Ｐ明朝" w:hAnsi="ＭＳ Ｐ明朝" w:hint="eastAsia"/>
+          <w:sz w:val="24"/>
+        </w:rPr>
+        <w:t>これはデータ全体の確率を、学習データ数よりあらかじめ予測された事前確率と</w:t>
+      </w:r>
+      <w:r>
+        <w:rPr>
+          <w:rFonts w:ascii="ＭＳ Ｐ明朝" w:eastAsia="ＭＳ Ｐ明朝" w:hAnsi="ＭＳ Ｐ明朝"/>
+          <w:sz w:val="24"/>
+        </w:rPr>
+        <w:t>尤度</w:t>
+      </w:r>
+      <w:r>
+        <w:rPr>
+          <w:rFonts w:ascii="ＭＳ Ｐ明朝" w:eastAsia="ＭＳ Ｐ明朝" w:hAnsi="ＭＳ Ｐ明朝" w:hint="eastAsia"/>
+          <w:sz w:val="24"/>
+        </w:rPr>
+        <w:t>の積で割るという内容である。ここで今回は対数</w:t>
+      </w:r>
+      <w:r>
+        <w:rPr>
+          <w:rFonts w:ascii="ＭＳ Ｐ明朝" w:eastAsia="ＭＳ Ｐ明朝" w:hAnsi="ＭＳ Ｐ明朝" w:hint="eastAsia"/>
+          <w:sz w:val="24"/>
+        </w:rPr>
+        <w:t>の和</w:t>
+      </w:r>
+      <w:r>
+        <w:rPr>
+          <w:rFonts w:ascii="ＭＳ Ｐ明朝" w:eastAsia="ＭＳ Ｐ明朝" w:hAnsi="ＭＳ Ｐ明朝" w:hint="eastAsia"/>
+          <w:sz w:val="24"/>
+        </w:rPr>
+        <w:t>を用いて計算しているが、これは小数の積同士だとプログラム内でアンダーフローが発生し、正確な値を計算することができなくなるという問題が発生するため、それを防ぐために行っている。</w:t>
+      </w:r>
+      <w:r>
+        <w:rPr>
+          <w:rFonts w:ascii="ＭＳ Ｐ明朝" w:eastAsia="ＭＳ Ｐ明朝" w:hAnsi="ＭＳ Ｐ明朝" w:hint="eastAsia"/>
+          <w:sz w:val="24"/>
+        </w:rPr>
+        <w:t>このようにして識別を行うという仕組みになっている。</w:t>
+      </w:r>
+    </w:p>
+    <w:p>
+      <w:pPr>
+        <w:rPr>
+          <w:rFonts w:ascii="ＭＳ Ｐ明朝" w:eastAsia="ＭＳ Ｐ明朝" w:hAnsi="ＭＳ Ｐ明朝" w:hint="eastAsia"/>
+          <w:sz w:val="24"/>
+        </w:rPr>
+      </w:pPr>
+      <w:r>
+        <w:rPr>
+          <w:rFonts w:ascii="ＭＳ Ｐ明朝" w:eastAsia="ＭＳ Ｐ明朝" w:hAnsi="ＭＳ Ｐ明朝" w:hint="eastAsia"/>
+          <w:sz w:val="24"/>
+        </w:rPr>
+        <w:t xml:space="preserve">　</w:t>
+      </w:r>
+      <w:r>
+        <w:rPr>
+          <w:rFonts w:ascii="ＭＳ Ｐ明朝" w:eastAsia="ＭＳ Ｐ明朝" w:hAnsi="ＭＳ Ｐ明朝" w:hint="eastAsia"/>
+          <w:sz w:val="24"/>
+        </w:rPr>
+        <w:t>実際の計算だが、まずは</w:t>
+      </w:r>
+      <w:r>
+        <w:rPr>
+          <w:rFonts w:ascii="ＭＳ Ｐ明朝" w:eastAsia="ＭＳ Ｐ明朝" w:hAnsi="ＭＳ Ｐ明朝"/>
+          <w:sz w:val="24"/>
+        </w:rPr>
+        <w:t>computeMeanVar</w:t>
+      </w:r>
+      <w:r>
+        <w:rPr>
+          <w:rFonts w:ascii="ＭＳ Ｐ明朝" w:eastAsia="ＭＳ Ｐ明朝" w:hAnsi="ＭＳ Ｐ明朝" w:hint="eastAsia"/>
+          <w:sz w:val="24"/>
+        </w:rPr>
+        <w:t>によって学習データの特徴量の平均と分散を求めた。</w:t>
+      </w:r>
+      <w:r>
+        <w:rPr>
+          <w:rFonts w:ascii="ＭＳ Ｐ明朝" w:eastAsia="ＭＳ Ｐ明朝" w:hAnsi="ＭＳ Ｐ明朝" w:hint="eastAsia"/>
+          <w:sz w:val="24"/>
+        </w:rPr>
+        <w:t>学習データ数は両者等しいため、事前確率は通常とスパムで同一とした。</w:t>
+      </w:r>
+      <w:r>
+        <w:rPr>
+          <w:rFonts w:ascii="ＭＳ Ｐ明朝" w:eastAsia="ＭＳ Ｐ明朝" w:hAnsi="ＭＳ Ｐ明朝" w:hint="eastAsia"/>
+          <w:sz w:val="24"/>
+        </w:rPr>
+        <w:t>そしてこれらを</w:t>
+      </w:r>
+      <w:r>
+        <w:rPr>
+          <w:rFonts w:ascii="ＭＳ Ｐ明朝" w:eastAsia="ＭＳ Ｐ明朝" w:hAnsi="ＭＳ Ｐ明朝"/>
+          <w:sz w:val="24"/>
+        </w:rPr>
+        <w:t>bayesPredict</w:t>
+      </w:r>
+      <w:r>
+        <w:rPr>
+          <w:rFonts w:ascii="ＭＳ Ｐ明朝" w:eastAsia="ＭＳ Ｐ明朝" w:hAnsi="ＭＳ Ｐ明朝" w:hint="eastAsia"/>
+          <w:sz w:val="24"/>
+        </w:rPr>
+        <w:t>関数の引数として渡すことで計算を行った。</w:t>
+      </w:r>
+      <w:r>
+        <w:rPr>
+          <w:rFonts w:ascii="ＭＳ Ｐ明朝" w:eastAsia="ＭＳ Ｐ明朝" w:hAnsi="ＭＳ Ｐ明朝" w:hint="eastAsia"/>
+          <w:sz w:val="24"/>
+        </w:rPr>
+        <w:t>この関数では、まず対数の事前確率を設定し、次に対数の</w:t>
+      </w:r>
+      <w:r>
+        <w:rPr>
+          <w:rFonts w:ascii="ＭＳ Ｐ明朝" w:eastAsia="ＭＳ Ｐ明朝" w:hAnsi="ＭＳ Ｐ明朝"/>
+          <w:sz w:val="24"/>
+        </w:rPr>
+        <w:t>尤度</w:t>
+      </w:r>
+      <w:r>
+        <w:rPr>
+          <w:rFonts w:ascii="ＭＳ Ｐ明朝" w:eastAsia="ＭＳ Ｐ明朝" w:hAnsi="ＭＳ Ｐ明朝" w:hint="eastAsia"/>
+          <w:sz w:val="24"/>
+        </w:rPr>
+        <w:t>を計算している。</w:t>
+      </w:r>
+      <w:r>
+        <w:rPr>
+          <w:rFonts w:ascii="ＭＳ Ｐ明朝" w:eastAsia="ＭＳ Ｐ明朝" w:hAnsi="ＭＳ Ｐ明朝"/>
+          <w:sz w:val="24"/>
+        </w:rPr>
+        <w:t>尤度</w:t>
+      </w:r>
+      <w:r>
+        <w:rPr>
+          <w:rFonts w:ascii="ＭＳ Ｐ明朝" w:eastAsia="ＭＳ Ｐ明朝" w:hAnsi="ＭＳ Ｐ明朝" w:hint="eastAsia"/>
+          <w:sz w:val="24"/>
+        </w:rPr>
+        <w:t>の計算は</w:t>
+      </w:r>
+      <w:r>
+        <w:rPr>
+          <w:rFonts w:ascii="ＭＳ Ｐ明朝" w:eastAsia="ＭＳ Ｐ明朝" w:hAnsi="ＭＳ Ｐ明朝"/>
+          <w:sz w:val="24"/>
+        </w:rPr>
+        <w:lastRenderedPageBreak/>
+        <w:t>logGaussian</w:t>
+      </w:r>
+      <w:r>
+        <w:rPr>
+          <w:rFonts w:ascii="ＭＳ Ｐ明朝" w:eastAsia="ＭＳ Ｐ明朝" w:hAnsi="ＭＳ Ｐ明朝" w:hint="eastAsia"/>
+          <w:sz w:val="24"/>
+        </w:rPr>
+        <w:t>関数で行っており、これは正規分布での計算方法にならって計算を行っている。</w:t>
+      </w:r>
+      <w:r>
+        <w:rPr>
+          <w:rFonts w:ascii="ＭＳ Ｐ明朝" w:eastAsia="ＭＳ Ｐ明朝" w:hAnsi="ＭＳ Ｐ明朝" w:hint="eastAsia"/>
+          <w:sz w:val="24"/>
+        </w:rPr>
+        <w:t>対数の事後確率は</w:t>
+      </w:r>
+      <w:r>
+        <w:rPr>
+          <w:rFonts w:ascii="ＭＳ Ｐ明朝" w:eastAsia="ＭＳ Ｐ明朝" w:hAnsi="ＭＳ Ｐ明朝" w:hint="eastAsia"/>
+          <w:sz w:val="24"/>
+        </w:rPr>
+        <w:t>対数の事前確率と対数の</w:t>
+      </w:r>
+      <w:r>
+        <w:rPr>
+          <w:rFonts w:ascii="ＭＳ Ｐ明朝" w:eastAsia="ＭＳ Ｐ明朝" w:hAnsi="ＭＳ Ｐ明朝"/>
+          <w:sz w:val="24"/>
+        </w:rPr>
+        <w:t>尤度</w:t>
+      </w:r>
+      <w:r>
+        <w:rPr>
+          <w:rFonts w:ascii="ＭＳ Ｐ明朝" w:eastAsia="ＭＳ Ｐ明朝" w:hAnsi="ＭＳ Ｐ明朝" w:hint="eastAsia"/>
+          <w:sz w:val="24"/>
+        </w:rPr>
+        <w:t>の和を対数の全体の確率で引くことによって求めると先に述べたが、事後確率が通常とスパムのどちらが大きかを判別して識別するため、全体の確率というものは定数として扱うことができ、排除できるため考えなくて良いこととなる。したがって事前確率と</w:t>
+      </w:r>
+      <w:r>
+        <w:rPr>
+          <w:rFonts w:ascii="ＭＳ Ｐ明朝" w:eastAsia="ＭＳ Ｐ明朝" w:hAnsi="ＭＳ Ｐ明朝"/>
+          <w:sz w:val="24"/>
+        </w:rPr>
+        <w:t>尤度</w:t>
+      </w:r>
+      <w:r>
+        <w:rPr>
+          <w:rFonts w:ascii="ＭＳ Ｐ明朝" w:eastAsia="ＭＳ Ｐ明朝" w:hAnsi="ＭＳ Ｐ明朝" w:hint="eastAsia"/>
+          <w:sz w:val="24"/>
+        </w:rPr>
+        <w:t>によって求まる値の比較によって通常とスパムの判定を行った。</w:t>
+      </w:r>
+      <w:r>
+        <w:rPr>
+          <w:rFonts w:ascii="ＭＳ Ｐ明朝" w:eastAsia="ＭＳ Ｐ明朝" w:hAnsi="ＭＳ Ｐ明朝" w:hint="eastAsia"/>
+          <w:sz w:val="24"/>
+        </w:rPr>
+        <w:t>そして今までと同様に混同行列の判定を行い、正解率を算出した。これでベイズの定理の識別器の説明が完了した。最後に識別の結果を出力してこのプログラムは完了となる。</w:t>
+      </w:r>
     </w:p>
     <w:p>
       <w:pPr>
@@ -2198,6 +6734,149 @@
         </w:rPr>
         <w:t xml:space="preserve">　</w:t>
       </w:r>
+      <w:r>
+        <w:rPr>
+          <w:rFonts w:ascii="ＭＳ Ｐ明朝" w:eastAsia="ＭＳ Ｐ明朝" w:hAnsi="ＭＳ Ｐ明朝" w:hint="eastAsia"/>
+          <w:sz w:val="24"/>
+        </w:rPr>
+        <w:t>実行結果をそれぞれ以下の図に載せた。</w:t>
+      </w:r>
+    </w:p>
+    <w:p>
+      <w:pPr>
+        <w:jc w:val="center"/>
+        <w:rPr>
+          <w:rFonts w:ascii="ＭＳ Ｐ明朝" w:eastAsia="ＭＳ Ｐ明朝" w:hAnsi="ＭＳ Ｐ明朝"/>
+          <w:sz w:val="24"/>
+        </w:rPr>
+      </w:pPr>
+    </w:p>
+    <w:p>
+      <w:pPr>
+        <w:rPr>
+          <w:rFonts w:ascii="ＭＳ Ｐ明朝" w:eastAsia="ＭＳ Ｐ明朝" w:hAnsi="ＭＳ Ｐ明朝" w:hint="eastAsia"/>
+          <w:sz w:val="24"/>
+        </w:rPr>
+      </w:pPr>
+      <w:r>
+        <w:rPr>
+          <w:rFonts w:ascii="ＭＳ Ｐ明朝" w:eastAsia="ＭＳ Ｐ明朝" w:hAnsi="ＭＳ Ｐ明朝" w:hint="eastAsia"/>
+          <w:sz w:val="24"/>
+        </w:rPr>
+        <w:t xml:space="preserve">　図より</w:t>
+      </w:r>
+      <w:r>
+        <w:rPr>
+          <w:rFonts w:ascii="ＭＳ Ｐ明朝" w:eastAsia="ＭＳ Ｐ明朝" w:hAnsi="ＭＳ Ｐ明朝"/>
+          <w:sz w:val="24"/>
+        </w:rPr>
+        <w:t>5</w:t>
+      </w:r>
+      <w:r>
+        <w:rPr>
+          <w:rFonts w:ascii="ＭＳ Ｐ明朝" w:eastAsia="ＭＳ Ｐ明朝" w:hAnsi="ＭＳ Ｐ明朝" w:hint="eastAsia"/>
+          <w:sz w:val="24"/>
+        </w:rPr>
+        <w:t>行、</w:t>
+      </w:r>
+      <w:r>
+        <w:rPr>
+          <w:rFonts w:ascii="ＭＳ Ｐ明朝" w:eastAsia="ＭＳ Ｐ明朝" w:hAnsi="ＭＳ Ｐ明朝"/>
+          <w:sz w:val="24"/>
+        </w:rPr>
+        <w:t>10</w:t>
+      </w:r>
+      <w:r>
+        <w:rPr>
+          <w:rFonts w:ascii="ＭＳ Ｐ明朝" w:eastAsia="ＭＳ Ｐ明朝" w:hAnsi="ＭＳ Ｐ明朝" w:hint="eastAsia"/>
+          <w:sz w:val="24"/>
+        </w:rPr>
+        <w:t>行、</w:t>
+      </w:r>
+      <w:r>
+        <w:rPr>
+          <w:rFonts w:ascii="ＭＳ Ｐ明朝" w:eastAsia="ＭＳ Ｐ明朝" w:hAnsi="ＭＳ Ｐ明朝"/>
+          <w:sz w:val="24"/>
+        </w:rPr>
+        <w:t>50</w:t>
+      </w:r>
+      <w:r>
+        <w:rPr>
+          <w:rFonts w:ascii="ＭＳ Ｐ明朝" w:eastAsia="ＭＳ Ｐ明朝" w:hAnsi="ＭＳ Ｐ明朝" w:hint="eastAsia"/>
+          <w:sz w:val="24"/>
+        </w:rPr>
+        <w:t>行、</w:t>
+      </w:r>
+      <w:r>
+        <w:rPr>
+          <w:rFonts w:ascii="ＭＳ Ｐ明朝" w:eastAsia="ＭＳ Ｐ明朝" w:hAnsi="ＭＳ Ｐ明朝"/>
+          <w:sz w:val="24"/>
+        </w:rPr>
+        <w:t>100</w:t>
+      </w:r>
+      <w:r>
+        <w:rPr>
+          <w:rFonts w:ascii="ＭＳ Ｐ明朝" w:eastAsia="ＭＳ Ｐ明朝" w:hAnsi="ＭＳ Ｐ明朝" w:hint="eastAsia"/>
+          <w:sz w:val="24"/>
+        </w:rPr>
+        <w:t>行、</w:t>
+      </w:r>
+      <w:r>
+        <w:rPr>
+          <w:rFonts w:ascii="ＭＳ Ｐ明朝" w:eastAsia="ＭＳ Ｐ明朝" w:hAnsi="ＭＳ Ｐ明朝"/>
+          <w:sz w:val="24"/>
+        </w:rPr>
+        <w:t>200</w:t>
+      </w:r>
+      <w:r>
+        <w:rPr>
+          <w:rFonts w:ascii="ＭＳ Ｐ明朝" w:eastAsia="ＭＳ Ｐ明朝" w:hAnsi="ＭＳ Ｐ明朝" w:hint="eastAsia"/>
+          <w:sz w:val="24"/>
+        </w:rPr>
+        <w:t>行の正解率はそれぞれ</w:t>
+      </w:r>
+      <w:r>
+        <w:rPr>
+          <w:rFonts w:ascii="ＭＳ Ｐ明朝" w:eastAsia="ＭＳ Ｐ明朝" w:hAnsi="ＭＳ Ｐ明朝"/>
+          <w:sz w:val="24"/>
+        </w:rPr>
+        <w:t>74</w:t>
+      </w:r>
+      <w:r>
+        <w:rPr>
+          <w:rFonts w:ascii="ＭＳ Ｐ明朝" w:eastAsia="ＭＳ Ｐ明朝" w:hAnsi="ＭＳ Ｐ明朝"/>
+          <w:sz w:val="24"/>
+        </w:rPr>
+        <w:t>%、81.5%、95.5%、96%、96.5%</w:t>
+      </w:r>
+      <w:r>
+        <w:rPr>
+          <w:rFonts w:ascii="ＭＳ Ｐ明朝" w:eastAsia="ＭＳ Ｐ明朝" w:hAnsi="ＭＳ Ｐ明朝" w:hint="eastAsia"/>
+          <w:sz w:val="24"/>
+        </w:rPr>
+        <w:t>となった</w:t>
+      </w:r>
+      <w:r>
+        <w:rPr>
+          <w:rFonts w:ascii="ＭＳ Ｐ明朝" w:eastAsia="ＭＳ Ｐ明朝" w:hAnsi="ＭＳ Ｐ明朝" w:hint="eastAsia"/>
+          <w:sz w:val="24"/>
+        </w:rPr>
+        <w:t>ことがわかる。</w:t>
+      </w:r>
+      <w:r>
+        <w:rPr>
+          <w:rFonts w:ascii="ＭＳ Ｐ明朝" w:eastAsia="ＭＳ Ｐ明朝" w:hAnsi="ＭＳ Ｐ明朝" w:hint="eastAsia"/>
+          <w:sz w:val="24"/>
+        </w:rPr>
+        <w:t>これより</w:t>
+      </w:r>
+      <w:r>
+        <w:rPr>
+          <w:rFonts w:ascii="ＭＳ Ｐ明朝" w:eastAsia="ＭＳ Ｐ明朝" w:hAnsi="ＭＳ Ｐ明朝" w:hint="eastAsia"/>
+          <w:sz w:val="24"/>
+        </w:rPr>
+        <w:t>学習データの増加に伴って正解率が単調上昇していったことが確認できる。</w:t>
+      </w:r>
     </w:p>
     <w:p>
       <w:pPr>
@@ -2225,7 +6904,7 @@
     <w:p>
       <w:pPr>
         <w:rPr>
-          <w:rFonts w:ascii="ＭＳ Ｐ明朝" w:eastAsia="ＭＳ Ｐ明朝" w:hAnsi="ＭＳ Ｐ明朝"/>
+          <w:rFonts w:ascii="ＭＳ Ｐ明朝" w:eastAsia="ＭＳ Ｐ明朝" w:hAnsi="ＭＳ Ｐ明朝" w:hint="eastAsia"/>
           <w:sz w:val="24"/>
         </w:rPr>
       </w:pPr>
@@ -2235,6 +6914,227 @@
           <w:sz w:val="24"/>
         </w:rPr>
         <w:t xml:space="preserve">　</w:t>
+      </w:r>
+      <w:r>
+        <w:rPr>
+          <w:rFonts w:ascii="ＭＳ Ｐ明朝" w:eastAsia="ＭＳ Ｐ明朝" w:hAnsi="ＭＳ Ｐ明朝" w:hint="eastAsia"/>
+          <w:sz w:val="24"/>
+        </w:rPr>
+        <w:t>学習データが</w:t>
+      </w:r>
+      <w:r>
+        <w:rPr>
+          <w:rFonts w:ascii="ＭＳ Ｐ明朝" w:eastAsia="ＭＳ Ｐ明朝" w:hAnsi="ＭＳ Ｐ明朝"/>
+          <w:sz w:val="24"/>
+        </w:rPr>
+        <w:t>5</w:t>
+      </w:r>
+      <w:r>
+        <w:rPr>
+          <w:rFonts w:ascii="ＭＳ Ｐ明朝" w:eastAsia="ＭＳ Ｐ明朝" w:hAnsi="ＭＳ Ｐ明朝" w:hint="eastAsia"/>
+          <w:sz w:val="24"/>
+        </w:rPr>
+        <w:t>行や</w:t>
+      </w:r>
+      <w:r>
+        <w:rPr>
+          <w:rFonts w:ascii="ＭＳ Ｐ明朝" w:eastAsia="ＭＳ Ｐ明朝" w:hAnsi="ＭＳ Ｐ明朝"/>
+          <w:sz w:val="24"/>
+        </w:rPr>
+        <w:t>10</w:t>
+      </w:r>
+      <w:r>
+        <w:rPr>
+          <w:rFonts w:ascii="ＭＳ Ｐ明朝" w:eastAsia="ＭＳ Ｐ明朝" w:hAnsi="ＭＳ Ｐ明朝" w:hint="eastAsia"/>
+          <w:sz w:val="24"/>
+        </w:rPr>
+        <w:t>行など極端に少ない場合では正解率が低かったが、これはサンプル数が少ないことによる推定された平均や分散の偏りが生じ、真の値からズレることによって発生したと考えられる。学習データ数が</w:t>
+      </w:r>
+      <w:r>
+        <w:rPr>
+          <w:rFonts w:ascii="ＭＳ Ｐ明朝" w:eastAsia="ＭＳ Ｐ明朝" w:hAnsi="ＭＳ Ｐ明朝"/>
+          <w:sz w:val="24"/>
+        </w:rPr>
+        <w:t>50</w:t>
+      </w:r>
+      <w:r>
+        <w:rPr>
+          <w:rFonts w:ascii="ＭＳ Ｐ明朝" w:eastAsia="ＭＳ Ｐ明朝" w:hAnsi="ＭＳ Ｐ明朝" w:hint="eastAsia"/>
+          <w:sz w:val="24"/>
+        </w:rPr>
+        <w:t>行になると途端に正解率が上昇し、以後</w:t>
+      </w:r>
+      <w:r>
+        <w:rPr>
+          <w:rFonts w:ascii="ＭＳ Ｐ明朝" w:eastAsia="ＭＳ Ｐ明朝" w:hAnsi="ＭＳ Ｐ明朝"/>
+          <w:sz w:val="24"/>
+        </w:rPr>
+        <w:t>100</w:t>
+      </w:r>
+      <w:r>
+        <w:rPr>
+          <w:rFonts w:ascii="ＭＳ Ｐ明朝" w:eastAsia="ＭＳ Ｐ明朝" w:hAnsi="ＭＳ Ｐ明朝" w:hint="eastAsia"/>
+          <w:sz w:val="24"/>
+        </w:rPr>
+        <w:t>行や</w:t>
+      </w:r>
+      <w:r>
+        <w:rPr>
+          <w:rFonts w:ascii="ＭＳ Ｐ明朝" w:eastAsia="ＭＳ Ｐ明朝" w:hAnsi="ＭＳ Ｐ明朝"/>
+          <w:sz w:val="24"/>
+        </w:rPr>
+        <w:t>200</w:t>
+      </w:r>
+      <w:r>
+        <w:rPr>
+          <w:rFonts w:ascii="ＭＳ Ｐ明朝" w:eastAsia="ＭＳ Ｐ明朝" w:hAnsi="ＭＳ Ｐ明朝" w:hint="eastAsia"/>
+          <w:sz w:val="24"/>
+        </w:rPr>
+        <w:t>行のときと大差ないほどに精度が良かったが、これは今回のデータを判別するには学習データ量が</w:t>
+      </w:r>
+      <w:r>
+        <w:rPr>
+          <w:rFonts w:ascii="ＭＳ Ｐ明朝" w:eastAsia="ＭＳ Ｐ明朝" w:hAnsi="ＭＳ Ｐ明朝"/>
+          <w:sz w:val="24"/>
+        </w:rPr>
+        <w:t>50</w:t>
+      </w:r>
+      <w:r>
+        <w:rPr>
+          <w:rFonts w:ascii="ＭＳ Ｐ明朝" w:eastAsia="ＭＳ Ｐ明朝" w:hAnsi="ＭＳ Ｐ明朝" w:hint="eastAsia"/>
+          <w:sz w:val="24"/>
+        </w:rPr>
+        <w:t>ほど、すなわち全体の</w:t>
+      </w:r>
+      <w:r>
+        <w:rPr>
+          <w:rFonts w:ascii="ＭＳ Ｐ明朝" w:eastAsia="ＭＳ Ｐ明朝" w:hAnsi="ＭＳ Ｐ明朝"/>
+          <w:sz w:val="24"/>
+        </w:rPr>
+        <w:t>25%</w:t>
+      </w:r>
+      <w:r>
+        <w:rPr>
+          <w:rFonts w:ascii="ＭＳ Ｐ明朝" w:eastAsia="ＭＳ Ｐ明朝" w:hAnsi="ＭＳ Ｐ明朝" w:hint="eastAsia"/>
+          <w:sz w:val="24"/>
+        </w:rPr>
+        <w:t>あれば十分であったということを指していると捉えられる。</w:t>
+      </w:r>
+      <w:r>
+        <w:rPr>
+          <w:rFonts w:ascii="ＭＳ Ｐ明朝" w:eastAsia="ＭＳ Ｐ明朝" w:hAnsi="ＭＳ Ｐ明朝" w:hint="eastAsia"/>
+          <w:sz w:val="24"/>
+        </w:rPr>
+        <w:t>統計的推定の観点から考えると、サンプル数の増加に対し標準誤差は</w:t>
+      </w:r>
+      <m:oMath>
+        <m:rad>
+          <m:radPr>
+            <m:degHide m:val="1"/>
+            <m:ctrlPr>
+              <w:rPr>
+                <w:rFonts w:ascii="Cambria Math" w:eastAsia="ＭＳ Ｐ明朝" w:hAnsi="Cambria Math"/>
+                <w:i/>
+                <w:sz w:val="24"/>
+              </w:rPr>
+            </m:ctrlPr>
+          </m:radPr>
+          <m:deg/>
+          <m:e>
+            <m:r>
+              <w:rPr>
+                <w:rFonts w:ascii="Cambria Math" w:eastAsia="ＭＳ Ｐ明朝" w:hAnsi="Cambria Math"/>
+                <w:sz w:val="24"/>
+              </w:rPr>
+              <m:t>1/n</m:t>
+            </m:r>
+          </m:e>
+        </m:rad>
+      </m:oMath>
+      <w:r>
+        <w:rPr>
+          <w:rFonts w:ascii="ＭＳ Ｐ明朝" w:eastAsia="ＭＳ Ｐ明朝" w:hAnsi="ＭＳ Ｐ明朝" w:hint="eastAsia"/>
+          <w:sz w:val="24"/>
+        </w:rPr>
+        <w:t>に比例して小さくなっていくので、サンプル数の増加の過程でこのような結果になったと推測できる。学習データ量が</w:t>
+      </w:r>
+      <w:r>
+        <w:rPr>
+          <w:rFonts w:ascii="ＭＳ Ｐ明朝" w:eastAsia="ＭＳ Ｐ明朝" w:hAnsi="ＭＳ Ｐ明朝"/>
+          <w:sz w:val="24"/>
+        </w:rPr>
+        <w:t>100</w:t>
+      </w:r>
+      <w:r>
+        <w:rPr>
+          <w:rFonts w:ascii="ＭＳ Ｐ明朝" w:eastAsia="ＭＳ Ｐ明朝" w:hAnsi="ＭＳ Ｐ明朝" w:hint="eastAsia"/>
+          <w:sz w:val="24"/>
+        </w:rPr>
+        <w:t>行や</w:t>
+      </w:r>
+      <w:r>
+        <w:rPr>
+          <w:rFonts w:ascii="ＭＳ Ｐ明朝" w:eastAsia="ＭＳ Ｐ明朝" w:hAnsi="ＭＳ Ｐ明朝"/>
+          <w:sz w:val="24"/>
+        </w:rPr>
+        <w:t>200</w:t>
+      </w:r>
+      <w:r>
+        <w:rPr>
+          <w:rFonts w:ascii="ＭＳ Ｐ明朝" w:eastAsia="ＭＳ Ｐ明朝" w:hAnsi="ＭＳ Ｐ明朝" w:hint="eastAsia"/>
+          <w:sz w:val="24"/>
+        </w:rPr>
+        <w:t>行のときは正解率にほとんど変化が見られなかったが、これはベイズの定理の識別器が、特徴量が正規分布にしたがっているとして</w:t>
+      </w:r>
+      <w:r>
+        <w:rPr>
+          <w:rFonts w:ascii="ＭＳ Ｐ明朝" w:eastAsia="ＭＳ Ｐ明朝" w:hAnsi="ＭＳ Ｐ明朝" w:hint="eastAsia"/>
+          <w:sz w:val="24"/>
+        </w:rPr>
+        <w:t>演算を行ったことによるものだと考えられ、</w:t>
+      </w:r>
+      <w:r>
+        <w:rPr>
+          <w:rFonts w:ascii="ＭＳ Ｐ明朝" w:eastAsia="ＭＳ Ｐ明朝" w:hAnsi="ＭＳ Ｐ明朝"/>
+          <w:sz w:val="24"/>
+        </w:rPr>
+        <w:t>100%</w:t>
+      </w:r>
+      <w:r>
+        <w:rPr>
+          <w:rFonts w:ascii="ＭＳ Ｐ明朝" w:eastAsia="ＭＳ Ｐ明朝" w:hAnsi="ＭＳ Ｐ明朝" w:hint="eastAsia"/>
+          <w:sz w:val="24"/>
+        </w:rPr>
+        <w:t>正しく判別できないのはこの学習アルゴリズムの識別における限界が存在することを示していると思われる。</w:t>
+      </w:r>
+      <w:r>
+        <w:rPr>
+          <w:rFonts w:ascii="ＭＳ Ｐ明朝" w:eastAsia="ＭＳ Ｐ明朝" w:hAnsi="ＭＳ Ｐ明朝" w:hint="eastAsia"/>
+          <w:sz w:val="24"/>
+        </w:rPr>
+        <w:t>ただ、今までの問題で使用した線形カーネルや</w:t>
+      </w:r>
+      <w:r>
+        <w:rPr>
+          <w:rFonts w:ascii="ＭＳ Ｐ明朝" w:eastAsia="ＭＳ Ｐ明朝" w:hAnsi="ＭＳ Ｐ明朝"/>
+          <w:sz w:val="24"/>
+        </w:rPr>
+        <w:t>RBF</w:t>
+      </w:r>
+      <w:r>
+        <w:rPr>
+          <w:rFonts w:ascii="ＭＳ Ｐ明朝" w:eastAsia="ＭＳ Ｐ明朝" w:hAnsi="ＭＳ Ｐ明朝" w:hint="eastAsia"/>
+          <w:sz w:val="24"/>
+        </w:rPr>
+        <w:t>カーネル、多項式カーネルに比べて非常に良い精度を出しているので、この点が劣ってい</w:t>
+      </w:r>
+      <w:r>
+        <w:rPr>
+          <w:rFonts w:ascii="ＭＳ Ｐ明朝" w:eastAsia="ＭＳ Ｐ明朝" w:hAnsi="ＭＳ Ｐ明朝" w:hint="eastAsia"/>
+          <w:sz w:val="24"/>
+        </w:rPr>
+        <w:lastRenderedPageBreak/>
+        <w:t>るということは決してないと結論づけることができる。</w:t>
       </w:r>
     </w:p>
     <w:p>
@@ -2288,6 +7188,1475 @@
     <w:p>
       <w:pPr>
         <w:rPr>
+          <w:rFonts w:ascii="ＭＳ Ｐ明朝" w:eastAsia="ＭＳ Ｐ明朝" w:hAnsi="ＭＳ Ｐ明朝" w:hint="eastAsia"/>
+          <w:sz w:val="24"/>
+        </w:rPr>
+      </w:pPr>
+      <w:r>
+        <w:rPr>
+          <w:rFonts w:ascii="ＭＳ Ｐ明朝" w:eastAsia="ＭＳ Ｐ明朝" w:hAnsi="ＭＳ Ｐ明朝" w:hint="eastAsia"/>
+          <w:sz w:val="24"/>
+        </w:rPr>
+        <w:t xml:space="preserve">　</w:t>
+      </w:r>
+      <w:r>
+        <w:rPr>
+          <w:rFonts w:ascii="ＭＳ Ｐ明朝" w:eastAsia="ＭＳ Ｐ明朝" w:hAnsi="ＭＳ Ｐ明朝" w:hint="eastAsia"/>
+          <w:sz w:val="24"/>
+        </w:rPr>
+        <w:t>「</w:t>
+      </w:r>
+      <w:r>
+        <w:rPr>
+          <w:rFonts w:ascii="ＭＳ Ｐ明朝" w:eastAsia="ＭＳ Ｐ明朝" w:hAnsi="ＭＳ Ｐ明朝"/>
+          <w:sz w:val="24"/>
+        </w:rPr>
+        <w:t>g++ 2412747_kadai5-</w:t>
+      </w:r>
+      <w:r>
+        <w:rPr>
+          <w:rFonts w:ascii="ＭＳ Ｐ明朝" w:eastAsia="ＭＳ Ｐ明朝" w:hAnsi="ＭＳ Ｐ明朝"/>
+          <w:sz w:val="24"/>
+        </w:rPr>
+        <w:t>6</w:t>
+      </w:r>
+      <w:r>
+        <w:rPr>
+          <w:rFonts w:ascii="ＭＳ Ｐ明朝" w:eastAsia="ＭＳ Ｐ明朝" w:hAnsi="ＭＳ Ｐ明朝"/>
+          <w:sz w:val="24"/>
+        </w:rPr>
+        <w:t>.cpp -o 2412747_kadai5-</w:t>
+      </w:r>
+      <w:r>
+        <w:rPr>
+          <w:rFonts w:ascii="ＭＳ Ｐ明朝" w:eastAsia="ＭＳ Ｐ明朝" w:hAnsi="ＭＳ Ｐ明朝"/>
+          <w:sz w:val="24"/>
+        </w:rPr>
+        <w:t>6</w:t>
+      </w:r>
+      <w:r>
+        <w:rPr>
+          <w:rFonts w:ascii="ＭＳ Ｐ明朝" w:eastAsia="ＭＳ Ｐ明朝" w:hAnsi="ＭＳ Ｐ明朝"/>
+          <w:sz w:val="24"/>
+        </w:rPr>
+        <w:t xml:space="preserve"> </w:t>
+      </w:r>
+      <w:r>
+        <w:rPr>
+          <w:rFonts w:ascii="ＭＳ Ｐ明朝" w:eastAsia="ＭＳ Ｐ明朝" w:hAnsi="ＭＳ Ｐ明朝"/>
+          <w:sz w:val="24"/>
+        </w:rPr>
+        <w:t>$(pkg-config --cflags --libs opencv4)</w:t>
+      </w:r>
+      <w:r>
+        <w:rPr>
+          <w:rFonts w:ascii="ＭＳ Ｐ明朝" w:eastAsia="ＭＳ Ｐ明朝" w:hAnsi="ＭＳ Ｐ明朝" w:hint="eastAsia"/>
+          <w:sz w:val="24"/>
+        </w:rPr>
+        <w:t>」とコンパイルし、「</w:t>
+      </w:r>
+      <w:r>
+        <w:rPr>
+          <w:rFonts w:ascii="ＭＳ Ｐ明朝" w:eastAsia="ＭＳ Ｐ明朝" w:hAnsi="ＭＳ Ｐ明朝"/>
+          <w:sz w:val="24"/>
+        </w:rPr>
+        <w:t>./2412747_kadai5-</w:t>
+      </w:r>
+      <w:r>
+        <w:rPr>
+          <w:rFonts w:ascii="ＭＳ Ｐ明朝" w:eastAsia="ＭＳ Ｐ明朝" w:hAnsi="ＭＳ Ｐ明朝"/>
+          <w:sz w:val="24"/>
+        </w:rPr>
+        <w:t>6</w:t>
+      </w:r>
+      <w:r>
+        <w:rPr>
+          <w:rFonts w:ascii="ＭＳ Ｐ明朝" w:eastAsia="ＭＳ Ｐ明朝" w:hAnsi="ＭＳ Ｐ明朝"/>
+          <w:sz w:val="24"/>
+        </w:rPr>
+        <w:t xml:space="preserve"> </w:t>
+      </w:r>
+      <w:r>
+        <w:rPr>
+          <w:rFonts w:ascii="ＭＳ Ｐ明朝" w:eastAsia="ＭＳ Ｐ明朝" w:hAnsi="ＭＳ Ｐ明朝"/>
+          <w:sz w:val="24"/>
+        </w:rPr>
+        <w:t>ball</w:t>
+      </w:r>
+      <w:r>
+        <w:rPr>
+          <w:rFonts w:ascii="ＭＳ Ｐ明朝" w:eastAsia="ＭＳ Ｐ明朝" w:hAnsi="ＭＳ Ｐ明朝"/>
+          <w:sz w:val="24"/>
+        </w:rPr>
+        <w:t>2026/</w:t>
+      </w:r>
+      <w:r>
+        <w:rPr>
+          <w:rFonts w:ascii="ＭＳ Ｐ明朝" w:eastAsia="ＭＳ Ｐ明朝" w:hAnsi="ＭＳ Ｐ明朝" w:hint="eastAsia"/>
+          <w:sz w:val="24"/>
+        </w:rPr>
+        <w:t>」というように、</w:t>
+      </w:r>
+      <w:r>
+        <w:rPr>
+          <w:rFonts w:ascii="ＭＳ Ｐ明朝" w:eastAsia="ＭＳ Ｐ明朝" w:hAnsi="ＭＳ Ｐ明朝" w:hint="eastAsia"/>
+          <w:sz w:val="24"/>
+        </w:rPr>
+        <w:t>引数に</w:t>
+      </w:r>
+      <w:r>
+        <w:rPr>
+          <w:rFonts w:ascii="ＭＳ Ｐ明朝" w:eastAsia="ＭＳ Ｐ明朝" w:hAnsi="ＭＳ Ｐ明朝"/>
+          <w:sz w:val="24"/>
+        </w:rPr>
+        <w:t>unknown</w:t>
+      </w:r>
+      <w:r>
+        <w:rPr>
+          <w:rFonts w:ascii="ＭＳ Ｐ明朝" w:eastAsia="ＭＳ Ｐ明朝" w:hAnsi="ＭＳ Ｐ明朝" w:hint="eastAsia"/>
+          <w:sz w:val="24"/>
+        </w:rPr>
+        <w:t>画像が入ったディレクトリのパス名を指定して実行する。</w:t>
+      </w:r>
+    </w:p>
+    <w:p>
+      <w:pPr>
+        <w:rPr>
+          <w:rFonts w:ascii="ＭＳ Ｐ明朝" w:eastAsia="ＭＳ Ｐ明朝" w:hAnsi="ＭＳ Ｐ明朝"/>
+          <w:sz w:val="24"/>
+        </w:rPr>
+      </w:pPr>
+    </w:p>
+    <w:p>
+      <w:pPr>
+        <w:rPr>
+          <w:rFonts w:ascii="ＭＳ Ｐ明朝" w:eastAsia="ＭＳ Ｐ明朝" w:hAnsi="ＭＳ Ｐ明朝"/>
+          <w:sz w:val="24"/>
+        </w:rPr>
+      </w:pPr>
+      <w:r>
+        <w:rPr>
+          <w:rFonts w:ascii="ＭＳ Ｐ明朝" w:eastAsia="ＭＳ Ｐ明朝" w:hAnsi="ＭＳ Ｐ明朝" w:hint="eastAsia"/>
+          <w:sz w:val="24"/>
+        </w:rPr>
+        <w:t>・実装概要</w:t>
+      </w:r>
+    </w:p>
+    <w:p>
+      <w:pPr>
+        <w:rPr>
+          <w:rFonts w:ascii="ＭＳ Ｐ明朝" w:eastAsia="ＭＳ Ｐ明朝" w:hAnsi="ＭＳ Ｐ明朝"/>
+          <w:sz w:val="24"/>
+        </w:rPr>
+      </w:pPr>
+      <w:r>
+        <w:rPr>
+          <w:rFonts w:ascii="ＭＳ Ｐ明朝" w:eastAsia="ＭＳ Ｐ明朝" w:hAnsi="ＭＳ Ｐ明朝" w:hint="eastAsia"/>
+          <w:sz w:val="24"/>
+        </w:rPr>
+        <w:t xml:space="preserve">　</w:t>
+      </w:r>
+      <w:r>
+        <w:rPr>
+          <w:rFonts w:ascii="ＭＳ Ｐ明朝" w:eastAsia="ＭＳ Ｐ明朝" w:hAnsi="ＭＳ Ｐ明朝" w:hint="eastAsia"/>
+          <w:sz w:val="24"/>
+        </w:rPr>
+        <w:t>この課題は、</w:t>
+      </w:r>
+      <w:r>
+        <w:rPr>
+          <w:rFonts w:ascii="ＭＳ Ｐ明朝" w:eastAsia="ＭＳ Ｐ明朝" w:hAnsi="ＭＳ Ｐ明朝" w:hint="eastAsia"/>
+          <w:sz w:val="24"/>
+        </w:rPr>
+        <w:t>未知画像が学習データとして与えられた画像のどれであるかを判別するプログラムを作成するという課題であり、今までの</w:t>
+      </w:r>
+      <w:r>
+        <w:rPr>
+          <w:rFonts w:ascii="ＭＳ Ｐ明朝" w:eastAsia="ＭＳ Ｐ明朝" w:hAnsi="ＭＳ Ｐ明朝"/>
+          <w:sz w:val="24"/>
+        </w:rPr>
+        <w:t>SVM</w:t>
+      </w:r>
+      <w:r>
+        <w:rPr>
+          <w:rFonts w:ascii="ＭＳ Ｐ明朝" w:eastAsia="ＭＳ Ｐ明朝" w:hAnsi="ＭＳ Ｐ明朝" w:hint="eastAsia"/>
+          <w:sz w:val="24"/>
+        </w:rPr>
+        <w:t>の実装を発展させた内容となっている。</w:t>
+      </w:r>
+      <w:r>
+        <w:rPr>
+          <w:rFonts w:ascii="ＭＳ Ｐ明朝" w:eastAsia="ＭＳ Ｐ明朝" w:hAnsi="ＭＳ Ｐ明朝" w:hint="eastAsia"/>
+          <w:sz w:val="24"/>
+        </w:rPr>
+        <w:t>今までは特徴量が与えられ、</w:t>
+      </w:r>
+      <w:r>
+        <w:rPr>
+          <w:rFonts w:ascii="ＭＳ Ｐ明朝" w:eastAsia="ＭＳ Ｐ明朝" w:hAnsi="ＭＳ Ｐ明朝"/>
+          <w:sz w:val="24"/>
+        </w:rPr>
+        <w:t>SVM</w:t>
+      </w:r>
+      <w:r>
+        <w:rPr>
+          <w:rFonts w:ascii="ＭＳ Ｐ明朝" w:eastAsia="ＭＳ Ｐ明朝" w:hAnsi="ＭＳ Ｐ明朝" w:hint="eastAsia"/>
+          <w:sz w:val="24"/>
+        </w:rPr>
+        <w:t>のカーネルも指定されていたが、今回は自分で決めなければならない。そこで、カラー画像が与えられるという点や各ボールの</w:t>
+      </w:r>
+      <w:r>
+        <w:rPr>
+          <w:rFonts w:ascii="ＭＳ Ｐ明朝" w:eastAsia="ＭＳ Ｐ明朝" w:hAnsi="ＭＳ Ｐ明朝" w:hint="eastAsia"/>
+          <w:sz w:val="24"/>
+        </w:rPr>
+        <w:t>画像には色だけでなく彩度や明暗が関わってくるという点、サンプル数がたったの</w:t>
+      </w:r>
+      <w:r>
+        <w:rPr>
+          <w:rFonts w:ascii="ＭＳ Ｐ明朝" w:eastAsia="ＭＳ Ｐ明朝" w:hAnsi="ＭＳ Ｐ明朝"/>
+          <w:sz w:val="24"/>
+        </w:rPr>
+        <w:t>9</w:t>
+      </w:r>
+      <w:r>
+        <w:rPr>
+          <w:rFonts w:ascii="ＭＳ Ｐ明朝" w:eastAsia="ＭＳ Ｐ明朝" w:hAnsi="ＭＳ Ｐ明朝" w:hint="eastAsia"/>
+          <w:sz w:val="24"/>
+        </w:rPr>
+        <w:t>つしかないという点から考え、特徴量として</w:t>
+      </w:r>
+      <w:r>
+        <w:rPr>
+          <w:rFonts w:ascii="ＭＳ Ｐ明朝" w:eastAsia="ＭＳ Ｐ明朝" w:hAnsi="ＭＳ Ｐ明朝"/>
+          <w:sz w:val="24"/>
+        </w:rPr>
+        <w:t>BGR</w:t>
+      </w:r>
+      <w:r>
+        <w:rPr>
+          <w:rFonts w:ascii="ＭＳ Ｐ明朝" w:eastAsia="ＭＳ Ｐ明朝" w:hAnsi="ＭＳ Ｐ明朝" w:hint="eastAsia"/>
+          <w:sz w:val="24"/>
+        </w:rPr>
+        <w:t>ではなく</w:t>
+      </w:r>
+      <w:r>
+        <w:rPr>
+          <w:rFonts w:ascii="ＭＳ Ｐ明朝" w:eastAsia="ＭＳ Ｐ明朝" w:hAnsi="ＭＳ Ｐ明朝"/>
+          <w:sz w:val="24"/>
+        </w:rPr>
+        <w:t>HSV</w:t>
+      </w:r>
+      <w:r>
+        <w:rPr>
+          <w:rFonts w:ascii="ＭＳ Ｐ明朝" w:eastAsia="ＭＳ Ｐ明朝" w:hAnsi="ＭＳ Ｐ明朝" w:hint="eastAsia"/>
+          <w:sz w:val="24"/>
+        </w:rPr>
+        <w:t>を使用し、学習アルゴリズムはこれまで課題から</w:t>
+      </w:r>
+      <w:r>
+        <w:rPr>
+          <w:rFonts w:ascii="ＭＳ Ｐ明朝" w:eastAsia="ＭＳ Ｐ明朝" w:hAnsi="ＭＳ Ｐ明朝"/>
+          <w:sz w:val="24"/>
+        </w:rPr>
+        <w:t>RBF</w:t>
+      </w:r>
+      <w:r>
+        <w:rPr>
+          <w:rFonts w:ascii="ＭＳ Ｐ明朝" w:eastAsia="ＭＳ Ｐ明朝" w:hAnsi="ＭＳ Ｐ明朝" w:hint="eastAsia"/>
+          <w:sz w:val="24"/>
+        </w:rPr>
+        <w:t>カーネルが最良であると判断したためそれを利用した。</w:t>
+      </w:r>
+      <w:r>
+        <w:rPr>
+          <w:rFonts w:ascii="ＭＳ Ｐ明朝" w:eastAsia="ＭＳ Ｐ明朝" w:hAnsi="ＭＳ Ｐ明朝" w:hint="eastAsia"/>
+          <w:sz w:val="24"/>
+        </w:rPr>
+        <w:t>コードがどのような仕組みなっているかを順番に解説していく。</w:t>
+      </w:r>
+    </w:p>
+    <w:p>
+      <w:pPr>
+        <w:rPr>
+          <w:rFonts w:ascii="ＭＳ Ｐ明朝" w:eastAsia="ＭＳ Ｐ明朝" w:hAnsi="ＭＳ Ｐ明朝"/>
+          <w:sz w:val="24"/>
+        </w:rPr>
+      </w:pPr>
+      <w:r>
+        <w:rPr>
+          <w:rFonts w:ascii="ＭＳ Ｐ明朝" w:eastAsia="ＭＳ Ｐ明朝" w:hAnsi="ＭＳ Ｐ明朝" w:hint="eastAsia"/>
+          <w:sz w:val="24"/>
+        </w:rPr>
+        <w:t xml:space="preserve">　</w:t>
+      </w:r>
+      <w:r>
+        <w:rPr>
+          <w:rFonts w:ascii="ＭＳ Ｐ明朝" w:eastAsia="ＭＳ Ｐ明朝" w:hAnsi="ＭＳ Ｐ明朝" w:hint="eastAsia"/>
+          <w:sz w:val="24"/>
+        </w:rPr>
+        <w:t>まずは引数に指定したディレクトリ名と</w:t>
+      </w:r>
+      <w:r>
+        <w:rPr>
+          <w:rFonts w:ascii="ＭＳ Ｐ明朝" w:eastAsia="ＭＳ Ｐ明朝" w:hAnsi="ＭＳ Ｐ明朝"/>
+          <w:sz w:val="24"/>
+        </w:rPr>
+        <w:t>ball2026</w:t>
+      </w:r>
+      <w:r>
+        <w:rPr>
+          <w:rFonts w:ascii="ＭＳ Ｐ明朝" w:eastAsia="ＭＳ Ｐ明朝" w:hAnsi="ＭＳ Ｐ明朝" w:hint="eastAsia"/>
+          <w:sz w:val="24"/>
+        </w:rPr>
+        <w:t>に入っているファイル名よりエントリの構成を行った。ここで各画像に対して</w:t>
+      </w:r>
+      <w:r>
+        <w:rPr>
+          <w:rFonts w:ascii="ＭＳ Ｐ明朝" w:eastAsia="ＭＳ Ｐ明朝" w:hAnsi="ＭＳ Ｐ明朝"/>
+          <w:sz w:val="24"/>
+        </w:rPr>
+        <w:t>野球が1、バスケが2、サッカーが3</w:t>
+      </w:r>
+      <w:r>
+        <w:rPr>
+          <w:rFonts w:ascii="ＭＳ Ｐ明朝" w:eastAsia="ＭＳ Ｐ明朝" w:hAnsi="ＭＳ Ｐ明朝" w:hint="eastAsia"/>
+          <w:sz w:val="24"/>
+        </w:rPr>
+        <w:t>というラベリングを行ったのだが、</w:t>
+      </w:r>
+      <w:r>
+        <w:rPr>
+          <w:rFonts w:ascii="ＭＳ Ｐ明朝" w:eastAsia="ＭＳ Ｐ明朝" w:hAnsi="ＭＳ Ｐ明朝" w:hint="eastAsia"/>
+          <w:sz w:val="24"/>
+        </w:rPr>
+        <w:t>ファイル名とラベルを別で持つのが面倒である上、ファイル名の変数を</w:t>
+      </w:r>
+      <w:r>
+        <w:rPr>
+          <w:rFonts w:ascii="ＭＳ Ｐ明朝" w:eastAsia="ＭＳ Ｐ明朝" w:hAnsi="ＭＳ Ｐ明朝"/>
+          <w:sz w:val="24"/>
+        </w:rPr>
+        <w:t>9</w:t>
+      </w:r>
+      <w:r>
+        <w:rPr>
+          <w:rFonts w:ascii="ＭＳ Ｐ明朝" w:eastAsia="ＭＳ Ｐ明朝" w:hAnsi="ＭＳ Ｐ明朝" w:hint="eastAsia"/>
+          <w:sz w:val="24"/>
+        </w:rPr>
+        <w:t>つも定義するのが冗長であると感じたため、</w:t>
+      </w:r>
+      <w:r>
+        <w:rPr>
+          <w:rFonts w:ascii="ＭＳ Ｐ明朝" w:eastAsia="ＭＳ Ｐ明朝" w:hAnsi="ＭＳ Ｐ明朝"/>
+          <w:sz w:val="24"/>
+        </w:rPr>
+        <w:t>vector</w:t>
+      </w:r>
+      <w:r>
+        <w:rPr>
+          <w:rFonts w:ascii="ＭＳ Ｐ明朝" w:eastAsia="ＭＳ Ｐ明朝" w:hAnsi="ＭＳ Ｐ明朝" w:hint="eastAsia"/>
+          <w:sz w:val="24"/>
+        </w:rPr>
+        <w:t>の</w:t>
+      </w:r>
+      <w:r>
+        <w:rPr>
+          <w:rFonts w:ascii="ＭＳ Ｐ明朝" w:eastAsia="ＭＳ Ｐ明朝" w:hAnsi="ＭＳ Ｐ明朝"/>
+          <w:sz w:val="24"/>
+        </w:rPr>
+        <w:t>pair</w:t>
+      </w:r>
+      <w:r>
+        <w:rPr>
+          <w:rFonts w:ascii="ＭＳ Ｐ明朝" w:eastAsia="ＭＳ Ｐ明朝" w:hAnsi="ＭＳ Ｐ明朝" w:hint="eastAsia"/>
+          <w:sz w:val="24"/>
+        </w:rPr>
+        <w:t>を使用して</w:t>
+      </w:r>
+      <w:r>
+        <w:rPr>
+          <w:rFonts w:ascii="ＭＳ Ｐ明朝" w:eastAsia="ＭＳ Ｐ明朝" w:hAnsi="ＭＳ Ｐ明朝"/>
+          <w:sz w:val="24"/>
+        </w:rPr>
+        <w:t>train_files</w:t>
+      </w:r>
+      <w:r>
+        <w:rPr>
+          <w:rFonts w:ascii="ＭＳ Ｐ明朝" w:eastAsia="ＭＳ Ｐ明朝" w:hAnsi="ＭＳ Ｐ明朝" w:hint="eastAsia"/>
+          <w:sz w:val="24"/>
+        </w:rPr>
+        <w:t>を定義した。</w:t>
+      </w:r>
+    </w:p>
+    <w:p>
+      <w:pPr>
+        <w:ind w:firstLineChars="50" w:firstLine="120"/>
+        <w:rPr>
+          <w:rFonts w:ascii="ＭＳ Ｐ明朝" w:eastAsia="ＭＳ Ｐ明朝" w:hAnsi="ＭＳ Ｐ明朝"/>
+          <w:sz w:val="24"/>
+        </w:rPr>
+      </w:pPr>
+      <w:r>
+        <w:rPr>
+          <w:rFonts w:ascii="ＭＳ Ｐ明朝" w:eastAsia="ＭＳ Ｐ明朝" w:hAnsi="ＭＳ Ｐ明朝" w:hint="eastAsia"/>
+          <w:sz w:val="24"/>
+        </w:rPr>
+        <w:t>次に学習データ行列</w:t>
+      </w:r>
+      <w:r>
+        <w:rPr>
+          <w:rFonts w:ascii="ＭＳ Ｐ明朝" w:eastAsia="ＭＳ Ｐ明朝" w:hAnsi="ＭＳ Ｐ明朝" w:hint="eastAsia"/>
+          <w:sz w:val="24"/>
+        </w:rPr>
+        <w:t>と正解用ラベル行列</w:t>
+      </w:r>
+      <w:r>
+        <w:rPr>
+          <w:rFonts w:ascii="ＭＳ Ｐ明朝" w:eastAsia="ＭＳ Ｐ明朝" w:hAnsi="ＭＳ Ｐ明朝" w:hint="eastAsia"/>
+          <w:sz w:val="24"/>
+        </w:rPr>
+        <w:t>を定義</w:t>
+      </w:r>
+      <w:r>
+        <w:rPr>
+          <w:rFonts w:ascii="ＭＳ Ｐ明朝" w:eastAsia="ＭＳ Ｐ明朝" w:hAnsi="ＭＳ Ｐ明朝" w:hint="eastAsia"/>
+          <w:sz w:val="24"/>
+        </w:rPr>
+        <w:t>した。今回は</w:t>
+      </w:r>
+      <w:r>
+        <w:rPr>
+          <w:rFonts w:ascii="ＭＳ Ｐ明朝" w:eastAsia="ＭＳ Ｐ明朝" w:hAnsi="ＭＳ Ｐ明朝"/>
+          <w:sz w:val="24"/>
+        </w:rPr>
+        <w:t>HSV</w:t>
+      </w:r>
+      <w:r>
+        <w:rPr>
+          <w:rFonts w:ascii="ＭＳ Ｐ明朝" w:eastAsia="ＭＳ Ｐ明朝" w:hAnsi="ＭＳ Ｐ明朝" w:hint="eastAsia"/>
+          <w:sz w:val="24"/>
+        </w:rPr>
+        <w:t>ヒストグラムを用いたため、</w:t>
+      </w:r>
+      <w:r>
+        <w:rPr>
+          <w:rFonts w:ascii="ＭＳ Ｐ明朝" w:eastAsia="ＭＳ Ｐ明朝" w:hAnsi="ＭＳ Ｐ明朝"/>
+          <w:sz w:val="24"/>
+        </w:rPr>
+        <w:t>H</w:t>
+      </w:r>
+      <w:r>
+        <w:rPr>
+          <w:rFonts w:ascii="ＭＳ Ｐ明朝" w:eastAsia="ＭＳ Ｐ明朝" w:hAnsi="ＭＳ Ｐ明朝" w:hint="eastAsia"/>
+          <w:sz w:val="24"/>
+        </w:rPr>
+        <w:t>、</w:t>
+      </w:r>
+      <w:r>
+        <w:rPr>
+          <w:rFonts w:ascii="ＭＳ Ｐ明朝" w:eastAsia="ＭＳ Ｐ明朝" w:hAnsi="ＭＳ Ｐ明朝"/>
+          <w:sz w:val="24"/>
+        </w:rPr>
+        <w:t>S</w:t>
+      </w:r>
+      <w:r>
+        <w:rPr>
+          <w:rFonts w:ascii="ＭＳ Ｐ明朝" w:eastAsia="ＭＳ Ｐ明朝" w:hAnsi="ＭＳ Ｐ明朝" w:hint="eastAsia"/>
+          <w:sz w:val="24"/>
+        </w:rPr>
+        <w:t>、</w:t>
+      </w:r>
+      <w:r>
+        <w:rPr>
+          <w:rFonts w:ascii="ＭＳ Ｐ明朝" w:eastAsia="ＭＳ Ｐ明朝" w:hAnsi="ＭＳ Ｐ明朝"/>
+          <w:sz w:val="24"/>
+        </w:rPr>
+        <w:t>V</w:t>
+      </w:r>
+      <w:r>
+        <w:rPr>
+          <w:rFonts w:ascii="ＭＳ Ｐ明朝" w:eastAsia="ＭＳ Ｐ明朝" w:hAnsi="ＭＳ Ｐ明朝" w:hint="eastAsia"/>
+          <w:sz w:val="24"/>
+        </w:rPr>
+        <w:t>が各</w:t>
+      </w:r>
+      <w:r>
+        <w:rPr>
+          <w:rFonts w:ascii="ＭＳ Ｐ明朝" w:eastAsia="ＭＳ Ｐ明朝" w:hAnsi="ＭＳ Ｐ明朝"/>
+          <w:sz w:val="24"/>
+        </w:rPr>
+        <w:t>8</w:t>
+      </w:r>
+      <w:r>
+        <w:rPr>
+          <w:rFonts w:ascii="ＭＳ Ｐ明朝" w:eastAsia="ＭＳ Ｐ明朝" w:hAnsi="ＭＳ Ｐ明朝" w:hint="eastAsia"/>
+          <w:sz w:val="24"/>
+        </w:rPr>
+        <w:t>次元で合わせて</w:t>
+      </w:r>
+      <w:r>
+        <w:rPr>
+          <w:rFonts w:ascii="ＭＳ Ｐ明朝" w:eastAsia="ＭＳ Ｐ明朝" w:hAnsi="ＭＳ Ｐ明朝"/>
+          <w:sz w:val="24"/>
+        </w:rPr>
+        <w:t>24</w:t>
+      </w:r>
+      <w:r>
+        <w:rPr>
+          <w:rFonts w:ascii="ＭＳ Ｐ明朝" w:eastAsia="ＭＳ Ｐ明朝" w:hAnsi="ＭＳ Ｐ明朝" w:hint="eastAsia"/>
+          <w:sz w:val="24"/>
+        </w:rPr>
+        <w:t>次元であるので、</w:t>
+      </w:r>
+      <w:r>
+        <w:rPr>
+          <w:rFonts w:ascii="ＭＳ Ｐ明朝" w:eastAsia="ＭＳ Ｐ明朝" w:hAnsi="ＭＳ Ｐ明朝"/>
+          <w:sz w:val="24"/>
+        </w:rPr>
+        <w:t>24</w:t>
+      </w:r>
+      <w:r>
+        <w:rPr>
+          <w:rFonts w:ascii="ＭＳ Ｐ明朝" w:eastAsia="ＭＳ Ｐ明朝" w:hAnsi="ＭＳ Ｐ明朝" w:hint="eastAsia"/>
+          <w:sz w:val="24"/>
+        </w:rPr>
+        <w:t>次元の特徴量を持つ行列として定義した。</w:t>
+      </w:r>
+      <w:r>
+        <w:rPr>
+          <w:rFonts w:ascii="ＭＳ Ｐ明朝" w:eastAsia="ＭＳ Ｐ明朝" w:hAnsi="ＭＳ Ｐ明朝" w:hint="eastAsia"/>
+          <w:sz w:val="24"/>
+        </w:rPr>
+        <w:t>そして先ほど用意した</w:t>
+      </w:r>
+      <w:r>
+        <w:rPr>
+          <w:rFonts w:ascii="ＭＳ Ｐ明朝" w:eastAsia="ＭＳ Ｐ明朝" w:hAnsi="ＭＳ Ｐ明朝"/>
+          <w:sz w:val="24"/>
+        </w:rPr>
+        <w:t>train_files</w:t>
+      </w:r>
+      <w:r>
+        <w:rPr>
+          <w:rFonts w:ascii="ＭＳ Ｐ明朝" w:eastAsia="ＭＳ Ｐ明朝" w:hAnsi="ＭＳ Ｐ明朝" w:hint="eastAsia"/>
+          <w:sz w:val="24"/>
+        </w:rPr>
+        <w:t>からそれぞれ画像の読み込みおよびデータの格納とラベルの格納を行った。</w:t>
+      </w:r>
+      <w:r>
+        <w:rPr>
+          <w:rFonts w:ascii="ＭＳ Ｐ明朝" w:eastAsia="ＭＳ Ｐ明朝" w:hAnsi="ＭＳ Ｐ明朝" w:hint="eastAsia"/>
+          <w:sz w:val="24"/>
+        </w:rPr>
+        <w:t>これで学習データの用意ができた。</w:t>
+      </w:r>
+    </w:p>
+    <w:p>
+      <w:pPr>
+        <w:rPr>
+          <w:rFonts w:ascii="ＭＳ Ｐ明朝" w:eastAsia="ＭＳ Ｐ明朝" w:hAnsi="ＭＳ Ｐ明朝"/>
+          <w:sz w:val="24"/>
+        </w:rPr>
+      </w:pPr>
+      <w:r>
+        <w:rPr>
+          <w:rFonts w:ascii="ＭＳ Ｐ明朝" w:eastAsia="ＭＳ Ｐ明朝" w:hAnsi="ＭＳ Ｐ明朝" w:hint="eastAsia"/>
+          <w:sz w:val="24"/>
+        </w:rPr>
+        <w:t xml:space="preserve">　今回は機械学習アルゴリズムとして</w:t>
+      </w:r>
+      <w:r>
+        <w:rPr>
+          <w:rFonts w:ascii="ＭＳ Ｐ明朝" w:eastAsia="ＭＳ Ｐ明朝" w:hAnsi="ＭＳ Ｐ明朝"/>
+          <w:sz w:val="24"/>
+        </w:rPr>
+        <w:t>RBF</w:t>
+      </w:r>
+      <w:r>
+        <w:rPr>
+          <w:rFonts w:ascii="ＭＳ Ｐ明朝" w:eastAsia="ＭＳ Ｐ明朝" w:hAnsi="ＭＳ Ｐ明朝" w:hint="eastAsia"/>
+          <w:sz w:val="24"/>
+        </w:rPr>
+        <w:t>カーネルを選んだが、課題</w:t>
+      </w:r>
+      <w:r>
+        <w:rPr>
+          <w:rFonts w:ascii="ＭＳ Ｐ明朝" w:eastAsia="ＭＳ Ｐ明朝" w:hAnsi="ＭＳ Ｐ明朝"/>
+          <w:sz w:val="24"/>
+        </w:rPr>
+        <w:t>4</w:t>
+      </w:r>
+      <w:r>
+        <w:rPr>
+          <w:rFonts w:ascii="ＭＳ Ｐ明朝" w:eastAsia="ＭＳ Ｐ明朝" w:hAnsi="ＭＳ Ｐ明朝" w:hint="eastAsia"/>
+          <w:sz w:val="24"/>
+        </w:rPr>
+        <w:t>で実験したように</w:t>
+      </w:r>
+      <w:r>
+        <w:rPr>
+          <w:rFonts w:ascii="ＭＳ Ｐ明朝" w:eastAsia="ＭＳ Ｐ明朝" w:hAnsi="ＭＳ Ｐ明朝"/>
+          <w:sz w:val="24"/>
+        </w:rPr>
+        <w:t>C</w:t>
+      </w:r>
+      <w:r>
+        <w:rPr>
+          <w:rFonts w:ascii="ＭＳ Ｐ明朝" w:eastAsia="ＭＳ Ｐ明朝" w:hAnsi="ＭＳ Ｐ明朝" w:hint="eastAsia"/>
+          <w:sz w:val="24"/>
+        </w:rPr>
+        <w:t>値とガンマ値の選定が重要となる。そのためそれぞれ任意の</w:t>
+      </w:r>
+      <w:r>
+        <w:rPr>
+          <w:rFonts w:ascii="ＭＳ Ｐ明朝" w:eastAsia="ＭＳ Ｐ明朝" w:hAnsi="ＭＳ Ｐ明朝"/>
+          <w:sz w:val="24"/>
+        </w:rPr>
+        <w:t>5</w:t>
+      </w:r>
+      <w:r>
+        <w:rPr>
+          <w:rFonts w:ascii="ＭＳ Ｐ明朝" w:eastAsia="ＭＳ Ｐ明朝" w:hAnsi="ＭＳ Ｐ明朝" w:hint="eastAsia"/>
+          <w:sz w:val="24"/>
+        </w:rPr>
+        <w:t>つの値、合計</w:t>
+      </w:r>
+      <w:r>
+        <w:rPr>
+          <w:rFonts w:ascii="ＭＳ Ｐ明朝" w:eastAsia="ＭＳ Ｐ明朝" w:hAnsi="ＭＳ Ｐ明朝"/>
+          <w:sz w:val="24"/>
+        </w:rPr>
+        <w:lastRenderedPageBreak/>
+        <w:t>25</w:t>
+      </w:r>
+      <w:r>
+        <w:rPr>
+          <w:rFonts w:ascii="ＭＳ Ｐ明朝" w:eastAsia="ＭＳ Ｐ明朝" w:hAnsi="ＭＳ Ｐ明朝" w:hint="eastAsia"/>
+          <w:sz w:val="24"/>
+        </w:rPr>
+        <w:t>パターンを選択し、</w:t>
+      </w:r>
+      <w:r>
+        <w:rPr>
+          <w:rFonts w:ascii="ＭＳ Ｐ明朝" w:eastAsia="ＭＳ Ｐ明朝" w:hAnsi="ＭＳ Ｐ明朝" w:hint="eastAsia"/>
+          <w:sz w:val="24"/>
+        </w:rPr>
+        <w:t>それぞれで</w:t>
+      </w:r>
+      <w:r>
+        <w:rPr>
+          <w:rFonts w:ascii="ＭＳ Ｐ明朝" w:eastAsia="ＭＳ Ｐ明朝" w:hAnsi="ＭＳ Ｐ明朝" w:hint="eastAsia"/>
+          <w:sz w:val="24"/>
+        </w:rPr>
+        <w:t>機械学習を行った。</w:t>
+      </w:r>
+      <w:r>
+        <w:rPr>
+          <w:rFonts w:ascii="ＭＳ Ｐ明朝" w:eastAsia="ＭＳ Ｐ明朝" w:hAnsi="ＭＳ Ｐ明朝" w:hint="eastAsia"/>
+          <w:sz w:val="24"/>
+        </w:rPr>
+        <w:t>しかしどの値が最良であるのかというものは実際にテストを行わないとわからないものである。そこでサンプルデータ数が</w:t>
+      </w:r>
+      <w:r>
+        <w:rPr>
+          <w:rFonts w:ascii="ＭＳ Ｐ明朝" w:eastAsia="ＭＳ Ｐ明朝" w:hAnsi="ＭＳ Ｐ明朝"/>
+          <w:sz w:val="24"/>
+        </w:rPr>
+        <w:t>9</w:t>
+      </w:r>
+      <w:r>
+        <w:rPr>
+          <w:rFonts w:ascii="ＭＳ Ｐ明朝" w:eastAsia="ＭＳ Ｐ明朝" w:hAnsi="ＭＳ Ｐ明朝" w:hint="eastAsia"/>
+          <w:sz w:val="24"/>
+        </w:rPr>
+        <w:t>個と極めて少ないという点と合わせて、</w:t>
+      </w:r>
+      <w:r>
+        <w:rPr>
+          <w:rFonts w:ascii="ＭＳ Ｐ明朝" w:eastAsia="ＭＳ Ｐ明朝" w:hAnsi="ＭＳ Ｐ明朝"/>
+          <w:sz w:val="24"/>
+        </w:rPr>
+        <w:t>1</w:t>
+      </w:r>
+      <w:r>
+        <w:rPr>
+          <w:rFonts w:ascii="ＭＳ Ｐ明朝" w:eastAsia="ＭＳ Ｐ明朝" w:hAnsi="ＭＳ Ｐ明朝" w:hint="eastAsia"/>
+          <w:sz w:val="24"/>
+        </w:rPr>
+        <w:t>つ抜き交差検証</w:t>
+      </w:r>
+      <w:r>
+        <w:rPr>
+          <w:rFonts w:ascii="ＭＳ Ｐ明朝" w:eastAsia="ＭＳ Ｐ明朝" w:hAnsi="ＭＳ Ｐ明朝"/>
+          <w:sz w:val="24"/>
+        </w:rPr>
+        <w:t>(LOOCV)</w:t>
+      </w:r>
+      <w:r>
+        <w:rPr>
+          <w:rFonts w:ascii="ＭＳ Ｐ明朝" w:eastAsia="ＭＳ Ｐ明朝" w:hAnsi="ＭＳ Ｐ明朝" w:hint="eastAsia"/>
+          <w:sz w:val="24"/>
+        </w:rPr>
+        <w:t>と呼ばれる方法を利用することにした。</w:t>
+      </w:r>
+      <w:r>
+        <w:rPr>
+          <w:rFonts w:ascii="ＭＳ Ｐ明朝" w:eastAsia="ＭＳ Ｐ明朝" w:hAnsi="ＭＳ Ｐ明朝" w:hint="eastAsia"/>
+          <w:sz w:val="24"/>
+        </w:rPr>
+        <w:t>これはサンプルデータのうち</w:t>
+      </w:r>
+      <w:r>
+        <w:rPr>
+          <w:rFonts w:ascii="ＭＳ Ｐ明朝" w:eastAsia="ＭＳ Ｐ明朝" w:hAnsi="ＭＳ Ｐ明朝"/>
+          <w:sz w:val="24"/>
+        </w:rPr>
+        <w:t>1</w:t>
+      </w:r>
+      <w:r>
+        <w:rPr>
+          <w:rFonts w:ascii="ＭＳ Ｐ明朝" w:eastAsia="ＭＳ Ｐ明朝" w:hAnsi="ＭＳ Ｐ明朝" w:hint="eastAsia"/>
+          <w:sz w:val="24"/>
+        </w:rPr>
+        <w:t>つをテストデータ、他すべてを学習データとして利用しモデルを作成し、全パターンで検証を行うことで精度の評価を行うことができる手法である。</w:t>
+      </w:r>
+      <w:r>
+        <w:rPr>
+          <w:rFonts w:ascii="ＭＳ Ｐ明朝" w:eastAsia="ＭＳ Ｐ明朝" w:hAnsi="ＭＳ Ｐ明朝" w:hint="eastAsia"/>
+          <w:sz w:val="24"/>
+        </w:rPr>
+        <w:t>これを全パラメータ組み合わせについて</w:t>
+      </w:r>
+      <w:r>
+        <w:rPr>
+          <w:rFonts w:ascii="ＭＳ Ｐ明朝" w:eastAsia="ＭＳ Ｐ明朝" w:hAnsi="ＭＳ Ｐ明朝"/>
+          <w:sz w:val="24"/>
+        </w:rPr>
+        <w:t>for</w:t>
+      </w:r>
+      <w:r>
+        <w:rPr>
+          <w:rFonts w:ascii="ＭＳ Ｐ明朝" w:eastAsia="ＭＳ Ｐ明朝" w:hAnsi="ＭＳ Ｐ明朝" w:hint="eastAsia"/>
+          <w:sz w:val="24"/>
+        </w:rPr>
+        <w:t>文を利用して行った。</w:t>
+      </w:r>
+      <w:r>
+        <w:rPr>
+          <w:rFonts w:ascii="ＭＳ Ｐ明朝" w:eastAsia="ＭＳ Ｐ明朝" w:hAnsi="ＭＳ Ｐ明朝"/>
+          <w:sz w:val="24"/>
+        </w:rPr>
+        <w:t>1</w:t>
+      </w:r>
+      <w:r>
+        <w:rPr>
+          <w:rFonts w:ascii="ＭＳ Ｐ明朝" w:eastAsia="ＭＳ Ｐ明朝" w:hAnsi="ＭＳ Ｐ明朝" w:hint="eastAsia"/>
+          <w:sz w:val="24"/>
+        </w:rPr>
+        <w:t>回ごとに</w:t>
+      </w:r>
+      <w:r>
+        <w:rPr>
+          <w:rFonts w:ascii="ＭＳ Ｐ明朝" w:eastAsia="ＭＳ Ｐ明朝" w:hAnsi="ＭＳ Ｐ明朝"/>
+          <w:sz w:val="24"/>
+        </w:rPr>
+        <w:t>SVM</w:t>
+      </w:r>
+      <w:r>
+        <w:rPr>
+          <w:rFonts w:ascii="ＭＳ Ｐ明朝" w:eastAsia="ＭＳ Ｐ明朝" w:hAnsi="ＭＳ Ｐ明朝" w:hint="eastAsia"/>
+          <w:sz w:val="24"/>
+        </w:rPr>
+        <w:t>の作成を行うため、今回のようにサンプルが少ない場合であれば良いが、多くなるとこの手法は不向きである。</w:t>
+      </w:r>
+      <w:r>
+        <w:rPr>
+          <w:rFonts w:ascii="ＭＳ Ｐ明朝" w:eastAsia="ＭＳ Ｐ明朝" w:hAnsi="ＭＳ Ｐ明朝"/>
+          <w:sz w:val="24"/>
+        </w:rPr>
+        <w:t>LOOCV</w:t>
+      </w:r>
+      <w:r>
+        <w:rPr>
+          <w:rFonts w:ascii="ＭＳ Ｐ明朝" w:eastAsia="ＭＳ Ｐ明朝" w:hAnsi="ＭＳ Ｐ明朝" w:hint="eastAsia"/>
+          <w:sz w:val="24"/>
+        </w:rPr>
+        <w:t>により最良のパラメータを判別し、そのパラメータを用いて実際の画像識別用の</w:t>
+      </w:r>
+      <w:r>
+        <w:rPr>
+          <w:rFonts w:ascii="ＭＳ Ｐ明朝" w:eastAsia="ＭＳ Ｐ明朝" w:hAnsi="ＭＳ Ｐ明朝"/>
+          <w:sz w:val="24"/>
+        </w:rPr>
+        <w:t>RBF</w:t>
+      </w:r>
+      <w:r>
+        <w:rPr>
+          <w:rFonts w:ascii="ＭＳ Ｐ明朝" w:eastAsia="ＭＳ Ｐ明朝" w:hAnsi="ＭＳ Ｐ明朝" w:hint="eastAsia"/>
+          <w:sz w:val="24"/>
+        </w:rPr>
+        <w:t>カーネルの</w:t>
+      </w:r>
+      <w:r>
+        <w:rPr>
+          <w:rFonts w:ascii="ＭＳ Ｐ明朝" w:eastAsia="ＭＳ Ｐ明朝" w:hAnsi="ＭＳ Ｐ明朝"/>
+          <w:sz w:val="24"/>
+        </w:rPr>
+        <w:t>SVM</w:t>
+      </w:r>
+      <w:r>
+        <w:rPr>
+          <w:rFonts w:ascii="ＭＳ Ｐ明朝" w:eastAsia="ＭＳ Ｐ明朝" w:hAnsi="ＭＳ Ｐ明朝" w:hint="eastAsia"/>
+          <w:sz w:val="24"/>
+        </w:rPr>
+        <w:t>による識別器を作成することにした。</w:t>
+      </w:r>
+    </w:p>
+    <w:p>
+      <w:pPr>
+        <w:rPr>
+          <w:rFonts w:ascii="ＭＳ Ｐ明朝" w:eastAsia="ＭＳ Ｐ明朝" w:hAnsi="ＭＳ Ｐ明朝"/>
+          <w:sz w:val="24"/>
+        </w:rPr>
+      </w:pPr>
+      <w:r>
+        <w:rPr>
+          <w:rFonts w:ascii="ＭＳ Ｐ明朝" w:eastAsia="ＭＳ Ｐ明朝" w:hAnsi="ＭＳ Ｐ明朝" w:hint="eastAsia"/>
+          <w:sz w:val="24"/>
+        </w:rPr>
+        <w:t xml:space="preserve">　</w:t>
+      </w:r>
+      <w:r>
+        <w:rPr>
+          <w:rFonts w:ascii="ＭＳ Ｐ明朝" w:eastAsia="ＭＳ Ｐ明朝" w:hAnsi="ＭＳ Ｐ明朝" w:hint="eastAsia"/>
+          <w:sz w:val="24"/>
+        </w:rPr>
+        <w:t>これまでの工程によって未知画像を識別する準備は完了したので、これより識別を行うこととした。しかし</w:t>
+      </w:r>
+      <w:r>
+        <w:rPr>
+          <w:rFonts w:ascii="ＭＳ Ｐ明朝" w:eastAsia="ＭＳ Ｐ明朝" w:hAnsi="ＭＳ Ｐ明朝" w:hint="eastAsia"/>
+          <w:sz w:val="24"/>
+        </w:rPr>
+        <w:t>機械学習では</w:t>
+      </w:r>
+      <w:r>
+        <w:rPr>
+          <w:rFonts w:ascii="ＭＳ Ｐ明朝" w:eastAsia="ＭＳ Ｐ明朝" w:hAnsi="ＭＳ Ｐ明朝"/>
+          <w:sz w:val="24"/>
+        </w:rPr>
+        <w:t>SVM</w:t>
+      </w:r>
+      <w:r>
+        <w:rPr>
+          <w:rFonts w:ascii="ＭＳ Ｐ明朝" w:eastAsia="ＭＳ Ｐ明朝" w:hAnsi="ＭＳ Ｐ明朝" w:hint="eastAsia"/>
+          <w:sz w:val="24"/>
+        </w:rPr>
+        <w:t>は画像そのものを理解することができないので、</w:t>
+      </w:r>
+      <w:r>
+        <w:rPr>
+          <w:rFonts w:ascii="ＭＳ Ｐ明朝" w:eastAsia="ＭＳ Ｐ明朝" w:hAnsi="ＭＳ Ｐ明朝"/>
+          <w:sz w:val="24"/>
+        </w:rPr>
+        <w:t>SVM</w:t>
+      </w:r>
+      <w:r>
+        <w:rPr>
+          <w:rFonts w:ascii="ＭＳ Ｐ明朝" w:eastAsia="ＭＳ Ｐ明朝" w:hAnsi="ＭＳ Ｐ明朝" w:hint="eastAsia"/>
+          <w:sz w:val="24"/>
+        </w:rPr>
+        <w:t>が理解できるものへと変換しなければならない。</w:t>
+      </w:r>
+      <w:r>
+        <w:rPr>
+          <w:rFonts w:ascii="ＭＳ Ｐ明朝" w:eastAsia="ＭＳ Ｐ明朝" w:hAnsi="ＭＳ Ｐ明朝" w:hint="eastAsia"/>
+          <w:sz w:val="24"/>
+        </w:rPr>
+        <w:t>そのため</w:t>
+      </w:r>
+      <w:r>
+        <w:rPr>
+          <w:rFonts w:ascii="ＭＳ Ｐ明朝" w:eastAsia="ＭＳ Ｐ明朝" w:hAnsi="ＭＳ Ｐ明朝"/>
+          <w:sz w:val="24"/>
+        </w:rPr>
+        <w:t>imread</w:t>
+      </w:r>
+      <w:r>
+        <w:rPr>
+          <w:rFonts w:ascii="ＭＳ Ｐ明朝" w:eastAsia="ＭＳ Ｐ明朝" w:hAnsi="ＭＳ Ｐ明朝" w:hint="eastAsia"/>
+          <w:sz w:val="24"/>
+        </w:rPr>
+        <w:t>で読み取った</w:t>
+      </w:r>
+      <w:r>
+        <w:rPr>
+          <w:rFonts w:ascii="ＭＳ Ｐ明朝" w:eastAsia="ＭＳ Ｐ明朝" w:hAnsi="ＭＳ Ｐ明朝"/>
+          <w:sz w:val="24"/>
+        </w:rPr>
+        <w:t>img</w:t>
+      </w:r>
+      <w:r>
+        <w:rPr>
+          <w:rFonts w:ascii="ＭＳ Ｐ明朝" w:eastAsia="ＭＳ Ｐ明朝" w:hAnsi="ＭＳ Ｐ明朝" w:hint="eastAsia"/>
+          <w:sz w:val="24"/>
+        </w:rPr>
+        <w:t>行列を引数として</w:t>
+      </w:r>
+      <w:r>
+        <w:rPr>
+          <w:rFonts w:ascii="ＭＳ Ｐ明朝" w:eastAsia="ＭＳ Ｐ明朝" w:hAnsi="ＭＳ Ｐ明朝"/>
+          <w:sz w:val="24"/>
+        </w:rPr>
+        <w:t>extractFeature</w:t>
+      </w:r>
+      <w:r>
+        <w:rPr>
+          <w:rFonts w:ascii="ＭＳ Ｐ明朝" w:eastAsia="ＭＳ Ｐ明朝" w:hAnsi="ＭＳ Ｐ明朝" w:hint="eastAsia"/>
+          <w:sz w:val="24"/>
+        </w:rPr>
+        <w:t>という自作関数を実行することによって、</w:t>
+      </w:r>
+      <w:r>
+        <w:rPr>
+          <w:rFonts w:ascii="ＭＳ Ｐ明朝" w:eastAsia="ＭＳ Ｐ明朝" w:hAnsi="ＭＳ Ｐ明朝" w:hint="eastAsia"/>
+          <w:sz w:val="24"/>
+        </w:rPr>
+        <w:t>画像データを特徴量行列へ変換することにした。</w:t>
+      </w:r>
+      <w:r>
+        <w:rPr>
+          <w:rFonts w:ascii="ＭＳ Ｐ明朝" w:eastAsia="ＭＳ Ｐ明朝" w:hAnsi="ＭＳ Ｐ明朝" w:hint="eastAsia"/>
+          <w:sz w:val="24"/>
+        </w:rPr>
+        <w:t>この関数ではまず画像データを</w:t>
+      </w:r>
+      <w:r>
+        <w:rPr>
+          <w:rFonts w:ascii="ＭＳ Ｐ明朝" w:eastAsia="ＭＳ Ｐ明朝" w:hAnsi="ＭＳ Ｐ明朝"/>
+          <w:sz w:val="24"/>
+        </w:rPr>
+        <w:t>BGR</w:t>
+      </w:r>
+      <w:r>
+        <w:rPr>
+          <w:rFonts w:ascii="ＭＳ Ｐ明朝" w:eastAsia="ＭＳ Ｐ明朝" w:hAnsi="ＭＳ Ｐ明朝" w:hint="eastAsia"/>
+          <w:sz w:val="24"/>
+        </w:rPr>
+        <w:t>から</w:t>
+      </w:r>
+      <w:r>
+        <w:rPr>
+          <w:rFonts w:ascii="ＭＳ Ｐ明朝" w:eastAsia="ＭＳ Ｐ明朝" w:hAnsi="ＭＳ Ｐ明朝"/>
+          <w:sz w:val="24"/>
+        </w:rPr>
+        <w:t>HSV</w:t>
+      </w:r>
+      <w:r>
+        <w:rPr>
+          <w:rFonts w:ascii="ＭＳ Ｐ明朝" w:eastAsia="ＭＳ Ｐ明朝" w:hAnsi="ＭＳ Ｐ明朝" w:hint="eastAsia"/>
+          <w:sz w:val="24"/>
+        </w:rPr>
+        <w:t>へと変換している。</w:t>
+      </w:r>
+      <w:r>
+        <w:rPr>
+          <w:rFonts w:ascii="ＭＳ Ｐ明朝" w:eastAsia="ＭＳ Ｐ明朝" w:hAnsi="ＭＳ Ｐ明朝"/>
+          <w:sz w:val="24"/>
+        </w:rPr>
+        <w:t>OpenCV</w:t>
+      </w:r>
+      <w:r>
+        <w:rPr>
+          <w:rFonts w:ascii="ＭＳ Ｐ明朝" w:eastAsia="ＭＳ Ｐ明朝" w:hAnsi="ＭＳ Ｐ明朝" w:hint="eastAsia"/>
+          <w:sz w:val="24"/>
+        </w:rPr>
+        <w:t>は通常、画像を</w:t>
+      </w:r>
+      <w:r>
+        <w:rPr>
+          <w:rFonts w:ascii="ＭＳ Ｐ明朝" w:eastAsia="ＭＳ Ｐ明朝" w:hAnsi="ＭＳ Ｐ明朝"/>
+          <w:sz w:val="24"/>
+        </w:rPr>
+        <w:t>BGR</w:t>
+      </w:r>
+      <w:r>
+        <w:rPr>
+          <w:rFonts w:ascii="ＭＳ Ｐ明朝" w:eastAsia="ＭＳ Ｐ明朝" w:hAnsi="ＭＳ Ｐ明朝" w:hint="eastAsia"/>
+          <w:sz w:val="24"/>
+        </w:rPr>
+        <w:t>として保持し、今回は先述したように画像の特徴から色相、彩度、明度を成分として持つ</w:t>
+      </w:r>
+      <w:r>
+        <w:rPr>
+          <w:rFonts w:ascii="ＭＳ Ｐ明朝" w:eastAsia="ＭＳ Ｐ明朝" w:hAnsi="ＭＳ Ｐ明朝"/>
+          <w:sz w:val="24"/>
+        </w:rPr>
+        <w:t>HSV</w:t>
+      </w:r>
+      <w:r>
+        <w:rPr>
+          <w:rFonts w:ascii="ＭＳ Ｐ明朝" w:eastAsia="ＭＳ Ｐ明朝" w:hAnsi="ＭＳ Ｐ明朝" w:hint="eastAsia"/>
+          <w:sz w:val="24"/>
+        </w:rPr>
+        <w:t>に変換することにしたので、この変換を行った。</w:t>
+      </w:r>
+      <w:r>
+        <w:rPr>
+          <w:rFonts w:ascii="ＭＳ Ｐ明朝" w:eastAsia="ＭＳ Ｐ明朝" w:hAnsi="ＭＳ Ｐ明朝" w:hint="eastAsia"/>
+          <w:sz w:val="24"/>
+        </w:rPr>
+        <w:t>そして</w:t>
+      </w:r>
+      <w:r>
+        <w:rPr>
+          <w:rFonts w:ascii="ＭＳ Ｐ明朝" w:eastAsia="ＭＳ Ｐ明朝" w:hAnsi="ＭＳ Ｐ明朝"/>
+          <w:sz w:val="24"/>
+        </w:rPr>
+        <w:t>HSV</w:t>
+      </w:r>
+      <w:r>
+        <w:rPr>
+          <w:rFonts w:ascii="ＭＳ Ｐ明朝" w:eastAsia="ＭＳ Ｐ明朝" w:hAnsi="ＭＳ Ｐ明朝" w:hint="eastAsia"/>
+          <w:sz w:val="24"/>
+        </w:rPr>
+        <w:t>へ変換したら、各成分</w:t>
+      </w:r>
+      <w:r>
+        <w:rPr>
+          <w:rFonts w:ascii="ＭＳ Ｐ明朝" w:eastAsia="ＭＳ Ｐ明朝" w:hAnsi="ＭＳ Ｐ明朝" w:hint="eastAsia"/>
+          <w:sz w:val="24"/>
+        </w:rPr>
+        <w:t>について</w:t>
+      </w:r>
+      <w:r>
+        <w:rPr>
+          <w:rFonts w:ascii="ＭＳ Ｐ明朝" w:eastAsia="ＭＳ Ｐ明朝" w:hAnsi="ＭＳ Ｐ明朝" w:hint="eastAsia"/>
+          <w:sz w:val="24"/>
+        </w:rPr>
+        <w:t>v</w:t>
+      </w:r>
+      <w:r>
+        <w:rPr>
+          <w:rFonts w:ascii="ＭＳ Ｐ明朝" w:eastAsia="ＭＳ Ｐ明朝" w:hAnsi="ＭＳ Ｐ明朝"/>
+          <w:sz w:val="24"/>
+        </w:rPr>
+        <w:t>ector</w:t>
+      </w:r>
+      <w:r>
+        <w:rPr>
+          <w:rFonts w:ascii="ＭＳ Ｐ明朝" w:eastAsia="ＭＳ Ｐ明朝" w:hAnsi="ＭＳ Ｐ明朝" w:hint="eastAsia"/>
+          <w:sz w:val="24"/>
+        </w:rPr>
+        <w:t>を用いて分離を行</w:t>
+      </w:r>
+      <w:r>
+        <w:rPr>
+          <w:rFonts w:ascii="ＭＳ Ｐ明朝" w:eastAsia="ＭＳ Ｐ明朝" w:hAnsi="ＭＳ Ｐ明朝" w:hint="eastAsia"/>
+          <w:sz w:val="24"/>
+        </w:rPr>
+        <w:t>い、各</w:t>
+      </w:r>
+      <w:r>
+        <w:rPr>
+          <w:rFonts w:ascii="ＭＳ Ｐ明朝" w:eastAsia="ＭＳ Ｐ明朝" w:hAnsi="ＭＳ Ｐ明朝"/>
+          <w:sz w:val="24"/>
+        </w:rPr>
+        <w:t>8</w:t>
+      </w:r>
+      <w:r>
+        <w:rPr>
+          <w:rFonts w:ascii="ＭＳ Ｐ明朝" w:eastAsia="ＭＳ Ｐ明朝" w:hAnsi="ＭＳ Ｐ明朝" w:hint="eastAsia"/>
+          <w:sz w:val="24"/>
+        </w:rPr>
+        <w:t>次元で計</w:t>
+      </w:r>
+      <w:r>
+        <w:rPr>
+          <w:rFonts w:ascii="ＭＳ Ｐ明朝" w:eastAsia="ＭＳ Ｐ明朝" w:hAnsi="ＭＳ Ｐ明朝"/>
+          <w:sz w:val="24"/>
+        </w:rPr>
+        <w:t>24</w:t>
+      </w:r>
+      <w:r>
+        <w:rPr>
+          <w:rFonts w:ascii="ＭＳ Ｐ明朝" w:eastAsia="ＭＳ Ｐ明朝" w:hAnsi="ＭＳ Ｐ明朝" w:hint="eastAsia"/>
+          <w:sz w:val="24"/>
+        </w:rPr>
+        <w:t>次元の特徴量行列を</w:t>
+      </w:r>
+      <w:r>
+        <w:rPr>
+          <w:rFonts w:ascii="ＭＳ Ｐ明朝" w:eastAsia="ＭＳ Ｐ明朝" w:hAnsi="ＭＳ Ｐ明朝"/>
+          <w:sz w:val="24"/>
+        </w:rPr>
+        <w:t>0</w:t>
+      </w:r>
+      <w:r>
+        <w:rPr>
+          <w:rFonts w:ascii="ＭＳ Ｐ明朝" w:eastAsia="ＭＳ Ｐ明朝" w:hAnsi="ＭＳ Ｐ明朝" w:hint="eastAsia"/>
+          <w:sz w:val="24"/>
+        </w:rPr>
+        <w:t>初期化しつつ定義した</w:t>
+      </w:r>
+      <w:r>
+        <w:rPr>
+          <w:rFonts w:ascii="ＭＳ Ｐ明朝" w:eastAsia="ＭＳ Ｐ明朝" w:hAnsi="ＭＳ Ｐ明朝" w:hint="eastAsia"/>
+          <w:sz w:val="24"/>
+        </w:rPr>
+        <w:t>。</w:t>
+      </w:r>
+      <w:r>
+        <w:rPr>
+          <w:rFonts w:ascii="ＭＳ Ｐ明朝" w:eastAsia="ＭＳ Ｐ明朝" w:hAnsi="ＭＳ Ｐ明朝" w:hint="eastAsia"/>
+          <w:sz w:val="24"/>
+        </w:rPr>
+        <w:t>次に</w:t>
+      </w:r>
+      <w:r>
+        <w:rPr>
+          <w:rFonts w:ascii="ＭＳ Ｐ明朝" w:eastAsia="ＭＳ Ｐ明朝" w:hAnsi="ＭＳ Ｐ明朝"/>
+          <w:sz w:val="24"/>
+        </w:rPr>
+        <w:t>H</w:t>
+      </w:r>
+      <w:r>
+        <w:rPr>
+          <w:rFonts w:ascii="ＭＳ Ｐ明朝" w:eastAsia="ＭＳ Ｐ明朝" w:hAnsi="ＭＳ Ｐ明朝" w:hint="eastAsia"/>
+          <w:sz w:val="24"/>
+        </w:rPr>
+        <w:t>と</w:t>
+      </w:r>
+      <w:r>
+        <w:rPr>
+          <w:rFonts w:ascii="ＭＳ Ｐ明朝" w:eastAsia="ＭＳ Ｐ明朝" w:hAnsi="ＭＳ Ｐ明朝"/>
+          <w:sz w:val="24"/>
+        </w:rPr>
+        <w:t>S</w:t>
+      </w:r>
+      <w:r>
+        <w:rPr>
+          <w:rFonts w:ascii="ＭＳ Ｐ明朝" w:eastAsia="ＭＳ Ｐ明朝" w:hAnsi="ＭＳ Ｐ明朝" w:hint="eastAsia"/>
+          <w:sz w:val="24"/>
+        </w:rPr>
+        <w:t>と</w:t>
+      </w:r>
+      <w:r>
+        <w:rPr>
+          <w:rFonts w:ascii="ＭＳ Ｐ明朝" w:eastAsia="ＭＳ Ｐ明朝" w:hAnsi="ＭＳ Ｐ明朝"/>
+          <w:sz w:val="24"/>
+        </w:rPr>
+        <w:t>V</w:t>
+      </w:r>
+      <w:r>
+        <w:rPr>
+          <w:rFonts w:ascii="ＭＳ Ｐ明朝" w:eastAsia="ＭＳ Ｐ明朝" w:hAnsi="ＭＳ Ｐ明朝" w:hint="eastAsia"/>
+          <w:sz w:val="24"/>
+        </w:rPr>
+        <w:t>それぞれの</w:t>
+      </w:r>
+      <w:r>
+        <w:rPr>
+          <w:rFonts w:ascii="ＭＳ Ｐ明朝" w:eastAsia="ＭＳ Ｐ明朝" w:hAnsi="ＭＳ Ｐ明朝" w:hint="eastAsia"/>
+          <w:sz w:val="24"/>
+        </w:rPr>
+        <w:t>ヒストグラムの計算を行った。</w:t>
+      </w:r>
+      <w:r>
+        <w:rPr>
+          <w:rFonts w:ascii="ＭＳ Ｐ明朝" w:eastAsia="ＭＳ Ｐ明朝" w:hAnsi="ＭＳ Ｐ明朝" w:hint="eastAsia"/>
+          <w:sz w:val="24"/>
+        </w:rPr>
+        <w:t>ここでは全部のピクセルを走査し、各ピクセルの</w:t>
+      </w:r>
+      <w:r>
+        <w:rPr>
+          <w:rFonts w:ascii="ＭＳ Ｐ明朝" w:eastAsia="ＭＳ Ｐ明朝" w:hAnsi="ＭＳ Ｐ明朝"/>
+          <w:sz w:val="24"/>
+        </w:rPr>
+        <w:t>H</w:t>
+      </w:r>
+      <w:r>
+        <w:rPr>
+          <w:rFonts w:ascii="ＭＳ Ｐ明朝" w:eastAsia="ＭＳ Ｐ明朝" w:hAnsi="ＭＳ Ｐ明朝" w:hint="eastAsia"/>
+          <w:sz w:val="24"/>
+        </w:rPr>
+        <w:t>、</w:t>
+      </w:r>
+      <w:r>
+        <w:rPr>
+          <w:rFonts w:ascii="ＭＳ Ｐ明朝" w:eastAsia="ＭＳ Ｐ明朝" w:hAnsi="ＭＳ Ｐ明朝"/>
+          <w:sz w:val="24"/>
+        </w:rPr>
+        <w:t>S</w:t>
+      </w:r>
+      <w:r>
+        <w:rPr>
+          <w:rFonts w:ascii="ＭＳ Ｐ明朝" w:eastAsia="ＭＳ Ｐ明朝" w:hAnsi="ＭＳ Ｐ明朝" w:hint="eastAsia"/>
+          <w:sz w:val="24"/>
+        </w:rPr>
+        <w:t>、</w:t>
+      </w:r>
+      <w:r>
+        <w:rPr>
+          <w:rFonts w:ascii="ＭＳ Ｐ明朝" w:eastAsia="ＭＳ Ｐ明朝" w:hAnsi="ＭＳ Ｐ明朝"/>
+          <w:sz w:val="24"/>
+        </w:rPr>
+        <w:t>V</w:t>
+      </w:r>
+      <w:r>
+        <w:rPr>
+          <w:rFonts w:ascii="ＭＳ Ｐ明朝" w:eastAsia="ＭＳ Ｐ明朝" w:hAnsi="ＭＳ Ｐ明朝" w:hint="eastAsia"/>
+          <w:sz w:val="24"/>
+        </w:rPr>
+        <w:t>値がどの</w:t>
+      </w:r>
+      <w:r>
+        <w:rPr>
+          <w:rFonts w:ascii="ＭＳ Ｐ明朝" w:eastAsia="ＭＳ Ｐ明朝" w:hAnsi="ＭＳ Ｐ明朝" w:hint="eastAsia"/>
+          <w:sz w:val="24"/>
+        </w:rPr>
+        <w:t>分布の部分</w:t>
+      </w:r>
+      <w:r>
+        <w:rPr>
+          <w:rFonts w:ascii="ＭＳ Ｐ明朝" w:eastAsia="ＭＳ Ｐ明朝" w:hAnsi="ＭＳ Ｐ明朝" w:hint="eastAsia"/>
+          <w:sz w:val="24"/>
+        </w:rPr>
+        <w:t>に収まるかを計算している。</w:t>
+      </w:r>
+      <w:r>
+        <w:rPr>
+          <w:rFonts w:ascii="ＭＳ Ｐ明朝" w:eastAsia="ＭＳ Ｐ明朝" w:hAnsi="ＭＳ Ｐ明朝"/>
+          <w:sz w:val="24"/>
+        </w:rPr>
+        <w:t>H</w:t>
+      </w:r>
+      <w:r>
+        <w:rPr>
+          <w:rFonts w:ascii="ＭＳ Ｐ明朝" w:eastAsia="ＭＳ Ｐ明朝" w:hAnsi="ＭＳ Ｐ明朝" w:hint="eastAsia"/>
+          <w:sz w:val="24"/>
+        </w:rPr>
+        <w:t>値は</w:t>
+      </w:r>
+      <w:r>
+        <w:rPr>
+          <w:rFonts w:ascii="ＭＳ Ｐ明朝" w:eastAsia="ＭＳ Ｐ明朝" w:hAnsi="ＭＳ Ｐ明朝"/>
+          <w:sz w:val="24"/>
+        </w:rPr>
+        <w:t>0</w:t>
+      </w:r>
+      <w:r>
+        <w:rPr>
+          <w:rFonts w:ascii="ＭＳ Ｐ明朝" w:eastAsia="ＭＳ Ｐ明朝" w:hAnsi="ＭＳ Ｐ明朝" w:hint="eastAsia"/>
+          <w:sz w:val="24"/>
+        </w:rPr>
+        <w:t>〜1</w:t>
+      </w:r>
+      <w:r>
+        <w:rPr>
+          <w:rFonts w:ascii="ＭＳ Ｐ明朝" w:eastAsia="ＭＳ Ｐ明朝" w:hAnsi="ＭＳ Ｐ明朝"/>
+          <w:sz w:val="24"/>
+        </w:rPr>
+        <w:t>79</w:t>
+      </w:r>
+      <w:r>
+        <w:rPr>
+          <w:rFonts w:ascii="ＭＳ Ｐ明朝" w:eastAsia="ＭＳ Ｐ明朝" w:hAnsi="ＭＳ Ｐ明朝" w:hint="eastAsia"/>
+          <w:sz w:val="24"/>
+        </w:rPr>
+        <w:t>、</w:t>
+      </w:r>
+      <w:r>
+        <w:rPr>
+          <w:rFonts w:ascii="ＭＳ Ｐ明朝" w:eastAsia="ＭＳ Ｐ明朝" w:hAnsi="ＭＳ Ｐ明朝"/>
+          <w:sz w:val="24"/>
+        </w:rPr>
+        <w:t>S</w:t>
+      </w:r>
+      <w:r>
+        <w:rPr>
+          <w:rFonts w:ascii="ＭＳ Ｐ明朝" w:eastAsia="ＭＳ Ｐ明朝" w:hAnsi="ＭＳ Ｐ明朝" w:hint="eastAsia"/>
+          <w:sz w:val="24"/>
+        </w:rPr>
+        <w:t>値と</w:t>
+      </w:r>
+      <w:r>
+        <w:rPr>
+          <w:rFonts w:ascii="ＭＳ Ｐ明朝" w:eastAsia="ＭＳ Ｐ明朝" w:hAnsi="ＭＳ Ｐ明朝"/>
+          <w:sz w:val="24"/>
+        </w:rPr>
+        <w:t>V</w:t>
+      </w:r>
+      <w:r>
+        <w:rPr>
+          <w:rFonts w:ascii="ＭＳ Ｐ明朝" w:eastAsia="ＭＳ Ｐ明朝" w:hAnsi="ＭＳ Ｐ明朝" w:hint="eastAsia"/>
+          <w:sz w:val="24"/>
+        </w:rPr>
+        <w:t>値は</w:t>
+      </w:r>
+      <w:r>
+        <w:rPr>
+          <w:rFonts w:ascii="ＭＳ Ｐ明朝" w:eastAsia="ＭＳ Ｐ明朝" w:hAnsi="ＭＳ Ｐ明朝"/>
+          <w:sz w:val="24"/>
+        </w:rPr>
+        <w:t>0</w:t>
+      </w:r>
+      <w:r>
+        <w:rPr>
+          <w:rFonts w:ascii="ＭＳ Ｐ明朝" w:eastAsia="ＭＳ Ｐ明朝" w:hAnsi="ＭＳ Ｐ明朝" w:hint="eastAsia"/>
+          <w:sz w:val="24"/>
+        </w:rPr>
+        <w:t>〜</w:t>
+      </w:r>
+      <w:r>
+        <w:rPr>
+          <w:rFonts w:ascii="ＭＳ Ｐ明朝" w:eastAsia="ＭＳ Ｐ明朝" w:hAnsi="ＭＳ Ｐ明朝"/>
+          <w:sz w:val="24"/>
+        </w:rPr>
+        <w:t>255</w:t>
+      </w:r>
+      <w:r>
+        <w:rPr>
+          <w:rFonts w:ascii="ＭＳ Ｐ明朝" w:eastAsia="ＭＳ Ｐ明朝" w:hAnsi="ＭＳ Ｐ明朝" w:hint="eastAsia"/>
+          <w:sz w:val="24"/>
+        </w:rPr>
+        <w:t>が範囲であるので、それを</w:t>
+      </w:r>
+      <w:r>
+        <w:rPr>
+          <w:rFonts w:ascii="ＭＳ Ｐ明朝" w:eastAsia="ＭＳ Ｐ明朝" w:hAnsi="ＭＳ Ｐ明朝"/>
+          <w:sz w:val="24"/>
+        </w:rPr>
+        <w:t>8</w:t>
+      </w:r>
+      <w:r>
+        <w:rPr>
+          <w:rFonts w:ascii="ＭＳ Ｐ明朝" w:eastAsia="ＭＳ Ｐ明朝" w:hAnsi="ＭＳ Ｐ明朝" w:hint="eastAsia"/>
+          <w:sz w:val="24"/>
+        </w:rPr>
+        <w:t>等分して判断した。この判定により</w:t>
+      </w:r>
+      <w:r>
+        <w:rPr>
+          <w:rFonts w:ascii="ＭＳ Ｐ明朝" w:eastAsia="ＭＳ Ｐ明朝" w:hAnsi="ＭＳ Ｐ明朝"/>
+          <w:sz w:val="24"/>
+        </w:rPr>
+        <w:t>feature</w:t>
+      </w:r>
+      <w:r>
+        <w:rPr>
+          <w:rFonts w:ascii="ＭＳ Ｐ明朝" w:eastAsia="ＭＳ Ｐ明朝" w:hAnsi="ＭＳ Ｐ明朝" w:hint="eastAsia"/>
+          <w:sz w:val="24"/>
+        </w:rPr>
+        <w:t>行列の対応するインデックスをインクリメントし、特徴量行列の形成を行った。全ての判定が終了したのち、この特徴量を総ピクセル数で割って正規化し</w:t>
+      </w:r>
+      <w:r>
+        <w:rPr>
+          <w:rFonts w:ascii="ＭＳ Ｐ明朝" w:eastAsia="ＭＳ Ｐ明朝" w:hAnsi="ＭＳ Ｐ明朝" w:hint="eastAsia"/>
+          <w:sz w:val="24"/>
+        </w:rPr>
+        <w:t>た。これは画像がいかなるサイズであっても対応できるようにするための処置であるのに加えて、特徴量の把握がしやすくなるというメリットがある。</w:t>
+      </w:r>
+    </w:p>
+    <w:p>
+      <w:pPr>
+        <w:rPr>
+          <w:rFonts w:ascii="ＭＳ Ｐ明朝" w:eastAsia="ＭＳ Ｐ明朝" w:hAnsi="ＭＳ Ｐ明朝" w:hint="eastAsia"/>
+          <w:sz w:val="24"/>
+        </w:rPr>
+      </w:pPr>
+      <w:r>
+        <w:rPr>
+          <w:rFonts w:ascii="ＭＳ Ｐ明朝" w:eastAsia="ＭＳ Ｐ明朝" w:hAnsi="ＭＳ Ｐ明朝" w:hint="eastAsia"/>
+          <w:sz w:val="24"/>
+        </w:rPr>
+        <w:t xml:space="preserve">　これによりテストデータを</w:t>
+      </w:r>
+      <w:r>
+        <w:rPr>
+          <w:rFonts w:ascii="ＭＳ Ｐ明朝" w:eastAsia="ＭＳ Ｐ明朝" w:hAnsi="ＭＳ Ｐ明朝"/>
+          <w:sz w:val="24"/>
+        </w:rPr>
+        <w:t>SVM</w:t>
+      </w:r>
+      <w:r>
+        <w:rPr>
+          <w:rFonts w:ascii="ＭＳ Ｐ明朝" w:eastAsia="ＭＳ Ｐ明朝" w:hAnsi="ＭＳ Ｐ明朝" w:hint="eastAsia"/>
+          <w:sz w:val="24"/>
+        </w:rPr>
+        <w:t>が識別できるようになったので、後は</w:t>
+      </w:r>
+      <w:r>
+        <w:rPr>
+          <w:rFonts w:ascii="ＭＳ Ｐ明朝" w:eastAsia="ＭＳ Ｐ明朝" w:hAnsi="ＭＳ Ｐ明朝"/>
+          <w:sz w:val="24"/>
+        </w:rPr>
+        <w:t>SVM</w:t>
+      </w:r>
+      <w:r>
+        <w:rPr>
+          <w:rFonts w:ascii="ＭＳ Ｐ明朝" w:eastAsia="ＭＳ Ｐ明朝" w:hAnsi="ＭＳ Ｐ明朝" w:hint="eastAsia"/>
+          <w:sz w:val="24"/>
+        </w:rPr>
+        <w:t>による予測を行い</w:t>
+      </w:r>
+      <w:r>
+        <w:rPr>
+          <w:rFonts w:ascii="ＭＳ Ｐ明朝" w:eastAsia="ＭＳ Ｐ明朝" w:hAnsi="ＭＳ Ｐ明朝" w:hint="eastAsia"/>
+          <w:sz w:val="24"/>
+        </w:rPr>
+        <w:t>、その識別結果を出力した。出力には</w:t>
+      </w:r>
+      <w:r>
+        <w:rPr>
+          <w:rFonts w:ascii="ＭＳ Ｐ明朝" w:eastAsia="ＭＳ Ｐ明朝" w:hAnsi="ＭＳ Ｐ明朝"/>
+          <w:sz w:val="24"/>
+        </w:rPr>
+        <w:t>labelToName</w:t>
+      </w:r>
+      <w:r>
+        <w:rPr>
+          <w:rFonts w:ascii="ＭＳ Ｐ明朝" w:eastAsia="ＭＳ Ｐ明朝" w:hAnsi="ＭＳ Ｐ明朝" w:hint="eastAsia"/>
+          <w:sz w:val="24"/>
+        </w:rPr>
+        <w:t>関数を利用し、これによりラベルとボールの種類を対応させることにした。</w:t>
+      </w:r>
+      <w:r>
+        <w:rPr>
+          <w:rFonts w:ascii="ＭＳ Ｐ明朝" w:eastAsia="ＭＳ Ｐ明朝" w:hAnsi="ＭＳ Ｐ明朝" w:hint="eastAsia"/>
+          <w:sz w:val="24"/>
+        </w:rPr>
+        <w:t>以上より全工程が終了となる。</w:t>
+      </w:r>
+    </w:p>
+    <w:p>
+      <w:pPr>
+        <w:rPr>
+          <w:rFonts w:ascii="ＭＳ Ｐ明朝" w:eastAsia="ＭＳ Ｐ明朝" w:hAnsi="ＭＳ Ｐ明朝"/>
+          <w:sz w:val="24"/>
+        </w:rPr>
+      </w:pPr>
+    </w:p>
+    <w:p>
+      <w:pPr>
+        <w:rPr>
+          <w:rFonts w:ascii="ＭＳ Ｐ明朝" w:eastAsia="ＭＳ Ｐ明朝" w:hAnsi="ＭＳ Ｐ明朝"/>
+          <w:sz w:val="24"/>
+        </w:rPr>
+      </w:pPr>
+      <w:r>
+        <w:rPr>
+          <w:rFonts w:ascii="ＭＳ Ｐ明朝" w:eastAsia="ＭＳ Ｐ明朝" w:hAnsi="ＭＳ Ｐ明朝" w:hint="eastAsia"/>
+          <w:sz w:val="24"/>
+        </w:rPr>
+        <w:t>・実行結果</w:t>
+      </w:r>
+    </w:p>
+    <w:p>
+      <w:pPr>
+        <w:rPr>
           <w:rFonts w:ascii="ＭＳ Ｐ明朝" w:eastAsia="ＭＳ Ｐ明朝" w:hAnsi="ＭＳ Ｐ明朝"/>
           <w:sz w:val="24"/>
         </w:rPr>
@@ -2321,13 +8690,13 @@
           <w:rFonts w:ascii="ＭＳ Ｐ明朝" w:eastAsia="ＭＳ Ｐ明朝" w:hAnsi="ＭＳ Ｐ明朝" w:hint="eastAsia"/>
           <w:sz w:val="24"/>
         </w:rPr>
-        <w:t>・実装概要</w:t>
-      </w:r>
-    </w:p>
-    <w:p>
-      <w:pPr>
-        <w:rPr>
-          <w:rFonts w:ascii="ＭＳ Ｐ明朝" w:eastAsia="ＭＳ Ｐ明朝" w:hAnsi="ＭＳ Ｐ明朝"/>
+        <w:t>・考察</w:t>
+      </w:r>
+    </w:p>
+    <w:p>
+      <w:pPr>
+        <w:rPr>
+          <w:rFonts w:ascii="ＭＳ Ｐ明朝" w:eastAsia="ＭＳ Ｐ明朝" w:hAnsi="ＭＳ Ｐ明朝" w:hint="eastAsia"/>
           <w:sz w:val="24"/>
         </w:rPr>
       </w:pPr>
@@ -2338,81 +8707,173 @@
         </w:rPr>
         <w:t xml:space="preserve">　</w:t>
       </w:r>
-    </w:p>
-    <w:p>
-      <w:pPr>
-        <w:rPr>
-          <w:rFonts w:ascii="ＭＳ Ｐ明朝" w:eastAsia="ＭＳ Ｐ明朝" w:hAnsi="ＭＳ Ｐ明朝"/>
-          <w:sz w:val="24"/>
-        </w:rPr>
-      </w:pPr>
-    </w:p>
-    <w:p>
-      <w:pPr>
-        <w:rPr>
-          <w:rFonts w:ascii="ＭＳ Ｐ明朝" w:eastAsia="ＭＳ Ｐ明朝" w:hAnsi="ＭＳ Ｐ明朝"/>
-          <w:sz w:val="24"/>
-        </w:rPr>
-      </w:pPr>
-      <w:r>
-        <w:rPr>
-          <w:rFonts w:ascii="ＭＳ Ｐ明朝" w:eastAsia="ＭＳ Ｐ明朝" w:hAnsi="ＭＳ Ｐ明朝" w:hint="eastAsia"/>
-          <w:sz w:val="24"/>
-        </w:rPr>
-        <w:t>・実行結果</w:t>
-      </w:r>
-    </w:p>
-    <w:p>
-      <w:pPr>
-        <w:rPr>
-          <w:rFonts w:ascii="ＭＳ Ｐ明朝" w:eastAsia="ＭＳ Ｐ明朝" w:hAnsi="ＭＳ Ｐ明朝"/>
-          <w:sz w:val="24"/>
-        </w:rPr>
-      </w:pPr>
-      <w:r>
-        <w:rPr>
-          <w:rFonts w:ascii="ＭＳ Ｐ明朝" w:eastAsia="ＭＳ Ｐ明朝" w:hAnsi="ＭＳ Ｐ明朝" w:hint="eastAsia"/>
-          <w:sz w:val="24"/>
-        </w:rPr>
-        <w:t xml:space="preserve">　</w:t>
-      </w:r>
-    </w:p>
-    <w:p>
-      <w:pPr>
-        <w:rPr>
-          <w:rFonts w:ascii="ＭＳ Ｐ明朝" w:eastAsia="ＭＳ Ｐ明朝" w:hAnsi="ＭＳ Ｐ明朝"/>
-          <w:sz w:val="24"/>
-        </w:rPr>
-      </w:pPr>
-    </w:p>
-    <w:p>
-      <w:pPr>
-        <w:rPr>
-          <w:rFonts w:ascii="ＭＳ Ｐ明朝" w:eastAsia="ＭＳ Ｐ明朝" w:hAnsi="ＭＳ Ｐ明朝"/>
-          <w:sz w:val="24"/>
-        </w:rPr>
-      </w:pPr>
-      <w:r>
-        <w:rPr>
-          <w:rFonts w:ascii="ＭＳ Ｐ明朝" w:eastAsia="ＭＳ Ｐ明朝" w:hAnsi="ＭＳ Ｐ明朝" w:hint="eastAsia"/>
-          <w:sz w:val="24"/>
-        </w:rPr>
-        <w:t>・考察</w:t>
-      </w:r>
-    </w:p>
-    <w:p>
-      <w:pPr>
-        <w:rPr>
-          <w:rFonts w:ascii="ＭＳ Ｐ明朝" w:eastAsia="ＭＳ Ｐ明朝" w:hAnsi="ＭＳ Ｐ明朝"/>
-          <w:sz w:val="24"/>
-        </w:rPr>
-      </w:pPr>
-      <w:r>
-        <w:rPr>
-          <w:rFonts w:ascii="ＭＳ Ｐ明朝" w:eastAsia="ＭＳ Ｐ明朝" w:hAnsi="ＭＳ Ｐ明朝" w:hint="eastAsia"/>
-          <w:sz w:val="24"/>
-        </w:rPr>
-        <w:t xml:space="preserve">　</w:t>
+      <w:r>
+        <w:rPr>
+          <w:rFonts w:ascii="ＭＳ Ｐ明朝" w:eastAsia="ＭＳ Ｐ明朝" w:hAnsi="ＭＳ Ｐ明朝" w:hint="eastAsia"/>
+          <w:sz w:val="24"/>
+        </w:rPr>
+        <w:t>実行より</w:t>
+      </w:r>
+      <w:r>
+        <w:rPr>
+          <w:rFonts w:ascii="ＭＳ Ｐ明朝" w:eastAsia="ＭＳ Ｐ明朝" w:hAnsi="ＭＳ Ｐ明朝"/>
+          <w:sz w:val="24"/>
+        </w:rPr>
+        <w:t>3</w:t>
+      </w:r>
+      <w:r>
+        <w:rPr>
+          <w:rFonts w:ascii="ＭＳ Ｐ明朝" w:eastAsia="ＭＳ Ｐ明朝" w:hAnsi="ＭＳ Ｐ明朝" w:hint="eastAsia"/>
+          <w:sz w:val="24"/>
+        </w:rPr>
+        <w:t>枚の未知画像がそれぞれバスケットボール、サッカーボール、野球ボールであったと正しく判定できたが、これにはいくつかの理由が関与していると考えられる。</w:t>
+      </w:r>
+      <w:r>
+        <w:rPr>
+          <w:rFonts w:ascii="ＭＳ Ｐ明朝" w:eastAsia="ＭＳ Ｐ明朝" w:hAnsi="ＭＳ Ｐ明朝"/>
+          <w:sz w:val="24"/>
+        </w:rPr>
+        <w:t>1</w:t>
+      </w:r>
+      <w:r>
+        <w:rPr>
+          <w:rFonts w:ascii="ＭＳ Ｐ明朝" w:eastAsia="ＭＳ Ｐ明朝" w:hAnsi="ＭＳ Ｐ明朝" w:hint="eastAsia"/>
+          <w:sz w:val="24"/>
+        </w:rPr>
+        <w:t>つ目は</w:t>
+      </w:r>
+      <w:r>
+        <w:rPr>
+          <w:rFonts w:ascii="ＭＳ Ｐ明朝" w:eastAsia="ＭＳ Ｐ明朝" w:hAnsi="ＭＳ Ｐ明朝" w:hint="eastAsia"/>
+          <w:sz w:val="24"/>
+        </w:rPr>
+        <w:t>パラメータ値の選択および</w:t>
+      </w:r>
+      <w:r>
+        <w:rPr>
+          <w:rFonts w:ascii="ＭＳ Ｐ明朝" w:eastAsia="ＭＳ Ｐ明朝" w:hAnsi="ＭＳ Ｐ明朝"/>
+          <w:sz w:val="24"/>
+        </w:rPr>
+        <w:t>LOOCV</w:t>
+      </w:r>
+      <w:r>
+        <w:rPr>
+          <w:rFonts w:ascii="ＭＳ Ｐ明朝" w:eastAsia="ＭＳ Ｐ明朝" w:hAnsi="ＭＳ Ｐ明朝" w:hint="eastAsia"/>
+          <w:sz w:val="24"/>
+        </w:rPr>
+        <w:t>である。</w:t>
+      </w:r>
+      <w:r>
+        <w:rPr>
+          <w:rFonts w:ascii="ＭＳ Ｐ明朝" w:eastAsia="ＭＳ Ｐ明朝" w:hAnsi="ＭＳ Ｐ明朝" w:hint="eastAsia"/>
+          <w:sz w:val="24"/>
+        </w:rPr>
+        <w:t>この課題では少ないデータをいかにして運用するかが問われていたと感じた</w:t>
+      </w:r>
+      <w:r>
+        <w:rPr>
+          <w:rFonts w:ascii="ＭＳ Ｐ明朝" w:eastAsia="ＭＳ Ｐ明朝" w:hAnsi="ＭＳ Ｐ明朝" w:hint="eastAsia"/>
+          <w:sz w:val="24"/>
+        </w:rPr>
+        <w:t>ので</w:t>
+      </w:r>
+      <w:r>
+        <w:rPr>
+          <w:rFonts w:ascii="ＭＳ Ｐ明朝" w:eastAsia="ＭＳ Ｐ明朝" w:hAnsi="ＭＳ Ｐ明朝"/>
+          <w:sz w:val="24"/>
+        </w:rPr>
+        <w:t>LOOCV</w:t>
+      </w:r>
+      <w:r>
+        <w:rPr>
+          <w:rFonts w:ascii="ＭＳ Ｐ明朝" w:eastAsia="ＭＳ Ｐ明朝" w:hAnsi="ＭＳ Ｐ明朝" w:hint="eastAsia"/>
+          <w:sz w:val="24"/>
+        </w:rPr>
+        <w:t>を利用したが、これとパラメータチューニングを行うことで</w:t>
+      </w:r>
+      <w:r>
+        <w:rPr>
+          <w:rFonts w:ascii="ＭＳ Ｐ明朝" w:eastAsia="ＭＳ Ｐ明朝" w:hAnsi="ＭＳ Ｐ明朝" w:hint="eastAsia"/>
+          <w:sz w:val="24"/>
+        </w:rPr>
+        <w:t>識別の幅を広げることができ</w:t>
+      </w:r>
+      <w:r>
+        <w:rPr>
+          <w:rFonts w:ascii="ＭＳ Ｐ明朝" w:eastAsia="ＭＳ Ｐ明朝" w:hAnsi="ＭＳ Ｐ明朝" w:hint="eastAsia"/>
+          <w:sz w:val="24"/>
+        </w:rPr>
+        <w:t>たと考えられる。</w:t>
+      </w:r>
+      <w:r>
+        <w:rPr>
+          <w:rFonts w:ascii="ＭＳ Ｐ明朝" w:eastAsia="ＭＳ Ｐ明朝" w:hAnsi="ＭＳ Ｐ明朝"/>
+          <w:sz w:val="24"/>
+        </w:rPr>
+        <w:t>2</w:t>
+      </w:r>
+      <w:r>
+        <w:rPr>
+          <w:rFonts w:ascii="ＭＳ Ｐ明朝" w:eastAsia="ＭＳ Ｐ明朝" w:hAnsi="ＭＳ Ｐ明朝" w:hint="eastAsia"/>
+          <w:sz w:val="24"/>
+        </w:rPr>
+        <w:t>つ目は学習およびテストデータの画像が</w:t>
+      </w:r>
+      <w:r>
+        <w:rPr>
+          <w:rFonts w:ascii="ＭＳ Ｐ明朝" w:eastAsia="ＭＳ Ｐ明朝" w:hAnsi="ＭＳ Ｐ明朝"/>
+          <w:sz w:val="24"/>
+        </w:rPr>
+        <w:t>3</w:t>
+      </w:r>
+      <w:r>
+        <w:rPr>
+          <w:rFonts w:ascii="ＭＳ Ｐ明朝" w:eastAsia="ＭＳ Ｐ明朝" w:hAnsi="ＭＳ Ｐ明朝" w:hint="eastAsia"/>
+          <w:sz w:val="24"/>
+        </w:rPr>
+        <w:t>種類ともはっきりと区別することができたということである。バスケットボールがオレンジ色なのに対してサッカーボールと野球ボールはメインが白色であるためこの点で区別ができ、サッカーボールは白と黒で構成されるので野球ボールと比べて明度が低い</w:t>
+      </w:r>
+      <w:r>
+        <w:rPr>
+          <w:rFonts w:ascii="ＭＳ Ｐ明朝" w:eastAsia="ＭＳ Ｐ明朝" w:hAnsi="ＭＳ Ｐ明朝" w:hint="eastAsia"/>
+          <w:sz w:val="24"/>
+        </w:rPr>
+        <w:t>範囲にも分布することになる。このようにして</w:t>
+      </w:r>
+      <w:r>
+        <w:rPr>
+          <w:rFonts w:ascii="ＭＳ Ｐ明朝" w:eastAsia="ＭＳ Ｐ明朝" w:hAnsi="ＭＳ Ｐ明朝"/>
+          <w:sz w:val="24"/>
+        </w:rPr>
+        <w:t>3</w:t>
+      </w:r>
+      <w:r>
+        <w:rPr>
+          <w:rFonts w:ascii="ＭＳ Ｐ明朝" w:eastAsia="ＭＳ Ｐ明朝" w:hAnsi="ＭＳ Ｐ明朝" w:hint="eastAsia"/>
+          <w:sz w:val="24"/>
+        </w:rPr>
+        <w:t>種類の特徴が明確に分かれていることが理由として考えられる。</w:t>
+      </w:r>
+      <w:r>
+        <w:rPr>
+          <w:rFonts w:ascii="ＭＳ Ｐ明朝" w:eastAsia="ＭＳ Ｐ明朝" w:hAnsi="ＭＳ Ｐ明朝" w:hint="eastAsia"/>
+          <w:sz w:val="24"/>
+        </w:rPr>
+        <w:t>ただ逆を言えば、学習データの画像が、背景が大部分を占めているや、赤とピンク、青と青紫など似ているなど酷似している場合では、この</w:t>
+      </w:r>
+      <w:r>
+        <w:rPr>
+          <w:rFonts w:ascii="ＭＳ Ｐ明朝" w:eastAsia="ＭＳ Ｐ明朝" w:hAnsi="ＭＳ Ｐ明朝"/>
+          <w:sz w:val="24"/>
+        </w:rPr>
+        <w:t>HSV</w:t>
+      </w:r>
+      <w:r>
+        <w:rPr>
+          <w:rFonts w:ascii="ＭＳ Ｐ明朝" w:eastAsia="ＭＳ Ｐ明朝" w:hAnsi="ＭＳ Ｐ明朝" w:hint="eastAsia"/>
+          <w:sz w:val="24"/>
+        </w:rPr>
+        <w:t>ヒストグラムによる識別は高い精度を出せないと推測できる。</w:t>
       </w:r>
     </w:p>
     <w:p>
@@ -2424,8 +8885,8 @@
       </w:pPr>
     </w:p>
     <w:sectPr>
-      <w:footerReference w:type="even" r:id="rId6"/>
-      <w:footerReference w:type="default" r:id="rId7"/>
+      <w:footerReference w:type="even" r:id="rId13"/>
+      <w:footerReference w:type="default" r:id="rId14"/>
       <w:pgSz w:w="11906" w:h="16838"/>
       <w:pgMar w:top="1985" w:right="1701" w:bottom="1701" w:left="1701" w:header="851" w:footer="992" w:gutter="0"/>
       <w:cols w:space="425"/>
@@ -3210,7 +9671,6 @@
   <w:style w:type="character" w:default="1" w:styleId="a0">
     <w:name w:val="Default Paragraph Font"/>
     <w:uiPriority w:val="1"/>
-    <w:semiHidden/>
     <w:unhideWhenUsed/>
   </w:style>
   <w:style w:type="table" w:default="1" w:styleId="a1">
@@ -3549,6 +10009,16 @@
     <w:unhideWhenUsed/>
     <w:rsid w:val="00505269"/>
   </w:style>
+  <w:style w:type="character" w:styleId="ad">
+    <w:name w:val="Placeholder Text"/>
+    <w:basedOn w:val="a0"/>
+    <w:uiPriority w:val="99"/>
+    <w:semiHidden/>
+    <w:rsid w:val="00161456"/>
+    <w:rPr>
+      <w:color w:val="666666"/>
+    </w:rPr>
+  </w:style>
 </w:styles>
 </file>
 

--- a/latex/lec5/report_2412747_5.docx
+++ b/latex/lec5/report_2412747_5.docx
@@ -127,7 +127,7 @@
     <w:p>
       <w:pPr>
         <w:rPr>
-          <w:rFonts w:ascii="ＭＳ Ｐ明朝" w:eastAsia="ＭＳ Ｐ明朝" w:hAnsi="ＭＳ Ｐ明朝" w:hint="eastAsia"/>
+          <w:rFonts w:ascii="ＭＳ Ｐ明朝" w:eastAsia="ＭＳ Ｐ明朝" w:hAnsi="ＭＳ Ｐ明朝"/>
           <w:sz w:val="24"/>
         </w:rPr>
       </w:pPr>
@@ -157,7 +157,23 @@
           <w:rFonts w:ascii="ＭＳ Ｐ明朝" w:eastAsia="ＭＳ Ｐ明朝" w:hAnsi="ＭＳ Ｐ明朝"/>
           <w:sz w:val="24"/>
         </w:rPr>
-        <w:t>$(pkg-config --cflags --libs opencv4)</w:t>
+        <w:t>$(pkg-config --</w:t>
+      </w:r>
+      <w:proofErr w:type="spellStart"/>
+      <w:r>
+        <w:rPr>
+          <w:rFonts w:ascii="ＭＳ Ｐ明朝" w:eastAsia="ＭＳ Ｐ明朝" w:hAnsi="ＭＳ Ｐ明朝"/>
+          <w:sz w:val="24"/>
+        </w:rPr>
+        <w:t>cflags</w:t>
+      </w:r>
+      <w:proofErr w:type="spellEnd"/>
+      <w:r>
+        <w:rPr>
+          <w:rFonts w:ascii="ＭＳ Ｐ明朝" w:eastAsia="ＭＳ Ｐ明朝" w:hAnsi="ＭＳ Ｐ明朝"/>
+          <w:sz w:val="24"/>
+        </w:rPr>
+        <w:t xml:space="preserve"> --libs opencv4)</w:t>
       </w:r>
       <w:r>
         <w:rPr>
@@ -374,6 +390,7 @@
         </w:rPr>
         <w:t>を求め、最後に出力として</w:t>
       </w:r>
+      <w:proofErr w:type="spellStart"/>
       <w:r>
         <w:rPr>
           <w:rFonts w:ascii="ＭＳ Ｐ明朝" w:eastAsia="ＭＳ Ｐ明朝" w:hAnsi="ＭＳ Ｐ明朝" w:cs="Apple Color Emoji"/>
@@ -381,6 +398,7 @@
         </w:rPr>
         <w:t>A+At</w:t>
       </w:r>
+      <w:proofErr w:type="spellEnd"/>
       <w:r>
         <w:rPr>
           <w:rFonts w:ascii="ＭＳ Ｐ明朝" w:eastAsia="ＭＳ Ｐ明朝" w:hAnsi="ＭＳ Ｐ明朝" w:cs="Apple Color Emoji" w:hint="eastAsia"/>
@@ -573,7 +591,7 @@
       <w:pPr>
         <w:ind w:firstLineChars="50" w:firstLine="120"/>
         <w:rPr>
-          <w:rFonts w:ascii="ＭＳ Ｐ明朝" w:eastAsia="ＭＳ Ｐ明朝" w:hAnsi="ＭＳ Ｐ明朝" w:hint="eastAsia"/>
+          <w:rFonts w:ascii="ＭＳ Ｐ明朝" w:eastAsia="ＭＳ Ｐ明朝" w:hAnsi="ＭＳ Ｐ明朝"/>
           <w:sz w:val="24"/>
         </w:rPr>
       </w:pPr>
@@ -605,6 +623,7 @@
       <w:r>
         <w:rPr>
           <w:rFonts w:ascii="ＭＳ Ｐ明朝" w:eastAsia="ＭＳ Ｐ明朝" w:hAnsi="ＭＳ Ｐ明朝"/>
+          <w:noProof/>
           <w:sz w:val="24"/>
         </w:rPr>
         <w:drawing>
@@ -718,7 +737,65 @@
           <w:rFonts w:ascii="ＭＳ Ｐ明朝" w:eastAsia="ＭＳ Ｐ明朝" w:hAnsi="ＭＳ Ｐ明朝"/>
           <w:sz w:val="24"/>
         </w:rPr>
-        <w:t>g++ 2412747_kadai5-</w:t>
+        <w:t xml:space="preserve">g++ 2412747_kadai5-2.cpp -o 2412747_kadai5-2 </w:t>
+      </w:r>
+      <w:r>
+        <w:rPr>
+          <w:rFonts w:ascii="ＭＳ Ｐ明朝" w:eastAsia="ＭＳ Ｐ明朝" w:hAnsi="ＭＳ Ｐ明朝"/>
+          <w:sz w:val="24"/>
+        </w:rPr>
+        <w:t>$(pkg-config --</w:t>
+      </w:r>
+      <w:proofErr w:type="spellStart"/>
+      <w:r>
+        <w:rPr>
+          <w:rFonts w:ascii="ＭＳ Ｐ明朝" w:eastAsia="ＭＳ Ｐ明朝" w:hAnsi="ＭＳ Ｐ明朝"/>
+          <w:sz w:val="24"/>
+        </w:rPr>
+        <w:t>cflags</w:t>
+      </w:r>
+      <w:proofErr w:type="spellEnd"/>
+      <w:r>
+        <w:rPr>
+          <w:rFonts w:ascii="ＭＳ Ｐ明朝" w:eastAsia="ＭＳ Ｐ明朝" w:hAnsi="ＭＳ Ｐ明朝"/>
+          <w:sz w:val="24"/>
+        </w:rPr>
+        <w:t xml:space="preserve"> --libs opencv4)</w:t>
+      </w:r>
+      <w:r>
+        <w:rPr>
+          <w:rFonts w:ascii="ＭＳ Ｐ明朝" w:eastAsia="ＭＳ Ｐ明朝" w:hAnsi="ＭＳ Ｐ明朝" w:hint="eastAsia"/>
+          <w:sz w:val="24"/>
+        </w:rPr>
+        <w:t>」とコンパイルし、「</w:t>
+      </w:r>
+      <w:r>
+        <w:rPr>
+          <w:rFonts w:ascii="ＭＳ Ｐ明朝" w:eastAsia="ＭＳ Ｐ明朝" w:hAnsi="ＭＳ Ｐ明朝"/>
+          <w:sz w:val="24"/>
+        </w:rPr>
+        <w:t>./2412747_kadai5-2 binary2026.bmp x</w:t>
+      </w:r>
+      <w:r>
+        <w:rPr>
+          <w:rFonts w:ascii="ＭＳ Ｐ明朝" w:eastAsia="ＭＳ Ｐ明朝" w:hAnsi="ＭＳ Ｐ明朝" w:hint="eastAsia"/>
+          <w:sz w:val="24"/>
+        </w:rPr>
+        <w:t>」というように、第</w:t>
+      </w:r>
+      <w:r>
+        <w:rPr>
+          <w:rFonts w:ascii="ＭＳ Ｐ明朝" w:eastAsia="ＭＳ Ｐ明朝" w:hAnsi="ＭＳ Ｐ明朝"/>
+          <w:sz w:val="24"/>
+        </w:rPr>
+        <w:t>1</w:t>
+      </w:r>
+      <w:r>
+        <w:rPr>
+          <w:rFonts w:ascii="ＭＳ Ｐ明朝" w:eastAsia="ＭＳ Ｐ明朝" w:hAnsi="ＭＳ Ｐ明朝" w:hint="eastAsia"/>
+          <w:sz w:val="24"/>
+        </w:rPr>
+        <w:t>引数にグレースケール処理をする画像のパス名、第</w:t>
       </w:r>
       <w:r>
         <w:rPr>
@@ -729,10 +806,198 @@
       </w:r>
       <w:r>
         <w:rPr>
-          <w:rFonts w:ascii="ＭＳ Ｐ明朝" w:eastAsia="ＭＳ Ｐ明朝" w:hAnsi="ＭＳ Ｐ明朝"/>
-          <w:sz w:val="24"/>
-        </w:rPr>
-        <w:t>.cpp -o 2412747_kadai5-</w:t>
+          <w:rFonts w:ascii="ＭＳ Ｐ明朝" w:eastAsia="ＭＳ Ｐ明朝" w:hAnsi="ＭＳ Ｐ明朝" w:hint="eastAsia"/>
+          <w:sz w:val="24"/>
+        </w:rPr>
+        <w:t>引数にグレースケール処理で用いる閾値を指定して実行する。</w:t>
+      </w:r>
+    </w:p>
+    <w:p>
+      <w:pPr>
+        <w:rPr>
+          <w:rFonts w:ascii="ＭＳ Ｐ明朝" w:eastAsia="ＭＳ Ｐ明朝" w:hAnsi="ＭＳ Ｐ明朝"/>
+          <w:sz w:val="24"/>
+        </w:rPr>
+      </w:pPr>
+    </w:p>
+    <w:p>
+      <w:pPr>
+        <w:rPr>
+          <w:rFonts w:ascii="ＭＳ Ｐ明朝" w:eastAsia="ＭＳ Ｐ明朝" w:hAnsi="ＭＳ Ｐ明朝"/>
+          <w:sz w:val="24"/>
+        </w:rPr>
+      </w:pPr>
+      <w:r>
+        <w:rPr>
+          <w:rFonts w:ascii="ＭＳ Ｐ明朝" w:eastAsia="ＭＳ Ｐ明朝" w:hAnsi="ＭＳ Ｐ明朝" w:hint="eastAsia"/>
+          <w:sz w:val="24"/>
+        </w:rPr>
+        <w:t>・実装概要</w:t>
+      </w:r>
+    </w:p>
+    <w:p>
+      <w:pPr>
+        <w:rPr>
+          <w:rFonts w:ascii="ＭＳ Ｐ明朝" w:eastAsia="ＭＳ Ｐ明朝" w:hAnsi="ＭＳ Ｐ明朝"/>
+          <w:sz w:val="24"/>
+        </w:rPr>
+      </w:pPr>
+      <w:r>
+        <w:rPr>
+          <w:rFonts w:ascii="ＭＳ Ｐ明朝" w:eastAsia="ＭＳ Ｐ明朝" w:hAnsi="ＭＳ Ｐ明朝" w:hint="eastAsia"/>
+          <w:sz w:val="24"/>
+        </w:rPr>
+        <w:t xml:space="preserve">　</w:t>
+      </w:r>
+      <w:r>
+        <w:rPr>
+          <w:rFonts w:ascii="ＭＳ Ｐ明朝" w:eastAsia="ＭＳ Ｐ明朝" w:hAnsi="ＭＳ Ｐ明朝" w:hint="eastAsia"/>
+          <w:sz w:val="24"/>
+        </w:rPr>
+        <w:t>この問題は第</w:t>
+      </w:r>
+      <w:r>
+        <w:rPr>
+          <w:rFonts w:ascii="ＭＳ Ｐ明朝" w:eastAsia="ＭＳ Ｐ明朝" w:hAnsi="ＭＳ Ｐ明朝"/>
+          <w:sz w:val="24"/>
+        </w:rPr>
+        <w:t>3</w:t>
+      </w:r>
+      <w:r>
+        <w:rPr>
+          <w:rFonts w:ascii="ＭＳ Ｐ明朝" w:eastAsia="ＭＳ Ｐ明朝" w:hAnsi="ＭＳ Ｐ明朝" w:hint="eastAsia"/>
+          <w:sz w:val="24"/>
+        </w:rPr>
+        <w:t>回の4問目で行なったグレースケール処理を</w:t>
+      </w:r>
+      <w:r>
+        <w:rPr>
+          <w:rFonts w:ascii="ＭＳ Ｐ明朝" w:eastAsia="ＭＳ Ｐ明朝" w:hAnsi="ＭＳ Ｐ明朝"/>
+          <w:sz w:val="24"/>
+        </w:rPr>
+        <w:t>OpenCV</w:t>
+      </w:r>
+      <w:r>
+        <w:rPr>
+          <w:rFonts w:ascii="ＭＳ Ｐ明朝" w:eastAsia="ＭＳ Ｐ明朝" w:hAnsi="ＭＳ Ｐ明朝" w:hint="eastAsia"/>
+          <w:sz w:val="24"/>
+        </w:rPr>
+        <w:t>で行うというものであり、これも先ほどと同様に</w:t>
+      </w:r>
+      <w:r>
+        <w:rPr>
+          <w:rFonts w:ascii="ＭＳ Ｐ明朝" w:eastAsia="ＭＳ Ｐ明朝" w:hAnsi="ＭＳ Ｐ明朝"/>
+          <w:sz w:val="24"/>
+        </w:rPr>
+        <w:t>OpenCV</w:t>
+      </w:r>
+      <w:r>
+        <w:rPr>
+          <w:rFonts w:ascii="ＭＳ Ｐ明朝" w:eastAsia="ＭＳ Ｐ明朝" w:hAnsi="ＭＳ Ｐ明朝" w:hint="eastAsia"/>
+          <w:sz w:val="24"/>
+        </w:rPr>
+        <w:t>の使い方になれるというものである。</w:t>
+      </w:r>
+    </w:p>
+    <w:p>
+      <w:pPr>
+        <w:rPr>
+          <w:rFonts w:ascii="ＭＳ Ｐ明朝" w:eastAsia="ＭＳ Ｐ明朝" w:hAnsi="ＭＳ Ｐ明朝"/>
+          <w:sz w:val="24"/>
+        </w:rPr>
+      </w:pPr>
+      <w:r>
+        <w:rPr>
+          <w:rFonts w:ascii="ＭＳ Ｐ明朝" w:eastAsia="ＭＳ Ｐ明朝" w:hAnsi="ＭＳ Ｐ明朝" w:hint="eastAsia"/>
+          <w:sz w:val="24"/>
+        </w:rPr>
+        <w:t xml:space="preserve">　</w:t>
+      </w:r>
+      <w:r>
+        <w:rPr>
+          <w:rFonts w:ascii="ＭＳ Ｐ明朝" w:eastAsia="ＭＳ Ｐ明朝" w:hAnsi="ＭＳ Ｐ明朝" w:hint="eastAsia"/>
+          <w:sz w:val="24"/>
+        </w:rPr>
+        <w:t>まずはソース画像の</w:t>
+      </w:r>
+      <w:r>
+        <w:rPr>
+          <w:rFonts w:ascii="ＭＳ Ｐ明朝" w:eastAsia="ＭＳ Ｐ明朝" w:hAnsi="ＭＳ Ｐ明朝"/>
+          <w:sz w:val="24"/>
+        </w:rPr>
+        <w:t>Mat</w:t>
+      </w:r>
+      <w:r>
+        <w:rPr>
+          <w:rFonts w:ascii="ＭＳ Ｐ明朝" w:eastAsia="ＭＳ Ｐ明朝" w:hAnsi="ＭＳ Ｐ明朝" w:hint="eastAsia"/>
+          <w:sz w:val="24"/>
+        </w:rPr>
+        <w:t>クラスをインスタンス化し、</w:t>
+      </w:r>
+      <w:r>
+        <w:rPr>
+          <w:rFonts w:ascii="ＭＳ Ｐ明朝" w:eastAsia="ＭＳ Ｐ明朝" w:hAnsi="ＭＳ Ｐ明朝"/>
+          <w:sz w:val="24"/>
+        </w:rPr>
+        <w:t>cv</w:t>
+      </w:r>
+      <w:r>
+        <w:rPr>
+          <w:rFonts w:ascii="ＭＳ Ｐ明朝" w:eastAsia="ＭＳ Ｐ明朝" w:hAnsi="ＭＳ Ｐ明朝" w:hint="eastAsia"/>
+          <w:sz w:val="24"/>
+        </w:rPr>
+        <w:t>のメンバ関数である</w:t>
+      </w:r>
+      <w:proofErr w:type="spellStart"/>
+      <w:r>
+        <w:rPr>
+          <w:rFonts w:ascii="ＭＳ Ｐ明朝" w:eastAsia="ＭＳ Ｐ明朝" w:hAnsi="ＭＳ Ｐ明朝"/>
+          <w:sz w:val="24"/>
+        </w:rPr>
+        <w:t>imread</w:t>
+      </w:r>
+      <w:proofErr w:type="spellEnd"/>
+      <w:r>
+        <w:rPr>
+          <w:rFonts w:ascii="ＭＳ Ｐ明朝" w:eastAsia="ＭＳ Ｐ明朝" w:hAnsi="ＭＳ Ｐ明朝" w:hint="eastAsia"/>
+          <w:sz w:val="24"/>
+        </w:rPr>
+        <w:t>関数により</w:t>
+      </w:r>
+      <w:r>
+        <w:rPr>
+          <w:rFonts w:ascii="ＭＳ Ｐ明朝" w:eastAsia="ＭＳ Ｐ明朝" w:hAnsi="ＭＳ Ｐ明朝" w:hint="eastAsia"/>
+          <w:sz w:val="24"/>
+        </w:rPr>
+        <w:t>第</w:t>
+      </w:r>
+      <w:r>
+        <w:rPr>
+          <w:rFonts w:ascii="ＭＳ Ｐ明朝" w:eastAsia="ＭＳ Ｐ明朝" w:hAnsi="ＭＳ Ｐ明朝"/>
+          <w:sz w:val="24"/>
+        </w:rPr>
+        <w:t>1</w:t>
+      </w:r>
+      <w:r>
+        <w:rPr>
+          <w:rFonts w:ascii="ＭＳ Ｐ明朝" w:eastAsia="ＭＳ Ｐ明朝" w:hAnsi="ＭＳ Ｐ明朝" w:hint="eastAsia"/>
+          <w:sz w:val="24"/>
+        </w:rPr>
+        <w:t>引数の</w:t>
+      </w:r>
+      <w:r>
+        <w:rPr>
+          <w:rFonts w:ascii="ＭＳ Ｐ明朝" w:eastAsia="ＭＳ Ｐ明朝" w:hAnsi="ＭＳ Ｐ明朝" w:hint="eastAsia"/>
+          <w:sz w:val="24"/>
+        </w:rPr>
+        <w:t>ファイルの読み取りを行なった。</w:t>
+      </w:r>
+      <w:r>
+        <w:rPr>
+          <w:rFonts w:ascii="ＭＳ Ｐ明朝" w:eastAsia="ＭＳ Ｐ明朝" w:hAnsi="ＭＳ Ｐ明朝" w:hint="eastAsia"/>
+          <w:sz w:val="24"/>
+        </w:rPr>
+        <w:t>次に第</w:t>
       </w:r>
       <w:r>
         <w:rPr>
@@ -743,66 +1008,119 @@
       </w:r>
       <w:r>
         <w:rPr>
-          <w:rFonts w:ascii="ＭＳ Ｐ明朝" w:eastAsia="ＭＳ Ｐ明朝" w:hAnsi="ＭＳ Ｐ明朝"/>
-          <w:sz w:val="24"/>
-        </w:rPr>
-        <w:t xml:space="preserve"> </w:t>
-      </w:r>
-      <w:r>
-        <w:rPr>
-          <w:rFonts w:ascii="ＭＳ Ｐ明朝" w:eastAsia="ＭＳ Ｐ明朝" w:hAnsi="ＭＳ Ｐ明朝"/>
-          <w:sz w:val="24"/>
-        </w:rPr>
-        <w:t>$(pkg-config --cflags --libs opencv4)</w:t>
-      </w:r>
-      <w:r>
-        <w:rPr>
-          <w:rFonts w:ascii="ＭＳ Ｐ明朝" w:eastAsia="ＭＳ Ｐ明朝" w:hAnsi="ＭＳ Ｐ明朝" w:hint="eastAsia"/>
-          <w:sz w:val="24"/>
-        </w:rPr>
-        <w:t>」とコンパイルし、「</w:t>
-      </w:r>
-      <w:r>
-        <w:rPr>
-          <w:rFonts w:ascii="ＭＳ Ｐ明朝" w:eastAsia="ＭＳ Ｐ明朝" w:hAnsi="ＭＳ Ｐ明朝"/>
-          <w:sz w:val="24"/>
-        </w:rPr>
-        <w:t>./2412747_kadai5-</w:t>
-      </w:r>
-      <w:r>
-        <w:rPr>
-          <w:rFonts w:ascii="ＭＳ Ｐ明朝" w:eastAsia="ＭＳ Ｐ明朝" w:hAnsi="ＭＳ Ｐ明朝"/>
-          <w:sz w:val="24"/>
-        </w:rPr>
-        <w:t>2 binary2026.bmp x</w:t>
-      </w:r>
-      <w:r>
-        <w:rPr>
-          <w:rFonts w:ascii="ＭＳ Ｐ明朝" w:eastAsia="ＭＳ Ｐ明朝" w:hAnsi="ＭＳ Ｐ明朝" w:hint="eastAsia"/>
-          <w:sz w:val="24"/>
-        </w:rPr>
-        <w:t>」と</w:t>
-      </w:r>
-      <w:r>
-        <w:rPr>
-          <w:rFonts w:ascii="ＭＳ Ｐ明朝" w:eastAsia="ＭＳ Ｐ明朝" w:hAnsi="ＭＳ Ｐ明朝" w:hint="eastAsia"/>
-          <w:sz w:val="24"/>
-        </w:rPr>
-        <w:t>いうように、第</w:t>
-      </w:r>
-      <w:r>
-        <w:rPr>
-          <w:rFonts w:ascii="ＭＳ Ｐ明朝" w:eastAsia="ＭＳ Ｐ明朝" w:hAnsi="ＭＳ Ｐ明朝"/>
-          <w:sz w:val="24"/>
-        </w:rPr>
-        <w:t>1</w:t>
-      </w:r>
-      <w:r>
-        <w:rPr>
-          <w:rFonts w:ascii="ＭＳ Ｐ明朝" w:eastAsia="ＭＳ Ｐ明朝" w:hAnsi="ＭＳ Ｐ明朝" w:hint="eastAsia"/>
-          <w:sz w:val="24"/>
-        </w:rPr>
-        <w:t>引数にグレースケール処理をする画像のパス名、第</w:t>
+          <w:rFonts w:ascii="ＭＳ Ｐ明朝" w:eastAsia="ＭＳ Ｐ明朝" w:hAnsi="ＭＳ Ｐ明朝" w:hint="eastAsia"/>
+          <w:sz w:val="24"/>
+        </w:rPr>
+        <w:t>引数の閾値を</w:t>
+      </w:r>
+      <w:proofErr w:type="spellStart"/>
+      <w:r>
+        <w:rPr>
+          <w:rFonts w:ascii="ＭＳ Ｐ明朝" w:eastAsia="ＭＳ Ｐ明朝" w:hAnsi="ＭＳ Ｐ明朝"/>
+          <w:sz w:val="24"/>
+        </w:rPr>
+        <w:t>stoi</w:t>
+      </w:r>
+      <w:proofErr w:type="spellEnd"/>
+      <w:r>
+        <w:rPr>
+          <w:rFonts w:ascii="ＭＳ Ｐ明朝" w:eastAsia="ＭＳ Ｐ明朝" w:hAnsi="ＭＳ Ｐ明朝" w:hint="eastAsia"/>
+          <w:sz w:val="24"/>
+        </w:rPr>
+        <w:t>により</w:t>
+      </w:r>
+      <w:r>
+        <w:rPr>
+          <w:rFonts w:ascii="ＭＳ Ｐ明朝" w:eastAsia="ＭＳ Ｐ明朝" w:hAnsi="ＭＳ Ｐ明朝"/>
+          <w:sz w:val="24"/>
+        </w:rPr>
+        <w:t>int</w:t>
+      </w:r>
+      <w:r>
+        <w:rPr>
+          <w:rFonts w:ascii="ＭＳ Ｐ明朝" w:eastAsia="ＭＳ Ｐ明朝" w:hAnsi="ＭＳ Ｐ明朝" w:hint="eastAsia"/>
+          <w:sz w:val="24"/>
+        </w:rPr>
+        <w:t>型に変換し</w:t>
+      </w:r>
+      <w:r>
+        <w:rPr>
+          <w:rFonts w:ascii="ＭＳ Ｐ明朝" w:eastAsia="ＭＳ Ｐ明朝" w:hAnsi="ＭＳ Ｐ明朝" w:hint="eastAsia"/>
+          <w:sz w:val="24"/>
+        </w:rPr>
+        <w:t>た。先にグレースケール化を</w:t>
+      </w:r>
+      <w:r>
+        <w:rPr>
+          <w:rFonts w:ascii="ＭＳ Ｐ明朝" w:eastAsia="ＭＳ Ｐ明朝" w:hAnsi="ＭＳ Ｐ明朝"/>
+          <w:sz w:val="24"/>
+        </w:rPr>
+        <w:t>cv</w:t>
+      </w:r>
+      <w:r>
+        <w:rPr>
+          <w:rFonts w:ascii="ＭＳ Ｐ明朝" w:eastAsia="ＭＳ Ｐ明朝" w:hAnsi="ＭＳ Ｐ明朝" w:hint="eastAsia"/>
+          <w:sz w:val="24"/>
+        </w:rPr>
+        <w:t>クラスの</w:t>
+      </w:r>
+      <w:proofErr w:type="spellStart"/>
+      <w:r>
+        <w:rPr>
+          <w:rFonts w:ascii="ＭＳ Ｐ明朝" w:eastAsia="ＭＳ Ｐ明朝" w:hAnsi="ＭＳ Ｐ明朝"/>
+          <w:sz w:val="24"/>
+        </w:rPr>
+        <w:t>cv</w:t>
+      </w:r>
+      <w:r>
+        <w:rPr>
+          <w:rFonts w:ascii="ＭＳ Ｐ明朝" w:eastAsia="ＭＳ Ｐ明朝" w:hAnsi="ＭＳ Ｐ明朝"/>
+          <w:sz w:val="24"/>
+        </w:rPr>
+        <w:t>t</w:t>
+      </w:r>
+      <w:r>
+        <w:rPr>
+          <w:rFonts w:ascii="ＭＳ Ｐ明朝" w:eastAsia="ＭＳ Ｐ明朝" w:hAnsi="ＭＳ Ｐ明朝"/>
+          <w:sz w:val="24"/>
+        </w:rPr>
+        <w:t>Color</w:t>
+      </w:r>
+      <w:proofErr w:type="spellEnd"/>
+      <w:r>
+        <w:rPr>
+          <w:rFonts w:ascii="ＭＳ Ｐ明朝" w:eastAsia="ＭＳ Ｐ明朝" w:hAnsi="ＭＳ Ｐ明朝" w:hint="eastAsia"/>
+          <w:sz w:val="24"/>
+        </w:rPr>
+        <w:t>メンバ関数により行い、その次に閾値によって</w:t>
+      </w:r>
+      <w:r>
+        <w:rPr>
+          <w:rFonts w:ascii="ＭＳ Ｐ明朝" w:eastAsia="ＭＳ Ｐ明朝" w:hAnsi="ＭＳ Ｐ明朝"/>
+          <w:sz w:val="24"/>
+        </w:rPr>
+        <w:t>cv</w:t>
+      </w:r>
+      <w:r>
+        <w:rPr>
+          <w:rFonts w:ascii="ＭＳ Ｐ明朝" w:eastAsia="ＭＳ Ｐ明朝" w:hAnsi="ＭＳ Ｐ明朝" w:hint="eastAsia"/>
+          <w:sz w:val="24"/>
+        </w:rPr>
+        <w:t>クラスの</w:t>
+      </w:r>
+      <w:r>
+        <w:rPr>
+          <w:rFonts w:ascii="ＭＳ Ｐ明朝" w:eastAsia="ＭＳ Ｐ明朝" w:hAnsi="ＭＳ Ｐ明朝"/>
+          <w:sz w:val="24"/>
+        </w:rPr>
+        <w:t>threshold</w:t>
+      </w:r>
+      <w:r>
+        <w:rPr>
+          <w:rFonts w:ascii="ＭＳ Ｐ明朝" w:eastAsia="ＭＳ Ｐ明朝" w:hAnsi="ＭＳ Ｐ明朝" w:hint="eastAsia"/>
+          <w:sz w:val="24"/>
+        </w:rPr>
+        <w:t>メンバ関数で</w:t>
       </w:r>
       <w:r>
         <w:rPr>
@@ -816,332 +1134,6 @@
           <w:rFonts w:ascii="ＭＳ Ｐ明朝" w:eastAsia="ＭＳ Ｐ明朝" w:hAnsi="ＭＳ Ｐ明朝" w:hint="eastAsia"/>
           <w:sz w:val="24"/>
         </w:rPr>
-        <w:t>引数にグレースケール処理で用いる閾値を指定して</w:t>
-      </w:r>
-      <w:r>
-        <w:rPr>
-          <w:rFonts w:ascii="ＭＳ Ｐ明朝" w:eastAsia="ＭＳ Ｐ明朝" w:hAnsi="ＭＳ Ｐ明朝" w:hint="eastAsia"/>
-          <w:sz w:val="24"/>
-        </w:rPr>
-        <w:t>実行する。</w:t>
-      </w:r>
-    </w:p>
-    <w:p>
-      <w:pPr>
-        <w:rPr>
-          <w:rFonts w:ascii="ＭＳ Ｐ明朝" w:eastAsia="ＭＳ Ｐ明朝" w:hAnsi="ＭＳ Ｐ明朝"/>
-          <w:sz w:val="24"/>
-        </w:rPr>
-      </w:pPr>
-    </w:p>
-    <w:p>
-      <w:pPr>
-        <w:rPr>
-          <w:rFonts w:ascii="ＭＳ Ｐ明朝" w:eastAsia="ＭＳ Ｐ明朝" w:hAnsi="ＭＳ Ｐ明朝"/>
-          <w:sz w:val="24"/>
-        </w:rPr>
-      </w:pPr>
-      <w:r>
-        <w:rPr>
-          <w:rFonts w:ascii="ＭＳ Ｐ明朝" w:eastAsia="ＭＳ Ｐ明朝" w:hAnsi="ＭＳ Ｐ明朝" w:hint="eastAsia"/>
-          <w:sz w:val="24"/>
-        </w:rPr>
-        <w:t>・実装概要</w:t>
-      </w:r>
-    </w:p>
-    <w:p>
-      <w:pPr>
-        <w:rPr>
-          <w:rFonts w:ascii="ＭＳ Ｐ明朝" w:eastAsia="ＭＳ Ｐ明朝" w:hAnsi="ＭＳ Ｐ明朝"/>
-          <w:sz w:val="24"/>
-        </w:rPr>
-      </w:pPr>
-      <w:r>
-        <w:rPr>
-          <w:rFonts w:ascii="ＭＳ Ｐ明朝" w:eastAsia="ＭＳ Ｐ明朝" w:hAnsi="ＭＳ Ｐ明朝" w:hint="eastAsia"/>
-          <w:sz w:val="24"/>
-        </w:rPr>
-        <w:t xml:space="preserve">　</w:t>
-      </w:r>
-      <w:r>
-        <w:rPr>
-          <w:rFonts w:ascii="ＭＳ Ｐ明朝" w:eastAsia="ＭＳ Ｐ明朝" w:hAnsi="ＭＳ Ｐ明朝" w:hint="eastAsia"/>
-          <w:sz w:val="24"/>
-        </w:rPr>
-        <w:t>この問題は第</w:t>
-      </w:r>
-      <w:r>
-        <w:rPr>
-          <w:rFonts w:ascii="ＭＳ Ｐ明朝" w:eastAsia="ＭＳ Ｐ明朝" w:hAnsi="ＭＳ Ｐ明朝"/>
-          <w:sz w:val="24"/>
-        </w:rPr>
-        <w:t>3</w:t>
-      </w:r>
-      <w:r>
-        <w:rPr>
-          <w:rFonts w:ascii="ＭＳ Ｐ明朝" w:eastAsia="ＭＳ Ｐ明朝" w:hAnsi="ＭＳ Ｐ明朝" w:hint="eastAsia"/>
-          <w:sz w:val="24"/>
-        </w:rPr>
-        <w:t>回の4問目で行なったグレースケール処理を</w:t>
-      </w:r>
-      <w:r>
-        <w:rPr>
-          <w:rFonts w:ascii="ＭＳ Ｐ明朝" w:eastAsia="ＭＳ Ｐ明朝" w:hAnsi="ＭＳ Ｐ明朝"/>
-          <w:sz w:val="24"/>
-        </w:rPr>
-        <w:t>OpenCV</w:t>
-      </w:r>
-      <w:r>
-        <w:rPr>
-          <w:rFonts w:ascii="ＭＳ Ｐ明朝" w:eastAsia="ＭＳ Ｐ明朝" w:hAnsi="ＭＳ Ｐ明朝" w:hint="eastAsia"/>
-          <w:sz w:val="24"/>
-        </w:rPr>
-        <w:t>で行うというものであり、これも先ほどと同様に</w:t>
-      </w:r>
-      <w:r>
-        <w:rPr>
-          <w:rFonts w:ascii="ＭＳ Ｐ明朝" w:eastAsia="ＭＳ Ｐ明朝" w:hAnsi="ＭＳ Ｐ明朝"/>
-          <w:sz w:val="24"/>
-        </w:rPr>
-        <w:t>OpenCV</w:t>
-      </w:r>
-      <w:r>
-        <w:rPr>
-          <w:rFonts w:ascii="ＭＳ Ｐ明朝" w:eastAsia="ＭＳ Ｐ明朝" w:hAnsi="ＭＳ Ｐ明朝" w:hint="eastAsia"/>
-          <w:sz w:val="24"/>
-        </w:rPr>
-        <w:t>の使い方になれるというものである。</w:t>
-      </w:r>
-    </w:p>
-    <w:p>
-      <w:pPr>
-        <w:rPr>
-          <w:rFonts w:ascii="ＭＳ Ｐ明朝" w:eastAsia="ＭＳ Ｐ明朝" w:hAnsi="ＭＳ Ｐ明朝"/>
-          <w:sz w:val="24"/>
-        </w:rPr>
-      </w:pPr>
-      <w:r>
-        <w:rPr>
-          <w:rFonts w:ascii="ＭＳ Ｐ明朝" w:eastAsia="ＭＳ Ｐ明朝" w:hAnsi="ＭＳ Ｐ明朝" w:hint="eastAsia"/>
-          <w:sz w:val="24"/>
-        </w:rPr>
-        <w:t xml:space="preserve">　</w:t>
-      </w:r>
-      <w:r>
-        <w:rPr>
-          <w:rFonts w:ascii="ＭＳ Ｐ明朝" w:eastAsia="ＭＳ Ｐ明朝" w:hAnsi="ＭＳ Ｐ明朝" w:hint="eastAsia"/>
-          <w:sz w:val="24"/>
-        </w:rPr>
-        <w:t>まずはソース画像の</w:t>
-      </w:r>
-      <w:r>
-        <w:rPr>
-          <w:rFonts w:ascii="ＭＳ Ｐ明朝" w:eastAsia="ＭＳ Ｐ明朝" w:hAnsi="ＭＳ Ｐ明朝"/>
-          <w:sz w:val="24"/>
-        </w:rPr>
-        <w:t>Mat</w:t>
-      </w:r>
-      <w:r>
-        <w:rPr>
-          <w:rFonts w:ascii="ＭＳ Ｐ明朝" w:eastAsia="ＭＳ Ｐ明朝" w:hAnsi="ＭＳ Ｐ明朝" w:hint="eastAsia"/>
-          <w:sz w:val="24"/>
-        </w:rPr>
-        <w:t>クラスをインスタンス化し、</w:t>
-      </w:r>
-      <w:r>
-        <w:rPr>
-          <w:rFonts w:ascii="ＭＳ Ｐ明朝" w:eastAsia="ＭＳ Ｐ明朝" w:hAnsi="ＭＳ Ｐ明朝"/>
-          <w:sz w:val="24"/>
-        </w:rPr>
-        <w:t>cv</w:t>
-      </w:r>
-      <w:r>
-        <w:rPr>
-          <w:rFonts w:ascii="ＭＳ Ｐ明朝" w:eastAsia="ＭＳ Ｐ明朝" w:hAnsi="ＭＳ Ｐ明朝" w:hint="eastAsia"/>
-          <w:sz w:val="24"/>
-        </w:rPr>
-        <w:t>のメンバ関数である</w:t>
-      </w:r>
-      <w:r>
-        <w:rPr>
-          <w:rFonts w:ascii="ＭＳ Ｐ明朝" w:eastAsia="ＭＳ Ｐ明朝" w:hAnsi="ＭＳ Ｐ明朝"/>
-          <w:sz w:val="24"/>
-        </w:rPr>
-        <w:t>imread</w:t>
-      </w:r>
-      <w:r>
-        <w:rPr>
-          <w:rFonts w:ascii="ＭＳ Ｐ明朝" w:eastAsia="ＭＳ Ｐ明朝" w:hAnsi="ＭＳ Ｐ明朝" w:hint="eastAsia"/>
-          <w:sz w:val="24"/>
-        </w:rPr>
-        <w:t>関数により</w:t>
-      </w:r>
-      <w:r>
-        <w:rPr>
-          <w:rFonts w:ascii="ＭＳ Ｐ明朝" w:eastAsia="ＭＳ Ｐ明朝" w:hAnsi="ＭＳ Ｐ明朝" w:hint="eastAsia"/>
-          <w:sz w:val="24"/>
-        </w:rPr>
-        <w:t>第</w:t>
-      </w:r>
-      <w:r>
-        <w:rPr>
-          <w:rFonts w:ascii="ＭＳ Ｐ明朝" w:eastAsia="ＭＳ Ｐ明朝" w:hAnsi="ＭＳ Ｐ明朝"/>
-          <w:sz w:val="24"/>
-        </w:rPr>
-        <w:t>1</w:t>
-      </w:r>
-      <w:r>
-        <w:rPr>
-          <w:rFonts w:ascii="ＭＳ Ｐ明朝" w:eastAsia="ＭＳ Ｐ明朝" w:hAnsi="ＭＳ Ｐ明朝" w:hint="eastAsia"/>
-          <w:sz w:val="24"/>
-        </w:rPr>
-        <w:t>引数の</w:t>
-      </w:r>
-      <w:r>
-        <w:rPr>
-          <w:rFonts w:ascii="ＭＳ Ｐ明朝" w:eastAsia="ＭＳ Ｐ明朝" w:hAnsi="ＭＳ Ｐ明朝" w:hint="eastAsia"/>
-          <w:sz w:val="24"/>
-        </w:rPr>
-        <w:t>ファイルの読み取りを行なった。</w:t>
-      </w:r>
-      <w:r>
-        <w:rPr>
-          <w:rFonts w:ascii="ＭＳ Ｐ明朝" w:eastAsia="ＭＳ Ｐ明朝" w:hAnsi="ＭＳ Ｐ明朝" w:hint="eastAsia"/>
-          <w:sz w:val="24"/>
-        </w:rPr>
-        <w:t>次に第</w:t>
-      </w:r>
-      <w:r>
-        <w:rPr>
-          <w:rFonts w:ascii="ＭＳ Ｐ明朝" w:eastAsia="ＭＳ Ｐ明朝" w:hAnsi="ＭＳ Ｐ明朝"/>
-          <w:sz w:val="24"/>
-        </w:rPr>
-        <w:t>2</w:t>
-      </w:r>
-      <w:r>
-        <w:rPr>
-          <w:rFonts w:ascii="ＭＳ Ｐ明朝" w:eastAsia="ＭＳ Ｐ明朝" w:hAnsi="ＭＳ Ｐ明朝" w:hint="eastAsia"/>
-          <w:sz w:val="24"/>
-        </w:rPr>
-        <w:t>引数の閾値を</w:t>
-      </w:r>
-      <w:r>
-        <w:rPr>
-          <w:rFonts w:ascii="ＭＳ Ｐ明朝" w:eastAsia="ＭＳ Ｐ明朝" w:hAnsi="ＭＳ Ｐ明朝"/>
-          <w:sz w:val="24"/>
-        </w:rPr>
-        <w:t>stoi</w:t>
-      </w:r>
-      <w:r>
-        <w:rPr>
-          <w:rFonts w:ascii="ＭＳ Ｐ明朝" w:eastAsia="ＭＳ Ｐ明朝" w:hAnsi="ＭＳ Ｐ明朝" w:hint="eastAsia"/>
-          <w:sz w:val="24"/>
-        </w:rPr>
-        <w:t>により</w:t>
-      </w:r>
-      <w:r>
-        <w:rPr>
-          <w:rFonts w:ascii="ＭＳ Ｐ明朝" w:eastAsia="ＭＳ Ｐ明朝" w:hAnsi="ＭＳ Ｐ明朝"/>
-          <w:sz w:val="24"/>
-        </w:rPr>
-        <w:t>int</w:t>
-      </w:r>
-      <w:r>
-        <w:rPr>
-          <w:rFonts w:ascii="ＭＳ Ｐ明朝" w:eastAsia="ＭＳ Ｐ明朝" w:hAnsi="ＭＳ Ｐ明朝" w:hint="eastAsia"/>
-          <w:sz w:val="24"/>
-        </w:rPr>
-        <w:t>型に変換し</w:t>
-      </w:r>
-      <w:r>
-        <w:rPr>
-          <w:rFonts w:ascii="ＭＳ Ｐ明朝" w:eastAsia="ＭＳ Ｐ明朝" w:hAnsi="ＭＳ Ｐ明朝" w:hint="eastAsia"/>
-          <w:sz w:val="24"/>
-        </w:rPr>
-        <w:t>た。先にグレースケール化を</w:t>
-      </w:r>
-      <w:r>
-        <w:rPr>
-          <w:rFonts w:ascii="ＭＳ Ｐ明朝" w:eastAsia="ＭＳ Ｐ明朝" w:hAnsi="ＭＳ Ｐ明朝"/>
-          <w:sz w:val="24"/>
-        </w:rPr>
-        <w:t>cv</w:t>
-      </w:r>
-      <w:r>
-        <w:rPr>
-          <w:rFonts w:ascii="ＭＳ Ｐ明朝" w:eastAsia="ＭＳ Ｐ明朝" w:hAnsi="ＭＳ Ｐ明朝" w:hint="eastAsia"/>
-          <w:sz w:val="24"/>
-        </w:rPr>
-        <w:t>クラスの</w:t>
-      </w:r>
-      <w:r>
-        <w:rPr>
-          <w:rFonts w:ascii="ＭＳ Ｐ明朝" w:eastAsia="ＭＳ Ｐ明朝" w:hAnsi="ＭＳ Ｐ明朝"/>
-          <w:sz w:val="24"/>
-        </w:rPr>
-        <w:t>cv</w:t>
-      </w:r>
-      <w:r>
-        <w:rPr>
-          <w:rFonts w:ascii="ＭＳ Ｐ明朝" w:eastAsia="ＭＳ Ｐ明朝" w:hAnsi="ＭＳ Ｐ明朝"/>
-          <w:sz w:val="24"/>
-        </w:rPr>
-        <w:t>t</w:t>
-      </w:r>
-      <w:r>
-        <w:rPr>
-          <w:rFonts w:ascii="ＭＳ Ｐ明朝" w:eastAsia="ＭＳ Ｐ明朝" w:hAnsi="ＭＳ Ｐ明朝"/>
-          <w:sz w:val="24"/>
-        </w:rPr>
-        <w:t>Color</w:t>
-      </w:r>
-      <w:r>
-        <w:rPr>
-          <w:rFonts w:ascii="ＭＳ Ｐ明朝" w:eastAsia="ＭＳ Ｐ明朝" w:hAnsi="ＭＳ Ｐ明朝" w:hint="eastAsia"/>
-          <w:sz w:val="24"/>
-        </w:rPr>
-        <w:t>メンバ関数により行い、その次に閾値によって</w:t>
-      </w:r>
-      <w:r>
-        <w:rPr>
-          <w:rFonts w:ascii="ＭＳ Ｐ明朝" w:eastAsia="ＭＳ Ｐ明朝" w:hAnsi="ＭＳ Ｐ明朝"/>
-          <w:sz w:val="24"/>
-        </w:rPr>
-        <w:t>cv</w:t>
-      </w:r>
-      <w:r>
-        <w:rPr>
-          <w:rFonts w:ascii="ＭＳ Ｐ明朝" w:eastAsia="ＭＳ Ｐ明朝" w:hAnsi="ＭＳ Ｐ明朝" w:hint="eastAsia"/>
-          <w:sz w:val="24"/>
-        </w:rPr>
-        <w:t>クラスの</w:t>
-      </w:r>
-      <w:r>
-        <w:rPr>
-          <w:rFonts w:ascii="ＭＳ Ｐ明朝" w:eastAsia="ＭＳ Ｐ明朝" w:hAnsi="ＭＳ Ｐ明朝"/>
-          <w:sz w:val="24"/>
-        </w:rPr>
-        <w:t>threshold</w:t>
-      </w:r>
-      <w:r>
-        <w:rPr>
-          <w:rFonts w:ascii="ＭＳ Ｐ明朝" w:eastAsia="ＭＳ Ｐ明朝" w:hAnsi="ＭＳ Ｐ明朝" w:hint="eastAsia"/>
-          <w:sz w:val="24"/>
-        </w:rPr>
-        <w:t>メンバ関数で</w:t>
-      </w:r>
-      <w:r>
-        <w:rPr>
-          <w:rFonts w:ascii="ＭＳ Ｐ明朝" w:eastAsia="ＭＳ Ｐ明朝" w:hAnsi="ＭＳ Ｐ明朝"/>
-          <w:sz w:val="24"/>
-        </w:rPr>
-        <w:t>2</w:t>
-      </w:r>
-      <w:r>
-        <w:rPr>
-          <w:rFonts w:ascii="ＭＳ Ｐ明朝" w:eastAsia="ＭＳ Ｐ明朝" w:hAnsi="ＭＳ Ｐ明朝" w:hint="eastAsia"/>
-          <w:sz w:val="24"/>
-        </w:rPr>
         <w:t>値化を行なった。ここでは閾値よりも大きい画素値のものは白色に、閾値以下のものは黒色に変換させた。</w:t>
       </w:r>
       <w:r>
@@ -1151,6 +1143,7 @@
         </w:rPr>
         <w:t>そしてウィンドウ生成を</w:t>
       </w:r>
+      <w:proofErr w:type="spellStart"/>
       <w:r>
         <w:rPr>
           <w:rFonts w:ascii="ＭＳ Ｐ明朝" w:eastAsia="ＭＳ Ｐ明朝" w:hAnsi="ＭＳ Ｐ明朝"/>
@@ -1158,6 +1151,7 @@
         </w:rPr>
         <w:t>namedWindow</w:t>
       </w:r>
+      <w:proofErr w:type="spellEnd"/>
       <w:r>
         <w:rPr>
           <w:rFonts w:ascii="ＭＳ Ｐ明朝" w:eastAsia="ＭＳ Ｐ明朝" w:hAnsi="ＭＳ Ｐ明朝" w:hint="eastAsia"/>
@@ -1165,6 +1159,7 @@
         </w:rPr>
         <w:t>で行い、</w:t>
       </w:r>
+      <w:proofErr w:type="spellStart"/>
       <w:r>
         <w:rPr>
           <w:rFonts w:ascii="ＭＳ Ｐ明朝" w:eastAsia="ＭＳ Ｐ明朝" w:hAnsi="ＭＳ Ｐ明朝"/>
@@ -1172,6 +1167,7 @@
         </w:rPr>
         <w:t>imshow</w:t>
       </w:r>
+      <w:proofErr w:type="spellEnd"/>
       <w:r>
         <w:rPr>
           <w:rFonts w:ascii="ＭＳ Ｐ明朝" w:eastAsia="ＭＳ Ｐ明朝" w:hAnsi="ＭＳ Ｐ明朝" w:hint="eastAsia"/>
@@ -1200,6 +1196,7 @@
         </w:rPr>
         <w:t>という名前で</w:t>
       </w:r>
+      <w:proofErr w:type="spellStart"/>
       <w:r>
         <w:rPr>
           <w:rFonts w:ascii="ＭＳ Ｐ明朝" w:eastAsia="ＭＳ Ｐ明朝" w:hAnsi="ＭＳ Ｐ明朝"/>
@@ -1207,6 +1204,7 @@
         </w:rPr>
         <w:t>imwrite</w:t>
       </w:r>
+      <w:proofErr w:type="spellEnd"/>
       <w:r>
         <w:rPr>
           <w:rFonts w:ascii="ＭＳ Ｐ明朝" w:eastAsia="ＭＳ Ｐ明朝" w:hAnsi="ＭＳ Ｐ明朝" w:hint="eastAsia"/>
@@ -1214,6 +1212,7 @@
         </w:rPr>
         <w:t>により画像の保存を行い、</w:t>
       </w:r>
+      <w:proofErr w:type="spellStart"/>
       <w:r>
         <w:rPr>
           <w:rFonts w:ascii="ＭＳ Ｐ明朝" w:eastAsia="ＭＳ Ｐ明朝" w:hAnsi="ＭＳ Ｐ明朝"/>
@@ -1221,6 +1220,7 @@
         </w:rPr>
         <w:t>waitKey</w:t>
       </w:r>
+      <w:proofErr w:type="spellEnd"/>
       <w:r>
         <w:rPr>
           <w:rFonts w:ascii="ＭＳ Ｐ明朝" w:eastAsia="ＭＳ Ｐ明朝" w:hAnsi="ＭＳ Ｐ明朝" w:hint="eastAsia"/>
@@ -1377,6 +1377,7 @@
       <w:r>
         <w:rPr>
           <w:rFonts w:ascii="ＭＳ Ｐ明朝" w:eastAsia="ＭＳ Ｐ明朝" w:hAnsi="ＭＳ Ｐ明朝"/>
+          <w:noProof/>
           <w:sz w:val="24"/>
         </w:rPr>
         <w:drawing>
@@ -1427,6 +1428,7 @@
       <w:r>
         <w:rPr>
           <w:rFonts w:ascii="ＭＳ Ｐ明朝" w:eastAsia="ＭＳ Ｐ明朝" w:hAnsi="ＭＳ Ｐ明朝"/>
+          <w:noProof/>
           <w:sz w:val="24"/>
         </w:rPr>
         <w:drawing>
@@ -1477,6 +1479,7 @@
       <w:r>
         <w:rPr>
           <w:rFonts w:ascii="ＭＳ Ｐ明朝" w:eastAsia="ＭＳ Ｐ明朝" w:hAnsi="ＭＳ Ｐ明朝"/>
+          <w:noProof/>
           <w:sz w:val="24"/>
         </w:rPr>
         <w:lastRenderedPageBreak/>
@@ -1528,6 +1531,7 @@
       <w:r>
         <w:rPr>
           <w:rFonts w:ascii="ＭＳ Ｐ明朝" w:eastAsia="ＭＳ Ｐ明朝" w:hAnsi="ＭＳ Ｐ明朝"/>
+          <w:noProof/>
           <w:sz w:val="24"/>
         </w:rPr>
         <w:drawing>
@@ -1570,7 +1574,7 @@
     <w:p>
       <w:pPr>
         <w:rPr>
-          <w:rFonts w:ascii="ＭＳ Ｐ明朝" w:eastAsia="ＭＳ Ｐ明朝" w:hAnsi="ＭＳ Ｐ明朝" w:hint="eastAsia"/>
+          <w:rFonts w:ascii="ＭＳ Ｐ明朝" w:eastAsia="ＭＳ Ｐ明朝" w:hAnsi="ＭＳ Ｐ明朝"/>
           <w:sz w:val="24"/>
         </w:rPr>
       </w:pPr>
@@ -1593,8 +1597,17 @@
           <w:rFonts w:ascii="ＭＳ Ｐ明朝" w:eastAsia="ＭＳ Ｐ明朝" w:hAnsi="ＭＳ Ｐ明朝" w:hint="eastAsia"/>
           <w:sz w:val="24"/>
         </w:rPr>
-        <w:t>閾値が</w:t>
-      </w:r>
+        <w:t>閾値</w:t>
+      </w:r>
+      <w:proofErr w:type="gramStart"/>
+      <w:r>
+        <w:rPr>
+          <w:rFonts w:ascii="ＭＳ Ｐ明朝" w:eastAsia="ＭＳ Ｐ明朝" w:hAnsi="ＭＳ Ｐ明朝" w:hint="eastAsia"/>
+          <w:sz w:val="24"/>
+        </w:rPr>
+        <w:t>が</w:t>
+      </w:r>
+      <w:proofErr w:type="gramEnd"/>
       <w:r>
         <w:rPr>
           <w:rFonts w:ascii="ＭＳ Ｐ明朝" w:eastAsia="ＭＳ Ｐ明朝" w:hAnsi="ＭＳ Ｐ明朝"/>
@@ -1607,13 +1620,29 @@
           <w:rFonts w:ascii="ＭＳ Ｐ明朝" w:eastAsia="ＭＳ Ｐ明朝" w:hAnsi="ＭＳ Ｐ明朝" w:hint="eastAsia"/>
           <w:sz w:val="24"/>
         </w:rPr>
-        <w:t>あたりが一番画像に写っているものが鮮明に写るということもわかる。</w:t>
-      </w:r>
-    </w:p>
-    <w:p>
-      <w:pPr>
-        <w:rPr>
-          <w:rFonts w:ascii="ＭＳ Ｐ明朝" w:eastAsia="ＭＳ Ｐ明朝" w:hAnsi="ＭＳ Ｐ明朝" w:hint="eastAsia"/>
+        <w:t>あたり</w:t>
+      </w:r>
+      <w:proofErr w:type="gramStart"/>
+      <w:r>
+        <w:rPr>
+          <w:rFonts w:ascii="ＭＳ Ｐ明朝" w:eastAsia="ＭＳ Ｐ明朝" w:hAnsi="ＭＳ Ｐ明朝" w:hint="eastAsia"/>
+          <w:sz w:val="24"/>
+        </w:rPr>
+        <w:t>が</w:t>
+      </w:r>
+      <w:proofErr w:type="gramEnd"/>
+      <w:r>
+        <w:rPr>
+          <w:rFonts w:ascii="ＭＳ Ｐ明朝" w:eastAsia="ＭＳ Ｐ明朝" w:hAnsi="ＭＳ Ｐ明朝" w:hint="eastAsia"/>
+          <w:sz w:val="24"/>
+        </w:rPr>
+        <w:t>一番画像に写っているものが鮮明に写るということもわかる。</w:t>
+      </w:r>
+    </w:p>
+    <w:p>
+      <w:pPr>
+        <w:rPr>
+          <w:rFonts w:ascii="ＭＳ Ｐ明朝" w:eastAsia="ＭＳ Ｐ明朝" w:hAnsi="ＭＳ Ｐ明朝"/>
           <w:sz w:val="24"/>
         </w:rPr>
       </w:pPr>
@@ -1684,7 +1713,44 @@
           <w:rFonts w:ascii="ＭＳ Ｐ明朝" w:eastAsia="ＭＳ Ｐ明朝" w:hAnsi="ＭＳ Ｐ明朝"/>
           <w:sz w:val="24"/>
         </w:rPr>
-        <w:t>g++ 2412747_kadai5-</w:t>
+        <w:t xml:space="preserve">g++ 2412747_kadai5-3.cpp -o 2412747_kadai5-3 </w:t>
+      </w:r>
+      <w:r>
+        <w:rPr>
+          <w:rFonts w:ascii="ＭＳ Ｐ明朝" w:eastAsia="ＭＳ Ｐ明朝" w:hAnsi="ＭＳ Ｐ明朝"/>
+          <w:sz w:val="24"/>
+        </w:rPr>
+        <w:t>$(pkg-config --</w:t>
+      </w:r>
+      <w:proofErr w:type="spellStart"/>
+      <w:r>
+        <w:rPr>
+          <w:rFonts w:ascii="ＭＳ Ｐ明朝" w:eastAsia="ＭＳ Ｐ明朝" w:hAnsi="ＭＳ Ｐ明朝"/>
+          <w:sz w:val="24"/>
+        </w:rPr>
+        <w:t>cflags</w:t>
+      </w:r>
+      <w:proofErr w:type="spellEnd"/>
+      <w:r>
+        <w:rPr>
+          <w:rFonts w:ascii="ＭＳ Ｐ明朝" w:eastAsia="ＭＳ Ｐ明朝" w:hAnsi="ＭＳ Ｐ明朝"/>
+          <w:sz w:val="24"/>
+        </w:rPr>
+        <w:t xml:space="preserve"> --libs opencv4)</w:t>
+      </w:r>
+      <w:r>
+        <w:rPr>
+          <w:rFonts w:ascii="ＭＳ Ｐ明朝" w:eastAsia="ＭＳ Ｐ明朝" w:hAnsi="ＭＳ Ｐ明朝" w:hint="eastAsia"/>
+          <w:sz w:val="24"/>
+        </w:rPr>
+        <w:t>」とコンパイルし、「</w:t>
+      </w:r>
+      <w:r>
+        <w:rPr>
+          <w:rFonts w:ascii="ＭＳ Ｐ明朝" w:eastAsia="ＭＳ Ｐ明朝" w:hAnsi="ＭＳ Ｐ明朝"/>
+          <w:sz w:val="24"/>
+        </w:rPr>
+        <w:t>./2412747_kadai5-</w:t>
       </w:r>
       <w:r>
         <w:rPr>
@@ -1698,20 +1764,6 @@
           <w:rFonts w:ascii="ＭＳ Ｐ明朝" w:eastAsia="ＭＳ Ｐ明朝" w:hAnsi="ＭＳ Ｐ明朝"/>
           <w:sz w:val="24"/>
         </w:rPr>
-        <w:t>.cpp -o 2412747_kadai5-</w:t>
-      </w:r>
-      <w:r>
-        <w:rPr>
-          <w:rFonts w:ascii="ＭＳ Ｐ明朝" w:eastAsia="ＭＳ Ｐ明朝" w:hAnsi="ＭＳ Ｐ明朝"/>
-          <w:sz w:val="24"/>
-        </w:rPr>
-        <w:t>3</w:t>
-      </w:r>
-      <w:r>
-        <w:rPr>
-          <w:rFonts w:ascii="ＭＳ Ｐ明朝" w:eastAsia="ＭＳ Ｐ明朝" w:hAnsi="ＭＳ Ｐ明朝"/>
-          <w:sz w:val="24"/>
-        </w:rPr>
         <w:t xml:space="preserve"> </w:t>
       </w:r>
       <w:r>
@@ -1719,133 +1771,7 @@
           <w:rFonts w:ascii="ＭＳ Ｐ明朝" w:eastAsia="ＭＳ Ｐ明朝" w:hAnsi="ＭＳ Ｐ明朝"/>
           <w:sz w:val="24"/>
         </w:rPr>
-        <w:t>$(pkg-config --cflags --libs opencv4)</w:t>
-      </w:r>
-      <w:r>
-        <w:rPr>
-          <w:rFonts w:ascii="ＭＳ Ｐ明朝" w:eastAsia="ＭＳ Ｐ明朝" w:hAnsi="ＭＳ Ｐ明朝" w:hint="eastAsia"/>
-          <w:sz w:val="24"/>
-        </w:rPr>
-        <w:t>」とコンパイルし、「</w:t>
-      </w:r>
-      <w:r>
-        <w:rPr>
-          <w:rFonts w:ascii="ＭＳ Ｐ明朝" w:eastAsia="ＭＳ Ｐ明朝" w:hAnsi="ＭＳ Ｐ明朝"/>
-          <w:sz w:val="24"/>
-        </w:rPr>
-        <w:t>./2412747_kadai5-</w:t>
-      </w:r>
-      <w:r>
-        <w:rPr>
-          <w:rFonts w:ascii="ＭＳ Ｐ明朝" w:eastAsia="ＭＳ Ｐ明朝" w:hAnsi="ＭＳ Ｐ明朝"/>
-          <w:sz w:val="24"/>
-        </w:rPr>
-        <w:t>3</w:t>
-      </w:r>
-      <w:r>
-        <w:rPr>
-          <w:rFonts w:ascii="ＭＳ Ｐ明朝" w:eastAsia="ＭＳ Ｐ明朝" w:hAnsi="ＭＳ Ｐ明朝"/>
-          <w:sz w:val="24"/>
-        </w:rPr>
-        <w:t xml:space="preserve"> </w:t>
-      </w:r>
-      <w:r>
-        <w:rPr>
-          <w:rFonts w:ascii="ＭＳ Ｐ明朝" w:eastAsia="ＭＳ Ｐ明朝" w:hAnsi="ＭＳ Ｐ明朝"/>
-          <w:sz w:val="24"/>
-        </w:rPr>
-        <w:t xml:space="preserve">class1tr_2026.csv </w:t>
-      </w:r>
-      <w:r>
-        <w:rPr>
-          <w:rFonts w:ascii="ＭＳ Ｐ明朝" w:eastAsia="ＭＳ Ｐ明朝" w:hAnsi="ＭＳ Ｐ明朝"/>
-          <w:sz w:val="24"/>
-        </w:rPr>
-        <w:t>class</w:t>
-      </w:r>
-      <w:r>
-        <w:rPr>
-          <w:rFonts w:ascii="ＭＳ Ｐ明朝" w:eastAsia="ＭＳ Ｐ明朝" w:hAnsi="ＭＳ Ｐ明朝"/>
-          <w:sz w:val="24"/>
-        </w:rPr>
-        <w:t>2</w:t>
-      </w:r>
-      <w:r>
-        <w:rPr>
-          <w:rFonts w:ascii="ＭＳ Ｐ明朝" w:eastAsia="ＭＳ Ｐ明朝" w:hAnsi="ＭＳ Ｐ明朝"/>
-          <w:sz w:val="24"/>
-        </w:rPr>
-        <w:t>tr_2026.csv</w:t>
-      </w:r>
-      <w:r>
-        <w:rPr>
-          <w:rFonts w:ascii="ＭＳ Ｐ明朝" w:eastAsia="ＭＳ Ｐ明朝" w:hAnsi="ＭＳ Ｐ明朝"/>
-          <w:sz w:val="24"/>
-        </w:rPr>
-        <w:t xml:space="preserve"> </w:t>
-      </w:r>
-      <w:r>
-        <w:rPr>
-          <w:rFonts w:ascii="ＭＳ Ｐ明朝" w:eastAsia="ＭＳ Ｐ明朝" w:hAnsi="ＭＳ Ｐ明朝"/>
-          <w:sz w:val="24"/>
-        </w:rPr>
-        <w:t>class1t</w:t>
-      </w:r>
-      <w:r>
-        <w:rPr>
-          <w:rFonts w:ascii="ＭＳ Ｐ明朝" w:eastAsia="ＭＳ Ｐ明朝" w:hAnsi="ＭＳ Ｐ明朝"/>
-          <w:sz w:val="24"/>
-        </w:rPr>
-        <w:t>e</w:t>
-      </w:r>
-      <w:r>
-        <w:rPr>
-          <w:rFonts w:ascii="ＭＳ Ｐ明朝" w:eastAsia="ＭＳ Ｐ明朝" w:hAnsi="ＭＳ Ｐ明朝"/>
-          <w:sz w:val="24"/>
-        </w:rPr>
-        <w:t>_2026.csv</w:t>
-      </w:r>
-      <w:r>
-        <w:rPr>
-          <w:rFonts w:ascii="ＭＳ Ｐ明朝" w:eastAsia="ＭＳ Ｐ明朝" w:hAnsi="ＭＳ Ｐ明朝"/>
-          <w:sz w:val="24"/>
-        </w:rPr>
-        <w:t xml:space="preserve"> </w:t>
-      </w:r>
-      <w:r>
-        <w:rPr>
-          <w:rFonts w:ascii="ＭＳ Ｐ明朝" w:eastAsia="ＭＳ Ｐ明朝" w:hAnsi="ＭＳ Ｐ明朝"/>
-          <w:sz w:val="24"/>
-        </w:rPr>
-        <w:t>class</w:t>
-      </w:r>
-      <w:r>
-        <w:rPr>
-          <w:rFonts w:ascii="ＭＳ Ｐ明朝" w:eastAsia="ＭＳ Ｐ明朝" w:hAnsi="ＭＳ Ｐ明朝"/>
-          <w:sz w:val="24"/>
-        </w:rPr>
-        <w:t>2</w:t>
-      </w:r>
-      <w:r>
-        <w:rPr>
-          <w:rFonts w:ascii="ＭＳ Ｐ明朝" w:eastAsia="ＭＳ Ｐ明朝" w:hAnsi="ＭＳ Ｐ明朝"/>
-          <w:sz w:val="24"/>
-        </w:rPr>
-        <w:t>t</w:t>
-      </w:r>
-      <w:r>
-        <w:rPr>
-          <w:rFonts w:ascii="ＭＳ Ｐ明朝" w:eastAsia="ＭＳ Ｐ明朝" w:hAnsi="ＭＳ Ｐ明朝"/>
-          <w:sz w:val="24"/>
-        </w:rPr>
-        <w:t>e</w:t>
-      </w:r>
-      <w:r>
-        <w:rPr>
-          <w:rFonts w:ascii="ＭＳ Ｐ明朝" w:eastAsia="ＭＳ Ｐ明朝" w:hAnsi="ＭＳ Ｐ明朝"/>
-          <w:sz w:val="24"/>
-        </w:rPr>
-        <w:t>_2026.csv</w:t>
+        <w:t>class1tr_2026.csv class2tr_2026.csv class1te_2026.csv class2te_2026.csv</w:t>
       </w:r>
       <w:r>
         <w:rPr>
@@ -2189,6 +2115,7 @@
         </w:rPr>
         <w:t>引数に与えられたファイルを</w:t>
       </w:r>
+      <w:proofErr w:type="spellStart"/>
       <w:r>
         <w:rPr>
           <w:rFonts w:ascii="ＭＳ Ｐ明朝" w:eastAsia="ＭＳ Ｐ明朝" w:hAnsi="ＭＳ Ｐ明朝"/>
@@ -2196,6 +2123,7 @@
         </w:rPr>
         <w:t>loadFromCSV</w:t>
       </w:r>
+      <w:proofErr w:type="spellEnd"/>
       <w:r>
         <w:rPr>
           <w:rFonts w:ascii="ＭＳ Ｐ明朝" w:eastAsia="ＭＳ Ｐ明朝" w:hAnsi="ＭＳ Ｐ明朝" w:hint="eastAsia"/>
@@ -2224,6 +2152,7 @@
         </w:rPr>
         <w:t>ファイルにはヘッダがなく、全列を特徴量として利用し、ラベル列が存在しないので、それぞれ</w:t>
       </w:r>
+      <w:proofErr w:type="spellStart"/>
       <w:r>
         <w:rPr>
           <w:rFonts w:ascii="ＭＳ Ｐ明朝" w:eastAsia="ＭＳ Ｐ明朝" w:hAnsi="ＭＳ Ｐ明朝"/>
@@ -2231,6 +2160,7 @@
         </w:rPr>
         <w:t>loadFromCSV</w:t>
       </w:r>
+      <w:proofErr w:type="spellEnd"/>
       <w:r>
         <w:rPr>
           <w:rFonts w:ascii="ＭＳ Ｐ明朝" w:eastAsia="ＭＳ Ｐ明朝" w:hAnsi="ＭＳ Ｐ明朝" w:hint="eastAsia"/>
@@ -2280,6 +2210,7 @@
         </w:rPr>
         <w:t>と指定した。次に</w:t>
       </w:r>
+      <w:proofErr w:type="spellStart"/>
       <w:r>
         <w:rPr>
           <w:rFonts w:ascii="ＭＳ Ｐ明朝" w:eastAsia="ＭＳ Ｐ明朝" w:hAnsi="ＭＳ Ｐ明朝"/>
@@ -2287,6 +2218,7 @@
         </w:rPr>
         <w:t>getSample</w:t>
       </w:r>
+      <w:proofErr w:type="spellEnd"/>
       <w:r>
         <w:rPr>
           <w:rFonts w:ascii="ＭＳ Ｐ明朝" w:eastAsia="ＭＳ Ｐ明朝" w:hAnsi="ＭＳ Ｐ明朝" w:hint="eastAsia"/>
@@ -2308,6 +2240,7 @@
         </w:rPr>
         <w:t>の特徴量のみを抽出し、</w:t>
       </w:r>
+      <w:proofErr w:type="spellStart"/>
       <w:r>
         <w:rPr>
           <w:rFonts w:ascii="ＭＳ Ｐ明朝" w:eastAsia="ＭＳ Ｐ明朝" w:hAnsi="ＭＳ Ｐ明朝"/>
@@ -2315,6 +2248,7 @@
         </w:rPr>
         <w:t>vconcat</w:t>
       </w:r>
+      <w:proofErr w:type="spellEnd"/>
       <w:r>
         <w:rPr>
           <w:rFonts w:ascii="ＭＳ Ｐ明朝" w:eastAsia="ＭＳ Ｐ明朝" w:hAnsi="ＭＳ Ｐ明朝" w:hint="eastAsia"/>
@@ -2378,6 +2312,7 @@
         </w:rPr>
         <w:t>が判別出来なくなるので、ラベルを作成し、</w:t>
       </w:r>
+      <w:proofErr w:type="spellStart"/>
       <w:r>
         <w:rPr>
           <w:rFonts w:ascii="ＭＳ Ｐ明朝" w:eastAsia="ＭＳ Ｐ明朝" w:hAnsi="ＭＳ Ｐ明朝"/>
@@ -2385,6 +2320,7 @@
         </w:rPr>
         <w:t>setTo</w:t>
       </w:r>
+      <w:proofErr w:type="spellEnd"/>
       <w:r>
         <w:rPr>
           <w:rFonts w:ascii="ＭＳ Ｐ明朝" w:eastAsia="ＭＳ Ｐ明朝" w:hAnsi="ＭＳ Ｐ明朝" w:hint="eastAsia"/>
@@ -2513,6 +2449,7 @@
         </w:rPr>
         <w:t>パラメータ設定時に</w:t>
       </w:r>
+      <w:proofErr w:type="spellStart"/>
       <w:r>
         <w:rPr>
           <w:rFonts w:ascii="ＭＳ Ｐ明朝" w:eastAsia="ＭＳ Ｐ明朝" w:hAnsi="ＭＳ Ｐ明朝"/>
@@ -2520,6 +2457,7 @@
         </w:rPr>
         <w:t>setKernel</w:t>
       </w:r>
+      <w:proofErr w:type="spellEnd"/>
       <w:r>
         <w:rPr>
           <w:rFonts w:ascii="ＭＳ Ｐ明朝" w:eastAsia="ＭＳ Ｐ明朝" w:hAnsi="ＭＳ Ｐ明朝" w:hint="eastAsia"/>
@@ -2632,6 +2570,7 @@
         </w:rPr>
         <w:t>型を必要とするため</w:t>
       </w:r>
+      <w:proofErr w:type="spellStart"/>
       <w:r>
         <w:rPr>
           <w:rFonts w:ascii="ＭＳ Ｐ明朝" w:eastAsia="ＭＳ Ｐ明朝" w:hAnsi="ＭＳ Ｐ明朝"/>
@@ -2639,6 +2578,7 @@
         </w:rPr>
         <w:t>convertTo</w:t>
       </w:r>
+      <w:proofErr w:type="spellEnd"/>
       <w:r>
         <w:rPr>
           <w:rFonts w:ascii="ＭＳ Ｐ明朝" w:eastAsia="ＭＳ Ｐ明朝" w:hAnsi="ＭＳ Ｐ明朝" w:hint="eastAsia"/>
@@ -2693,7 +2633,7 @@
       <w:pPr>
         <w:ind w:firstLineChars="50" w:firstLine="120"/>
         <w:rPr>
-          <w:rFonts w:ascii="ＭＳ Ｐ明朝" w:eastAsia="ＭＳ Ｐ明朝" w:hAnsi="ＭＳ Ｐ明朝" w:hint="eastAsia"/>
+          <w:rFonts w:ascii="ＭＳ Ｐ明朝" w:eastAsia="ＭＳ Ｐ明朝" w:hAnsi="ＭＳ Ｐ明朝"/>
           <w:sz w:val="24"/>
         </w:rPr>
       </w:pPr>
@@ -3032,6 +2972,79 @@
     </w:p>
     <w:p>
       <w:pPr>
+        <w:jc w:val="center"/>
+        <w:rPr>
+          <w:rFonts w:ascii="ＭＳ Ｐ明朝" w:eastAsia="ＭＳ Ｐ明朝" w:hAnsi="ＭＳ Ｐ明朝"/>
+          <w:sz w:val="24"/>
+        </w:rPr>
+      </w:pPr>
+      <w:r>
+        <w:rPr>
+          <w:rFonts w:ascii="ＭＳ Ｐ明朝" w:eastAsia="ＭＳ Ｐ明朝" w:hAnsi="ＭＳ Ｐ明朝"/>
+          <w:sz w:val="24"/>
+        </w:rPr>
+        <w:drawing>
+          <wp:inline distT="0" distB="0" distL="0" distR="0" wp14:anchorId="297400B3" wp14:editId="624B8B12">
+            <wp:extent cx="4648200" cy="1511300"/>
+            <wp:effectExtent l="0" t="0" r="0" b="0"/>
+            <wp:docPr id="694460253" name="図 1"/>
+            <wp:cNvGraphicFramePr>
+              <a:graphicFrameLocks xmlns:a="http://schemas.openxmlformats.org/drawingml/2006/main" noChangeAspect="1"/>
+            </wp:cNvGraphicFramePr>
+            <a:graphic xmlns:a="http://schemas.openxmlformats.org/drawingml/2006/main">
+              <a:graphicData uri="http://schemas.openxmlformats.org/drawingml/2006/picture">
+                <pic:pic xmlns:pic="http://schemas.openxmlformats.org/drawingml/2006/picture">
+                  <pic:nvPicPr>
+                    <pic:cNvPr id="694460253" name=""/>
+                    <pic:cNvPicPr/>
+                  </pic:nvPicPr>
+                  <pic:blipFill>
+                    <a:blip r:embed="rId11"/>
+                    <a:stretch>
+                      <a:fillRect/>
+                    </a:stretch>
+                  </pic:blipFill>
+                  <pic:spPr>
+                    <a:xfrm>
+                      <a:off x="0" y="0"/>
+                      <a:ext cx="4648200" cy="1511300"/>
+                    </a:xfrm>
+                    <a:prstGeom prst="rect">
+                      <a:avLst/>
+                    </a:prstGeom>
+                  </pic:spPr>
+                </pic:pic>
+              </a:graphicData>
+            </a:graphic>
+          </wp:inline>
+        </w:drawing>
+      </w:r>
+    </w:p>
+    <w:p>
+      <w:pPr>
+        <w:rPr>
+          <w:rFonts w:ascii="ＭＳ Ｐ明朝" w:eastAsia="ＭＳ Ｐ明朝" w:hAnsi="ＭＳ Ｐ明朝"/>
+          <w:sz w:val="24"/>
+        </w:rPr>
+      </w:pPr>
+    </w:p>
+    <w:p>
+      <w:pPr>
+        <w:rPr>
+          <w:rFonts w:ascii="ＭＳ Ｐ明朝" w:eastAsia="ＭＳ Ｐ明朝" w:hAnsi="ＭＳ Ｐ明朝"/>
+          <w:sz w:val="24"/>
+        </w:rPr>
+      </w:pPr>
+      <w:r>
+        <w:rPr>
+          <w:rFonts w:ascii="ＭＳ Ｐ明朝" w:eastAsia="ＭＳ Ｐ明朝" w:hAnsi="ＭＳ Ｐ明朝" w:hint="eastAsia"/>
+          <w:sz w:val="24"/>
+        </w:rPr>
+        <w:t>・考察</w:t>
+      </w:r>
+    </w:p>
+    <w:p>
+      <w:pPr>
         <w:rPr>
           <w:rFonts w:ascii="ＭＳ Ｐ明朝" w:eastAsia="ＭＳ Ｐ明朝" w:hAnsi="ＭＳ Ｐ明朝"/>
           <w:sz w:val="24"/>
@@ -3044,44 +3057,6 @@
         </w:rPr>
         <w:t xml:space="preserve">　</w:t>
       </w:r>
-    </w:p>
-    <w:p>
-      <w:pPr>
-        <w:rPr>
-          <w:rFonts w:ascii="ＭＳ Ｐ明朝" w:eastAsia="ＭＳ Ｐ明朝" w:hAnsi="ＭＳ Ｐ明朝"/>
-          <w:sz w:val="24"/>
-        </w:rPr>
-      </w:pPr>
-    </w:p>
-    <w:p>
-      <w:pPr>
-        <w:rPr>
-          <w:rFonts w:ascii="ＭＳ Ｐ明朝" w:eastAsia="ＭＳ Ｐ明朝" w:hAnsi="ＭＳ Ｐ明朝"/>
-          <w:sz w:val="24"/>
-        </w:rPr>
-      </w:pPr>
-      <w:r>
-        <w:rPr>
-          <w:rFonts w:ascii="ＭＳ Ｐ明朝" w:eastAsia="ＭＳ Ｐ明朝" w:hAnsi="ＭＳ Ｐ明朝" w:hint="eastAsia"/>
-          <w:sz w:val="24"/>
-        </w:rPr>
-        <w:t>・考察</w:t>
-      </w:r>
-    </w:p>
-    <w:p>
-      <w:pPr>
-        <w:rPr>
-          <w:rFonts w:ascii="ＭＳ Ｐ明朝" w:eastAsia="ＭＳ Ｐ明朝" w:hAnsi="ＭＳ Ｐ明朝" w:hint="eastAsia"/>
-          <w:sz w:val="24"/>
-        </w:rPr>
-      </w:pPr>
-      <w:r>
-        <w:rPr>
-          <w:rFonts w:ascii="ＭＳ Ｐ明朝" w:eastAsia="ＭＳ Ｐ明朝" w:hAnsi="ＭＳ Ｐ明朝" w:hint="eastAsia"/>
-          <w:sz w:val="24"/>
-        </w:rPr>
-        <w:t xml:space="preserve">　</w:t>
-      </w:r>
       <w:r>
         <w:rPr>
           <w:rFonts w:ascii="ＭＳ Ｐ明朝" w:eastAsia="ＭＳ Ｐ明朝" w:hAnsi="ＭＳ Ｐ明朝" w:hint="eastAsia"/>
@@ -3163,7 +3138,7 @@
     <w:p>
       <w:pPr>
         <w:rPr>
-          <w:rFonts w:ascii="ＭＳ Ｐ明朝" w:eastAsia="ＭＳ Ｐ明朝" w:hAnsi="ＭＳ Ｐ明朝" w:hint="eastAsia"/>
+          <w:rFonts w:ascii="ＭＳ Ｐ明朝" w:eastAsia="ＭＳ Ｐ明朝" w:hAnsi="ＭＳ Ｐ明朝"/>
           <w:sz w:val="24"/>
         </w:rPr>
       </w:pPr>
@@ -3234,42 +3209,30 @@
           <w:rFonts w:ascii="ＭＳ Ｐ明朝" w:eastAsia="ＭＳ Ｐ明朝" w:hAnsi="ＭＳ Ｐ明朝"/>
           <w:sz w:val="24"/>
         </w:rPr>
-        <w:t>g++ 2412747_kadai5-</w:t>
-      </w:r>
-      <w:r>
-        <w:rPr>
-          <w:rFonts w:ascii="ＭＳ Ｐ明朝" w:eastAsia="ＭＳ Ｐ明朝" w:hAnsi="ＭＳ Ｐ明朝"/>
-          <w:sz w:val="24"/>
-        </w:rPr>
-        <w:t>4</w:t>
-      </w:r>
-      <w:r>
-        <w:rPr>
-          <w:rFonts w:ascii="ＭＳ Ｐ明朝" w:eastAsia="ＭＳ Ｐ明朝" w:hAnsi="ＭＳ Ｐ明朝"/>
-          <w:sz w:val="24"/>
-        </w:rPr>
-        <w:t>.cpp -o 2412747_kadai5-</w:t>
-      </w:r>
-      <w:r>
-        <w:rPr>
-          <w:rFonts w:ascii="ＭＳ Ｐ明朝" w:eastAsia="ＭＳ Ｐ明朝" w:hAnsi="ＭＳ Ｐ明朝"/>
-          <w:sz w:val="24"/>
-        </w:rPr>
-        <w:t>4</w:t>
-      </w:r>
-      <w:r>
-        <w:rPr>
-          <w:rFonts w:ascii="ＭＳ Ｐ明朝" w:eastAsia="ＭＳ Ｐ明朝" w:hAnsi="ＭＳ Ｐ明朝"/>
-          <w:sz w:val="24"/>
-        </w:rPr>
-        <w:t xml:space="preserve"> </w:t>
-      </w:r>
-      <w:r>
-        <w:rPr>
-          <w:rFonts w:ascii="ＭＳ Ｐ明朝" w:eastAsia="ＭＳ Ｐ明朝" w:hAnsi="ＭＳ Ｐ明朝"/>
-          <w:sz w:val="24"/>
-        </w:rPr>
-        <w:t>$(pkg-config --cflags --libs opencv4)</w:t>
+        <w:t xml:space="preserve">g++ 2412747_kadai5-4.cpp -o 2412747_kadai5-4 </w:t>
+      </w:r>
+      <w:r>
+        <w:rPr>
+          <w:rFonts w:ascii="ＭＳ Ｐ明朝" w:eastAsia="ＭＳ Ｐ明朝" w:hAnsi="ＭＳ Ｐ明朝"/>
+          <w:sz w:val="24"/>
+        </w:rPr>
+        <w:t>$(pkg-config --</w:t>
+      </w:r>
+      <w:proofErr w:type="spellStart"/>
+      <w:r>
+        <w:rPr>
+          <w:rFonts w:ascii="ＭＳ Ｐ明朝" w:eastAsia="ＭＳ Ｐ明朝" w:hAnsi="ＭＳ Ｐ明朝"/>
+          <w:sz w:val="24"/>
+        </w:rPr>
+        <w:t>cflags</w:t>
+      </w:r>
+      <w:proofErr w:type="spellEnd"/>
+      <w:r>
+        <w:rPr>
+          <w:rFonts w:ascii="ＭＳ Ｐ明朝" w:eastAsia="ＭＳ Ｐ明朝" w:hAnsi="ＭＳ Ｐ明朝"/>
+          <w:sz w:val="24"/>
+        </w:rPr>
+        <w:t xml:space="preserve"> --libs opencv4)</w:t>
       </w:r>
       <w:r>
         <w:rPr>
@@ -3283,42 +3246,14 @@
           <w:rFonts w:ascii="ＭＳ Ｐ明朝" w:eastAsia="ＭＳ Ｐ明朝" w:hAnsi="ＭＳ Ｐ明朝"/>
           <w:sz w:val="24"/>
         </w:rPr>
-        <w:t>./2412747_kadai5-</w:t>
-      </w:r>
-      <w:r>
-        <w:rPr>
-          <w:rFonts w:ascii="ＭＳ Ｐ明朝" w:eastAsia="ＭＳ Ｐ明朝" w:hAnsi="ＭＳ Ｐ明朝"/>
-          <w:sz w:val="24"/>
-        </w:rPr>
-        <w:t>4</w:t>
-      </w:r>
-      <w:r>
-        <w:rPr>
-          <w:rFonts w:ascii="ＭＳ Ｐ明朝" w:eastAsia="ＭＳ Ｐ明朝" w:hAnsi="ＭＳ Ｐ明朝"/>
-          <w:sz w:val="24"/>
-        </w:rPr>
-        <w:t xml:space="preserve"> </w:t>
-      </w:r>
-      <w:r>
-        <w:rPr>
-          <w:rFonts w:ascii="ＭＳ Ｐ明朝" w:eastAsia="ＭＳ Ｐ明朝" w:hAnsi="ＭＳ Ｐ明朝"/>
-          <w:sz w:val="24"/>
-        </w:rPr>
-        <w:t>detection2026/</w:t>
-      </w:r>
-      <w:r>
-        <w:rPr>
-          <w:rFonts w:ascii="ＭＳ Ｐ明朝" w:eastAsia="ＭＳ Ｐ明朝" w:hAnsi="ＭＳ Ｐ明朝" w:hint="eastAsia"/>
-          <w:sz w:val="24"/>
-        </w:rPr>
-        <w:t>」というように、</w:t>
-      </w:r>
-      <w:r>
-        <w:rPr>
-          <w:rFonts w:ascii="ＭＳ Ｐ明朝" w:eastAsia="ＭＳ Ｐ明朝" w:hAnsi="ＭＳ Ｐ明朝" w:hint="eastAsia"/>
-          <w:sz w:val="24"/>
-        </w:rPr>
-        <w:t>引数に良性アプリケーションおよびマルウェアのデータファイル群が入ったディレクトリのパス名を指定して実行する。</w:t>
+        <w:t>./2412747_kadai5-4 detection2026/</w:t>
+      </w:r>
+      <w:r>
+        <w:rPr>
+          <w:rFonts w:ascii="ＭＳ Ｐ明朝" w:eastAsia="ＭＳ Ｐ明朝" w:hAnsi="ＭＳ Ｐ明朝" w:hint="eastAsia"/>
+          <w:sz w:val="24"/>
+        </w:rPr>
+        <w:t>」というように、引数に良性アプリケーションおよびマルウェアのデータファイル群が入ったディレクトリのパス名を指定して実行する。</w:t>
       </w:r>
     </w:p>
     <w:p>
@@ -3406,105 +3341,6 @@
           <w:sz w:val="24"/>
         </w:rPr>
         <w:t>の作成→テストデータの読み取り→識別器による分析と変わらない。</w:t>
-      </w:r>
-    </w:p>
-    <w:p>
-      <w:pPr>
-        <w:rPr>
-          <w:rFonts w:ascii="ＭＳ Ｐ明朝" w:eastAsia="ＭＳ Ｐ明朝" w:hAnsi="ＭＳ Ｐ明朝"/>
-          <w:sz w:val="24"/>
-        </w:rPr>
-      </w:pPr>
-      <w:r>
-        <w:rPr>
-          <w:rFonts w:ascii="ＭＳ Ｐ明朝" w:eastAsia="ＭＳ Ｐ明朝" w:hAnsi="ＭＳ Ｐ明朝" w:hint="eastAsia"/>
-          <w:sz w:val="24"/>
-        </w:rPr>
-        <w:t xml:space="preserve">　</w:t>
-      </w:r>
-      <w:r>
-        <w:rPr>
-          <w:rFonts w:ascii="ＭＳ Ｐ明朝" w:eastAsia="ＭＳ Ｐ明朝" w:hAnsi="ＭＳ Ｐ明朝"/>
-          <w:sz w:val="24"/>
-        </w:rPr>
-        <w:t>(1)</w:t>
-      </w:r>
-      <w:r>
-        <w:rPr>
-          <w:rFonts w:ascii="ＭＳ Ｐ明朝" w:eastAsia="ＭＳ Ｐ明朝" w:hAnsi="ＭＳ Ｐ明朝" w:hint="eastAsia"/>
-          <w:sz w:val="24"/>
-        </w:rPr>
-        <w:t>と</w:t>
-      </w:r>
-      <w:r>
-        <w:rPr>
-          <w:rFonts w:ascii="ＭＳ Ｐ明朝" w:eastAsia="ＭＳ Ｐ明朝" w:hAnsi="ＭＳ Ｐ明朝"/>
-          <w:sz w:val="24"/>
-        </w:rPr>
-        <w:t>(2)</w:t>
-      </w:r>
-      <w:r>
-        <w:rPr>
-          <w:rFonts w:ascii="ＭＳ Ｐ明朝" w:eastAsia="ＭＳ Ｐ明朝" w:hAnsi="ＭＳ Ｐ明朝" w:hint="eastAsia"/>
-          <w:sz w:val="24"/>
-        </w:rPr>
-        <w:t>では</w:t>
-      </w:r>
-      <w:r>
-        <w:rPr>
-          <w:rFonts w:ascii="ＭＳ Ｐ明朝" w:eastAsia="ＭＳ Ｐ明朝" w:hAnsi="ＭＳ Ｐ明朝"/>
-          <w:sz w:val="24"/>
-        </w:rPr>
-        <w:t>SVM</w:t>
-      </w:r>
-      <w:r>
-        <w:rPr>
-          <w:rFonts w:ascii="ＭＳ Ｐ明朝" w:eastAsia="ＭＳ Ｐ明朝" w:hAnsi="ＭＳ Ｐ明朝" w:hint="eastAsia"/>
-          <w:sz w:val="24"/>
-        </w:rPr>
-        <w:t>に指定するカーネルが「線形」もしくは「</w:t>
-      </w:r>
-      <w:r>
-        <w:rPr>
-          <w:rFonts w:ascii="ＭＳ Ｐ明朝" w:eastAsia="ＭＳ Ｐ明朝" w:hAnsi="ＭＳ Ｐ明朝"/>
-          <w:sz w:val="24"/>
-        </w:rPr>
-        <w:t>RBF</w:t>
-      </w:r>
-      <w:r>
-        <w:rPr>
-          <w:rFonts w:ascii="ＭＳ Ｐ明朝" w:eastAsia="ＭＳ Ｐ明朝" w:hAnsi="ＭＳ Ｐ明朝" w:hint="eastAsia"/>
-          <w:sz w:val="24"/>
-        </w:rPr>
-        <w:t>か多項式」という点、パラメータチューニングを行うかどうかという点においてのみ異なっている。</w:t>
-      </w:r>
-      <w:r>
-        <w:rPr>
-          <w:rFonts w:ascii="ＭＳ Ｐ明朝" w:eastAsia="ＭＳ Ｐ明朝" w:hAnsi="ＭＳ Ｐ明朝"/>
-          <w:sz w:val="24"/>
-        </w:rPr>
-        <w:t>(2)</w:t>
-      </w:r>
-      <w:r>
-        <w:rPr>
-          <w:rFonts w:ascii="ＭＳ Ｐ明朝" w:eastAsia="ＭＳ Ｐ明朝" w:hAnsi="ＭＳ Ｐ明朝" w:hint="eastAsia"/>
-          <w:sz w:val="24"/>
-        </w:rPr>
-        <w:t>では出力結果を示すことが明確に指定されているが、それはどのみち</w:t>
-      </w:r>
-      <w:r>
-        <w:rPr>
-          <w:rFonts w:ascii="ＭＳ Ｐ明朝" w:eastAsia="ＭＳ Ｐ明朝" w:hAnsi="ＭＳ Ｐ明朝"/>
-          <w:sz w:val="24"/>
-        </w:rPr>
-        <w:t>(1)</w:t>
-      </w:r>
-      <w:r>
-        <w:rPr>
-          <w:rFonts w:ascii="ＭＳ Ｐ明朝" w:eastAsia="ＭＳ Ｐ明朝" w:hAnsi="ＭＳ Ｐ明朝" w:hint="eastAsia"/>
-          <w:sz w:val="24"/>
-        </w:rPr>
-        <w:t>でも行う必要があるのでそれほど大差ない。従ってこれら以外の部分については共通であると言えるので、まずは共通部分についての解説を行う。</w:t>
       </w:r>
     </w:p>
     <w:p>
@@ -3524,6 +3360,105 @@
       </w:r>
       <w:r>
         <w:rPr>
+          <w:rFonts w:ascii="ＭＳ Ｐ明朝" w:eastAsia="ＭＳ Ｐ明朝" w:hAnsi="ＭＳ Ｐ明朝"/>
+          <w:sz w:val="24"/>
+        </w:rPr>
+        <w:t>(1)</w:t>
+      </w:r>
+      <w:r>
+        <w:rPr>
+          <w:rFonts w:ascii="ＭＳ Ｐ明朝" w:eastAsia="ＭＳ Ｐ明朝" w:hAnsi="ＭＳ Ｐ明朝" w:hint="eastAsia"/>
+          <w:sz w:val="24"/>
+        </w:rPr>
+        <w:t>と</w:t>
+      </w:r>
+      <w:r>
+        <w:rPr>
+          <w:rFonts w:ascii="ＭＳ Ｐ明朝" w:eastAsia="ＭＳ Ｐ明朝" w:hAnsi="ＭＳ Ｐ明朝"/>
+          <w:sz w:val="24"/>
+        </w:rPr>
+        <w:t>(2)</w:t>
+      </w:r>
+      <w:r>
+        <w:rPr>
+          <w:rFonts w:ascii="ＭＳ Ｐ明朝" w:eastAsia="ＭＳ Ｐ明朝" w:hAnsi="ＭＳ Ｐ明朝" w:hint="eastAsia"/>
+          <w:sz w:val="24"/>
+        </w:rPr>
+        <w:t>では</w:t>
+      </w:r>
+      <w:r>
+        <w:rPr>
+          <w:rFonts w:ascii="ＭＳ Ｐ明朝" w:eastAsia="ＭＳ Ｐ明朝" w:hAnsi="ＭＳ Ｐ明朝"/>
+          <w:sz w:val="24"/>
+        </w:rPr>
+        <w:t>SVM</w:t>
+      </w:r>
+      <w:r>
+        <w:rPr>
+          <w:rFonts w:ascii="ＭＳ Ｐ明朝" w:eastAsia="ＭＳ Ｐ明朝" w:hAnsi="ＭＳ Ｐ明朝" w:hint="eastAsia"/>
+          <w:sz w:val="24"/>
+        </w:rPr>
+        <w:t>に指定するカーネルが「線形」もしくは「</w:t>
+      </w:r>
+      <w:r>
+        <w:rPr>
+          <w:rFonts w:ascii="ＭＳ Ｐ明朝" w:eastAsia="ＭＳ Ｐ明朝" w:hAnsi="ＭＳ Ｐ明朝"/>
+          <w:sz w:val="24"/>
+        </w:rPr>
+        <w:t>RBF</w:t>
+      </w:r>
+      <w:r>
+        <w:rPr>
+          <w:rFonts w:ascii="ＭＳ Ｐ明朝" w:eastAsia="ＭＳ Ｐ明朝" w:hAnsi="ＭＳ Ｐ明朝" w:hint="eastAsia"/>
+          <w:sz w:val="24"/>
+        </w:rPr>
+        <w:t>か多項式」という点、パラメータチューニングを行うかどうかという点においてのみ異なっている。</w:t>
+      </w:r>
+      <w:r>
+        <w:rPr>
+          <w:rFonts w:ascii="ＭＳ Ｐ明朝" w:eastAsia="ＭＳ Ｐ明朝" w:hAnsi="ＭＳ Ｐ明朝"/>
+          <w:sz w:val="24"/>
+        </w:rPr>
+        <w:t>(2)</w:t>
+      </w:r>
+      <w:r>
+        <w:rPr>
+          <w:rFonts w:ascii="ＭＳ Ｐ明朝" w:eastAsia="ＭＳ Ｐ明朝" w:hAnsi="ＭＳ Ｐ明朝" w:hint="eastAsia"/>
+          <w:sz w:val="24"/>
+        </w:rPr>
+        <w:t>では出力結果を示すことが明確に指定されているが、それはどのみち</w:t>
+      </w:r>
+      <w:r>
+        <w:rPr>
+          <w:rFonts w:ascii="ＭＳ Ｐ明朝" w:eastAsia="ＭＳ Ｐ明朝" w:hAnsi="ＭＳ Ｐ明朝"/>
+          <w:sz w:val="24"/>
+        </w:rPr>
+        <w:t>(1)</w:t>
+      </w:r>
+      <w:r>
+        <w:rPr>
+          <w:rFonts w:ascii="ＭＳ Ｐ明朝" w:eastAsia="ＭＳ Ｐ明朝" w:hAnsi="ＭＳ Ｐ明朝" w:hint="eastAsia"/>
+          <w:sz w:val="24"/>
+        </w:rPr>
+        <w:t>でも行う必要があるのでそれほど大差ない。従ってこれら以外の部分については共通であると言えるので、まずは共通部分についての解説を行う。</w:t>
+      </w:r>
+    </w:p>
+    <w:p>
+      <w:pPr>
+        <w:rPr>
+          <w:rFonts w:ascii="ＭＳ Ｐ明朝" w:eastAsia="ＭＳ Ｐ明朝" w:hAnsi="ＭＳ Ｐ明朝"/>
+          <w:sz w:val="24"/>
+        </w:rPr>
+      </w:pPr>
+      <w:r>
+        <w:rPr>
+          <w:rFonts w:ascii="ＭＳ Ｐ明朝" w:eastAsia="ＭＳ Ｐ明朝" w:hAnsi="ＭＳ Ｐ明朝" w:hint="eastAsia"/>
+          <w:sz w:val="24"/>
+        </w:rPr>
+        <w:t xml:space="preserve">　</w:t>
+      </w:r>
+      <w:r>
+        <w:rPr>
           <w:rFonts w:ascii="ＭＳ Ｐ明朝" w:eastAsia="ＭＳ Ｐ明朝" w:hAnsi="ＭＳ Ｐ明朝" w:hint="eastAsia"/>
           <w:sz w:val="24"/>
         </w:rPr>
@@ -3557,6 +3492,7 @@
         </w:rPr>
         <w:t>ディレクトリを渡すので、ディレクトリ名とそれぞれのファイル名を変数に格納し、それらを利用して</w:t>
       </w:r>
+      <w:proofErr w:type="spellStart"/>
       <w:r>
         <w:rPr>
           <w:rFonts w:ascii="ＭＳ Ｐ明朝" w:eastAsia="ＭＳ Ｐ明朝" w:hAnsi="ＭＳ Ｐ明朝"/>
@@ -3564,6 +3500,7 @@
         </w:rPr>
         <w:t>loadFromCSV</w:t>
       </w:r>
+      <w:proofErr w:type="spellEnd"/>
       <w:r>
         <w:rPr>
           <w:rFonts w:ascii="ＭＳ Ｐ明朝" w:eastAsia="ＭＳ Ｐ明朝" w:hAnsi="ＭＳ Ｐ明朝" w:hint="eastAsia"/>
@@ -3585,6 +3522,7 @@
         </w:rPr>
         <w:t>の読み込みを行なった。その後は</w:t>
       </w:r>
+      <w:proofErr w:type="spellStart"/>
       <w:r>
         <w:rPr>
           <w:rFonts w:ascii="ＭＳ Ｐ明朝" w:eastAsia="ＭＳ Ｐ明朝" w:hAnsi="ＭＳ Ｐ明朝"/>
@@ -3592,6 +3530,7 @@
         </w:rPr>
         <w:t>getSamples</w:t>
       </w:r>
+      <w:proofErr w:type="spellEnd"/>
       <w:r>
         <w:rPr>
           <w:rFonts w:ascii="ＭＳ Ｐ明朝" w:eastAsia="ＭＳ Ｐ明朝" w:hAnsi="ＭＳ Ｐ明朝" w:hint="eastAsia"/>
@@ -3599,6 +3538,7 @@
         </w:rPr>
         <w:t>による特徴量の切り出し、</w:t>
       </w:r>
+      <w:proofErr w:type="spellStart"/>
       <w:r>
         <w:rPr>
           <w:rFonts w:ascii="ＭＳ Ｐ明朝" w:eastAsia="ＭＳ Ｐ明朝" w:hAnsi="ＭＳ Ｐ明朝"/>
@@ -3606,6 +3546,7 @@
         </w:rPr>
         <w:t>vconcat</w:t>
       </w:r>
+      <w:proofErr w:type="spellEnd"/>
       <w:r>
         <w:rPr>
           <w:rFonts w:ascii="ＭＳ Ｐ明朝" w:eastAsia="ＭＳ Ｐ明朝" w:hAnsi="ＭＳ Ｐ明朝" w:hint="eastAsia"/>
@@ -3613,6 +3554,7 @@
         </w:rPr>
         <w:t>による統合、</w:t>
       </w:r>
+      <w:proofErr w:type="spellStart"/>
       <w:r>
         <w:rPr>
           <w:rFonts w:ascii="ＭＳ Ｐ明朝" w:eastAsia="ＭＳ Ｐ明朝" w:hAnsi="ＭＳ Ｐ明朝"/>
@@ -3620,6 +3562,7 @@
         </w:rPr>
         <w:t>labels_tr</w:t>
       </w:r>
+      <w:proofErr w:type="spellEnd"/>
       <w:r>
         <w:rPr>
           <w:rFonts w:ascii="ＭＳ Ｐ明朝" w:eastAsia="ＭＳ Ｐ明朝" w:hAnsi="ＭＳ Ｐ明朝" w:hint="eastAsia"/>
@@ -3627,6 +3570,7 @@
         </w:rPr>
         <w:t>や</w:t>
       </w:r>
+      <w:proofErr w:type="spellStart"/>
       <w:r>
         <w:rPr>
           <w:rFonts w:ascii="ＭＳ Ｐ明朝" w:eastAsia="ＭＳ Ｐ明朝" w:hAnsi="ＭＳ Ｐ明朝"/>
@@ -3634,6 +3578,7 @@
         </w:rPr>
         <w:t>rowRange</w:t>
       </w:r>
+      <w:proofErr w:type="spellEnd"/>
       <w:r>
         <w:rPr>
           <w:rFonts w:ascii="ＭＳ Ｐ明朝" w:eastAsia="ＭＳ Ｐ明朝" w:hAnsi="ＭＳ Ｐ明朝" w:hint="eastAsia"/>
@@ -3641,6 +3586,7 @@
         </w:rPr>
         <w:t>、</w:t>
       </w:r>
+      <w:proofErr w:type="spellStart"/>
       <w:r>
         <w:rPr>
           <w:rFonts w:ascii="ＭＳ Ｐ明朝" w:eastAsia="ＭＳ Ｐ明朝" w:hAnsi="ＭＳ Ｐ明朝"/>
@@ -3648,6 +3594,7 @@
         </w:rPr>
         <w:t>setTo</w:t>
       </w:r>
+      <w:proofErr w:type="spellEnd"/>
       <w:r>
         <w:rPr>
           <w:rFonts w:ascii="ＭＳ Ｐ明朝" w:eastAsia="ＭＳ Ｐ明朝" w:hAnsi="ＭＳ Ｐ明朝" w:hint="eastAsia"/>
@@ -3873,6 +3820,7 @@
         </w:rPr>
         <w:t>の混同行列での出力を行う</w:t>
       </w:r>
+      <w:proofErr w:type="spellStart"/>
       <w:r>
         <w:rPr>
           <w:rFonts w:ascii="ＭＳ Ｐ明朝" w:eastAsia="ＭＳ Ｐ明朝" w:hAnsi="ＭＳ Ｐ明朝"/>
@@ -3880,6 +3828,7 @@
         </w:rPr>
         <w:t>printConfusionMatrix</w:t>
       </w:r>
+      <w:proofErr w:type="spellEnd"/>
       <w:r>
         <w:rPr>
           <w:rFonts w:ascii="ＭＳ Ｐ明朝" w:eastAsia="ＭＳ Ｐ明朝" w:hAnsi="ＭＳ Ｐ明朝" w:hint="eastAsia"/>
@@ -4174,6 +4123,7 @@
         </w:rPr>
         <w:t>この結果を評価関数が構造体として返し、それを</w:t>
       </w:r>
+      <w:proofErr w:type="spellStart"/>
       <w:r>
         <w:rPr>
           <w:rFonts w:ascii="ＭＳ Ｐ明朝" w:eastAsia="ＭＳ Ｐ明朝" w:hAnsi="ＭＳ Ｐ明朝"/>
@@ -4181,6 +4131,7 @@
         </w:rPr>
         <w:t>printConfusionMatrix</w:t>
       </w:r>
+      <w:proofErr w:type="spellEnd"/>
       <w:r>
         <w:rPr>
           <w:rFonts w:ascii="ＭＳ Ｐ明朝" w:eastAsia="ＭＳ Ｐ明朝" w:hAnsi="ＭＳ Ｐ明朝" w:hint="eastAsia"/>
@@ -4321,7 +4272,15 @@
           <w:rFonts w:ascii="ＭＳ Ｐ明朝" w:eastAsia="ＭＳ Ｐ明朝" w:hAnsi="ＭＳ Ｐ明朝" w:hint="eastAsia"/>
           <w:sz w:val="24"/>
         </w:rPr>
-        <w:t>カーネルと多項式カーネルではパラメータの調整を自分で行い、識別率がどのようになるかを調べる必要がある。というのも線形カーネルが直線もしくは平面でしかクラスを分離できないのに対して、</w:t>
+        <w:t>カーネルと多項式カーネルではパラメータ</w:t>
+      </w:r>
+      <w:r>
+        <w:rPr>
+          <w:rFonts w:ascii="ＭＳ Ｐ明朝" w:eastAsia="ＭＳ Ｐ明朝" w:hAnsi="ＭＳ Ｐ明朝" w:hint="eastAsia"/>
+          <w:sz w:val="24"/>
+        </w:rPr>
+        <w:lastRenderedPageBreak/>
+        <w:t>の調整を自分で行い、識別率がどのようになるかを調べる必要がある。というのも線形カーネルが直線もしくは平面でしかクラスを分離できないのに対して、</w:t>
       </w:r>
       <w:r>
         <w:rPr>
@@ -4388,12 +4347,21 @@
           <m:t>γ</m:t>
         </m:r>
       </m:oMath>
-      <w:r>
-        <w:rPr>
-          <w:rFonts w:ascii="ＭＳ Ｐ明朝" w:eastAsia="ＭＳ Ｐ明朝" w:hAnsi="ＭＳ Ｐ明朝" w:hint="eastAsia"/>
-          <w:sz w:val="24"/>
-        </w:rPr>
-        <w:t>の値を変動させることにより過学習のしやすさを変動させることができる。</w:t>
+      <w:proofErr w:type="gramStart"/>
+      <w:r>
+        <w:rPr>
+          <w:rFonts w:ascii="ＭＳ Ｐ明朝" w:eastAsia="ＭＳ Ｐ明朝" w:hAnsi="ＭＳ Ｐ明朝" w:hint="eastAsia"/>
+          <w:sz w:val="24"/>
+        </w:rPr>
+        <w:t>の</w:t>
+      </w:r>
+      <w:proofErr w:type="gramEnd"/>
+      <w:r>
+        <w:rPr>
+          <w:rFonts w:ascii="ＭＳ Ｐ明朝" w:eastAsia="ＭＳ Ｐ明朝" w:hAnsi="ＭＳ Ｐ明朝" w:hint="eastAsia"/>
+          <w:sz w:val="24"/>
+        </w:rPr>
+        <w:t>値を変動させることにより過学習のしやすさを変動させることができる。</w:t>
       </w:r>
       <w:r>
         <w:rPr>
@@ -4414,15 +4382,7 @@
           <w:rFonts w:ascii="ＭＳ Ｐ明朝" w:eastAsia="ＭＳ Ｐ明朝" w:hAnsi="ＭＳ Ｐ明朝" w:hint="eastAsia"/>
           <w:sz w:val="24"/>
         </w:rPr>
-        <w:t>値を変動させることで</w:t>
-      </w:r>
-      <w:r>
-        <w:rPr>
-          <w:rFonts w:ascii="ＭＳ Ｐ明朝" w:eastAsia="ＭＳ Ｐ明朝" w:hAnsi="ＭＳ Ｐ明朝" w:hint="eastAsia"/>
-          <w:sz w:val="24"/>
-        </w:rPr>
-        <w:lastRenderedPageBreak/>
-        <w:t>誤分類の許容度合いを変えることができる。この</w:t>
+        <w:t>値を変動させることで誤分類の許容度合いを変えることができる。この</w:t>
       </w:r>
       <w:r>
         <w:rPr>
@@ -4673,6 +4633,22 @@
     </w:p>
     <w:p>
       <w:pPr>
+        <w:widowControl/>
+        <w:rPr>
+          <w:rFonts w:ascii="ＭＳ Ｐ明朝" w:eastAsia="ＭＳ Ｐ明朝" w:hAnsi="ＭＳ Ｐ明朝"/>
+          <w:sz w:val="24"/>
+        </w:rPr>
+      </w:pPr>
+      <w:r>
+        <w:rPr>
+          <w:rFonts w:ascii="ＭＳ Ｐ明朝" w:eastAsia="ＭＳ Ｐ明朝" w:hAnsi="ＭＳ Ｐ明朝"/>
+          <w:sz w:val="24"/>
+        </w:rPr>
+        <w:br w:type="page"/>
+      </w:r>
+    </w:p>
+    <w:p>
+      <w:pPr>
         <w:rPr>
           <w:rFonts w:ascii="ＭＳ Ｐ明朝" w:eastAsia="ＭＳ Ｐ明朝" w:hAnsi="ＭＳ Ｐ明朝"/>
           <w:sz w:val="24"/>
@@ -4725,11 +4701,53 @@
     </w:p>
     <w:p>
       <w:pPr>
-        <w:rPr>
-          <w:rFonts w:ascii="ＭＳ Ｐ明朝" w:eastAsia="ＭＳ Ｐ明朝" w:hAnsi="ＭＳ Ｐ明朝"/>
-          <w:sz w:val="24"/>
-        </w:rPr>
-      </w:pPr>
+        <w:jc w:val="center"/>
+        <w:rPr>
+          <w:rFonts w:ascii="ＭＳ Ｐ明朝" w:eastAsia="ＭＳ Ｐ明朝" w:hAnsi="ＭＳ Ｐ明朝" w:hint="eastAsia"/>
+          <w:sz w:val="24"/>
+        </w:rPr>
+      </w:pPr>
+      <w:r>
+        <w:rPr>
+          <w:rFonts w:ascii="ＭＳ Ｐ明朝" w:eastAsia="ＭＳ Ｐ明朝" w:hAnsi="ＭＳ Ｐ明朝"/>
+          <w:sz w:val="24"/>
+        </w:rPr>
+        <w:drawing>
+          <wp:inline distT="0" distB="0" distL="0" distR="0" wp14:anchorId="44FC7B76" wp14:editId="163A66D7">
+            <wp:extent cx="3836827" cy="4912468"/>
+            <wp:effectExtent l="0" t="0" r="0" b="0"/>
+            <wp:docPr id="1554429119" name="図 1"/>
+            <wp:cNvGraphicFramePr>
+              <a:graphicFrameLocks xmlns:a="http://schemas.openxmlformats.org/drawingml/2006/main" noChangeAspect="1"/>
+            </wp:cNvGraphicFramePr>
+            <a:graphic xmlns:a="http://schemas.openxmlformats.org/drawingml/2006/main">
+              <a:graphicData uri="http://schemas.openxmlformats.org/drawingml/2006/picture">
+                <pic:pic xmlns:pic="http://schemas.openxmlformats.org/drawingml/2006/picture">
+                  <pic:nvPicPr>
+                    <pic:cNvPr id="1554429119" name=""/>
+                    <pic:cNvPicPr/>
+                  </pic:nvPicPr>
+                  <pic:blipFill>
+                    <a:blip r:embed="rId12"/>
+                    <a:stretch>
+                      <a:fillRect/>
+                    </a:stretch>
+                  </pic:blipFill>
+                  <pic:spPr>
+                    <a:xfrm>
+                      <a:off x="0" y="0"/>
+                      <a:ext cx="3901806" cy="4995663"/>
+                    </a:xfrm>
+                    <a:prstGeom prst="rect">
+                      <a:avLst/>
+                    </a:prstGeom>
+                  </pic:spPr>
+                </pic:pic>
+              </a:graphicData>
+            </a:graphic>
+          </wp:inline>
+        </w:drawing>
+      </w:r>
     </w:p>
     <w:p>
       <w:pPr>
@@ -4773,8 +4791,10 @@
       <w:r>
         <w:rPr>
           <w:rFonts w:ascii="ＭＳ Ｐ明朝" w:eastAsia="ＭＳ Ｐ明朝" w:hAnsi="ＭＳ Ｐ明朝"/>
-          <w:sz w:val="24"/>
-        </w:rPr>
+          <w:noProof/>
+          <w:sz w:val="24"/>
+        </w:rPr>
+        <w:lastRenderedPageBreak/>
         <w:drawing>
           <wp:inline distT="0" distB="0" distL="0" distR="0" wp14:anchorId="5ECD995E" wp14:editId="5BBE64F8">
             <wp:extent cx="4752348" cy="3346315"/>
@@ -4791,7 +4811,7 @@
                     <pic:cNvPicPr/>
                   </pic:nvPicPr>
                   <pic:blipFill>
-                    <a:blip r:embed="rId11"/>
+                    <a:blip r:embed="rId13"/>
                     <a:stretch>
                       <a:fillRect/>
                     </a:stretch>
@@ -4824,9 +4844,9 @@
       <w:r>
         <w:rPr>
           <w:rFonts w:ascii="ＭＳ Ｐ明朝" w:eastAsia="ＭＳ Ｐ明朝" w:hAnsi="ＭＳ Ｐ明朝"/>
-          <w:sz w:val="24"/>
-        </w:rPr>
-        <w:lastRenderedPageBreak/>
+          <w:noProof/>
+          <w:sz w:val="24"/>
+        </w:rPr>
         <w:drawing>
           <wp:inline distT="0" distB="0" distL="0" distR="0" wp14:anchorId="0172ACF1" wp14:editId="7DE3C7FD">
             <wp:extent cx="5019473" cy="2955964"/>
@@ -4843,7 +4863,7 @@
                     <pic:cNvPicPr/>
                   </pic:nvPicPr>
                   <pic:blipFill>
-                    <a:blip r:embed="rId12"/>
+                    <a:blip r:embed="rId14"/>
                     <a:stretch>
                       <a:fillRect/>
                     </a:stretch>
@@ -4905,21 +4925,105 @@
           <w:rFonts w:ascii="ＭＳ Ｐ明朝" w:eastAsia="ＭＳ Ｐ明朝" w:hAnsi="ＭＳ Ｐ明朝" w:hint="eastAsia"/>
           <w:sz w:val="24"/>
         </w:rPr>
-        <w:t>カーネルで、次いで</w:t>
-      </w:r>
-      <w:r>
-        <w:rPr>
-          <w:rFonts w:ascii="ＭＳ Ｐ明朝" w:eastAsia="ＭＳ Ｐ明朝" w:hAnsi="ＭＳ Ｐ明朝"/>
-          <w:sz w:val="24"/>
-        </w:rPr>
-        <w:t>91.7%</w:t>
-      </w:r>
-      <w:r>
-        <w:rPr>
-          <w:rFonts w:ascii="ＭＳ Ｐ明朝" w:eastAsia="ＭＳ Ｐ明朝" w:hAnsi="ＭＳ Ｐ明朝" w:hint="eastAsia"/>
-          <w:sz w:val="24"/>
-        </w:rPr>
-        <w:t>の多項式カーネル、最後に</w:t>
+        <w:t>カーネル</w:t>
+      </w:r>
+      <w:r>
+        <w:rPr>
+          <w:rFonts w:ascii="ＭＳ Ｐ明朝" w:eastAsia="ＭＳ Ｐ明朝" w:hAnsi="ＭＳ Ｐ明朝"/>
+          <w:sz w:val="24"/>
+        </w:rPr>
+        <w:t>(C=0.01</w:t>
+      </w:r>
+      <w:r>
+        <w:rPr>
+          <w:rFonts w:ascii="ＭＳ Ｐ明朝" w:eastAsia="ＭＳ Ｐ明朝" w:hAnsi="ＭＳ Ｐ明朝" w:hint="eastAsia"/>
+          <w:sz w:val="24"/>
+        </w:rPr>
+        <w:t>、</w:t>
+      </w:r>
+      <w:r>
+        <w:rPr>
+          <w:rFonts w:ascii="ＭＳ Ｐ明朝" w:eastAsia="ＭＳ Ｐ明朝" w:hAnsi="ＭＳ Ｐ明朝"/>
+          <w:sz w:val="24"/>
+        </w:rPr>
+        <w:t>gamma=10)</w:t>
+      </w:r>
+      <w:r>
+        <w:rPr>
+          <w:rFonts w:ascii="ＭＳ Ｐ明朝" w:eastAsia="ＭＳ Ｐ明朝" w:hAnsi="ＭＳ Ｐ明朝" w:hint="eastAsia"/>
+          <w:sz w:val="24"/>
+        </w:rPr>
+        <w:t>で、次いで</w:t>
+      </w:r>
+      <w:r>
+        <w:rPr>
+          <w:rFonts w:ascii="ＭＳ Ｐ明朝" w:eastAsia="ＭＳ Ｐ明朝" w:hAnsi="ＭＳ Ｐ明朝"/>
+          <w:sz w:val="24"/>
+        </w:rPr>
+        <w:t>9</w:t>
+      </w:r>
+      <w:r>
+        <w:rPr>
+          <w:rFonts w:ascii="ＭＳ Ｐ明朝" w:eastAsia="ＭＳ Ｐ明朝" w:hAnsi="ＭＳ Ｐ明朝"/>
+          <w:sz w:val="24"/>
+        </w:rPr>
+        <w:t>2</w:t>
+      </w:r>
+      <w:r>
+        <w:rPr>
+          <w:rFonts w:ascii="ＭＳ Ｐ明朝" w:eastAsia="ＭＳ Ｐ明朝" w:hAnsi="ＭＳ Ｐ明朝"/>
+          <w:sz w:val="24"/>
+        </w:rPr>
+        <w:t>.</w:t>
+      </w:r>
+      <w:r>
+        <w:rPr>
+          <w:rFonts w:ascii="ＭＳ Ｐ明朝" w:eastAsia="ＭＳ Ｐ明朝" w:hAnsi="ＭＳ Ｐ明朝"/>
+          <w:sz w:val="24"/>
+        </w:rPr>
+        <w:t>5</w:t>
+      </w:r>
+      <w:r>
+        <w:rPr>
+          <w:rFonts w:ascii="ＭＳ Ｐ明朝" w:eastAsia="ＭＳ Ｐ明朝" w:hAnsi="ＭＳ Ｐ明朝"/>
+          <w:sz w:val="24"/>
+        </w:rPr>
+        <w:t>%</w:t>
+      </w:r>
+      <w:r>
+        <w:rPr>
+          <w:rFonts w:ascii="ＭＳ Ｐ明朝" w:eastAsia="ＭＳ Ｐ明朝" w:hAnsi="ＭＳ Ｐ明朝" w:hint="eastAsia"/>
+          <w:sz w:val="24"/>
+        </w:rPr>
+        <w:t>の多項式カーネル</w:t>
+      </w:r>
+      <w:r>
+        <w:rPr>
+          <w:rFonts w:ascii="ＭＳ Ｐ明朝" w:eastAsia="ＭＳ Ｐ明朝" w:hAnsi="ＭＳ Ｐ明朝"/>
+          <w:sz w:val="24"/>
+        </w:rPr>
+        <w:t>(C=0.01</w:t>
+      </w:r>
+      <w:r>
+        <w:rPr>
+          <w:rFonts w:ascii="ＭＳ Ｐ明朝" w:eastAsia="ＭＳ Ｐ明朝" w:hAnsi="ＭＳ Ｐ明朝" w:hint="eastAsia"/>
+          <w:sz w:val="24"/>
+        </w:rPr>
+        <w:t>、</w:t>
+      </w:r>
+      <w:r>
+        <w:rPr>
+          <w:rFonts w:ascii="ＭＳ Ｐ明朝" w:eastAsia="ＭＳ Ｐ明朝" w:hAnsi="ＭＳ Ｐ明朝"/>
+          <w:sz w:val="24"/>
+        </w:rPr>
+        <w:t>degree=2)</w:t>
+      </w:r>
+      <w:r>
+        <w:rPr>
+          <w:rFonts w:ascii="ＭＳ Ｐ明朝" w:eastAsia="ＭＳ Ｐ明朝" w:hAnsi="ＭＳ Ｐ明朝" w:hint="eastAsia"/>
+          <w:sz w:val="24"/>
+        </w:rPr>
+        <w:t>、最後に</w:t>
       </w:r>
       <w:r>
         <w:rPr>
@@ -5031,14 +5135,22 @@
           <w:rFonts w:ascii="ＭＳ Ｐ明朝" w:eastAsia="ＭＳ Ｐ明朝" w:hAnsi="ＭＳ Ｐ明朝" w:hint="eastAsia"/>
           <w:sz w:val="24"/>
         </w:rPr>
-        <w:t>カーネルは各パラメータの変化で正解率がそれぞれ変化したが、多項式カーネルではパラメータの変更に関係なく正解率が一定である区間が多数存在した。</w:t>
+        <w:t>カーネルは各パラメータの変化で正解率がそ</w:t>
+      </w:r>
+      <w:r>
+        <w:rPr>
+          <w:rFonts w:ascii="ＭＳ Ｐ明朝" w:eastAsia="ＭＳ Ｐ明朝" w:hAnsi="ＭＳ Ｐ明朝" w:hint="eastAsia"/>
+          <w:sz w:val="24"/>
+        </w:rPr>
+        <w:lastRenderedPageBreak/>
+        <w:t>れぞれ変化したが、多項式カーネルではパラメータの変更に関係なく正解率が一定である区間が多数存在した。</w:t>
       </w:r>
     </w:p>
     <w:p>
       <w:pPr>
         <w:ind w:firstLineChars="50" w:firstLine="120"/>
         <w:rPr>
-          <w:rFonts w:ascii="ＭＳ Ｐ明朝" w:eastAsia="ＭＳ Ｐ明朝" w:hAnsi="ＭＳ Ｐ明朝" w:hint="eastAsia"/>
+          <w:rFonts w:ascii="ＭＳ Ｐ明朝" w:eastAsia="ＭＳ Ｐ明朝" w:hAnsi="ＭＳ Ｐ明朝"/>
           <w:sz w:val="24"/>
         </w:rPr>
       </w:pPr>
@@ -5134,15 +5246,7 @@
           <w:rFonts w:ascii="ＭＳ Ｐ明朝" w:eastAsia="ＭＳ Ｐ明朝" w:hAnsi="ＭＳ Ｐ明朝" w:hint="eastAsia"/>
           <w:sz w:val="24"/>
         </w:rPr>
-        <w:t>混同行列より誤検知について考えると、どのカーネルも誤検知はするものの線形カーネルでは安全であるものを危険だと判断している件数が多かったので、安全面では特に問題が</w:t>
-      </w:r>
-      <w:r>
-        <w:rPr>
-          <w:rFonts w:ascii="ＭＳ Ｐ明朝" w:eastAsia="ＭＳ Ｐ明朝" w:hAnsi="ＭＳ Ｐ明朝" w:hint="eastAsia"/>
-          <w:sz w:val="24"/>
-        </w:rPr>
-        <w:lastRenderedPageBreak/>
-        <w:t>ないと推察できる。</w:t>
+        <w:t>混同行列より誤検知について考えると、どのカーネルも誤検知はするものの線形カーネルでは安全であるものを危険だと判断している件数が多かったので、安全面では特に問題がないと推察できる。</w:t>
       </w:r>
       <w:r>
         <w:rPr>
@@ -5162,7 +5266,7 @@
     <w:p>
       <w:pPr>
         <w:rPr>
-          <w:rFonts w:ascii="ＭＳ Ｐ明朝" w:eastAsia="ＭＳ Ｐ明朝" w:hAnsi="ＭＳ Ｐ明朝" w:hint="eastAsia"/>
+          <w:rFonts w:ascii="ＭＳ Ｐ明朝" w:eastAsia="ＭＳ Ｐ明朝" w:hAnsi="ＭＳ Ｐ明朝"/>
           <w:sz w:val="24"/>
         </w:rPr>
       </w:pPr>
@@ -5261,7 +5365,7 @@
     <w:p>
       <w:pPr>
         <w:rPr>
-          <w:rFonts w:ascii="ＭＳ Ｐ明朝" w:eastAsia="ＭＳ Ｐ明朝" w:hAnsi="ＭＳ Ｐ明朝" w:hint="eastAsia"/>
+          <w:rFonts w:ascii="ＭＳ Ｐ明朝" w:eastAsia="ＭＳ Ｐ明朝" w:hAnsi="ＭＳ Ｐ明朝"/>
           <w:sz w:val="24"/>
         </w:rPr>
       </w:pPr>
@@ -5290,7 +5394,7 @@
     <w:p>
       <w:pPr>
         <w:rPr>
-          <w:rFonts w:ascii="ＭＳ Ｐ明朝" w:eastAsia="ＭＳ Ｐ明朝" w:hAnsi="ＭＳ Ｐ明朝" w:hint="eastAsia"/>
+          <w:rFonts w:ascii="ＭＳ Ｐ明朝" w:eastAsia="ＭＳ Ｐ明朝" w:hAnsi="ＭＳ Ｐ明朝"/>
           <w:sz w:val="24"/>
         </w:rPr>
       </w:pPr>
@@ -5332,13 +5436,14 @@
           <w:rFonts w:ascii="ＭＳ Ｐ明朝" w:eastAsia="ＭＳ Ｐ明朝" w:hAnsi="ＭＳ Ｐ明朝" w:hint="eastAsia"/>
           <w:sz w:val="24"/>
         </w:rPr>
+        <w:lastRenderedPageBreak/>
         <w:t>・コンパイルおよび実行方法</w:t>
       </w:r>
     </w:p>
     <w:p>
       <w:pPr>
         <w:rPr>
-          <w:rFonts w:ascii="ＭＳ Ｐ明朝" w:eastAsia="ＭＳ Ｐ明朝" w:hAnsi="ＭＳ Ｐ明朝" w:hint="eastAsia"/>
+          <w:rFonts w:ascii="ＭＳ Ｐ明朝" w:eastAsia="ＭＳ Ｐ明朝" w:hAnsi="ＭＳ Ｐ明朝"/>
           <w:sz w:val="24"/>
         </w:rPr>
       </w:pPr>
@@ -5361,42 +5466,30 @@
           <w:rFonts w:ascii="ＭＳ Ｐ明朝" w:eastAsia="ＭＳ Ｐ明朝" w:hAnsi="ＭＳ Ｐ明朝"/>
           <w:sz w:val="24"/>
         </w:rPr>
-        <w:t>g++ 2412747_kadai5-</w:t>
-      </w:r>
-      <w:r>
-        <w:rPr>
-          <w:rFonts w:ascii="ＭＳ Ｐ明朝" w:eastAsia="ＭＳ Ｐ明朝" w:hAnsi="ＭＳ Ｐ明朝"/>
-          <w:sz w:val="24"/>
-        </w:rPr>
-        <w:t>5</w:t>
-      </w:r>
-      <w:r>
-        <w:rPr>
-          <w:rFonts w:ascii="ＭＳ Ｐ明朝" w:eastAsia="ＭＳ Ｐ明朝" w:hAnsi="ＭＳ Ｐ明朝"/>
-          <w:sz w:val="24"/>
-        </w:rPr>
-        <w:t>.cpp -o 2412747_kadai5-</w:t>
-      </w:r>
-      <w:r>
-        <w:rPr>
-          <w:rFonts w:ascii="ＭＳ Ｐ明朝" w:eastAsia="ＭＳ Ｐ明朝" w:hAnsi="ＭＳ Ｐ明朝"/>
-          <w:sz w:val="24"/>
-        </w:rPr>
-        <w:t>5</w:t>
-      </w:r>
-      <w:r>
-        <w:rPr>
-          <w:rFonts w:ascii="ＭＳ Ｐ明朝" w:eastAsia="ＭＳ Ｐ明朝" w:hAnsi="ＭＳ Ｐ明朝"/>
-          <w:sz w:val="24"/>
-        </w:rPr>
-        <w:t xml:space="preserve"> </w:t>
-      </w:r>
-      <w:r>
-        <w:rPr>
-          <w:rFonts w:ascii="ＭＳ Ｐ明朝" w:eastAsia="ＭＳ Ｐ明朝" w:hAnsi="ＭＳ Ｐ明朝"/>
-          <w:sz w:val="24"/>
-        </w:rPr>
-        <w:t>$(pkg-config --cflags --libs opencv4)</w:t>
+        <w:t xml:space="preserve">g++ 2412747_kadai5-5.cpp -o 2412747_kadai5-5 </w:t>
+      </w:r>
+      <w:r>
+        <w:rPr>
+          <w:rFonts w:ascii="ＭＳ Ｐ明朝" w:eastAsia="ＭＳ Ｐ明朝" w:hAnsi="ＭＳ Ｐ明朝"/>
+          <w:sz w:val="24"/>
+        </w:rPr>
+        <w:t>$(pkg-config --</w:t>
+      </w:r>
+      <w:proofErr w:type="spellStart"/>
+      <w:r>
+        <w:rPr>
+          <w:rFonts w:ascii="ＭＳ Ｐ明朝" w:eastAsia="ＭＳ Ｐ明朝" w:hAnsi="ＭＳ Ｐ明朝"/>
+          <w:sz w:val="24"/>
+        </w:rPr>
+        <w:t>cflags</w:t>
+      </w:r>
+      <w:proofErr w:type="spellEnd"/>
+      <w:r>
+        <w:rPr>
+          <w:rFonts w:ascii="ＭＳ Ｐ明朝" w:eastAsia="ＭＳ Ｐ明朝" w:hAnsi="ＭＳ Ｐ明朝"/>
+          <w:sz w:val="24"/>
+        </w:rPr>
+        <w:t xml:space="preserve"> --libs opencv4)</w:t>
       </w:r>
       <w:r>
         <w:rPr>
@@ -5410,56 +5503,14 @@
           <w:rFonts w:ascii="ＭＳ Ｐ明朝" w:eastAsia="ＭＳ Ｐ明朝" w:hAnsi="ＭＳ Ｐ明朝"/>
           <w:sz w:val="24"/>
         </w:rPr>
-        <w:t>./2412747_kadai5-</w:t>
-      </w:r>
-      <w:r>
-        <w:rPr>
-          <w:rFonts w:ascii="ＭＳ Ｐ明朝" w:eastAsia="ＭＳ Ｐ明朝" w:hAnsi="ＭＳ Ｐ明朝"/>
-          <w:sz w:val="24"/>
-        </w:rPr>
-        <w:t>5</w:t>
-      </w:r>
-      <w:r>
-        <w:rPr>
-          <w:rFonts w:ascii="ＭＳ Ｐ明朝" w:eastAsia="ＭＳ Ｐ明朝" w:hAnsi="ＭＳ Ｐ明朝"/>
-          <w:sz w:val="24"/>
-        </w:rPr>
-        <w:t xml:space="preserve"> </w:t>
-      </w:r>
-      <w:r>
-        <w:rPr>
-          <w:rFonts w:ascii="ＭＳ Ｐ明朝" w:eastAsia="ＭＳ Ｐ明朝" w:hAnsi="ＭＳ Ｐ明朝"/>
-          <w:sz w:val="24"/>
-        </w:rPr>
-        <w:t>mail</w:t>
-      </w:r>
-      <w:r>
-        <w:rPr>
-          <w:rFonts w:ascii="ＭＳ Ｐ明朝" w:eastAsia="ＭＳ Ｐ明朝" w:hAnsi="ＭＳ Ｐ明朝"/>
-          <w:sz w:val="24"/>
-        </w:rPr>
-        <w:t>2026/</w:t>
-      </w:r>
-      <w:r>
-        <w:rPr>
-          <w:rFonts w:ascii="ＭＳ Ｐ明朝" w:eastAsia="ＭＳ Ｐ明朝" w:hAnsi="ＭＳ Ｐ明朝"/>
-          <w:sz w:val="24"/>
-        </w:rPr>
-        <w:t xml:space="preserve"> 5</w:t>
-      </w:r>
-      <w:r>
-        <w:rPr>
-          <w:rFonts w:ascii="ＭＳ Ｐ明朝" w:eastAsia="ＭＳ Ｐ明朝" w:hAnsi="ＭＳ Ｐ明朝" w:hint="eastAsia"/>
-          <w:sz w:val="24"/>
-        </w:rPr>
-        <w:t>」というように、</w:t>
-      </w:r>
-      <w:r>
-        <w:rPr>
-          <w:rFonts w:ascii="ＭＳ Ｐ明朝" w:eastAsia="ＭＳ Ｐ明朝" w:hAnsi="ＭＳ Ｐ明朝" w:hint="eastAsia"/>
-          <w:sz w:val="24"/>
-        </w:rPr>
-        <w:t>第</w:t>
+        <w:t>./2412747_kadai5-5 mail2026/ 5</w:t>
+      </w:r>
+      <w:r>
+        <w:rPr>
+          <w:rFonts w:ascii="ＭＳ Ｐ明朝" w:eastAsia="ＭＳ Ｐ明朝" w:hAnsi="ＭＳ Ｐ明朝" w:hint="eastAsia"/>
+          <w:sz w:val="24"/>
+        </w:rPr>
+        <w:t>」というように、第</w:t>
       </w:r>
       <w:r>
         <w:rPr>
@@ -6118,23 +6169,363 @@
           <w:iCs/>
           <w:sz w:val="24"/>
         </w:rPr>
+        <w:t>が成り立つ。</w:t>
+      </w:r>
+    </w:p>
+    <w:p>
+      <w:pPr>
+        <w:ind w:firstLineChars="50" w:firstLine="120"/>
+        <w:rPr>
+          <w:rFonts w:ascii="ＭＳ Ｐ明朝" w:eastAsia="ＭＳ Ｐ明朝" w:hAnsi="ＭＳ Ｐ明朝"/>
+          <w:iCs/>
+          <w:sz w:val="24"/>
+        </w:rPr>
+      </w:pPr>
+      <w:r>
+        <w:rPr>
+          <w:rFonts w:ascii="ＭＳ Ｐ明朝" w:eastAsia="ＭＳ Ｐ明朝" w:hAnsi="ＭＳ Ｐ明朝"/>
+          <w:iCs/>
+          <w:sz w:val="24"/>
+        </w:rPr>
+        <w:t>(</w:t>
+      </w:r>
+      <w:r>
+        <w:rPr>
+          <w:rFonts w:ascii="ＭＳ Ｐ明朝" w:eastAsia="ＭＳ Ｐ明朝" w:hAnsi="ＭＳ Ｐ明朝" w:hint="eastAsia"/>
+          <w:iCs/>
+          <w:sz w:val="24"/>
+        </w:rPr>
+        <w:t>東京図書株式会社、『理工系のための入門数理統計学演習』、下川朝有、八木文香、宮岡悦良、</w:t>
+      </w:r>
+      <w:r>
+        <w:rPr>
+          <w:rFonts w:ascii="ＭＳ Ｐ明朝" w:eastAsia="ＭＳ Ｐ明朝" w:hAnsi="ＭＳ Ｐ明朝"/>
+          <w:iCs/>
+          <w:sz w:val="24"/>
+        </w:rPr>
+        <w:t>2024</w:t>
+      </w:r>
+      <w:r>
+        <w:rPr>
+          <w:rFonts w:ascii="ＭＳ Ｐ明朝" w:eastAsia="ＭＳ Ｐ明朝" w:hAnsi="ＭＳ Ｐ明朝" w:hint="eastAsia"/>
+          <w:iCs/>
+          <w:sz w:val="24"/>
+        </w:rPr>
+        <w:t>年</w:t>
+      </w:r>
+      <w:r>
+        <w:rPr>
+          <w:rFonts w:ascii="ＭＳ Ｐ明朝" w:eastAsia="ＭＳ Ｐ明朝" w:hAnsi="ＭＳ Ｐ明朝"/>
+          <w:iCs/>
+          <w:sz w:val="24"/>
+        </w:rPr>
+        <w:t>)</w:t>
+      </w:r>
+    </w:p>
+    <w:p>
+      <w:pPr>
+        <w:rPr>
+          <w:rFonts w:ascii="ＭＳ Ｐ明朝" w:eastAsia="ＭＳ Ｐ明朝" w:hAnsi="ＭＳ Ｐ明朝"/>
+          <w:sz w:val="24"/>
+        </w:rPr>
+      </w:pPr>
+    </w:p>
+    <w:p>
+      <w:pPr>
+        <w:rPr>
+          <w:rFonts w:ascii="ＭＳ Ｐ明朝" w:eastAsia="ＭＳ Ｐ明朝" w:hAnsi="ＭＳ Ｐ明朝"/>
+          <w:sz w:val="24"/>
+        </w:rPr>
+      </w:pPr>
+      <w:r>
+        <w:rPr>
+          <w:rFonts w:ascii="ＭＳ Ｐ明朝" w:eastAsia="ＭＳ Ｐ明朝" w:hAnsi="ＭＳ Ｐ明朝" w:hint="eastAsia"/>
+          <w:sz w:val="24"/>
+        </w:rPr>
+        <w:t>・実装概要</w:t>
+      </w:r>
+    </w:p>
+    <w:p>
+      <w:pPr>
+        <w:rPr>
+          <w:rFonts w:ascii="ＭＳ Ｐ明朝" w:eastAsia="ＭＳ Ｐ明朝" w:hAnsi="ＭＳ Ｐ明朝"/>
+          <w:sz w:val="24"/>
+        </w:rPr>
+      </w:pPr>
+      <w:r>
+        <w:rPr>
+          <w:rFonts w:ascii="ＭＳ Ｐ明朝" w:eastAsia="ＭＳ Ｐ明朝" w:hAnsi="ＭＳ Ｐ明朝" w:hint="eastAsia"/>
+          <w:sz w:val="24"/>
+        </w:rPr>
+        <w:t xml:space="preserve">　</w:t>
+      </w:r>
+      <w:r>
+        <w:rPr>
+          <w:rFonts w:ascii="ＭＳ Ｐ明朝" w:eastAsia="ＭＳ Ｐ明朝" w:hAnsi="ＭＳ Ｐ明朝" w:hint="eastAsia"/>
+          <w:sz w:val="24"/>
+        </w:rPr>
+        <w:t>この課題は</w:t>
+      </w:r>
+      <w:r>
+        <w:rPr>
+          <w:rFonts w:ascii="ＭＳ Ｐ明朝" w:eastAsia="ＭＳ Ｐ明朝" w:hAnsi="ＭＳ Ｐ明朝" w:hint="eastAsia"/>
+          <w:sz w:val="24"/>
+        </w:rPr>
+        <w:t>ベイズの定理の識別器によって</w:t>
+      </w:r>
+      <w:r>
+        <w:rPr>
+          <w:rFonts w:ascii="ＭＳ Ｐ明朝" w:eastAsia="ＭＳ Ｐ明朝" w:hAnsi="ＭＳ Ｐ明朝" w:hint="eastAsia"/>
+          <w:sz w:val="24"/>
+        </w:rPr>
+        <w:t>スパムメールかどうかを判別するプログラムを実装するというものである。このプログラムでは読み込む</w:t>
+      </w:r>
+      <w:r>
+        <w:rPr>
+          <w:rFonts w:ascii="ＭＳ Ｐ明朝" w:eastAsia="ＭＳ Ｐ明朝" w:hAnsi="ＭＳ Ｐ明朝"/>
+          <w:sz w:val="24"/>
+        </w:rPr>
+        <w:t>CSV</w:t>
+      </w:r>
+      <w:r>
+        <w:rPr>
+          <w:rFonts w:ascii="ＭＳ Ｐ明朝" w:eastAsia="ＭＳ Ｐ明朝" w:hAnsi="ＭＳ Ｐ明朝" w:hint="eastAsia"/>
+          <w:sz w:val="24"/>
+        </w:rPr>
+        <w:t>ファイルの学習に用いる行数を指定して実行する。</w:t>
+      </w:r>
+      <w:r>
+        <w:rPr>
+          <w:rFonts w:ascii="ＭＳ Ｐ明朝" w:eastAsia="ＭＳ Ｐ明朝" w:hAnsi="ＭＳ Ｐ明朝" w:hint="eastAsia"/>
+          <w:sz w:val="24"/>
+        </w:rPr>
+        <w:t>ベイズの定理とこの点は以前の課題とは異なる点ではあるが、やはり基本的な部分は同じであるので、</w:t>
+      </w:r>
+      <w:r>
+        <w:rPr>
+          <w:rFonts w:ascii="ＭＳ Ｐ明朝" w:eastAsia="ＭＳ Ｐ明朝" w:hAnsi="ＭＳ Ｐ明朝" w:hint="eastAsia"/>
+          <w:sz w:val="24"/>
+        </w:rPr>
+        <w:t>大枠</w:t>
+      </w:r>
+      <w:r>
+        <w:rPr>
+          <w:rFonts w:ascii="ＭＳ Ｐ明朝" w:eastAsia="ＭＳ Ｐ明朝" w:hAnsi="ＭＳ Ｐ明朝" w:hint="eastAsia"/>
+          <w:sz w:val="24"/>
+        </w:rPr>
+        <w:t>の部分</w:t>
+      </w:r>
+      <w:r>
+        <w:rPr>
+          <w:rFonts w:ascii="ＭＳ Ｐ明朝" w:eastAsia="ＭＳ Ｐ明朝" w:hAnsi="ＭＳ Ｐ明朝" w:hint="eastAsia"/>
+          <w:sz w:val="24"/>
+        </w:rPr>
+        <w:t>は抽象的に説明を行う。</w:t>
+      </w:r>
+    </w:p>
+    <w:p>
+      <w:pPr>
+        <w:rPr>
+          <w:rFonts w:ascii="ＭＳ Ｐ明朝" w:eastAsia="ＭＳ Ｐ明朝" w:hAnsi="ＭＳ Ｐ明朝"/>
+          <w:sz w:val="24"/>
+        </w:rPr>
+      </w:pPr>
+      <w:r>
+        <w:rPr>
+          <w:rFonts w:ascii="ＭＳ Ｐ明朝" w:eastAsia="ＭＳ Ｐ明朝" w:hAnsi="ＭＳ Ｐ明朝" w:hint="eastAsia"/>
+          <w:sz w:val="24"/>
+        </w:rPr>
+        <w:t xml:space="preserve">　まずは</w:t>
+      </w:r>
+      <w:r>
+        <w:rPr>
+          <w:rFonts w:ascii="ＭＳ Ｐ明朝" w:eastAsia="ＭＳ Ｐ明朝" w:hAnsi="ＭＳ Ｐ明朝" w:hint="eastAsia"/>
+          <w:sz w:val="24"/>
+        </w:rPr>
+        <w:t>第</w:t>
+      </w:r>
+      <w:r>
+        <w:rPr>
+          <w:rFonts w:ascii="ＭＳ Ｐ明朝" w:eastAsia="ＭＳ Ｐ明朝" w:hAnsi="ＭＳ Ｐ明朝"/>
+          <w:sz w:val="24"/>
+        </w:rPr>
+        <w:t>1</w:t>
+      </w:r>
+      <w:r>
+        <w:rPr>
+          <w:rFonts w:ascii="ＭＳ Ｐ明朝" w:eastAsia="ＭＳ Ｐ明朝" w:hAnsi="ＭＳ Ｐ明朝" w:hint="eastAsia"/>
+          <w:sz w:val="24"/>
+        </w:rPr>
+        <w:t>引数に指定されたディレクトリのパス名より、読み込む</w:t>
+      </w:r>
+      <w:r>
+        <w:rPr>
+          <w:rFonts w:ascii="ＭＳ Ｐ明朝" w:eastAsia="ＭＳ Ｐ明朝" w:hAnsi="ＭＳ Ｐ明朝"/>
+          <w:sz w:val="24"/>
+        </w:rPr>
+        <w:t>CSV</w:t>
+      </w:r>
+      <w:r>
+        <w:rPr>
+          <w:rFonts w:ascii="ＭＳ Ｐ明朝" w:eastAsia="ＭＳ Ｐ明朝" w:hAnsi="ＭＳ Ｐ明朝" w:hint="eastAsia"/>
+          <w:sz w:val="24"/>
+        </w:rPr>
+        <w:t>ファイル名を構成し</w:t>
+      </w:r>
+      <w:r>
+        <w:rPr>
+          <w:rFonts w:ascii="ＭＳ Ｐ明朝" w:eastAsia="ＭＳ Ｐ明朝" w:hAnsi="ＭＳ Ｐ明朝" w:hint="eastAsia"/>
+          <w:sz w:val="24"/>
+        </w:rPr>
+        <w:t>、</w:t>
+      </w:r>
+      <w:r>
+        <w:rPr>
+          <w:rFonts w:ascii="ＭＳ Ｐ明朝" w:eastAsia="ＭＳ Ｐ明朝" w:hAnsi="ＭＳ Ｐ明朝" w:hint="eastAsia"/>
+          <w:sz w:val="24"/>
+        </w:rPr>
+        <w:t>そこから学習データの読み込みと特徴量の抽出を</w:t>
+      </w:r>
+      <w:r>
+        <w:rPr>
+          <w:rFonts w:ascii="ＭＳ Ｐ明朝" w:eastAsia="ＭＳ Ｐ明朝" w:hAnsi="ＭＳ Ｐ明朝" w:hint="eastAsia"/>
+          <w:sz w:val="24"/>
+        </w:rPr>
+        <w:t>行った</w:t>
+      </w:r>
+      <w:r>
+        <w:rPr>
+          <w:rFonts w:ascii="ＭＳ Ｐ明朝" w:eastAsia="ＭＳ Ｐ明朝" w:hAnsi="ＭＳ Ｐ明朝" w:hint="eastAsia"/>
+          <w:sz w:val="24"/>
+        </w:rPr>
+        <w:t>。ここで学習データが何行で構成されているかが確定をするので、第</w:t>
+      </w:r>
+      <w:r>
+        <w:rPr>
+          <w:rFonts w:ascii="ＭＳ Ｐ明朝" w:eastAsia="ＭＳ Ｐ明朝" w:hAnsi="ＭＳ Ｐ明朝"/>
+          <w:sz w:val="24"/>
+        </w:rPr>
+        <w:t>2</w:t>
+      </w:r>
+      <w:r>
+        <w:rPr>
+          <w:rFonts w:ascii="ＭＳ Ｐ明朝" w:eastAsia="ＭＳ Ｐ明朝" w:hAnsi="ＭＳ Ｐ明朝" w:hint="eastAsia"/>
+          <w:sz w:val="24"/>
+        </w:rPr>
+        <w:t>引数のエラーハンドリングを行った。</w:t>
+      </w:r>
+      <w:r>
+        <w:rPr>
+          <w:rFonts w:ascii="ＭＳ Ｐ明朝" w:eastAsia="ＭＳ Ｐ明朝" w:hAnsi="ＭＳ Ｐ明朝" w:hint="eastAsia"/>
+          <w:sz w:val="24"/>
+        </w:rPr>
+        <w:t>入力値が正常であれば、そこから学習データを入力値行だけ使用するようにクローンし、</w:t>
+      </w:r>
+      <w:r>
+        <w:rPr>
+          <w:rFonts w:ascii="ＭＳ Ｐ明朝" w:eastAsia="ＭＳ Ｐ明朝" w:hAnsi="ＭＳ Ｐ明朝" w:hint="eastAsia"/>
+          <w:sz w:val="24"/>
+        </w:rPr>
+        <w:t>学習データの再作成を行った。</w:t>
+      </w:r>
+      <w:r>
+        <w:rPr>
+          <w:rFonts w:ascii="ＭＳ Ｐ明朝" w:eastAsia="ＭＳ Ｐ明朝" w:hAnsi="ＭＳ Ｐ明朝" w:hint="eastAsia"/>
+          <w:sz w:val="24"/>
+        </w:rPr>
+        <w:t>ベイズの定理の識別器のための計算を行ったのちに、テストデータの読み込みと特徴量の切り出し、テストデータのラベル作成と統合を行い、予測と出力をして終了となった。</w:t>
+      </w:r>
+      <w:r>
+        <w:rPr>
+          <w:rFonts w:ascii="ＭＳ Ｐ明朝" w:eastAsia="ＭＳ Ｐ明朝" w:hAnsi="ＭＳ Ｐ明朝" w:hint="eastAsia"/>
+          <w:sz w:val="24"/>
+        </w:rPr>
+        <w:t>これが全体の大枠となる。</w:t>
+      </w:r>
+    </w:p>
+    <w:p>
+      <w:pPr>
+        <w:rPr>
+          <w:rFonts w:ascii="ＭＳ Ｐ明朝" w:eastAsia="ＭＳ Ｐ明朝" w:hAnsi="ＭＳ Ｐ明朝"/>
+          <w:sz w:val="24"/>
+        </w:rPr>
+      </w:pPr>
+      <w:r>
+        <w:rPr>
+          <w:rFonts w:ascii="ＭＳ Ｐ明朝" w:eastAsia="ＭＳ Ｐ明朝" w:hAnsi="ＭＳ Ｐ明朝" w:hint="eastAsia"/>
+          <w:sz w:val="24"/>
+        </w:rPr>
+        <w:t xml:space="preserve">　</w:t>
+      </w:r>
+      <w:r>
+        <w:rPr>
+          <w:rFonts w:ascii="ＭＳ Ｐ明朝" w:eastAsia="ＭＳ Ｐ明朝" w:hAnsi="ＭＳ Ｐ明朝" w:hint="eastAsia"/>
+          <w:sz w:val="24"/>
+        </w:rPr>
+        <w:t>ベイズの定理の識別器について説明を行う。</w:t>
+      </w:r>
+      <w:r>
+        <w:rPr>
+          <w:rFonts w:ascii="ＭＳ Ｐ明朝" w:eastAsia="ＭＳ Ｐ明朝" w:hAnsi="ＭＳ Ｐ明朝" w:hint="eastAsia"/>
+          <w:sz w:val="24"/>
+        </w:rPr>
+        <w:t>今回使用する学習アルゴリズムは特徴量が正規分布に従う</w:t>
+      </w:r>
+      <w:r>
+        <w:rPr>
+          <w:rFonts w:ascii="ＭＳ Ｐ明朝" w:eastAsia="ＭＳ Ｐ明朝" w:hAnsi="ＭＳ Ｐ明朝" w:hint="eastAsia"/>
+          <w:sz w:val="24"/>
+        </w:rPr>
+        <w:t>という仮定の下、識別を行う。そのため特徴量の平均および分散</w:t>
+      </w:r>
+      <w:r>
+        <w:rPr>
+          <w:rFonts w:ascii="ＭＳ Ｐ明朝" w:eastAsia="ＭＳ Ｐ明朝" w:hAnsi="ＭＳ Ｐ明朝" w:hint="eastAsia"/>
+          <w:sz w:val="24"/>
+        </w:rPr>
         <w:lastRenderedPageBreak/>
-        <w:t>が成り立つ。</w:t>
-      </w:r>
-    </w:p>
-    <w:p>
-      <w:pPr>
-        <w:ind w:firstLineChars="50" w:firstLine="120"/>
-        <w:rPr>
-          <w:rFonts w:ascii="ＭＳ Ｐ明朝" w:eastAsia="ＭＳ Ｐ明朝" w:hAnsi="ＭＳ Ｐ明朝"/>
-          <w:iCs/>
-          <w:sz w:val="24"/>
-        </w:rPr>
-      </w:pPr>
-      <w:r>
-        <w:rPr>
-          <w:rFonts w:ascii="ＭＳ Ｐ明朝" w:eastAsia="ＭＳ Ｐ明朝" w:hAnsi="ＭＳ Ｐ明朝"/>
-          <w:iCs/>
+        <w:t>が必要となってくる。それを</w:t>
+      </w:r>
+      <w:proofErr w:type="spellStart"/>
+      <w:r>
+        <w:rPr>
+          <w:rFonts w:ascii="ＭＳ Ｐ明朝" w:eastAsia="ＭＳ Ｐ明朝" w:hAnsi="ＭＳ Ｐ明朝"/>
+          <w:sz w:val="24"/>
+        </w:rPr>
+        <w:t>computeMeanVar</w:t>
+      </w:r>
+      <w:proofErr w:type="spellEnd"/>
+      <w:r>
+        <w:rPr>
+          <w:rFonts w:ascii="ＭＳ Ｐ明朝" w:eastAsia="ＭＳ Ｐ明朝" w:hAnsi="ＭＳ Ｐ明朝" w:hint="eastAsia"/>
+          <w:sz w:val="24"/>
+        </w:rPr>
+        <w:t>関数にて行っている。分散の計算に平均を利用する関係上、先に特徴量を抽出して平均を計算し、その後に分散を計算するという構造になっている。</w:t>
+      </w:r>
+      <w:r>
+        <w:rPr>
+          <w:rFonts w:ascii="ＭＳ Ｐ明朝" w:eastAsia="ＭＳ Ｐ明朝" w:hAnsi="ＭＳ Ｐ明朝" w:hint="eastAsia"/>
+          <w:sz w:val="24"/>
+        </w:rPr>
+        <w:t>さて、この学習アルゴリズムは字の通り式</w:t>
+      </w:r>
+      <w:r>
+        <w:rPr>
+          <w:rFonts w:ascii="ＭＳ Ｐ明朝" w:eastAsia="ＭＳ Ｐ明朝" w:hAnsi="ＭＳ Ｐ明朝"/>
+          <w:sz w:val="24"/>
+        </w:rPr>
+        <w:t>(1)</w:t>
+      </w:r>
+      <w:r>
+        <w:rPr>
+          <w:rFonts w:ascii="ＭＳ Ｐ明朝" w:eastAsia="ＭＳ Ｐ明朝" w:hAnsi="ＭＳ Ｐ明朝" w:hint="eastAsia"/>
+          <w:sz w:val="24"/>
+        </w:rPr>
+        <w:t>で示したベイズの定理を用いる。左辺が求める確率</w:t>
+      </w:r>
+      <w:r>
+        <w:rPr>
+          <w:rFonts w:ascii="ＭＳ Ｐ明朝" w:eastAsia="ＭＳ Ｐ明朝" w:hAnsi="ＭＳ Ｐ明朝"/>
           <w:sz w:val="24"/>
         </w:rPr>
         <w:t>(</w:t>
@@ -6142,57 +6533,65 @@
       <w:r>
         <w:rPr>
           <w:rFonts w:ascii="ＭＳ Ｐ明朝" w:eastAsia="ＭＳ Ｐ明朝" w:hAnsi="ＭＳ Ｐ明朝" w:hint="eastAsia"/>
-          <w:iCs/>
-          <w:sz w:val="24"/>
-        </w:rPr>
-        <w:t>東京図書株式会社、『理工系のための入門数理統計学演習』、下川朝有、八木文香、宮岡悦良、</w:t>
-      </w:r>
-      <w:r>
-        <w:rPr>
-          <w:rFonts w:ascii="ＭＳ Ｐ明朝" w:eastAsia="ＭＳ Ｐ明朝" w:hAnsi="ＭＳ Ｐ明朝"/>
-          <w:iCs/>
-          <w:sz w:val="24"/>
-        </w:rPr>
-        <w:t>2024</w:t>
-      </w:r>
-      <w:r>
-        <w:rPr>
-          <w:rFonts w:ascii="ＭＳ Ｐ明朝" w:eastAsia="ＭＳ Ｐ明朝" w:hAnsi="ＭＳ Ｐ明朝" w:hint="eastAsia"/>
-          <w:iCs/>
-          <w:sz w:val="24"/>
-        </w:rPr>
-        <w:t>年</w:t>
-      </w:r>
-      <w:r>
-        <w:rPr>
-          <w:rFonts w:ascii="ＭＳ Ｐ明朝" w:eastAsia="ＭＳ Ｐ明朝" w:hAnsi="ＭＳ Ｐ明朝"/>
-          <w:iCs/>
+          <w:sz w:val="24"/>
+        </w:rPr>
+        <w:t>事後確率という</w:t>
+      </w:r>
+      <w:r>
+        <w:rPr>
+          <w:rFonts w:ascii="ＭＳ Ｐ明朝" w:eastAsia="ＭＳ Ｐ明朝" w:hAnsi="ＭＳ Ｐ明朝"/>
           <w:sz w:val="24"/>
         </w:rPr>
         <w:t>)</w:t>
       </w:r>
-    </w:p>
-    <w:p>
-      <w:pPr>
-        <w:rPr>
-          <w:rFonts w:ascii="ＭＳ Ｐ明朝" w:eastAsia="ＭＳ Ｐ明朝" w:hAnsi="ＭＳ Ｐ明朝" w:hint="eastAsia"/>
-          <w:sz w:val="24"/>
-        </w:rPr>
-      </w:pPr>
-    </w:p>
-    <w:p>
-      <w:pPr>
-        <w:rPr>
-          <w:rFonts w:ascii="ＭＳ Ｐ明朝" w:eastAsia="ＭＳ Ｐ明朝" w:hAnsi="ＭＳ Ｐ明朝"/>
-          <w:sz w:val="24"/>
-        </w:rPr>
-      </w:pPr>
-      <w:r>
-        <w:rPr>
-          <w:rFonts w:ascii="ＭＳ Ｐ明朝" w:eastAsia="ＭＳ Ｐ明朝" w:hAnsi="ＭＳ Ｐ明朝" w:hint="eastAsia"/>
-          <w:sz w:val="24"/>
-        </w:rPr>
-        <w:t>・実装概要</w:t>
+      <w:r>
+        <w:rPr>
+          <w:rFonts w:ascii="ＭＳ Ｐ明朝" w:eastAsia="ＭＳ Ｐ明朝" w:hAnsi="ＭＳ Ｐ明朝" w:hint="eastAsia"/>
+          <w:sz w:val="24"/>
+        </w:rPr>
+        <w:t>であり、右辺がその計算式となっている。</w:t>
+      </w:r>
+      <w:r>
+        <w:rPr>
+          <w:rFonts w:ascii="ＭＳ Ｐ明朝" w:eastAsia="ＭＳ Ｐ明朝" w:hAnsi="ＭＳ Ｐ明朝" w:hint="eastAsia"/>
+          <w:sz w:val="24"/>
+        </w:rPr>
+        <w:t>これはデータ全体の確率を、学習データ数よりあらかじめ予測された事前確率と</w:t>
+      </w:r>
+      <w:r>
+        <w:rPr>
+          <w:rFonts w:ascii="ＭＳ Ｐ明朝" w:eastAsia="ＭＳ Ｐ明朝" w:hAnsi="ＭＳ Ｐ明朝"/>
+          <w:sz w:val="24"/>
+        </w:rPr>
+        <w:t>尤度</w:t>
+      </w:r>
+      <w:r>
+        <w:rPr>
+          <w:rFonts w:ascii="ＭＳ Ｐ明朝" w:eastAsia="ＭＳ Ｐ明朝" w:hAnsi="ＭＳ Ｐ明朝" w:hint="eastAsia"/>
+          <w:sz w:val="24"/>
+        </w:rPr>
+        <w:t>の積で割るという内容である。ここで今回は対数</w:t>
+      </w:r>
+      <w:r>
+        <w:rPr>
+          <w:rFonts w:ascii="ＭＳ Ｐ明朝" w:eastAsia="ＭＳ Ｐ明朝" w:hAnsi="ＭＳ Ｐ明朝" w:hint="eastAsia"/>
+          <w:sz w:val="24"/>
+        </w:rPr>
+        <w:t>の和</w:t>
+      </w:r>
+      <w:r>
+        <w:rPr>
+          <w:rFonts w:ascii="ＭＳ Ｐ明朝" w:eastAsia="ＭＳ Ｐ明朝" w:hAnsi="ＭＳ Ｐ明朝" w:hint="eastAsia"/>
+          <w:sz w:val="24"/>
+        </w:rPr>
+        <w:t>を用いて計算しているが、これは小数の積同士だとプログラム内でアンダーフローが発生し、正確な値を計算することができなくなるという問題が発生するため、それを防ぐために行っている。</w:t>
+      </w:r>
+      <w:r>
+        <w:rPr>
+          <w:rFonts w:ascii="ＭＳ Ｐ明朝" w:eastAsia="ＭＳ Ｐ明朝" w:hAnsi="ＭＳ Ｐ明朝" w:hint="eastAsia"/>
+          <w:sz w:val="24"/>
+        </w:rPr>
+        <w:t>このようにして識別を行うという仕組みになっている。</w:t>
       </w:r>
     </w:p>
     <w:p>
@@ -6214,183 +6613,200 @@
           <w:rFonts w:ascii="ＭＳ Ｐ明朝" w:eastAsia="ＭＳ Ｐ明朝" w:hAnsi="ＭＳ Ｐ明朝" w:hint="eastAsia"/>
           <w:sz w:val="24"/>
         </w:rPr>
-        <w:t>この課題は</w:t>
-      </w:r>
-      <w:r>
-        <w:rPr>
-          <w:rFonts w:ascii="ＭＳ Ｐ明朝" w:eastAsia="ＭＳ Ｐ明朝" w:hAnsi="ＭＳ Ｐ明朝" w:hint="eastAsia"/>
-          <w:sz w:val="24"/>
-        </w:rPr>
-        <w:t>ベイズの定理の識別器によって</w:t>
-      </w:r>
-      <w:r>
-        <w:rPr>
-          <w:rFonts w:ascii="ＭＳ Ｐ明朝" w:eastAsia="ＭＳ Ｐ明朝" w:hAnsi="ＭＳ Ｐ明朝" w:hint="eastAsia"/>
-          <w:sz w:val="24"/>
-        </w:rPr>
-        <w:t>スパムメールかどうかを判別するプログラムを実装するというものである。このプログラムでは読み込む</w:t>
-      </w:r>
-      <w:r>
-        <w:rPr>
-          <w:rFonts w:ascii="ＭＳ Ｐ明朝" w:eastAsia="ＭＳ Ｐ明朝" w:hAnsi="ＭＳ Ｐ明朝"/>
-          <w:sz w:val="24"/>
-        </w:rPr>
-        <w:t>CSV</w:t>
-      </w:r>
-      <w:r>
-        <w:rPr>
-          <w:rFonts w:ascii="ＭＳ Ｐ明朝" w:eastAsia="ＭＳ Ｐ明朝" w:hAnsi="ＭＳ Ｐ明朝" w:hint="eastAsia"/>
-          <w:sz w:val="24"/>
-        </w:rPr>
-        <w:t>ファイルの学習に用いる行数を指定して実行する。</w:t>
-      </w:r>
-      <w:r>
-        <w:rPr>
-          <w:rFonts w:ascii="ＭＳ Ｐ明朝" w:eastAsia="ＭＳ Ｐ明朝" w:hAnsi="ＭＳ Ｐ明朝" w:hint="eastAsia"/>
-          <w:sz w:val="24"/>
-        </w:rPr>
-        <w:t>ベイズの定理とこの点は以前の課題とは異なる点ではあるが、やはり基本的な部分は同じであるので、</w:t>
-      </w:r>
-      <w:r>
-        <w:rPr>
-          <w:rFonts w:ascii="ＭＳ Ｐ明朝" w:eastAsia="ＭＳ Ｐ明朝" w:hAnsi="ＭＳ Ｐ明朝" w:hint="eastAsia"/>
-          <w:sz w:val="24"/>
-        </w:rPr>
-        <w:t>大枠</w:t>
-      </w:r>
-      <w:r>
-        <w:rPr>
-          <w:rFonts w:ascii="ＭＳ Ｐ明朝" w:eastAsia="ＭＳ Ｐ明朝" w:hAnsi="ＭＳ Ｐ明朝" w:hint="eastAsia"/>
-          <w:sz w:val="24"/>
-        </w:rPr>
-        <w:t>の部分</w:t>
-      </w:r>
-      <w:r>
-        <w:rPr>
-          <w:rFonts w:ascii="ＭＳ Ｐ明朝" w:eastAsia="ＭＳ Ｐ明朝" w:hAnsi="ＭＳ Ｐ明朝" w:hint="eastAsia"/>
-          <w:sz w:val="24"/>
-        </w:rPr>
-        <w:t>は抽象的に説明を行う。</w:t>
-      </w:r>
-    </w:p>
-    <w:p>
-      <w:pPr>
-        <w:rPr>
-          <w:rFonts w:ascii="ＭＳ Ｐ明朝" w:eastAsia="ＭＳ Ｐ明朝" w:hAnsi="ＭＳ Ｐ明朝"/>
-          <w:sz w:val="24"/>
-        </w:rPr>
-      </w:pPr>
-      <w:r>
-        <w:rPr>
-          <w:rFonts w:ascii="ＭＳ Ｐ明朝" w:eastAsia="ＭＳ Ｐ明朝" w:hAnsi="ＭＳ Ｐ明朝" w:hint="eastAsia"/>
-          <w:sz w:val="24"/>
-        </w:rPr>
-        <w:t xml:space="preserve">　まずは</w:t>
-      </w:r>
-      <w:r>
-        <w:rPr>
-          <w:rFonts w:ascii="ＭＳ Ｐ明朝" w:eastAsia="ＭＳ Ｐ明朝" w:hAnsi="ＭＳ Ｐ明朝" w:hint="eastAsia"/>
-          <w:sz w:val="24"/>
-        </w:rPr>
-        <w:t>第</w:t>
-      </w:r>
-      <w:r>
-        <w:rPr>
-          <w:rFonts w:ascii="ＭＳ Ｐ明朝" w:eastAsia="ＭＳ Ｐ明朝" w:hAnsi="ＭＳ Ｐ明朝"/>
-          <w:sz w:val="24"/>
-        </w:rPr>
-        <w:t>1</w:t>
-      </w:r>
-      <w:r>
-        <w:rPr>
-          <w:rFonts w:ascii="ＭＳ Ｐ明朝" w:eastAsia="ＭＳ Ｐ明朝" w:hAnsi="ＭＳ Ｐ明朝" w:hint="eastAsia"/>
-          <w:sz w:val="24"/>
-        </w:rPr>
-        <w:t>引数に指定されたディレクトリのパス名より、読み込む</w:t>
-      </w:r>
-      <w:r>
-        <w:rPr>
-          <w:rFonts w:ascii="ＭＳ Ｐ明朝" w:eastAsia="ＭＳ Ｐ明朝" w:hAnsi="ＭＳ Ｐ明朝"/>
-          <w:sz w:val="24"/>
-        </w:rPr>
-        <w:t>CSV</w:t>
-      </w:r>
-      <w:r>
-        <w:rPr>
-          <w:rFonts w:ascii="ＭＳ Ｐ明朝" w:eastAsia="ＭＳ Ｐ明朝" w:hAnsi="ＭＳ Ｐ明朝" w:hint="eastAsia"/>
-          <w:sz w:val="24"/>
-        </w:rPr>
-        <w:t>ファイル名を構成し</w:t>
-      </w:r>
-      <w:r>
-        <w:rPr>
-          <w:rFonts w:ascii="ＭＳ Ｐ明朝" w:eastAsia="ＭＳ Ｐ明朝" w:hAnsi="ＭＳ Ｐ明朝" w:hint="eastAsia"/>
-          <w:sz w:val="24"/>
-        </w:rPr>
-        <w:t>、</w:t>
-      </w:r>
-      <w:r>
-        <w:rPr>
-          <w:rFonts w:ascii="ＭＳ Ｐ明朝" w:eastAsia="ＭＳ Ｐ明朝" w:hAnsi="ＭＳ Ｐ明朝" w:hint="eastAsia"/>
-          <w:sz w:val="24"/>
-        </w:rPr>
-        <w:t>そこから学習データの読み込みと特徴量の抽出を</w:t>
-      </w:r>
-      <w:r>
-        <w:rPr>
-          <w:rFonts w:ascii="ＭＳ Ｐ明朝" w:eastAsia="ＭＳ Ｐ明朝" w:hAnsi="ＭＳ Ｐ明朝" w:hint="eastAsia"/>
-          <w:sz w:val="24"/>
-        </w:rPr>
-        <w:t>行った</w:t>
-      </w:r>
-      <w:r>
-        <w:rPr>
-          <w:rFonts w:ascii="ＭＳ Ｐ明朝" w:eastAsia="ＭＳ Ｐ明朝" w:hAnsi="ＭＳ Ｐ明朝" w:hint="eastAsia"/>
-          <w:sz w:val="24"/>
-        </w:rPr>
-        <w:t>。ここで学習データが何行で構成されているかが確定をするので、第</w:t>
-      </w:r>
-      <w:r>
-        <w:rPr>
-          <w:rFonts w:ascii="ＭＳ Ｐ明朝" w:eastAsia="ＭＳ Ｐ明朝" w:hAnsi="ＭＳ Ｐ明朝"/>
-          <w:sz w:val="24"/>
-        </w:rPr>
-        <w:t>2</w:t>
-      </w:r>
-      <w:r>
-        <w:rPr>
-          <w:rFonts w:ascii="ＭＳ Ｐ明朝" w:eastAsia="ＭＳ Ｐ明朝" w:hAnsi="ＭＳ Ｐ明朝" w:hint="eastAsia"/>
-          <w:sz w:val="24"/>
-        </w:rPr>
-        <w:t>引数のエラーハンドリングを行った。</w:t>
-      </w:r>
-      <w:r>
-        <w:rPr>
-          <w:rFonts w:ascii="ＭＳ Ｐ明朝" w:eastAsia="ＭＳ Ｐ明朝" w:hAnsi="ＭＳ Ｐ明朝" w:hint="eastAsia"/>
-          <w:sz w:val="24"/>
-        </w:rPr>
-        <w:t>入力値が正常であれば、そこから学習データを入力値行だけ使用するようにクローンし、</w:t>
-      </w:r>
-      <w:r>
-        <w:rPr>
-          <w:rFonts w:ascii="ＭＳ Ｐ明朝" w:eastAsia="ＭＳ Ｐ明朝" w:hAnsi="ＭＳ Ｐ明朝" w:hint="eastAsia"/>
-          <w:sz w:val="24"/>
-        </w:rPr>
-        <w:t>学習データの再作成を行った。</w:t>
-      </w:r>
-      <w:r>
-        <w:rPr>
-          <w:rFonts w:ascii="ＭＳ Ｐ明朝" w:eastAsia="ＭＳ Ｐ明朝" w:hAnsi="ＭＳ Ｐ明朝" w:hint="eastAsia"/>
-          <w:sz w:val="24"/>
-        </w:rPr>
-        <w:t>ベイズの定理の識別器のための計算を行ったのちに、テストデータの読み込みと特徴量の切り出し、テストデータのラベル作成と統合を行い、予測と出力をして終了となった。</w:t>
-      </w:r>
-      <w:r>
-        <w:rPr>
-          <w:rFonts w:ascii="ＭＳ Ｐ明朝" w:eastAsia="ＭＳ Ｐ明朝" w:hAnsi="ＭＳ Ｐ明朝" w:hint="eastAsia"/>
-          <w:sz w:val="24"/>
-        </w:rPr>
-        <w:t>これが全体の大枠となる。</w:t>
+        <w:t>実際の計算だが、まずは</w:t>
+      </w:r>
+      <w:proofErr w:type="spellStart"/>
+      <w:r>
+        <w:rPr>
+          <w:rFonts w:ascii="ＭＳ Ｐ明朝" w:eastAsia="ＭＳ Ｐ明朝" w:hAnsi="ＭＳ Ｐ明朝"/>
+          <w:sz w:val="24"/>
+        </w:rPr>
+        <w:t>computeMeanVar</w:t>
+      </w:r>
+      <w:proofErr w:type="spellEnd"/>
+      <w:r>
+        <w:rPr>
+          <w:rFonts w:ascii="ＭＳ Ｐ明朝" w:eastAsia="ＭＳ Ｐ明朝" w:hAnsi="ＭＳ Ｐ明朝" w:hint="eastAsia"/>
+          <w:sz w:val="24"/>
+        </w:rPr>
+        <w:t>によって学習データの特徴量の平均と分散を求めた。</w:t>
+      </w:r>
+      <w:r>
+        <w:rPr>
+          <w:rFonts w:ascii="ＭＳ Ｐ明朝" w:eastAsia="ＭＳ Ｐ明朝" w:hAnsi="ＭＳ Ｐ明朝" w:hint="eastAsia"/>
+          <w:sz w:val="24"/>
+        </w:rPr>
+        <w:t>学習データ数は両者等しいため、事前確率は通常とスパムで同一とした。</w:t>
+      </w:r>
+      <w:r>
+        <w:rPr>
+          <w:rFonts w:ascii="ＭＳ Ｐ明朝" w:eastAsia="ＭＳ Ｐ明朝" w:hAnsi="ＭＳ Ｐ明朝" w:hint="eastAsia"/>
+          <w:sz w:val="24"/>
+        </w:rPr>
+        <w:t>そしてこれらを</w:t>
+      </w:r>
+      <w:proofErr w:type="spellStart"/>
+      <w:r>
+        <w:rPr>
+          <w:rFonts w:ascii="ＭＳ Ｐ明朝" w:eastAsia="ＭＳ Ｐ明朝" w:hAnsi="ＭＳ Ｐ明朝"/>
+          <w:sz w:val="24"/>
+        </w:rPr>
+        <w:t>bayesPredict</w:t>
+      </w:r>
+      <w:proofErr w:type="spellEnd"/>
+      <w:r>
+        <w:rPr>
+          <w:rFonts w:ascii="ＭＳ Ｐ明朝" w:eastAsia="ＭＳ Ｐ明朝" w:hAnsi="ＭＳ Ｐ明朝" w:hint="eastAsia"/>
+          <w:sz w:val="24"/>
+        </w:rPr>
+        <w:t>関数の引数として渡すことで計算を行った。</w:t>
+      </w:r>
+      <w:r>
+        <w:rPr>
+          <w:rFonts w:ascii="ＭＳ Ｐ明朝" w:eastAsia="ＭＳ Ｐ明朝" w:hAnsi="ＭＳ Ｐ明朝" w:hint="eastAsia"/>
+          <w:sz w:val="24"/>
+        </w:rPr>
+        <w:t>この関数では、まず対数の事前確率を設定し、次に対数の</w:t>
+      </w:r>
+      <w:r>
+        <w:rPr>
+          <w:rFonts w:ascii="ＭＳ Ｐ明朝" w:eastAsia="ＭＳ Ｐ明朝" w:hAnsi="ＭＳ Ｐ明朝"/>
+          <w:sz w:val="24"/>
+        </w:rPr>
+        <w:t>尤度</w:t>
+      </w:r>
+      <w:r>
+        <w:rPr>
+          <w:rFonts w:ascii="ＭＳ Ｐ明朝" w:eastAsia="ＭＳ Ｐ明朝" w:hAnsi="ＭＳ Ｐ明朝" w:hint="eastAsia"/>
+          <w:sz w:val="24"/>
+        </w:rPr>
+        <w:t>を計算している。</w:t>
+      </w:r>
+      <w:r>
+        <w:rPr>
+          <w:rFonts w:ascii="ＭＳ Ｐ明朝" w:eastAsia="ＭＳ Ｐ明朝" w:hAnsi="ＭＳ Ｐ明朝"/>
+          <w:sz w:val="24"/>
+        </w:rPr>
+        <w:t>尤度</w:t>
+      </w:r>
+      <w:r>
+        <w:rPr>
+          <w:rFonts w:ascii="ＭＳ Ｐ明朝" w:eastAsia="ＭＳ Ｐ明朝" w:hAnsi="ＭＳ Ｐ明朝" w:hint="eastAsia"/>
+          <w:sz w:val="24"/>
+        </w:rPr>
+        <w:t>の計算は</w:t>
+      </w:r>
+      <w:proofErr w:type="spellStart"/>
+      <w:r>
+        <w:rPr>
+          <w:rFonts w:ascii="ＭＳ Ｐ明朝" w:eastAsia="ＭＳ Ｐ明朝" w:hAnsi="ＭＳ Ｐ明朝"/>
+          <w:sz w:val="24"/>
+        </w:rPr>
+        <w:t>logGaussian</w:t>
+      </w:r>
+      <w:proofErr w:type="spellEnd"/>
+      <w:r>
+        <w:rPr>
+          <w:rFonts w:ascii="ＭＳ Ｐ明朝" w:eastAsia="ＭＳ Ｐ明朝" w:hAnsi="ＭＳ Ｐ明朝" w:hint="eastAsia"/>
+          <w:sz w:val="24"/>
+        </w:rPr>
+        <w:t>関数で行っており、これは正規分布での計算方法にならって計算を行っている。</w:t>
+      </w:r>
+      <w:r>
+        <w:rPr>
+          <w:rFonts w:ascii="ＭＳ Ｐ明朝" w:eastAsia="ＭＳ Ｐ明朝" w:hAnsi="ＭＳ Ｐ明朝" w:hint="eastAsia"/>
+          <w:sz w:val="24"/>
+        </w:rPr>
+        <w:t>対数の事後確率は</w:t>
+      </w:r>
+      <w:r>
+        <w:rPr>
+          <w:rFonts w:ascii="ＭＳ Ｐ明朝" w:eastAsia="ＭＳ Ｐ明朝" w:hAnsi="ＭＳ Ｐ明朝" w:hint="eastAsia"/>
+          <w:sz w:val="24"/>
+        </w:rPr>
+        <w:t>対数の事前確率と対数の</w:t>
+      </w:r>
+      <w:r>
+        <w:rPr>
+          <w:rFonts w:ascii="ＭＳ Ｐ明朝" w:eastAsia="ＭＳ Ｐ明朝" w:hAnsi="ＭＳ Ｐ明朝"/>
+          <w:sz w:val="24"/>
+        </w:rPr>
+        <w:t>尤度</w:t>
+      </w:r>
+      <w:r>
+        <w:rPr>
+          <w:rFonts w:ascii="ＭＳ Ｐ明朝" w:eastAsia="ＭＳ Ｐ明朝" w:hAnsi="ＭＳ Ｐ明朝" w:hint="eastAsia"/>
+          <w:sz w:val="24"/>
+        </w:rPr>
+        <w:t>の和を対数の全体の確率で引くことによって求めると先に述べたが、事後確率が通常とスパムのどちらが大きかを判別して識別するため、全体の確率というものは定数として扱うことができ、排除できるため考えなくて良いこととなる。したがって事前確率と</w:t>
+      </w:r>
+      <w:r>
+        <w:rPr>
+          <w:rFonts w:ascii="ＭＳ Ｐ明朝" w:eastAsia="ＭＳ Ｐ明朝" w:hAnsi="ＭＳ Ｐ明朝"/>
+          <w:sz w:val="24"/>
+        </w:rPr>
+        <w:t>尤度</w:t>
+      </w:r>
+      <w:r>
+        <w:rPr>
+          <w:rFonts w:ascii="ＭＳ Ｐ明朝" w:eastAsia="ＭＳ Ｐ明朝" w:hAnsi="ＭＳ Ｐ明朝" w:hint="eastAsia"/>
+          <w:sz w:val="24"/>
+        </w:rPr>
+        <w:t>によって求まる値の比較によって通常とスパムの判定を行った。</w:t>
+      </w:r>
+      <w:r>
+        <w:rPr>
+          <w:rFonts w:ascii="ＭＳ Ｐ明朝" w:eastAsia="ＭＳ Ｐ明朝" w:hAnsi="ＭＳ Ｐ明朝" w:hint="eastAsia"/>
+          <w:sz w:val="24"/>
+        </w:rPr>
+        <w:t>そして今までと同様に混同行列の判定を行い、正解率を算出した。これでベイズの定理の識別器の説明が完了した。最後に識別の結果を出力してこのプログラムは完了となる。</w:t>
+      </w:r>
+    </w:p>
+    <w:p>
+      <w:pPr>
+        <w:widowControl/>
+        <w:rPr>
+          <w:rFonts w:ascii="ＭＳ Ｐ明朝" w:eastAsia="ＭＳ Ｐ明朝" w:hAnsi="ＭＳ Ｐ明朝"/>
+          <w:sz w:val="24"/>
+        </w:rPr>
+      </w:pPr>
+      <w:r>
+        <w:rPr>
+          <w:rFonts w:ascii="ＭＳ Ｐ明朝" w:eastAsia="ＭＳ Ｐ明朝" w:hAnsi="ＭＳ Ｐ明朝"/>
+          <w:sz w:val="24"/>
+        </w:rPr>
+        <w:br w:type="page"/>
+      </w:r>
+    </w:p>
+    <w:p>
+      <w:pPr>
+        <w:rPr>
+          <w:rFonts w:ascii="ＭＳ Ｐ明朝" w:eastAsia="ＭＳ Ｐ明朝" w:hAnsi="ＭＳ Ｐ明朝"/>
+          <w:sz w:val="24"/>
+        </w:rPr>
+      </w:pPr>
+    </w:p>
+    <w:p>
+      <w:pPr>
+        <w:rPr>
+          <w:rFonts w:ascii="ＭＳ Ｐ明朝" w:eastAsia="ＭＳ Ｐ明朝" w:hAnsi="ＭＳ Ｐ明朝"/>
+          <w:sz w:val="24"/>
+        </w:rPr>
+      </w:pPr>
+    </w:p>
+    <w:p>
+      <w:pPr>
+        <w:rPr>
+          <w:rFonts w:ascii="ＭＳ Ｐ明朝" w:eastAsia="ＭＳ Ｐ明朝" w:hAnsi="ＭＳ Ｐ明朝"/>
+          <w:sz w:val="24"/>
+        </w:rPr>
+      </w:pPr>
+      <w:r>
+        <w:rPr>
+          <w:rFonts w:ascii="ＭＳ Ｐ明朝" w:eastAsia="ＭＳ Ｐ明朝" w:hAnsi="ＭＳ Ｐ明朝" w:hint="eastAsia"/>
+          <w:sz w:val="24"/>
+        </w:rPr>
+        <w:t>・実行結果</w:t>
       </w:r>
     </w:p>
     <w:p>
@@ -6412,132 +6828,207 @@
           <w:rFonts w:ascii="ＭＳ Ｐ明朝" w:eastAsia="ＭＳ Ｐ明朝" w:hAnsi="ＭＳ Ｐ明朝" w:hint="eastAsia"/>
           <w:sz w:val="24"/>
         </w:rPr>
-        <w:t>ベイズの定理の識別器について説明を行う。</w:t>
-      </w:r>
-      <w:r>
-        <w:rPr>
-          <w:rFonts w:ascii="ＭＳ Ｐ明朝" w:eastAsia="ＭＳ Ｐ明朝" w:hAnsi="ＭＳ Ｐ明朝" w:hint="eastAsia"/>
-          <w:sz w:val="24"/>
-        </w:rPr>
-        <w:t>今回使用する学習アルゴリズムは特徴量が正規分布に従う</w:t>
-      </w:r>
-      <w:r>
-        <w:rPr>
-          <w:rFonts w:ascii="ＭＳ Ｐ明朝" w:eastAsia="ＭＳ Ｐ明朝" w:hAnsi="ＭＳ Ｐ明朝" w:hint="eastAsia"/>
-          <w:sz w:val="24"/>
-        </w:rPr>
-        <w:t>という仮定の下、識別を行う。そのため特徴量の平均および分散が必要となってくる。それを</w:t>
-      </w:r>
-      <w:r>
-        <w:rPr>
-          <w:rFonts w:ascii="ＭＳ Ｐ明朝" w:eastAsia="ＭＳ Ｐ明朝" w:hAnsi="ＭＳ Ｐ明朝"/>
-          <w:sz w:val="24"/>
-        </w:rPr>
-        <w:t>computeMeanVar</w:t>
-      </w:r>
-      <w:r>
-        <w:rPr>
-          <w:rFonts w:ascii="ＭＳ Ｐ明朝" w:eastAsia="ＭＳ Ｐ明朝" w:hAnsi="ＭＳ Ｐ明朝" w:hint="eastAsia"/>
-          <w:sz w:val="24"/>
-        </w:rPr>
-        <w:t>関数にて行っている。分散の計算に平均を利用する関係上、先に特徴量を抽出して平均を計算し、その後に分散を計算するという構造になっている。</w:t>
-      </w:r>
-      <w:r>
-        <w:rPr>
-          <w:rFonts w:ascii="ＭＳ Ｐ明朝" w:eastAsia="ＭＳ Ｐ明朝" w:hAnsi="ＭＳ Ｐ明朝" w:hint="eastAsia"/>
-          <w:sz w:val="24"/>
-        </w:rPr>
-        <w:t>さて、この学習アルゴリズムは字の通り式</w:t>
-      </w:r>
-      <w:r>
-        <w:rPr>
-          <w:rFonts w:ascii="ＭＳ Ｐ明朝" w:eastAsia="ＭＳ Ｐ明朝" w:hAnsi="ＭＳ Ｐ明朝"/>
-          <w:sz w:val="24"/>
-        </w:rPr>
-        <w:t>(1)</w:t>
-      </w:r>
-      <w:r>
-        <w:rPr>
-          <w:rFonts w:ascii="ＭＳ Ｐ明朝" w:eastAsia="ＭＳ Ｐ明朝" w:hAnsi="ＭＳ Ｐ明朝" w:hint="eastAsia"/>
-          <w:sz w:val="24"/>
-        </w:rPr>
-        <w:t>で示したベイズの定理を用いる。左辺が求める確率</w:t>
-      </w:r>
-      <w:r>
-        <w:rPr>
-          <w:rFonts w:ascii="ＭＳ Ｐ明朝" w:eastAsia="ＭＳ Ｐ明朝" w:hAnsi="ＭＳ Ｐ明朝"/>
-          <w:sz w:val="24"/>
-        </w:rPr>
-        <w:t>(</w:t>
-      </w:r>
-      <w:r>
-        <w:rPr>
-          <w:rFonts w:ascii="ＭＳ Ｐ明朝" w:eastAsia="ＭＳ Ｐ明朝" w:hAnsi="ＭＳ Ｐ明朝" w:hint="eastAsia"/>
-          <w:sz w:val="24"/>
-        </w:rPr>
-        <w:t>事後確率という</w:t>
-      </w:r>
-      <w:r>
-        <w:rPr>
-          <w:rFonts w:ascii="ＭＳ Ｐ明朝" w:eastAsia="ＭＳ Ｐ明朝" w:hAnsi="ＭＳ Ｐ明朝"/>
-          <w:sz w:val="24"/>
-        </w:rPr>
-        <w:t>)</w:t>
-      </w:r>
-      <w:r>
-        <w:rPr>
-          <w:rFonts w:ascii="ＭＳ Ｐ明朝" w:eastAsia="ＭＳ Ｐ明朝" w:hAnsi="ＭＳ Ｐ明朝" w:hint="eastAsia"/>
-          <w:sz w:val="24"/>
-        </w:rPr>
-        <w:t>であり、右辺がその計算式となっている。</w:t>
-      </w:r>
-      <w:r>
-        <w:rPr>
-          <w:rFonts w:ascii="ＭＳ Ｐ明朝" w:eastAsia="ＭＳ Ｐ明朝" w:hAnsi="ＭＳ Ｐ明朝" w:hint="eastAsia"/>
-          <w:sz w:val="24"/>
-        </w:rPr>
-        <w:t>これはデータ全体の確率を、学習データ数よりあらかじめ予測された事前確率と</w:t>
-      </w:r>
-      <w:r>
-        <w:rPr>
-          <w:rFonts w:ascii="ＭＳ Ｐ明朝" w:eastAsia="ＭＳ Ｐ明朝" w:hAnsi="ＭＳ Ｐ明朝"/>
-          <w:sz w:val="24"/>
-        </w:rPr>
-        <w:t>尤度</w:t>
-      </w:r>
-      <w:r>
-        <w:rPr>
-          <w:rFonts w:ascii="ＭＳ Ｐ明朝" w:eastAsia="ＭＳ Ｐ明朝" w:hAnsi="ＭＳ Ｐ明朝" w:hint="eastAsia"/>
-          <w:sz w:val="24"/>
-        </w:rPr>
-        <w:t>の積で割るという内容である。ここで今回は対数</w:t>
-      </w:r>
-      <w:r>
-        <w:rPr>
-          <w:rFonts w:ascii="ＭＳ Ｐ明朝" w:eastAsia="ＭＳ Ｐ明朝" w:hAnsi="ＭＳ Ｐ明朝" w:hint="eastAsia"/>
-          <w:sz w:val="24"/>
-        </w:rPr>
-        <w:t>の和</w:t>
-      </w:r>
-      <w:r>
-        <w:rPr>
-          <w:rFonts w:ascii="ＭＳ Ｐ明朝" w:eastAsia="ＭＳ Ｐ明朝" w:hAnsi="ＭＳ Ｐ明朝" w:hint="eastAsia"/>
-          <w:sz w:val="24"/>
-        </w:rPr>
-        <w:t>を用いて計算しているが、これは小数の積同士だとプログラム内でアンダーフローが発生し、正確な値を計算することができなくなるという問題が発生するため、それを防ぐために行っている。</w:t>
-      </w:r>
-      <w:r>
-        <w:rPr>
-          <w:rFonts w:ascii="ＭＳ Ｐ明朝" w:eastAsia="ＭＳ Ｐ明朝" w:hAnsi="ＭＳ Ｐ明朝" w:hint="eastAsia"/>
-          <w:sz w:val="24"/>
-        </w:rPr>
-        <w:t>このようにして識別を行うという仕組みになっている。</w:t>
-      </w:r>
-    </w:p>
-    <w:p>
-      <w:pPr>
-        <w:rPr>
-          <w:rFonts w:ascii="ＭＳ Ｐ明朝" w:eastAsia="ＭＳ Ｐ明朝" w:hAnsi="ＭＳ Ｐ明朝" w:hint="eastAsia"/>
+        <w:t>実行結果をそれぞれ以下の図に載せた。</w:t>
+      </w:r>
+    </w:p>
+    <w:p>
+      <w:pPr>
+        <w:jc w:val="center"/>
+        <w:rPr>
+          <w:rFonts w:ascii="ＭＳ Ｐ明朝" w:eastAsia="ＭＳ Ｐ明朝" w:hAnsi="ＭＳ Ｐ明朝"/>
+          <w:sz w:val="24"/>
+        </w:rPr>
+      </w:pPr>
+      <w:r>
+        <w:rPr>
+          <w:rFonts w:ascii="ＭＳ Ｐ明朝" w:eastAsia="ＭＳ Ｐ明朝" w:hAnsi="ＭＳ Ｐ明朝"/>
+          <w:sz w:val="24"/>
+        </w:rPr>
+        <w:drawing>
+          <wp:inline distT="0" distB="0" distL="0" distR="0" wp14:anchorId="2DEBFB03" wp14:editId="51097C14">
+            <wp:extent cx="4533900" cy="5626100"/>
+            <wp:effectExtent l="0" t="0" r="0" b="0"/>
+            <wp:docPr id="1658082558" name="図 1"/>
+            <wp:cNvGraphicFramePr>
+              <a:graphicFrameLocks xmlns:a="http://schemas.openxmlformats.org/drawingml/2006/main" noChangeAspect="1"/>
+            </wp:cNvGraphicFramePr>
+            <a:graphic xmlns:a="http://schemas.openxmlformats.org/drawingml/2006/main">
+              <a:graphicData uri="http://schemas.openxmlformats.org/drawingml/2006/picture">
+                <pic:pic xmlns:pic="http://schemas.openxmlformats.org/drawingml/2006/picture">
+                  <pic:nvPicPr>
+                    <pic:cNvPr id="1658082558" name=""/>
+                    <pic:cNvPicPr/>
+                  </pic:nvPicPr>
+                  <pic:blipFill>
+                    <a:blip r:embed="rId15"/>
+                    <a:stretch>
+                      <a:fillRect/>
+                    </a:stretch>
+                  </pic:blipFill>
+                  <pic:spPr>
+                    <a:xfrm>
+                      <a:off x="0" y="0"/>
+                      <a:ext cx="4533900" cy="5626100"/>
+                    </a:xfrm>
+                    <a:prstGeom prst="rect">
+                      <a:avLst/>
+                    </a:prstGeom>
+                  </pic:spPr>
+                </pic:pic>
+              </a:graphicData>
+            </a:graphic>
+          </wp:inline>
+        </w:drawing>
+      </w:r>
+    </w:p>
+    <w:p>
+      <w:pPr>
+        <w:rPr>
+          <w:rFonts w:ascii="ＭＳ Ｐ明朝" w:eastAsia="ＭＳ Ｐ明朝" w:hAnsi="ＭＳ Ｐ明朝"/>
+          <w:sz w:val="24"/>
+        </w:rPr>
+      </w:pPr>
+      <w:r>
+        <w:rPr>
+          <w:rFonts w:ascii="ＭＳ Ｐ明朝" w:eastAsia="ＭＳ Ｐ明朝" w:hAnsi="ＭＳ Ｐ明朝" w:hint="eastAsia"/>
+          <w:sz w:val="24"/>
+        </w:rPr>
+        <w:t xml:space="preserve">　図より</w:t>
+      </w:r>
+      <w:r>
+        <w:rPr>
+          <w:rFonts w:ascii="ＭＳ Ｐ明朝" w:eastAsia="ＭＳ Ｐ明朝" w:hAnsi="ＭＳ Ｐ明朝"/>
+          <w:sz w:val="24"/>
+        </w:rPr>
+        <w:t>5</w:t>
+      </w:r>
+      <w:r>
+        <w:rPr>
+          <w:rFonts w:ascii="ＭＳ Ｐ明朝" w:eastAsia="ＭＳ Ｐ明朝" w:hAnsi="ＭＳ Ｐ明朝" w:hint="eastAsia"/>
+          <w:sz w:val="24"/>
+        </w:rPr>
+        <w:t>行、</w:t>
+      </w:r>
+      <w:r>
+        <w:rPr>
+          <w:rFonts w:ascii="ＭＳ Ｐ明朝" w:eastAsia="ＭＳ Ｐ明朝" w:hAnsi="ＭＳ Ｐ明朝"/>
+          <w:sz w:val="24"/>
+        </w:rPr>
+        <w:t>10</w:t>
+      </w:r>
+      <w:r>
+        <w:rPr>
+          <w:rFonts w:ascii="ＭＳ Ｐ明朝" w:eastAsia="ＭＳ Ｐ明朝" w:hAnsi="ＭＳ Ｐ明朝" w:hint="eastAsia"/>
+          <w:sz w:val="24"/>
+        </w:rPr>
+        <w:t>行、</w:t>
+      </w:r>
+      <w:r>
+        <w:rPr>
+          <w:rFonts w:ascii="ＭＳ Ｐ明朝" w:eastAsia="ＭＳ Ｐ明朝" w:hAnsi="ＭＳ Ｐ明朝"/>
+          <w:sz w:val="24"/>
+        </w:rPr>
+        <w:t>50</w:t>
+      </w:r>
+      <w:r>
+        <w:rPr>
+          <w:rFonts w:ascii="ＭＳ Ｐ明朝" w:eastAsia="ＭＳ Ｐ明朝" w:hAnsi="ＭＳ Ｐ明朝" w:hint="eastAsia"/>
+          <w:sz w:val="24"/>
+        </w:rPr>
+        <w:t>行、</w:t>
+      </w:r>
+      <w:r>
+        <w:rPr>
+          <w:rFonts w:ascii="ＭＳ Ｐ明朝" w:eastAsia="ＭＳ Ｐ明朝" w:hAnsi="ＭＳ Ｐ明朝"/>
+          <w:sz w:val="24"/>
+        </w:rPr>
+        <w:t>100</w:t>
+      </w:r>
+      <w:r>
+        <w:rPr>
+          <w:rFonts w:ascii="ＭＳ Ｐ明朝" w:eastAsia="ＭＳ Ｐ明朝" w:hAnsi="ＭＳ Ｐ明朝" w:hint="eastAsia"/>
+          <w:sz w:val="24"/>
+        </w:rPr>
+        <w:t>行、</w:t>
+      </w:r>
+      <w:r>
+        <w:rPr>
+          <w:rFonts w:ascii="ＭＳ Ｐ明朝" w:eastAsia="ＭＳ Ｐ明朝" w:hAnsi="ＭＳ Ｐ明朝"/>
+          <w:sz w:val="24"/>
+        </w:rPr>
+        <w:t>200</w:t>
+      </w:r>
+      <w:r>
+        <w:rPr>
+          <w:rFonts w:ascii="ＭＳ Ｐ明朝" w:eastAsia="ＭＳ Ｐ明朝" w:hAnsi="ＭＳ Ｐ明朝" w:hint="eastAsia"/>
+          <w:sz w:val="24"/>
+        </w:rPr>
+        <w:t>行の正解率はそれぞれ</w:t>
+      </w:r>
+      <w:r>
+        <w:rPr>
+          <w:rFonts w:ascii="ＭＳ Ｐ明朝" w:eastAsia="ＭＳ Ｐ明朝" w:hAnsi="ＭＳ Ｐ明朝"/>
+          <w:sz w:val="24"/>
+        </w:rPr>
+        <w:t>74</w:t>
+      </w:r>
+      <w:r>
+        <w:rPr>
+          <w:rFonts w:ascii="ＭＳ Ｐ明朝" w:eastAsia="ＭＳ Ｐ明朝" w:hAnsi="ＭＳ Ｐ明朝"/>
+          <w:sz w:val="24"/>
+        </w:rPr>
+        <w:t>%、81.5%、95.5%、96%、96.5%</w:t>
+      </w:r>
+      <w:r>
+        <w:rPr>
+          <w:rFonts w:ascii="ＭＳ Ｐ明朝" w:eastAsia="ＭＳ Ｐ明朝" w:hAnsi="ＭＳ Ｐ明朝" w:hint="eastAsia"/>
+          <w:sz w:val="24"/>
+        </w:rPr>
+        <w:t>となった</w:t>
+      </w:r>
+      <w:r>
+        <w:rPr>
+          <w:rFonts w:ascii="ＭＳ Ｐ明朝" w:eastAsia="ＭＳ Ｐ明朝" w:hAnsi="ＭＳ Ｐ明朝" w:hint="eastAsia"/>
+          <w:sz w:val="24"/>
+        </w:rPr>
+        <w:t>ことがわかる。</w:t>
+      </w:r>
+      <w:r>
+        <w:rPr>
+          <w:rFonts w:ascii="ＭＳ Ｐ明朝" w:eastAsia="ＭＳ Ｐ明朝" w:hAnsi="ＭＳ Ｐ明朝" w:hint="eastAsia"/>
+          <w:sz w:val="24"/>
+        </w:rPr>
+        <w:t>これより学習データの増加に伴って正解率が単調上昇していったことが確認できる。</w:t>
+      </w:r>
+    </w:p>
+    <w:p>
+      <w:pPr>
+        <w:rPr>
+          <w:rFonts w:ascii="ＭＳ Ｐ明朝" w:eastAsia="ＭＳ Ｐ明朝" w:hAnsi="ＭＳ Ｐ明朝"/>
+          <w:sz w:val="24"/>
+        </w:rPr>
+      </w:pPr>
+    </w:p>
+    <w:p>
+      <w:pPr>
+        <w:rPr>
+          <w:rFonts w:ascii="ＭＳ Ｐ明朝" w:eastAsia="ＭＳ Ｐ明朝" w:hAnsi="ＭＳ Ｐ明朝"/>
+          <w:sz w:val="24"/>
+        </w:rPr>
+      </w:pPr>
+      <w:r>
+        <w:rPr>
+          <w:rFonts w:ascii="ＭＳ Ｐ明朝" w:eastAsia="ＭＳ Ｐ明朝" w:hAnsi="ＭＳ Ｐ明朝" w:hint="eastAsia"/>
+          <w:sz w:val="24"/>
+        </w:rPr>
+        <w:lastRenderedPageBreak/>
+        <w:t>・考察</w:t>
+      </w:r>
+    </w:p>
+    <w:p>
+      <w:pPr>
+        <w:rPr>
+          <w:rFonts w:ascii="ＭＳ Ｐ明朝" w:eastAsia="ＭＳ Ｐ明朝" w:hAnsi="ＭＳ Ｐ明朝"/>
           <w:sz w:val="24"/>
         </w:rPr>
       </w:pPr>
@@ -6553,217 +7044,7 @@
           <w:rFonts w:ascii="ＭＳ Ｐ明朝" w:eastAsia="ＭＳ Ｐ明朝" w:hAnsi="ＭＳ Ｐ明朝" w:hint="eastAsia"/>
           <w:sz w:val="24"/>
         </w:rPr>
-        <w:t>実際の計算だが、まずは</w:t>
-      </w:r>
-      <w:r>
-        <w:rPr>
-          <w:rFonts w:ascii="ＭＳ Ｐ明朝" w:eastAsia="ＭＳ Ｐ明朝" w:hAnsi="ＭＳ Ｐ明朝"/>
-          <w:sz w:val="24"/>
-        </w:rPr>
-        <w:t>computeMeanVar</w:t>
-      </w:r>
-      <w:r>
-        <w:rPr>
-          <w:rFonts w:ascii="ＭＳ Ｐ明朝" w:eastAsia="ＭＳ Ｐ明朝" w:hAnsi="ＭＳ Ｐ明朝" w:hint="eastAsia"/>
-          <w:sz w:val="24"/>
-        </w:rPr>
-        <w:t>によって学習データの特徴量の平均と分散を求めた。</w:t>
-      </w:r>
-      <w:r>
-        <w:rPr>
-          <w:rFonts w:ascii="ＭＳ Ｐ明朝" w:eastAsia="ＭＳ Ｐ明朝" w:hAnsi="ＭＳ Ｐ明朝" w:hint="eastAsia"/>
-          <w:sz w:val="24"/>
-        </w:rPr>
-        <w:t>学習データ数は両者等しいため、事前確率は通常とスパムで同一とした。</w:t>
-      </w:r>
-      <w:r>
-        <w:rPr>
-          <w:rFonts w:ascii="ＭＳ Ｐ明朝" w:eastAsia="ＭＳ Ｐ明朝" w:hAnsi="ＭＳ Ｐ明朝" w:hint="eastAsia"/>
-          <w:sz w:val="24"/>
-        </w:rPr>
-        <w:t>そしてこれらを</w:t>
-      </w:r>
-      <w:r>
-        <w:rPr>
-          <w:rFonts w:ascii="ＭＳ Ｐ明朝" w:eastAsia="ＭＳ Ｐ明朝" w:hAnsi="ＭＳ Ｐ明朝"/>
-          <w:sz w:val="24"/>
-        </w:rPr>
-        <w:t>bayesPredict</w:t>
-      </w:r>
-      <w:r>
-        <w:rPr>
-          <w:rFonts w:ascii="ＭＳ Ｐ明朝" w:eastAsia="ＭＳ Ｐ明朝" w:hAnsi="ＭＳ Ｐ明朝" w:hint="eastAsia"/>
-          <w:sz w:val="24"/>
-        </w:rPr>
-        <w:t>関数の引数として渡すことで計算を行った。</w:t>
-      </w:r>
-      <w:r>
-        <w:rPr>
-          <w:rFonts w:ascii="ＭＳ Ｐ明朝" w:eastAsia="ＭＳ Ｐ明朝" w:hAnsi="ＭＳ Ｐ明朝" w:hint="eastAsia"/>
-          <w:sz w:val="24"/>
-        </w:rPr>
-        <w:t>この関数では、まず対数の事前確率を設定し、次に対数の</w:t>
-      </w:r>
-      <w:r>
-        <w:rPr>
-          <w:rFonts w:ascii="ＭＳ Ｐ明朝" w:eastAsia="ＭＳ Ｐ明朝" w:hAnsi="ＭＳ Ｐ明朝"/>
-          <w:sz w:val="24"/>
-        </w:rPr>
-        <w:t>尤度</w:t>
-      </w:r>
-      <w:r>
-        <w:rPr>
-          <w:rFonts w:ascii="ＭＳ Ｐ明朝" w:eastAsia="ＭＳ Ｐ明朝" w:hAnsi="ＭＳ Ｐ明朝" w:hint="eastAsia"/>
-          <w:sz w:val="24"/>
-        </w:rPr>
-        <w:t>を計算している。</w:t>
-      </w:r>
-      <w:r>
-        <w:rPr>
-          <w:rFonts w:ascii="ＭＳ Ｐ明朝" w:eastAsia="ＭＳ Ｐ明朝" w:hAnsi="ＭＳ Ｐ明朝"/>
-          <w:sz w:val="24"/>
-        </w:rPr>
-        <w:t>尤度</w:t>
-      </w:r>
-      <w:r>
-        <w:rPr>
-          <w:rFonts w:ascii="ＭＳ Ｐ明朝" w:eastAsia="ＭＳ Ｐ明朝" w:hAnsi="ＭＳ Ｐ明朝" w:hint="eastAsia"/>
-          <w:sz w:val="24"/>
-        </w:rPr>
-        <w:t>の計算は</w:t>
-      </w:r>
-      <w:r>
-        <w:rPr>
-          <w:rFonts w:ascii="ＭＳ Ｐ明朝" w:eastAsia="ＭＳ Ｐ明朝" w:hAnsi="ＭＳ Ｐ明朝"/>
-          <w:sz w:val="24"/>
-        </w:rPr>
-        <w:lastRenderedPageBreak/>
-        <w:t>logGaussian</w:t>
-      </w:r>
-      <w:r>
-        <w:rPr>
-          <w:rFonts w:ascii="ＭＳ Ｐ明朝" w:eastAsia="ＭＳ Ｐ明朝" w:hAnsi="ＭＳ Ｐ明朝" w:hint="eastAsia"/>
-          <w:sz w:val="24"/>
-        </w:rPr>
-        <w:t>関数で行っており、これは正規分布での計算方法にならって計算を行っている。</w:t>
-      </w:r>
-      <w:r>
-        <w:rPr>
-          <w:rFonts w:ascii="ＭＳ Ｐ明朝" w:eastAsia="ＭＳ Ｐ明朝" w:hAnsi="ＭＳ Ｐ明朝" w:hint="eastAsia"/>
-          <w:sz w:val="24"/>
-        </w:rPr>
-        <w:t>対数の事後確率は</w:t>
-      </w:r>
-      <w:r>
-        <w:rPr>
-          <w:rFonts w:ascii="ＭＳ Ｐ明朝" w:eastAsia="ＭＳ Ｐ明朝" w:hAnsi="ＭＳ Ｐ明朝" w:hint="eastAsia"/>
-          <w:sz w:val="24"/>
-        </w:rPr>
-        <w:t>対数の事前確率と対数の</w:t>
-      </w:r>
-      <w:r>
-        <w:rPr>
-          <w:rFonts w:ascii="ＭＳ Ｐ明朝" w:eastAsia="ＭＳ Ｐ明朝" w:hAnsi="ＭＳ Ｐ明朝"/>
-          <w:sz w:val="24"/>
-        </w:rPr>
-        <w:t>尤度</w:t>
-      </w:r>
-      <w:r>
-        <w:rPr>
-          <w:rFonts w:ascii="ＭＳ Ｐ明朝" w:eastAsia="ＭＳ Ｐ明朝" w:hAnsi="ＭＳ Ｐ明朝" w:hint="eastAsia"/>
-          <w:sz w:val="24"/>
-        </w:rPr>
-        <w:t>の和を対数の全体の確率で引くことによって求めると先に述べたが、事後確率が通常とスパムのどちらが大きかを判別して識別するため、全体の確率というものは定数として扱うことができ、排除できるため考えなくて良いこととなる。したがって事前確率と</w:t>
-      </w:r>
-      <w:r>
-        <w:rPr>
-          <w:rFonts w:ascii="ＭＳ Ｐ明朝" w:eastAsia="ＭＳ Ｐ明朝" w:hAnsi="ＭＳ Ｐ明朝"/>
-          <w:sz w:val="24"/>
-        </w:rPr>
-        <w:t>尤度</w:t>
-      </w:r>
-      <w:r>
-        <w:rPr>
-          <w:rFonts w:ascii="ＭＳ Ｐ明朝" w:eastAsia="ＭＳ Ｐ明朝" w:hAnsi="ＭＳ Ｐ明朝" w:hint="eastAsia"/>
-          <w:sz w:val="24"/>
-        </w:rPr>
-        <w:t>によって求まる値の比較によって通常とスパムの判定を行った。</w:t>
-      </w:r>
-      <w:r>
-        <w:rPr>
-          <w:rFonts w:ascii="ＭＳ Ｐ明朝" w:eastAsia="ＭＳ Ｐ明朝" w:hAnsi="ＭＳ Ｐ明朝" w:hint="eastAsia"/>
-          <w:sz w:val="24"/>
-        </w:rPr>
-        <w:t>そして今までと同様に混同行列の判定を行い、正解率を算出した。これでベイズの定理の識別器の説明が完了した。最後に識別の結果を出力してこのプログラムは完了となる。</w:t>
-      </w:r>
-    </w:p>
-    <w:p>
-      <w:pPr>
-        <w:rPr>
-          <w:rFonts w:ascii="ＭＳ Ｐ明朝" w:eastAsia="ＭＳ Ｐ明朝" w:hAnsi="ＭＳ Ｐ明朝"/>
-          <w:sz w:val="24"/>
-        </w:rPr>
-      </w:pPr>
-    </w:p>
-    <w:p>
-      <w:pPr>
-        <w:rPr>
-          <w:rFonts w:ascii="ＭＳ Ｐ明朝" w:eastAsia="ＭＳ Ｐ明朝" w:hAnsi="ＭＳ Ｐ明朝"/>
-          <w:sz w:val="24"/>
-        </w:rPr>
-      </w:pPr>
-      <w:r>
-        <w:rPr>
-          <w:rFonts w:ascii="ＭＳ Ｐ明朝" w:eastAsia="ＭＳ Ｐ明朝" w:hAnsi="ＭＳ Ｐ明朝" w:hint="eastAsia"/>
-          <w:sz w:val="24"/>
-        </w:rPr>
-        <w:t>・実行結果</w:t>
-      </w:r>
-    </w:p>
-    <w:p>
-      <w:pPr>
-        <w:rPr>
-          <w:rFonts w:ascii="ＭＳ Ｐ明朝" w:eastAsia="ＭＳ Ｐ明朝" w:hAnsi="ＭＳ Ｐ明朝"/>
-          <w:sz w:val="24"/>
-        </w:rPr>
-      </w:pPr>
-      <w:r>
-        <w:rPr>
-          <w:rFonts w:ascii="ＭＳ Ｐ明朝" w:eastAsia="ＭＳ Ｐ明朝" w:hAnsi="ＭＳ Ｐ明朝" w:hint="eastAsia"/>
-          <w:sz w:val="24"/>
-        </w:rPr>
-        <w:t xml:space="preserve">　</w:t>
-      </w:r>
-      <w:r>
-        <w:rPr>
-          <w:rFonts w:ascii="ＭＳ Ｐ明朝" w:eastAsia="ＭＳ Ｐ明朝" w:hAnsi="ＭＳ Ｐ明朝" w:hint="eastAsia"/>
-          <w:sz w:val="24"/>
-        </w:rPr>
-        <w:t>実行結果をそれぞれ以下の図に載せた。</w:t>
-      </w:r>
-    </w:p>
-    <w:p>
-      <w:pPr>
-        <w:jc w:val="center"/>
-        <w:rPr>
-          <w:rFonts w:ascii="ＭＳ Ｐ明朝" w:eastAsia="ＭＳ Ｐ明朝" w:hAnsi="ＭＳ Ｐ明朝"/>
-          <w:sz w:val="24"/>
-        </w:rPr>
-      </w:pPr>
-    </w:p>
-    <w:p>
-      <w:pPr>
-        <w:rPr>
-          <w:rFonts w:ascii="ＭＳ Ｐ明朝" w:eastAsia="ＭＳ Ｐ明朝" w:hAnsi="ＭＳ Ｐ明朝" w:hint="eastAsia"/>
-          <w:sz w:val="24"/>
-        </w:rPr>
-      </w:pPr>
-      <w:r>
-        <w:rPr>
-          <w:rFonts w:ascii="ＭＳ Ｐ明朝" w:eastAsia="ＭＳ Ｐ明朝" w:hAnsi="ＭＳ Ｐ明朝" w:hint="eastAsia"/>
-          <w:sz w:val="24"/>
-        </w:rPr>
-        <w:t xml:space="preserve">　図より</w:t>
+        <w:t>学習データが</w:t>
       </w:r>
       <w:r>
         <w:rPr>
@@ -6777,7 +7058,7 @@
           <w:rFonts w:ascii="ＭＳ Ｐ明朝" w:eastAsia="ＭＳ Ｐ明朝" w:hAnsi="ＭＳ Ｐ明朝" w:hint="eastAsia"/>
           <w:sz w:val="24"/>
         </w:rPr>
-        <w:t>行、</w:t>
+        <w:t>行や</w:t>
       </w:r>
       <w:r>
         <w:rPr>
@@ -6791,164 +7072,23 @@
           <w:rFonts w:ascii="ＭＳ Ｐ明朝" w:eastAsia="ＭＳ Ｐ明朝" w:hAnsi="ＭＳ Ｐ明朝" w:hint="eastAsia"/>
           <w:sz w:val="24"/>
         </w:rPr>
-        <w:t>行、</w:t>
-      </w:r>
-      <w:r>
-        <w:rPr>
-          <w:rFonts w:ascii="ＭＳ Ｐ明朝" w:eastAsia="ＭＳ Ｐ明朝" w:hAnsi="ＭＳ Ｐ明朝"/>
-          <w:sz w:val="24"/>
-        </w:rPr>
-        <w:t>50</w:t>
-      </w:r>
-      <w:r>
-        <w:rPr>
-          <w:rFonts w:ascii="ＭＳ Ｐ明朝" w:eastAsia="ＭＳ Ｐ明朝" w:hAnsi="ＭＳ Ｐ明朝" w:hint="eastAsia"/>
-          <w:sz w:val="24"/>
-        </w:rPr>
-        <w:t>行、</w:t>
-      </w:r>
-      <w:r>
-        <w:rPr>
-          <w:rFonts w:ascii="ＭＳ Ｐ明朝" w:eastAsia="ＭＳ Ｐ明朝" w:hAnsi="ＭＳ Ｐ明朝"/>
-          <w:sz w:val="24"/>
-        </w:rPr>
-        <w:t>100</w:t>
-      </w:r>
-      <w:r>
-        <w:rPr>
-          <w:rFonts w:ascii="ＭＳ Ｐ明朝" w:eastAsia="ＭＳ Ｐ明朝" w:hAnsi="ＭＳ Ｐ明朝" w:hint="eastAsia"/>
-          <w:sz w:val="24"/>
-        </w:rPr>
-        <w:t>行、</w:t>
-      </w:r>
-      <w:r>
-        <w:rPr>
-          <w:rFonts w:ascii="ＭＳ Ｐ明朝" w:eastAsia="ＭＳ Ｐ明朝" w:hAnsi="ＭＳ Ｐ明朝"/>
-          <w:sz w:val="24"/>
-        </w:rPr>
-        <w:t>200</w:t>
-      </w:r>
-      <w:r>
-        <w:rPr>
-          <w:rFonts w:ascii="ＭＳ Ｐ明朝" w:eastAsia="ＭＳ Ｐ明朝" w:hAnsi="ＭＳ Ｐ明朝" w:hint="eastAsia"/>
-          <w:sz w:val="24"/>
-        </w:rPr>
-        <w:t>行の正解率はそれぞれ</w:t>
-      </w:r>
-      <w:r>
-        <w:rPr>
-          <w:rFonts w:ascii="ＭＳ Ｐ明朝" w:eastAsia="ＭＳ Ｐ明朝" w:hAnsi="ＭＳ Ｐ明朝"/>
-          <w:sz w:val="24"/>
-        </w:rPr>
-        <w:t>74</w:t>
-      </w:r>
-      <w:r>
-        <w:rPr>
-          <w:rFonts w:ascii="ＭＳ Ｐ明朝" w:eastAsia="ＭＳ Ｐ明朝" w:hAnsi="ＭＳ Ｐ明朝"/>
-          <w:sz w:val="24"/>
-        </w:rPr>
-        <w:t>%、81.5%、95.5%、96%、96.5%</w:t>
-      </w:r>
-      <w:r>
-        <w:rPr>
-          <w:rFonts w:ascii="ＭＳ Ｐ明朝" w:eastAsia="ＭＳ Ｐ明朝" w:hAnsi="ＭＳ Ｐ明朝" w:hint="eastAsia"/>
-          <w:sz w:val="24"/>
-        </w:rPr>
-        <w:t>となった</w:t>
-      </w:r>
-      <w:r>
-        <w:rPr>
-          <w:rFonts w:ascii="ＭＳ Ｐ明朝" w:eastAsia="ＭＳ Ｐ明朝" w:hAnsi="ＭＳ Ｐ明朝" w:hint="eastAsia"/>
-          <w:sz w:val="24"/>
-        </w:rPr>
-        <w:t>ことがわかる。</w:t>
-      </w:r>
-      <w:r>
-        <w:rPr>
-          <w:rFonts w:ascii="ＭＳ Ｐ明朝" w:eastAsia="ＭＳ Ｐ明朝" w:hAnsi="ＭＳ Ｐ明朝" w:hint="eastAsia"/>
-          <w:sz w:val="24"/>
-        </w:rPr>
-        <w:t>これより</w:t>
-      </w:r>
-      <w:r>
-        <w:rPr>
-          <w:rFonts w:ascii="ＭＳ Ｐ明朝" w:eastAsia="ＭＳ Ｐ明朝" w:hAnsi="ＭＳ Ｐ明朝" w:hint="eastAsia"/>
-          <w:sz w:val="24"/>
-        </w:rPr>
-        <w:t>学習データの増加に伴って正解率が単調上昇していったことが確認できる。</w:t>
-      </w:r>
-    </w:p>
-    <w:p>
-      <w:pPr>
-        <w:rPr>
-          <w:rFonts w:ascii="ＭＳ Ｐ明朝" w:eastAsia="ＭＳ Ｐ明朝" w:hAnsi="ＭＳ Ｐ明朝"/>
-          <w:sz w:val="24"/>
-        </w:rPr>
-      </w:pPr>
-    </w:p>
-    <w:p>
-      <w:pPr>
-        <w:rPr>
-          <w:rFonts w:ascii="ＭＳ Ｐ明朝" w:eastAsia="ＭＳ Ｐ明朝" w:hAnsi="ＭＳ Ｐ明朝"/>
-          <w:sz w:val="24"/>
-        </w:rPr>
-      </w:pPr>
-      <w:r>
-        <w:rPr>
-          <w:rFonts w:ascii="ＭＳ Ｐ明朝" w:eastAsia="ＭＳ Ｐ明朝" w:hAnsi="ＭＳ Ｐ明朝" w:hint="eastAsia"/>
-          <w:sz w:val="24"/>
-        </w:rPr>
-        <w:t>・考察</w:t>
-      </w:r>
-    </w:p>
-    <w:p>
-      <w:pPr>
-        <w:rPr>
-          <w:rFonts w:ascii="ＭＳ Ｐ明朝" w:eastAsia="ＭＳ Ｐ明朝" w:hAnsi="ＭＳ Ｐ明朝" w:hint="eastAsia"/>
-          <w:sz w:val="24"/>
-        </w:rPr>
-      </w:pPr>
-      <w:r>
-        <w:rPr>
-          <w:rFonts w:ascii="ＭＳ Ｐ明朝" w:eastAsia="ＭＳ Ｐ明朝" w:hAnsi="ＭＳ Ｐ明朝" w:hint="eastAsia"/>
-          <w:sz w:val="24"/>
-        </w:rPr>
-        <w:t xml:space="preserve">　</w:t>
-      </w:r>
-      <w:r>
-        <w:rPr>
-          <w:rFonts w:ascii="ＭＳ Ｐ明朝" w:eastAsia="ＭＳ Ｐ明朝" w:hAnsi="ＭＳ Ｐ明朝" w:hint="eastAsia"/>
-          <w:sz w:val="24"/>
-        </w:rPr>
-        <w:t>学習データが</w:t>
-      </w:r>
-      <w:r>
-        <w:rPr>
-          <w:rFonts w:ascii="ＭＳ Ｐ明朝" w:eastAsia="ＭＳ Ｐ明朝" w:hAnsi="ＭＳ Ｐ明朝"/>
-          <w:sz w:val="24"/>
-        </w:rPr>
-        <w:t>5</w:t>
-      </w:r>
-      <w:r>
-        <w:rPr>
-          <w:rFonts w:ascii="ＭＳ Ｐ明朝" w:eastAsia="ＭＳ Ｐ明朝" w:hAnsi="ＭＳ Ｐ明朝" w:hint="eastAsia"/>
-          <w:sz w:val="24"/>
-        </w:rPr>
-        <w:t>行や</w:t>
-      </w:r>
-      <w:r>
-        <w:rPr>
-          <w:rFonts w:ascii="ＭＳ Ｐ明朝" w:eastAsia="ＭＳ Ｐ明朝" w:hAnsi="ＭＳ Ｐ明朝"/>
-          <w:sz w:val="24"/>
-        </w:rPr>
-        <w:t>10</w:t>
-      </w:r>
-      <w:r>
-        <w:rPr>
-          <w:rFonts w:ascii="ＭＳ Ｐ明朝" w:eastAsia="ＭＳ Ｐ明朝" w:hAnsi="ＭＳ Ｐ明朝" w:hint="eastAsia"/>
-          <w:sz w:val="24"/>
-        </w:rPr>
-        <w:t>行など極端に少ない場合では正解率が低かったが、これはサンプル数が少ないことによる推定された平均や分散の偏りが生じ、真の値からズレることによって発生したと考えられる。学習データ数が</w:t>
+        <w:t>行など極端に少ない場合では正解率が低かったが、これはサンプル数が少ないことによる推定された平均や分散の偏りが生じ、真の値からズレ</w:t>
+      </w:r>
+      <w:proofErr w:type="gramStart"/>
+      <w:r>
+        <w:rPr>
+          <w:rFonts w:ascii="ＭＳ Ｐ明朝" w:eastAsia="ＭＳ Ｐ明朝" w:hAnsi="ＭＳ Ｐ明朝" w:hint="eastAsia"/>
+          <w:sz w:val="24"/>
+        </w:rPr>
+        <w:t>る</w:t>
+      </w:r>
+      <w:proofErr w:type="gramEnd"/>
+      <w:r>
+        <w:rPr>
+          <w:rFonts w:ascii="ＭＳ Ｐ明朝" w:eastAsia="ＭＳ Ｐ明朝" w:hAnsi="ＭＳ Ｐ明朝" w:hint="eastAsia"/>
+          <w:sz w:val="24"/>
+        </w:rPr>
+        <w:t>ことによって発生したと考えられる。学習データ数が</w:t>
       </w:r>
       <w:r>
         <w:rPr>
@@ -7051,12 +7191,21 @@
           </m:e>
         </m:rad>
       </m:oMath>
-      <w:r>
-        <w:rPr>
-          <w:rFonts w:ascii="ＭＳ Ｐ明朝" w:eastAsia="ＭＳ Ｐ明朝" w:hAnsi="ＭＳ Ｐ明朝" w:hint="eastAsia"/>
-          <w:sz w:val="24"/>
-        </w:rPr>
-        <w:t>に比例して小さくなっていくので、サンプル数の増加の過程でこのような結果になったと推測できる。学習データ量が</w:t>
+      <w:proofErr w:type="gramStart"/>
+      <w:r>
+        <w:rPr>
+          <w:rFonts w:ascii="ＭＳ Ｐ明朝" w:eastAsia="ＭＳ Ｐ明朝" w:hAnsi="ＭＳ Ｐ明朝" w:hint="eastAsia"/>
+          <w:sz w:val="24"/>
+        </w:rPr>
+        <w:t>に</w:t>
+      </w:r>
+      <w:proofErr w:type="gramEnd"/>
+      <w:r>
+        <w:rPr>
+          <w:rFonts w:ascii="ＭＳ Ｐ明朝" w:eastAsia="ＭＳ Ｐ明朝" w:hAnsi="ＭＳ Ｐ明朝" w:hint="eastAsia"/>
+          <w:sz w:val="24"/>
+        </w:rPr>
+        <w:t>比例して小さくなっていくので、サンプル数の増加の過程でこのような結果になったと推測できる。学習データ量が</w:t>
       </w:r>
       <w:r>
         <w:rPr>
@@ -7126,21 +7275,13 @@
           <w:rFonts w:ascii="ＭＳ Ｐ明朝" w:eastAsia="ＭＳ Ｐ明朝" w:hAnsi="ＭＳ Ｐ明朝" w:hint="eastAsia"/>
           <w:sz w:val="24"/>
         </w:rPr>
-        <w:t>カーネル、多項式カーネルに比べて非常に良い精度を出しているので、この点が劣ってい</w:t>
-      </w:r>
-      <w:r>
-        <w:rPr>
-          <w:rFonts w:ascii="ＭＳ Ｐ明朝" w:eastAsia="ＭＳ Ｐ明朝" w:hAnsi="ＭＳ Ｐ明朝" w:hint="eastAsia"/>
-          <w:sz w:val="24"/>
-        </w:rPr>
-        <w:lastRenderedPageBreak/>
-        <w:t>るということは決してないと結論づけることができる。</w:t>
-      </w:r>
-    </w:p>
-    <w:p>
-      <w:pPr>
-        <w:rPr>
-          <w:rFonts w:ascii="ＭＳ Ｐ明朝" w:eastAsia="ＭＳ Ｐ明朝" w:hAnsi="ＭＳ Ｐ明朝" w:hint="eastAsia"/>
+        <w:t>カーネル、多項式カーネルに比べて非常に良い精度を出しているので、この点が劣っているということは決してないと結論づけることができる。</w:t>
+      </w:r>
+    </w:p>
+    <w:p>
+      <w:pPr>
+        <w:rPr>
+          <w:rFonts w:ascii="ＭＳ Ｐ明朝" w:eastAsia="ＭＳ Ｐ明朝" w:hAnsi="ＭＳ Ｐ明朝"/>
           <w:sz w:val="24"/>
         </w:rPr>
       </w:pPr>
@@ -7188,7 +7329,7 @@
     <w:p>
       <w:pPr>
         <w:rPr>
-          <w:rFonts w:ascii="ＭＳ Ｐ明朝" w:eastAsia="ＭＳ Ｐ明朝" w:hAnsi="ＭＳ Ｐ明朝" w:hint="eastAsia"/>
+          <w:rFonts w:ascii="ＭＳ Ｐ明朝" w:eastAsia="ＭＳ Ｐ明朝" w:hAnsi="ＭＳ Ｐ明朝"/>
           <w:sz w:val="24"/>
         </w:rPr>
       </w:pPr>
@@ -7211,42 +7352,30 @@
           <w:rFonts w:ascii="ＭＳ Ｐ明朝" w:eastAsia="ＭＳ Ｐ明朝" w:hAnsi="ＭＳ Ｐ明朝"/>
           <w:sz w:val="24"/>
         </w:rPr>
-        <w:t>g++ 2412747_kadai5-</w:t>
-      </w:r>
-      <w:r>
-        <w:rPr>
-          <w:rFonts w:ascii="ＭＳ Ｐ明朝" w:eastAsia="ＭＳ Ｐ明朝" w:hAnsi="ＭＳ Ｐ明朝"/>
-          <w:sz w:val="24"/>
-        </w:rPr>
-        <w:t>6</w:t>
-      </w:r>
-      <w:r>
-        <w:rPr>
-          <w:rFonts w:ascii="ＭＳ Ｐ明朝" w:eastAsia="ＭＳ Ｐ明朝" w:hAnsi="ＭＳ Ｐ明朝"/>
-          <w:sz w:val="24"/>
-        </w:rPr>
-        <w:t>.cpp -o 2412747_kadai5-</w:t>
-      </w:r>
-      <w:r>
-        <w:rPr>
-          <w:rFonts w:ascii="ＭＳ Ｐ明朝" w:eastAsia="ＭＳ Ｐ明朝" w:hAnsi="ＭＳ Ｐ明朝"/>
-          <w:sz w:val="24"/>
-        </w:rPr>
-        <w:t>6</w:t>
-      </w:r>
-      <w:r>
-        <w:rPr>
-          <w:rFonts w:ascii="ＭＳ Ｐ明朝" w:eastAsia="ＭＳ Ｐ明朝" w:hAnsi="ＭＳ Ｐ明朝"/>
-          <w:sz w:val="24"/>
-        </w:rPr>
-        <w:t xml:space="preserve"> </w:t>
-      </w:r>
-      <w:r>
-        <w:rPr>
-          <w:rFonts w:ascii="ＭＳ Ｐ明朝" w:eastAsia="ＭＳ Ｐ明朝" w:hAnsi="ＭＳ Ｐ明朝"/>
-          <w:sz w:val="24"/>
-        </w:rPr>
-        <w:t>$(pkg-config --cflags --libs opencv4)</w:t>
+        <w:t xml:space="preserve">g++ 2412747_kadai5-6.cpp -o 2412747_kadai5-6 </w:t>
+      </w:r>
+      <w:r>
+        <w:rPr>
+          <w:rFonts w:ascii="ＭＳ Ｐ明朝" w:eastAsia="ＭＳ Ｐ明朝" w:hAnsi="ＭＳ Ｐ明朝"/>
+          <w:sz w:val="24"/>
+        </w:rPr>
+        <w:t>$(pkg-config --</w:t>
+      </w:r>
+      <w:proofErr w:type="spellStart"/>
+      <w:r>
+        <w:rPr>
+          <w:rFonts w:ascii="ＭＳ Ｐ明朝" w:eastAsia="ＭＳ Ｐ明朝" w:hAnsi="ＭＳ Ｐ明朝"/>
+          <w:sz w:val="24"/>
+        </w:rPr>
+        <w:t>cflags</w:t>
+      </w:r>
+      <w:proofErr w:type="spellEnd"/>
+      <w:r>
+        <w:rPr>
+          <w:rFonts w:ascii="ＭＳ Ｐ明朝" w:eastAsia="ＭＳ Ｐ明朝" w:hAnsi="ＭＳ Ｐ明朝"/>
+          <w:sz w:val="24"/>
+        </w:rPr>
+        <w:t xml:space="preserve"> --libs opencv4)</w:t>
       </w:r>
       <w:r>
         <w:rPr>
@@ -7260,35 +7389,7 @@
           <w:rFonts w:ascii="ＭＳ Ｐ明朝" w:eastAsia="ＭＳ Ｐ明朝" w:hAnsi="ＭＳ Ｐ明朝"/>
           <w:sz w:val="24"/>
         </w:rPr>
-        <w:t>./2412747_kadai5-</w:t>
-      </w:r>
-      <w:r>
-        <w:rPr>
-          <w:rFonts w:ascii="ＭＳ Ｐ明朝" w:eastAsia="ＭＳ Ｐ明朝" w:hAnsi="ＭＳ Ｐ明朝"/>
-          <w:sz w:val="24"/>
-        </w:rPr>
-        <w:t>6</w:t>
-      </w:r>
-      <w:r>
-        <w:rPr>
-          <w:rFonts w:ascii="ＭＳ Ｐ明朝" w:eastAsia="ＭＳ Ｐ明朝" w:hAnsi="ＭＳ Ｐ明朝"/>
-          <w:sz w:val="24"/>
-        </w:rPr>
-        <w:t xml:space="preserve"> </w:t>
-      </w:r>
-      <w:r>
-        <w:rPr>
-          <w:rFonts w:ascii="ＭＳ Ｐ明朝" w:eastAsia="ＭＳ Ｐ明朝" w:hAnsi="ＭＳ Ｐ明朝"/>
-          <w:sz w:val="24"/>
-        </w:rPr>
-        <w:t>ball</w:t>
-      </w:r>
-      <w:r>
-        <w:rPr>
-          <w:rFonts w:ascii="ＭＳ Ｐ明朝" w:eastAsia="ＭＳ Ｐ明朝" w:hAnsi="ＭＳ Ｐ明朝"/>
-          <w:sz w:val="24"/>
-        </w:rPr>
-        <w:t>2026/</w:t>
+        <w:t>./2412747_kadai5-6 ball2026/</w:t>
       </w:r>
       <w:r>
         <w:rPr>
@@ -7452,7 +7553,15 @@
           <w:rFonts w:ascii="ＭＳ Ｐ明朝" w:eastAsia="ＭＳ Ｐ明朝" w:hAnsi="ＭＳ Ｐ明朝" w:hint="eastAsia"/>
           <w:sz w:val="24"/>
         </w:rPr>
-        <w:t>を使用し、学習アルゴリズムはこれまで課題から</w:t>
+        <w:t>を使用し、学習アルゴリ</w:t>
+      </w:r>
+      <w:r>
+        <w:rPr>
+          <w:rFonts w:ascii="ＭＳ Ｐ明朝" w:eastAsia="ＭＳ Ｐ明朝" w:hAnsi="ＭＳ Ｐ明朝" w:hint="eastAsia"/>
+          <w:sz w:val="24"/>
+        </w:rPr>
+        <w:lastRenderedPageBreak/>
+        <w:t>ズムはこれまで課題から</w:t>
       </w:r>
       <w:r>
         <w:rPr>
@@ -7574,6 +7683,7 @@
         </w:rPr>
         <w:t>を使用して</w:t>
       </w:r>
+      <w:proofErr w:type="spellStart"/>
       <w:r>
         <w:rPr>
           <w:rFonts w:ascii="ＭＳ Ｐ明朝" w:eastAsia="ＭＳ Ｐ明朝" w:hAnsi="ＭＳ Ｐ明朝"/>
@@ -7581,6 +7691,7 @@
         </w:rPr>
         <w:t>train_files</w:t>
       </w:r>
+      <w:proofErr w:type="spellEnd"/>
       <w:r>
         <w:rPr>
           <w:rFonts w:ascii="ＭＳ Ｐ明朝" w:eastAsia="ＭＳ Ｐ明朝" w:hAnsi="ＭＳ Ｐ明朝" w:hint="eastAsia"/>
@@ -7730,6 +7841,7 @@
         </w:rPr>
         <w:t>そして先ほど用意した</w:t>
       </w:r>
+      <w:proofErr w:type="spellStart"/>
       <w:r>
         <w:rPr>
           <w:rFonts w:ascii="ＭＳ Ｐ明朝" w:eastAsia="ＭＳ Ｐ明朝" w:hAnsi="ＭＳ Ｐ明朝"/>
@@ -7737,6 +7849,7 @@
         </w:rPr>
         <w:t>train_files</w:t>
       </w:r>
+      <w:proofErr w:type="spellEnd"/>
       <w:r>
         <w:rPr>
           <w:rFonts w:ascii="ＭＳ Ｐ明朝" w:eastAsia="ＭＳ Ｐ明朝" w:hAnsi="ＭＳ Ｐ明朝" w:hint="eastAsia"/>
@@ -7827,50 +7940,913 @@
           <w:rFonts w:ascii="ＭＳ Ｐ明朝" w:eastAsia="ＭＳ Ｐ明朝" w:hAnsi="ＭＳ Ｐ明朝"/>
           <w:sz w:val="24"/>
         </w:rPr>
+        <w:t>25</w:t>
+      </w:r>
+      <w:r>
+        <w:rPr>
+          <w:rFonts w:ascii="ＭＳ Ｐ明朝" w:eastAsia="ＭＳ Ｐ明朝" w:hAnsi="ＭＳ Ｐ明朝" w:hint="eastAsia"/>
+          <w:sz w:val="24"/>
+        </w:rPr>
+        <w:t>パターンを選択し、</w:t>
+      </w:r>
+      <w:r>
+        <w:rPr>
+          <w:rFonts w:ascii="ＭＳ Ｐ明朝" w:eastAsia="ＭＳ Ｐ明朝" w:hAnsi="ＭＳ Ｐ明朝" w:hint="eastAsia"/>
+          <w:sz w:val="24"/>
+        </w:rPr>
+        <w:t>それぞれで</w:t>
+      </w:r>
+      <w:r>
+        <w:rPr>
+          <w:rFonts w:ascii="ＭＳ Ｐ明朝" w:eastAsia="ＭＳ Ｐ明朝" w:hAnsi="ＭＳ Ｐ明朝" w:hint="eastAsia"/>
+          <w:sz w:val="24"/>
+        </w:rPr>
+        <w:t>機械学習を行った。</w:t>
+      </w:r>
+      <w:r>
+        <w:rPr>
+          <w:rFonts w:ascii="ＭＳ Ｐ明朝" w:eastAsia="ＭＳ Ｐ明朝" w:hAnsi="ＭＳ Ｐ明朝" w:hint="eastAsia"/>
+          <w:sz w:val="24"/>
+        </w:rPr>
+        <w:t>しかしどの値が最良であるのかというものは実際にテストを行わないとわからないものである。そこでサンプルデータ数が</w:t>
+      </w:r>
+      <w:r>
+        <w:rPr>
+          <w:rFonts w:ascii="ＭＳ Ｐ明朝" w:eastAsia="ＭＳ Ｐ明朝" w:hAnsi="ＭＳ Ｐ明朝"/>
+          <w:sz w:val="24"/>
+        </w:rPr>
+        <w:t>9</w:t>
+      </w:r>
+      <w:r>
+        <w:rPr>
+          <w:rFonts w:ascii="ＭＳ Ｐ明朝" w:eastAsia="ＭＳ Ｐ明朝" w:hAnsi="ＭＳ Ｐ明朝" w:hint="eastAsia"/>
+          <w:sz w:val="24"/>
+        </w:rPr>
+        <w:t>個と極めて少ないという点と合わせて、</w:t>
+      </w:r>
+      <w:r>
+        <w:rPr>
+          <w:rFonts w:ascii="ＭＳ Ｐ明朝" w:eastAsia="ＭＳ Ｐ明朝" w:hAnsi="ＭＳ Ｐ明朝"/>
+          <w:sz w:val="24"/>
+        </w:rPr>
+        <w:t>1</w:t>
+      </w:r>
+      <w:r>
+        <w:rPr>
+          <w:rFonts w:ascii="ＭＳ Ｐ明朝" w:eastAsia="ＭＳ Ｐ明朝" w:hAnsi="ＭＳ Ｐ明朝" w:hint="eastAsia"/>
+          <w:sz w:val="24"/>
+        </w:rPr>
+        <w:t>つ抜き交差検証</w:t>
+      </w:r>
+      <w:r>
+        <w:rPr>
+          <w:rFonts w:ascii="ＭＳ Ｐ明朝" w:eastAsia="ＭＳ Ｐ明朝" w:hAnsi="ＭＳ Ｐ明朝"/>
+          <w:sz w:val="24"/>
+        </w:rPr>
+        <w:t>(LOOCV)</w:t>
+      </w:r>
+      <w:r>
+        <w:rPr>
+          <w:rFonts w:ascii="ＭＳ Ｐ明朝" w:eastAsia="ＭＳ Ｐ明朝" w:hAnsi="ＭＳ Ｐ明朝" w:hint="eastAsia"/>
+          <w:sz w:val="24"/>
+        </w:rPr>
+        <w:t>と呼ばれる方法を利用することにした。</w:t>
+      </w:r>
+      <w:r>
+        <w:rPr>
+          <w:rFonts w:ascii="ＭＳ Ｐ明朝" w:eastAsia="ＭＳ Ｐ明朝" w:hAnsi="ＭＳ Ｐ明朝" w:hint="eastAsia"/>
+          <w:sz w:val="24"/>
+        </w:rPr>
+        <w:t>これはサンプルデータのうち</w:t>
+      </w:r>
+      <w:r>
+        <w:rPr>
+          <w:rFonts w:ascii="ＭＳ Ｐ明朝" w:eastAsia="ＭＳ Ｐ明朝" w:hAnsi="ＭＳ Ｐ明朝"/>
+          <w:sz w:val="24"/>
+        </w:rPr>
+        <w:t>1</w:t>
+      </w:r>
+      <w:r>
+        <w:rPr>
+          <w:rFonts w:ascii="ＭＳ Ｐ明朝" w:eastAsia="ＭＳ Ｐ明朝" w:hAnsi="ＭＳ Ｐ明朝" w:hint="eastAsia"/>
+          <w:sz w:val="24"/>
+        </w:rPr>
+        <w:t>つをテストデータ、他すべてを学習データとして利用しモデルを作成し、全パターンで検証を行うことで精度の評価を行うことができる手法である。</w:t>
+      </w:r>
+      <w:r>
+        <w:rPr>
+          <w:rFonts w:ascii="ＭＳ Ｐ明朝" w:eastAsia="ＭＳ Ｐ明朝" w:hAnsi="ＭＳ Ｐ明朝" w:hint="eastAsia"/>
+          <w:sz w:val="24"/>
+        </w:rPr>
+        <w:t>これを全パラメータ組み合わせについて</w:t>
+      </w:r>
+      <w:r>
+        <w:rPr>
+          <w:rFonts w:ascii="ＭＳ Ｐ明朝" w:eastAsia="ＭＳ Ｐ明朝" w:hAnsi="ＭＳ Ｐ明朝"/>
+          <w:sz w:val="24"/>
+        </w:rPr>
+        <w:t>for</w:t>
+      </w:r>
+      <w:r>
+        <w:rPr>
+          <w:rFonts w:ascii="ＭＳ Ｐ明朝" w:eastAsia="ＭＳ Ｐ明朝" w:hAnsi="ＭＳ Ｐ明朝" w:hint="eastAsia"/>
+          <w:sz w:val="24"/>
+        </w:rPr>
+        <w:t>文を利用して行った。</w:t>
+      </w:r>
+      <w:r>
+        <w:rPr>
+          <w:rFonts w:ascii="ＭＳ Ｐ明朝" w:eastAsia="ＭＳ Ｐ明朝" w:hAnsi="ＭＳ Ｐ明朝"/>
+          <w:sz w:val="24"/>
+        </w:rPr>
+        <w:t>1</w:t>
+      </w:r>
+      <w:r>
+        <w:rPr>
+          <w:rFonts w:ascii="ＭＳ Ｐ明朝" w:eastAsia="ＭＳ Ｐ明朝" w:hAnsi="ＭＳ Ｐ明朝" w:hint="eastAsia"/>
+          <w:sz w:val="24"/>
+        </w:rPr>
+        <w:t>回ごとに</w:t>
+      </w:r>
+      <w:r>
+        <w:rPr>
+          <w:rFonts w:ascii="ＭＳ Ｐ明朝" w:eastAsia="ＭＳ Ｐ明朝" w:hAnsi="ＭＳ Ｐ明朝"/>
+          <w:sz w:val="24"/>
+        </w:rPr>
+        <w:t>SVM</w:t>
+      </w:r>
+      <w:r>
+        <w:rPr>
+          <w:rFonts w:ascii="ＭＳ Ｐ明朝" w:eastAsia="ＭＳ Ｐ明朝" w:hAnsi="ＭＳ Ｐ明朝" w:hint="eastAsia"/>
+          <w:sz w:val="24"/>
+        </w:rPr>
+        <w:t>の作成を行うため、今回のようにサンプルが少ない場合であれば良いが、多くなるとこの手法は不向きである。</w:t>
+      </w:r>
+      <w:r>
+        <w:rPr>
+          <w:rFonts w:ascii="ＭＳ Ｐ明朝" w:eastAsia="ＭＳ Ｐ明朝" w:hAnsi="ＭＳ Ｐ明朝"/>
+          <w:sz w:val="24"/>
+        </w:rPr>
+        <w:t>LOOCV</w:t>
+      </w:r>
+      <w:r>
+        <w:rPr>
+          <w:rFonts w:ascii="ＭＳ Ｐ明朝" w:eastAsia="ＭＳ Ｐ明朝" w:hAnsi="ＭＳ Ｐ明朝" w:hint="eastAsia"/>
+          <w:sz w:val="24"/>
+        </w:rPr>
+        <w:t>により最良のパラメータを判別し、そのパラメータを用いて実際の画像識別用の</w:t>
+      </w:r>
+      <w:r>
+        <w:rPr>
+          <w:rFonts w:ascii="ＭＳ Ｐ明朝" w:eastAsia="ＭＳ Ｐ明朝" w:hAnsi="ＭＳ Ｐ明朝"/>
+          <w:sz w:val="24"/>
+        </w:rPr>
+        <w:t>RBF</w:t>
+      </w:r>
+      <w:r>
+        <w:rPr>
+          <w:rFonts w:ascii="ＭＳ Ｐ明朝" w:eastAsia="ＭＳ Ｐ明朝" w:hAnsi="ＭＳ Ｐ明朝" w:hint="eastAsia"/>
+          <w:sz w:val="24"/>
+        </w:rPr>
+        <w:t>カーネルの</w:t>
+      </w:r>
+      <w:r>
+        <w:rPr>
+          <w:rFonts w:ascii="ＭＳ Ｐ明朝" w:eastAsia="ＭＳ Ｐ明朝" w:hAnsi="ＭＳ Ｐ明朝"/>
+          <w:sz w:val="24"/>
+        </w:rPr>
+        <w:t>SVM</w:t>
+      </w:r>
+      <w:r>
+        <w:rPr>
+          <w:rFonts w:ascii="ＭＳ Ｐ明朝" w:eastAsia="ＭＳ Ｐ明朝" w:hAnsi="ＭＳ Ｐ明朝" w:hint="eastAsia"/>
+          <w:sz w:val="24"/>
+        </w:rPr>
+        <w:t>による識別器を作成することにした。</w:t>
+      </w:r>
+    </w:p>
+    <w:p>
+      <w:pPr>
+        <w:rPr>
+          <w:rFonts w:ascii="ＭＳ Ｐ明朝" w:eastAsia="ＭＳ Ｐ明朝" w:hAnsi="ＭＳ Ｐ明朝"/>
+          <w:sz w:val="24"/>
+        </w:rPr>
+      </w:pPr>
+      <w:r>
+        <w:rPr>
+          <w:rFonts w:ascii="ＭＳ Ｐ明朝" w:eastAsia="ＭＳ Ｐ明朝" w:hAnsi="ＭＳ Ｐ明朝" w:hint="eastAsia"/>
+          <w:sz w:val="24"/>
+        </w:rPr>
+        <w:t xml:space="preserve">　</w:t>
+      </w:r>
+      <w:r>
+        <w:rPr>
+          <w:rFonts w:ascii="ＭＳ Ｐ明朝" w:eastAsia="ＭＳ Ｐ明朝" w:hAnsi="ＭＳ Ｐ明朝" w:hint="eastAsia"/>
+          <w:sz w:val="24"/>
+        </w:rPr>
+        <w:t>これまでの工程によって未知画像を識別する準備は完了したので、これより識別を行うこととした。しかし</w:t>
+      </w:r>
+      <w:r>
+        <w:rPr>
+          <w:rFonts w:ascii="ＭＳ Ｐ明朝" w:eastAsia="ＭＳ Ｐ明朝" w:hAnsi="ＭＳ Ｐ明朝" w:hint="eastAsia"/>
+          <w:sz w:val="24"/>
+        </w:rPr>
+        <w:t>機械学習では</w:t>
+      </w:r>
+      <w:r>
+        <w:rPr>
+          <w:rFonts w:ascii="ＭＳ Ｐ明朝" w:eastAsia="ＭＳ Ｐ明朝" w:hAnsi="ＭＳ Ｐ明朝"/>
+          <w:sz w:val="24"/>
+        </w:rPr>
+        <w:t>SVM</w:t>
+      </w:r>
+      <w:r>
+        <w:rPr>
+          <w:rFonts w:ascii="ＭＳ Ｐ明朝" w:eastAsia="ＭＳ Ｐ明朝" w:hAnsi="ＭＳ Ｐ明朝" w:hint="eastAsia"/>
+          <w:sz w:val="24"/>
+        </w:rPr>
+        <w:t>は画像そのものを理解することができないので、</w:t>
+      </w:r>
+      <w:r>
+        <w:rPr>
+          <w:rFonts w:ascii="ＭＳ Ｐ明朝" w:eastAsia="ＭＳ Ｐ明朝" w:hAnsi="ＭＳ Ｐ明朝"/>
+          <w:sz w:val="24"/>
+        </w:rPr>
+        <w:t>SVM</w:t>
+      </w:r>
+      <w:r>
+        <w:rPr>
+          <w:rFonts w:ascii="ＭＳ Ｐ明朝" w:eastAsia="ＭＳ Ｐ明朝" w:hAnsi="ＭＳ Ｐ明朝" w:hint="eastAsia"/>
+          <w:sz w:val="24"/>
+        </w:rPr>
+        <w:t>が理解できるものへと変換しなければならない。</w:t>
+      </w:r>
+      <w:r>
+        <w:rPr>
+          <w:rFonts w:ascii="ＭＳ Ｐ明朝" w:eastAsia="ＭＳ Ｐ明朝" w:hAnsi="ＭＳ Ｐ明朝" w:hint="eastAsia"/>
+          <w:sz w:val="24"/>
+        </w:rPr>
+        <w:t>そのため</w:t>
+      </w:r>
+      <w:proofErr w:type="spellStart"/>
+      <w:r>
+        <w:rPr>
+          <w:rFonts w:ascii="ＭＳ Ｐ明朝" w:eastAsia="ＭＳ Ｐ明朝" w:hAnsi="ＭＳ Ｐ明朝"/>
+          <w:sz w:val="24"/>
+        </w:rPr>
+        <w:t>imread</w:t>
+      </w:r>
+      <w:proofErr w:type="spellEnd"/>
+      <w:r>
+        <w:rPr>
+          <w:rFonts w:ascii="ＭＳ Ｐ明朝" w:eastAsia="ＭＳ Ｐ明朝" w:hAnsi="ＭＳ Ｐ明朝" w:hint="eastAsia"/>
+          <w:sz w:val="24"/>
+        </w:rPr>
+        <w:t>で読み取った</w:t>
+      </w:r>
+      <w:proofErr w:type="spellStart"/>
+      <w:r>
+        <w:rPr>
+          <w:rFonts w:ascii="ＭＳ Ｐ明朝" w:eastAsia="ＭＳ Ｐ明朝" w:hAnsi="ＭＳ Ｐ明朝"/>
+          <w:sz w:val="24"/>
+        </w:rPr>
+        <w:t>img</w:t>
+      </w:r>
+      <w:proofErr w:type="spellEnd"/>
+      <w:r>
+        <w:rPr>
+          <w:rFonts w:ascii="ＭＳ Ｐ明朝" w:eastAsia="ＭＳ Ｐ明朝" w:hAnsi="ＭＳ Ｐ明朝" w:hint="eastAsia"/>
+          <w:sz w:val="24"/>
+        </w:rPr>
+        <w:t>行列を引数として</w:t>
+      </w:r>
+      <w:proofErr w:type="spellStart"/>
+      <w:r>
+        <w:rPr>
+          <w:rFonts w:ascii="ＭＳ Ｐ明朝" w:eastAsia="ＭＳ Ｐ明朝" w:hAnsi="ＭＳ Ｐ明朝"/>
+          <w:sz w:val="24"/>
+        </w:rPr>
+        <w:t>extractFeature</w:t>
+      </w:r>
+      <w:proofErr w:type="spellEnd"/>
+      <w:r>
+        <w:rPr>
+          <w:rFonts w:ascii="ＭＳ Ｐ明朝" w:eastAsia="ＭＳ Ｐ明朝" w:hAnsi="ＭＳ Ｐ明朝" w:hint="eastAsia"/>
+          <w:sz w:val="24"/>
+        </w:rPr>
+        <w:t>という自作関数を実行することによって、</w:t>
+      </w:r>
+      <w:r>
+        <w:rPr>
+          <w:rFonts w:ascii="ＭＳ Ｐ明朝" w:eastAsia="ＭＳ Ｐ明朝" w:hAnsi="ＭＳ Ｐ明朝" w:hint="eastAsia"/>
+          <w:sz w:val="24"/>
+        </w:rPr>
+        <w:t>画像データを特徴量行列へ変換することにした。</w:t>
+      </w:r>
+      <w:r>
+        <w:rPr>
+          <w:rFonts w:ascii="ＭＳ Ｐ明朝" w:eastAsia="ＭＳ Ｐ明朝" w:hAnsi="ＭＳ Ｐ明朝" w:hint="eastAsia"/>
+          <w:sz w:val="24"/>
+        </w:rPr>
+        <w:t>この関数ではまず画像データを</w:t>
+      </w:r>
+      <w:r>
+        <w:rPr>
+          <w:rFonts w:ascii="ＭＳ Ｐ明朝" w:eastAsia="ＭＳ Ｐ明朝" w:hAnsi="ＭＳ Ｐ明朝"/>
+          <w:sz w:val="24"/>
+        </w:rPr>
+        <w:t>BGR</w:t>
+      </w:r>
+      <w:r>
+        <w:rPr>
+          <w:rFonts w:ascii="ＭＳ Ｐ明朝" w:eastAsia="ＭＳ Ｐ明朝" w:hAnsi="ＭＳ Ｐ明朝" w:hint="eastAsia"/>
+          <w:sz w:val="24"/>
+        </w:rPr>
+        <w:t>から</w:t>
+      </w:r>
+      <w:r>
+        <w:rPr>
+          <w:rFonts w:ascii="ＭＳ Ｐ明朝" w:eastAsia="ＭＳ Ｐ明朝" w:hAnsi="ＭＳ Ｐ明朝"/>
+          <w:sz w:val="24"/>
+        </w:rPr>
+        <w:t>HSV</w:t>
+      </w:r>
+      <w:r>
+        <w:rPr>
+          <w:rFonts w:ascii="ＭＳ Ｐ明朝" w:eastAsia="ＭＳ Ｐ明朝" w:hAnsi="ＭＳ Ｐ明朝" w:hint="eastAsia"/>
+          <w:sz w:val="24"/>
+        </w:rPr>
+        <w:t>へと変換している。</w:t>
+      </w:r>
+      <w:r>
+        <w:rPr>
+          <w:rFonts w:ascii="ＭＳ Ｐ明朝" w:eastAsia="ＭＳ Ｐ明朝" w:hAnsi="ＭＳ Ｐ明朝"/>
+          <w:sz w:val="24"/>
+        </w:rPr>
+        <w:t>OpenCV</w:t>
+      </w:r>
+      <w:r>
+        <w:rPr>
+          <w:rFonts w:ascii="ＭＳ Ｐ明朝" w:eastAsia="ＭＳ Ｐ明朝" w:hAnsi="ＭＳ Ｐ明朝" w:hint="eastAsia"/>
+          <w:sz w:val="24"/>
+        </w:rPr>
+        <w:t>は通常、画像を</w:t>
+      </w:r>
+      <w:r>
+        <w:rPr>
+          <w:rFonts w:ascii="ＭＳ Ｐ明朝" w:eastAsia="ＭＳ Ｐ明朝" w:hAnsi="ＭＳ Ｐ明朝"/>
+          <w:sz w:val="24"/>
+        </w:rPr>
+        <w:t>BGR</w:t>
+      </w:r>
+      <w:r>
+        <w:rPr>
+          <w:rFonts w:ascii="ＭＳ Ｐ明朝" w:eastAsia="ＭＳ Ｐ明朝" w:hAnsi="ＭＳ Ｐ明朝" w:hint="eastAsia"/>
+          <w:sz w:val="24"/>
+        </w:rPr>
+        <w:t>として保持し、今回は先述したように画像の特徴から色相、彩度、明度を成分として持つ</w:t>
+      </w:r>
+      <w:r>
+        <w:rPr>
+          <w:rFonts w:ascii="ＭＳ Ｐ明朝" w:eastAsia="ＭＳ Ｐ明朝" w:hAnsi="ＭＳ Ｐ明朝"/>
+          <w:sz w:val="24"/>
+        </w:rPr>
+        <w:t>HSV</w:t>
+      </w:r>
+      <w:r>
+        <w:rPr>
+          <w:rFonts w:ascii="ＭＳ Ｐ明朝" w:eastAsia="ＭＳ Ｐ明朝" w:hAnsi="ＭＳ Ｐ明朝" w:hint="eastAsia"/>
+          <w:sz w:val="24"/>
+        </w:rPr>
+        <w:t>に変換することにしたので、この変換を行った。</w:t>
+      </w:r>
+      <w:r>
+        <w:rPr>
+          <w:rFonts w:ascii="ＭＳ Ｐ明朝" w:eastAsia="ＭＳ Ｐ明朝" w:hAnsi="ＭＳ Ｐ明朝" w:hint="eastAsia"/>
+          <w:sz w:val="24"/>
+        </w:rPr>
+        <w:t>そして</w:t>
+      </w:r>
+      <w:r>
+        <w:rPr>
+          <w:rFonts w:ascii="ＭＳ Ｐ明朝" w:eastAsia="ＭＳ Ｐ明朝" w:hAnsi="ＭＳ Ｐ明朝"/>
+          <w:sz w:val="24"/>
+        </w:rPr>
+        <w:t>HSV</w:t>
+      </w:r>
+      <w:r>
+        <w:rPr>
+          <w:rFonts w:ascii="ＭＳ Ｐ明朝" w:eastAsia="ＭＳ Ｐ明朝" w:hAnsi="ＭＳ Ｐ明朝" w:hint="eastAsia"/>
+          <w:sz w:val="24"/>
+        </w:rPr>
+        <w:t>へ変換したら、各成分</w:t>
+      </w:r>
+      <w:r>
+        <w:rPr>
+          <w:rFonts w:ascii="ＭＳ Ｐ明朝" w:eastAsia="ＭＳ Ｐ明朝" w:hAnsi="ＭＳ Ｐ明朝" w:hint="eastAsia"/>
+          <w:sz w:val="24"/>
+        </w:rPr>
+        <w:t>について</w:t>
+      </w:r>
+      <w:r>
+        <w:rPr>
+          <w:rFonts w:ascii="ＭＳ Ｐ明朝" w:eastAsia="ＭＳ Ｐ明朝" w:hAnsi="ＭＳ Ｐ明朝" w:hint="eastAsia"/>
+          <w:sz w:val="24"/>
+        </w:rPr>
+        <w:t>v</w:t>
+      </w:r>
+      <w:r>
+        <w:rPr>
+          <w:rFonts w:ascii="ＭＳ Ｐ明朝" w:eastAsia="ＭＳ Ｐ明朝" w:hAnsi="ＭＳ Ｐ明朝"/>
+          <w:sz w:val="24"/>
+        </w:rPr>
+        <w:t>ector</w:t>
+      </w:r>
+      <w:r>
+        <w:rPr>
+          <w:rFonts w:ascii="ＭＳ Ｐ明朝" w:eastAsia="ＭＳ Ｐ明朝" w:hAnsi="ＭＳ Ｐ明朝" w:hint="eastAsia"/>
+          <w:sz w:val="24"/>
+        </w:rPr>
+        <w:t>を用いて分離を行</w:t>
+      </w:r>
+      <w:r>
+        <w:rPr>
+          <w:rFonts w:ascii="ＭＳ Ｐ明朝" w:eastAsia="ＭＳ Ｐ明朝" w:hAnsi="ＭＳ Ｐ明朝" w:hint="eastAsia"/>
+          <w:sz w:val="24"/>
+        </w:rPr>
+        <w:t>い、各</w:t>
+      </w:r>
+      <w:r>
+        <w:rPr>
+          <w:rFonts w:ascii="ＭＳ Ｐ明朝" w:eastAsia="ＭＳ Ｐ明朝" w:hAnsi="ＭＳ Ｐ明朝"/>
+          <w:sz w:val="24"/>
+        </w:rPr>
+        <w:t>8</w:t>
+      </w:r>
+      <w:r>
+        <w:rPr>
+          <w:rFonts w:ascii="ＭＳ Ｐ明朝" w:eastAsia="ＭＳ Ｐ明朝" w:hAnsi="ＭＳ Ｐ明朝" w:hint="eastAsia"/>
+          <w:sz w:val="24"/>
+        </w:rPr>
+        <w:t>次元で計</w:t>
+      </w:r>
+      <w:r>
+        <w:rPr>
+          <w:rFonts w:ascii="ＭＳ Ｐ明朝" w:eastAsia="ＭＳ Ｐ明朝" w:hAnsi="ＭＳ Ｐ明朝"/>
+          <w:sz w:val="24"/>
+        </w:rPr>
+        <w:t>24</w:t>
+      </w:r>
+      <w:r>
+        <w:rPr>
+          <w:rFonts w:ascii="ＭＳ Ｐ明朝" w:eastAsia="ＭＳ Ｐ明朝" w:hAnsi="ＭＳ Ｐ明朝" w:hint="eastAsia"/>
+          <w:sz w:val="24"/>
+        </w:rPr>
+        <w:t>次元の特徴量行列を</w:t>
+      </w:r>
+      <w:r>
+        <w:rPr>
+          <w:rFonts w:ascii="ＭＳ Ｐ明朝" w:eastAsia="ＭＳ Ｐ明朝" w:hAnsi="ＭＳ Ｐ明朝"/>
+          <w:sz w:val="24"/>
+        </w:rPr>
+        <w:t>0</w:t>
+      </w:r>
+      <w:r>
+        <w:rPr>
+          <w:rFonts w:ascii="ＭＳ Ｐ明朝" w:eastAsia="ＭＳ Ｐ明朝" w:hAnsi="ＭＳ Ｐ明朝" w:hint="eastAsia"/>
+          <w:sz w:val="24"/>
+        </w:rPr>
+        <w:t>初期化しつつ定義した</w:t>
+      </w:r>
+      <w:r>
+        <w:rPr>
+          <w:rFonts w:ascii="ＭＳ Ｐ明朝" w:eastAsia="ＭＳ Ｐ明朝" w:hAnsi="ＭＳ Ｐ明朝" w:hint="eastAsia"/>
+          <w:sz w:val="24"/>
+        </w:rPr>
+        <w:t>。</w:t>
+      </w:r>
+      <w:r>
+        <w:rPr>
+          <w:rFonts w:ascii="ＭＳ Ｐ明朝" w:eastAsia="ＭＳ Ｐ明朝" w:hAnsi="ＭＳ Ｐ明朝" w:hint="eastAsia"/>
+          <w:sz w:val="24"/>
+        </w:rPr>
+        <w:t>次に</w:t>
+      </w:r>
+      <w:r>
+        <w:rPr>
+          <w:rFonts w:ascii="ＭＳ Ｐ明朝" w:eastAsia="ＭＳ Ｐ明朝" w:hAnsi="ＭＳ Ｐ明朝"/>
+          <w:sz w:val="24"/>
+        </w:rPr>
         <w:lastRenderedPageBreak/>
-        <w:t>25</w:t>
-      </w:r>
-      <w:r>
-        <w:rPr>
-          <w:rFonts w:ascii="ＭＳ Ｐ明朝" w:eastAsia="ＭＳ Ｐ明朝" w:hAnsi="ＭＳ Ｐ明朝" w:hint="eastAsia"/>
-          <w:sz w:val="24"/>
-        </w:rPr>
-        <w:t>パターンを選択し、</w:t>
-      </w:r>
-      <w:r>
-        <w:rPr>
-          <w:rFonts w:ascii="ＭＳ Ｐ明朝" w:eastAsia="ＭＳ Ｐ明朝" w:hAnsi="ＭＳ Ｐ明朝" w:hint="eastAsia"/>
-          <w:sz w:val="24"/>
-        </w:rPr>
-        <w:t>それぞれで</w:t>
-      </w:r>
-      <w:r>
-        <w:rPr>
-          <w:rFonts w:ascii="ＭＳ Ｐ明朝" w:eastAsia="ＭＳ Ｐ明朝" w:hAnsi="ＭＳ Ｐ明朝" w:hint="eastAsia"/>
-          <w:sz w:val="24"/>
-        </w:rPr>
-        <w:t>機械学習を行った。</w:t>
-      </w:r>
-      <w:r>
-        <w:rPr>
-          <w:rFonts w:ascii="ＭＳ Ｐ明朝" w:eastAsia="ＭＳ Ｐ明朝" w:hAnsi="ＭＳ Ｐ明朝" w:hint="eastAsia"/>
-          <w:sz w:val="24"/>
-        </w:rPr>
-        <w:t>しかしどの値が最良であるのかというものは実際にテストを行わないとわからないものである。そこでサンプルデータ数が</w:t>
-      </w:r>
-      <w:r>
-        <w:rPr>
-          <w:rFonts w:ascii="ＭＳ Ｐ明朝" w:eastAsia="ＭＳ Ｐ明朝" w:hAnsi="ＭＳ Ｐ明朝"/>
-          <w:sz w:val="24"/>
-        </w:rPr>
-        <w:t>9</w:t>
-      </w:r>
-      <w:r>
-        <w:rPr>
-          <w:rFonts w:ascii="ＭＳ Ｐ明朝" w:eastAsia="ＭＳ Ｐ明朝" w:hAnsi="ＭＳ Ｐ明朝" w:hint="eastAsia"/>
-          <w:sz w:val="24"/>
-        </w:rPr>
-        <w:t>個と極めて少ないという点と合わせて、</w:t>
+        <w:t>H</w:t>
+      </w:r>
+      <w:r>
+        <w:rPr>
+          <w:rFonts w:ascii="ＭＳ Ｐ明朝" w:eastAsia="ＭＳ Ｐ明朝" w:hAnsi="ＭＳ Ｐ明朝" w:hint="eastAsia"/>
+          <w:sz w:val="24"/>
+        </w:rPr>
+        <w:t>と</w:t>
+      </w:r>
+      <w:r>
+        <w:rPr>
+          <w:rFonts w:ascii="ＭＳ Ｐ明朝" w:eastAsia="ＭＳ Ｐ明朝" w:hAnsi="ＭＳ Ｐ明朝"/>
+          <w:sz w:val="24"/>
+        </w:rPr>
+        <w:t>S</w:t>
+      </w:r>
+      <w:r>
+        <w:rPr>
+          <w:rFonts w:ascii="ＭＳ Ｐ明朝" w:eastAsia="ＭＳ Ｐ明朝" w:hAnsi="ＭＳ Ｐ明朝" w:hint="eastAsia"/>
+          <w:sz w:val="24"/>
+        </w:rPr>
+        <w:t>と</w:t>
+      </w:r>
+      <w:r>
+        <w:rPr>
+          <w:rFonts w:ascii="ＭＳ Ｐ明朝" w:eastAsia="ＭＳ Ｐ明朝" w:hAnsi="ＭＳ Ｐ明朝"/>
+          <w:sz w:val="24"/>
+        </w:rPr>
+        <w:t>V</w:t>
+      </w:r>
+      <w:r>
+        <w:rPr>
+          <w:rFonts w:ascii="ＭＳ Ｐ明朝" w:eastAsia="ＭＳ Ｐ明朝" w:hAnsi="ＭＳ Ｐ明朝" w:hint="eastAsia"/>
+          <w:sz w:val="24"/>
+        </w:rPr>
+        <w:t>それぞれの</w:t>
+      </w:r>
+      <w:r>
+        <w:rPr>
+          <w:rFonts w:ascii="ＭＳ Ｐ明朝" w:eastAsia="ＭＳ Ｐ明朝" w:hAnsi="ＭＳ Ｐ明朝" w:hint="eastAsia"/>
+          <w:sz w:val="24"/>
+        </w:rPr>
+        <w:t>ヒストグラムの計算を行った。</w:t>
+      </w:r>
+      <w:r>
+        <w:rPr>
+          <w:rFonts w:ascii="ＭＳ Ｐ明朝" w:eastAsia="ＭＳ Ｐ明朝" w:hAnsi="ＭＳ Ｐ明朝" w:hint="eastAsia"/>
+          <w:sz w:val="24"/>
+        </w:rPr>
+        <w:t>ここでは全部のピクセルを走査し、各ピクセルの</w:t>
+      </w:r>
+      <w:r>
+        <w:rPr>
+          <w:rFonts w:ascii="ＭＳ Ｐ明朝" w:eastAsia="ＭＳ Ｐ明朝" w:hAnsi="ＭＳ Ｐ明朝"/>
+          <w:sz w:val="24"/>
+        </w:rPr>
+        <w:t>H</w:t>
+      </w:r>
+      <w:r>
+        <w:rPr>
+          <w:rFonts w:ascii="ＭＳ Ｐ明朝" w:eastAsia="ＭＳ Ｐ明朝" w:hAnsi="ＭＳ Ｐ明朝" w:hint="eastAsia"/>
+          <w:sz w:val="24"/>
+        </w:rPr>
+        <w:t>、</w:t>
+      </w:r>
+      <w:r>
+        <w:rPr>
+          <w:rFonts w:ascii="ＭＳ Ｐ明朝" w:eastAsia="ＭＳ Ｐ明朝" w:hAnsi="ＭＳ Ｐ明朝"/>
+          <w:sz w:val="24"/>
+        </w:rPr>
+        <w:t>S</w:t>
+      </w:r>
+      <w:r>
+        <w:rPr>
+          <w:rFonts w:ascii="ＭＳ Ｐ明朝" w:eastAsia="ＭＳ Ｐ明朝" w:hAnsi="ＭＳ Ｐ明朝" w:hint="eastAsia"/>
+          <w:sz w:val="24"/>
+        </w:rPr>
+        <w:t>、</w:t>
+      </w:r>
+      <w:r>
+        <w:rPr>
+          <w:rFonts w:ascii="ＭＳ Ｐ明朝" w:eastAsia="ＭＳ Ｐ明朝" w:hAnsi="ＭＳ Ｐ明朝"/>
+          <w:sz w:val="24"/>
+        </w:rPr>
+        <w:t>V</w:t>
+      </w:r>
+      <w:r>
+        <w:rPr>
+          <w:rFonts w:ascii="ＭＳ Ｐ明朝" w:eastAsia="ＭＳ Ｐ明朝" w:hAnsi="ＭＳ Ｐ明朝" w:hint="eastAsia"/>
+          <w:sz w:val="24"/>
+        </w:rPr>
+        <w:t>値がどの</w:t>
+      </w:r>
+      <w:r>
+        <w:rPr>
+          <w:rFonts w:ascii="ＭＳ Ｐ明朝" w:eastAsia="ＭＳ Ｐ明朝" w:hAnsi="ＭＳ Ｐ明朝" w:hint="eastAsia"/>
+          <w:sz w:val="24"/>
+        </w:rPr>
+        <w:t>分布の部分</w:t>
+      </w:r>
+      <w:r>
+        <w:rPr>
+          <w:rFonts w:ascii="ＭＳ Ｐ明朝" w:eastAsia="ＭＳ Ｐ明朝" w:hAnsi="ＭＳ Ｐ明朝" w:hint="eastAsia"/>
+          <w:sz w:val="24"/>
+        </w:rPr>
+        <w:t>に収まるかを計算している。</w:t>
+      </w:r>
+      <w:r>
+        <w:rPr>
+          <w:rFonts w:ascii="ＭＳ Ｐ明朝" w:eastAsia="ＭＳ Ｐ明朝" w:hAnsi="ＭＳ Ｐ明朝"/>
+          <w:sz w:val="24"/>
+        </w:rPr>
+        <w:t>H</w:t>
+      </w:r>
+      <w:r>
+        <w:rPr>
+          <w:rFonts w:ascii="ＭＳ Ｐ明朝" w:eastAsia="ＭＳ Ｐ明朝" w:hAnsi="ＭＳ Ｐ明朝" w:hint="eastAsia"/>
+          <w:sz w:val="24"/>
+        </w:rPr>
+        <w:t>値は</w:t>
+      </w:r>
+      <w:r>
+        <w:rPr>
+          <w:rFonts w:ascii="ＭＳ Ｐ明朝" w:eastAsia="ＭＳ Ｐ明朝" w:hAnsi="ＭＳ Ｐ明朝"/>
+          <w:sz w:val="24"/>
+        </w:rPr>
+        <w:t>0</w:t>
+      </w:r>
+      <w:r>
+        <w:rPr>
+          <w:rFonts w:ascii="ＭＳ Ｐ明朝" w:eastAsia="ＭＳ Ｐ明朝" w:hAnsi="ＭＳ Ｐ明朝" w:hint="eastAsia"/>
+          <w:sz w:val="24"/>
+        </w:rPr>
+        <w:t>〜1</w:t>
+      </w:r>
+      <w:r>
+        <w:rPr>
+          <w:rFonts w:ascii="ＭＳ Ｐ明朝" w:eastAsia="ＭＳ Ｐ明朝" w:hAnsi="ＭＳ Ｐ明朝"/>
+          <w:sz w:val="24"/>
+        </w:rPr>
+        <w:t>79</w:t>
+      </w:r>
+      <w:r>
+        <w:rPr>
+          <w:rFonts w:ascii="ＭＳ Ｐ明朝" w:eastAsia="ＭＳ Ｐ明朝" w:hAnsi="ＭＳ Ｐ明朝" w:hint="eastAsia"/>
+          <w:sz w:val="24"/>
+        </w:rPr>
+        <w:t>、</w:t>
+      </w:r>
+      <w:r>
+        <w:rPr>
+          <w:rFonts w:ascii="ＭＳ Ｐ明朝" w:eastAsia="ＭＳ Ｐ明朝" w:hAnsi="ＭＳ Ｐ明朝"/>
+          <w:sz w:val="24"/>
+        </w:rPr>
+        <w:t>S</w:t>
+      </w:r>
+      <w:r>
+        <w:rPr>
+          <w:rFonts w:ascii="ＭＳ Ｐ明朝" w:eastAsia="ＭＳ Ｐ明朝" w:hAnsi="ＭＳ Ｐ明朝" w:hint="eastAsia"/>
+          <w:sz w:val="24"/>
+        </w:rPr>
+        <w:t>値と</w:t>
+      </w:r>
+      <w:r>
+        <w:rPr>
+          <w:rFonts w:ascii="ＭＳ Ｐ明朝" w:eastAsia="ＭＳ Ｐ明朝" w:hAnsi="ＭＳ Ｐ明朝"/>
+          <w:sz w:val="24"/>
+        </w:rPr>
+        <w:t>V</w:t>
+      </w:r>
+      <w:r>
+        <w:rPr>
+          <w:rFonts w:ascii="ＭＳ Ｐ明朝" w:eastAsia="ＭＳ Ｐ明朝" w:hAnsi="ＭＳ Ｐ明朝" w:hint="eastAsia"/>
+          <w:sz w:val="24"/>
+        </w:rPr>
+        <w:t>値は</w:t>
+      </w:r>
+      <w:r>
+        <w:rPr>
+          <w:rFonts w:ascii="ＭＳ Ｐ明朝" w:eastAsia="ＭＳ Ｐ明朝" w:hAnsi="ＭＳ Ｐ明朝"/>
+          <w:sz w:val="24"/>
+        </w:rPr>
+        <w:t>0</w:t>
+      </w:r>
+      <w:r>
+        <w:rPr>
+          <w:rFonts w:ascii="ＭＳ Ｐ明朝" w:eastAsia="ＭＳ Ｐ明朝" w:hAnsi="ＭＳ Ｐ明朝" w:hint="eastAsia"/>
+          <w:sz w:val="24"/>
+        </w:rPr>
+        <w:t>〜</w:t>
+      </w:r>
+      <w:r>
+        <w:rPr>
+          <w:rFonts w:ascii="ＭＳ Ｐ明朝" w:eastAsia="ＭＳ Ｐ明朝" w:hAnsi="ＭＳ Ｐ明朝"/>
+          <w:sz w:val="24"/>
+        </w:rPr>
+        <w:t>255</w:t>
+      </w:r>
+      <w:r>
+        <w:rPr>
+          <w:rFonts w:ascii="ＭＳ Ｐ明朝" w:eastAsia="ＭＳ Ｐ明朝" w:hAnsi="ＭＳ Ｐ明朝" w:hint="eastAsia"/>
+          <w:sz w:val="24"/>
+        </w:rPr>
+        <w:t>が範囲であるので、それを</w:t>
+      </w:r>
+      <w:r>
+        <w:rPr>
+          <w:rFonts w:ascii="ＭＳ Ｐ明朝" w:eastAsia="ＭＳ Ｐ明朝" w:hAnsi="ＭＳ Ｐ明朝"/>
+          <w:sz w:val="24"/>
+        </w:rPr>
+        <w:t>8</w:t>
+      </w:r>
+      <w:r>
+        <w:rPr>
+          <w:rFonts w:ascii="ＭＳ Ｐ明朝" w:eastAsia="ＭＳ Ｐ明朝" w:hAnsi="ＭＳ Ｐ明朝" w:hint="eastAsia"/>
+          <w:sz w:val="24"/>
+        </w:rPr>
+        <w:t>等分して判断した。この判定により</w:t>
+      </w:r>
+      <w:r>
+        <w:rPr>
+          <w:rFonts w:ascii="ＭＳ Ｐ明朝" w:eastAsia="ＭＳ Ｐ明朝" w:hAnsi="ＭＳ Ｐ明朝"/>
+          <w:sz w:val="24"/>
+        </w:rPr>
+        <w:t>feature</w:t>
+      </w:r>
+      <w:r>
+        <w:rPr>
+          <w:rFonts w:ascii="ＭＳ Ｐ明朝" w:eastAsia="ＭＳ Ｐ明朝" w:hAnsi="ＭＳ Ｐ明朝" w:hint="eastAsia"/>
+          <w:sz w:val="24"/>
+        </w:rPr>
+        <w:t>行列の対応するインデックスをインクリメントし、特徴量行列の形成を行った。全ての判定が終了したのち、この特徴量を総ピクセル数で割って正規化し</w:t>
+      </w:r>
+      <w:r>
+        <w:rPr>
+          <w:rFonts w:ascii="ＭＳ Ｐ明朝" w:eastAsia="ＭＳ Ｐ明朝" w:hAnsi="ＭＳ Ｐ明朝" w:hint="eastAsia"/>
+          <w:sz w:val="24"/>
+        </w:rPr>
+        <w:t>た。これは画像がいかなるサイズであっても対応できるようにするための処置であるのに加えて、特徴量の把握がしやすくなるというメリットがある。</w:t>
+      </w:r>
+    </w:p>
+    <w:p>
+      <w:pPr>
+        <w:rPr>
+          <w:rFonts w:ascii="ＭＳ Ｐ明朝" w:eastAsia="ＭＳ Ｐ明朝" w:hAnsi="ＭＳ Ｐ明朝"/>
+          <w:sz w:val="24"/>
+        </w:rPr>
+      </w:pPr>
+      <w:r>
+        <w:rPr>
+          <w:rFonts w:ascii="ＭＳ Ｐ明朝" w:eastAsia="ＭＳ Ｐ明朝" w:hAnsi="ＭＳ Ｐ明朝" w:hint="eastAsia"/>
+          <w:sz w:val="24"/>
+        </w:rPr>
+        <w:t xml:space="preserve">　これによりテストデータを</w:t>
+      </w:r>
+      <w:r>
+        <w:rPr>
+          <w:rFonts w:ascii="ＭＳ Ｐ明朝" w:eastAsia="ＭＳ Ｐ明朝" w:hAnsi="ＭＳ Ｐ明朝"/>
+          <w:sz w:val="24"/>
+        </w:rPr>
+        <w:t>SVM</w:t>
+      </w:r>
+      <w:r>
+        <w:rPr>
+          <w:rFonts w:ascii="ＭＳ Ｐ明朝" w:eastAsia="ＭＳ Ｐ明朝" w:hAnsi="ＭＳ Ｐ明朝" w:hint="eastAsia"/>
+          <w:sz w:val="24"/>
+        </w:rPr>
+        <w:t>が識別できるようになったので、後は</w:t>
+      </w:r>
+      <w:r>
+        <w:rPr>
+          <w:rFonts w:ascii="ＭＳ Ｐ明朝" w:eastAsia="ＭＳ Ｐ明朝" w:hAnsi="ＭＳ Ｐ明朝"/>
+          <w:sz w:val="24"/>
+        </w:rPr>
+        <w:t>SVM</w:t>
+      </w:r>
+      <w:r>
+        <w:rPr>
+          <w:rFonts w:ascii="ＭＳ Ｐ明朝" w:eastAsia="ＭＳ Ｐ明朝" w:hAnsi="ＭＳ Ｐ明朝" w:hint="eastAsia"/>
+          <w:sz w:val="24"/>
+        </w:rPr>
+        <w:t>による予測を行い</w:t>
+      </w:r>
+      <w:r>
+        <w:rPr>
+          <w:rFonts w:ascii="ＭＳ Ｐ明朝" w:eastAsia="ＭＳ Ｐ明朝" w:hAnsi="ＭＳ Ｐ明朝" w:hint="eastAsia"/>
+          <w:sz w:val="24"/>
+        </w:rPr>
+        <w:t>、その識別結果を出力した。出力には</w:t>
+      </w:r>
+      <w:proofErr w:type="spellStart"/>
+      <w:r>
+        <w:rPr>
+          <w:rFonts w:ascii="ＭＳ Ｐ明朝" w:eastAsia="ＭＳ Ｐ明朝" w:hAnsi="ＭＳ Ｐ明朝"/>
+          <w:sz w:val="24"/>
+        </w:rPr>
+        <w:t>labelToName</w:t>
+      </w:r>
+      <w:proofErr w:type="spellEnd"/>
+      <w:r>
+        <w:rPr>
+          <w:rFonts w:ascii="ＭＳ Ｐ明朝" w:eastAsia="ＭＳ Ｐ明朝" w:hAnsi="ＭＳ Ｐ明朝" w:hint="eastAsia"/>
+          <w:sz w:val="24"/>
+        </w:rPr>
+        <w:t>関数を利用し、これによりラベルとボールの種類を対応させることにした。</w:t>
+      </w:r>
+      <w:r>
+        <w:rPr>
+          <w:rFonts w:ascii="ＭＳ Ｐ明朝" w:eastAsia="ＭＳ Ｐ明朝" w:hAnsi="ＭＳ Ｐ明朝" w:hint="eastAsia"/>
+          <w:sz w:val="24"/>
+        </w:rPr>
+        <w:t>以上より全工程が終了となる。</w:t>
+      </w:r>
+    </w:p>
+    <w:p>
+      <w:pPr>
+        <w:rPr>
+          <w:rFonts w:ascii="ＭＳ Ｐ明朝" w:eastAsia="ＭＳ Ｐ明朝" w:hAnsi="ＭＳ Ｐ明朝"/>
+          <w:sz w:val="24"/>
+        </w:rPr>
+      </w:pPr>
+    </w:p>
+    <w:p>
+      <w:pPr>
+        <w:rPr>
+          <w:rFonts w:ascii="ＭＳ Ｐ明朝" w:eastAsia="ＭＳ Ｐ明朝" w:hAnsi="ＭＳ Ｐ明朝"/>
+          <w:sz w:val="24"/>
+        </w:rPr>
+      </w:pPr>
+      <w:r>
+        <w:rPr>
+          <w:rFonts w:ascii="ＭＳ Ｐ明朝" w:eastAsia="ＭＳ Ｐ明朝" w:hAnsi="ＭＳ Ｐ明朝" w:hint="eastAsia"/>
+          <w:sz w:val="24"/>
+        </w:rPr>
+        <w:t>・実行結果</w:t>
+      </w:r>
+    </w:p>
+    <w:p>
+      <w:pPr>
+        <w:rPr>
+          <w:rFonts w:ascii="ＭＳ Ｐ明朝" w:eastAsia="ＭＳ Ｐ明朝" w:hAnsi="ＭＳ Ｐ明朝"/>
+          <w:sz w:val="24"/>
+        </w:rPr>
+      </w:pPr>
+      <w:r>
+        <w:rPr>
+          <w:rFonts w:ascii="ＭＳ Ｐ明朝" w:eastAsia="ＭＳ Ｐ明朝" w:hAnsi="ＭＳ Ｐ明朝" w:hint="eastAsia"/>
+          <w:sz w:val="24"/>
+        </w:rPr>
+        <w:t xml:space="preserve">　</w:t>
+      </w:r>
+    </w:p>
+    <w:p>
+      <w:pPr>
+        <w:rPr>
+          <w:rFonts w:ascii="ＭＳ Ｐ明朝" w:eastAsia="ＭＳ Ｐ明朝" w:hAnsi="ＭＳ Ｐ明朝"/>
+          <w:sz w:val="24"/>
+        </w:rPr>
+      </w:pPr>
+    </w:p>
+    <w:p>
+      <w:pPr>
+        <w:rPr>
+          <w:rFonts w:ascii="ＭＳ Ｐ明朝" w:eastAsia="ＭＳ Ｐ明朝" w:hAnsi="ＭＳ Ｐ明朝"/>
+          <w:sz w:val="24"/>
+        </w:rPr>
+      </w:pPr>
+      <w:r>
+        <w:rPr>
+          <w:rFonts w:ascii="ＭＳ Ｐ明朝" w:eastAsia="ＭＳ Ｐ明朝" w:hAnsi="ＭＳ Ｐ明朝" w:hint="eastAsia"/>
+          <w:sz w:val="24"/>
+        </w:rPr>
+        <w:t>・考察</w:t>
+      </w:r>
+    </w:p>
+    <w:p>
+      <w:pPr>
+        <w:rPr>
+          <w:rFonts w:ascii="ＭＳ Ｐ明朝" w:eastAsia="ＭＳ Ｐ明朝" w:hAnsi="ＭＳ Ｐ明朝"/>
+          <w:sz w:val="24"/>
+        </w:rPr>
+      </w:pPr>
+      <w:r>
+        <w:rPr>
+          <w:rFonts w:ascii="ＭＳ Ｐ明朝" w:eastAsia="ＭＳ Ｐ明朝" w:hAnsi="ＭＳ Ｐ明朝" w:hint="eastAsia"/>
+          <w:sz w:val="24"/>
+        </w:rPr>
+        <w:t xml:space="preserve">　</w:t>
+      </w:r>
+      <w:r>
+        <w:rPr>
+          <w:rFonts w:ascii="ＭＳ Ｐ明朝" w:eastAsia="ＭＳ Ｐ明朝" w:hAnsi="ＭＳ Ｐ明朝" w:hint="eastAsia"/>
+          <w:sz w:val="24"/>
+        </w:rPr>
+        <w:t>実行より</w:t>
+      </w:r>
+      <w:r>
+        <w:rPr>
+          <w:rFonts w:ascii="ＭＳ Ｐ明朝" w:eastAsia="ＭＳ Ｐ明朝" w:hAnsi="ＭＳ Ｐ明朝"/>
+          <w:sz w:val="24"/>
+        </w:rPr>
+        <w:t>3</w:t>
+      </w:r>
+      <w:r>
+        <w:rPr>
+          <w:rFonts w:ascii="ＭＳ Ｐ明朝" w:eastAsia="ＭＳ Ｐ明朝" w:hAnsi="ＭＳ Ｐ明朝" w:hint="eastAsia"/>
+          <w:sz w:val="24"/>
+        </w:rPr>
+        <w:t>枚の未知画像がそれぞれバスケットボール、サッカーボール、野球ボールであったと正しく判定できたが、これにはいくつかの理由が関与していると考えられる。</w:t>
       </w:r>
       <w:r>
         <w:rPr>
@@ -7884,91 +8860,14 @@
           <w:rFonts w:ascii="ＭＳ Ｐ明朝" w:eastAsia="ＭＳ Ｐ明朝" w:hAnsi="ＭＳ Ｐ明朝" w:hint="eastAsia"/>
           <w:sz w:val="24"/>
         </w:rPr>
-        <w:t>つ抜き交差検証</w:t>
-      </w:r>
-      <w:r>
-        <w:rPr>
-          <w:rFonts w:ascii="ＭＳ Ｐ明朝" w:eastAsia="ＭＳ Ｐ明朝" w:hAnsi="ＭＳ Ｐ明朝"/>
-          <w:sz w:val="24"/>
-        </w:rPr>
-        <w:t>(LOOCV)</w:t>
-      </w:r>
-      <w:r>
-        <w:rPr>
-          <w:rFonts w:ascii="ＭＳ Ｐ明朝" w:eastAsia="ＭＳ Ｐ明朝" w:hAnsi="ＭＳ Ｐ明朝" w:hint="eastAsia"/>
-          <w:sz w:val="24"/>
-        </w:rPr>
-        <w:t>と呼ばれる方法を利用することにした。</w:t>
-      </w:r>
-      <w:r>
-        <w:rPr>
-          <w:rFonts w:ascii="ＭＳ Ｐ明朝" w:eastAsia="ＭＳ Ｐ明朝" w:hAnsi="ＭＳ Ｐ明朝" w:hint="eastAsia"/>
-          <w:sz w:val="24"/>
-        </w:rPr>
-        <w:t>これはサンプルデータのうち</w:t>
-      </w:r>
-      <w:r>
-        <w:rPr>
-          <w:rFonts w:ascii="ＭＳ Ｐ明朝" w:eastAsia="ＭＳ Ｐ明朝" w:hAnsi="ＭＳ Ｐ明朝"/>
-          <w:sz w:val="24"/>
-        </w:rPr>
-        <w:t>1</w:t>
-      </w:r>
-      <w:r>
-        <w:rPr>
-          <w:rFonts w:ascii="ＭＳ Ｐ明朝" w:eastAsia="ＭＳ Ｐ明朝" w:hAnsi="ＭＳ Ｐ明朝" w:hint="eastAsia"/>
-          <w:sz w:val="24"/>
-        </w:rPr>
-        <w:t>つをテストデータ、他すべてを学習データとして利用しモデルを作成し、全パターンで検証を行うことで精度の評価を行うことができる手法である。</w:t>
-      </w:r>
-      <w:r>
-        <w:rPr>
-          <w:rFonts w:ascii="ＭＳ Ｐ明朝" w:eastAsia="ＭＳ Ｐ明朝" w:hAnsi="ＭＳ Ｐ明朝" w:hint="eastAsia"/>
-          <w:sz w:val="24"/>
-        </w:rPr>
-        <w:t>これを全パラメータ組み合わせについて</w:t>
-      </w:r>
-      <w:r>
-        <w:rPr>
-          <w:rFonts w:ascii="ＭＳ Ｐ明朝" w:eastAsia="ＭＳ Ｐ明朝" w:hAnsi="ＭＳ Ｐ明朝"/>
-          <w:sz w:val="24"/>
-        </w:rPr>
-        <w:t>for</w:t>
-      </w:r>
-      <w:r>
-        <w:rPr>
-          <w:rFonts w:ascii="ＭＳ Ｐ明朝" w:eastAsia="ＭＳ Ｐ明朝" w:hAnsi="ＭＳ Ｐ明朝" w:hint="eastAsia"/>
-          <w:sz w:val="24"/>
-        </w:rPr>
-        <w:t>文を利用して行った。</w:t>
-      </w:r>
-      <w:r>
-        <w:rPr>
-          <w:rFonts w:ascii="ＭＳ Ｐ明朝" w:eastAsia="ＭＳ Ｐ明朝" w:hAnsi="ＭＳ Ｐ明朝"/>
-          <w:sz w:val="24"/>
-        </w:rPr>
-        <w:t>1</w:t>
-      </w:r>
-      <w:r>
-        <w:rPr>
-          <w:rFonts w:ascii="ＭＳ Ｐ明朝" w:eastAsia="ＭＳ Ｐ明朝" w:hAnsi="ＭＳ Ｐ明朝" w:hint="eastAsia"/>
-          <w:sz w:val="24"/>
-        </w:rPr>
-        <w:t>回ごとに</w:t>
-      </w:r>
-      <w:r>
-        <w:rPr>
-          <w:rFonts w:ascii="ＭＳ Ｐ明朝" w:eastAsia="ＭＳ Ｐ明朝" w:hAnsi="ＭＳ Ｐ明朝"/>
-          <w:sz w:val="24"/>
-        </w:rPr>
-        <w:t>SVM</w:t>
-      </w:r>
-      <w:r>
-        <w:rPr>
-          <w:rFonts w:ascii="ＭＳ Ｐ明朝" w:eastAsia="ＭＳ Ｐ明朝" w:hAnsi="ＭＳ Ｐ明朝" w:hint="eastAsia"/>
-          <w:sz w:val="24"/>
-        </w:rPr>
-        <w:t>の作成を行うため、今回のようにサンプルが少ない場合であれば良いが、多くなるとこの手法は不向きである。</w:t>
+        <w:t>つ目は</w:t>
+      </w:r>
+      <w:r>
+        <w:rPr>
+          <w:rFonts w:ascii="ＭＳ Ｐ明朝" w:eastAsia="ＭＳ Ｐ明朝" w:hAnsi="ＭＳ Ｐ明朝" w:hint="eastAsia"/>
+          <w:sz w:val="24"/>
+        </w:rPr>
+        <w:t>パラメータ値の選択および</w:t>
       </w:r>
       <w:r>
         <w:rPr>
@@ -7982,169 +8881,105 @@
           <w:rFonts w:ascii="ＭＳ Ｐ明朝" w:eastAsia="ＭＳ Ｐ明朝" w:hAnsi="ＭＳ Ｐ明朝" w:hint="eastAsia"/>
           <w:sz w:val="24"/>
         </w:rPr>
-        <w:t>により最良のパラメータを判別し、そのパラメータを用いて実際の画像識別用の</w:t>
-      </w:r>
-      <w:r>
-        <w:rPr>
-          <w:rFonts w:ascii="ＭＳ Ｐ明朝" w:eastAsia="ＭＳ Ｐ明朝" w:hAnsi="ＭＳ Ｐ明朝"/>
-          <w:sz w:val="24"/>
-        </w:rPr>
-        <w:t>RBF</w:t>
-      </w:r>
-      <w:r>
-        <w:rPr>
-          <w:rFonts w:ascii="ＭＳ Ｐ明朝" w:eastAsia="ＭＳ Ｐ明朝" w:hAnsi="ＭＳ Ｐ明朝" w:hint="eastAsia"/>
-          <w:sz w:val="24"/>
-        </w:rPr>
-        <w:t>カーネルの</w:t>
-      </w:r>
-      <w:r>
-        <w:rPr>
-          <w:rFonts w:ascii="ＭＳ Ｐ明朝" w:eastAsia="ＭＳ Ｐ明朝" w:hAnsi="ＭＳ Ｐ明朝"/>
-          <w:sz w:val="24"/>
-        </w:rPr>
-        <w:t>SVM</w:t>
-      </w:r>
-      <w:r>
-        <w:rPr>
-          <w:rFonts w:ascii="ＭＳ Ｐ明朝" w:eastAsia="ＭＳ Ｐ明朝" w:hAnsi="ＭＳ Ｐ明朝" w:hint="eastAsia"/>
-          <w:sz w:val="24"/>
-        </w:rPr>
-        <w:t>による識別器を作成することにした。</w:t>
-      </w:r>
-    </w:p>
-    <w:p>
-      <w:pPr>
-        <w:rPr>
-          <w:rFonts w:ascii="ＭＳ Ｐ明朝" w:eastAsia="ＭＳ Ｐ明朝" w:hAnsi="ＭＳ Ｐ明朝"/>
-          <w:sz w:val="24"/>
-        </w:rPr>
-      </w:pPr>
-      <w:r>
-        <w:rPr>
-          <w:rFonts w:ascii="ＭＳ Ｐ明朝" w:eastAsia="ＭＳ Ｐ明朝" w:hAnsi="ＭＳ Ｐ明朝" w:hint="eastAsia"/>
-          <w:sz w:val="24"/>
-        </w:rPr>
-        <w:t xml:space="preserve">　</w:t>
-      </w:r>
-      <w:r>
-        <w:rPr>
-          <w:rFonts w:ascii="ＭＳ Ｐ明朝" w:eastAsia="ＭＳ Ｐ明朝" w:hAnsi="ＭＳ Ｐ明朝" w:hint="eastAsia"/>
-          <w:sz w:val="24"/>
-        </w:rPr>
-        <w:t>これまでの工程によって未知画像を識別する準備は完了したので、これより識別を行うこととした。しかし</w:t>
-      </w:r>
-      <w:r>
-        <w:rPr>
-          <w:rFonts w:ascii="ＭＳ Ｐ明朝" w:eastAsia="ＭＳ Ｐ明朝" w:hAnsi="ＭＳ Ｐ明朝" w:hint="eastAsia"/>
-          <w:sz w:val="24"/>
-        </w:rPr>
-        <w:t>機械学習では</w:t>
-      </w:r>
-      <w:r>
-        <w:rPr>
-          <w:rFonts w:ascii="ＭＳ Ｐ明朝" w:eastAsia="ＭＳ Ｐ明朝" w:hAnsi="ＭＳ Ｐ明朝"/>
-          <w:sz w:val="24"/>
-        </w:rPr>
-        <w:t>SVM</w:t>
-      </w:r>
-      <w:r>
-        <w:rPr>
-          <w:rFonts w:ascii="ＭＳ Ｐ明朝" w:eastAsia="ＭＳ Ｐ明朝" w:hAnsi="ＭＳ Ｐ明朝" w:hint="eastAsia"/>
-          <w:sz w:val="24"/>
-        </w:rPr>
-        <w:t>は画像そのものを理解することができないので、</w:t>
-      </w:r>
-      <w:r>
-        <w:rPr>
-          <w:rFonts w:ascii="ＭＳ Ｐ明朝" w:eastAsia="ＭＳ Ｐ明朝" w:hAnsi="ＭＳ Ｐ明朝"/>
-          <w:sz w:val="24"/>
-        </w:rPr>
-        <w:t>SVM</w:t>
-      </w:r>
-      <w:r>
-        <w:rPr>
-          <w:rFonts w:ascii="ＭＳ Ｐ明朝" w:eastAsia="ＭＳ Ｐ明朝" w:hAnsi="ＭＳ Ｐ明朝" w:hint="eastAsia"/>
-          <w:sz w:val="24"/>
-        </w:rPr>
-        <w:t>が理解できるものへと変換しなければならない。</w:t>
-      </w:r>
-      <w:r>
-        <w:rPr>
-          <w:rFonts w:ascii="ＭＳ Ｐ明朝" w:eastAsia="ＭＳ Ｐ明朝" w:hAnsi="ＭＳ Ｐ明朝" w:hint="eastAsia"/>
-          <w:sz w:val="24"/>
-        </w:rPr>
-        <w:t>そのため</w:t>
-      </w:r>
-      <w:r>
-        <w:rPr>
-          <w:rFonts w:ascii="ＭＳ Ｐ明朝" w:eastAsia="ＭＳ Ｐ明朝" w:hAnsi="ＭＳ Ｐ明朝"/>
-          <w:sz w:val="24"/>
-        </w:rPr>
-        <w:t>imread</w:t>
-      </w:r>
-      <w:r>
-        <w:rPr>
-          <w:rFonts w:ascii="ＭＳ Ｐ明朝" w:eastAsia="ＭＳ Ｐ明朝" w:hAnsi="ＭＳ Ｐ明朝" w:hint="eastAsia"/>
-          <w:sz w:val="24"/>
-        </w:rPr>
-        <w:t>で読み取った</w:t>
-      </w:r>
-      <w:r>
-        <w:rPr>
-          <w:rFonts w:ascii="ＭＳ Ｐ明朝" w:eastAsia="ＭＳ Ｐ明朝" w:hAnsi="ＭＳ Ｐ明朝"/>
-          <w:sz w:val="24"/>
-        </w:rPr>
-        <w:t>img</w:t>
-      </w:r>
-      <w:r>
-        <w:rPr>
-          <w:rFonts w:ascii="ＭＳ Ｐ明朝" w:eastAsia="ＭＳ Ｐ明朝" w:hAnsi="ＭＳ Ｐ明朝" w:hint="eastAsia"/>
-          <w:sz w:val="24"/>
-        </w:rPr>
-        <w:t>行列を引数として</w:t>
-      </w:r>
-      <w:r>
-        <w:rPr>
-          <w:rFonts w:ascii="ＭＳ Ｐ明朝" w:eastAsia="ＭＳ Ｐ明朝" w:hAnsi="ＭＳ Ｐ明朝"/>
-          <w:sz w:val="24"/>
-        </w:rPr>
-        <w:t>extractFeature</w:t>
-      </w:r>
-      <w:r>
-        <w:rPr>
-          <w:rFonts w:ascii="ＭＳ Ｐ明朝" w:eastAsia="ＭＳ Ｐ明朝" w:hAnsi="ＭＳ Ｐ明朝" w:hint="eastAsia"/>
-          <w:sz w:val="24"/>
-        </w:rPr>
-        <w:t>という自作関数を実行することによって、</w:t>
-      </w:r>
-      <w:r>
-        <w:rPr>
-          <w:rFonts w:ascii="ＭＳ Ｐ明朝" w:eastAsia="ＭＳ Ｐ明朝" w:hAnsi="ＭＳ Ｐ明朝" w:hint="eastAsia"/>
-          <w:sz w:val="24"/>
-        </w:rPr>
-        <w:t>画像データを特徴量行列へ変換することにした。</w:t>
-      </w:r>
-      <w:r>
-        <w:rPr>
-          <w:rFonts w:ascii="ＭＳ Ｐ明朝" w:eastAsia="ＭＳ Ｐ明朝" w:hAnsi="ＭＳ Ｐ明朝" w:hint="eastAsia"/>
-          <w:sz w:val="24"/>
-        </w:rPr>
-        <w:t>この関数ではまず画像データを</w:t>
-      </w:r>
-      <w:r>
-        <w:rPr>
-          <w:rFonts w:ascii="ＭＳ Ｐ明朝" w:eastAsia="ＭＳ Ｐ明朝" w:hAnsi="ＭＳ Ｐ明朝"/>
-          <w:sz w:val="24"/>
-        </w:rPr>
-        <w:t>BGR</w:t>
-      </w:r>
-      <w:r>
-        <w:rPr>
-          <w:rFonts w:ascii="ＭＳ Ｐ明朝" w:eastAsia="ＭＳ Ｐ明朝" w:hAnsi="ＭＳ Ｐ明朝" w:hint="eastAsia"/>
-          <w:sz w:val="24"/>
-        </w:rPr>
-        <w:t>から</w:t>
+        <w:t>である。</w:t>
+      </w:r>
+      <w:r>
+        <w:rPr>
+          <w:rFonts w:ascii="ＭＳ Ｐ明朝" w:eastAsia="ＭＳ Ｐ明朝" w:hAnsi="ＭＳ Ｐ明朝" w:hint="eastAsia"/>
+          <w:sz w:val="24"/>
+        </w:rPr>
+        <w:t>この課題では少ないデータをいかにして運用するかが問われていたと感じた</w:t>
+      </w:r>
+      <w:r>
+        <w:rPr>
+          <w:rFonts w:ascii="ＭＳ Ｐ明朝" w:eastAsia="ＭＳ Ｐ明朝" w:hAnsi="ＭＳ Ｐ明朝" w:hint="eastAsia"/>
+          <w:sz w:val="24"/>
+        </w:rPr>
+        <w:t>ので</w:t>
+      </w:r>
+      <w:r>
+        <w:rPr>
+          <w:rFonts w:ascii="ＭＳ Ｐ明朝" w:eastAsia="ＭＳ Ｐ明朝" w:hAnsi="ＭＳ Ｐ明朝"/>
+          <w:sz w:val="24"/>
+        </w:rPr>
+        <w:t>LOOCV</w:t>
+      </w:r>
+      <w:r>
+        <w:rPr>
+          <w:rFonts w:ascii="ＭＳ Ｐ明朝" w:eastAsia="ＭＳ Ｐ明朝" w:hAnsi="ＭＳ Ｐ明朝" w:hint="eastAsia"/>
+          <w:sz w:val="24"/>
+        </w:rPr>
+        <w:t>を利用したが、これとパラメータチューニングを行うことで</w:t>
+      </w:r>
+      <w:r>
+        <w:rPr>
+          <w:rFonts w:ascii="ＭＳ Ｐ明朝" w:eastAsia="ＭＳ Ｐ明朝" w:hAnsi="ＭＳ Ｐ明朝" w:hint="eastAsia"/>
+          <w:sz w:val="24"/>
+        </w:rPr>
+        <w:t>識別の幅を広げることができ</w:t>
+      </w:r>
+      <w:r>
+        <w:rPr>
+          <w:rFonts w:ascii="ＭＳ Ｐ明朝" w:eastAsia="ＭＳ Ｐ明朝" w:hAnsi="ＭＳ Ｐ明朝" w:hint="eastAsia"/>
+          <w:sz w:val="24"/>
+        </w:rPr>
+        <w:t>たと考えられる。</w:t>
+      </w:r>
+      <w:r>
+        <w:rPr>
+          <w:rFonts w:ascii="ＭＳ Ｐ明朝" w:eastAsia="ＭＳ Ｐ明朝" w:hAnsi="ＭＳ Ｐ明朝"/>
+          <w:sz w:val="24"/>
+        </w:rPr>
+        <w:t>2</w:t>
+      </w:r>
+      <w:r>
+        <w:rPr>
+          <w:rFonts w:ascii="ＭＳ Ｐ明朝" w:eastAsia="ＭＳ Ｐ明朝" w:hAnsi="ＭＳ Ｐ明朝" w:hint="eastAsia"/>
+          <w:sz w:val="24"/>
+        </w:rPr>
+        <w:t>つ目は学習およびテストデータの画像が</w:t>
+      </w:r>
+      <w:r>
+        <w:rPr>
+          <w:rFonts w:ascii="ＭＳ Ｐ明朝" w:eastAsia="ＭＳ Ｐ明朝" w:hAnsi="ＭＳ Ｐ明朝"/>
+          <w:sz w:val="24"/>
+        </w:rPr>
+        <w:t>3</w:t>
+      </w:r>
+      <w:r>
+        <w:rPr>
+          <w:rFonts w:ascii="ＭＳ Ｐ明朝" w:eastAsia="ＭＳ Ｐ明朝" w:hAnsi="ＭＳ Ｐ明朝" w:hint="eastAsia"/>
+          <w:sz w:val="24"/>
+        </w:rPr>
+        <w:t>種類ともはっきりと区別することができたということである。バスケットボールがオレンジ色なのに対してサッカーボールと野球ボールはメインが白色であるためこの点で区別ができ、サッカーボールは白と黒で構成されるので野球ボールと比べて明度が低い</w:t>
+      </w:r>
+      <w:r>
+        <w:rPr>
+          <w:rFonts w:ascii="ＭＳ Ｐ明朝" w:eastAsia="ＭＳ Ｐ明朝" w:hAnsi="ＭＳ Ｐ明朝" w:hint="eastAsia"/>
+          <w:sz w:val="24"/>
+        </w:rPr>
+        <w:t>範囲にも分布することになる。このようにして</w:t>
+      </w:r>
+      <w:r>
+        <w:rPr>
+          <w:rFonts w:ascii="ＭＳ Ｐ明朝" w:eastAsia="ＭＳ Ｐ明朝" w:hAnsi="ＭＳ Ｐ明朝"/>
+          <w:sz w:val="24"/>
+        </w:rPr>
+        <w:t>3</w:t>
+      </w:r>
+      <w:r>
+        <w:rPr>
+          <w:rFonts w:ascii="ＭＳ Ｐ明朝" w:eastAsia="ＭＳ Ｐ明朝" w:hAnsi="ＭＳ Ｐ明朝" w:hint="eastAsia"/>
+          <w:sz w:val="24"/>
+        </w:rPr>
+        <w:t>種類の特徴が明確に分かれていることが理由として考えられる。</w:t>
+      </w:r>
+      <w:r>
+        <w:rPr>
+          <w:rFonts w:ascii="ＭＳ Ｐ明朝" w:eastAsia="ＭＳ Ｐ明朝" w:hAnsi="ＭＳ Ｐ明朝" w:hint="eastAsia"/>
+          <w:sz w:val="24"/>
+        </w:rPr>
+        <w:t>ただ逆を言えば、学習データの画像が、背景が大部分を占めているや、赤とピンク、青と青紫など似ているなど酷似している場合では、この</w:t>
       </w:r>
       <w:r>
         <w:rPr>
@@ -8158,735 +8993,20 @@
           <w:rFonts w:ascii="ＭＳ Ｐ明朝" w:eastAsia="ＭＳ Ｐ明朝" w:hAnsi="ＭＳ Ｐ明朝" w:hint="eastAsia"/>
           <w:sz w:val="24"/>
         </w:rPr>
-        <w:t>へと変換している。</w:t>
-      </w:r>
-      <w:r>
-        <w:rPr>
-          <w:rFonts w:ascii="ＭＳ Ｐ明朝" w:eastAsia="ＭＳ Ｐ明朝" w:hAnsi="ＭＳ Ｐ明朝"/>
-          <w:sz w:val="24"/>
-        </w:rPr>
-        <w:t>OpenCV</w:t>
-      </w:r>
-      <w:r>
-        <w:rPr>
-          <w:rFonts w:ascii="ＭＳ Ｐ明朝" w:eastAsia="ＭＳ Ｐ明朝" w:hAnsi="ＭＳ Ｐ明朝" w:hint="eastAsia"/>
-          <w:sz w:val="24"/>
-        </w:rPr>
-        <w:t>は通常、画像を</w:t>
-      </w:r>
-      <w:r>
-        <w:rPr>
-          <w:rFonts w:ascii="ＭＳ Ｐ明朝" w:eastAsia="ＭＳ Ｐ明朝" w:hAnsi="ＭＳ Ｐ明朝"/>
-          <w:sz w:val="24"/>
-        </w:rPr>
-        <w:t>BGR</w:t>
-      </w:r>
-      <w:r>
-        <w:rPr>
-          <w:rFonts w:ascii="ＭＳ Ｐ明朝" w:eastAsia="ＭＳ Ｐ明朝" w:hAnsi="ＭＳ Ｐ明朝" w:hint="eastAsia"/>
-          <w:sz w:val="24"/>
-        </w:rPr>
-        <w:t>として保持し、今回は先述したように画像の特徴から色相、彩度、明度を成分として持つ</w:t>
-      </w:r>
-      <w:r>
-        <w:rPr>
-          <w:rFonts w:ascii="ＭＳ Ｐ明朝" w:eastAsia="ＭＳ Ｐ明朝" w:hAnsi="ＭＳ Ｐ明朝"/>
-          <w:sz w:val="24"/>
-        </w:rPr>
-        <w:t>HSV</w:t>
-      </w:r>
-      <w:r>
-        <w:rPr>
-          <w:rFonts w:ascii="ＭＳ Ｐ明朝" w:eastAsia="ＭＳ Ｐ明朝" w:hAnsi="ＭＳ Ｐ明朝" w:hint="eastAsia"/>
-          <w:sz w:val="24"/>
-        </w:rPr>
-        <w:t>に変換することにしたので、この変換を行った。</w:t>
-      </w:r>
-      <w:r>
-        <w:rPr>
-          <w:rFonts w:ascii="ＭＳ Ｐ明朝" w:eastAsia="ＭＳ Ｐ明朝" w:hAnsi="ＭＳ Ｐ明朝" w:hint="eastAsia"/>
-          <w:sz w:val="24"/>
-        </w:rPr>
-        <w:t>そして</w:t>
-      </w:r>
-      <w:r>
-        <w:rPr>
-          <w:rFonts w:ascii="ＭＳ Ｐ明朝" w:eastAsia="ＭＳ Ｐ明朝" w:hAnsi="ＭＳ Ｐ明朝"/>
-          <w:sz w:val="24"/>
-        </w:rPr>
-        <w:t>HSV</w:t>
-      </w:r>
-      <w:r>
-        <w:rPr>
-          <w:rFonts w:ascii="ＭＳ Ｐ明朝" w:eastAsia="ＭＳ Ｐ明朝" w:hAnsi="ＭＳ Ｐ明朝" w:hint="eastAsia"/>
-          <w:sz w:val="24"/>
-        </w:rPr>
-        <w:t>へ変換したら、各成分</w:t>
-      </w:r>
-      <w:r>
-        <w:rPr>
-          <w:rFonts w:ascii="ＭＳ Ｐ明朝" w:eastAsia="ＭＳ Ｐ明朝" w:hAnsi="ＭＳ Ｐ明朝" w:hint="eastAsia"/>
-          <w:sz w:val="24"/>
-        </w:rPr>
-        <w:t>について</w:t>
-      </w:r>
-      <w:r>
-        <w:rPr>
-          <w:rFonts w:ascii="ＭＳ Ｐ明朝" w:eastAsia="ＭＳ Ｐ明朝" w:hAnsi="ＭＳ Ｐ明朝" w:hint="eastAsia"/>
-          <w:sz w:val="24"/>
-        </w:rPr>
-        <w:t>v</w:t>
-      </w:r>
-      <w:r>
-        <w:rPr>
-          <w:rFonts w:ascii="ＭＳ Ｐ明朝" w:eastAsia="ＭＳ Ｐ明朝" w:hAnsi="ＭＳ Ｐ明朝"/>
-          <w:sz w:val="24"/>
-        </w:rPr>
-        <w:t>ector</w:t>
-      </w:r>
-      <w:r>
-        <w:rPr>
-          <w:rFonts w:ascii="ＭＳ Ｐ明朝" w:eastAsia="ＭＳ Ｐ明朝" w:hAnsi="ＭＳ Ｐ明朝" w:hint="eastAsia"/>
-          <w:sz w:val="24"/>
-        </w:rPr>
-        <w:t>を用いて分離を行</w:t>
-      </w:r>
-      <w:r>
-        <w:rPr>
-          <w:rFonts w:ascii="ＭＳ Ｐ明朝" w:eastAsia="ＭＳ Ｐ明朝" w:hAnsi="ＭＳ Ｐ明朝" w:hint="eastAsia"/>
-          <w:sz w:val="24"/>
-        </w:rPr>
-        <w:t>い、各</w:t>
-      </w:r>
-      <w:r>
-        <w:rPr>
-          <w:rFonts w:ascii="ＭＳ Ｐ明朝" w:eastAsia="ＭＳ Ｐ明朝" w:hAnsi="ＭＳ Ｐ明朝"/>
-          <w:sz w:val="24"/>
-        </w:rPr>
-        <w:t>8</w:t>
-      </w:r>
-      <w:r>
-        <w:rPr>
-          <w:rFonts w:ascii="ＭＳ Ｐ明朝" w:eastAsia="ＭＳ Ｐ明朝" w:hAnsi="ＭＳ Ｐ明朝" w:hint="eastAsia"/>
-          <w:sz w:val="24"/>
-        </w:rPr>
-        <w:t>次元で計</w:t>
-      </w:r>
-      <w:r>
-        <w:rPr>
-          <w:rFonts w:ascii="ＭＳ Ｐ明朝" w:eastAsia="ＭＳ Ｐ明朝" w:hAnsi="ＭＳ Ｐ明朝"/>
-          <w:sz w:val="24"/>
-        </w:rPr>
-        <w:t>24</w:t>
-      </w:r>
-      <w:r>
-        <w:rPr>
-          <w:rFonts w:ascii="ＭＳ Ｐ明朝" w:eastAsia="ＭＳ Ｐ明朝" w:hAnsi="ＭＳ Ｐ明朝" w:hint="eastAsia"/>
-          <w:sz w:val="24"/>
-        </w:rPr>
-        <w:t>次元の特徴量行列を</w:t>
-      </w:r>
-      <w:r>
-        <w:rPr>
-          <w:rFonts w:ascii="ＭＳ Ｐ明朝" w:eastAsia="ＭＳ Ｐ明朝" w:hAnsi="ＭＳ Ｐ明朝"/>
-          <w:sz w:val="24"/>
-        </w:rPr>
-        <w:t>0</w:t>
-      </w:r>
-      <w:r>
-        <w:rPr>
-          <w:rFonts w:ascii="ＭＳ Ｐ明朝" w:eastAsia="ＭＳ Ｐ明朝" w:hAnsi="ＭＳ Ｐ明朝" w:hint="eastAsia"/>
-          <w:sz w:val="24"/>
-        </w:rPr>
-        <w:t>初期化しつつ定義した</w:t>
-      </w:r>
-      <w:r>
-        <w:rPr>
-          <w:rFonts w:ascii="ＭＳ Ｐ明朝" w:eastAsia="ＭＳ Ｐ明朝" w:hAnsi="ＭＳ Ｐ明朝" w:hint="eastAsia"/>
-          <w:sz w:val="24"/>
-        </w:rPr>
-        <w:t>。</w:t>
-      </w:r>
-      <w:r>
-        <w:rPr>
-          <w:rFonts w:ascii="ＭＳ Ｐ明朝" w:eastAsia="ＭＳ Ｐ明朝" w:hAnsi="ＭＳ Ｐ明朝" w:hint="eastAsia"/>
-          <w:sz w:val="24"/>
-        </w:rPr>
-        <w:t>次に</w:t>
-      </w:r>
-      <w:r>
-        <w:rPr>
-          <w:rFonts w:ascii="ＭＳ Ｐ明朝" w:eastAsia="ＭＳ Ｐ明朝" w:hAnsi="ＭＳ Ｐ明朝"/>
-          <w:sz w:val="24"/>
-        </w:rPr>
-        <w:t>H</w:t>
-      </w:r>
-      <w:r>
-        <w:rPr>
-          <w:rFonts w:ascii="ＭＳ Ｐ明朝" w:eastAsia="ＭＳ Ｐ明朝" w:hAnsi="ＭＳ Ｐ明朝" w:hint="eastAsia"/>
-          <w:sz w:val="24"/>
-        </w:rPr>
-        <w:t>と</w:t>
-      </w:r>
-      <w:r>
-        <w:rPr>
-          <w:rFonts w:ascii="ＭＳ Ｐ明朝" w:eastAsia="ＭＳ Ｐ明朝" w:hAnsi="ＭＳ Ｐ明朝"/>
-          <w:sz w:val="24"/>
-        </w:rPr>
-        <w:t>S</w:t>
-      </w:r>
-      <w:r>
-        <w:rPr>
-          <w:rFonts w:ascii="ＭＳ Ｐ明朝" w:eastAsia="ＭＳ Ｐ明朝" w:hAnsi="ＭＳ Ｐ明朝" w:hint="eastAsia"/>
-          <w:sz w:val="24"/>
-        </w:rPr>
-        <w:t>と</w:t>
-      </w:r>
-      <w:r>
-        <w:rPr>
-          <w:rFonts w:ascii="ＭＳ Ｐ明朝" w:eastAsia="ＭＳ Ｐ明朝" w:hAnsi="ＭＳ Ｐ明朝"/>
-          <w:sz w:val="24"/>
-        </w:rPr>
-        <w:t>V</w:t>
-      </w:r>
-      <w:r>
-        <w:rPr>
-          <w:rFonts w:ascii="ＭＳ Ｐ明朝" w:eastAsia="ＭＳ Ｐ明朝" w:hAnsi="ＭＳ Ｐ明朝" w:hint="eastAsia"/>
-          <w:sz w:val="24"/>
-        </w:rPr>
-        <w:t>それぞれの</w:t>
-      </w:r>
-      <w:r>
-        <w:rPr>
-          <w:rFonts w:ascii="ＭＳ Ｐ明朝" w:eastAsia="ＭＳ Ｐ明朝" w:hAnsi="ＭＳ Ｐ明朝" w:hint="eastAsia"/>
-          <w:sz w:val="24"/>
-        </w:rPr>
-        <w:t>ヒストグラムの計算を行った。</w:t>
-      </w:r>
-      <w:r>
-        <w:rPr>
-          <w:rFonts w:ascii="ＭＳ Ｐ明朝" w:eastAsia="ＭＳ Ｐ明朝" w:hAnsi="ＭＳ Ｐ明朝" w:hint="eastAsia"/>
-          <w:sz w:val="24"/>
-        </w:rPr>
-        <w:t>ここでは全部のピクセルを走査し、各ピクセルの</w:t>
-      </w:r>
-      <w:r>
-        <w:rPr>
-          <w:rFonts w:ascii="ＭＳ Ｐ明朝" w:eastAsia="ＭＳ Ｐ明朝" w:hAnsi="ＭＳ Ｐ明朝"/>
-          <w:sz w:val="24"/>
-        </w:rPr>
-        <w:t>H</w:t>
-      </w:r>
-      <w:r>
-        <w:rPr>
-          <w:rFonts w:ascii="ＭＳ Ｐ明朝" w:eastAsia="ＭＳ Ｐ明朝" w:hAnsi="ＭＳ Ｐ明朝" w:hint="eastAsia"/>
-          <w:sz w:val="24"/>
-        </w:rPr>
-        <w:t>、</w:t>
-      </w:r>
-      <w:r>
-        <w:rPr>
-          <w:rFonts w:ascii="ＭＳ Ｐ明朝" w:eastAsia="ＭＳ Ｐ明朝" w:hAnsi="ＭＳ Ｐ明朝"/>
-          <w:sz w:val="24"/>
-        </w:rPr>
-        <w:t>S</w:t>
-      </w:r>
-      <w:r>
-        <w:rPr>
-          <w:rFonts w:ascii="ＭＳ Ｐ明朝" w:eastAsia="ＭＳ Ｐ明朝" w:hAnsi="ＭＳ Ｐ明朝" w:hint="eastAsia"/>
-          <w:sz w:val="24"/>
-        </w:rPr>
-        <w:t>、</w:t>
-      </w:r>
-      <w:r>
-        <w:rPr>
-          <w:rFonts w:ascii="ＭＳ Ｐ明朝" w:eastAsia="ＭＳ Ｐ明朝" w:hAnsi="ＭＳ Ｐ明朝"/>
-          <w:sz w:val="24"/>
-        </w:rPr>
-        <w:t>V</w:t>
-      </w:r>
-      <w:r>
-        <w:rPr>
-          <w:rFonts w:ascii="ＭＳ Ｐ明朝" w:eastAsia="ＭＳ Ｐ明朝" w:hAnsi="ＭＳ Ｐ明朝" w:hint="eastAsia"/>
-          <w:sz w:val="24"/>
-        </w:rPr>
-        <w:t>値がどの</w:t>
-      </w:r>
-      <w:r>
-        <w:rPr>
-          <w:rFonts w:ascii="ＭＳ Ｐ明朝" w:eastAsia="ＭＳ Ｐ明朝" w:hAnsi="ＭＳ Ｐ明朝" w:hint="eastAsia"/>
-          <w:sz w:val="24"/>
-        </w:rPr>
-        <w:t>分布の部分</w:t>
-      </w:r>
-      <w:r>
-        <w:rPr>
-          <w:rFonts w:ascii="ＭＳ Ｐ明朝" w:eastAsia="ＭＳ Ｐ明朝" w:hAnsi="ＭＳ Ｐ明朝" w:hint="eastAsia"/>
-          <w:sz w:val="24"/>
-        </w:rPr>
-        <w:t>に収まるかを計算している。</w:t>
-      </w:r>
-      <w:r>
-        <w:rPr>
-          <w:rFonts w:ascii="ＭＳ Ｐ明朝" w:eastAsia="ＭＳ Ｐ明朝" w:hAnsi="ＭＳ Ｐ明朝"/>
-          <w:sz w:val="24"/>
-        </w:rPr>
-        <w:t>H</w:t>
-      </w:r>
-      <w:r>
-        <w:rPr>
-          <w:rFonts w:ascii="ＭＳ Ｐ明朝" w:eastAsia="ＭＳ Ｐ明朝" w:hAnsi="ＭＳ Ｐ明朝" w:hint="eastAsia"/>
-          <w:sz w:val="24"/>
-        </w:rPr>
-        <w:t>値は</w:t>
-      </w:r>
-      <w:r>
-        <w:rPr>
-          <w:rFonts w:ascii="ＭＳ Ｐ明朝" w:eastAsia="ＭＳ Ｐ明朝" w:hAnsi="ＭＳ Ｐ明朝"/>
-          <w:sz w:val="24"/>
-        </w:rPr>
-        <w:t>0</w:t>
-      </w:r>
-      <w:r>
-        <w:rPr>
-          <w:rFonts w:ascii="ＭＳ Ｐ明朝" w:eastAsia="ＭＳ Ｐ明朝" w:hAnsi="ＭＳ Ｐ明朝" w:hint="eastAsia"/>
-          <w:sz w:val="24"/>
-        </w:rPr>
-        <w:t>〜1</w:t>
-      </w:r>
-      <w:r>
-        <w:rPr>
-          <w:rFonts w:ascii="ＭＳ Ｐ明朝" w:eastAsia="ＭＳ Ｐ明朝" w:hAnsi="ＭＳ Ｐ明朝"/>
-          <w:sz w:val="24"/>
-        </w:rPr>
-        <w:t>79</w:t>
-      </w:r>
-      <w:r>
-        <w:rPr>
-          <w:rFonts w:ascii="ＭＳ Ｐ明朝" w:eastAsia="ＭＳ Ｐ明朝" w:hAnsi="ＭＳ Ｐ明朝" w:hint="eastAsia"/>
-          <w:sz w:val="24"/>
-        </w:rPr>
-        <w:t>、</w:t>
-      </w:r>
-      <w:r>
-        <w:rPr>
-          <w:rFonts w:ascii="ＭＳ Ｐ明朝" w:eastAsia="ＭＳ Ｐ明朝" w:hAnsi="ＭＳ Ｐ明朝"/>
-          <w:sz w:val="24"/>
-        </w:rPr>
-        <w:t>S</w:t>
-      </w:r>
-      <w:r>
-        <w:rPr>
-          <w:rFonts w:ascii="ＭＳ Ｐ明朝" w:eastAsia="ＭＳ Ｐ明朝" w:hAnsi="ＭＳ Ｐ明朝" w:hint="eastAsia"/>
-          <w:sz w:val="24"/>
-        </w:rPr>
-        <w:t>値と</w:t>
-      </w:r>
-      <w:r>
-        <w:rPr>
-          <w:rFonts w:ascii="ＭＳ Ｐ明朝" w:eastAsia="ＭＳ Ｐ明朝" w:hAnsi="ＭＳ Ｐ明朝"/>
-          <w:sz w:val="24"/>
-        </w:rPr>
-        <w:t>V</w:t>
-      </w:r>
-      <w:r>
-        <w:rPr>
-          <w:rFonts w:ascii="ＭＳ Ｐ明朝" w:eastAsia="ＭＳ Ｐ明朝" w:hAnsi="ＭＳ Ｐ明朝" w:hint="eastAsia"/>
-          <w:sz w:val="24"/>
-        </w:rPr>
-        <w:t>値は</w:t>
-      </w:r>
-      <w:r>
-        <w:rPr>
-          <w:rFonts w:ascii="ＭＳ Ｐ明朝" w:eastAsia="ＭＳ Ｐ明朝" w:hAnsi="ＭＳ Ｐ明朝"/>
-          <w:sz w:val="24"/>
-        </w:rPr>
-        <w:t>0</w:t>
-      </w:r>
-      <w:r>
-        <w:rPr>
-          <w:rFonts w:ascii="ＭＳ Ｐ明朝" w:eastAsia="ＭＳ Ｐ明朝" w:hAnsi="ＭＳ Ｐ明朝" w:hint="eastAsia"/>
-          <w:sz w:val="24"/>
-        </w:rPr>
-        <w:t>〜</w:t>
-      </w:r>
-      <w:r>
-        <w:rPr>
-          <w:rFonts w:ascii="ＭＳ Ｐ明朝" w:eastAsia="ＭＳ Ｐ明朝" w:hAnsi="ＭＳ Ｐ明朝"/>
-          <w:sz w:val="24"/>
-        </w:rPr>
-        <w:t>255</w:t>
-      </w:r>
-      <w:r>
-        <w:rPr>
-          <w:rFonts w:ascii="ＭＳ Ｐ明朝" w:eastAsia="ＭＳ Ｐ明朝" w:hAnsi="ＭＳ Ｐ明朝" w:hint="eastAsia"/>
-          <w:sz w:val="24"/>
-        </w:rPr>
-        <w:t>が範囲であるので、それを</w:t>
-      </w:r>
-      <w:r>
-        <w:rPr>
-          <w:rFonts w:ascii="ＭＳ Ｐ明朝" w:eastAsia="ＭＳ Ｐ明朝" w:hAnsi="ＭＳ Ｐ明朝"/>
-          <w:sz w:val="24"/>
-        </w:rPr>
-        <w:t>8</w:t>
-      </w:r>
-      <w:r>
-        <w:rPr>
-          <w:rFonts w:ascii="ＭＳ Ｐ明朝" w:eastAsia="ＭＳ Ｐ明朝" w:hAnsi="ＭＳ Ｐ明朝" w:hint="eastAsia"/>
-          <w:sz w:val="24"/>
-        </w:rPr>
-        <w:t>等分して判断した。この判定により</w:t>
-      </w:r>
-      <w:r>
-        <w:rPr>
-          <w:rFonts w:ascii="ＭＳ Ｐ明朝" w:eastAsia="ＭＳ Ｐ明朝" w:hAnsi="ＭＳ Ｐ明朝"/>
-          <w:sz w:val="24"/>
-        </w:rPr>
-        <w:t>feature</w:t>
-      </w:r>
-      <w:r>
-        <w:rPr>
-          <w:rFonts w:ascii="ＭＳ Ｐ明朝" w:eastAsia="ＭＳ Ｐ明朝" w:hAnsi="ＭＳ Ｐ明朝" w:hint="eastAsia"/>
-          <w:sz w:val="24"/>
-        </w:rPr>
-        <w:t>行列の対応するインデックスをインクリメントし、特徴量行列の形成を行った。全ての判定が終了したのち、この特徴量を総ピクセル数で割って正規化し</w:t>
-      </w:r>
-      <w:r>
-        <w:rPr>
-          <w:rFonts w:ascii="ＭＳ Ｐ明朝" w:eastAsia="ＭＳ Ｐ明朝" w:hAnsi="ＭＳ Ｐ明朝" w:hint="eastAsia"/>
-          <w:sz w:val="24"/>
-        </w:rPr>
-        <w:t>た。これは画像がいかなるサイズであっても対応できるようにするための処置であるのに加えて、特徴量の把握がしやすくなるというメリットがある。</w:t>
-      </w:r>
-    </w:p>
-    <w:p>
-      <w:pPr>
-        <w:rPr>
-          <w:rFonts w:ascii="ＭＳ Ｐ明朝" w:eastAsia="ＭＳ Ｐ明朝" w:hAnsi="ＭＳ Ｐ明朝" w:hint="eastAsia"/>
-          <w:sz w:val="24"/>
-        </w:rPr>
-      </w:pPr>
-      <w:r>
-        <w:rPr>
-          <w:rFonts w:ascii="ＭＳ Ｐ明朝" w:eastAsia="ＭＳ Ｐ明朝" w:hAnsi="ＭＳ Ｐ明朝" w:hint="eastAsia"/>
-          <w:sz w:val="24"/>
-        </w:rPr>
-        <w:t xml:space="preserve">　これによりテストデータを</w:t>
-      </w:r>
-      <w:r>
-        <w:rPr>
-          <w:rFonts w:ascii="ＭＳ Ｐ明朝" w:eastAsia="ＭＳ Ｐ明朝" w:hAnsi="ＭＳ Ｐ明朝"/>
-          <w:sz w:val="24"/>
-        </w:rPr>
-        <w:t>SVM</w:t>
-      </w:r>
-      <w:r>
-        <w:rPr>
-          <w:rFonts w:ascii="ＭＳ Ｐ明朝" w:eastAsia="ＭＳ Ｐ明朝" w:hAnsi="ＭＳ Ｐ明朝" w:hint="eastAsia"/>
-          <w:sz w:val="24"/>
-        </w:rPr>
-        <w:t>が識別できるようになったので、後は</w:t>
-      </w:r>
-      <w:r>
-        <w:rPr>
-          <w:rFonts w:ascii="ＭＳ Ｐ明朝" w:eastAsia="ＭＳ Ｐ明朝" w:hAnsi="ＭＳ Ｐ明朝"/>
-          <w:sz w:val="24"/>
-        </w:rPr>
-        <w:t>SVM</w:t>
-      </w:r>
-      <w:r>
-        <w:rPr>
-          <w:rFonts w:ascii="ＭＳ Ｐ明朝" w:eastAsia="ＭＳ Ｐ明朝" w:hAnsi="ＭＳ Ｐ明朝" w:hint="eastAsia"/>
-          <w:sz w:val="24"/>
-        </w:rPr>
-        <w:t>による予測を行い</w:t>
-      </w:r>
-      <w:r>
-        <w:rPr>
-          <w:rFonts w:ascii="ＭＳ Ｐ明朝" w:eastAsia="ＭＳ Ｐ明朝" w:hAnsi="ＭＳ Ｐ明朝" w:hint="eastAsia"/>
-          <w:sz w:val="24"/>
-        </w:rPr>
-        <w:t>、その識別結果を出力した。出力には</w:t>
-      </w:r>
-      <w:r>
-        <w:rPr>
-          <w:rFonts w:ascii="ＭＳ Ｐ明朝" w:eastAsia="ＭＳ Ｐ明朝" w:hAnsi="ＭＳ Ｐ明朝"/>
-          <w:sz w:val="24"/>
-        </w:rPr>
-        <w:t>labelToName</w:t>
-      </w:r>
-      <w:r>
-        <w:rPr>
-          <w:rFonts w:ascii="ＭＳ Ｐ明朝" w:eastAsia="ＭＳ Ｐ明朝" w:hAnsi="ＭＳ Ｐ明朝" w:hint="eastAsia"/>
-          <w:sz w:val="24"/>
-        </w:rPr>
-        <w:t>関数を利用し、これによりラベルとボールの種類を対応させることにした。</w:t>
-      </w:r>
-      <w:r>
-        <w:rPr>
-          <w:rFonts w:ascii="ＭＳ Ｐ明朝" w:eastAsia="ＭＳ Ｐ明朝" w:hAnsi="ＭＳ Ｐ明朝" w:hint="eastAsia"/>
-          <w:sz w:val="24"/>
-        </w:rPr>
-        <w:t>以上より全工程が終了となる。</w:t>
-      </w:r>
-    </w:p>
-    <w:p>
-      <w:pPr>
-        <w:rPr>
-          <w:rFonts w:ascii="ＭＳ Ｐ明朝" w:eastAsia="ＭＳ Ｐ明朝" w:hAnsi="ＭＳ Ｐ明朝"/>
-          <w:sz w:val="24"/>
-        </w:rPr>
-      </w:pPr>
-    </w:p>
-    <w:p>
-      <w:pPr>
-        <w:rPr>
-          <w:rFonts w:ascii="ＭＳ Ｐ明朝" w:eastAsia="ＭＳ Ｐ明朝" w:hAnsi="ＭＳ Ｐ明朝"/>
-          <w:sz w:val="24"/>
-        </w:rPr>
-      </w:pPr>
-      <w:r>
-        <w:rPr>
-          <w:rFonts w:ascii="ＭＳ Ｐ明朝" w:eastAsia="ＭＳ Ｐ明朝" w:hAnsi="ＭＳ Ｐ明朝" w:hint="eastAsia"/>
-          <w:sz w:val="24"/>
-        </w:rPr>
-        <w:t>・実行結果</w:t>
-      </w:r>
-    </w:p>
-    <w:p>
-      <w:pPr>
-        <w:rPr>
-          <w:rFonts w:ascii="ＭＳ Ｐ明朝" w:eastAsia="ＭＳ Ｐ明朝" w:hAnsi="ＭＳ Ｐ明朝"/>
-          <w:sz w:val="24"/>
-        </w:rPr>
-      </w:pPr>
-      <w:r>
-        <w:rPr>
-          <w:rFonts w:ascii="ＭＳ Ｐ明朝" w:eastAsia="ＭＳ Ｐ明朝" w:hAnsi="ＭＳ Ｐ明朝" w:hint="eastAsia"/>
-          <w:sz w:val="24"/>
-        </w:rPr>
-        <w:lastRenderedPageBreak/>
-        <w:t xml:space="preserve">　</w:t>
-      </w:r>
-    </w:p>
-    <w:p>
-      <w:pPr>
-        <w:rPr>
-          <w:rFonts w:ascii="ＭＳ Ｐ明朝" w:eastAsia="ＭＳ Ｐ明朝" w:hAnsi="ＭＳ Ｐ明朝"/>
-          <w:sz w:val="24"/>
-        </w:rPr>
-      </w:pPr>
-    </w:p>
-    <w:p>
-      <w:pPr>
-        <w:rPr>
-          <w:rFonts w:ascii="ＭＳ Ｐ明朝" w:eastAsia="ＭＳ Ｐ明朝" w:hAnsi="ＭＳ Ｐ明朝"/>
-          <w:sz w:val="24"/>
-        </w:rPr>
-      </w:pPr>
-      <w:r>
-        <w:rPr>
-          <w:rFonts w:ascii="ＭＳ Ｐ明朝" w:eastAsia="ＭＳ Ｐ明朝" w:hAnsi="ＭＳ Ｐ明朝" w:hint="eastAsia"/>
-          <w:sz w:val="24"/>
-        </w:rPr>
-        <w:t>・考察</w:t>
-      </w:r>
-    </w:p>
-    <w:p>
-      <w:pPr>
-        <w:rPr>
-          <w:rFonts w:ascii="ＭＳ Ｐ明朝" w:eastAsia="ＭＳ Ｐ明朝" w:hAnsi="ＭＳ Ｐ明朝" w:hint="eastAsia"/>
-          <w:sz w:val="24"/>
-        </w:rPr>
-      </w:pPr>
-      <w:r>
-        <w:rPr>
-          <w:rFonts w:ascii="ＭＳ Ｐ明朝" w:eastAsia="ＭＳ Ｐ明朝" w:hAnsi="ＭＳ Ｐ明朝" w:hint="eastAsia"/>
-          <w:sz w:val="24"/>
-        </w:rPr>
-        <w:t xml:space="preserve">　</w:t>
-      </w:r>
-      <w:r>
-        <w:rPr>
-          <w:rFonts w:ascii="ＭＳ Ｐ明朝" w:eastAsia="ＭＳ Ｐ明朝" w:hAnsi="ＭＳ Ｐ明朝" w:hint="eastAsia"/>
-          <w:sz w:val="24"/>
-        </w:rPr>
-        <w:t>実行より</w:t>
-      </w:r>
-      <w:r>
-        <w:rPr>
-          <w:rFonts w:ascii="ＭＳ Ｐ明朝" w:eastAsia="ＭＳ Ｐ明朝" w:hAnsi="ＭＳ Ｐ明朝"/>
-          <w:sz w:val="24"/>
-        </w:rPr>
-        <w:t>3</w:t>
-      </w:r>
-      <w:r>
-        <w:rPr>
-          <w:rFonts w:ascii="ＭＳ Ｐ明朝" w:eastAsia="ＭＳ Ｐ明朝" w:hAnsi="ＭＳ Ｐ明朝" w:hint="eastAsia"/>
-          <w:sz w:val="24"/>
-        </w:rPr>
-        <w:t>枚の未知画像がそれぞれバスケットボール、サッカーボール、野球ボールであったと正しく判定できたが、これにはいくつかの理由が関与していると考えられる。</w:t>
-      </w:r>
-      <w:r>
-        <w:rPr>
-          <w:rFonts w:ascii="ＭＳ Ｐ明朝" w:eastAsia="ＭＳ Ｐ明朝" w:hAnsi="ＭＳ Ｐ明朝"/>
-          <w:sz w:val="24"/>
-        </w:rPr>
-        <w:t>1</w:t>
-      </w:r>
-      <w:r>
-        <w:rPr>
-          <w:rFonts w:ascii="ＭＳ Ｐ明朝" w:eastAsia="ＭＳ Ｐ明朝" w:hAnsi="ＭＳ Ｐ明朝" w:hint="eastAsia"/>
-          <w:sz w:val="24"/>
-        </w:rPr>
-        <w:t>つ目は</w:t>
-      </w:r>
-      <w:r>
-        <w:rPr>
-          <w:rFonts w:ascii="ＭＳ Ｐ明朝" w:eastAsia="ＭＳ Ｐ明朝" w:hAnsi="ＭＳ Ｐ明朝" w:hint="eastAsia"/>
-          <w:sz w:val="24"/>
-        </w:rPr>
-        <w:t>パラメータ値の選択および</w:t>
-      </w:r>
-      <w:r>
-        <w:rPr>
-          <w:rFonts w:ascii="ＭＳ Ｐ明朝" w:eastAsia="ＭＳ Ｐ明朝" w:hAnsi="ＭＳ Ｐ明朝"/>
-          <w:sz w:val="24"/>
-        </w:rPr>
-        <w:t>LOOCV</w:t>
-      </w:r>
-      <w:r>
-        <w:rPr>
-          <w:rFonts w:ascii="ＭＳ Ｐ明朝" w:eastAsia="ＭＳ Ｐ明朝" w:hAnsi="ＭＳ Ｐ明朝" w:hint="eastAsia"/>
-          <w:sz w:val="24"/>
-        </w:rPr>
-        <w:t>である。</w:t>
-      </w:r>
-      <w:r>
-        <w:rPr>
-          <w:rFonts w:ascii="ＭＳ Ｐ明朝" w:eastAsia="ＭＳ Ｐ明朝" w:hAnsi="ＭＳ Ｐ明朝" w:hint="eastAsia"/>
-          <w:sz w:val="24"/>
-        </w:rPr>
-        <w:t>この課題では少ないデータをいかにして運用するかが問われていたと感じた</w:t>
-      </w:r>
-      <w:r>
-        <w:rPr>
-          <w:rFonts w:ascii="ＭＳ Ｐ明朝" w:eastAsia="ＭＳ Ｐ明朝" w:hAnsi="ＭＳ Ｐ明朝" w:hint="eastAsia"/>
-          <w:sz w:val="24"/>
-        </w:rPr>
-        <w:t>ので</w:t>
-      </w:r>
-      <w:r>
-        <w:rPr>
-          <w:rFonts w:ascii="ＭＳ Ｐ明朝" w:eastAsia="ＭＳ Ｐ明朝" w:hAnsi="ＭＳ Ｐ明朝"/>
-          <w:sz w:val="24"/>
-        </w:rPr>
-        <w:t>LOOCV</w:t>
-      </w:r>
-      <w:r>
-        <w:rPr>
-          <w:rFonts w:ascii="ＭＳ Ｐ明朝" w:eastAsia="ＭＳ Ｐ明朝" w:hAnsi="ＭＳ Ｐ明朝" w:hint="eastAsia"/>
-          <w:sz w:val="24"/>
-        </w:rPr>
-        <w:t>を利用したが、これとパラメータチューニングを行うことで</w:t>
-      </w:r>
-      <w:r>
-        <w:rPr>
-          <w:rFonts w:ascii="ＭＳ Ｐ明朝" w:eastAsia="ＭＳ Ｐ明朝" w:hAnsi="ＭＳ Ｐ明朝" w:hint="eastAsia"/>
-          <w:sz w:val="24"/>
-        </w:rPr>
-        <w:t>識別の幅を広げることができ</w:t>
-      </w:r>
-      <w:r>
-        <w:rPr>
-          <w:rFonts w:ascii="ＭＳ Ｐ明朝" w:eastAsia="ＭＳ Ｐ明朝" w:hAnsi="ＭＳ Ｐ明朝" w:hint="eastAsia"/>
-          <w:sz w:val="24"/>
-        </w:rPr>
-        <w:t>たと考えられる。</w:t>
-      </w:r>
-      <w:r>
-        <w:rPr>
-          <w:rFonts w:ascii="ＭＳ Ｐ明朝" w:eastAsia="ＭＳ Ｐ明朝" w:hAnsi="ＭＳ Ｐ明朝"/>
-          <w:sz w:val="24"/>
-        </w:rPr>
-        <w:t>2</w:t>
-      </w:r>
-      <w:r>
-        <w:rPr>
-          <w:rFonts w:ascii="ＭＳ Ｐ明朝" w:eastAsia="ＭＳ Ｐ明朝" w:hAnsi="ＭＳ Ｐ明朝" w:hint="eastAsia"/>
-          <w:sz w:val="24"/>
-        </w:rPr>
-        <w:t>つ目は学習およびテストデータの画像が</w:t>
-      </w:r>
-      <w:r>
-        <w:rPr>
-          <w:rFonts w:ascii="ＭＳ Ｐ明朝" w:eastAsia="ＭＳ Ｐ明朝" w:hAnsi="ＭＳ Ｐ明朝"/>
-          <w:sz w:val="24"/>
-        </w:rPr>
-        <w:t>3</w:t>
-      </w:r>
-      <w:r>
-        <w:rPr>
-          <w:rFonts w:ascii="ＭＳ Ｐ明朝" w:eastAsia="ＭＳ Ｐ明朝" w:hAnsi="ＭＳ Ｐ明朝" w:hint="eastAsia"/>
-          <w:sz w:val="24"/>
-        </w:rPr>
-        <w:t>種類ともはっきりと区別することができたということである。バスケットボールがオレンジ色なのに対してサッカーボールと野球ボールはメインが白色であるためこの点で区別ができ、サッカーボールは白と黒で構成されるので野球ボールと比べて明度が低い</w:t>
-      </w:r>
-      <w:r>
-        <w:rPr>
-          <w:rFonts w:ascii="ＭＳ Ｐ明朝" w:eastAsia="ＭＳ Ｐ明朝" w:hAnsi="ＭＳ Ｐ明朝" w:hint="eastAsia"/>
-          <w:sz w:val="24"/>
-        </w:rPr>
-        <w:t>範囲にも分布することになる。このようにして</w:t>
-      </w:r>
-      <w:r>
-        <w:rPr>
-          <w:rFonts w:ascii="ＭＳ Ｐ明朝" w:eastAsia="ＭＳ Ｐ明朝" w:hAnsi="ＭＳ Ｐ明朝"/>
-          <w:sz w:val="24"/>
-        </w:rPr>
-        <w:t>3</w:t>
-      </w:r>
-      <w:r>
-        <w:rPr>
-          <w:rFonts w:ascii="ＭＳ Ｐ明朝" w:eastAsia="ＭＳ Ｐ明朝" w:hAnsi="ＭＳ Ｐ明朝" w:hint="eastAsia"/>
-          <w:sz w:val="24"/>
-        </w:rPr>
-        <w:t>種類の特徴が明確に分かれていることが理由として考えられる。</w:t>
-      </w:r>
-      <w:r>
-        <w:rPr>
-          <w:rFonts w:ascii="ＭＳ Ｐ明朝" w:eastAsia="ＭＳ Ｐ明朝" w:hAnsi="ＭＳ Ｐ明朝" w:hint="eastAsia"/>
-          <w:sz w:val="24"/>
-        </w:rPr>
-        <w:t>ただ逆を言えば、学習データの画像が、背景が大部分を占めているや、赤とピンク、青と青紫など似ているなど酷似している場合では、この</w:t>
-      </w:r>
-      <w:r>
-        <w:rPr>
-          <w:rFonts w:ascii="ＭＳ Ｐ明朝" w:eastAsia="ＭＳ Ｐ明朝" w:hAnsi="ＭＳ Ｐ明朝"/>
-          <w:sz w:val="24"/>
-        </w:rPr>
-        <w:t>HSV</w:t>
-      </w:r>
-      <w:r>
-        <w:rPr>
-          <w:rFonts w:ascii="ＭＳ Ｐ明朝" w:eastAsia="ＭＳ Ｐ明朝" w:hAnsi="ＭＳ Ｐ明朝" w:hint="eastAsia"/>
-          <w:sz w:val="24"/>
-        </w:rPr>
         <w:t>ヒストグラムによる識別は高い精度を出せないと推測できる。</w:t>
       </w:r>
     </w:p>
     <w:p>
       <w:pPr>
         <w:rPr>
-          <w:rFonts w:ascii="ＭＳ Ｐ明朝" w:eastAsia="ＭＳ Ｐ明朝" w:hAnsi="ＭＳ Ｐ明朝" w:hint="eastAsia"/>
+          <w:rFonts w:ascii="ＭＳ Ｐ明朝" w:eastAsia="ＭＳ Ｐ明朝" w:hAnsi="ＭＳ Ｐ明朝"/>
           <w:sz w:val="24"/>
         </w:rPr>
       </w:pPr>
     </w:p>
     <w:sectPr>
-      <w:footerReference w:type="even" r:id="rId13"/>
-      <w:footerReference w:type="default" r:id="rId14"/>
+      <w:footerReference w:type="even" r:id="rId16"/>
+      <w:footerReference w:type="default" r:id="rId17"/>
       <w:pgSz w:w="11906" w:h="16838"/>
       <w:pgMar w:top="1985" w:right="1701" w:bottom="1701" w:left="1701" w:header="851" w:footer="992" w:gutter="0"/>
       <w:cols w:space="425"/>

--- a/latex/lec5/report_2412747_5.docx
+++ b/latex/lec5/report_2412747_5.docx
@@ -2981,6 +2981,7 @@
       <w:r>
         <w:rPr>
           <w:rFonts w:ascii="ＭＳ Ｐ明朝" w:eastAsia="ＭＳ Ｐ明朝" w:hAnsi="ＭＳ Ｐ明朝"/>
+          <w:noProof/>
           <w:sz w:val="24"/>
         </w:rPr>
         <w:drawing>
@@ -4703,13 +4704,14 @@
       <w:pPr>
         <w:jc w:val="center"/>
         <w:rPr>
-          <w:rFonts w:ascii="ＭＳ Ｐ明朝" w:eastAsia="ＭＳ Ｐ明朝" w:hAnsi="ＭＳ Ｐ明朝" w:hint="eastAsia"/>
-          <w:sz w:val="24"/>
-        </w:rPr>
-      </w:pPr>
-      <w:r>
-        <w:rPr>
-          <w:rFonts w:ascii="ＭＳ Ｐ明朝" w:eastAsia="ＭＳ Ｐ明朝" w:hAnsi="ＭＳ Ｐ明朝"/>
+          <w:rFonts w:ascii="ＭＳ Ｐ明朝" w:eastAsia="ＭＳ Ｐ明朝" w:hAnsi="ＭＳ Ｐ明朝"/>
+          <w:sz w:val="24"/>
+        </w:rPr>
+      </w:pPr>
+      <w:r>
+        <w:rPr>
+          <w:rFonts w:ascii="ＭＳ Ｐ明朝" w:eastAsia="ＭＳ Ｐ明朝" w:hAnsi="ＭＳ Ｐ明朝"/>
+          <w:noProof/>
           <w:sz w:val="24"/>
         </w:rPr>
         <w:drawing>
@@ -6842,6 +6844,7 @@
       <w:r>
         <w:rPr>
           <w:rFonts w:ascii="ＭＳ Ｐ明朝" w:eastAsia="ＭＳ Ｐ明朝" w:hAnsi="ＭＳ Ｐ明朝"/>
+          <w:noProof/>
           <w:sz w:val="24"/>
         </w:rPr>
         <w:drawing>
@@ -8777,6 +8780,79 @@
     </w:p>
     <w:p>
       <w:pPr>
+        <w:jc w:val="center"/>
+        <w:rPr>
+          <w:rFonts w:ascii="ＭＳ Ｐ明朝" w:eastAsia="ＭＳ Ｐ明朝" w:hAnsi="ＭＳ Ｐ明朝"/>
+          <w:sz w:val="24"/>
+        </w:rPr>
+      </w:pPr>
+      <w:r>
+        <w:rPr>
+          <w:rFonts w:ascii="ＭＳ Ｐ明朝" w:eastAsia="ＭＳ Ｐ明朝" w:hAnsi="ＭＳ Ｐ明朝"/>
+          <w:sz w:val="24"/>
+        </w:rPr>
+        <w:drawing>
+          <wp:inline distT="0" distB="0" distL="0" distR="0" wp14:anchorId="167B9864" wp14:editId="1E920328">
+            <wp:extent cx="4038600" cy="2425700"/>
+            <wp:effectExtent l="0" t="0" r="0" b="0"/>
+            <wp:docPr id="804779424" name="図 1"/>
+            <wp:cNvGraphicFramePr>
+              <a:graphicFrameLocks xmlns:a="http://schemas.openxmlformats.org/drawingml/2006/main" noChangeAspect="1"/>
+            </wp:cNvGraphicFramePr>
+            <a:graphic xmlns:a="http://schemas.openxmlformats.org/drawingml/2006/main">
+              <a:graphicData uri="http://schemas.openxmlformats.org/drawingml/2006/picture">
+                <pic:pic xmlns:pic="http://schemas.openxmlformats.org/drawingml/2006/picture">
+                  <pic:nvPicPr>
+                    <pic:cNvPr id="804779424" name=""/>
+                    <pic:cNvPicPr/>
+                  </pic:nvPicPr>
+                  <pic:blipFill>
+                    <a:blip r:embed="rId16"/>
+                    <a:stretch>
+                      <a:fillRect/>
+                    </a:stretch>
+                  </pic:blipFill>
+                  <pic:spPr>
+                    <a:xfrm>
+                      <a:off x="0" y="0"/>
+                      <a:ext cx="4038600" cy="2425700"/>
+                    </a:xfrm>
+                    <a:prstGeom prst="rect">
+                      <a:avLst/>
+                    </a:prstGeom>
+                  </pic:spPr>
+                </pic:pic>
+              </a:graphicData>
+            </a:graphic>
+          </wp:inline>
+        </w:drawing>
+      </w:r>
+    </w:p>
+    <w:p>
+      <w:pPr>
+        <w:rPr>
+          <w:rFonts w:ascii="ＭＳ Ｐ明朝" w:eastAsia="ＭＳ Ｐ明朝" w:hAnsi="ＭＳ Ｐ明朝"/>
+          <w:sz w:val="24"/>
+        </w:rPr>
+      </w:pPr>
+    </w:p>
+    <w:p>
+      <w:pPr>
+        <w:rPr>
+          <w:rFonts w:ascii="ＭＳ Ｐ明朝" w:eastAsia="ＭＳ Ｐ明朝" w:hAnsi="ＭＳ Ｐ明朝"/>
+          <w:sz w:val="24"/>
+        </w:rPr>
+      </w:pPr>
+      <w:r>
+        <w:rPr>
+          <w:rFonts w:ascii="ＭＳ Ｐ明朝" w:eastAsia="ＭＳ Ｐ明朝" w:hAnsi="ＭＳ Ｐ明朝" w:hint="eastAsia"/>
+          <w:sz w:val="24"/>
+        </w:rPr>
+        <w:t>・考察</w:t>
+      </w:r>
+    </w:p>
+    <w:p>
+      <w:pPr>
         <w:rPr>
           <w:rFonts w:ascii="ＭＳ Ｐ明朝" w:eastAsia="ＭＳ Ｐ明朝" w:hAnsi="ＭＳ Ｐ明朝"/>
           <w:sz w:val="24"/>
@@ -8789,44 +8865,6 @@
         </w:rPr>
         <w:t xml:space="preserve">　</w:t>
       </w:r>
-    </w:p>
-    <w:p>
-      <w:pPr>
-        <w:rPr>
-          <w:rFonts w:ascii="ＭＳ Ｐ明朝" w:eastAsia="ＭＳ Ｐ明朝" w:hAnsi="ＭＳ Ｐ明朝"/>
-          <w:sz w:val="24"/>
-        </w:rPr>
-      </w:pPr>
-    </w:p>
-    <w:p>
-      <w:pPr>
-        <w:rPr>
-          <w:rFonts w:ascii="ＭＳ Ｐ明朝" w:eastAsia="ＭＳ Ｐ明朝" w:hAnsi="ＭＳ Ｐ明朝"/>
-          <w:sz w:val="24"/>
-        </w:rPr>
-      </w:pPr>
-      <w:r>
-        <w:rPr>
-          <w:rFonts w:ascii="ＭＳ Ｐ明朝" w:eastAsia="ＭＳ Ｐ明朝" w:hAnsi="ＭＳ Ｐ明朝" w:hint="eastAsia"/>
-          <w:sz w:val="24"/>
-        </w:rPr>
-        <w:t>・考察</w:t>
-      </w:r>
-    </w:p>
-    <w:p>
-      <w:pPr>
-        <w:rPr>
-          <w:rFonts w:ascii="ＭＳ Ｐ明朝" w:eastAsia="ＭＳ Ｐ明朝" w:hAnsi="ＭＳ Ｐ明朝"/>
-          <w:sz w:val="24"/>
-        </w:rPr>
-      </w:pPr>
-      <w:r>
-        <w:rPr>
-          <w:rFonts w:ascii="ＭＳ Ｐ明朝" w:eastAsia="ＭＳ Ｐ明朝" w:hAnsi="ＭＳ Ｐ明朝" w:hint="eastAsia"/>
-          <w:sz w:val="24"/>
-        </w:rPr>
-        <w:t xml:space="preserve">　</w:t>
-      </w:r>
       <w:r>
         <w:rPr>
           <w:rFonts w:ascii="ＭＳ Ｐ明朝" w:eastAsia="ＭＳ Ｐ明朝" w:hAnsi="ＭＳ Ｐ明朝" w:hint="eastAsia"/>
@@ -8951,7 +8989,15 @@
           <w:rFonts w:ascii="ＭＳ Ｐ明朝" w:eastAsia="ＭＳ Ｐ明朝" w:hAnsi="ＭＳ Ｐ明朝" w:hint="eastAsia"/>
           <w:sz w:val="24"/>
         </w:rPr>
-        <w:t>種類ともはっきりと区別することができたということである。バスケットボールがオレンジ色なのに対してサッカーボールと野球ボールはメインが白色であるためこの点で区別ができ、サッカーボールは白と黒で構成されるので野球ボールと比べて明度が低い</w:t>
+        <w:t>種類ともはっきりと区別することができたという</w:t>
+      </w:r>
+      <w:r>
+        <w:rPr>
+          <w:rFonts w:ascii="ＭＳ Ｐ明朝" w:eastAsia="ＭＳ Ｐ明朝" w:hAnsi="ＭＳ Ｐ明朝" w:hint="eastAsia"/>
+          <w:sz w:val="24"/>
+        </w:rPr>
+        <w:lastRenderedPageBreak/>
+        <w:t>ことである。バスケットボールがオレンジ色なのに対してサッカーボールと野球ボールはメインが白色であるためこの点で区別ができ、サッカーボールは白と黒で構成されるので野球ボールと比べて明度が低い</w:t>
       </w:r>
       <w:r>
         <w:rPr>
@@ -9005,8 +9051,8 @@
       </w:pPr>
     </w:p>
     <w:sectPr>
-      <w:footerReference w:type="even" r:id="rId16"/>
-      <w:footerReference w:type="default" r:id="rId17"/>
+      <w:footerReference w:type="even" r:id="rId17"/>
+      <w:footerReference w:type="default" r:id="rId18"/>
       <w:pgSz w:w="11906" w:h="16838"/>
       <w:pgMar w:top="1985" w:right="1701" w:bottom="1701" w:left="1701" w:header="851" w:footer="992" w:gutter="0"/>
       <w:cols w:space="425"/>
